--- a/Membuat Website dengan Bantuan AI.docx
+++ b/Membuat Website dengan Bantuan AI.docx
@@ -2,6 +2,83 @@
 <file path=word/document.xml><?xml version="1.0" encoding="utf-8"?>
 <w:document xmlns:wpc="http://schemas.microsoft.com/office/word/2010/wordprocessingCanvas" xmlns:cx="http://schemas.microsoft.com/office/drawing/2014/chartex" xmlns:cx1="http://schemas.microsoft.com/office/drawing/2015/9/8/chartex" xmlns:cx2="http://schemas.microsoft.com/office/drawing/2015/10/21/chartex" xmlns:cx3="http://schemas.microsoft.com/office/drawing/2016/5/9/chartex" xmlns:cx4="http://schemas.microsoft.com/office/drawing/2016/5/10/chartex" xmlns:cx5="http://schemas.microsoft.com/office/drawing/2016/5/11/chartex" xmlns:cx6="http://schemas.microsoft.com/office/drawing/2016/5/12/chartex" xmlns:cx7="http://schemas.microsoft.com/office/drawing/2016/5/13/chartex" xmlns:cx8="http://schemas.microsoft.com/office/drawing/2016/5/14/chartex" xmlns:mc="http://schemas.openxmlformats.org/markup-compatibility/2006" xmlns:aink="http://schemas.microsoft.com/office/drawing/2016/ink" xmlns:am3d="http://schemas.microsoft.com/office/drawing/2017/model3d" xmlns:o="urn:schemas-microsoft-com:office:office" xmlns:oel="http://schemas.microsoft.com/office/2019/extlst" xmlns:r="http://schemas.openxmlformats.org/officeDocument/2006/relationships" xmlns:m="http://schemas.openxmlformats.org/officeDocument/2006/math" xmlns:v="urn:schemas-microsoft-com:vml" xmlns:wp14="http://schemas.microsoft.com/office/word/2010/wordprocessingDrawing" xmlns:wp="http://schemas.openxmlformats.org/drawingml/2006/wordprocessingDrawing" xmlns:w10="urn:schemas-microsoft-com:office:word" xmlns:w="http://schemas.openxmlformats.org/wordprocessingml/2006/main" xmlns:w14="http://schemas.microsoft.com/office/word/2010/wordml" xmlns:w15="http://schemas.microsoft.com/office/word/2012/wordml" xmlns:w16cex="http://schemas.microsoft.com/office/word/2018/wordml/cex" xmlns:w16cid="http://schemas.microsoft.com/office/word/2016/wordml/cid" xmlns:w16="http://schemas.microsoft.com/office/word/2018/wordml" xmlns:w16du="http://schemas.microsoft.com/office/word/2023/wordml/word16du" xmlns:w16sdtdh="http://schemas.microsoft.com/office/word/2020/wordml/sdtdatahash" xmlns:w16sdtfl="http://schemas.microsoft.com/office/word/2024/wordml/sdtformatlock" xmlns:w16se="http://schemas.microsoft.com/office/word/2015/wordml/symex" xmlns:wpg="http://schemas.microsoft.com/office/word/2010/wordprocessingGroup" xmlns:wpi="http://schemas.microsoft.com/office/word/2010/wordprocessingInk" xmlns:wne="http://schemas.microsoft.com/office/word/2006/wordml" xmlns:wps="http://schemas.microsoft.com/office/word/2010/wordprocessingShape" mc:Ignorable="w14 w15 w16se w16cid w16 w16cex w16sdtdh w16sdtfl w16du wp14">
   <w:body>
+    <w:p>
+      <w:pPr>
+        <w:rPr>
+          <w:b/>
+          <w:bCs/>
+        </w:rPr>
+      </w:pPr>
+      <w:r>
+        <w:rPr>
+          <w:b/>
+          <w:bCs/>
+          <w:noProof/>
+        </w:rPr>
+        <w:drawing>
+          <wp:anchor distT="0" distB="0" distL="114300" distR="114300" simplePos="0" relativeHeight="251658240" behindDoc="0" locked="0" layoutInCell="1" allowOverlap="1" wp14:anchorId="39762ADA" wp14:editId="4139B27F">
+            <wp:simplePos x="0" y="0"/>
+            <wp:positionH relativeFrom="page">
+              <wp:posOffset>-713172</wp:posOffset>
+            </wp:positionH>
+            <wp:positionV relativeFrom="paragraph">
+              <wp:posOffset>-914400</wp:posOffset>
+            </wp:positionV>
+            <wp:extent cx="8569842" cy="10708030"/>
+            <wp:effectExtent l="0" t="0" r="3175" b="0"/>
+            <wp:wrapNone/>
+            <wp:docPr id="1106001112" name="Picture 1"/>
+            <wp:cNvGraphicFramePr>
+              <a:graphicFrameLocks xmlns:a="http://schemas.openxmlformats.org/drawingml/2006/main" noChangeAspect="1"/>
+            </wp:cNvGraphicFramePr>
+            <a:graphic xmlns:a="http://schemas.openxmlformats.org/drawingml/2006/main">
+              <a:graphicData uri="http://schemas.openxmlformats.org/drawingml/2006/picture">
+                <pic:pic xmlns:pic="http://schemas.openxmlformats.org/drawingml/2006/picture">
+                  <pic:nvPicPr>
+                    <pic:cNvPr id="1106001112" name="Picture 1106001112"/>
+                    <pic:cNvPicPr/>
+                  </pic:nvPicPr>
+                  <pic:blipFill>
+                    <a:blip r:embed="rId8">
+                      <a:extLst>
+                        <a:ext uri="{28A0092B-C50C-407E-A947-70E740481C1C}">
+                          <a14:useLocalDpi xmlns:a14="http://schemas.microsoft.com/office/drawing/2010/main" val="0"/>
+                        </a:ext>
+                      </a:extLst>
+                    </a:blip>
+                    <a:stretch>
+                      <a:fillRect/>
+                    </a:stretch>
+                  </pic:blipFill>
+                  <pic:spPr>
+                    <a:xfrm>
+                      <a:off x="0" y="0"/>
+                      <a:ext cx="8569842" cy="10708030"/>
+                    </a:xfrm>
+                    <a:prstGeom prst="rect">
+                      <a:avLst/>
+                    </a:prstGeom>
+                  </pic:spPr>
+                </pic:pic>
+              </a:graphicData>
+            </a:graphic>
+            <wp14:sizeRelH relativeFrom="page">
+              <wp14:pctWidth>0</wp14:pctWidth>
+            </wp14:sizeRelH>
+            <wp14:sizeRelV relativeFrom="page">
+              <wp14:pctHeight>0</wp14:pctHeight>
+            </wp14:sizeRelV>
+          </wp:anchor>
+        </w:drawing>
+      </w:r>
+      <w:r>
+        <w:rPr>
+          <w:b/>
+          <w:bCs/>
+        </w:rPr>
+        <w:br w:type="page"/>
+      </w:r>
+    </w:p>
     <w:p>
       <w:pPr>
         <w:jc w:val="center"/>
@@ -15,7 +92,8 @@
           <w:b/>
           <w:bCs/>
         </w:rPr>
-        <w:t>MEMBUAT WEBSITE DENGAN BANTUAN AI</w:t>
+        <w:lastRenderedPageBreak/>
+        <w:t>PERSIAPAN</w:t>
       </w:r>
     </w:p>
     <w:p>
@@ -23,39 +101,85 @@
         <w:jc w:val="both"/>
       </w:pPr>
       <w:r>
-        <w:t>Zaman sekarang itu membuat website sangat mudah karena ada AI yang membantu. Oleh karena itu, ini adalah kesem</w:t>
-      </w:r>
-      <w:r>
-        <w:t>patan yang baik untuk memulainya.</w:t>
-      </w:r>
-    </w:p>
-    <w:p>
-      <w:pPr>
+        <w:t>Ini yang harus didownload:</w:t>
+      </w:r>
+    </w:p>
+    <w:p>
+      <w:pPr>
+        <w:pStyle w:val="ListParagraph"/>
+        <w:numPr>
+          <w:ilvl w:val="0"/>
+          <w:numId w:val="3"/>
+        </w:numPr>
         <w:jc w:val="both"/>
       </w:pPr>
       <w:r>
-        <w:t>Pertama, yang harus disiapkan adalah</w:t>
-      </w:r>
-      <w:r>
-        <w:t xml:space="preserve"> </w:t>
-      </w:r>
+        <w:t>Node JS</w:t>
+      </w:r>
+    </w:p>
+    <w:p>
+      <w:pPr>
+        <w:pStyle w:val="ListParagraph"/>
+        <w:numPr>
+          <w:ilvl w:val="0"/>
+          <w:numId w:val="3"/>
+        </w:numPr>
+        <w:jc w:val="both"/>
+      </w:pPr>
+      <w:r>
+        <w:t>PHP</w:t>
+      </w:r>
+    </w:p>
+    <w:p>
+      <w:pPr>
+        <w:pStyle w:val="ListParagraph"/>
+        <w:numPr>
+          <w:ilvl w:val="0"/>
+          <w:numId w:val="3"/>
+        </w:numPr>
+        <w:jc w:val="both"/>
+      </w:pPr>
       <w:r>
         <w:t>VS Code</w:t>
       </w:r>
-      <w:r>
-        <w:t xml:space="preserve"> dan Node JS</w:t>
-      </w:r>
-      <w:r>
-        <w:t xml:space="preserve">. </w:t>
-      </w:r>
-      <w:r>
-        <w:t>Untuk mendownloadnya, silahkan cari di Google</w:t>
-      </w:r>
-      <w:r>
-        <w:t>.</w:t>
-      </w:r>
-      <w:r>
-        <w:t xml:space="preserve"> Dua aplikasi itu harus </w:t>
+    </w:p>
+    <w:p>
+      <w:pPr>
+        <w:pStyle w:val="ListParagraph"/>
+        <w:numPr>
+          <w:ilvl w:val="0"/>
+          <w:numId w:val="3"/>
+        </w:numPr>
+        <w:jc w:val="both"/>
+      </w:pPr>
+      <w:r>
+        <w:t>pnpm</w:t>
+      </w:r>
+    </w:p>
+    <w:p>
+      <w:pPr>
+        <w:pStyle w:val="ListParagraph"/>
+        <w:numPr>
+          <w:ilvl w:val="0"/>
+          <w:numId w:val="3"/>
+        </w:numPr>
+        <w:jc w:val="both"/>
+      </w:pPr>
+      <w:r>
+        <w:t>Composer</w:t>
+      </w:r>
+    </w:p>
+    <w:p>
+      <w:pPr>
+        <w:pStyle w:val="ListParagraph"/>
+        <w:numPr>
+          <w:ilvl w:val="0"/>
+          <w:numId w:val="3"/>
+        </w:numPr>
+        <w:jc w:val="both"/>
+      </w:pPr>
+      <w:r>
+        <w:t>Gemini CLI</w:t>
       </w:r>
     </w:p>
     <w:p>
@@ -71,7 +195,7 @@
           <w:b/>
           <w:bCs/>
         </w:rPr>
-        <w:t>BERKENALAN DENGAN GEMINI</w:t>
+        <w:t>SKILL</w:t>
       </w:r>
     </w:p>
     <w:p>
@@ -79,15 +203,506 @@
         <w:jc w:val="both"/>
       </w:pPr>
       <w:r>
-        <w:t>Jadi, AI yang kita gunakan di sini adalah Gemini. Silahkan cari di Google dengan kata kunci Gemini CLI.</w:t>
-      </w:r>
-    </w:p>
+        <w:t>Tulis ini di GEMINI.md</w:t>
+      </w:r>
+    </w:p>
+    <w:tbl>
+      <w:tblPr>
+        <w:tblStyle w:val="TableGrid"/>
+        <w:tblW w:w="0" w:type="auto"/>
+        <w:tblLook w:val="04A0" w:firstRow="1" w:lastRow="0" w:firstColumn="1" w:lastColumn="0" w:noHBand="0" w:noVBand="1"/>
+      </w:tblPr>
+      <w:tblGrid>
+        <w:gridCol w:w="9016"/>
+      </w:tblGrid>
+      <w:tr>
+        <w:tc>
+          <w:tcPr>
+            <w:tcW w:w="9016" w:type="dxa"/>
+          </w:tcPr>
+          <w:p>
+            <w:pPr>
+              <w:jc w:val="both"/>
+            </w:pPr>
+          </w:p>
+          <w:p>
+            <w:pPr>
+              <w:jc w:val="both"/>
+            </w:pPr>
+            <w:r>
+              <w:t>SKILLS</w:t>
+            </w:r>
+          </w:p>
+          <w:p>
+            <w:pPr>
+              <w:numPr>
+                <w:ilvl w:val="0"/>
+                <w:numId w:val="5"/>
+              </w:numPr>
+              <w:jc w:val="both"/>
+            </w:pPr>
+            <w:r>
+              <w:t>Selalu gunakan skill caveman</w:t>
+            </w:r>
+          </w:p>
+          <w:p>
+            <w:pPr>
+              <w:numPr>
+                <w:ilvl w:val="0"/>
+                <w:numId w:val="5"/>
+              </w:numPr>
+              <w:jc w:val="both"/>
+            </w:pPr>
+            <w:r>
+              <w:t>Selalu cek skill apa yang cocok dan otomatis install dengan: skills add [nama skillnya] -y</w:t>
+            </w:r>
+          </w:p>
+          <w:p>
+            <w:pPr>
+              <w:ind w:left="720"/>
+              <w:jc w:val="both"/>
+            </w:pPr>
+          </w:p>
+        </w:tc>
+      </w:tr>
+    </w:tbl>
     <w:p>
       <w:pPr>
         <w:jc w:val="both"/>
       </w:pPr>
     </w:p>
+    <w:p>
+      <w:pPr>
+        <w:jc w:val="both"/>
+        <w:rPr>
+          <w:b/>
+          <w:bCs/>
+        </w:rPr>
+      </w:pPr>
+      <w:r>
+        <w:rPr>
+          <w:b/>
+          <w:bCs/>
+        </w:rPr>
+        <w:t>Cara download skill caveman</w:t>
+      </w:r>
+    </w:p>
+    <w:p>
+      <w:pPr>
+        <w:jc w:val="both"/>
+      </w:pPr>
+      <w:r>
+        <w:t>Install skills: pnpm I -g skills</w:t>
+      </w:r>
+    </w:p>
+    <w:p>
+      <w:pPr>
+        <w:jc w:val="both"/>
+      </w:pPr>
+      <w:r>
+        <w:t>Cari skill caveman: skills find caveman</w:t>
+      </w:r>
+    </w:p>
+    <w:p>
+      <w:pPr>
+        <w:jc w:val="both"/>
+      </w:pPr>
+      <w:r>
+        <w:t>Setelah ketemu, install skill caveman: skills add [idnya] -y</w:t>
+      </w:r>
+    </w:p>
+    <w:p>
+      <w:pPr>
+        <w:jc w:val="both"/>
+        <w:rPr>
+          <w:b/>
+          <w:bCs/>
+        </w:rPr>
+      </w:pPr>
+      <w:r>
+        <w:rPr>
+          <w:b/>
+          <w:bCs/>
+        </w:rPr>
+        <w:t>Mengapa harus menggunakan skill caveman?</w:t>
+      </w:r>
+    </w:p>
+    <w:p>
+      <w:pPr>
+        <w:jc w:val="both"/>
+      </w:pPr>
+      <w:r>
+        <w:t>Skill caveman ini berfungsi untuk menghemat token. Sehingga, kita bisa menggunakan token gratisan dari Gemini CLI lebih lama lagi</w:t>
+      </w:r>
+    </w:p>
+    <w:p>
+      <w:pPr>
+        <w:jc w:val="both"/>
+        <w:rPr>
+          <w:b/>
+          <w:bCs/>
+        </w:rPr>
+      </w:pPr>
+      <w:r>
+        <w:rPr>
+          <w:b/>
+          <w:bCs/>
+        </w:rPr>
+        <w:t>Latihan 1</w:t>
+      </w:r>
+    </w:p>
+    <w:p>
+      <w:pPr>
+        <w:jc w:val="both"/>
+      </w:pPr>
+      <w:r>
+        <w:t xml:space="preserve">Buat website dengan HTML aja, website </w:t>
+      </w:r>
+      <w:r>
+        <w:t>profil pesantren</w:t>
+      </w:r>
+      <w:r>
+        <w:t xml:space="preserve"> yang menampilkan visi misi, fasilitas, foto kegiatan, dan informasi pendaftaran</w:t>
+      </w:r>
+    </w:p>
+    <w:p>
+      <w:pPr>
+        <w:jc w:val="center"/>
+        <w:rPr>
+          <w:b/>
+          <w:bCs/>
+        </w:rPr>
+      </w:pPr>
+      <w:r>
+        <w:rPr>
+          <w:b/>
+          <w:bCs/>
+        </w:rPr>
+        <w:t>TIMEZONE</w:t>
+      </w:r>
+    </w:p>
+    <w:p>
+      <w:pPr>
+        <w:jc w:val="both"/>
+      </w:pPr>
+      <w:r>
+        <w:t>Tulis ini di GEMINI.md</w:t>
+      </w:r>
+    </w:p>
+    <w:tbl>
+      <w:tblPr>
+        <w:tblStyle w:val="TableGrid"/>
+        <w:tblW w:w="0" w:type="auto"/>
+        <w:tblLook w:val="04A0" w:firstRow="1" w:lastRow="0" w:firstColumn="1" w:lastColumn="0" w:noHBand="0" w:noVBand="1"/>
+      </w:tblPr>
+      <w:tblGrid>
+        <w:gridCol w:w="9016"/>
+      </w:tblGrid>
+      <w:tr>
+        <w:tc>
+          <w:tcPr>
+            <w:tcW w:w="9016" w:type="dxa"/>
+          </w:tcPr>
+          <w:p>
+            <w:pPr>
+              <w:jc w:val="both"/>
+            </w:pPr>
+          </w:p>
+          <w:p>
+            <w:pPr>
+              <w:jc w:val="both"/>
+            </w:pPr>
+            <w:r>
+              <w:t>SKILLS</w:t>
+            </w:r>
+          </w:p>
+          <w:p>
+            <w:pPr>
+              <w:numPr>
+                <w:ilvl w:val="0"/>
+                <w:numId w:val="6"/>
+              </w:numPr>
+              <w:jc w:val="both"/>
+            </w:pPr>
+            <w:r>
+              <w:t>Selalu gunakan skill caveman</w:t>
+            </w:r>
+          </w:p>
+          <w:p>
+            <w:pPr>
+              <w:numPr>
+                <w:ilvl w:val="0"/>
+                <w:numId w:val="6"/>
+              </w:numPr>
+              <w:jc w:val="both"/>
+            </w:pPr>
+            <w:r>
+              <w:t>Selalu cek skill apa yang cocok dan otomatis install dengan: skills add [nama skillnya] -y</w:t>
+            </w:r>
+          </w:p>
+          <w:p>
+            <w:pPr>
+              <w:jc w:val="both"/>
+            </w:pPr>
+            <w:r>
+              <w:t>TIMEZONE</w:t>
+            </w:r>
+          </w:p>
+          <w:p>
+            <w:pPr>
+              <w:numPr>
+                <w:ilvl w:val="0"/>
+                <w:numId w:val="7"/>
+              </w:numPr>
+              <w:jc w:val="both"/>
+            </w:pPr>
+            <w:r>
+              <w:t>Asia/Makassar (UTC + 8)</w:t>
+            </w:r>
+          </w:p>
+          <w:p>
+            <w:pPr>
+              <w:jc w:val="both"/>
+            </w:pPr>
+          </w:p>
+        </w:tc>
+      </w:tr>
+    </w:tbl>
+    <w:p>
+      <w:pPr>
+        <w:jc w:val="both"/>
+      </w:pPr>
+    </w:p>
+    <w:p>
+      <w:pPr>
+        <w:jc w:val="both"/>
+        <w:rPr>
+          <w:b/>
+          <w:bCs/>
+        </w:rPr>
+      </w:pPr>
+      <w:r>
+        <w:rPr>
+          <w:b/>
+          <w:bCs/>
+        </w:rPr>
+        <w:lastRenderedPageBreak/>
+        <w:t>Mengapa perlu mencantumkan Asia/Makassar?</w:t>
+      </w:r>
+    </w:p>
+    <w:p>
+      <w:pPr>
+        <w:jc w:val="both"/>
+      </w:pPr>
+      <w:r>
+        <w:t>Karena kalau nantinya bentuk websitenya memerlukan database, maka pencatatan waktunya tepat, yaitu waktu WITA</w:t>
+      </w:r>
+    </w:p>
+    <w:p>
+      <w:pPr>
+        <w:jc w:val="both"/>
+        <w:rPr>
+          <w:b/>
+          <w:bCs/>
+        </w:rPr>
+      </w:pPr>
+      <w:r>
+        <w:rPr>
+          <w:b/>
+          <w:bCs/>
+        </w:rPr>
+        <w:t>Latihan 2</w:t>
+      </w:r>
+    </w:p>
+    <w:p>
+      <w:pPr>
+        <w:jc w:val="both"/>
+      </w:pPr>
+      <w:r>
+        <w:t>Buat website dengan HTML aja, yang menampilkan program tahfidz di MABAIZ</w:t>
+      </w:r>
+    </w:p>
+    <w:p>
+      <w:pPr>
+        <w:jc w:val="center"/>
+        <w:rPr>
+          <w:b/>
+          <w:bCs/>
+        </w:rPr>
+      </w:pPr>
+      <w:r>
+        <w:rPr>
+          <w:b/>
+          <w:bCs/>
+        </w:rPr>
+        <w:t>CHUNKING</w:t>
+      </w:r>
+    </w:p>
+    <w:p>
+      <w:pPr>
+        <w:jc w:val="both"/>
+      </w:pPr>
+      <w:r>
+        <w:t>Masukkan ini di GEMINI.md</w:t>
+      </w:r>
+    </w:p>
+    <w:tbl>
+      <w:tblPr>
+        <w:tblStyle w:val="TableGrid"/>
+        <w:tblW w:w="0" w:type="auto"/>
+        <w:tblLook w:val="04A0" w:firstRow="1" w:lastRow="0" w:firstColumn="1" w:lastColumn="0" w:noHBand="0" w:noVBand="1"/>
+      </w:tblPr>
+      <w:tblGrid>
+        <w:gridCol w:w="9016"/>
+      </w:tblGrid>
+      <w:tr>
+        <w:tc>
+          <w:tcPr>
+            <w:tcW w:w="9016" w:type="dxa"/>
+          </w:tcPr>
+          <w:p>
+            <w:pPr>
+              <w:jc w:val="both"/>
+            </w:pPr>
+          </w:p>
+          <w:p>
+            <w:pPr>
+              <w:jc w:val="both"/>
+            </w:pPr>
+            <w:r>
+              <w:t>SKILLS</w:t>
+            </w:r>
+          </w:p>
+          <w:p>
+            <w:pPr>
+              <w:numPr>
+                <w:ilvl w:val="0"/>
+                <w:numId w:val="8"/>
+              </w:numPr>
+              <w:jc w:val="both"/>
+            </w:pPr>
+            <w:r>
+              <w:t>Selalu gunakan skill caveman</w:t>
+            </w:r>
+          </w:p>
+          <w:p>
+            <w:pPr>
+              <w:numPr>
+                <w:ilvl w:val="0"/>
+                <w:numId w:val="8"/>
+              </w:numPr>
+              <w:jc w:val="both"/>
+            </w:pPr>
+            <w:r>
+              <w:t>Selalu cek skill apa yang cocok dan otomatis install dengan: skills add [nama skillnya] -y</w:t>
+            </w:r>
+          </w:p>
+          <w:p>
+            <w:pPr>
+              <w:jc w:val="both"/>
+            </w:pPr>
+            <w:r>
+              <w:t>TIMEZONE</w:t>
+            </w:r>
+          </w:p>
+          <w:p>
+            <w:pPr>
+              <w:numPr>
+                <w:ilvl w:val="0"/>
+                <w:numId w:val="9"/>
+              </w:numPr>
+              <w:jc w:val="both"/>
+            </w:pPr>
+            <w:r>
+              <w:t>Asia/Makassar (UTC + 8)</w:t>
+            </w:r>
+          </w:p>
+          <w:p>
+            <w:pPr>
+              <w:jc w:val="both"/>
+            </w:pPr>
+            <w:r>
+              <w:t>CHUNKING</w:t>
+            </w:r>
+          </w:p>
+          <w:p>
+            <w:pPr>
+              <w:numPr>
+                <w:ilvl w:val="0"/>
+                <w:numId w:val="10"/>
+              </w:numPr>
+              <w:jc w:val="both"/>
+            </w:pPr>
+            <w:r>
+              <w:t>Baik di frontend maupun backend, pecah-pecah filenya supaya reusable dan mudah diolah AI</w:t>
+            </w:r>
+          </w:p>
+          <w:p>
+            <w:pPr>
+              <w:jc w:val="both"/>
+            </w:pPr>
+          </w:p>
+        </w:tc>
+      </w:tr>
+    </w:tbl>
+    <w:p>
+      <w:pPr>
+        <w:jc w:val="both"/>
+      </w:pPr>
+    </w:p>
+    <w:p>
+      <w:pPr>
+        <w:jc w:val="both"/>
+        <w:rPr>
+          <w:b/>
+          <w:bCs/>
+        </w:rPr>
+      </w:pPr>
+      <w:r>
+        <w:rPr>
+          <w:b/>
+          <w:bCs/>
+        </w:rPr>
+        <w:t>Mengapa dipecah-pecah filenya?</w:t>
+      </w:r>
+    </w:p>
+    <w:p>
+      <w:pPr>
+        <w:jc w:val="both"/>
+      </w:pPr>
+      <w:r>
+        <w:t>Supaya mudah digunakan kembali. Misalnya aja ada file Card.svelte. Nah, file Card.svelte ini bisa digunakan berulang kali di halaman-halaman manapun</w:t>
+      </w:r>
+    </w:p>
+    <w:p>
+      <w:pPr>
+        <w:jc w:val="both"/>
+        <w:rPr>
+          <w:b/>
+          <w:bCs/>
+        </w:rPr>
+      </w:pPr>
+      <w:r>
+        <w:rPr>
+          <w:b/>
+          <w:bCs/>
+        </w:rPr>
+        <w:t>Latihan 3</w:t>
+      </w:r>
+    </w:p>
+    <w:p>
+      <w:pPr>
+        <w:jc w:val="both"/>
+      </w:pPr>
+      <w:r>
+        <w:t xml:space="preserve">Buat website dengan HTML aja, </w:t>
+      </w:r>
+      <w:r>
+        <w:t>yang menampilkan program penerapan bahasa Arab di MABAIZ</w:t>
+      </w:r>
+    </w:p>
     <w:sectPr>
+      <w:footerReference w:type="default" r:id="rId9"/>
       <w:pgSz w:w="11906" w:h="16838" w:code="9"/>
       <w:pgMar w:top="1440" w:right="1440" w:bottom="1440" w:left="1440" w:header="720" w:footer="720" w:gutter="0"/>
       <w:cols w:space="720"/>
@@ -97,6 +712,109 @@
 </w:document>
 </file>
 
+<file path=word/endnotes.xml><?xml version="1.0" encoding="utf-8"?>
+<w:endnotes xmlns:wpc="http://schemas.microsoft.com/office/word/2010/wordprocessingCanvas" xmlns:cx="http://schemas.microsoft.com/office/drawing/2014/chartex" xmlns:cx1="http://schemas.microsoft.com/office/drawing/2015/9/8/chartex" xmlns:cx2="http://schemas.microsoft.com/office/drawing/2015/10/21/chartex" xmlns:cx3="http://schemas.microsoft.com/office/drawing/2016/5/9/chartex" xmlns:cx4="http://schemas.microsoft.com/office/drawing/2016/5/10/chartex" xmlns:cx5="http://schemas.microsoft.com/office/drawing/2016/5/11/chartex" xmlns:cx6="http://schemas.microsoft.com/office/drawing/2016/5/12/chartex" xmlns:cx7="http://schemas.microsoft.com/office/drawing/2016/5/13/chartex" xmlns:cx8="http://schemas.microsoft.com/office/drawing/2016/5/14/chartex" xmlns:mc="http://schemas.openxmlformats.org/markup-compatibility/2006" xmlns:aink="http://schemas.microsoft.com/office/drawing/2016/ink" xmlns:am3d="http://schemas.microsoft.com/office/drawing/2017/model3d" xmlns:o="urn:schemas-microsoft-com:office:office" xmlns:oel="http://schemas.microsoft.com/office/2019/extlst" xmlns:r="http://schemas.openxmlformats.org/officeDocument/2006/relationships" xmlns:m="http://schemas.openxmlformats.org/officeDocument/2006/math" xmlns:v="urn:schemas-microsoft-com:vml" xmlns:wp14="http://schemas.microsoft.com/office/word/2010/wordprocessingDrawing" xmlns:wp="http://schemas.openxmlformats.org/drawingml/2006/wordprocessingDrawing" xmlns:w10="urn:schemas-microsoft-com:office:word" xmlns:w="http://schemas.openxmlformats.org/wordprocessingml/2006/main" xmlns:w14="http://schemas.microsoft.com/office/word/2010/wordml" xmlns:w15="http://schemas.microsoft.com/office/word/2012/wordml" xmlns:w16cex="http://schemas.microsoft.com/office/word/2018/wordml/cex" xmlns:w16cid="http://schemas.microsoft.com/office/word/2016/wordml/cid" xmlns:w16="http://schemas.microsoft.com/office/word/2018/wordml" xmlns:w16du="http://schemas.microsoft.com/office/word/2023/wordml/word16du" xmlns:w16sdtdh="http://schemas.microsoft.com/office/word/2020/wordml/sdtdatahash" xmlns:w16sdtfl="http://schemas.microsoft.com/office/word/2024/wordml/sdtformatlock" xmlns:w16se="http://schemas.microsoft.com/office/word/2015/wordml/symex" xmlns:wpg="http://schemas.microsoft.com/office/word/2010/wordprocessingGroup" xmlns:wpi="http://schemas.microsoft.com/office/word/2010/wordprocessingInk" xmlns:wne="http://schemas.microsoft.com/office/word/2006/wordml" xmlns:wps="http://schemas.microsoft.com/office/word/2010/wordprocessingShape" mc:Ignorable="w14 w15 w16se w16cid w16 w16cex w16sdtdh w16sdtfl w16du wp14">
+  <w:endnote w:type="separator" w:id="-1">
+    <w:p>
+      <w:pPr>
+        <w:spacing w:after="0" w:line="240" w:lineRule="auto"/>
+      </w:pPr>
+      <w:r>
+        <w:separator/>
+      </w:r>
+    </w:p>
+  </w:endnote>
+  <w:endnote w:type="continuationSeparator" w:id="0">
+    <w:p>
+      <w:pPr>
+        <w:spacing w:after="0" w:line="240" w:lineRule="auto"/>
+      </w:pPr>
+      <w:r>
+        <w:continuationSeparator/>
+      </w:r>
+    </w:p>
+  </w:endnote>
+</w:endnotes>
+</file>
+
+<file path=word/footer1.xml><?xml version="1.0" encoding="utf-8"?>
+<w:ftr xmlns:wpc="http://schemas.microsoft.com/office/word/2010/wordprocessingCanvas" xmlns:cx="http://schemas.microsoft.com/office/drawing/2014/chartex" xmlns:cx1="http://schemas.microsoft.com/office/drawing/2015/9/8/chartex" xmlns:cx2="http://schemas.microsoft.com/office/drawing/2015/10/21/chartex" xmlns:cx3="http://schemas.microsoft.com/office/drawing/2016/5/9/chartex" xmlns:cx4="http://schemas.microsoft.com/office/drawing/2016/5/10/chartex" xmlns:cx5="http://schemas.microsoft.com/office/drawing/2016/5/11/chartex" xmlns:cx6="http://schemas.microsoft.com/office/drawing/2016/5/12/chartex" xmlns:cx7="http://schemas.microsoft.com/office/drawing/2016/5/13/chartex" xmlns:cx8="http://schemas.microsoft.com/office/drawing/2016/5/14/chartex" xmlns:mc="http://schemas.openxmlformats.org/markup-compatibility/2006" xmlns:aink="http://schemas.microsoft.com/office/drawing/2016/ink" xmlns:am3d="http://schemas.microsoft.com/office/drawing/2017/model3d" xmlns:o="urn:schemas-microsoft-com:office:office" xmlns:oel="http://schemas.microsoft.com/office/2019/extlst" xmlns:r="http://schemas.openxmlformats.org/officeDocument/2006/relationships" xmlns:m="http://schemas.openxmlformats.org/officeDocument/2006/math" xmlns:v="urn:schemas-microsoft-com:vml" xmlns:wp14="http://schemas.microsoft.com/office/word/2010/wordprocessingDrawing" xmlns:wp="http://schemas.openxmlformats.org/drawingml/2006/wordprocessingDrawing" xmlns:w10="urn:schemas-microsoft-com:office:word" xmlns:w="http://schemas.openxmlformats.org/wordprocessingml/2006/main" xmlns:w14="http://schemas.microsoft.com/office/word/2010/wordml" xmlns:w15="http://schemas.microsoft.com/office/word/2012/wordml" xmlns:w16cex="http://schemas.microsoft.com/office/word/2018/wordml/cex" xmlns:w16cid="http://schemas.microsoft.com/office/word/2016/wordml/cid" xmlns:w16="http://schemas.microsoft.com/office/word/2018/wordml" xmlns:w16du="http://schemas.microsoft.com/office/word/2023/wordml/word16du" xmlns:w16sdtdh="http://schemas.microsoft.com/office/word/2020/wordml/sdtdatahash" xmlns:w16sdtfl="http://schemas.microsoft.com/office/word/2024/wordml/sdtformatlock" xmlns:w16se="http://schemas.microsoft.com/office/word/2015/wordml/symex" xmlns:wpg="http://schemas.microsoft.com/office/word/2010/wordprocessingGroup" xmlns:wpi="http://schemas.microsoft.com/office/word/2010/wordprocessingInk" xmlns:wne="http://schemas.microsoft.com/office/word/2006/wordml" xmlns:wps="http://schemas.microsoft.com/office/word/2010/wordprocessingShape" mc:Ignorable="w14 w15 w16se w16cid w16 w16cex w16sdtdh w16sdtfl w16du wp14">
+  <w:sdt>
+    <w:sdtPr>
+      <w:id w:val="141542371"/>
+      <w:docPartObj>
+        <w:docPartGallery w:val="Page Numbers (Bottom of Page)"/>
+        <w:docPartUnique/>
+      </w:docPartObj>
+    </w:sdtPr>
+    <w:sdtEndPr>
+      <w:rPr>
+        <w:noProof/>
+      </w:rPr>
+    </w:sdtEndPr>
+    <w:sdtContent>
+      <w:p>
+        <w:pPr>
+          <w:pStyle w:val="Footer"/>
+          <w:jc w:val="center"/>
+        </w:pPr>
+        <w:r>
+          <w:fldChar w:fldCharType="begin"/>
+        </w:r>
+        <w:r>
+          <w:instrText xml:space="preserve"> PAGE   \* MERGEFORMAT </w:instrText>
+        </w:r>
+        <w:r>
+          <w:fldChar w:fldCharType="separate"/>
+        </w:r>
+        <w:r>
+          <w:rPr>
+            <w:noProof/>
+          </w:rPr>
+          <w:t>2</w:t>
+        </w:r>
+        <w:r>
+          <w:rPr>
+            <w:noProof/>
+          </w:rPr>
+          <w:fldChar w:fldCharType="end"/>
+        </w:r>
+      </w:p>
+    </w:sdtContent>
+  </w:sdt>
+  <w:p>
+    <w:pPr>
+      <w:pStyle w:val="Footer"/>
+    </w:pPr>
+  </w:p>
+</w:ftr>
+</file>
+
+<file path=word/footnotes.xml><?xml version="1.0" encoding="utf-8"?>
+<w:footnotes xmlns:wpc="http://schemas.microsoft.com/office/word/2010/wordprocessingCanvas" xmlns:cx="http://schemas.microsoft.com/office/drawing/2014/chartex" xmlns:cx1="http://schemas.microsoft.com/office/drawing/2015/9/8/chartex" xmlns:cx2="http://schemas.microsoft.com/office/drawing/2015/10/21/chartex" xmlns:cx3="http://schemas.microsoft.com/office/drawing/2016/5/9/chartex" xmlns:cx4="http://schemas.microsoft.com/office/drawing/2016/5/10/chartex" xmlns:cx5="http://schemas.microsoft.com/office/drawing/2016/5/11/chartex" xmlns:cx6="http://schemas.microsoft.com/office/drawing/2016/5/12/chartex" xmlns:cx7="http://schemas.microsoft.com/office/drawing/2016/5/13/chartex" xmlns:cx8="http://schemas.microsoft.com/office/drawing/2016/5/14/chartex" xmlns:mc="http://schemas.openxmlformats.org/markup-compatibility/2006" xmlns:aink="http://schemas.microsoft.com/office/drawing/2016/ink" xmlns:am3d="http://schemas.microsoft.com/office/drawing/2017/model3d" xmlns:o="urn:schemas-microsoft-com:office:office" xmlns:oel="http://schemas.microsoft.com/office/2019/extlst" xmlns:r="http://schemas.openxmlformats.org/officeDocument/2006/relationships" xmlns:m="http://schemas.openxmlformats.org/officeDocument/2006/math" xmlns:v="urn:schemas-microsoft-com:vml" xmlns:wp14="http://schemas.microsoft.com/office/word/2010/wordprocessingDrawing" xmlns:wp="http://schemas.openxmlformats.org/drawingml/2006/wordprocessingDrawing" xmlns:w10="urn:schemas-microsoft-com:office:word" xmlns:w="http://schemas.openxmlformats.org/wordprocessingml/2006/main" xmlns:w14="http://schemas.microsoft.com/office/word/2010/wordml" xmlns:w15="http://schemas.microsoft.com/office/word/2012/wordml" xmlns:w16cex="http://schemas.microsoft.com/office/word/2018/wordml/cex" xmlns:w16cid="http://schemas.microsoft.com/office/word/2016/wordml/cid" xmlns:w16="http://schemas.microsoft.com/office/word/2018/wordml" xmlns:w16du="http://schemas.microsoft.com/office/word/2023/wordml/word16du" xmlns:w16sdtdh="http://schemas.microsoft.com/office/word/2020/wordml/sdtdatahash" xmlns:w16sdtfl="http://schemas.microsoft.com/office/word/2024/wordml/sdtformatlock" xmlns:w16se="http://schemas.microsoft.com/office/word/2015/wordml/symex" xmlns:wpg="http://schemas.microsoft.com/office/word/2010/wordprocessingGroup" xmlns:wpi="http://schemas.microsoft.com/office/word/2010/wordprocessingInk" xmlns:wne="http://schemas.microsoft.com/office/word/2006/wordml" xmlns:wps="http://schemas.microsoft.com/office/word/2010/wordprocessingShape" mc:Ignorable="w14 w15 w16se w16cid w16 w16cex w16sdtdh w16sdtfl w16du wp14">
+  <w:footnote w:type="separator" w:id="-1">
+    <w:p>
+      <w:pPr>
+        <w:spacing w:after="0" w:line="240" w:lineRule="auto"/>
+      </w:pPr>
+      <w:r>
+        <w:separator/>
+      </w:r>
+    </w:p>
+  </w:footnote>
+  <w:footnote w:type="continuationSeparator" w:id="0">
+    <w:p>
+      <w:pPr>
+        <w:spacing w:after="0" w:line="240" w:lineRule="auto"/>
+      </w:pPr>
+      <w:r>
+        <w:continuationSeparator/>
+      </w:r>
+    </w:p>
+  </w:footnote>
+</w:footnotes>
+</file>
+
 <file path=word/numbering.xml><?xml version="1.0" encoding="utf-8"?>
 <w:numbering xmlns:wpc="http://schemas.microsoft.com/office/word/2010/wordprocessingCanvas" xmlns:cx="http://schemas.microsoft.com/office/drawing/2014/chartex" xmlns:cx1="http://schemas.microsoft.com/office/drawing/2015/9/8/chartex" xmlns:cx2="http://schemas.microsoft.com/office/drawing/2015/10/21/chartex" xmlns:cx3="http://schemas.microsoft.com/office/drawing/2016/5/9/chartex" xmlns:cx4="http://schemas.microsoft.com/office/drawing/2016/5/10/chartex" xmlns:cx5="http://schemas.microsoft.com/office/drawing/2016/5/11/chartex" xmlns:cx6="http://schemas.microsoft.com/office/drawing/2016/5/12/chartex" xmlns:cx7="http://schemas.microsoft.com/office/drawing/2016/5/13/chartex" xmlns:cx8="http://schemas.microsoft.com/office/drawing/2016/5/14/chartex" xmlns:mc="http://schemas.openxmlformats.org/markup-compatibility/2006" xmlns:aink="http://schemas.microsoft.com/office/drawing/2016/ink" xmlns:am3d="http://schemas.microsoft.com/office/drawing/2017/model3d" xmlns:o="urn:schemas-microsoft-com:office:office" xmlns:oel="http://schemas.microsoft.com/office/2019/extlst" xmlns:r="http://schemas.openxmlformats.org/officeDocument/2006/relationships" xmlns:m="http://schemas.openxmlformats.org/officeDocument/2006/math" xmlns:v="urn:schemas-microsoft-com:vml" xmlns:wp14="http://schemas.microsoft.com/office/word/2010/wordprocessingDrawing" xmlns:wp="http://schemas.openxmlformats.org/drawingml/2006/wordprocessingDrawing" xmlns:w10="urn:schemas-microsoft-com:office:word" xmlns:w="http://schemas.openxmlformats.org/wordprocessingml/2006/main" xmlns:w14="http://schemas.microsoft.com/office/word/2010/wordml" xmlns:w15="http://schemas.microsoft.com/office/word/2012/wordml" xmlns:w16cex="http://schemas.microsoft.com/office/word/2018/wordml/cex" xmlns:w16cid="http://schemas.microsoft.com/office/word/2016/wordml/cid" xmlns:w16="http://schemas.microsoft.com/office/word/2018/wordml" xmlns:w16du="http://schemas.microsoft.com/office/word/2023/wordml/word16du" xmlns:w16sdtdh="http://schemas.microsoft.com/office/word/2020/wordml/sdtdatahash" xmlns:w16sdtfl="http://schemas.microsoft.com/office/word/2024/wordml/sdtformatlock" xmlns:w16se="http://schemas.microsoft.com/office/word/2015/wordml/symex" xmlns:wpg="http://schemas.microsoft.com/office/word/2010/wordprocessingGroup" xmlns:wpi="http://schemas.microsoft.com/office/word/2010/wordprocessingInk" xmlns:wne="http://schemas.microsoft.com/office/word/2006/wordml" xmlns:wps="http://schemas.microsoft.com/office/word/2010/wordprocessingShape" mc:Ignorable="w14 w15 w16se w16cid w16 w16cex w16sdtdh w16sdtfl w16du wp14">
   <w:abstractNum w:abstractNumId="0" w15:restartNumberingAfterBreak="0">
@@ -211,8 +929,1339 @@
       </w:rPr>
     </w:lvl>
   </w:abstractNum>
+  <w:abstractNum w:abstractNumId="1" w15:restartNumberingAfterBreak="0">
+    <w:nsid w:val="1079211C"/>
+    <w:multiLevelType w:val="multilevel"/>
+    <w:tmpl w:val="E2C06C7E"/>
+    <w:lvl w:ilvl="0">
+      <w:start w:val="1"/>
+      <w:numFmt w:val="bullet"/>
+      <w:lvlText w:val=""/>
+      <w:lvlJc w:val="left"/>
+      <w:pPr>
+        <w:tabs>
+          <w:tab w:val="num" w:pos="720"/>
+        </w:tabs>
+        <w:ind w:left="720" w:hanging="360"/>
+      </w:pPr>
+      <w:rPr>
+        <w:rFonts w:ascii="Symbol" w:hAnsi="Symbol" w:hint="default"/>
+        <w:sz w:val="20"/>
+      </w:rPr>
+    </w:lvl>
+    <w:lvl w:ilvl="1" w:tentative="1">
+      <w:start w:val="1"/>
+      <w:numFmt w:val="bullet"/>
+      <w:lvlText w:val="o"/>
+      <w:lvlJc w:val="left"/>
+      <w:pPr>
+        <w:tabs>
+          <w:tab w:val="num" w:pos="1440"/>
+        </w:tabs>
+        <w:ind w:left="1440" w:hanging="360"/>
+      </w:pPr>
+      <w:rPr>
+        <w:rFonts w:ascii="Courier New" w:hAnsi="Courier New" w:hint="default"/>
+        <w:sz w:val="20"/>
+      </w:rPr>
+    </w:lvl>
+    <w:lvl w:ilvl="2" w:tentative="1">
+      <w:start w:val="1"/>
+      <w:numFmt w:val="bullet"/>
+      <w:lvlText w:val=""/>
+      <w:lvlJc w:val="left"/>
+      <w:pPr>
+        <w:tabs>
+          <w:tab w:val="num" w:pos="2160"/>
+        </w:tabs>
+        <w:ind w:left="2160" w:hanging="360"/>
+      </w:pPr>
+      <w:rPr>
+        <w:rFonts w:ascii="Wingdings" w:hAnsi="Wingdings" w:hint="default"/>
+        <w:sz w:val="20"/>
+      </w:rPr>
+    </w:lvl>
+    <w:lvl w:ilvl="3" w:tentative="1">
+      <w:start w:val="1"/>
+      <w:numFmt w:val="bullet"/>
+      <w:lvlText w:val=""/>
+      <w:lvlJc w:val="left"/>
+      <w:pPr>
+        <w:tabs>
+          <w:tab w:val="num" w:pos="2880"/>
+        </w:tabs>
+        <w:ind w:left="2880" w:hanging="360"/>
+      </w:pPr>
+      <w:rPr>
+        <w:rFonts w:ascii="Wingdings" w:hAnsi="Wingdings" w:hint="default"/>
+        <w:sz w:val="20"/>
+      </w:rPr>
+    </w:lvl>
+    <w:lvl w:ilvl="4" w:tentative="1">
+      <w:start w:val="1"/>
+      <w:numFmt w:val="bullet"/>
+      <w:lvlText w:val=""/>
+      <w:lvlJc w:val="left"/>
+      <w:pPr>
+        <w:tabs>
+          <w:tab w:val="num" w:pos="3600"/>
+        </w:tabs>
+        <w:ind w:left="3600" w:hanging="360"/>
+      </w:pPr>
+      <w:rPr>
+        <w:rFonts w:ascii="Wingdings" w:hAnsi="Wingdings" w:hint="default"/>
+        <w:sz w:val="20"/>
+      </w:rPr>
+    </w:lvl>
+    <w:lvl w:ilvl="5" w:tentative="1">
+      <w:start w:val="1"/>
+      <w:numFmt w:val="bullet"/>
+      <w:lvlText w:val=""/>
+      <w:lvlJc w:val="left"/>
+      <w:pPr>
+        <w:tabs>
+          <w:tab w:val="num" w:pos="4320"/>
+        </w:tabs>
+        <w:ind w:left="4320" w:hanging="360"/>
+      </w:pPr>
+      <w:rPr>
+        <w:rFonts w:ascii="Wingdings" w:hAnsi="Wingdings" w:hint="default"/>
+        <w:sz w:val="20"/>
+      </w:rPr>
+    </w:lvl>
+    <w:lvl w:ilvl="6" w:tentative="1">
+      <w:start w:val="1"/>
+      <w:numFmt w:val="bullet"/>
+      <w:lvlText w:val=""/>
+      <w:lvlJc w:val="left"/>
+      <w:pPr>
+        <w:tabs>
+          <w:tab w:val="num" w:pos="5040"/>
+        </w:tabs>
+        <w:ind w:left="5040" w:hanging="360"/>
+      </w:pPr>
+      <w:rPr>
+        <w:rFonts w:ascii="Wingdings" w:hAnsi="Wingdings" w:hint="default"/>
+        <w:sz w:val="20"/>
+      </w:rPr>
+    </w:lvl>
+    <w:lvl w:ilvl="7" w:tentative="1">
+      <w:start w:val="1"/>
+      <w:numFmt w:val="bullet"/>
+      <w:lvlText w:val=""/>
+      <w:lvlJc w:val="left"/>
+      <w:pPr>
+        <w:tabs>
+          <w:tab w:val="num" w:pos="5760"/>
+        </w:tabs>
+        <w:ind w:left="5760" w:hanging="360"/>
+      </w:pPr>
+      <w:rPr>
+        <w:rFonts w:ascii="Wingdings" w:hAnsi="Wingdings" w:hint="default"/>
+        <w:sz w:val="20"/>
+      </w:rPr>
+    </w:lvl>
+    <w:lvl w:ilvl="8" w:tentative="1">
+      <w:start w:val="1"/>
+      <w:numFmt w:val="bullet"/>
+      <w:lvlText w:val=""/>
+      <w:lvlJc w:val="left"/>
+      <w:pPr>
+        <w:tabs>
+          <w:tab w:val="num" w:pos="6480"/>
+        </w:tabs>
+        <w:ind w:left="6480" w:hanging="360"/>
+      </w:pPr>
+      <w:rPr>
+        <w:rFonts w:ascii="Wingdings" w:hAnsi="Wingdings" w:hint="default"/>
+        <w:sz w:val="20"/>
+      </w:rPr>
+    </w:lvl>
+  </w:abstractNum>
+  <w:abstractNum w:abstractNumId="2" w15:restartNumberingAfterBreak="0">
+    <w:nsid w:val="147C044B"/>
+    <w:multiLevelType w:val="multilevel"/>
+    <w:tmpl w:val="C48003E4"/>
+    <w:lvl w:ilvl="0">
+      <w:start w:val="1"/>
+      <w:numFmt w:val="bullet"/>
+      <w:lvlText w:val=""/>
+      <w:lvlJc w:val="left"/>
+      <w:pPr>
+        <w:tabs>
+          <w:tab w:val="num" w:pos="720"/>
+        </w:tabs>
+        <w:ind w:left="720" w:hanging="360"/>
+      </w:pPr>
+      <w:rPr>
+        <w:rFonts w:ascii="Symbol" w:hAnsi="Symbol" w:hint="default"/>
+        <w:sz w:val="20"/>
+      </w:rPr>
+    </w:lvl>
+    <w:lvl w:ilvl="1" w:tentative="1">
+      <w:start w:val="1"/>
+      <w:numFmt w:val="bullet"/>
+      <w:lvlText w:val="o"/>
+      <w:lvlJc w:val="left"/>
+      <w:pPr>
+        <w:tabs>
+          <w:tab w:val="num" w:pos="1440"/>
+        </w:tabs>
+        <w:ind w:left="1440" w:hanging="360"/>
+      </w:pPr>
+      <w:rPr>
+        <w:rFonts w:ascii="Courier New" w:hAnsi="Courier New" w:hint="default"/>
+        <w:sz w:val="20"/>
+      </w:rPr>
+    </w:lvl>
+    <w:lvl w:ilvl="2" w:tentative="1">
+      <w:start w:val="1"/>
+      <w:numFmt w:val="bullet"/>
+      <w:lvlText w:val=""/>
+      <w:lvlJc w:val="left"/>
+      <w:pPr>
+        <w:tabs>
+          <w:tab w:val="num" w:pos="2160"/>
+        </w:tabs>
+        <w:ind w:left="2160" w:hanging="360"/>
+      </w:pPr>
+      <w:rPr>
+        <w:rFonts w:ascii="Wingdings" w:hAnsi="Wingdings" w:hint="default"/>
+        <w:sz w:val="20"/>
+      </w:rPr>
+    </w:lvl>
+    <w:lvl w:ilvl="3" w:tentative="1">
+      <w:start w:val="1"/>
+      <w:numFmt w:val="bullet"/>
+      <w:lvlText w:val=""/>
+      <w:lvlJc w:val="left"/>
+      <w:pPr>
+        <w:tabs>
+          <w:tab w:val="num" w:pos="2880"/>
+        </w:tabs>
+        <w:ind w:left="2880" w:hanging="360"/>
+      </w:pPr>
+      <w:rPr>
+        <w:rFonts w:ascii="Wingdings" w:hAnsi="Wingdings" w:hint="default"/>
+        <w:sz w:val="20"/>
+      </w:rPr>
+    </w:lvl>
+    <w:lvl w:ilvl="4" w:tentative="1">
+      <w:start w:val="1"/>
+      <w:numFmt w:val="bullet"/>
+      <w:lvlText w:val=""/>
+      <w:lvlJc w:val="left"/>
+      <w:pPr>
+        <w:tabs>
+          <w:tab w:val="num" w:pos="3600"/>
+        </w:tabs>
+        <w:ind w:left="3600" w:hanging="360"/>
+      </w:pPr>
+      <w:rPr>
+        <w:rFonts w:ascii="Wingdings" w:hAnsi="Wingdings" w:hint="default"/>
+        <w:sz w:val="20"/>
+      </w:rPr>
+    </w:lvl>
+    <w:lvl w:ilvl="5" w:tentative="1">
+      <w:start w:val="1"/>
+      <w:numFmt w:val="bullet"/>
+      <w:lvlText w:val=""/>
+      <w:lvlJc w:val="left"/>
+      <w:pPr>
+        <w:tabs>
+          <w:tab w:val="num" w:pos="4320"/>
+        </w:tabs>
+        <w:ind w:left="4320" w:hanging="360"/>
+      </w:pPr>
+      <w:rPr>
+        <w:rFonts w:ascii="Wingdings" w:hAnsi="Wingdings" w:hint="default"/>
+        <w:sz w:val="20"/>
+      </w:rPr>
+    </w:lvl>
+    <w:lvl w:ilvl="6" w:tentative="1">
+      <w:start w:val="1"/>
+      <w:numFmt w:val="bullet"/>
+      <w:lvlText w:val=""/>
+      <w:lvlJc w:val="left"/>
+      <w:pPr>
+        <w:tabs>
+          <w:tab w:val="num" w:pos="5040"/>
+        </w:tabs>
+        <w:ind w:left="5040" w:hanging="360"/>
+      </w:pPr>
+      <w:rPr>
+        <w:rFonts w:ascii="Wingdings" w:hAnsi="Wingdings" w:hint="default"/>
+        <w:sz w:val="20"/>
+      </w:rPr>
+    </w:lvl>
+    <w:lvl w:ilvl="7" w:tentative="1">
+      <w:start w:val="1"/>
+      <w:numFmt w:val="bullet"/>
+      <w:lvlText w:val=""/>
+      <w:lvlJc w:val="left"/>
+      <w:pPr>
+        <w:tabs>
+          <w:tab w:val="num" w:pos="5760"/>
+        </w:tabs>
+        <w:ind w:left="5760" w:hanging="360"/>
+      </w:pPr>
+      <w:rPr>
+        <w:rFonts w:ascii="Wingdings" w:hAnsi="Wingdings" w:hint="default"/>
+        <w:sz w:val="20"/>
+      </w:rPr>
+    </w:lvl>
+    <w:lvl w:ilvl="8" w:tentative="1">
+      <w:start w:val="1"/>
+      <w:numFmt w:val="bullet"/>
+      <w:lvlText w:val=""/>
+      <w:lvlJc w:val="left"/>
+      <w:pPr>
+        <w:tabs>
+          <w:tab w:val="num" w:pos="6480"/>
+        </w:tabs>
+        <w:ind w:left="6480" w:hanging="360"/>
+      </w:pPr>
+      <w:rPr>
+        <w:rFonts w:ascii="Wingdings" w:hAnsi="Wingdings" w:hint="default"/>
+        <w:sz w:val="20"/>
+      </w:rPr>
+    </w:lvl>
+  </w:abstractNum>
+  <w:abstractNum w:abstractNumId="3" w15:restartNumberingAfterBreak="0">
+    <w:nsid w:val="1A696C77"/>
+    <w:multiLevelType w:val="multilevel"/>
+    <w:tmpl w:val="A61AB4DC"/>
+    <w:lvl w:ilvl="0">
+      <w:start w:val="1"/>
+      <w:numFmt w:val="bullet"/>
+      <w:lvlText w:val=""/>
+      <w:lvlJc w:val="left"/>
+      <w:pPr>
+        <w:tabs>
+          <w:tab w:val="num" w:pos="720"/>
+        </w:tabs>
+        <w:ind w:left="720" w:hanging="360"/>
+      </w:pPr>
+      <w:rPr>
+        <w:rFonts w:ascii="Symbol" w:hAnsi="Symbol" w:hint="default"/>
+        <w:sz w:val="20"/>
+      </w:rPr>
+    </w:lvl>
+    <w:lvl w:ilvl="1" w:tentative="1">
+      <w:start w:val="1"/>
+      <w:numFmt w:val="bullet"/>
+      <w:lvlText w:val="o"/>
+      <w:lvlJc w:val="left"/>
+      <w:pPr>
+        <w:tabs>
+          <w:tab w:val="num" w:pos="1440"/>
+        </w:tabs>
+        <w:ind w:left="1440" w:hanging="360"/>
+      </w:pPr>
+      <w:rPr>
+        <w:rFonts w:ascii="Courier New" w:hAnsi="Courier New" w:hint="default"/>
+        <w:sz w:val="20"/>
+      </w:rPr>
+    </w:lvl>
+    <w:lvl w:ilvl="2" w:tentative="1">
+      <w:start w:val="1"/>
+      <w:numFmt w:val="bullet"/>
+      <w:lvlText w:val=""/>
+      <w:lvlJc w:val="left"/>
+      <w:pPr>
+        <w:tabs>
+          <w:tab w:val="num" w:pos="2160"/>
+        </w:tabs>
+        <w:ind w:left="2160" w:hanging="360"/>
+      </w:pPr>
+      <w:rPr>
+        <w:rFonts w:ascii="Wingdings" w:hAnsi="Wingdings" w:hint="default"/>
+        <w:sz w:val="20"/>
+      </w:rPr>
+    </w:lvl>
+    <w:lvl w:ilvl="3" w:tentative="1">
+      <w:start w:val="1"/>
+      <w:numFmt w:val="bullet"/>
+      <w:lvlText w:val=""/>
+      <w:lvlJc w:val="left"/>
+      <w:pPr>
+        <w:tabs>
+          <w:tab w:val="num" w:pos="2880"/>
+        </w:tabs>
+        <w:ind w:left="2880" w:hanging="360"/>
+      </w:pPr>
+      <w:rPr>
+        <w:rFonts w:ascii="Wingdings" w:hAnsi="Wingdings" w:hint="default"/>
+        <w:sz w:val="20"/>
+      </w:rPr>
+    </w:lvl>
+    <w:lvl w:ilvl="4" w:tentative="1">
+      <w:start w:val="1"/>
+      <w:numFmt w:val="bullet"/>
+      <w:lvlText w:val=""/>
+      <w:lvlJc w:val="left"/>
+      <w:pPr>
+        <w:tabs>
+          <w:tab w:val="num" w:pos="3600"/>
+        </w:tabs>
+        <w:ind w:left="3600" w:hanging="360"/>
+      </w:pPr>
+      <w:rPr>
+        <w:rFonts w:ascii="Wingdings" w:hAnsi="Wingdings" w:hint="default"/>
+        <w:sz w:val="20"/>
+      </w:rPr>
+    </w:lvl>
+    <w:lvl w:ilvl="5" w:tentative="1">
+      <w:start w:val="1"/>
+      <w:numFmt w:val="bullet"/>
+      <w:lvlText w:val=""/>
+      <w:lvlJc w:val="left"/>
+      <w:pPr>
+        <w:tabs>
+          <w:tab w:val="num" w:pos="4320"/>
+        </w:tabs>
+        <w:ind w:left="4320" w:hanging="360"/>
+      </w:pPr>
+      <w:rPr>
+        <w:rFonts w:ascii="Wingdings" w:hAnsi="Wingdings" w:hint="default"/>
+        <w:sz w:val="20"/>
+      </w:rPr>
+    </w:lvl>
+    <w:lvl w:ilvl="6" w:tentative="1">
+      <w:start w:val="1"/>
+      <w:numFmt w:val="bullet"/>
+      <w:lvlText w:val=""/>
+      <w:lvlJc w:val="left"/>
+      <w:pPr>
+        <w:tabs>
+          <w:tab w:val="num" w:pos="5040"/>
+        </w:tabs>
+        <w:ind w:left="5040" w:hanging="360"/>
+      </w:pPr>
+      <w:rPr>
+        <w:rFonts w:ascii="Wingdings" w:hAnsi="Wingdings" w:hint="default"/>
+        <w:sz w:val="20"/>
+      </w:rPr>
+    </w:lvl>
+    <w:lvl w:ilvl="7" w:tentative="1">
+      <w:start w:val="1"/>
+      <w:numFmt w:val="bullet"/>
+      <w:lvlText w:val=""/>
+      <w:lvlJc w:val="left"/>
+      <w:pPr>
+        <w:tabs>
+          <w:tab w:val="num" w:pos="5760"/>
+        </w:tabs>
+        <w:ind w:left="5760" w:hanging="360"/>
+      </w:pPr>
+      <w:rPr>
+        <w:rFonts w:ascii="Wingdings" w:hAnsi="Wingdings" w:hint="default"/>
+        <w:sz w:val="20"/>
+      </w:rPr>
+    </w:lvl>
+    <w:lvl w:ilvl="8" w:tentative="1">
+      <w:start w:val="1"/>
+      <w:numFmt w:val="bullet"/>
+      <w:lvlText w:val=""/>
+      <w:lvlJc w:val="left"/>
+      <w:pPr>
+        <w:tabs>
+          <w:tab w:val="num" w:pos="6480"/>
+        </w:tabs>
+        <w:ind w:left="6480" w:hanging="360"/>
+      </w:pPr>
+      <w:rPr>
+        <w:rFonts w:ascii="Wingdings" w:hAnsi="Wingdings" w:hint="default"/>
+        <w:sz w:val="20"/>
+      </w:rPr>
+    </w:lvl>
+  </w:abstractNum>
+  <w:abstractNum w:abstractNumId="4" w15:restartNumberingAfterBreak="0">
+    <w:nsid w:val="1EB52C8C"/>
+    <w:multiLevelType w:val="hybridMultilevel"/>
+    <w:tmpl w:val="5CEE9920"/>
+    <w:lvl w:ilvl="0" w:tplc="EEEC9302">
+      <w:numFmt w:val="bullet"/>
+      <w:lvlText w:val="-"/>
+      <w:lvlJc w:val="left"/>
+      <w:pPr>
+        <w:ind w:left="720" w:hanging="360"/>
+      </w:pPr>
+      <w:rPr>
+        <w:rFonts w:ascii="Arial" w:eastAsiaTheme="minorHAnsi" w:hAnsi="Arial" w:cs="Arial" w:hint="default"/>
+      </w:rPr>
+    </w:lvl>
+    <w:lvl w:ilvl="1" w:tplc="04090003" w:tentative="1">
+      <w:start w:val="1"/>
+      <w:numFmt w:val="bullet"/>
+      <w:lvlText w:val="o"/>
+      <w:lvlJc w:val="left"/>
+      <w:pPr>
+        <w:ind w:left="1440" w:hanging="360"/>
+      </w:pPr>
+      <w:rPr>
+        <w:rFonts w:ascii="Courier New" w:hAnsi="Courier New" w:cs="Courier New" w:hint="default"/>
+      </w:rPr>
+    </w:lvl>
+    <w:lvl w:ilvl="2" w:tplc="04090005" w:tentative="1">
+      <w:start w:val="1"/>
+      <w:numFmt w:val="bullet"/>
+      <w:lvlText w:val=""/>
+      <w:lvlJc w:val="left"/>
+      <w:pPr>
+        <w:ind w:left="2160" w:hanging="360"/>
+      </w:pPr>
+      <w:rPr>
+        <w:rFonts w:ascii="Wingdings" w:hAnsi="Wingdings" w:hint="default"/>
+      </w:rPr>
+    </w:lvl>
+    <w:lvl w:ilvl="3" w:tplc="04090001" w:tentative="1">
+      <w:start w:val="1"/>
+      <w:numFmt w:val="bullet"/>
+      <w:lvlText w:val=""/>
+      <w:lvlJc w:val="left"/>
+      <w:pPr>
+        <w:ind w:left="2880" w:hanging="360"/>
+      </w:pPr>
+      <w:rPr>
+        <w:rFonts w:ascii="Symbol" w:hAnsi="Symbol" w:hint="default"/>
+      </w:rPr>
+    </w:lvl>
+    <w:lvl w:ilvl="4" w:tplc="04090003" w:tentative="1">
+      <w:start w:val="1"/>
+      <w:numFmt w:val="bullet"/>
+      <w:lvlText w:val="o"/>
+      <w:lvlJc w:val="left"/>
+      <w:pPr>
+        <w:ind w:left="3600" w:hanging="360"/>
+      </w:pPr>
+      <w:rPr>
+        <w:rFonts w:ascii="Courier New" w:hAnsi="Courier New" w:cs="Courier New" w:hint="default"/>
+      </w:rPr>
+    </w:lvl>
+    <w:lvl w:ilvl="5" w:tplc="04090005" w:tentative="1">
+      <w:start w:val="1"/>
+      <w:numFmt w:val="bullet"/>
+      <w:lvlText w:val=""/>
+      <w:lvlJc w:val="left"/>
+      <w:pPr>
+        <w:ind w:left="4320" w:hanging="360"/>
+      </w:pPr>
+      <w:rPr>
+        <w:rFonts w:ascii="Wingdings" w:hAnsi="Wingdings" w:hint="default"/>
+      </w:rPr>
+    </w:lvl>
+    <w:lvl w:ilvl="6" w:tplc="04090001" w:tentative="1">
+      <w:start w:val="1"/>
+      <w:numFmt w:val="bullet"/>
+      <w:lvlText w:val=""/>
+      <w:lvlJc w:val="left"/>
+      <w:pPr>
+        <w:ind w:left="5040" w:hanging="360"/>
+      </w:pPr>
+      <w:rPr>
+        <w:rFonts w:ascii="Symbol" w:hAnsi="Symbol" w:hint="default"/>
+      </w:rPr>
+    </w:lvl>
+    <w:lvl w:ilvl="7" w:tplc="04090003" w:tentative="1">
+      <w:start w:val="1"/>
+      <w:numFmt w:val="bullet"/>
+      <w:lvlText w:val="o"/>
+      <w:lvlJc w:val="left"/>
+      <w:pPr>
+        <w:ind w:left="5760" w:hanging="360"/>
+      </w:pPr>
+      <w:rPr>
+        <w:rFonts w:ascii="Courier New" w:hAnsi="Courier New" w:cs="Courier New" w:hint="default"/>
+      </w:rPr>
+    </w:lvl>
+    <w:lvl w:ilvl="8" w:tplc="04090005" w:tentative="1">
+      <w:start w:val="1"/>
+      <w:numFmt w:val="bullet"/>
+      <w:lvlText w:val=""/>
+      <w:lvlJc w:val="left"/>
+      <w:pPr>
+        <w:ind w:left="6480" w:hanging="360"/>
+      </w:pPr>
+      <w:rPr>
+        <w:rFonts w:ascii="Wingdings" w:hAnsi="Wingdings" w:hint="default"/>
+      </w:rPr>
+    </w:lvl>
+  </w:abstractNum>
+  <w:abstractNum w:abstractNumId="5" w15:restartNumberingAfterBreak="0">
+    <w:nsid w:val="2647272D"/>
+    <w:multiLevelType w:val="multilevel"/>
+    <w:tmpl w:val="2662EE38"/>
+    <w:lvl w:ilvl="0">
+      <w:start w:val="1"/>
+      <w:numFmt w:val="bullet"/>
+      <w:lvlText w:val=""/>
+      <w:lvlJc w:val="left"/>
+      <w:pPr>
+        <w:tabs>
+          <w:tab w:val="num" w:pos="720"/>
+        </w:tabs>
+        <w:ind w:left="720" w:hanging="360"/>
+      </w:pPr>
+      <w:rPr>
+        <w:rFonts w:ascii="Symbol" w:hAnsi="Symbol" w:hint="default"/>
+        <w:sz w:val="20"/>
+      </w:rPr>
+    </w:lvl>
+    <w:lvl w:ilvl="1" w:tentative="1">
+      <w:start w:val="1"/>
+      <w:numFmt w:val="bullet"/>
+      <w:lvlText w:val="o"/>
+      <w:lvlJc w:val="left"/>
+      <w:pPr>
+        <w:tabs>
+          <w:tab w:val="num" w:pos="1440"/>
+        </w:tabs>
+        <w:ind w:left="1440" w:hanging="360"/>
+      </w:pPr>
+      <w:rPr>
+        <w:rFonts w:ascii="Courier New" w:hAnsi="Courier New" w:hint="default"/>
+        <w:sz w:val="20"/>
+      </w:rPr>
+    </w:lvl>
+    <w:lvl w:ilvl="2" w:tentative="1">
+      <w:start w:val="1"/>
+      <w:numFmt w:val="bullet"/>
+      <w:lvlText w:val=""/>
+      <w:lvlJc w:val="left"/>
+      <w:pPr>
+        <w:tabs>
+          <w:tab w:val="num" w:pos="2160"/>
+        </w:tabs>
+        <w:ind w:left="2160" w:hanging="360"/>
+      </w:pPr>
+      <w:rPr>
+        <w:rFonts w:ascii="Wingdings" w:hAnsi="Wingdings" w:hint="default"/>
+        <w:sz w:val="20"/>
+      </w:rPr>
+    </w:lvl>
+    <w:lvl w:ilvl="3" w:tentative="1">
+      <w:start w:val="1"/>
+      <w:numFmt w:val="bullet"/>
+      <w:lvlText w:val=""/>
+      <w:lvlJc w:val="left"/>
+      <w:pPr>
+        <w:tabs>
+          <w:tab w:val="num" w:pos="2880"/>
+        </w:tabs>
+        <w:ind w:left="2880" w:hanging="360"/>
+      </w:pPr>
+      <w:rPr>
+        <w:rFonts w:ascii="Wingdings" w:hAnsi="Wingdings" w:hint="default"/>
+        <w:sz w:val="20"/>
+      </w:rPr>
+    </w:lvl>
+    <w:lvl w:ilvl="4" w:tentative="1">
+      <w:start w:val="1"/>
+      <w:numFmt w:val="bullet"/>
+      <w:lvlText w:val=""/>
+      <w:lvlJc w:val="left"/>
+      <w:pPr>
+        <w:tabs>
+          <w:tab w:val="num" w:pos="3600"/>
+        </w:tabs>
+        <w:ind w:left="3600" w:hanging="360"/>
+      </w:pPr>
+      <w:rPr>
+        <w:rFonts w:ascii="Wingdings" w:hAnsi="Wingdings" w:hint="default"/>
+        <w:sz w:val="20"/>
+      </w:rPr>
+    </w:lvl>
+    <w:lvl w:ilvl="5" w:tentative="1">
+      <w:start w:val="1"/>
+      <w:numFmt w:val="bullet"/>
+      <w:lvlText w:val=""/>
+      <w:lvlJc w:val="left"/>
+      <w:pPr>
+        <w:tabs>
+          <w:tab w:val="num" w:pos="4320"/>
+        </w:tabs>
+        <w:ind w:left="4320" w:hanging="360"/>
+      </w:pPr>
+      <w:rPr>
+        <w:rFonts w:ascii="Wingdings" w:hAnsi="Wingdings" w:hint="default"/>
+        <w:sz w:val="20"/>
+      </w:rPr>
+    </w:lvl>
+    <w:lvl w:ilvl="6" w:tentative="1">
+      <w:start w:val="1"/>
+      <w:numFmt w:val="bullet"/>
+      <w:lvlText w:val=""/>
+      <w:lvlJc w:val="left"/>
+      <w:pPr>
+        <w:tabs>
+          <w:tab w:val="num" w:pos="5040"/>
+        </w:tabs>
+        <w:ind w:left="5040" w:hanging="360"/>
+      </w:pPr>
+      <w:rPr>
+        <w:rFonts w:ascii="Wingdings" w:hAnsi="Wingdings" w:hint="default"/>
+        <w:sz w:val="20"/>
+      </w:rPr>
+    </w:lvl>
+    <w:lvl w:ilvl="7" w:tentative="1">
+      <w:start w:val="1"/>
+      <w:numFmt w:val="bullet"/>
+      <w:lvlText w:val=""/>
+      <w:lvlJc w:val="left"/>
+      <w:pPr>
+        <w:tabs>
+          <w:tab w:val="num" w:pos="5760"/>
+        </w:tabs>
+        <w:ind w:left="5760" w:hanging="360"/>
+      </w:pPr>
+      <w:rPr>
+        <w:rFonts w:ascii="Wingdings" w:hAnsi="Wingdings" w:hint="default"/>
+        <w:sz w:val="20"/>
+      </w:rPr>
+    </w:lvl>
+    <w:lvl w:ilvl="8" w:tentative="1">
+      <w:start w:val="1"/>
+      <w:numFmt w:val="bullet"/>
+      <w:lvlText w:val=""/>
+      <w:lvlJc w:val="left"/>
+      <w:pPr>
+        <w:tabs>
+          <w:tab w:val="num" w:pos="6480"/>
+        </w:tabs>
+        <w:ind w:left="6480" w:hanging="360"/>
+      </w:pPr>
+      <w:rPr>
+        <w:rFonts w:ascii="Wingdings" w:hAnsi="Wingdings" w:hint="default"/>
+        <w:sz w:val="20"/>
+      </w:rPr>
+    </w:lvl>
+  </w:abstractNum>
+  <w:abstractNum w:abstractNumId="6" w15:restartNumberingAfterBreak="0">
+    <w:nsid w:val="4C60472D"/>
+    <w:multiLevelType w:val="multilevel"/>
+    <w:tmpl w:val="89C8649E"/>
+    <w:lvl w:ilvl="0">
+      <w:start w:val="1"/>
+      <w:numFmt w:val="bullet"/>
+      <w:lvlText w:val=""/>
+      <w:lvlJc w:val="left"/>
+      <w:pPr>
+        <w:tabs>
+          <w:tab w:val="num" w:pos="720"/>
+        </w:tabs>
+        <w:ind w:left="720" w:hanging="360"/>
+      </w:pPr>
+      <w:rPr>
+        <w:rFonts w:ascii="Symbol" w:hAnsi="Symbol" w:hint="default"/>
+        <w:sz w:val="20"/>
+      </w:rPr>
+    </w:lvl>
+    <w:lvl w:ilvl="1" w:tentative="1">
+      <w:start w:val="1"/>
+      <w:numFmt w:val="bullet"/>
+      <w:lvlText w:val="o"/>
+      <w:lvlJc w:val="left"/>
+      <w:pPr>
+        <w:tabs>
+          <w:tab w:val="num" w:pos="1440"/>
+        </w:tabs>
+        <w:ind w:left="1440" w:hanging="360"/>
+      </w:pPr>
+      <w:rPr>
+        <w:rFonts w:ascii="Courier New" w:hAnsi="Courier New" w:hint="default"/>
+        <w:sz w:val="20"/>
+      </w:rPr>
+    </w:lvl>
+    <w:lvl w:ilvl="2" w:tentative="1">
+      <w:start w:val="1"/>
+      <w:numFmt w:val="bullet"/>
+      <w:lvlText w:val=""/>
+      <w:lvlJc w:val="left"/>
+      <w:pPr>
+        <w:tabs>
+          <w:tab w:val="num" w:pos="2160"/>
+        </w:tabs>
+        <w:ind w:left="2160" w:hanging="360"/>
+      </w:pPr>
+      <w:rPr>
+        <w:rFonts w:ascii="Wingdings" w:hAnsi="Wingdings" w:hint="default"/>
+        <w:sz w:val="20"/>
+      </w:rPr>
+    </w:lvl>
+    <w:lvl w:ilvl="3" w:tentative="1">
+      <w:start w:val="1"/>
+      <w:numFmt w:val="bullet"/>
+      <w:lvlText w:val=""/>
+      <w:lvlJc w:val="left"/>
+      <w:pPr>
+        <w:tabs>
+          <w:tab w:val="num" w:pos="2880"/>
+        </w:tabs>
+        <w:ind w:left="2880" w:hanging="360"/>
+      </w:pPr>
+      <w:rPr>
+        <w:rFonts w:ascii="Wingdings" w:hAnsi="Wingdings" w:hint="default"/>
+        <w:sz w:val="20"/>
+      </w:rPr>
+    </w:lvl>
+    <w:lvl w:ilvl="4" w:tentative="1">
+      <w:start w:val="1"/>
+      <w:numFmt w:val="bullet"/>
+      <w:lvlText w:val=""/>
+      <w:lvlJc w:val="left"/>
+      <w:pPr>
+        <w:tabs>
+          <w:tab w:val="num" w:pos="3600"/>
+        </w:tabs>
+        <w:ind w:left="3600" w:hanging="360"/>
+      </w:pPr>
+      <w:rPr>
+        <w:rFonts w:ascii="Wingdings" w:hAnsi="Wingdings" w:hint="default"/>
+        <w:sz w:val="20"/>
+      </w:rPr>
+    </w:lvl>
+    <w:lvl w:ilvl="5" w:tentative="1">
+      <w:start w:val="1"/>
+      <w:numFmt w:val="bullet"/>
+      <w:lvlText w:val=""/>
+      <w:lvlJc w:val="left"/>
+      <w:pPr>
+        <w:tabs>
+          <w:tab w:val="num" w:pos="4320"/>
+        </w:tabs>
+        <w:ind w:left="4320" w:hanging="360"/>
+      </w:pPr>
+      <w:rPr>
+        <w:rFonts w:ascii="Wingdings" w:hAnsi="Wingdings" w:hint="default"/>
+        <w:sz w:val="20"/>
+      </w:rPr>
+    </w:lvl>
+    <w:lvl w:ilvl="6" w:tentative="1">
+      <w:start w:val="1"/>
+      <w:numFmt w:val="bullet"/>
+      <w:lvlText w:val=""/>
+      <w:lvlJc w:val="left"/>
+      <w:pPr>
+        <w:tabs>
+          <w:tab w:val="num" w:pos="5040"/>
+        </w:tabs>
+        <w:ind w:left="5040" w:hanging="360"/>
+      </w:pPr>
+      <w:rPr>
+        <w:rFonts w:ascii="Wingdings" w:hAnsi="Wingdings" w:hint="default"/>
+        <w:sz w:val="20"/>
+      </w:rPr>
+    </w:lvl>
+    <w:lvl w:ilvl="7" w:tentative="1">
+      <w:start w:val="1"/>
+      <w:numFmt w:val="bullet"/>
+      <w:lvlText w:val=""/>
+      <w:lvlJc w:val="left"/>
+      <w:pPr>
+        <w:tabs>
+          <w:tab w:val="num" w:pos="5760"/>
+        </w:tabs>
+        <w:ind w:left="5760" w:hanging="360"/>
+      </w:pPr>
+      <w:rPr>
+        <w:rFonts w:ascii="Wingdings" w:hAnsi="Wingdings" w:hint="default"/>
+        <w:sz w:val="20"/>
+      </w:rPr>
+    </w:lvl>
+    <w:lvl w:ilvl="8" w:tentative="1">
+      <w:start w:val="1"/>
+      <w:numFmt w:val="bullet"/>
+      <w:lvlText w:val=""/>
+      <w:lvlJc w:val="left"/>
+      <w:pPr>
+        <w:tabs>
+          <w:tab w:val="num" w:pos="6480"/>
+        </w:tabs>
+        <w:ind w:left="6480" w:hanging="360"/>
+      </w:pPr>
+      <w:rPr>
+        <w:rFonts w:ascii="Wingdings" w:hAnsi="Wingdings" w:hint="default"/>
+        <w:sz w:val="20"/>
+      </w:rPr>
+    </w:lvl>
+  </w:abstractNum>
+  <w:abstractNum w:abstractNumId="7" w15:restartNumberingAfterBreak="0">
+    <w:nsid w:val="63AC08FC"/>
+    <w:multiLevelType w:val="multilevel"/>
+    <w:tmpl w:val="B5704140"/>
+    <w:lvl w:ilvl="0">
+      <w:start w:val="1"/>
+      <w:numFmt w:val="bullet"/>
+      <w:lvlText w:val=""/>
+      <w:lvlJc w:val="left"/>
+      <w:pPr>
+        <w:tabs>
+          <w:tab w:val="num" w:pos="720"/>
+        </w:tabs>
+        <w:ind w:left="720" w:hanging="360"/>
+      </w:pPr>
+      <w:rPr>
+        <w:rFonts w:ascii="Symbol" w:hAnsi="Symbol" w:hint="default"/>
+        <w:sz w:val="20"/>
+      </w:rPr>
+    </w:lvl>
+    <w:lvl w:ilvl="1" w:tentative="1">
+      <w:start w:val="1"/>
+      <w:numFmt w:val="bullet"/>
+      <w:lvlText w:val="o"/>
+      <w:lvlJc w:val="left"/>
+      <w:pPr>
+        <w:tabs>
+          <w:tab w:val="num" w:pos="1440"/>
+        </w:tabs>
+        <w:ind w:left="1440" w:hanging="360"/>
+      </w:pPr>
+      <w:rPr>
+        <w:rFonts w:ascii="Courier New" w:hAnsi="Courier New" w:hint="default"/>
+        <w:sz w:val="20"/>
+      </w:rPr>
+    </w:lvl>
+    <w:lvl w:ilvl="2" w:tentative="1">
+      <w:start w:val="1"/>
+      <w:numFmt w:val="bullet"/>
+      <w:lvlText w:val=""/>
+      <w:lvlJc w:val="left"/>
+      <w:pPr>
+        <w:tabs>
+          <w:tab w:val="num" w:pos="2160"/>
+        </w:tabs>
+        <w:ind w:left="2160" w:hanging="360"/>
+      </w:pPr>
+      <w:rPr>
+        <w:rFonts w:ascii="Wingdings" w:hAnsi="Wingdings" w:hint="default"/>
+        <w:sz w:val="20"/>
+      </w:rPr>
+    </w:lvl>
+    <w:lvl w:ilvl="3" w:tentative="1">
+      <w:start w:val="1"/>
+      <w:numFmt w:val="bullet"/>
+      <w:lvlText w:val=""/>
+      <w:lvlJc w:val="left"/>
+      <w:pPr>
+        <w:tabs>
+          <w:tab w:val="num" w:pos="2880"/>
+        </w:tabs>
+        <w:ind w:left="2880" w:hanging="360"/>
+      </w:pPr>
+      <w:rPr>
+        <w:rFonts w:ascii="Wingdings" w:hAnsi="Wingdings" w:hint="default"/>
+        <w:sz w:val="20"/>
+      </w:rPr>
+    </w:lvl>
+    <w:lvl w:ilvl="4" w:tentative="1">
+      <w:start w:val="1"/>
+      <w:numFmt w:val="bullet"/>
+      <w:lvlText w:val=""/>
+      <w:lvlJc w:val="left"/>
+      <w:pPr>
+        <w:tabs>
+          <w:tab w:val="num" w:pos="3600"/>
+        </w:tabs>
+        <w:ind w:left="3600" w:hanging="360"/>
+      </w:pPr>
+      <w:rPr>
+        <w:rFonts w:ascii="Wingdings" w:hAnsi="Wingdings" w:hint="default"/>
+        <w:sz w:val="20"/>
+      </w:rPr>
+    </w:lvl>
+    <w:lvl w:ilvl="5" w:tentative="1">
+      <w:start w:val="1"/>
+      <w:numFmt w:val="bullet"/>
+      <w:lvlText w:val=""/>
+      <w:lvlJc w:val="left"/>
+      <w:pPr>
+        <w:tabs>
+          <w:tab w:val="num" w:pos="4320"/>
+        </w:tabs>
+        <w:ind w:left="4320" w:hanging="360"/>
+      </w:pPr>
+      <w:rPr>
+        <w:rFonts w:ascii="Wingdings" w:hAnsi="Wingdings" w:hint="default"/>
+        <w:sz w:val="20"/>
+      </w:rPr>
+    </w:lvl>
+    <w:lvl w:ilvl="6" w:tentative="1">
+      <w:start w:val="1"/>
+      <w:numFmt w:val="bullet"/>
+      <w:lvlText w:val=""/>
+      <w:lvlJc w:val="left"/>
+      <w:pPr>
+        <w:tabs>
+          <w:tab w:val="num" w:pos="5040"/>
+        </w:tabs>
+        <w:ind w:left="5040" w:hanging="360"/>
+      </w:pPr>
+      <w:rPr>
+        <w:rFonts w:ascii="Wingdings" w:hAnsi="Wingdings" w:hint="default"/>
+        <w:sz w:val="20"/>
+      </w:rPr>
+    </w:lvl>
+    <w:lvl w:ilvl="7" w:tentative="1">
+      <w:start w:val="1"/>
+      <w:numFmt w:val="bullet"/>
+      <w:lvlText w:val=""/>
+      <w:lvlJc w:val="left"/>
+      <w:pPr>
+        <w:tabs>
+          <w:tab w:val="num" w:pos="5760"/>
+        </w:tabs>
+        <w:ind w:left="5760" w:hanging="360"/>
+      </w:pPr>
+      <w:rPr>
+        <w:rFonts w:ascii="Wingdings" w:hAnsi="Wingdings" w:hint="default"/>
+        <w:sz w:val="20"/>
+      </w:rPr>
+    </w:lvl>
+    <w:lvl w:ilvl="8" w:tentative="1">
+      <w:start w:val="1"/>
+      <w:numFmt w:val="bullet"/>
+      <w:lvlText w:val=""/>
+      <w:lvlJc w:val="left"/>
+      <w:pPr>
+        <w:tabs>
+          <w:tab w:val="num" w:pos="6480"/>
+        </w:tabs>
+        <w:ind w:left="6480" w:hanging="360"/>
+      </w:pPr>
+      <w:rPr>
+        <w:rFonts w:ascii="Wingdings" w:hAnsi="Wingdings" w:hint="default"/>
+        <w:sz w:val="20"/>
+      </w:rPr>
+    </w:lvl>
+  </w:abstractNum>
+  <w:abstractNum w:abstractNumId="8" w15:restartNumberingAfterBreak="0">
+    <w:nsid w:val="6DF80EC0"/>
+    <w:multiLevelType w:val="multilevel"/>
+    <w:tmpl w:val="FB301302"/>
+    <w:lvl w:ilvl="0">
+      <w:start w:val="1"/>
+      <w:numFmt w:val="bullet"/>
+      <w:lvlText w:val=""/>
+      <w:lvlJc w:val="left"/>
+      <w:pPr>
+        <w:tabs>
+          <w:tab w:val="num" w:pos="720"/>
+        </w:tabs>
+        <w:ind w:left="720" w:hanging="360"/>
+      </w:pPr>
+      <w:rPr>
+        <w:rFonts w:ascii="Symbol" w:hAnsi="Symbol" w:hint="default"/>
+        <w:sz w:val="20"/>
+      </w:rPr>
+    </w:lvl>
+    <w:lvl w:ilvl="1" w:tentative="1">
+      <w:start w:val="1"/>
+      <w:numFmt w:val="bullet"/>
+      <w:lvlText w:val="o"/>
+      <w:lvlJc w:val="left"/>
+      <w:pPr>
+        <w:tabs>
+          <w:tab w:val="num" w:pos="1440"/>
+        </w:tabs>
+        <w:ind w:left="1440" w:hanging="360"/>
+      </w:pPr>
+      <w:rPr>
+        <w:rFonts w:ascii="Courier New" w:hAnsi="Courier New" w:hint="default"/>
+        <w:sz w:val="20"/>
+      </w:rPr>
+    </w:lvl>
+    <w:lvl w:ilvl="2" w:tentative="1">
+      <w:start w:val="1"/>
+      <w:numFmt w:val="bullet"/>
+      <w:lvlText w:val=""/>
+      <w:lvlJc w:val="left"/>
+      <w:pPr>
+        <w:tabs>
+          <w:tab w:val="num" w:pos="2160"/>
+        </w:tabs>
+        <w:ind w:left="2160" w:hanging="360"/>
+      </w:pPr>
+      <w:rPr>
+        <w:rFonts w:ascii="Wingdings" w:hAnsi="Wingdings" w:hint="default"/>
+        <w:sz w:val="20"/>
+      </w:rPr>
+    </w:lvl>
+    <w:lvl w:ilvl="3" w:tentative="1">
+      <w:start w:val="1"/>
+      <w:numFmt w:val="bullet"/>
+      <w:lvlText w:val=""/>
+      <w:lvlJc w:val="left"/>
+      <w:pPr>
+        <w:tabs>
+          <w:tab w:val="num" w:pos="2880"/>
+        </w:tabs>
+        <w:ind w:left="2880" w:hanging="360"/>
+      </w:pPr>
+      <w:rPr>
+        <w:rFonts w:ascii="Wingdings" w:hAnsi="Wingdings" w:hint="default"/>
+        <w:sz w:val="20"/>
+      </w:rPr>
+    </w:lvl>
+    <w:lvl w:ilvl="4" w:tentative="1">
+      <w:start w:val="1"/>
+      <w:numFmt w:val="bullet"/>
+      <w:lvlText w:val=""/>
+      <w:lvlJc w:val="left"/>
+      <w:pPr>
+        <w:tabs>
+          <w:tab w:val="num" w:pos="3600"/>
+        </w:tabs>
+        <w:ind w:left="3600" w:hanging="360"/>
+      </w:pPr>
+      <w:rPr>
+        <w:rFonts w:ascii="Wingdings" w:hAnsi="Wingdings" w:hint="default"/>
+        <w:sz w:val="20"/>
+      </w:rPr>
+    </w:lvl>
+    <w:lvl w:ilvl="5" w:tentative="1">
+      <w:start w:val="1"/>
+      <w:numFmt w:val="bullet"/>
+      <w:lvlText w:val=""/>
+      <w:lvlJc w:val="left"/>
+      <w:pPr>
+        <w:tabs>
+          <w:tab w:val="num" w:pos="4320"/>
+        </w:tabs>
+        <w:ind w:left="4320" w:hanging="360"/>
+      </w:pPr>
+      <w:rPr>
+        <w:rFonts w:ascii="Wingdings" w:hAnsi="Wingdings" w:hint="default"/>
+        <w:sz w:val="20"/>
+      </w:rPr>
+    </w:lvl>
+    <w:lvl w:ilvl="6" w:tentative="1">
+      <w:start w:val="1"/>
+      <w:numFmt w:val="bullet"/>
+      <w:lvlText w:val=""/>
+      <w:lvlJc w:val="left"/>
+      <w:pPr>
+        <w:tabs>
+          <w:tab w:val="num" w:pos="5040"/>
+        </w:tabs>
+        <w:ind w:left="5040" w:hanging="360"/>
+      </w:pPr>
+      <w:rPr>
+        <w:rFonts w:ascii="Wingdings" w:hAnsi="Wingdings" w:hint="default"/>
+        <w:sz w:val="20"/>
+      </w:rPr>
+    </w:lvl>
+    <w:lvl w:ilvl="7" w:tentative="1">
+      <w:start w:val="1"/>
+      <w:numFmt w:val="bullet"/>
+      <w:lvlText w:val=""/>
+      <w:lvlJc w:val="left"/>
+      <w:pPr>
+        <w:tabs>
+          <w:tab w:val="num" w:pos="5760"/>
+        </w:tabs>
+        <w:ind w:left="5760" w:hanging="360"/>
+      </w:pPr>
+      <w:rPr>
+        <w:rFonts w:ascii="Wingdings" w:hAnsi="Wingdings" w:hint="default"/>
+        <w:sz w:val="20"/>
+      </w:rPr>
+    </w:lvl>
+    <w:lvl w:ilvl="8" w:tentative="1">
+      <w:start w:val="1"/>
+      <w:numFmt w:val="bullet"/>
+      <w:lvlText w:val=""/>
+      <w:lvlJc w:val="left"/>
+      <w:pPr>
+        <w:tabs>
+          <w:tab w:val="num" w:pos="6480"/>
+        </w:tabs>
+        <w:ind w:left="6480" w:hanging="360"/>
+      </w:pPr>
+      <w:rPr>
+        <w:rFonts w:ascii="Wingdings" w:hAnsi="Wingdings" w:hint="default"/>
+        <w:sz w:val="20"/>
+      </w:rPr>
+    </w:lvl>
+  </w:abstractNum>
+  <w:abstractNum w:abstractNumId="9" w15:restartNumberingAfterBreak="0">
+    <w:nsid w:val="70967CF6"/>
+    <w:multiLevelType w:val="multilevel"/>
+    <w:tmpl w:val="5658C498"/>
+    <w:lvl w:ilvl="0">
+      <w:start w:val="1"/>
+      <w:numFmt w:val="bullet"/>
+      <w:lvlText w:val=""/>
+      <w:lvlJc w:val="left"/>
+      <w:pPr>
+        <w:tabs>
+          <w:tab w:val="num" w:pos="720"/>
+        </w:tabs>
+        <w:ind w:left="720" w:hanging="360"/>
+      </w:pPr>
+      <w:rPr>
+        <w:rFonts w:ascii="Symbol" w:hAnsi="Symbol" w:hint="default"/>
+        <w:sz w:val="20"/>
+      </w:rPr>
+    </w:lvl>
+    <w:lvl w:ilvl="1" w:tentative="1">
+      <w:start w:val="1"/>
+      <w:numFmt w:val="bullet"/>
+      <w:lvlText w:val="o"/>
+      <w:lvlJc w:val="left"/>
+      <w:pPr>
+        <w:tabs>
+          <w:tab w:val="num" w:pos="1440"/>
+        </w:tabs>
+        <w:ind w:left="1440" w:hanging="360"/>
+      </w:pPr>
+      <w:rPr>
+        <w:rFonts w:ascii="Courier New" w:hAnsi="Courier New" w:hint="default"/>
+        <w:sz w:val="20"/>
+      </w:rPr>
+    </w:lvl>
+    <w:lvl w:ilvl="2" w:tentative="1">
+      <w:start w:val="1"/>
+      <w:numFmt w:val="bullet"/>
+      <w:lvlText w:val=""/>
+      <w:lvlJc w:val="left"/>
+      <w:pPr>
+        <w:tabs>
+          <w:tab w:val="num" w:pos="2160"/>
+        </w:tabs>
+        <w:ind w:left="2160" w:hanging="360"/>
+      </w:pPr>
+      <w:rPr>
+        <w:rFonts w:ascii="Wingdings" w:hAnsi="Wingdings" w:hint="default"/>
+        <w:sz w:val="20"/>
+      </w:rPr>
+    </w:lvl>
+    <w:lvl w:ilvl="3" w:tentative="1">
+      <w:start w:val="1"/>
+      <w:numFmt w:val="bullet"/>
+      <w:lvlText w:val=""/>
+      <w:lvlJc w:val="left"/>
+      <w:pPr>
+        <w:tabs>
+          <w:tab w:val="num" w:pos="2880"/>
+        </w:tabs>
+        <w:ind w:left="2880" w:hanging="360"/>
+      </w:pPr>
+      <w:rPr>
+        <w:rFonts w:ascii="Wingdings" w:hAnsi="Wingdings" w:hint="default"/>
+        <w:sz w:val="20"/>
+      </w:rPr>
+    </w:lvl>
+    <w:lvl w:ilvl="4" w:tentative="1">
+      <w:start w:val="1"/>
+      <w:numFmt w:val="bullet"/>
+      <w:lvlText w:val=""/>
+      <w:lvlJc w:val="left"/>
+      <w:pPr>
+        <w:tabs>
+          <w:tab w:val="num" w:pos="3600"/>
+        </w:tabs>
+        <w:ind w:left="3600" w:hanging="360"/>
+      </w:pPr>
+      <w:rPr>
+        <w:rFonts w:ascii="Wingdings" w:hAnsi="Wingdings" w:hint="default"/>
+        <w:sz w:val="20"/>
+      </w:rPr>
+    </w:lvl>
+    <w:lvl w:ilvl="5" w:tentative="1">
+      <w:start w:val="1"/>
+      <w:numFmt w:val="bullet"/>
+      <w:lvlText w:val=""/>
+      <w:lvlJc w:val="left"/>
+      <w:pPr>
+        <w:tabs>
+          <w:tab w:val="num" w:pos="4320"/>
+        </w:tabs>
+        <w:ind w:left="4320" w:hanging="360"/>
+      </w:pPr>
+      <w:rPr>
+        <w:rFonts w:ascii="Wingdings" w:hAnsi="Wingdings" w:hint="default"/>
+        <w:sz w:val="20"/>
+      </w:rPr>
+    </w:lvl>
+    <w:lvl w:ilvl="6" w:tentative="1">
+      <w:start w:val="1"/>
+      <w:numFmt w:val="bullet"/>
+      <w:lvlText w:val=""/>
+      <w:lvlJc w:val="left"/>
+      <w:pPr>
+        <w:tabs>
+          <w:tab w:val="num" w:pos="5040"/>
+        </w:tabs>
+        <w:ind w:left="5040" w:hanging="360"/>
+      </w:pPr>
+      <w:rPr>
+        <w:rFonts w:ascii="Wingdings" w:hAnsi="Wingdings" w:hint="default"/>
+        <w:sz w:val="20"/>
+      </w:rPr>
+    </w:lvl>
+    <w:lvl w:ilvl="7" w:tentative="1">
+      <w:start w:val="1"/>
+      <w:numFmt w:val="bullet"/>
+      <w:lvlText w:val=""/>
+      <w:lvlJc w:val="left"/>
+      <w:pPr>
+        <w:tabs>
+          <w:tab w:val="num" w:pos="5760"/>
+        </w:tabs>
+        <w:ind w:left="5760" w:hanging="360"/>
+      </w:pPr>
+      <w:rPr>
+        <w:rFonts w:ascii="Wingdings" w:hAnsi="Wingdings" w:hint="default"/>
+        <w:sz w:val="20"/>
+      </w:rPr>
+    </w:lvl>
+    <w:lvl w:ilvl="8" w:tentative="1">
+      <w:start w:val="1"/>
+      <w:numFmt w:val="bullet"/>
+      <w:lvlText w:val=""/>
+      <w:lvlJc w:val="left"/>
+      <w:pPr>
+        <w:tabs>
+          <w:tab w:val="num" w:pos="6480"/>
+        </w:tabs>
+        <w:ind w:left="6480" w:hanging="360"/>
+      </w:pPr>
+      <w:rPr>
+        <w:rFonts w:ascii="Wingdings" w:hAnsi="Wingdings" w:hint="default"/>
+        <w:sz w:val="20"/>
+      </w:rPr>
+    </w:lvl>
+  </w:abstractNum>
   <w:num w:numId="1" w16cid:durableId="495075090">
     <w:abstractNumId w:val="0"/>
+  </w:num>
+  <w:num w:numId="2" w16cid:durableId="992028392">
+    <w:abstractNumId w:val="5"/>
+  </w:num>
+  <w:num w:numId="3" w16cid:durableId="119497597">
+    <w:abstractNumId w:val="4"/>
+  </w:num>
+  <w:num w:numId="4" w16cid:durableId="1679577709">
+    <w:abstractNumId w:val="7"/>
+  </w:num>
+  <w:num w:numId="5" w16cid:durableId="1077822172">
+    <w:abstractNumId w:val="9"/>
+  </w:num>
+  <w:num w:numId="6" w16cid:durableId="1274896993">
+    <w:abstractNumId w:val="1"/>
+  </w:num>
+  <w:num w:numId="7" w16cid:durableId="1085302566">
+    <w:abstractNumId w:val="8"/>
+  </w:num>
+  <w:num w:numId="8" w16cid:durableId="1315334077">
+    <w:abstractNumId w:val="2"/>
+  </w:num>
+  <w:num w:numId="9" w16cid:durableId="149180459">
+    <w:abstractNumId w:val="3"/>
+  </w:num>
+  <w:num w:numId="10" w16cid:durableId="1186286928">
+    <w:abstractNumId w:val="6"/>
   </w:num>
 </w:numbering>
 </file>
@@ -267,7 +2316,7 @@
     <w:lsdException w:name="footnote text" w:semiHidden="1" w:unhideWhenUsed="1"/>
     <w:lsdException w:name="annotation text" w:semiHidden="1" w:unhideWhenUsed="1"/>
     <w:lsdException w:name="header" w:semiHidden="1" w:unhideWhenUsed="1"/>
-    <w:lsdException w:name="footer" w:semiHidden="1" w:uiPriority="0" w:unhideWhenUsed="1" w:qFormat="1"/>
+    <w:lsdException w:name="footer" w:semiHidden="1" w:unhideWhenUsed="1" w:qFormat="1"/>
     <w:lsdException w:name="index heading" w:semiHidden="1" w:unhideWhenUsed="1"/>
     <w:lsdException w:name="caption" w:semiHidden="1" w:uiPriority="35" w:unhideWhenUsed="1" w:qFormat="1"/>
     <w:lsdException w:name="table of figures" w:semiHidden="1" w:unhideWhenUsed="1"/>
@@ -619,7 +2668,6 @@
   <w:style w:type="character" w:default="1" w:styleId="DefaultParagraphFont">
     <w:name w:val="Default Paragraph Font"/>
     <w:uiPriority w:val="1"/>
-    <w:semiHidden/>
     <w:unhideWhenUsed/>
   </w:style>
   <w:style w:type="table" w:default="1" w:styleId="TableNormal">
@@ -661,6 +2709,70 @@
       <w:ind w:left="720"/>
       <w:contextualSpacing/>
     </w:pPr>
+  </w:style>
+  <w:style w:type="table" w:styleId="TableGrid">
+    <w:name w:val="Table Grid"/>
+    <w:basedOn w:val="TableNormal"/>
+    <w:uiPriority w:val="59"/>
+    <w:rsid w:val="002E03AF"/>
+    <w:pPr>
+      <w:spacing w:after="0" w:line="240" w:lineRule="auto"/>
+    </w:pPr>
+    <w:tblPr>
+      <w:tblBorders>
+        <w:top w:val="single" w:sz="4" w:space="0" w:color="auto"/>
+        <w:left w:val="single" w:sz="4" w:space="0" w:color="auto"/>
+        <w:bottom w:val="single" w:sz="4" w:space="0" w:color="auto"/>
+        <w:right w:val="single" w:sz="4" w:space="0" w:color="auto"/>
+        <w:insideH w:val="single" w:sz="4" w:space="0" w:color="auto"/>
+        <w:insideV w:val="single" w:sz="4" w:space="0" w:color="auto"/>
+      </w:tblBorders>
+    </w:tblPr>
+  </w:style>
+  <w:style w:type="paragraph" w:styleId="Header">
+    <w:name w:val="header"/>
+    <w:basedOn w:val="Normal"/>
+    <w:link w:val="HeaderChar"/>
+    <w:uiPriority w:val="99"/>
+    <w:unhideWhenUsed/>
+    <w:rsid w:val="003030DA"/>
+    <w:pPr>
+      <w:tabs>
+        <w:tab w:val="center" w:pos="4680"/>
+        <w:tab w:val="right" w:pos="9360"/>
+      </w:tabs>
+      <w:spacing w:after="0" w:line="240" w:lineRule="auto"/>
+    </w:pPr>
+  </w:style>
+  <w:style w:type="character" w:customStyle="1" w:styleId="HeaderChar">
+    <w:name w:val="Header Char"/>
+    <w:basedOn w:val="DefaultParagraphFont"/>
+    <w:link w:val="Header"/>
+    <w:uiPriority w:val="99"/>
+    <w:rsid w:val="003030DA"/>
+  </w:style>
+  <w:style w:type="paragraph" w:styleId="Footer">
+    <w:name w:val="footer"/>
+    <w:basedOn w:val="Normal"/>
+    <w:link w:val="FooterChar"/>
+    <w:uiPriority w:val="99"/>
+    <w:unhideWhenUsed/>
+    <w:qFormat/>
+    <w:rsid w:val="003030DA"/>
+    <w:pPr>
+      <w:tabs>
+        <w:tab w:val="center" w:pos="4680"/>
+        <w:tab w:val="right" w:pos="9360"/>
+      </w:tabs>
+      <w:spacing w:after="0" w:line="240" w:lineRule="auto"/>
+    </w:pPr>
+  </w:style>
+  <w:style w:type="character" w:customStyle="1" w:styleId="FooterChar">
+    <w:name w:val="Footer Char"/>
+    <w:basedOn w:val="DefaultParagraphFont"/>
+    <w:link w:val="Footer"/>
+    <w:uiPriority w:val="99"/>
+    <w:rsid w:val="003030DA"/>
   </w:style>
 </w:styles>
 </file>
@@ -870,4 +2982,16 @@
   <a:objectDefaults/>
   <a:extraClrSchemeLst/>
 </a:theme>
+</file>
+
+<file path=customXml/item1.xml><?xml version="1.0" encoding="utf-8"?>
+<b:Sources xmlns:b="http://schemas.openxmlformats.org/officeDocument/2006/bibliography" xmlns="http://schemas.openxmlformats.org/officeDocument/2006/bibliography" SelectedStyle="\APASixthEditionOfficeOnline.xsl" StyleName="APA" Version="6"/>
+</file>
+
+<file path=customXml/itemProps1.xml><?xml version="1.0" encoding="utf-8"?>
+<ds:datastoreItem xmlns:ds="http://schemas.openxmlformats.org/officeDocument/2006/customXml" ds:itemID="{2073C135-62F2-439E-B585-6F5EED286BEB}">
+  <ds:schemaRefs>
+    <ds:schemaRef ds:uri="http://schemas.openxmlformats.org/officeDocument/2006/bibliography"/>
+  </ds:schemaRefs>
+</ds:datastoreItem>
 </file>
--- a/Membuat Website dengan Bantuan AI.docx
+++ b/Membuat Website dengan Bantuan AI.docx
@@ -1,6 +1,6 @@
 
 <file path=word/document.xml><?xml version="1.0" encoding="utf-8"?>
-<w:document xmlns:wpc="http://schemas.microsoft.com/office/word/2010/wordprocessingCanvas" xmlns:cx="http://schemas.microsoft.com/office/drawing/2014/chartex" xmlns:cx1="http://schemas.microsoft.com/office/drawing/2015/9/8/chartex" xmlns:cx2="http://schemas.microsoft.com/office/drawing/2015/10/21/chartex" xmlns:cx3="http://schemas.microsoft.com/office/drawing/2016/5/9/chartex" xmlns:cx4="http://schemas.microsoft.com/office/drawing/2016/5/10/chartex" xmlns:cx5="http://schemas.microsoft.com/office/drawing/2016/5/11/chartex" xmlns:cx6="http://schemas.microsoft.com/office/drawing/2016/5/12/chartex" xmlns:cx7="http://schemas.microsoft.com/office/drawing/2016/5/13/chartex" xmlns:cx8="http://schemas.microsoft.com/office/drawing/2016/5/14/chartex" xmlns:mc="http://schemas.openxmlformats.org/markup-compatibility/2006" xmlns:aink="http://schemas.microsoft.com/office/drawing/2016/ink" xmlns:am3d="http://schemas.microsoft.com/office/drawing/2017/model3d" xmlns:o="urn:schemas-microsoft-com:office:office" xmlns:oel="http://schemas.microsoft.com/office/2019/extlst" xmlns:r="http://schemas.openxmlformats.org/officeDocument/2006/relationships" xmlns:m="http://schemas.openxmlformats.org/officeDocument/2006/math" xmlns:v="urn:schemas-microsoft-com:vml" xmlns:wp14="http://schemas.microsoft.com/office/word/2010/wordprocessingDrawing" xmlns:wp="http://schemas.openxmlformats.org/drawingml/2006/wordprocessingDrawing" xmlns:w10="urn:schemas-microsoft-com:office:word" xmlns:w="http://schemas.openxmlformats.org/wordprocessingml/2006/main" xmlns:w14="http://schemas.microsoft.com/office/word/2010/wordml" xmlns:w15="http://schemas.microsoft.com/office/word/2012/wordml" xmlns:w16cex="http://schemas.microsoft.com/office/word/2018/wordml/cex" xmlns:w16cid="http://schemas.microsoft.com/office/word/2016/wordml/cid" xmlns:w16="http://schemas.microsoft.com/office/word/2018/wordml" xmlns:w16du="http://schemas.microsoft.com/office/word/2023/wordml/word16du" xmlns:w16sdtdh="http://schemas.microsoft.com/office/word/2020/wordml/sdtdatahash" xmlns:w16sdtfl="http://schemas.microsoft.com/office/word/2024/wordml/sdtformatlock" xmlns:w16se="http://schemas.microsoft.com/office/word/2015/wordml/symex" xmlns:wpg="http://schemas.microsoft.com/office/word/2010/wordprocessingGroup" xmlns:wpi="http://schemas.microsoft.com/office/word/2010/wordprocessingInk" xmlns:wne="http://schemas.microsoft.com/office/word/2006/wordml" xmlns:wps="http://schemas.microsoft.com/office/word/2010/wordprocessingShape" mc:Ignorable="w14 w15 w16se w16cid w16 w16cex w16sdtdh w16sdtfl w16du wp14">
+<w:document xmlns:wpc="http://schemas.microsoft.com/office/word/2010/wordprocessingCanvas" xmlns:cx="http://schemas.microsoft.com/office/drawing/2014/chartex" xmlns:cx1="http://schemas.microsoft.com/office/drawing/2015/9/8/chartex" xmlns:cx2="http://schemas.microsoft.com/office/drawing/2015/10/21/chartex" xmlns:cx3="http://schemas.microsoft.com/office/drawing/2016/5/9/chartex" xmlns:cx4="http://schemas.microsoft.com/office/drawing/2016/5/10/chartex" xmlns:cx5="http://schemas.microsoft.com/office/drawing/2016/5/11/chartex" xmlns:cx6="http://schemas.microsoft.com/office/drawing/2016/5/12/chartex" xmlns:cx7="http://schemas.microsoft.com/office/drawing/2016/5/13/chartex" xmlns:cx8="http://schemas.microsoft.com/office/drawing/2016/5/14/chartex" xmlns:mc="http://schemas.openxmlformats.org/markup-compatibility/2006" xmlns:aink="http://schemas.microsoft.com/office/drawing/2016/ink" xmlns:am3d="http://schemas.microsoft.com/office/drawing/2017/model3d" xmlns:o="urn:schemas-microsoft-com:office:office" xmlns:r="http://schemas.openxmlformats.org/officeDocument/2006/relationships" xmlns:m="http://schemas.openxmlformats.org/officeDocument/2006/math" xmlns:v="urn:schemas-microsoft-com:vml" xmlns:wp14="http://schemas.microsoft.com/office/word/2010/wordprocessingDrawing" xmlns:wp="http://schemas.openxmlformats.org/drawingml/2006/wordprocessingDrawing" xmlns:w10="urn:schemas-microsoft-com:office:word" xmlns:w="http://schemas.openxmlformats.org/wordprocessingml/2006/main" xmlns:w14="http://schemas.microsoft.com/office/word/2010/wordml" xmlns:w15="http://schemas.microsoft.com/office/word/2012/wordml" xmlns:w16cex="http://schemas.microsoft.com/office/word/2018/wordml/cex" xmlns:w16cid="http://schemas.microsoft.com/office/word/2016/wordml/cid" xmlns:w16="http://schemas.microsoft.com/office/word/2018/wordml" xmlns:w16se="http://schemas.microsoft.com/office/word/2015/wordml/symex" xmlns:wpg="http://schemas.microsoft.com/office/word/2010/wordprocessingGroup" xmlns:wpi="http://schemas.microsoft.com/office/word/2010/wordprocessingInk" xmlns:wne="http://schemas.microsoft.com/office/word/2006/wordml" xmlns:wps="http://schemas.microsoft.com/office/word/2010/wordprocessingShape" mc:Ignorable="w14 w15 w16se w16cid w16 w16cex wp14">
   <w:body>
     <w:p>
       <w:pPr>
@@ -701,6 +701,790 @@
         <w:t>yang menampilkan program penerapan bahasa Arab di MABAIZ</w:t>
       </w:r>
     </w:p>
+    <w:p>
+      <w:pPr>
+        <w:jc w:val="center"/>
+        <w:rPr>
+          <w:b/>
+          <w:bCs/>
+        </w:rPr>
+      </w:pPr>
+      <w:r>
+        <w:rPr>
+          <w:b/>
+          <w:bCs/>
+        </w:rPr>
+        <w:t>FRONTEND</w:t>
+      </w:r>
+    </w:p>
+    <w:p>
+      <w:pPr>
+        <w:jc w:val="both"/>
+      </w:pPr>
+      <w:r>
+        <w:t>Masukkan ini di GEMINI.md</w:t>
+      </w:r>
+    </w:p>
+    <w:tbl>
+      <w:tblPr>
+        <w:tblStyle w:val="TableGrid"/>
+        <w:tblW w:w="0" w:type="auto"/>
+        <w:tblLook w:val="04A0" w:firstRow="1" w:lastRow="0" w:firstColumn="1" w:lastColumn="0" w:noHBand="0" w:noVBand="1"/>
+      </w:tblPr>
+      <w:tblGrid>
+        <w:gridCol w:w="9016"/>
+      </w:tblGrid>
+      <w:tr>
+        <w:tc>
+          <w:tcPr>
+            <w:tcW w:w="9016" w:type="dxa"/>
+          </w:tcPr>
+          <w:p>
+            <w:pPr>
+              <w:jc w:val="both"/>
+            </w:pPr>
+          </w:p>
+          <w:p>
+            <w:pPr>
+              <w:spacing w:before="100" w:beforeAutospacing="1" w:after="240"/>
+              <w:rPr>
+                <w:rFonts w:ascii="Segoe UI" w:eastAsia="Times New Roman" w:hAnsi="Segoe UI" w:cs="Segoe UI"/>
+                <w:sz w:val="24"/>
+                <w:szCs w:val="24"/>
+              </w:rPr>
+            </w:pPr>
+            <w:r>
+              <w:rPr>
+                <w:rFonts w:ascii="Segoe UI" w:eastAsia="Times New Roman" w:hAnsi="Segoe UI" w:cs="Segoe UI"/>
+                <w:sz w:val="24"/>
+                <w:szCs w:val="24"/>
+              </w:rPr>
+              <w:t>SKILLS</w:t>
+            </w:r>
+          </w:p>
+          <w:p>
+            <w:pPr>
+              <w:numPr>
+                <w:ilvl w:val="0"/>
+                <w:numId w:val="11"/>
+              </w:numPr>
+              <w:spacing w:before="100" w:beforeAutospacing="1" w:after="100" w:afterAutospacing="1"/>
+              <w:rPr>
+                <w:rFonts w:ascii="Segoe UI" w:eastAsia="Times New Roman" w:hAnsi="Segoe UI" w:cs="Segoe UI"/>
+                <w:sz w:val="24"/>
+                <w:szCs w:val="24"/>
+              </w:rPr>
+            </w:pPr>
+            <w:r>
+              <w:rPr>
+                <w:rFonts w:ascii="Segoe UI" w:eastAsia="Times New Roman" w:hAnsi="Segoe UI" w:cs="Segoe UI"/>
+                <w:sz w:val="24"/>
+                <w:szCs w:val="24"/>
+              </w:rPr>
+              <w:t>Selalu gunakan skill caveman</w:t>
+            </w:r>
+          </w:p>
+          <w:p>
+            <w:pPr>
+              <w:numPr>
+                <w:ilvl w:val="0"/>
+                <w:numId w:val="11"/>
+              </w:numPr>
+              <w:spacing w:before="60" w:after="100" w:afterAutospacing="1"/>
+              <w:rPr>
+                <w:rFonts w:ascii="Segoe UI" w:eastAsia="Times New Roman" w:hAnsi="Segoe UI" w:cs="Segoe UI"/>
+                <w:sz w:val="24"/>
+                <w:szCs w:val="24"/>
+              </w:rPr>
+            </w:pPr>
+            <w:r>
+              <w:rPr>
+                <w:rFonts w:ascii="Segoe UI" w:eastAsia="Times New Roman" w:hAnsi="Segoe UI" w:cs="Segoe UI"/>
+                <w:sz w:val="24"/>
+                <w:szCs w:val="24"/>
+              </w:rPr>
+              <w:t>Selalu cek skill apa yang cocok dan otomatis install dengan: skills add [nama skillnya] -y</w:t>
+            </w:r>
+          </w:p>
+          <w:p>
+            <w:pPr>
+              <w:spacing w:after="240"/>
+              <w:rPr>
+                <w:rFonts w:ascii="Segoe UI" w:eastAsia="Times New Roman" w:hAnsi="Segoe UI" w:cs="Segoe UI"/>
+                <w:sz w:val="24"/>
+                <w:szCs w:val="24"/>
+              </w:rPr>
+            </w:pPr>
+            <w:r>
+              <w:rPr>
+                <w:rFonts w:ascii="Segoe UI" w:eastAsia="Times New Roman" w:hAnsi="Segoe UI" w:cs="Segoe UI"/>
+                <w:sz w:val="24"/>
+                <w:szCs w:val="24"/>
+              </w:rPr>
+              <w:t>TIMEZONE</w:t>
+            </w:r>
+          </w:p>
+          <w:p>
+            <w:pPr>
+              <w:numPr>
+                <w:ilvl w:val="0"/>
+                <w:numId w:val="12"/>
+              </w:numPr>
+              <w:spacing w:before="100" w:beforeAutospacing="1" w:after="100" w:afterAutospacing="1"/>
+              <w:rPr>
+                <w:rFonts w:ascii="Segoe UI" w:eastAsia="Times New Roman" w:hAnsi="Segoe UI" w:cs="Segoe UI"/>
+                <w:sz w:val="24"/>
+                <w:szCs w:val="24"/>
+              </w:rPr>
+            </w:pPr>
+            <w:r>
+              <w:rPr>
+                <w:rFonts w:ascii="Segoe UI" w:eastAsia="Times New Roman" w:hAnsi="Segoe UI" w:cs="Segoe UI"/>
+                <w:sz w:val="24"/>
+                <w:szCs w:val="24"/>
+              </w:rPr>
+              <w:t>Asia/Makassar (UTC + 8)</w:t>
+            </w:r>
+          </w:p>
+          <w:p>
+            <w:pPr>
+              <w:spacing w:after="240"/>
+              <w:rPr>
+                <w:rFonts w:ascii="Segoe UI" w:eastAsia="Times New Roman" w:hAnsi="Segoe UI" w:cs="Segoe UI"/>
+                <w:sz w:val="24"/>
+                <w:szCs w:val="24"/>
+              </w:rPr>
+            </w:pPr>
+            <w:r>
+              <w:rPr>
+                <w:rFonts w:ascii="Segoe UI" w:eastAsia="Times New Roman" w:hAnsi="Segoe UI" w:cs="Segoe UI"/>
+                <w:sz w:val="24"/>
+                <w:szCs w:val="24"/>
+              </w:rPr>
+              <w:lastRenderedPageBreak/>
+              <w:t>CHUNKING</w:t>
+            </w:r>
+          </w:p>
+          <w:p>
+            <w:pPr>
+              <w:numPr>
+                <w:ilvl w:val="0"/>
+                <w:numId w:val="13"/>
+              </w:numPr>
+              <w:spacing w:before="100" w:beforeAutospacing="1" w:after="100" w:afterAutospacing="1"/>
+              <w:rPr>
+                <w:rFonts w:ascii="Segoe UI" w:eastAsia="Times New Roman" w:hAnsi="Segoe UI" w:cs="Segoe UI"/>
+                <w:sz w:val="24"/>
+                <w:szCs w:val="24"/>
+              </w:rPr>
+            </w:pPr>
+            <w:r>
+              <w:rPr>
+                <w:rFonts w:ascii="Segoe UI" w:eastAsia="Times New Roman" w:hAnsi="Segoe UI" w:cs="Segoe UI"/>
+                <w:sz w:val="24"/>
+                <w:szCs w:val="24"/>
+              </w:rPr>
+              <w:t>Baik di frontend maupun backend, pecah-pecah filenya supaya reusable dan mudah diolah AI</w:t>
+            </w:r>
+          </w:p>
+          <w:p>
+            <w:pPr>
+              <w:spacing w:after="240"/>
+              <w:rPr>
+                <w:rFonts w:ascii="Segoe UI" w:eastAsia="Times New Roman" w:hAnsi="Segoe UI" w:cs="Segoe UI"/>
+                <w:sz w:val="24"/>
+                <w:szCs w:val="24"/>
+              </w:rPr>
+            </w:pPr>
+            <w:r>
+              <w:rPr>
+                <w:rFonts w:ascii="Segoe UI" w:eastAsia="Times New Roman" w:hAnsi="Segoe UI" w:cs="Segoe UI"/>
+                <w:sz w:val="24"/>
+                <w:szCs w:val="24"/>
+              </w:rPr>
+              <w:t>FRONTEND</w:t>
+            </w:r>
+          </w:p>
+          <w:p>
+            <w:pPr>
+              <w:numPr>
+                <w:ilvl w:val="0"/>
+                <w:numId w:val="14"/>
+              </w:numPr>
+              <w:spacing w:before="100" w:beforeAutospacing="1" w:after="100" w:afterAutospacing="1"/>
+              <w:rPr>
+                <w:rFonts w:ascii="Segoe UI" w:eastAsia="Times New Roman" w:hAnsi="Segoe UI" w:cs="Segoe UI"/>
+                <w:sz w:val="24"/>
+                <w:szCs w:val="24"/>
+              </w:rPr>
+            </w:pPr>
+            <w:r>
+              <w:rPr>
+                <w:rFonts w:ascii="Segoe UI" w:eastAsia="Times New Roman" w:hAnsi="Segoe UI" w:cs="Segoe UI"/>
+                <w:sz w:val="24"/>
+                <w:szCs w:val="24"/>
+              </w:rPr>
+              <w:t>Gunakan bahasa Indonesia</w:t>
+            </w:r>
+          </w:p>
+          <w:p>
+            <w:pPr>
+              <w:numPr>
+                <w:ilvl w:val="0"/>
+                <w:numId w:val="14"/>
+              </w:numPr>
+              <w:spacing w:before="60" w:after="100" w:afterAutospacing="1"/>
+              <w:rPr>
+                <w:rFonts w:ascii="Segoe UI" w:eastAsia="Times New Roman" w:hAnsi="Segoe UI" w:cs="Segoe UI"/>
+                <w:sz w:val="24"/>
+                <w:szCs w:val="24"/>
+              </w:rPr>
+            </w:pPr>
+            <w:r>
+              <w:rPr>
+                <w:rFonts w:ascii="Segoe UI" w:eastAsia="Times New Roman" w:hAnsi="Segoe UI" w:cs="Segoe UI"/>
+                <w:sz w:val="24"/>
+                <w:szCs w:val="24"/>
+              </w:rPr>
+              <w:t>Menggunakan SvelteKit. Pakai Tailwind. Build dengan adapter static</w:t>
+            </w:r>
+          </w:p>
+          <w:p>
+            <w:pPr>
+              <w:numPr>
+                <w:ilvl w:val="0"/>
+                <w:numId w:val="14"/>
+              </w:numPr>
+              <w:spacing w:before="60" w:after="100" w:afterAutospacing="1"/>
+              <w:rPr>
+                <w:rFonts w:ascii="Segoe UI" w:eastAsia="Times New Roman" w:hAnsi="Segoe UI" w:cs="Segoe UI"/>
+                <w:sz w:val="24"/>
+                <w:szCs w:val="24"/>
+              </w:rPr>
+            </w:pPr>
+            <w:r>
+              <w:rPr>
+                <w:rFonts w:ascii="Segoe UI" w:eastAsia="Times New Roman" w:hAnsi="Segoe UI" w:cs="Segoe UI"/>
+                <w:sz w:val="24"/>
+                <w:szCs w:val="24"/>
+              </w:rPr>
+              <w:t>Tampilan hanya mobile. Ketika dibuka di desktop, max width 600px</w:t>
+            </w:r>
+          </w:p>
+          <w:p>
+            <w:pPr>
+              <w:numPr>
+                <w:ilvl w:val="0"/>
+                <w:numId w:val="14"/>
+              </w:numPr>
+              <w:spacing w:before="60" w:after="100" w:afterAutospacing="1"/>
+              <w:rPr>
+                <w:rFonts w:ascii="Segoe UI" w:eastAsia="Times New Roman" w:hAnsi="Segoe UI" w:cs="Segoe UI"/>
+                <w:sz w:val="24"/>
+                <w:szCs w:val="24"/>
+              </w:rPr>
+            </w:pPr>
+            <w:r>
+              <w:rPr>
+                <w:rFonts w:ascii="Segoe UI" w:eastAsia="Times New Roman" w:hAnsi="Segoe UI" w:cs="Segoe UI"/>
+                <w:sz w:val="24"/>
+                <w:szCs w:val="24"/>
+              </w:rPr>
+              <w:t>Untuk install dependencies, jangan gunakan npm. Hanya gunakan pnpm</w:t>
+            </w:r>
+          </w:p>
+          <w:p>
+            <w:pPr>
+              <w:numPr>
+                <w:ilvl w:val="0"/>
+                <w:numId w:val="14"/>
+              </w:numPr>
+              <w:spacing w:before="60" w:after="100" w:afterAutospacing="1"/>
+              <w:rPr>
+                <w:rFonts w:ascii="Segoe UI" w:eastAsia="Times New Roman" w:hAnsi="Segoe UI" w:cs="Segoe UI"/>
+                <w:sz w:val="24"/>
+                <w:szCs w:val="24"/>
+              </w:rPr>
+            </w:pPr>
+            <w:r>
+              <w:rPr>
+                <w:rFonts w:ascii="Segoe UI" w:eastAsia="Times New Roman" w:hAnsi="Segoe UI" w:cs="Segoe UI"/>
+                <w:sz w:val="24"/>
+                <w:szCs w:val="24"/>
+              </w:rPr>
+              <w:t>Setiap alert, ganti dengan toast</w:t>
+            </w:r>
+          </w:p>
+          <w:p>
+            <w:pPr>
+              <w:numPr>
+                <w:ilvl w:val="0"/>
+                <w:numId w:val="14"/>
+              </w:numPr>
+              <w:spacing w:before="60" w:after="100" w:afterAutospacing="1"/>
+              <w:rPr>
+                <w:rFonts w:ascii="Segoe UI" w:eastAsia="Times New Roman" w:hAnsi="Segoe UI" w:cs="Segoe UI"/>
+                <w:sz w:val="24"/>
+                <w:szCs w:val="24"/>
+              </w:rPr>
+            </w:pPr>
+            <w:r>
+              <w:rPr>
+                <w:rFonts w:ascii="Segoe UI" w:eastAsia="Times New Roman" w:hAnsi="Segoe UI" w:cs="Segoe UI"/>
+                <w:sz w:val="24"/>
+                <w:szCs w:val="24"/>
+              </w:rPr>
+              <w:t>Setiap interaksi, kasih bunyi beep yang cocok, supaya rame aja</w:t>
+            </w:r>
+          </w:p>
+          <w:p>
+            <w:pPr>
+              <w:numPr>
+                <w:ilvl w:val="0"/>
+                <w:numId w:val="14"/>
+              </w:numPr>
+              <w:spacing w:before="60" w:after="100" w:afterAutospacing="1"/>
+              <w:rPr>
+                <w:rFonts w:ascii="Segoe UI" w:eastAsia="Times New Roman" w:hAnsi="Segoe UI" w:cs="Segoe UI"/>
+                <w:sz w:val="24"/>
+                <w:szCs w:val="24"/>
+              </w:rPr>
+            </w:pPr>
+            <w:r>
+              <w:rPr>
+                <w:rFonts w:ascii="Segoe UI" w:eastAsia="Times New Roman" w:hAnsi="Segoe UI" w:cs="Segoe UI"/>
+                <w:sz w:val="24"/>
+                <w:szCs w:val="24"/>
+              </w:rPr>
+              <w:t>Untuk tampilan, gunakan file DESIGN.md</w:t>
+            </w:r>
+          </w:p>
+          <w:p>
+            <w:pPr>
+              <w:jc w:val="both"/>
+            </w:pPr>
+          </w:p>
+        </w:tc>
+      </w:tr>
+    </w:tbl>
+    <w:p>
+      <w:pPr>
+        <w:jc w:val="both"/>
+      </w:pPr>
+    </w:p>
+    <w:p>
+      <w:pPr>
+        <w:jc w:val="both"/>
+      </w:pPr>
+      <w:r>
+        <w:t>Frontend ini adalah tampilan website yang tampak di mata kita ketika kita membuka suatu website. Aturan pertama yang kita tentukan adalah harus menggunakan bahasa Indonesia supaya hasil dari AInya nanti bukan menggunakan bahasa Inggris</w:t>
+      </w:r>
+    </w:p>
+    <w:p>
+      <w:pPr>
+        <w:jc w:val="both"/>
+      </w:pPr>
+      <w:r>
+        <w:t>Aturan berikutnya adalah menggunakan SvelteKit. Nah, Svelte ini adalah framework untuk memudahkan kita membuat tampilan website. Kalau misalnya kita membuat website counter dengan menggunakan HTML, kodenya akan seperti ini:</w:t>
+      </w:r>
+    </w:p>
+    <w:tbl>
+      <w:tblPr>
+        <w:tblStyle w:val="TableGrid"/>
+        <w:tblW w:w="0" w:type="auto"/>
+        <w:tblLook w:val="04A0" w:firstRow="1" w:lastRow="0" w:firstColumn="1" w:lastColumn="0" w:noHBand="0" w:noVBand="1"/>
+      </w:tblPr>
+      <w:tblGrid>
+        <w:gridCol w:w="9016"/>
+      </w:tblGrid>
+      <w:tr>
+        <w:tc>
+          <w:tcPr>
+            <w:tcW w:w="9016" w:type="dxa"/>
+          </w:tcPr>
+          <w:p>
+            <w:pPr>
+              <w:jc w:val="both"/>
+            </w:pPr>
+          </w:p>
+          <w:p>
+            <w:pPr>
+              <w:jc w:val="both"/>
+            </w:pPr>
+            <w:r>
+              <w:t>&lt;p class=”angka”&gt;0&lt;/p&gt;</w:t>
+            </w:r>
+          </w:p>
+          <w:p>
+            <w:pPr>
+              <w:jc w:val="both"/>
+            </w:pPr>
+            <w:r>
+              <w:t>&lt;button class=”tombol”&gt;Tambah&lt;/button&gt;</w:t>
+            </w:r>
+          </w:p>
+          <w:p>
+            <w:pPr>
+              <w:jc w:val="both"/>
+            </w:pPr>
+            <w:r>
+              <w:t>&lt;script&gt;</w:t>
+            </w:r>
+          </w:p>
+          <w:p>
+            <w:pPr>
+              <w:jc w:val="both"/>
+            </w:pPr>
+            <w:r>
+              <w:t xml:space="preserve">  let angka = 0</w:t>
+            </w:r>
+          </w:p>
+          <w:p>
+            <w:pPr>
+              <w:jc w:val="both"/>
+            </w:pPr>
+            <w:r>
+              <w:t xml:space="preserve">  document.querySelector(“.tombol”).addEventListener(“click”, () =&gt; {</w:t>
+            </w:r>
+          </w:p>
+          <w:p>
+            <w:pPr>
+              <w:jc w:val="both"/>
+            </w:pPr>
+            <w:r>
+              <w:t xml:space="preserve">    angka++</w:t>
+            </w:r>
+          </w:p>
+          <w:p>
+            <w:pPr>
+              <w:jc w:val="both"/>
+            </w:pPr>
+            <w:r>
+              <w:t xml:space="preserve">    document.querySelector(“.angka”).innerText = angka</w:t>
+            </w:r>
+          </w:p>
+          <w:p>
+            <w:pPr>
+              <w:jc w:val="both"/>
+            </w:pPr>
+            <w:r>
+              <w:t xml:space="preserve">  })</w:t>
+            </w:r>
+          </w:p>
+          <w:p>
+            <w:pPr>
+              <w:jc w:val="both"/>
+            </w:pPr>
+            <w:r>
+              <w:t>&lt;/script&gt;</w:t>
+            </w:r>
+          </w:p>
+          <w:p>
+            <w:pPr>
+              <w:jc w:val="both"/>
+            </w:pPr>
+          </w:p>
+        </w:tc>
+      </w:tr>
+    </w:tbl>
+    <w:p>
+      <w:pPr>
+        <w:jc w:val="both"/>
+      </w:pPr>
+    </w:p>
+    <w:p>
+      <w:pPr>
+        <w:jc w:val="both"/>
+      </w:pPr>
+      <w:r>
+        <w:t>Sedangkan, kalau menggunakan Svelte, kodenya akan jadi seperti ini:</w:t>
+      </w:r>
+    </w:p>
+    <w:tbl>
+      <w:tblPr>
+        <w:tblStyle w:val="TableGrid"/>
+        <w:tblW w:w="0" w:type="auto"/>
+        <w:tblLook w:val="04A0" w:firstRow="1" w:lastRow="0" w:firstColumn="1" w:lastColumn="0" w:noHBand="0" w:noVBand="1"/>
+      </w:tblPr>
+      <w:tblGrid>
+        <w:gridCol w:w="9016"/>
+      </w:tblGrid>
+      <w:tr>
+        <w:tc>
+          <w:tcPr>
+            <w:tcW w:w="9016" w:type="dxa"/>
+          </w:tcPr>
+          <w:p>
+            <w:pPr>
+              <w:jc w:val="both"/>
+            </w:pPr>
+          </w:p>
+          <w:p>
+            <w:pPr>
+              <w:jc w:val="both"/>
+            </w:pPr>
+            <w:r>
+              <w:t>&lt;script&gt;</w:t>
+            </w:r>
+          </w:p>
+          <w:p>
+            <w:pPr>
+              <w:jc w:val="both"/>
+            </w:pPr>
+            <w:r>
+              <w:t xml:space="preserve">  const angka = $state(</w:t>
+            </w:r>
+            <w:r>
+              <w:t>0)</w:t>
+            </w:r>
+          </w:p>
+          <w:p>
+            <w:pPr>
+              <w:jc w:val="both"/>
+            </w:pPr>
+            <w:r>
+              <w:t>&lt;/script&gt;</w:t>
+            </w:r>
+          </w:p>
+          <w:p>
+            <w:pPr>
+              <w:jc w:val="both"/>
+            </w:pPr>
+            <w:r>
+              <w:t>&lt;p&gt;{angka}&lt;/p&gt;</w:t>
+            </w:r>
+          </w:p>
+          <w:p>
+            <w:pPr>
+              <w:jc w:val="both"/>
+            </w:pPr>
+            <w:r>
+              <w:t>&lt;button onclick={</w:t>
+            </w:r>
+            <w:r>
+              <w:t>() =&gt; angka</w:t>
+            </w:r>
+            <w:r>
+              <w:t>++</w:t>
+            </w:r>
+            <w:r>
+              <w:t>}&gt;Tambah&lt;/button&gt;</w:t>
+            </w:r>
+          </w:p>
+          <w:p>
+            <w:pPr>
+              <w:jc w:val="both"/>
+            </w:pPr>
+          </w:p>
+        </w:tc>
+      </w:tr>
+    </w:tbl>
+    <w:p>
+      <w:pPr>
+        <w:jc w:val="both"/>
+      </w:pPr>
+    </w:p>
+    <w:p>
+      <w:pPr>
+        <w:jc w:val="both"/>
+      </w:pPr>
+      <w:r>
+        <w:lastRenderedPageBreak/>
+        <w:t>Kodenya lebih mudah dipahami yang Svelte kan?</w:t>
+      </w:r>
+    </w:p>
+    <w:p>
+      <w:pPr>
+        <w:jc w:val="both"/>
+      </w:pPr>
+      <w:r>
+        <w:t>Terus, build dengan adapter static itu karena nanti kita perlu file-file HTML hasil olahan Svelte untuk kita upload ke hosting kita.</w:t>
+      </w:r>
+    </w:p>
+    <w:p>
+      <w:pPr>
+        <w:jc w:val="both"/>
+      </w:pPr>
+      <w:r>
+        <w:t>Lalu, untuk styling menggunakan Tailwind karena dengan Tailwind, kode-kode style menjadi lebih ringkas. Contohnya seperti ini:</w:t>
+      </w:r>
+    </w:p>
+    <w:tbl>
+      <w:tblPr>
+        <w:tblStyle w:val="TableGrid"/>
+        <w:tblW w:w="0" w:type="auto"/>
+        <w:tblLook w:val="04A0" w:firstRow="1" w:lastRow="0" w:firstColumn="1" w:lastColumn="0" w:noHBand="0" w:noVBand="1"/>
+      </w:tblPr>
+      <w:tblGrid>
+        <w:gridCol w:w="9016"/>
+      </w:tblGrid>
+      <w:tr>
+        <w:tc>
+          <w:tcPr>
+            <w:tcW w:w="9016" w:type="dxa"/>
+          </w:tcPr>
+          <w:p>
+            <w:pPr>
+              <w:jc w:val="both"/>
+            </w:pPr>
+          </w:p>
+          <w:p>
+            <w:pPr>
+              <w:jc w:val="both"/>
+            </w:pPr>
+            <w:r>
+              <w:t>&lt;button class=”rounded py-2 px-5 text-white bg-black”&gt;Tombol&lt;/button&gt;</w:t>
+            </w:r>
+          </w:p>
+          <w:p>
+            <w:pPr>
+              <w:jc w:val="both"/>
+            </w:pPr>
+          </w:p>
+        </w:tc>
+      </w:tr>
+    </w:tbl>
+    <w:p>
+      <w:pPr>
+        <w:jc w:val="both"/>
+      </w:pPr>
+    </w:p>
+    <w:p>
+      <w:pPr>
+        <w:jc w:val="both"/>
+      </w:pPr>
+      <w:r>
+        <w:t>Nah, kode di atas itu sama dengan kode seperti ini:</w:t>
+      </w:r>
+    </w:p>
+    <w:tbl>
+      <w:tblPr>
+        <w:tblStyle w:val="TableGrid"/>
+        <w:tblW w:w="0" w:type="auto"/>
+        <w:tblLook w:val="04A0" w:firstRow="1" w:lastRow="0" w:firstColumn="1" w:lastColumn="0" w:noHBand="0" w:noVBand="1"/>
+      </w:tblPr>
+      <w:tblGrid>
+        <w:gridCol w:w="9016"/>
+      </w:tblGrid>
+      <w:tr>
+        <w:tc>
+          <w:tcPr>
+            <w:tcW w:w="9016" w:type="dxa"/>
+          </w:tcPr>
+          <w:p>
+            <w:pPr>
+              <w:jc w:val="both"/>
+            </w:pPr>
+          </w:p>
+          <w:p>
+            <w:pPr>
+              <w:jc w:val="both"/>
+            </w:pPr>
+            <w:r>
+              <w:t>&lt;style&gt;</w:t>
+            </w:r>
+          </w:p>
+          <w:p>
+            <w:pPr>
+              <w:jc w:val="both"/>
+            </w:pPr>
+            <w:r>
+              <w:t>.tombol {</w:t>
+            </w:r>
+          </w:p>
+          <w:p>
+            <w:pPr>
+              <w:jc w:val="both"/>
+            </w:pPr>
+            <w:r>
+              <w:t xml:space="preserve">  border-radius: 5px;</w:t>
+            </w:r>
+          </w:p>
+          <w:p>
+            <w:pPr>
+              <w:jc w:val="both"/>
+            </w:pPr>
+            <w:r>
+              <w:t xml:space="preserve">  padding: 5px 12px;</w:t>
+            </w:r>
+          </w:p>
+          <w:p>
+            <w:pPr>
+              <w:jc w:val="both"/>
+            </w:pPr>
+            <w:r>
+              <w:t xml:space="preserve">  color: #fff;</w:t>
+            </w:r>
+          </w:p>
+          <w:p>
+            <w:pPr>
+              <w:jc w:val="both"/>
+            </w:pPr>
+            <w:r>
+              <w:t xml:space="preserve">  background-color: #000;</w:t>
+            </w:r>
+          </w:p>
+          <w:p>
+            <w:pPr>
+              <w:jc w:val="both"/>
+            </w:pPr>
+            <w:r>
+              <w:t>}</w:t>
+            </w:r>
+          </w:p>
+          <w:p>
+            <w:pPr>
+              <w:jc w:val="both"/>
+            </w:pPr>
+            <w:r>
+              <w:t>&lt;/style&gt;</w:t>
+            </w:r>
+          </w:p>
+          <w:p>
+            <w:pPr>
+              <w:jc w:val="both"/>
+            </w:pPr>
+            <w:r>
+              <w:t>&lt;button class=”</w:t>
+            </w:r>
+            <w:r>
+              <w:t>tombol</w:t>
+            </w:r>
+            <w:r>
+              <w:t>”&gt;Tombol&lt;/button&gt;</w:t>
+            </w:r>
+          </w:p>
+          <w:p>
+            <w:pPr>
+              <w:jc w:val="both"/>
+            </w:pPr>
+          </w:p>
+        </w:tc>
+      </w:tr>
+    </w:tbl>
+    <w:p>
+      <w:pPr>
+        <w:jc w:val="both"/>
+      </w:pPr>
+    </w:p>
+    <w:p>
+      <w:pPr>
+        <w:jc w:val="both"/>
+      </w:pPr>
+      <w:r>
+        <w:t>Lebih ringkas kode yang dari Tailwind kan?</w:t>
+      </w:r>
+    </w:p>
+    <w:p>
+      <w:pPr>
+        <w:jc w:val="both"/>
+      </w:pPr>
+      <w:r>
+        <w:t>Kemudian, tampilan hanya mobile karena sekarang website kebanyakan dibuka dengan HP</w:t>
+      </w:r>
+      <w:bookmarkStart w:id="0" w:name="_GoBack"/>
+      <w:bookmarkEnd w:id="0"/>
+    </w:p>
     <w:sectPr>
       <w:footerReference w:type="default" r:id="rId9"/>
       <w:pgSz w:w="11906" w:h="16838" w:code="9"/>
@@ -713,7 +1497,7 @@
 </file>
 
 <file path=word/endnotes.xml><?xml version="1.0" encoding="utf-8"?>
-<w:endnotes xmlns:wpc="http://schemas.microsoft.com/office/word/2010/wordprocessingCanvas" xmlns:cx="http://schemas.microsoft.com/office/drawing/2014/chartex" xmlns:cx1="http://schemas.microsoft.com/office/drawing/2015/9/8/chartex" xmlns:cx2="http://schemas.microsoft.com/office/drawing/2015/10/21/chartex" xmlns:cx3="http://schemas.microsoft.com/office/drawing/2016/5/9/chartex" xmlns:cx4="http://schemas.microsoft.com/office/drawing/2016/5/10/chartex" xmlns:cx5="http://schemas.microsoft.com/office/drawing/2016/5/11/chartex" xmlns:cx6="http://schemas.microsoft.com/office/drawing/2016/5/12/chartex" xmlns:cx7="http://schemas.microsoft.com/office/drawing/2016/5/13/chartex" xmlns:cx8="http://schemas.microsoft.com/office/drawing/2016/5/14/chartex" xmlns:mc="http://schemas.openxmlformats.org/markup-compatibility/2006" xmlns:aink="http://schemas.microsoft.com/office/drawing/2016/ink" xmlns:am3d="http://schemas.microsoft.com/office/drawing/2017/model3d" xmlns:o="urn:schemas-microsoft-com:office:office" xmlns:oel="http://schemas.microsoft.com/office/2019/extlst" xmlns:r="http://schemas.openxmlformats.org/officeDocument/2006/relationships" xmlns:m="http://schemas.openxmlformats.org/officeDocument/2006/math" xmlns:v="urn:schemas-microsoft-com:vml" xmlns:wp14="http://schemas.microsoft.com/office/word/2010/wordprocessingDrawing" xmlns:wp="http://schemas.openxmlformats.org/drawingml/2006/wordprocessingDrawing" xmlns:w10="urn:schemas-microsoft-com:office:word" xmlns:w="http://schemas.openxmlformats.org/wordprocessingml/2006/main" xmlns:w14="http://schemas.microsoft.com/office/word/2010/wordml" xmlns:w15="http://schemas.microsoft.com/office/word/2012/wordml" xmlns:w16cex="http://schemas.microsoft.com/office/word/2018/wordml/cex" xmlns:w16cid="http://schemas.microsoft.com/office/word/2016/wordml/cid" xmlns:w16="http://schemas.microsoft.com/office/word/2018/wordml" xmlns:w16du="http://schemas.microsoft.com/office/word/2023/wordml/word16du" xmlns:w16sdtdh="http://schemas.microsoft.com/office/word/2020/wordml/sdtdatahash" xmlns:w16sdtfl="http://schemas.microsoft.com/office/word/2024/wordml/sdtformatlock" xmlns:w16se="http://schemas.microsoft.com/office/word/2015/wordml/symex" xmlns:wpg="http://schemas.microsoft.com/office/word/2010/wordprocessingGroup" xmlns:wpi="http://schemas.microsoft.com/office/word/2010/wordprocessingInk" xmlns:wne="http://schemas.microsoft.com/office/word/2006/wordml" xmlns:wps="http://schemas.microsoft.com/office/word/2010/wordprocessingShape" mc:Ignorable="w14 w15 w16se w16cid w16 w16cex w16sdtdh w16sdtfl w16du wp14">
+<w:endnotes xmlns:wpc="http://schemas.microsoft.com/office/word/2010/wordprocessingCanvas" xmlns:cx="http://schemas.microsoft.com/office/drawing/2014/chartex" xmlns:cx1="http://schemas.microsoft.com/office/drawing/2015/9/8/chartex" xmlns:cx2="http://schemas.microsoft.com/office/drawing/2015/10/21/chartex" xmlns:cx3="http://schemas.microsoft.com/office/drawing/2016/5/9/chartex" xmlns:cx4="http://schemas.microsoft.com/office/drawing/2016/5/10/chartex" xmlns:cx5="http://schemas.microsoft.com/office/drawing/2016/5/11/chartex" xmlns:cx6="http://schemas.microsoft.com/office/drawing/2016/5/12/chartex" xmlns:cx7="http://schemas.microsoft.com/office/drawing/2016/5/13/chartex" xmlns:cx8="http://schemas.microsoft.com/office/drawing/2016/5/14/chartex" xmlns:mc="http://schemas.openxmlformats.org/markup-compatibility/2006" xmlns:aink="http://schemas.microsoft.com/office/drawing/2016/ink" xmlns:am3d="http://schemas.microsoft.com/office/drawing/2017/model3d" xmlns:o="urn:schemas-microsoft-com:office:office" xmlns:r="http://schemas.openxmlformats.org/officeDocument/2006/relationships" xmlns:m="http://schemas.openxmlformats.org/officeDocument/2006/math" xmlns:v="urn:schemas-microsoft-com:vml" xmlns:wp14="http://schemas.microsoft.com/office/word/2010/wordprocessingDrawing" xmlns:wp="http://schemas.openxmlformats.org/drawingml/2006/wordprocessingDrawing" xmlns:w10="urn:schemas-microsoft-com:office:word" xmlns:w="http://schemas.openxmlformats.org/wordprocessingml/2006/main" xmlns:w14="http://schemas.microsoft.com/office/word/2010/wordml" xmlns:w15="http://schemas.microsoft.com/office/word/2012/wordml" xmlns:w16cex="http://schemas.microsoft.com/office/word/2018/wordml/cex" xmlns:w16cid="http://schemas.microsoft.com/office/word/2016/wordml/cid" xmlns:w16="http://schemas.microsoft.com/office/word/2018/wordml" xmlns:w16se="http://schemas.microsoft.com/office/word/2015/wordml/symex" xmlns:wpg="http://schemas.microsoft.com/office/word/2010/wordprocessingGroup" xmlns:wpi="http://schemas.microsoft.com/office/word/2010/wordprocessingInk" xmlns:wne="http://schemas.microsoft.com/office/word/2006/wordml" xmlns:wps="http://schemas.microsoft.com/office/word/2010/wordprocessingShape" mc:Ignorable="w14 w15 w16se w16cid w16 w16cex wp14">
   <w:endnote w:type="separator" w:id="-1">
     <w:p>
       <w:pPr>
@@ -738,7 +1522,7 @@
 </file>
 
 <file path=word/footer1.xml><?xml version="1.0" encoding="utf-8"?>
-<w:ftr xmlns:wpc="http://schemas.microsoft.com/office/word/2010/wordprocessingCanvas" xmlns:cx="http://schemas.microsoft.com/office/drawing/2014/chartex" xmlns:cx1="http://schemas.microsoft.com/office/drawing/2015/9/8/chartex" xmlns:cx2="http://schemas.microsoft.com/office/drawing/2015/10/21/chartex" xmlns:cx3="http://schemas.microsoft.com/office/drawing/2016/5/9/chartex" xmlns:cx4="http://schemas.microsoft.com/office/drawing/2016/5/10/chartex" xmlns:cx5="http://schemas.microsoft.com/office/drawing/2016/5/11/chartex" xmlns:cx6="http://schemas.microsoft.com/office/drawing/2016/5/12/chartex" xmlns:cx7="http://schemas.microsoft.com/office/drawing/2016/5/13/chartex" xmlns:cx8="http://schemas.microsoft.com/office/drawing/2016/5/14/chartex" xmlns:mc="http://schemas.openxmlformats.org/markup-compatibility/2006" xmlns:aink="http://schemas.microsoft.com/office/drawing/2016/ink" xmlns:am3d="http://schemas.microsoft.com/office/drawing/2017/model3d" xmlns:o="urn:schemas-microsoft-com:office:office" xmlns:oel="http://schemas.microsoft.com/office/2019/extlst" xmlns:r="http://schemas.openxmlformats.org/officeDocument/2006/relationships" xmlns:m="http://schemas.openxmlformats.org/officeDocument/2006/math" xmlns:v="urn:schemas-microsoft-com:vml" xmlns:wp14="http://schemas.microsoft.com/office/word/2010/wordprocessingDrawing" xmlns:wp="http://schemas.openxmlformats.org/drawingml/2006/wordprocessingDrawing" xmlns:w10="urn:schemas-microsoft-com:office:word" xmlns:w="http://schemas.openxmlformats.org/wordprocessingml/2006/main" xmlns:w14="http://schemas.microsoft.com/office/word/2010/wordml" xmlns:w15="http://schemas.microsoft.com/office/word/2012/wordml" xmlns:w16cex="http://schemas.microsoft.com/office/word/2018/wordml/cex" xmlns:w16cid="http://schemas.microsoft.com/office/word/2016/wordml/cid" xmlns:w16="http://schemas.microsoft.com/office/word/2018/wordml" xmlns:w16du="http://schemas.microsoft.com/office/word/2023/wordml/word16du" xmlns:w16sdtdh="http://schemas.microsoft.com/office/word/2020/wordml/sdtdatahash" xmlns:w16sdtfl="http://schemas.microsoft.com/office/word/2024/wordml/sdtformatlock" xmlns:w16se="http://schemas.microsoft.com/office/word/2015/wordml/symex" xmlns:wpg="http://schemas.microsoft.com/office/word/2010/wordprocessingGroup" xmlns:wpi="http://schemas.microsoft.com/office/word/2010/wordprocessingInk" xmlns:wne="http://schemas.microsoft.com/office/word/2006/wordml" xmlns:wps="http://schemas.microsoft.com/office/word/2010/wordprocessingShape" mc:Ignorable="w14 w15 w16se w16cid w16 w16cex w16sdtdh w16sdtfl w16du wp14">
+<w:ftr xmlns:wpc="http://schemas.microsoft.com/office/word/2010/wordprocessingCanvas" xmlns:cx="http://schemas.microsoft.com/office/drawing/2014/chartex" xmlns:cx1="http://schemas.microsoft.com/office/drawing/2015/9/8/chartex" xmlns:cx2="http://schemas.microsoft.com/office/drawing/2015/10/21/chartex" xmlns:cx3="http://schemas.microsoft.com/office/drawing/2016/5/9/chartex" xmlns:cx4="http://schemas.microsoft.com/office/drawing/2016/5/10/chartex" xmlns:cx5="http://schemas.microsoft.com/office/drawing/2016/5/11/chartex" xmlns:cx6="http://schemas.microsoft.com/office/drawing/2016/5/12/chartex" xmlns:cx7="http://schemas.microsoft.com/office/drawing/2016/5/13/chartex" xmlns:cx8="http://schemas.microsoft.com/office/drawing/2016/5/14/chartex" xmlns:mc="http://schemas.openxmlformats.org/markup-compatibility/2006" xmlns:aink="http://schemas.microsoft.com/office/drawing/2016/ink" xmlns:am3d="http://schemas.microsoft.com/office/drawing/2017/model3d" xmlns:o="urn:schemas-microsoft-com:office:office" xmlns:r="http://schemas.openxmlformats.org/officeDocument/2006/relationships" xmlns:m="http://schemas.openxmlformats.org/officeDocument/2006/math" xmlns:v="urn:schemas-microsoft-com:vml" xmlns:wp14="http://schemas.microsoft.com/office/word/2010/wordprocessingDrawing" xmlns:wp="http://schemas.openxmlformats.org/drawingml/2006/wordprocessingDrawing" xmlns:w10="urn:schemas-microsoft-com:office:word" xmlns:w="http://schemas.openxmlformats.org/wordprocessingml/2006/main" xmlns:w14="http://schemas.microsoft.com/office/word/2010/wordml" xmlns:w15="http://schemas.microsoft.com/office/word/2012/wordml" xmlns:w16cex="http://schemas.microsoft.com/office/word/2018/wordml/cex" xmlns:w16cid="http://schemas.microsoft.com/office/word/2016/wordml/cid" xmlns:w16="http://schemas.microsoft.com/office/word/2018/wordml" xmlns:w16se="http://schemas.microsoft.com/office/word/2015/wordml/symex" xmlns:wpg="http://schemas.microsoft.com/office/word/2010/wordprocessingGroup" xmlns:wpi="http://schemas.microsoft.com/office/word/2010/wordprocessingInk" xmlns:wne="http://schemas.microsoft.com/office/word/2006/wordml" xmlns:wps="http://schemas.microsoft.com/office/word/2010/wordprocessingShape" mc:Ignorable="w14 w15 w16se w16cid w16 w16cex wp14">
   <w:sdt>
     <w:sdtPr>
       <w:id w:val="141542371"/>
@@ -791,7 +1575,7 @@
 </file>
 
 <file path=word/footnotes.xml><?xml version="1.0" encoding="utf-8"?>
-<w:footnotes xmlns:wpc="http://schemas.microsoft.com/office/word/2010/wordprocessingCanvas" xmlns:cx="http://schemas.microsoft.com/office/drawing/2014/chartex" xmlns:cx1="http://schemas.microsoft.com/office/drawing/2015/9/8/chartex" xmlns:cx2="http://schemas.microsoft.com/office/drawing/2015/10/21/chartex" xmlns:cx3="http://schemas.microsoft.com/office/drawing/2016/5/9/chartex" xmlns:cx4="http://schemas.microsoft.com/office/drawing/2016/5/10/chartex" xmlns:cx5="http://schemas.microsoft.com/office/drawing/2016/5/11/chartex" xmlns:cx6="http://schemas.microsoft.com/office/drawing/2016/5/12/chartex" xmlns:cx7="http://schemas.microsoft.com/office/drawing/2016/5/13/chartex" xmlns:cx8="http://schemas.microsoft.com/office/drawing/2016/5/14/chartex" xmlns:mc="http://schemas.openxmlformats.org/markup-compatibility/2006" xmlns:aink="http://schemas.microsoft.com/office/drawing/2016/ink" xmlns:am3d="http://schemas.microsoft.com/office/drawing/2017/model3d" xmlns:o="urn:schemas-microsoft-com:office:office" xmlns:oel="http://schemas.microsoft.com/office/2019/extlst" xmlns:r="http://schemas.openxmlformats.org/officeDocument/2006/relationships" xmlns:m="http://schemas.openxmlformats.org/officeDocument/2006/math" xmlns:v="urn:schemas-microsoft-com:vml" xmlns:wp14="http://schemas.microsoft.com/office/word/2010/wordprocessingDrawing" xmlns:wp="http://schemas.openxmlformats.org/drawingml/2006/wordprocessingDrawing" xmlns:w10="urn:schemas-microsoft-com:office:word" xmlns:w="http://schemas.openxmlformats.org/wordprocessingml/2006/main" xmlns:w14="http://schemas.microsoft.com/office/word/2010/wordml" xmlns:w15="http://schemas.microsoft.com/office/word/2012/wordml" xmlns:w16cex="http://schemas.microsoft.com/office/word/2018/wordml/cex" xmlns:w16cid="http://schemas.microsoft.com/office/word/2016/wordml/cid" xmlns:w16="http://schemas.microsoft.com/office/word/2018/wordml" xmlns:w16du="http://schemas.microsoft.com/office/word/2023/wordml/word16du" xmlns:w16sdtdh="http://schemas.microsoft.com/office/word/2020/wordml/sdtdatahash" xmlns:w16sdtfl="http://schemas.microsoft.com/office/word/2024/wordml/sdtformatlock" xmlns:w16se="http://schemas.microsoft.com/office/word/2015/wordml/symex" xmlns:wpg="http://schemas.microsoft.com/office/word/2010/wordprocessingGroup" xmlns:wpi="http://schemas.microsoft.com/office/word/2010/wordprocessingInk" xmlns:wne="http://schemas.microsoft.com/office/word/2006/wordml" xmlns:wps="http://schemas.microsoft.com/office/word/2010/wordprocessingShape" mc:Ignorable="w14 w15 w16se w16cid w16 w16cex w16sdtdh w16sdtfl w16du wp14">
+<w:footnotes xmlns:wpc="http://schemas.microsoft.com/office/word/2010/wordprocessingCanvas" xmlns:cx="http://schemas.microsoft.com/office/drawing/2014/chartex" xmlns:cx1="http://schemas.microsoft.com/office/drawing/2015/9/8/chartex" xmlns:cx2="http://schemas.microsoft.com/office/drawing/2015/10/21/chartex" xmlns:cx3="http://schemas.microsoft.com/office/drawing/2016/5/9/chartex" xmlns:cx4="http://schemas.microsoft.com/office/drawing/2016/5/10/chartex" xmlns:cx5="http://schemas.microsoft.com/office/drawing/2016/5/11/chartex" xmlns:cx6="http://schemas.microsoft.com/office/drawing/2016/5/12/chartex" xmlns:cx7="http://schemas.microsoft.com/office/drawing/2016/5/13/chartex" xmlns:cx8="http://schemas.microsoft.com/office/drawing/2016/5/14/chartex" xmlns:mc="http://schemas.openxmlformats.org/markup-compatibility/2006" xmlns:aink="http://schemas.microsoft.com/office/drawing/2016/ink" xmlns:am3d="http://schemas.microsoft.com/office/drawing/2017/model3d" xmlns:o="urn:schemas-microsoft-com:office:office" xmlns:r="http://schemas.openxmlformats.org/officeDocument/2006/relationships" xmlns:m="http://schemas.openxmlformats.org/officeDocument/2006/math" xmlns:v="urn:schemas-microsoft-com:vml" xmlns:wp14="http://schemas.microsoft.com/office/word/2010/wordprocessingDrawing" xmlns:wp="http://schemas.openxmlformats.org/drawingml/2006/wordprocessingDrawing" xmlns:w10="urn:schemas-microsoft-com:office:word" xmlns:w="http://schemas.openxmlformats.org/wordprocessingml/2006/main" xmlns:w14="http://schemas.microsoft.com/office/word/2010/wordml" xmlns:w15="http://schemas.microsoft.com/office/word/2012/wordml" xmlns:w16cex="http://schemas.microsoft.com/office/word/2018/wordml/cex" xmlns:w16cid="http://schemas.microsoft.com/office/word/2016/wordml/cid" xmlns:w16="http://schemas.microsoft.com/office/word/2018/wordml" xmlns:w16se="http://schemas.microsoft.com/office/word/2015/wordml/symex" xmlns:wpg="http://schemas.microsoft.com/office/word/2010/wordprocessingGroup" xmlns:wpi="http://schemas.microsoft.com/office/word/2010/wordprocessingInk" xmlns:wne="http://schemas.microsoft.com/office/word/2006/wordml" xmlns:wps="http://schemas.microsoft.com/office/word/2010/wordprocessingShape" mc:Ignorable="w14 w15 w16se w16cid w16 w16cex wp14">
   <w:footnote w:type="separator" w:id="-1">
     <w:p>
       <w:pPr>
@@ -816,8 +1600,157 @@
 </file>
 
 <file path=word/numbering.xml><?xml version="1.0" encoding="utf-8"?>
-<w:numbering xmlns:wpc="http://schemas.microsoft.com/office/word/2010/wordprocessingCanvas" xmlns:cx="http://schemas.microsoft.com/office/drawing/2014/chartex" xmlns:cx1="http://schemas.microsoft.com/office/drawing/2015/9/8/chartex" xmlns:cx2="http://schemas.microsoft.com/office/drawing/2015/10/21/chartex" xmlns:cx3="http://schemas.microsoft.com/office/drawing/2016/5/9/chartex" xmlns:cx4="http://schemas.microsoft.com/office/drawing/2016/5/10/chartex" xmlns:cx5="http://schemas.microsoft.com/office/drawing/2016/5/11/chartex" xmlns:cx6="http://schemas.microsoft.com/office/drawing/2016/5/12/chartex" xmlns:cx7="http://schemas.microsoft.com/office/drawing/2016/5/13/chartex" xmlns:cx8="http://schemas.microsoft.com/office/drawing/2016/5/14/chartex" xmlns:mc="http://schemas.openxmlformats.org/markup-compatibility/2006" xmlns:aink="http://schemas.microsoft.com/office/drawing/2016/ink" xmlns:am3d="http://schemas.microsoft.com/office/drawing/2017/model3d" xmlns:o="urn:schemas-microsoft-com:office:office" xmlns:oel="http://schemas.microsoft.com/office/2019/extlst" xmlns:r="http://schemas.openxmlformats.org/officeDocument/2006/relationships" xmlns:m="http://schemas.openxmlformats.org/officeDocument/2006/math" xmlns:v="urn:schemas-microsoft-com:vml" xmlns:wp14="http://schemas.microsoft.com/office/word/2010/wordprocessingDrawing" xmlns:wp="http://schemas.openxmlformats.org/drawingml/2006/wordprocessingDrawing" xmlns:w10="urn:schemas-microsoft-com:office:word" xmlns:w="http://schemas.openxmlformats.org/wordprocessingml/2006/main" xmlns:w14="http://schemas.microsoft.com/office/word/2010/wordml" xmlns:w15="http://schemas.microsoft.com/office/word/2012/wordml" xmlns:w16cex="http://schemas.microsoft.com/office/word/2018/wordml/cex" xmlns:w16cid="http://schemas.microsoft.com/office/word/2016/wordml/cid" xmlns:w16="http://schemas.microsoft.com/office/word/2018/wordml" xmlns:w16du="http://schemas.microsoft.com/office/word/2023/wordml/word16du" xmlns:w16sdtdh="http://schemas.microsoft.com/office/word/2020/wordml/sdtdatahash" xmlns:w16sdtfl="http://schemas.microsoft.com/office/word/2024/wordml/sdtformatlock" xmlns:w16se="http://schemas.microsoft.com/office/word/2015/wordml/symex" xmlns:wpg="http://schemas.microsoft.com/office/word/2010/wordprocessingGroup" xmlns:wpi="http://schemas.microsoft.com/office/word/2010/wordprocessingInk" xmlns:wne="http://schemas.microsoft.com/office/word/2006/wordml" xmlns:wps="http://schemas.microsoft.com/office/word/2010/wordprocessingShape" mc:Ignorable="w14 w15 w16se w16cid w16 w16cex w16sdtdh w16sdtfl w16du wp14">
+<w:numbering xmlns:wpc="http://schemas.microsoft.com/office/word/2010/wordprocessingCanvas" xmlns:cx="http://schemas.microsoft.com/office/drawing/2014/chartex" xmlns:cx1="http://schemas.microsoft.com/office/drawing/2015/9/8/chartex" xmlns:cx2="http://schemas.microsoft.com/office/drawing/2015/10/21/chartex" xmlns:cx3="http://schemas.microsoft.com/office/drawing/2016/5/9/chartex" xmlns:cx4="http://schemas.microsoft.com/office/drawing/2016/5/10/chartex" xmlns:cx5="http://schemas.microsoft.com/office/drawing/2016/5/11/chartex" xmlns:cx6="http://schemas.microsoft.com/office/drawing/2016/5/12/chartex" xmlns:cx7="http://schemas.microsoft.com/office/drawing/2016/5/13/chartex" xmlns:cx8="http://schemas.microsoft.com/office/drawing/2016/5/14/chartex" xmlns:mc="http://schemas.openxmlformats.org/markup-compatibility/2006" xmlns:aink="http://schemas.microsoft.com/office/drawing/2016/ink" xmlns:am3d="http://schemas.microsoft.com/office/drawing/2017/model3d" xmlns:o="urn:schemas-microsoft-com:office:office" xmlns:r="http://schemas.openxmlformats.org/officeDocument/2006/relationships" xmlns:m="http://schemas.openxmlformats.org/officeDocument/2006/math" xmlns:v="urn:schemas-microsoft-com:vml" xmlns:wp14="http://schemas.microsoft.com/office/word/2010/wordprocessingDrawing" xmlns:wp="http://schemas.openxmlformats.org/drawingml/2006/wordprocessingDrawing" xmlns:w10="urn:schemas-microsoft-com:office:word" xmlns:w="http://schemas.openxmlformats.org/wordprocessingml/2006/main" xmlns:w14="http://schemas.microsoft.com/office/word/2010/wordml" xmlns:w15="http://schemas.microsoft.com/office/word/2012/wordml" xmlns:w16cex="http://schemas.microsoft.com/office/word/2018/wordml/cex" xmlns:w16cid="http://schemas.microsoft.com/office/word/2016/wordml/cid" xmlns:w16="http://schemas.microsoft.com/office/word/2018/wordml" xmlns:w16se="http://schemas.microsoft.com/office/word/2015/wordml/symex" xmlns:wpg="http://schemas.microsoft.com/office/word/2010/wordprocessingGroup" xmlns:wpi="http://schemas.microsoft.com/office/word/2010/wordprocessingInk" xmlns:wne="http://schemas.microsoft.com/office/word/2006/wordml" xmlns:wps="http://schemas.microsoft.com/office/word/2010/wordprocessingShape" mc:Ignorable="w14 w15 w16se w16cid w16 w16cex wp14">
   <w:abstractNum w:abstractNumId="0" w15:restartNumberingAfterBreak="0">
+    <w:nsid w:val="00626F16"/>
+    <w:multiLevelType w:val="multilevel"/>
+    <w:tmpl w:val="F1FA8A48"/>
+    <w:lvl w:ilvl="0">
+      <w:start w:val="1"/>
+      <w:numFmt w:val="bullet"/>
+      <w:lvlText w:val=""/>
+      <w:lvlJc w:val="left"/>
+      <w:pPr>
+        <w:tabs>
+          <w:tab w:val="num" w:pos="720"/>
+        </w:tabs>
+        <w:ind w:left="720" w:hanging="360"/>
+      </w:pPr>
+      <w:rPr>
+        <w:rFonts w:ascii="Symbol" w:hAnsi="Symbol" w:hint="default"/>
+        <w:sz w:val="20"/>
+      </w:rPr>
+    </w:lvl>
+    <w:lvl w:ilvl="1" w:tentative="1">
+      <w:start w:val="1"/>
+      <w:numFmt w:val="bullet"/>
+      <w:lvlText w:val="o"/>
+      <w:lvlJc w:val="left"/>
+      <w:pPr>
+        <w:tabs>
+          <w:tab w:val="num" w:pos="1440"/>
+        </w:tabs>
+        <w:ind w:left="1440" w:hanging="360"/>
+      </w:pPr>
+      <w:rPr>
+        <w:rFonts w:ascii="Courier New" w:hAnsi="Courier New" w:hint="default"/>
+        <w:sz w:val="20"/>
+      </w:rPr>
+    </w:lvl>
+    <w:lvl w:ilvl="2" w:tentative="1">
+      <w:start w:val="1"/>
+      <w:numFmt w:val="bullet"/>
+      <w:lvlText w:val=""/>
+      <w:lvlJc w:val="left"/>
+      <w:pPr>
+        <w:tabs>
+          <w:tab w:val="num" w:pos="2160"/>
+        </w:tabs>
+        <w:ind w:left="2160" w:hanging="360"/>
+      </w:pPr>
+      <w:rPr>
+        <w:rFonts w:ascii="Wingdings" w:hAnsi="Wingdings" w:hint="default"/>
+        <w:sz w:val="20"/>
+      </w:rPr>
+    </w:lvl>
+    <w:lvl w:ilvl="3" w:tentative="1">
+      <w:start w:val="1"/>
+      <w:numFmt w:val="bullet"/>
+      <w:lvlText w:val=""/>
+      <w:lvlJc w:val="left"/>
+      <w:pPr>
+        <w:tabs>
+          <w:tab w:val="num" w:pos="2880"/>
+        </w:tabs>
+        <w:ind w:left="2880" w:hanging="360"/>
+      </w:pPr>
+      <w:rPr>
+        <w:rFonts w:ascii="Wingdings" w:hAnsi="Wingdings" w:hint="default"/>
+        <w:sz w:val="20"/>
+      </w:rPr>
+    </w:lvl>
+    <w:lvl w:ilvl="4" w:tentative="1">
+      <w:start w:val="1"/>
+      <w:numFmt w:val="bullet"/>
+      <w:lvlText w:val=""/>
+      <w:lvlJc w:val="left"/>
+      <w:pPr>
+        <w:tabs>
+          <w:tab w:val="num" w:pos="3600"/>
+        </w:tabs>
+        <w:ind w:left="3600" w:hanging="360"/>
+      </w:pPr>
+      <w:rPr>
+        <w:rFonts w:ascii="Wingdings" w:hAnsi="Wingdings" w:hint="default"/>
+        <w:sz w:val="20"/>
+      </w:rPr>
+    </w:lvl>
+    <w:lvl w:ilvl="5" w:tentative="1">
+      <w:start w:val="1"/>
+      <w:numFmt w:val="bullet"/>
+      <w:lvlText w:val=""/>
+      <w:lvlJc w:val="left"/>
+      <w:pPr>
+        <w:tabs>
+          <w:tab w:val="num" w:pos="4320"/>
+        </w:tabs>
+        <w:ind w:left="4320" w:hanging="360"/>
+      </w:pPr>
+      <w:rPr>
+        <w:rFonts w:ascii="Wingdings" w:hAnsi="Wingdings" w:hint="default"/>
+        <w:sz w:val="20"/>
+      </w:rPr>
+    </w:lvl>
+    <w:lvl w:ilvl="6" w:tentative="1">
+      <w:start w:val="1"/>
+      <w:numFmt w:val="bullet"/>
+      <w:lvlText w:val=""/>
+      <w:lvlJc w:val="left"/>
+      <w:pPr>
+        <w:tabs>
+          <w:tab w:val="num" w:pos="5040"/>
+        </w:tabs>
+        <w:ind w:left="5040" w:hanging="360"/>
+      </w:pPr>
+      <w:rPr>
+        <w:rFonts w:ascii="Wingdings" w:hAnsi="Wingdings" w:hint="default"/>
+        <w:sz w:val="20"/>
+      </w:rPr>
+    </w:lvl>
+    <w:lvl w:ilvl="7" w:tentative="1">
+      <w:start w:val="1"/>
+      <w:numFmt w:val="bullet"/>
+      <w:lvlText w:val=""/>
+      <w:lvlJc w:val="left"/>
+      <w:pPr>
+        <w:tabs>
+          <w:tab w:val="num" w:pos="5760"/>
+        </w:tabs>
+        <w:ind w:left="5760" w:hanging="360"/>
+      </w:pPr>
+      <w:rPr>
+        <w:rFonts w:ascii="Wingdings" w:hAnsi="Wingdings" w:hint="default"/>
+        <w:sz w:val="20"/>
+      </w:rPr>
+    </w:lvl>
+    <w:lvl w:ilvl="8" w:tentative="1">
+      <w:start w:val="1"/>
+      <w:numFmt w:val="bullet"/>
+      <w:lvlText w:val=""/>
+      <w:lvlJc w:val="left"/>
+      <w:pPr>
+        <w:tabs>
+          <w:tab w:val="num" w:pos="6480"/>
+        </w:tabs>
+        <w:ind w:left="6480" w:hanging="360"/>
+      </w:pPr>
+      <w:rPr>
+        <w:rFonts w:ascii="Wingdings" w:hAnsi="Wingdings" w:hint="default"/>
+        <w:sz w:val="20"/>
+      </w:rPr>
+    </w:lvl>
+  </w:abstractNum>
+  <w:abstractNum w:abstractNumId="1" w15:restartNumberingAfterBreak="0">
     <w:nsid w:val="0F264748"/>
     <w:multiLevelType w:val="hybridMultilevel"/>
     <w:tmpl w:val="8210319A"/>
@@ -929,7 +1862,7 @@
       </w:rPr>
     </w:lvl>
   </w:abstractNum>
-  <w:abstractNum w:abstractNumId="1" w15:restartNumberingAfterBreak="0">
+  <w:abstractNum w:abstractNumId="2" w15:restartNumberingAfterBreak="0">
     <w:nsid w:val="1079211C"/>
     <w:multiLevelType w:val="multilevel"/>
     <w:tmpl w:val="E2C06C7E"/>
@@ -1078,7 +2011,7 @@
       </w:rPr>
     </w:lvl>
   </w:abstractNum>
-  <w:abstractNum w:abstractNumId="2" w15:restartNumberingAfterBreak="0">
+  <w:abstractNum w:abstractNumId="3" w15:restartNumberingAfterBreak="0">
     <w:nsid w:val="147C044B"/>
     <w:multiLevelType w:val="multilevel"/>
     <w:tmpl w:val="C48003E4"/>
@@ -1227,7 +2160,7 @@
       </w:rPr>
     </w:lvl>
   </w:abstractNum>
-  <w:abstractNum w:abstractNumId="3" w15:restartNumberingAfterBreak="0">
+  <w:abstractNum w:abstractNumId="4" w15:restartNumberingAfterBreak="0">
     <w:nsid w:val="1A696C77"/>
     <w:multiLevelType w:val="multilevel"/>
     <w:tmpl w:val="A61AB4DC"/>
@@ -1376,7 +2309,7 @@
       </w:rPr>
     </w:lvl>
   </w:abstractNum>
-  <w:abstractNum w:abstractNumId="4" w15:restartNumberingAfterBreak="0">
+  <w:abstractNum w:abstractNumId="5" w15:restartNumberingAfterBreak="0">
     <w:nsid w:val="1EB52C8C"/>
     <w:multiLevelType w:val="hybridMultilevel"/>
     <w:tmpl w:val="5CEE9920"/>
@@ -1488,7 +2421,7 @@
       </w:rPr>
     </w:lvl>
   </w:abstractNum>
-  <w:abstractNum w:abstractNumId="5" w15:restartNumberingAfterBreak="0">
+  <w:abstractNum w:abstractNumId="6" w15:restartNumberingAfterBreak="0">
     <w:nsid w:val="2647272D"/>
     <w:multiLevelType w:val="multilevel"/>
     <w:tmpl w:val="2662EE38"/>
@@ -1637,7 +2570,156 @@
       </w:rPr>
     </w:lvl>
   </w:abstractNum>
-  <w:abstractNum w:abstractNumId="6" w15:restartNumberingAfterBreak="0">
+  <w:abstractNum w:abstractNumId="7" w15:restartNumberingAfterBreak="0">
+    <w:nsid w:val="348920FE"/>
+    <w:multiLevelType w:val="multilevel"/>
+    <w:tmpl w:val="D13C9410"/>
+    <w:lvl w:ilvl="0">
+      <w:start w:val="1"/>
+      <w:numFmt w:val="bullet"/>
+      <w:lvlText w:val=""/>
+      <w:lvlJc w:val="left"/>
+      <w:pPr>
+        <w:tabs>
+          <w:tab w:val="num" w:pos="720"/>
+        </w:tabs>
+        <w:ind w:left="720" w:hanging="360"/>
+      </w:pPr>
+      <w:rPr>
+        <w:rFonts w:ascii="Symbol" w:hAnsi="Symbol" w:hint="default"/>
+        <w:sz w:val="20"/>
+      </w:rPr>
+    </w:lvl>
+    <w:lvl w:ilvl="1" w:tentative="1">
+      <w:start w:val="1"/>
+      <w:numFmt w:val="bullet"/>
+      <w:lvlText w:val="o"/>
+      <w:lvlJc w:val="left"/>
+      <w:pPr>
+        <w:tabs>
+          <w:tab w:val="num" w:pos="1440"/>
+        </w:tabs>
+        <w:ind w:left="1440" w:hanging="360"/>
+      </w:pPr>
+      <w:rPr>
+        <w:rFonts w:ascii="Courier New" w:hAnsi="Courier New" w:hint="default"/>
+        <w:sz w:val="20"/>
+      </w:rPr>
+    </w:lvl>
+    <w:lvl w:ilvl="2" w:tentative="1">
+      <w:start w:val="1"/>
+      <w:numFmt w:val="bullet"/>
+      <w:lvlText w:val=""/>
+      <w:lvlJc w:val="left"/>
+      <w:pPr>
+        <w:tabs>
+          <w:tab w:val="num" w:pos="2160"/>
+        </w:tabs>
+        <w:ind w:left="2160" w:hanging="360"/>
+      </w:pPr>
+      <w:rPr>
+        <w:rFonts w:ascii="Wingdings" w:hAnsi="Wingdings" w:hint="default"/>
+        <w:sz w:val="20"/>
+      </w:rPr>
+    </w:lvl>
+    <w:lvl w:ilvl="3" w:tentative="1">
+      <w:start w:val="1"/>
+      <w:numFmt w:val="bullet"/>
+      <w:lvlText w:val=""/>
+      <w:lvlJc w:val="left"/>
+      <w:pPr>
+        <w:tabs>
+          <w:tab w:val="num" w:pos="2880"/>
+        </w:tabs>
+        <w:ind w:left="2880" w:hanging="360"/>
+      </w:pPr>
+      <w:rPr>
+        <w:rFonts w:ascii="Wingdings" w:hAnsi="Wingdings" w:hint="default"/>
+        <w:sz w:val="20"/>
+      </w:rPr>
+    </w:lvl>
+    <w:lvl w:ilvl="4" w:tentative="1">
+      <w:start w:val="1"/>
+      <w:numFmt w:val="bullet"/>
+      <w:lvlText w:val=""/>
+      <w:lvlJc w:val="left"/>
+      <w:pPr>
+        <w:tabs>
+          <w:tab w:val="num" w:pos="3600"/>
+        </w:tabs>
+        <w:ind w:left="3600" w:hanging="360"/>
+      </w:pPr>
+      <w:rPr>
+        <w:rFonts w:ascii="Wingdings" w:hAnsi="Wingdings" w:hint="default"/>
+        <w:sz w:val="20"/>
+      </w:rPr>
+    </w:lvl>
+    <w:lvl w:ilvl="5" w:tentative="1">
+      <w:start w:val="1"/>
+      <w:numFmt w:val="bullet"/>
+      <w:lvlText w:val=""/>
+      <w:lvlJc w:val="left"/>
+      <w:pPr>
+        <w:tabs>
+          <w:tab w:val="num" w:pos="4320"/>
+        </w:tabs>
+        <w:ind w:left="4320" w:hanging="360"/>
+      </w:pPr>
+      <w:rPr>
+        <w:rFonts w:ascii="Wingdings" w:hAnsi="Wingdings" w:hint="default"/>
+        <w:sz w:val="20"/>
+      </w:rPr>
+    </w:lvl>
+    <w:lvl w:ilvl="6" w:tentative="1">
+      <w:start w:val="1"/>
+      <w:numFmt w:val="bullet"/>
+      <w:lvlText w:val=""/>
+      <w:lvlJc w:val="left"/>
+      <w:pPr>
+        <w:tabs>
+          <w:tab w:val="num" w:pos="5040"/>
+        </w:tabs>
+        <w:ind w:left="5040" w:hanging="360"/>
+      </w:pPr>
+      <w:rPr>
+        <w:rFonts w:ascii="Wingdings" w:hAnsi="Wingdings" w:hint="default"/>
+        <w:sz w:val="20"/>
+      </w:rPr>
+    </w:lvl>
+    <w:lvl w:ilvl="7" w:tentative="1">
+      <w:start w:val="1"/>
+      <w:numFmt w:val="bullet"/>
+      <w:lvlText w:val=""/>
+      <w:lvlJc w:val="left"/>
+      <w:pPr>
+        <w:tabs>
+          <w:tab w:val="num" w:pos="5760"/>
+        </w:tabs>
+        <w:ind w:left="5760" w:hanging="360"/>
+      </w:pPr>
+      <w:rPr>
+        <w:rFonts w:ascii="Wingdings" w:hAnsi="Wingdings" w:hint="default"/>
+        <w:sz w:val="20"/>
+      </w:rPr>
+    </w:lvl>
+    <w:lvl w:ilvl="8" w:tentative="1">
+      <w:start w:val="1"/>
+      <w:numFmt w:val="bullet"/>
+      <w:lvlText w:val=""/>
+      <w:lvlJc w:val="left"/>
+      <w:pPr>
+        <w:tabs>
+          <w:tab w:val="num" w:pos="6480"/>
+        </w:tabs>
+        <w:ind w:left="6480" w:hanging="360"/>
+      </w:pPr>
+      <w:rPr>
+        <w:rFonts w:ascii="Wingdings" w:hAnsi="Wingdings" w:hint="default"/>
+        <w:sz w:val="20"/>
+      </w:rPr>
+    </w:lvl>
+  </w:abstractNum>
+  <w:abstractNum w:abstractNumId="8" w15:restartNumberingAfterBreak="0">
     <w:nsid w:val="4C60472D"/>
     <w:multiLevelType w:val="multilevel"/>
     <w:tmpl w:val="89C8649E"/>
@@ -1786,7 +2868,156 @@
       </w:rPr>
     </w:lvl>
   </w:abstractNum>
-  <w:abstractNum w:abstractNumId="7" w15:restartNumberingAfterBreak="0">
+  <w:abstractNum w:abstractNumId="9" w15:restartNumberingAfterBreak="0">
+    <w:nsid w:val="612D54C8"/>
+    <w:multiLevelType w:val="multilevel"/>
+    <w:tmpl w:val="A3A6853E"/>
+    <w:lvl w:ilvl="0">
+      <w:start w:val="1"/>
+      <w:numFmt w:val="bullet"/>
+      <w:lvlText w:val=""/>
+      <w:lvlJc w:val="left"/>
+      <w:pPr>
+        <w:tabs>
+          <w:tab w:val="num" w:pos="720"/>
+        </w:tabs>
+        <w:ind w:left="720" w:hanging="360"/>
+      </w:pPr>
+      <w:rPr>
+        <w:rFonts w:ascii="Symbol" w:hAnsi="Symbol" w:hint="default"/>
+        <w:sz w:val="20"/>
+      </w:rPr>
+    </w:lvl>
+    <w:lvl w:ilvl="1" w:tentative="1">
+      <w:start w:val="1"/>
+      <w:numFmt w:val="bullet"/>
+      <w:lvlText w:val="o"/>
+      <w:lvlJc w:val="left"/>
+      <w:pPr>
+        <w:tabs>
+          <w:tab w:val="num" w:pos="1440"/>
+        </w:tabs>
+        <w:ind w:left="1440" w:hanging="360"/>
+      </w:pPr>
+      <w:rPr>
+        <w:rFonts w:ascii="Courier New" w:hAnsi="Courier New" w:hint="default"/>
+        <w:sz w:val="20"/>
+      </w:rPr>
+    </w:lvl>
+    <w:lvl w:ilvl="2" w:tentative="1">
+      <w:start w:val="1"/>
+      <w:numFmt w:val="bullet"/>
+      <w:lvlText w:val=""/>
+      <w:lvlJc w:val="left"/>
+      <w:pPr>
+        <w:tabs>
+          <w:tab w:val="num" w:pos="2160"/>
+        </w:tabs>
+        <w:ind w:left="2160" w:hanging="360"/>
+      </w:pPr>
+      <w:rPr>
+        <w:rFonts w:ascii="Wingdings" w:hAnsi="Wingdings" w:hint="default"/>
+        <w:sz w:val="20"/>
+      </w:rPr>
+    </w:lvl>
+    <w:lvl w:ilvl="3" w:tentative="1">
+      <w:start w:val="1"/>
+      <w:numFmt w:val="bullet"/>
+      <w:lvlText w:val=""/>
+      <w:lvlJc w:val="left"/>
+      <w:pPr>
+        <w:tabs>
+          <w:tab w:val="num" w:pos="2880"/>
+        </w:tabs>
+        <w:ind w:left="2880" w:hanging="360"/>
+      </w:pPr>
+      <w:rPr>
+        <w:rFonts w:ascii="Wingdings" w:hAnsi="Wingdings" w:hint="default"/>
+        <w:sz w:val="20"/>
+      </w:rPr>
+    </w:lvl>
+    <w:lvl w:ilvl="4" w:tentative="1">
+      <w:start w:val="1"/>
+      <w:numFmt w:val="bullet"/>
+      <w:lvlText w:val=""/>
+      <w:lvlJc w:val="left"/>
+      <w:pPr>
+        <w:tabs>
+          <w:tab w:val="num" w:pos="3600"/>
+        </w:tabs>
+        <w:ind w:left="3600" w:hanging="360"/>
+      </w:pPr>
+      <w:rPr>
+        <w:rFonts w:ascii="Wingdings" w:hAnsi="Wingdings" w:hint="default"/>
+        <w:sz w:val="20"/>
+      </w:rPr>
+    </w:lvl>
+    <w:lvl w:ilvl="5" w:tentative="1">
+      <w:start w:val="1"/>
+      <w:numFmt w:val="bullet"/>
+      <w:lvlText w:val=""/>
+      <w:lvlJc w:val="left"/>
+      <w:pPr>
+        <w:tabs>
+          <w:tab w:val="num" w:pos="4320"/>
+        </w:tabs>
+        <w:ind w:left="4320" w:hanging="360"/>
+      </w:pPr>
+      <w:rPr>
+        <w:rFonts w:ascii="Wingdings" w:hAnsi="Wingdings" w:hint="default"/>
+        <w:sz w:val="20"/>
+      </w:rPr>
+    </w:lvl>
+    <w:lvl w:ilvl="6" w:tentative="1">
+      <w:start w:val="1"/>
+      <w:numFmt w:val="bullet"/>
+      <w:lvlText w:val=""/>
+      <w:lvlJc w:val="left"/>
+      <w:pPr>
+        <w:tabs>
+          <w:tab w:val="num" w:pos="5040"/>
+        </w:tabs>
+        <w:ind w:left="5040" w:hanging="360"/>
+      </w:pPr>
+      <w:rPr>
+        <w:rFonts w:ascii="Wingdings" w:hAnsi="Wingdings" w:hint="default"/>
+        <w:sz w:val="20"/>
+      </w:rPr>
+    </w:lvl>
+    <w:lvl w:ilvl="7" w:tentative="1">
+      <w:start w:val="1"/>
+      <w:numFmt w:val="bullet"/>
+      <w:lvlText w:val=""/>
+      <w:lvlJc w:val="left"/>
+      <w:pPr>
+        <w:tabs>
+          <w:tab w:val="num" w:pos="5760"/>
+        </w:tabs>
+        <w:ind w:left="5760" w:hanging="360"/>
+      </w:pPr>
+      <w:rPr>
+        <w:rFonts w:ascii="Wingdings" w:hAnsi="Wingdings" w:hint="default"/>
+        <w:sz w:val="20"/>
+      </w:rPr>
+    </w:lvl>
+    <w:lvl w:ilvl="8" w:tentative="1">
+      <w:start w:val="1"/>
+      <w:numFmt w:val="bullet"/>
+      <w:lvlText w:val=""/>
+      <w:lvlJc w:val="left"/>
+      <w:pPr>
+        <w:tabs>
+          <w:tab w:val="num" w:pos="6480"/>
+        </w:tabs>
+        <w:ind w:left="6480" w:hanging="360"/>
+      </w:pPr>
+      <w:rPr>
+        <w:rFonts w:ascii="Wingdings" w:hAnsi="Wingdings" w:hint="default"/>
+        <w:sz w:val="20"/>
+      </w:rPr>
+    </w:lvl>
+  </w:abstractNum>
+  <w:abstractNum w:abstractNumId="10" w15:restartNumberingAfterBreak="0">
     <w:nsid w:val="63AC08FC"/>
     <w:multiLevelType w:val="multilevel"/>
     <w:tmpl w:val="B5704140"/>
@@ -1935,7 +3166,7 @@
       </w:rPr>
     </w:lvl>
   </w:abstractNum>
-  <w:abstractNum w:abstractNumId="8" w15:restartNumberingAfterBreak="0">
+  <w:abstractNum w:abstractNumId="11" w15:restartNumberingAfterBreak="0">
     <w:nsid w:val="6DF80EC0"/>
     <w:multiLevelType w:val="multilevel"/>
     <w:tmpl w:val="FB301302"/>
@@ -2084,7 +3315,7 @@
       </w:rPr>
     </w:lvl>
   </w:abstractNum>
-  <w:abstractNum w:abstractNumId="9" w15:restartNumberingAfterBreak="0">
+  <w:abstractNum w:abstractNumId="12" w15:restartNumberingAfterBreak="0">
     <w:nsid w:val="70967CF6"/>
     <w:multiLevelType w:val="multilevel"/>
     <w:tmpl w:val="5658C498"/>
@@ -2233,41 +3464,202 @@
       </w:rPr>
     </w:lvl>
   </w:abstractNum>
-  <w:num w:numId="1" w16cid:durableId="495075090">
+  <w:abstractNum w:abstractNumId="13" w15:restartNumberingAfterBreak="0">
+    <w:nsid w:val="71370911"/>
+    <w:multiLevelType w:val="multilevel"/>
+    <w:tmpl w:val="EB1C1CE6"/>
+    <w:lvl w:ilvl="0">
+      <w:start w:val="1"/>
+      <w:numFmt w:val="bullet"/>
+      <w:lvlText w:val=""/>
+      <w:lvlJc w:val="left"/>
+      <w:pPr>
+        <w:tabs>
+          <w:tab w:val="num" w:pos="720"/>
+        </w:tabs>
+        <w:ind w:left="720" w:hanging="360"/>
+      </w:pPr>
+      <w:rPr>
+        <w:rFonts w:ascii="Symbol" w:hAnsi="Symbol" w:hint="default"/>
+        <w:sz w:val="20"/>
+      </w:rPr>
+    </w:lvl>
+    <w:lvl w:ilvl="1" w:tentative="1">
+      <w:start w:val="1"/>
+      <w:numFmt w:val="bullet"/>
+      <w:lvlText w:val="o"/>
+      <w:lvlJc w:val="left"/>
+      <w:pPr>
+        <w:tabs>
+          <w:tab w:val="num" w:pos="1440"/>
+        </w:tabs>
+        <w:ind w:left="1440" w:hanging="360"/>
+      </w:pPr>
+      <w:rPr>
+        <w:rFonts w:ascii="Courier New" w:hAnsi="Courier New" w:hint="default"/>
+        <w:sz w:val="20"/>
+      </w:rPr>
+    </w:lvl>
+    <w:lvl w:ilvl="2" w:tentative="1">
+      <w:start w:val="1"/>
+      <w:numFmt w:val="bullet"/>
+      <w:lvlText w:val=""/>
+      <w:lvlJc w:val="left"/>
+      <w:pPr>
+        <w:tabs>
+          <w:tab w:val="num" w:pos="2160"/>
+        </w:tabs>
+        <w:ind w:left="2160" w:hanging="360"/>
+      </w:pPr>
+      <w:rPr>
+        <w:rFonts w:ascii="Wingdings" w:hAnsi="Wingdings" w:hint="default"/>
+        <w:sz w:val="20"/>
+      </w:rPr>
+    </w:lvl>
+    <w:lvl w:ilvl="3" w:tentative="1">
+      <w:start w:val="1"/>
+      <w:numFmt w:val="bullet"/>
+      <w:lvlText w:val=""/>
+      <w:lvlJc w:val="left"/>
+      <w:pPr>
+        <w:tabs>
+          <w:tab w:val="num" w:pos="2880"/>
+        </w:tabs>
+        <w:ind w:left="2880" w:hanging="360"/>
+      </w:pPr>
+      <w:rPr>
+        <w:rFonts w:ascii="Wingdings" w:hAnsi="Wingdings" w:hint="default"/>
+        <w:sz w:val="20"/>
+      </w:rPr>
+    </w:lvl>
+    <w:lvl w:ilvl="4" w:tentative="1">
+      <w:start w:val="1"/>
+      <w:numFmt w:val="bullet"/>
+      <w:lvlText w:val=""/>
+      <w:lvlJc w:val="left"/>
+      <w:pPr>
+        <w:tabs>
+          <w:tab w:val="num" w:pos="3600"/>
+        </w:tabs>
+        <w:ind w:left="3600" w:hanging="360"/>
+      </w:pPr>
+      <w:rPr>
+        <w:rFonts w:ascii="Wingdings" w:hAnsi="Wingdings" w:hint="default"/>
+        <w:sz w:val="20"/>
+      </w:rPr>
+    </w:lvl>
+    <w:lvl w:ilvl="5" w:tentative="1">
+      <w:start w:val="1"/>
+      <w:numFmt w:val="bullet"/>
+      <w:lvlText w:val=""/>
+      <w:lvlJc w:val="left"/>
+      <w:pPr>
+        <w:tabs>
+          <w:tab w:val="num" w:pos="4320"/>
+        </w:tabs>
+        <w:ind w:left="4320" w:hanging="360"/>
+      </w:pPr>
+      <w:rPr>
+        <w:rFonts w:ascii="Wingdings" w:hAnsi="Wingdings" w:hint="default"/>
+        <w:sz w:val="20"/>
+      </w:rPr>
+    </w:lvl>
+    <w:lvl w:ilvl="6" w:tentative="1">
+      <w:start w:val="1"/>
+      <w:numFmt w:val="bullet"/>
+      <w:lvlText w:val=""/>
+      <w:lvlJc w:val="left"/>
+      <w:pPr>
+        <w:tabs>
+          <w:tab w:val="num" w:pos="5040"/>
+        </w:tabs>
+        <w:ind w:left="5040" w:hanging="360"/>
+      </w:pPr>
+      <w:rPr>
+        <w:rFonts w:ascii="Wingdings" w:hAnsi="Wingdings" w:hint="default"/>
+        <w:sz w:val="20"/>
+      </w:rPr>
+    </w:lvl>
+    <w:lvl w:ilvl="7" w:tentative="1">
+      <w:start w:val="1"/>
+      <w:numFmt w:val="bullet"/>
+      <w:lvlText w:val=""/>
+      <w:lvlJc w:val="left"/>
+      <w:pPr>
+        <w:tabs>
+          <w:tab w:val="num" w:pos="5760"/>
+        </w:tabs>
+        <w:ind w:left="5760" w:hanging="360"/>
+      </w:pPr>
+      <w:rPr>
+        <w:rFonts w:ascii="Wingdings" w:hAnsi="Wingdings" w:hint="default"/>
+        <w:sz w:val="20"/>
+      </w:rPr>
+    </w:lvl>
+    <w:lvl w:ilvl="8" w:tentative="1">
+      <w:start w:val="1"/>
+      <w:numFmt w:val="bullet"/>
+      <w:lvlText w:val=""/>
+      <w:lvlJc w:val="left"/>
+      <w:pPr>
+        <w:tabs>
+          <w:tab w:val="num" w:pos="6480"/>
+        </w:tabs>
+        <w:ind w:left="6480" w:hanging="360"/>
+      </w:pPr>
+      <w:rPr>
+        <w:rFonts w:ascii="Wingdings" w:hAnsi="Wingdings" w:hint="default"/>
+        <w:sz w:val="20"/>
+      </w:rPr>
+    </w:lvl>
+  </w:abstractNum>
+  <w:num w:numId="1">
+    <w:abstractNumId w:val="1"/>
+  </w:num>
+  <w:num w:numId="2">
+    <w:abstractNumId w:val="6"/>
+  </w:num>
+  <w:num w:numId="3">
+    <w:abstractNumId w:val="5"/>
+  </w:num>
+  <w:num w:numId="4">
+    <w:abstractNumId w:val="10"/>
+  </w:num>
+  <w:num w:numId="5">
+    <w:abstractNumId w:val="12"/>
+  </w:num>
+  <w:num w:numId="6">
+    <w:abstractNumId w:val="2"/>
+  </w:num>
+  <w:num w:numId="7">
+    <w:abstractNumId w:val="11"/>
+  </w:num>
+  <w:num w:numId="8">
+    <w:abstractNumId w:val="3"/>
+  </w:num>
+  <w:num w:numId="9">
+    <w:abstractNumId w:val="4"/>
+  </w:num>
+  <w:num w:numId="10">
+    <w:abstractNumId w:val="8"/>
+  </w:num>
+  <w:num w:numId="11">
+    <w:abstractNumId w:val="13"/>
+  </w:num>
+  <w:num w:numId="12">
     <w:abstractNumId w:val="0"/>
   </w:num>
-  <w:num w:numId="2" w16cid:durableId="992028392">
-    <w:abstractNumId w:val="5"/>
-  </w:num>
-  <w:num w:numId="3" w16cid:durableId="119497597">
-    <w:abstractNumId w:val="4"/>
-  </w:num>
-  <w:num w:numId="4" w16cid:durableId="1679577709">
+  <w:num w:numId="13">
     <w:abstractNumId w:val="7"/>
   </w:num>
-  <w:num w:numId="5" w16cid:durableId="1077822172">
+  <w:num w:numId="14">
     <w:abstractNumId w:val="9"/>
-  </w:num>
-  <w:num w:numId="6" w16cid:durableId="1274896993">
-    <w:abstractNumId w:val="1"/>
-  </w:num>
-  <w:num w:numId="7" w16cid:durableId="1085302566">
-    <w:abstractNumId w:val="8"/>
-  </w:num>
-  <w:num w:numId="8" w16cid:durableId="1315334077">
-    <w:abstractNumId w:val="2"/>
-  </w:num>
-  <w:num w:numId="9" w16cid:durableId="149180459">
-    <w:abstractNumId w:val="3"/>
-  </w:num>
-  <w:num w:numId="10" w16cid:durableId="1186286928">
-    <w:abstractNumId w:val="6"/>
   </w:num>
 </w:numbering>
 </file>
 
 <file path=word/styles.xml><?xml version="1.0" encoding="utf-8"?>
-<w:styles xmlns:mc="http://schemas.openxmlformats.org/markup-compatibility/2006" xmlns:r="http://schemas.openxmlformats.org/officeDocument/2006/relationships" xmlns:w="http://schemas.openxmlformats.org/wordprocessingml/2006/main" xmlns:w14="http://schemas.microsoft.com/office/word/2010/wordml" xmlns:w15="http://schemas.microsoft.com/office/word/2012/wordml" xmlns:w16cex="http://schemas.microsoft.com/office/word/2018/wordml/cex" xmlns:w16cid="http://schemas.microsoft.com/office/word/2016/wordml/cid" xmlns:w16="http://schemas.microsoft.com/office/word/2018/wordml" xmlns:w16du="http://schemas.microsoft.com/office/word/2023/wordml/word16du" xmlns:w16sdtdh="http://schemas.microsoft.com/office/word/2020/wordml/sdtdatahash" xmlns:w16sdtfl="http://schemas.microsoft.com/office/word/2024/wordml/sdtformatlock" xmlns:w16se="http://schemas.microsoft.com/office/word/2015/wordml/symex" mc:Ignorable="w14 w15 w16se w16cid w16 w16cex w16sdtdh w16sdtfl w16du">
+<w:styles xmlns:mc="http://schemas.openxmlformats.org/markup-compatibility/2006" xmlns:r="http://schemas.openxmlformats.org/officeDocument/2006/relationships" xmlns:w="http://schemas.openxmlformats.org/wordprocessingml/2006/main" xmlns:w14="http://schemas.microsoft.com/office/word/2010/wordml" xmlns:w15="http://schemas.microsoft.com/office/word/2012/wordml" xmlns:w16cex="http://schemas.microsoft.com/office/word/2018/wordml/cex" xmlns:w16cid="http://schemas.microsoft.com/office/word/2016/wordml/cid" xmlns:w16="http://schemas.microsoft.com/office/word/2018/wordml" xmlns:w16se="http://schemas.microsoft.com/office/word/2015/wordml/symex" mc:Ignorable="w14 w15 w16se w16cid w16 w16cex">
   <w:docDefaults>
     <w:rPrDefault>
       <w:rPr>
@@ -2668,6 +4060,7 @@
   <w:style w:type="character" w:default="1" w:styleId="DefaultParagraphFont">
     <w:name w:val="Default Paragraph Font"/>
     <w:uiPriority w:val="1"/>
+    <w:semiHidden/>
     <w:unhideWhenUsed/>
   </w:style>
   <w:style w:type="table" w:default="1" w:styleId="TableNormal">
@@ -2773,6 +4166,22 @@
     <w:link w:val="Footer"/>
     <w:uiPriority w:val="99"/>
     <w:rsid w:val="003030DA"/>
+  </w:style>
+  <w:style w:type="paragraph" w:styleId="NormalWeb">
+    <w:name w:val="Normal (Web)"/>
+    <w:basedOn w:val="Normal"/>
+    <w:uiPriority w:val="99"/>
+    <w:semiHidden/>
+    <w:unhideWhenUsed/>
+    <w:rsid w:val="007E1E41"/>
+    <w:pPr>
+      <w:spacing w:before="100" w:beforeAutospacing="1" w:after="100" w:afterAutospacing="1" w:line="240" w:lineRule="auto"/>
+    </w:pPr>
+    <w:rPr>
+      <w:rFonts w:ascii="Times New Roman" w:eastAsia="Times New Roman" w:hAnsi="Times New Roman" w:cs="Times New Roman"/>
+      <w:sz w:val="24"/>
+      <w:szCs w:val="24"/>
+    </w:rPr>
   </w:style>
 </w:styles>
 </file>
@@ -2989,7 +4398,7 @@
 </file>
 
 <file path=customXml/itemProps1.xml><?xml version="1.0" encoding="utf-8"?>
-<ds:datastoreItem xmlns:ds="http://schemas.openxmlformats.org/officeDocument/2006/customXml" ds:itemID="{2073C135-62F2-439E-B585-6F5EED286BEB}">
+<ds:datastoreItem xmlns:ds="http://schemas.openxmlformats.org/officeDocument/2006/customXml" ds:itemID="{DA106EA6-CF22-4FF4-B351-EDF44B019F35}">
   <ds:schemaRefs>
     <ds:schemaRef ds:uri="http://schemas.openxmlformats.org/officeDocument/2006/bibliography"/>
   </ds:schemaRefs>

--- a/Membuat Website dengan Bantuan AI.docx
+++ b/Membuat Website dengan Bantuan AI.docx
@@ -1112,15 +1112,31 @@
               <w:jc w:val="both"/>
             </w:pPr>
             <w:r>
-              <w:t>&lt;p class=”angka”&gt;0&lt;/p&gt;</w:t>
-            </w:r>
-          </w:p>
-          <w:p>
-            <w:pPr>
-              <w:jc w:val="both"/>
-            </w:pPr>
-            <w:r>
-              <w:t>&lt;button class=”tombol”&gt;Tambah&lt;/button&gt;</w:t>
+              <w:t>&lt;p class</w:t>
+            </w:r>
+            <w:proofErr w:type="gramStart"/>
+            <w:r>
+              <w:t>=”angka</w:t>
+            </w:r>
+            <w:proofErr w:type="gramEnd"/>
+            <w:r>
+              <w:t>”&gt;0&lt;/p&gt;</w:t>
+            </w:r>
+          </w:p>
+          <w:p>
+            <w:pPr>
+              <w:jc w:val="both"/>
+            </w:pPr>
+            <w:r>
+              <w:t>&lt;button class</w:t>
+            </w:r>
+            <w:proofErr w:type="gramStart"/>
+            <w:r>
+              <w:t>=”tombol</w:t>
+            </w:r>
+            <w:proofErr w:type="gramEnd"/>
+            <w:r>
+              <w:t>”&gt;Tambah&lt;/button&gt;</w:t>
             </w:r>
           </w:p>
           <w:p>
@@ -1144,7 +1160,15 @@
               <w:jc w:val="both"/>
             </w:pPr>
             <w:r>
-              <w:t xml:space="preserve">  document.querySelector(“.tombol”).addEventListener(“click”, () =&gt; {</w:t>
+              <w:t xml:space="preserve">  </w:t>
+            </w:r>
+            <w:proofErr w:type="gramStart"/>
+            <w:r>
+              <w:t>document.querySelector</w:t>
+            </w:r>
+            <w:proofErr w:type="gramEnd"/>
+            <w:r>
+              <w:t>(“.tombol”).addEventListener(“click”, () =&gt; {</w:t>
             </w:r>
           </w:p>
           <w:p>
@@ -1160,7 +1184,15 @@
               <w:jc w:val="both"/>
             </w:pPr>
             <w:r>
-              <w:t xml:space="preserve">    document.querySelector(“.angka”).innerText = angka</w:t>
+              <w:t xml:space="preserve">    </w:t>
+            </w:r>
+            <w:proofErr w:type="gramStart"/>
+            <w:r>
+              <w:t>document.querySelector</w:t>
+            </w:r>
+            <w:proofErr w:type="gramEnd"/>
+            <w:r>
+              <w:t>(“.angka”).innerText = angka</w:t>
             </w:r>
           </w:p>
           <w:p>
@@ -1232,8 +1264,13 @@
               <w:jc w:val="both"/>
             </w:pPr>
             <w:r>
-              <w:t xml:space="preserve">  const angka = $state(</w:t>
-            </w:r>
+              <w:t xml:space="preserve">  const angka = $</w:t>
+            </w:r>
+            <w:proofErr w:type="gramStart"/>
+            <w:r>
+              <w:t>state(</w:t>
+            </w:r>
+            <w:proofErr w:type="gramEnd"/>
             <w:r>
               <w:t>0)</w:t>
             </w:r>
@@ -1259,8 +1296,13 @@
               <w:jc w:val="both"/>
             </w:pPr>
             <w:r>
-              <w:t>&lt;button onclick={</w:t>
-            </w:r>
+              <w:t>&lt;button onclick</w:t>
+            </w:r>
+            <w:proofErr w:type="gramStart"/>
+            <w:r>
+              <w:t>={</w:t>
+            </w:r>
+            <w:proofErr w:type="gramEnd"/>
             <w:r>
               <w:t>() =&gt; angka</w:t>
             </w:r>
@@ -1333,7 +1375,15 @@
               <w:jc w:val="both"/>
             </w:pPr>
             <w:r>
-              <w:t>&lt;button class=”rounded py-2 px-5 text-white bg-black”&gt;Tombol&lt;/button&gt;</w:t>
+              <w:t>&lt;button class</w:t>
+            </w:r>
+            <w:proofErr w:type="gramStart"/>
+            <w:r>
+              <w:t>=”rounded</w:t>
+            </w:r>
+            <w:proofErr w:type="gramEnd"/>
+            <w:r>
+              <w:t xml:space="preserve"> py-2 px-5 text-white bg-black”&gt;Tombol&lt;/button&gt;</w:t>
             </w:r>
           </w:p>
           <w:p>
@@ -1388,8 +1438,13 @@
             <w:pPr>
               <w:jc w:val="both"/>
             </w:pPr>
-            <w:r>
-              <w:t>.tombol {</w:t>
+            <w:proofErr w:type="gramStart"/>
+            <w:r>
+              <w:t>.tombol</w:t>
+            </w:r>
+            <w:proofErr w:type="gramEnd"/>
+            <w:r>
+              <w:t xml:space="preserve"> {</w:t>
             </w:r>
           </w:p>
           <w:p>
@@ -1445,11 +1500,13 @@
               <w:jc w:val="both"/>
             </w:pPr>
             <w:r>
-              <w:t>&lt;button class=”</w:t>
-            </w:r>
-            <w:r>
-              <w:t>tombol</w:t>
-            </w:r>
+              <w:t>&lt;button class</w:t>
+            </w:r>
+            <w:proofErr w:type="gramStart"/>
+            <w:r>
+              <w:t>=”tombol</w:t>
+            </w:r>
+            <w:proofErr w:type="gramEnd"/>
             <w:r>
               <w:t>”&gt;Tombol&lt;/button&gt;</w:t>
             </w:r>
@@ -1482,6 +1539,43 @@
       <w:r>
         <w:t>Kemudian, tampilan hanya mobile karena sekarang website kebanyakan dibuka dengan HP</w:t>
       </w:r>
+    </w:p>
+    <w:p>
+      <w:pPr>
+        <w:jc w:val="both"/>
+      </w:pPr>
+      <w:r>
+        <w:t>Lalu, dependencies itu adalah kode-kode lainnya yang kita tinggal download. Jadi, nggak perlu mengetik kodenya sendiri. Misalnya aja kode untuk mengecek apakah suatu angka itu genap atau ganjil. Nah, untuk mendownloadnya ini lebih cepat pakai pnpm.</w:t>
+      </w:r>
+    </w:p>
+    <w:p>
+      <w:pPr>
+        <w:jc w:val="both"/>
+      </w:pPr>
+      <w:r>
+        <w:t>Lalu, untuk DESIGN.md itu silahkan kunjungi getdesign.md lalu pilih salah satu desain yang menurut kamu cocok.</w:t>
+      </w:r>
+    </w:p>
+    <w:p>
+      <w:pPr>
+        <w:jc w:val="both"/>
+        <w:rPr>
+          <w:b/>
+          <w:bCs/>
+        </w:rPr>
+      </w:pPr>
+      <w:r>
+        <w:rPr>
+          <w:b/>
+          <w:bCs/>
+        </w:rPr>
+        <w:t>Latihan 4</w:t>
+      </w:r>
+    </w:p>
+    <w:p>
+      <w:pPr>
+        <w:jc w:val="both"/>
+      </w:pPr>
       <w:bookmarkStart w:id="0" w:name="_GoBack"/>
       <w:bookmarkEnd w:id="0"/>
     </w:p>
@@ -4398,7 +4492,7 @@
 </file>
 
 <file path=customXml/itemProps1.xml><?xml version="1.0" encoding="utf-8"?>
-<ds:datastoreItem xmlns:ds="http://schemas.openxmlformats.org/officeDocument/2006/customXml" ds:itemID="{DA106EA6-CF22-4FF4-B351-EDF44B019F35}">
+<ds:datastoreItem xmlns:ds="http://schemas.openxmlformats.org/officeDocument/2006/customXml" ds:itemID="{57B2C598-705B-4A97-965B-8BF6F7AD0C3F}">
   <ds:schemaRefs>
     <ds:schemaRef ds:uri="http://schemas.openxmlformats.org/officeDocument/2006/bibliography"/>
   </ds:schemaRefs>

--- a/Membuat Website dengan Bantuan AI.docx
+++ b/Membuat Website dengan Bantuan AI.docx
@@ -166,7 +166,7 @@
         <w:jc w:val="both"/>
       </w:pPr>
       <w:r>
-        <w:t>Composer</w:t>
+        <w:t>Gemini CLI</w:t>
       </w:r>
     </w:p>
     <w:p>
@@ -179,7 +179,20 @@
         <w:jc w:val="both"/>
       </w:pPr>
       <w:r>
-        <w:t>Gemini CLI</w:t>
+        <w:t>Git</w:t>
+      </w:r>
+    </w:p>
+    <w:p>
+      <w:pPr>
+        <w:pStyle w:val="ListParagraph"/>
+        <w:numPr>
+          <w:ilvl w:val="0"/>
+          <w:numId w:val="3"/>
+        </w:numPr>
+        <w:jc w:val="both"/>
+      </w:pPr>
+      <w:r>
+        <w:t>degit</w:t>
       </w:r>
     </w:p>
     <w:p>
@@ -486,7 +499,6 @@
           <w:b/>
           <w:bCs/>
         </w:rPr>
-        <w:lastRenderedPageBreak/>
         <w:t>Mengapa perlu mencantumkan Asia/Makassar?</w:t>
       </w:r>
     </w:p>
@@ -843,6 +855,7 @@
                 <w:sz w:val="24"/>
                 <w:szCs w:val="24"/>
               </w:rPr>
+              <w:lastRenderedPageBreak/>
               <w:t>Asia/Makassar (UTC + 8)</w:t>
             </w:r>
           </w:p>
@@ -861,7 +874,6 @@
                 <w:sz w:val="24"/>
                 <w:szCs w:val="24"/>
               </w:rPr>
-              <w:lastRenderedPageBreak/>
               <w:t>CHUNKING</w:t>
             </w:r>
           </w:p>
@@ -1058,11 +1070,6 @@
               </w:rPr>
               <w:t>Untuk tampilan, gunakan file DESIGN.md</w:t>
             </w:r>
-          </w:p>
-          <w:p>
-            <w:pPr>
-              <w:jc w:val="both"/>
-            </w:pPr>
           </w:p>
         </w:tc>
       </w:tr>
@@ -1112,15 +1119,7 @@
               <w:jc w:val="both"/>
             </w:pPr>
             <w:r>
-              <w:t>&lt;p class</w:t>
-            </w:r>
-            <w:proofErr w:type="gramStart"/>
-            <w:r>
-              <w:t>=”angka</w:t>
-            </w:r>
-            <w:proofErr w:type="gramEnd"/>
-            <w:r>
-              <w:t>”&gt;0&lt;/p&gt;</w:t>
+              <w:t>&lt;p class=”angka”&gt;0&lt;/p&gt;</w:t>
             </w:r>
           </w:p>
           <w:p>
@@ -1128,15 +1127,7 @@
               <w:jc w:val="both"/>
             </w:pPr>
             <w:r>
-              <w:t>&lt;button class</w:t>
-            </w:r>
-            <w:proofErr w:type="gramStart"/>
-            <w:r>
-              <w:t>=”tombol</w:t>
-            </w:r>
-            <w:proofErr w:type="gramEnd"/>
-            <w:r>
-              <w:t>”&gt;Tambah&lt;/button&gt;</w:t>
+              <w:t>&lt;button class=”tombol”&gt;Tambah&lt;/button&gt;</w:t>
             </w:r>
           </w:p>
           <w:p>
@@ -1160,15 +1151,7 @@
               <w:jc w:val="both"/>
             </w:pPr>
             <w:r>
-              <w:t xml:space="preserve">  </w:t>
-            </w:r>
-            <w:proofErr w:type="gramStart"/>
-            <w:r>
-              <w:t>document.querySelector</w:t>
-            </w:r>
-            <w:proofErr w:type="gramEnd"/>
-            <w:r>
-              <w:t>(“.tombol”).addEventListener(“click”, () =&gt; {</w:t>
+              <w:t xml:space="preserve">  document.querySelector(“.tombol”).addEventListener(“click”, () =&gt; {</w:t>
             </w:r>
           </w:p>
           <w:p>
@@ -1184,15 +1167,7 @@
               <w:jc w:val="both"/>
             </w:pPr>
             <w:r>
-              <w:t xml:space="preserve">    </w:t>
-            </w:r>
-            <w:proofErr w:type="gramStart"/>
-            <w:r>
-              <w:t>document.querySelector</w:t>
-            </w:r>
-            <w:proofErr w:type="gramEnd"/>
-            <w:r>
-              <w:t>(“.angka”).innerText = angka</w:t>
+              <w:t xml:space="preserve">    document.querySelector(“.angka”).innerText = angka</w:t>
             </w:r>
           </w:p>
           <w:p>
@@ -1264,13 +1239,8 @@
               <w:jc w:val="both"/>
             </w:pPr>
             <w:r>
-              <w:t xml:space="preserve">  const angka = $</w:t>
-            </w:r>
-            <w:proofErr w:type="gramStart"/>
-            <w:r>
-              <w:t>state(</w:t>
-            </w:r>
-            <w:proofErr w:type="gramEnd"/>
+              <w:t xml:space="preserve">  const angka = $state(</w:t>
+            </w:r>
             <w:r>
               <w:t>0)</w:t>
             </w:r>
@@ -1296,13 +1266,8 @@
               <w:jc w:val="both"/>
             </w:pPr>
             <w:r>
-              <w:t>&lt;button onclick</w:t>
-            </w:r>
-            <w:proofErr w:type="gramStart"/>
-            <w:r>
-              <w:t>={</w:t>
-            </w:r>
-            <w:proofErr w:type="gramEnd"/>
+              <w:t>&lt;button onclick={</w:t>
+            </w:r>
             <w:r>
               <w:t>() =&gt; angka</w:t>
             </w:r>
@@ -1331,7 +1296,6 @@
         <w:jc w:val="both"/>
       </w:pPr>
       <w:r>
-        <w:lastRenderedPageBreak/>
         <w:t>Kodenya lebih mudah dipahami yang Svelte kan?</w:t>
       </w:r>
     </w:p>
@@ -1375,15 +1339,7 @@
               <w:jc w:val="both"/>
             </w:pPr>
             <w:r>
-              <w:t>&lt;button class</w:t>
-            </w:r>
-            <w:proofErr w:type="gramStart"/>
-            <w:r>
-              <w:t>=”rounded</w:t>
-            </w:r>
-            <w:proofErr w:type="gramEnd"/>
-            <w:r>
-              <w:t xml:space="preserve"> py-2 px-5 text-white bg-black”&gt;Tombol&lt;/button&gt;</w:t>
+              <w:t>&lt;button class=”rounded py-2 px-5 text-white bg-black”&gt;Tombol&lt;/button&gt;</w:t>
             </w:r>
           </w:p>
           <w:p>
@@ -1404,7 +1360,13 @@
         <w:jc w:val="both"/>
       </w:pPr>
       <w:r>
-        <w:t>Nah, kode di atas itu sama dengan kode seperti ini:</w:t>
+        <w:t xml:space="preserve">Nah, kode di atas itu </w:t>
+      </w:r>
+      <w:r>
+        <w:t xml:space="preserve">kurang lebih </w:t>
+      </w:r>
+      <w:r>
+        <w:t>sama dengan kode seperti ini:</w:t>
       </w:r>
     </w:p>
     <w:tbl>
@@ -1438,13 +1400,8 @@
             <w:pPr>
               <w:jc w:val="both"/>
             </w:pPr>
-            <w:proofErr w:type="gramStart"/>
-            <w:r>
-              <w:t>.tombol</w:t>
-            </w:r>
-            <w:proofErr w:type="gramEnd"/>
-            <w:r>
-              <w:t xml:space="preserve"> {</w:t>
+            <w:r>
+              <w:t>.tombol {</w:t>
             </w:r>
           </w:p>
           <w:p>
@@ -1500,15 +1457,7 @@
               <w:jc w:val="both"/>
             </w:pPr>
             <w:r>
-              <w:t>&lt;button class</w:t>
-            </w:r>
-            <w:proofErr w:type="gramStart"/>
-            <w:r>
-              <w:t>=”tombol</w:t>
-            </w:r>
-            <w:proofErr w:type="gramEnd"/>
-            <w:r>
-              <w:t>”&gt;Tombol&lt;/button&gt;</w:t>
+              <w:t>&lt;button class=”tombol”&gt;Tombol&lt;/button&gt;</w:t>
             </w:r>
           </w:p>
           <w:p>
@@ -1576,11 +1525,3527 @@
       <w:pPr>
         <w:jc w:val="both"/>
       </w:pPr>
+      <w:r>
+        <w:t>Buatkan website jadwal kegiatan santri yang meliputi jadwal harian, jadwal piket, jadwal tahfidz, dan kalender agenda pesantren</w:t>
+      </w:r>
+    </w:p>
+    <w:p>
+      <w:pPr>
+        <w:jc w:val="center"/>
+        <w:rPr>
+          <w:b/>
+          <w:bCs/>
+        </w:rPr>
+      </w:pPr>
+      <w:r>
+        <w:rPr>
+          <w:b/>
+          <w:bCs/>
+        </w:rPr>
+        <w:t>BACKEND</w:t>
+      </w:r>
+    </w:p>
+    <w:p>
+      <w:pPr>
+        <w:jc w:val="both"/>
+      </w:pPr>
+      <w:r>
+        <w:t>Masukkan ini di GEMINI.md</w:t>
+      </w:r>
+    </w:p>
+    <w:tbl>
+      <w:tblPr>
+        <w:tblStyle w:val="TableGrid"/>
+        <w:tblW w:w="0" w:type="auto"/>
+        <w:tblLook w:val="04A0" w:firstRow="1" w:lastRow="0" w:firstColumn="1" w:lastColumn="0" w:noHBand="0" w:noVBand="1"/>
+      </w:tblPr>
+      <w:tblGrid>
+        <w:gridCol w:w="9016"/>
+      </w:tblGrid>
+      <w:tr>
+        <w:tc>
+          <w:tcPr>
+            <w:tcW w:w="9016" w:type="dxa"/>
+          </w:tcPr>
+          <w:p>
+            <w:pPr>
+              <w:jc w:val="both"/>
+            </w:pPr>
+          </w:p>
+          <w:p>
+            <w:pPr>
+              <w:spacing w:before="100" w:beforeAutospacing="1" w:after="240"/>
+              <w:rPr>
+                <w:rFonts w:ascii="Segoe UI" w:eastAsia="Times New Roman" w:hAnsi="Segoe UI" w:cs="Segoe UI"/>
+                <w:sz w:val="24"/>
+                <w:szCs w:val="24"/>
+              </w:rPr>
+            </w:pPr>
+            <w:r>
+              <w:rPr>
+                <w:rFonts w:ascii="Segoe UI" w:eastAsia="Times New Roman" w:hAnsi="Segoe UI" w:cs="Segoe UI"/>
+                <w:sz w:val="24"/>
+                <w:szCs w:val="24"/>
+              </w:rPr>
+              <w:t>SKILLS</w:t>
+            </w:r>
+          </w:p>
+          <w:p>
+            <w:pPr>
+              <w:numPr>
+                <w:ilvl w:val="0"/>
+                <w:numId w:val="15"/>
+              </w:numPr>
+              <w:spacing w:before="100" w:beforeAutospacing="1" w:after="100" w:afterAutospacing="1"/>
+              <w:rPr>
+                <w:rFonts w:ascii="Segoe UI" w:eastAsia="Times New Roman" w:hAnsi="Segoe UI" w:cs="Segoe UI"/>
+                <w:sz w:val="24"/>
+                <w:szCs w:val="24"/>
+              </w:rPr>
+            </w:pPr>
+            <w:r>
+              <w:rPr>
+                <w:rFonts w:ascii="Segoe UI" w:eastAsia="Times New Roman" w:hAnsi="Segoe UI" w:cs="Segoe UI"/>
+                <w:sz w:val="24"/>
+                <w:szCs w:val="24"/>
+              </w:rPr>
+              <w:lastRenderedPageBreak/>
+              <w:t>Selalu gunakan skill caveman</w:t>
+            </w:r>
+          </w:p>
+          <w:p>
+            <w:pPr>
+              <w:numPr>
+                <w:ilvl w:val="0"/>
+                <w:numId w:val="15"/>
+              </w:numPr>
+              <w:spacing w:before="60" w:after="100" w:afterAutospacing="1"/>
+              <w:rPr>
+                <w:rFonts w:ascii="Segoe UI" w:eastAsia="Times New Roman" w:hAnsi="Segoe UI" w:cs="Segoe UI"/>
+                <w:sz w:val="24"/>
+                <w:szCs w:val="24"/>
+              </w:rPr>
+            </w:pPr>
+            <w:r>
+              <w:rPr>
+                <w:rFonts w:ascii="Segoe UI" w:eastAsia="Times New Roman" w:hAnsi="Segoe UI" w:cs="Segoe UI"/>
+                <w:sz w:val="24"/>
+                <w:szCs w:val="24"/>
+              </w:rPr>
+              <w:t>Selalu cek skill apa yang cocok dan otomatis install dengan: skills add [nama skillnya] -y</w:t>
+            </w:r>
+          </w:p>
+          <w:p>
+            <w:pPr>
+              <w:spacing w:after="240"/>
+              <w:rPr>
+                <w:rFonts w:ascii="Segoe UI" w:eastAsia="Times New Roman" w:hAnsi="Segoe UI" w:cs="Segoe UI"/>
+                <w:sz w:val="24"/>
+                <w:szCs w:val="24"/>
+              </w:rPr>
+            </w:pPr>
+            <w:r>
+              <w:rPr>
+                <w:rFonts w:ascii="Segoe UI" w:eastAsia="Times New Roman" w:hAnsi="Segoe UI" w:cs="Segoe UI"/>
+                <w:sz w:val="24"/>
+                <w:szCs w:val="24"/>
+              </w:rPr>
+              <w:t>TIMEZONE</w:t>
+            </w:r>
+          </w:p>
+          <w:p>
+            <w:pPr>
+              <w:numPr>
+                <w:ilvl w:val="0"/>
+                <w:numId w:val="16"/>
+              </w:numPr>
+              <w:spacing w:before="100" w:beforeAutospacing="1" w:after="100" w:afterAutospacing="1"/>
+              <w:rPr>
+                <w:rFonts w:ascii="Segoe UI" w:eastAsia="Times New Roman" w:hAnsi="Segoe UI" w:cs="Segoe UI"/>
+                <w:sz w:val="24"/>
+                <w:szCs w:val="24"/>
+              </w:rPr>
+            </w:pPr>
+            <w:r>
+              <w:rPr>
+                <w:rFonts w:ascii="Segoe UI" w:eastAsia="Times New Roman" w:hAnsi="Segoe UI" w:cs="Segoe UI"/>
+                <w:sz w:val="24"/>
+                <w:szCs w:val="24"/>
+              </w:rPr>
+              <w:t>Asia/Makassar (UTC + 8)</w:t>
+            </w:r>
+          </w:p>
+          <w:p>
+            <w:pPr>
+              <w:spacing w:after="240"/>
+              <w:rPr>
+                <w:rFonts w:ascii="Segoe UI" w:eastAsia="Times New Roman" w:hAnsi="Segoe UI" w:cs="Segoe UI"/>
+                <w:sz w:val="24"/>
+                <w:szCs w:val="24"/>
+              </w:rPr>
+            </w:pPr>
+            <w:r>
+              <w:rPr>
+                <w:rFonts w:ascii="Segoe UI" w:eastAsia="Times New Roman" w:hAnsi="Segoe UI" w:cs="Segoe UI"/>
+                <w:sz w:val="24"/>
+                <w:szCs w:val="24"/>
+              </w:rPr>
+              <w:t>CHUNKING</w:t>
+            </w:r>
+          </w:p>
+          <w:p>
+            <w:pPr>
+              <w:numPr>
+                <w:ilvl w:val="0"/>
+                <w:numId w:val="17"/>
+              </w:numPr>
+              <w:spacing w:before="100" w:beforeAutospacing="1" w:after="100" w:afterAutospacing="1"/>
+              <w:rPr>
+                <w:rFonts w:ascii="Segoe UI" w:eastAsia="Times New Roman" w:hAnsi="Segoe UI" w:cs="Segoe UI"/>
+                <w:sz w:val="24"/>
+                <w:szCs w:val="24"/>
+              </w:rPr>
+            </w:pPr>
+            <w:r>
+              <w:rPr>
+                <w:rFonts w:ascii="Segoe UI" w:eastAsia="Times New Roman" w:hAnsi="Segoe UI" w:cs="Segoe UI"/>
+                <w:sz w:val="24"/>
+                <w:szCs w:val="24"/>
+              </w:rPr>
+              <w:t>Baik di frontend maupun backend, pecah-pecah filenya supaya reusable dan mudah diolah AI</w:t>
+            </w:r>
+          </w:p>
+          <w:p>
+            <w:pPr>
+              <w:spacing w:after="240"/>
+              <w:rPr>
+                <w:rFonts w:ascii="Segoe UI" w:eastAsia="Times New Roman" w:hAnsi="Segoe UI" w:cs="Segoe UI"/>
+                <w:sz w:val="24"/>
+                <w:szCs w:val="24"/>
+              </w:rPr>
+            </w:pPr>
+            <w:r>
+              <w:rPr>
+                <w:rFonts w:ascii="Segoe UI" w:eastAsia="Times New Roman" w:hAnsi="Segoe UI" w:cs="Segoe UI"/>
+                <w:sz w:val="24"/>
+                <w:szCs w:val="24"/>
+              </w:rPr>
+              <w:t>FRONTEND</w:t>
+            </w:r>
+          </w:p>
+          <w:p>
+            <w:pPr>
+              <w:numPr>
+                <w:ilvl w:val="0"/>
+                <w:numId w:val="18"/>
+              </w:numPr>
+              <w:spacing w:before="100" w:beforeAutospacing="1" w:after="100" w:afterAutospacing="1"/>
+              <w:rPr>
+                <w:rFonts w:ascii="Segoe UI" w:eastAsia="Times New Roman" w:hAnsi="Segoe UI" w:cs="Segoe UI"/>
+                <w:sz w:val="24"/>
+                <w:szCs w:val="24"/>
+              </w:rPr>
+            </w:pPr>
+            <w:r>
+              <w:rPr>
+                <w:rFonts w:ascii="Segoe UI" w:eastAsia="Times New Roman" w:hAnsi="Segoe UI" w:cs="Segoe UI"/>
+                <w:sz w:val="24"/>
+                <w:szCs w:val="24"/>
+              </w:rPr>
+              <w:t>Gunakan bahasa Indonesia</w:t>
+            </w:r>
+          </w:p>
+          <w:p>
+            <w:pPr>
+              <w:numPr>
+                <w:ilvl w:val="0"/>
+                <w:numId w:val="18"/>
+              </w:numPr>
+              <w:spacing w:before="60" w:after="100" w:afterAutospacing="1"/>
+              <w:rPr>
+                <w:rFonts w:ascii="Segoe UI" w:eastAsia="Times New Roman" w:hAnsi="Segoe UI" w:cs="Segoe UI"/>
+                <w:sz w:val="24"/>
+                <w:szCs w:val="24"/>
+              </w:rPr>
+            </w:pPr>
+            <w:r>
+              <w:rPr>
+                <w:rFonts w:ascii="Segoe UI" w:eastAsia="Times New Roman" w:hAnsi="Segoe UI" w:cs="Segoe UI"/>
+                <w:sz w:val="24"/>
+                <w:szCs w:val="24"/>
+              </w:rPr>
+              <w:t>Menggunakan SvelteKit. Pakai Tailwind. Build dengan adapter static</w:t>
+            </w:r>
+          </w:p>
+          <w:p>
+            <w:pPr>
+              <w:numPr>
+                <w:ilvl w:val="0"/>
+                <w:numId w:val="18"/>
+              </w:numPr>
+              <w:spacing w:before="60" w:after="100" w:afterAutospacing="1"/>
+              <w:rPr>
+                <w:rFonts w:ascii="Segoe UI" w:eastAsia="Times New Roman" w:hAnsi="Segoe UI" w:cs="Segoe UI"/>
+                <w:sz w:val="24"/>
+                <w:szCs w:val="24"/>
+              </w:rPr>
+            </w:pPr>
+            <w:r>
+              <w:rPr>
+                <w:rFonts w:ascii="Segoe UI" w:eastAsia="Times New Roman" w:hAnsi="Segoe UI" w:cs="Segoe UI"/>
+                <w:sz w:val="24"/>
+                <w:szCs w:val="24"/>
+              </w:rPr>
+              <w:t>Tampilan hanya mobile. Ketika dibuka di desktop, max width 600px</w:t>
+            </w:r>
+          </w:p>
+          <w:p>
+            <w:pPr>
+              <w:numPr>
+                <w:ilvl w:val="0"/>
+                <w:numId w:val="18"/>
+              </w:numPr>
+              <w:spacing w:before="60" w:after="100" w:afterAutospacing="1"/>
+              <w:rPr>
+                <w:rFonts w:ascii="Segoe UI" w:eastAsia="Times New Roman" w:hAnsi="Segoe UI" w:cs="Segoe UI"/>
+                <w:sz w:val="24"/>
+                <w:szCs w:val="24"/>
+              </w:rPr>
+            </w:pPr>
+            <w:r>
+              <w:rPr>
+                <w:rFonts w:ascii="Segoe UI" w:eastAsia="Times New Roman" w:hAnsi="Segoe UI" w:cs="Segoe UI"/>
+                <w:sz w:val="24"/>
+                <w:szCs w:val="24"/>
+              </w:rPr>
+              <w:t>Untuk install dependencies, jangan gunakan npm. Hanya gunakan pnpm</w:t>
+            </w:r>
+          </w:p>
+          <w:p>
+            <w:pPr>
+              <w:numPr>
+                <w:ilvl w:val="0"/>
+                <w:numId w:val="18"/>
+              </w:numPr>
+              <w:spacing w:before="60" w:after="100" w:afterAutospacing="1"/>
+              <w:rPr>
+                <w:rFonts w:ascii="Segoe UI" w:eastAsia="Times New Roman" w:hAnsi="Segoe UI" w:cs="Segoe UI"/>
+                <w:sz w:val="24"/>
+                <w:szCs w:val="24"/>
+              </w:rPr>
+            </w:pPr>
+            <w:r>
+              <w:rPr>
+                <w:rFonts w:ascii="Segoe UI" w:eastAsia="Times New Roman" w:hAnsi="Segoe UI" w:cs="Segoe UI"/>
+                <w:sz w:val="24"/>
+                <w:szCs w:val="24"/>
+              </w:rPr>
+              <w:t>Setiap alert, ganti dengan toast</w:t>
+            </w:r>
+          </w:p>
+          <w:p>
+            <w:pPr>
+              <w:numPr>
+                <w:ilvl w:val="0"/>
+                <w:numId w:val="18"/>
+              </w:numPr>
+              <w:spacing w:before="60" w:after="100" w:afterAutospacing="1"/>
+              <w:rPr>
+                <w:rFonts w:ascii="Segoe UI" w:eastAsia="Times New Roman" w:hAnsi="Segoe UI" w:cs="Segoe UI"/>
+                <w:sz w:val="24"/>
+                <w:szCs w:val="24"/>
+              </w:rPr>
+            </w:pPr>
+            <w:r>
+              <w:rPr>
+                <w:rFonts w:ascii="Segoe UI" w:eastAsia="Times New Roman" w:hAnsi="Segoe UI" w:cs="Segoe UI"/>
+                <w:sz w:val="24"/>
+                <w:szCs w:val="24"/>
+              </w:rPr>
+              <w:t>Setiap interaksi, kasih bunyi beep yang cocok, supaya rame aja</w:t>
+            </w:r>
+          </w:p>
+          <w:p>
+            <w:pPr>
+              <w:numPr>
+                <w:ilvl w:val="0"/>
+                <w:numId w:val="18"/>
+              </w:numPr>
+              <w:spacing w:before="60" w:after="100" w:afterAutospacing="1"/>
+              <w:rPr>
+                <w:rFonts w:ascii="Segoe UI" w:eastAsia="Times New Roman" w:hAnsi="Segoe UI" w:cs="Segoe UI"/>
+                <w:sz w:val="24"/>
+                <w:szCs w:val="24"/>
+              </w:rPr>
+            </w:pPr>
+            <w:r>
+              <w:rPr>
+                <w:rFonts w:ascii="Segoe UI" w:eastAsia="Times New Roman" w:hAnsi="Segoe UI" w:cs="Segoe UI"/>
+                <w:sz w:val="24"/>
+                <w:szCs w:val="24"/>
+              </w:rPr>
+              <w:t>Untuk tampilan, gunakan file DESIGN.md</w:t>
+            </w:r>
+          </w:p>
+          <w:p>
+            <w:pPr>
+              <w:spacing w:after="240"/>
+              <w:rPr>
+                <w:rFonts w:ascii="Segoe UI" w:eastAsia="Times New Roman" w:hAnsi="Segoe UI" w:cs="Segoe UI"/>
+                <w:sz w:val="24"/>
+                <w:szCs w:val="24"/>
+              </w:rPr>
+            </w:pPr>
+            <w:r>
+              <w:rPr>
+                <w:rFonts w:ascii="Segoe UI" w:eastAsia="Times New Roman" w:hAnsi="Segoe UI" w:cs="Segoe UI"/>
+                <w:sz w:val="24"/>
+                <w:szCs w:val="24"/>
+              </w:rPr>
+              <w:t>BACKEND</w:t>
+            </w:r>
+          </w:p>
+          <w:p>
+            <w:pPr>
+              <w:numPr>
+                <w:ilvl w:val="0"/>
+                <w:numId w:val="19"/>
+              </w:numPr>
+              <w:spacing w:before="100" w:beforeAutospacing="1" w:after="100" w:afterAutospacing="1"/>
+              <w:rPr>
+                <w:rFonts w:ascii="Segoe UI" w:eastAsia="Times New Roman" w:hAnsi="Segoe UI" w:cs="Segoe UI"/>
+                <w:sz w:val="24"/>
+                <w:szCs w:val="24"/>
+              </w:rPr>
+            </w:pPr>
+            <w:r>
+              <w:rPr>
+                <w:rFonts w:ascii="Segoe UI" w:eastAsia="Times New Roman" w:hAnsi="Segoe UI" w:cs="Segoe UI"/>
+                <w:sz w:val="24"/>
+                <w:szCs w:val="24"/>
+              </w:rPr>
+              <w:t>Lokasi di folder static. Native PHP aja. Jangan main route pakai route.php. Jadi, betul-betul akses ke direct filenya</w:t>
+            </w:r>
+          </w:p>
+          <w:p>
+            <w:pPr>
+              <w:numPr>
+                <w:ilvl w:val="0"/>
+                <w:numId w:val="19"/>
+              </w:numPr>
+              <w:spacing w:before="60" w:after="100" w:afterAutospacing="1"/>
+              <w:rPr>
+                <w:rFonts w:ascii="Segoe UI" w:eastAsia="Times New Roman" w:hAnsi="Segoe UI" w:cs="Segoe UI"/>
+                <w:sz w:val="24"/>
+                <w:szCs w:val="24"/>
+              </w:rPr>
+            </w:pPr>
+            <w:r>
+              <w:rPr>
+                <w:rFonts w:ascii="Segoe UI" w:eastAsia="Times New Roman" w:hAnsi="Segoe UI" w:cs="Segoe UI"/>
+                <w:sz w:val="24"/>
+                <w:szCs w:val="24"/>
+              </w:rPr>
+              <w:t>Ketika mode dev, akses dengan </w:t>
+            </w:r>
+            <w:hyperlink r:id="rId9" w:history="1">
+              <w:r>
+                <w:rPr>
+                  <w:rFonts w:ascii="Segoe UI" w:eastAsia="Times New Roman" w:hAnsi="Segoe UI" w:cs="Segoe UI"/>
+                  <w:sz w:val="24"/>
+                  <w:szCs w:val="24"/>
+                  <w:u w:val="single"/>
+                </w:rPr>
+                <w:t>http://localhost:8080</w:t>
+              </w:r>
+            </w:hyperlink>
+            <w:r>
+              <w:rPr>
+                <w:rFonts w:ascii="Segoe UI" w:eastAsia="Times New Roman" w:hAnsi="Segoe UI" w:cs="Segoe UI"/>
+                <w:sz w:val="24"/>
+                <w:szCs w:val="24"/>
+              </w:rPr>
+              <w:t>. Ketika mode production, akses dengan /. Jadi, atur di Node environment</w:t>
+            </w:r>
+          </w:p>
+          <w:p>
+            <w:pPr>
+              <w:numPr>
+                <w:ilvl w:val="0"/>
+                <w:numId w:val="19"/>
+              </w:numPr>
+              <w:spacing w:before="60" w:after="100" w:afterAutospacing="1"/>
+              <w:rPr>
+                <w:rFonts w:ascii="Segoe UI" w:eastAsia="Times New Roman" w:hAnsi="Segoe UI" w:cs="Segoe UI"/>
+                <w:sz w:val="24"/>
+                <w:szCs w:val="24"/>
+              </w:rPr>
+            </w:pPr>
+            <w:r>
+              <w:rPr>
+                <w:rFonts w:ascii="Segoe UI" w:eastAsia="Times New Roman" w:hAnsi="Segoe UI" w:cs="Segoe UI"/>
+                <w:sz w:val="24"/>
+                <w:szCs w:val="24"/>
+              </w:rPr>
+              <w:t>Tidak boleh membuat file index.php</w:t>
+            </w:r>
+          </w:p>
+        </w:tc>
+      </w:tr>
+    </w:tbl>
+    <w:p>
+      <w:pPr>
+        <w:jc w:val="both"/>
+      </w:pPr>
+    </w:p>
+    <w:p>
+      <w:pPr>
+        <w:jc w:val="both"/>
+      </w:pPr>
+      <w:r>
+        <w:t>Backend ini digunakan untuk menyimpan data di dalam database sehingga nantinya bisa digunakan kembali</w:t>
+      </w:r>
+      <w:r>
+        <w:t>. Bahasa pemrograman untuk backend yang kita gunakan adalah PHP yang merupakan bahasa pemrograman yang didukung oleh semua hosting.</w:t>
+      </w:r>
+    </w:p>
+    <w:p>
+      <w:pPr>
+        <w:jc w:val="both"/>
+        <w:rPr>
+          <w:b/>
+          <w:bCs/>
+        </w:rPr>
+      </w:pPr>
+      <w:r>
+        <w:rPr>
+          <w:b/>
+          <w:bCs/>
+        </w:rPr>
+        <w:t>Latihan 5</w:t>
+      </w:r>
+    </w:p>
+    <w:p>
+      <w:pPr>
+        <w:jc w:val="both"/>
+      </w:pPr>
+      <w:r>
+        <w:t>Buatkan website sistem hafalan santri</w:t>
+      </w:r>
+    </w:p>
+    <w:p>
+      <w:pPr>
+        <w:jc w:val="center"/>
+        <w:rPr>
+          <w:b/>
+          <w:bCs/>
+        </w:rPr>
+      </w:pPr>
+      <w:r>
+        <w:rPr>
+          <w:b/>
+          <w:bCs/>
+        </w:rPr>
+        <w:t>BUILD</w:t>
+      </w:r>
+    </w:p>
+    <w:p>
+      <w:pPr>
+        <w:jc w:val="both"/>
+      </w:pPr>
+      <w:r>
+        <w:t>Masukkan ini di GEMINI.md</w:t>
+      </w:r>
+    </w:p>
+    <w:tbl>
+      <w:tblPr>
+        <w:tblStyle w:val="TableGrid"/>
+        <w:tblW w:w="0" w:type="auto"/>
+        <w:tblLook w:val="04A0" w:firstRow="1" w:lastRow="0" w:firstColumn="1" w:lastColumn="0" w:noHBand="0" w:noVBand="1"/>
+      </w:tblPr>
+      <w:tblGrid>
+        <w:gridCol w:w="9016"/>
+      </w:tblGrid>
+      <w:tr>
+        <w:tc>
+          <w:tcPr>
+            <w:tcW w:w="9016" w:type="dxa"/>
+          </w:tcPr>
+          <w:p>
+            <w:pPr>
+              <w:jc w:val="both"/>
+            </w:pPr>
+          </w:p>
+          <w:p>
+            <w:pPr>
+              <w:spacing w:before="100" w:beforeAutospacing="1" w:after="240"/>
+              <w:rPr>
+                <w:rFonts w:ascii="Segoe UI" w:eastAsia="Times New Roman" w:hAnsi="Segoe UI" w:cs="Segoe UI"/>
+                <w:sz w:val="24"/>
+                <w:szCs w:val="24"/>
+              </w:rPr>
+            </w:pPr>
+            <w:r>
+              <w:rPr>
+                <w:rFonts w:ascii="Segoe UI" w:eastAsia="Times New Roman" w:hAnsi="Segoe UI" w:cs="Segoe UI"/>
+                <w:sz w:val="24"/>
+                <w:szCs w:val="24"/>
+              </w:rPr>
+              <w:lastRenderedPageBreak/>
+              <w:t>SKILLS</w:t>
+            </w:r>
+          </w:p>
+          <w:p>
+            <w:pPr>
+              <w:numPr>
+                <w:ilvl w:val="0"/>
+                <w:numId w:val="20"/>
+              </w:numPr>
+              <w:spacing w:before="100" w:beforeAutospacing="1" w:after="100" w:afterAutospacing="1"/>
+              <w:rPr>
+                <w:rFonts w:ascii="Segoe UI" w:eastAsia="Times New Roman" w:hAnsi="Segoe UI" w:cs="Segoe UI"/>
+                <w:sz w:val="24"/>
+                <w:szCs w:val="24"/>
+              </w:rPr>
+            </w:pPr>
+            <w:r>
+              <w:rPr>
+                <w:rFonts w:ascii="Segoe UI" w:eastAsia="Times New Roman" w:hAnsi="Segoe UI" w:cs="Segoe UI"/>
+                <w:sz w:val="24"/>
+                <w:szCs w:val="24"/>
+              </w:rPr>
+              <w:t>Selalu gunakan skill caveman</w:t>
+            </w:r>
+          </w:p>
+          <w:p>
+            <w:pPr>
+              <w:numPr>
+                <w:ilvl w:val="0"/>
+                <w:numId w:val="20"/>
+              </w:numPr>
+              <w:spacing w:before="60" w:after="100" w:afterAutospacing="1"/>
+              <w:rPr>
+                <w:rFonts w:ascii="Segoe UI" w:eastAsia="Times New Roman" w:hAnsi="Segoe UI" w:cs="Segoe UI"/>
+                <w:sz w:val="24"/>
+                <w:szCs w:val="24"/>
+              </w:rPr>
+            </w:pPr>
+            <w:r>
+              <w:rPr>
+                <w:rFonts w:ascii="Segoe UI" w:eastAsia="Times New Roman" w:hAnsi="Segoe UI" w:cs="Segoe UI"/>
+                <w:sz w:val="24"/>
+                <w:szCs w:val="24"/>
+              </w:rPr>
+              <w:t>Selalu cek skill apa yang cocok dan otomatis install dengan: skills add [nama skillnya] -y</w:t>
+            </w:r>
+          </w:p>
+          <w:p>
+            <w:pPr>
+              <w:spacing w:after="240"/>
+              <w:rPr>
+                <w:rFonts w:ascii="Segoe UI" w:eastAsia="Times New Roman" w:hAnsi="Segoe UI" w:cs="Segoe UI"/>
+                <w:sz w:val="24"/>
+                <w:szCs w:val="24"/>
+              </w:rPr>
+            </w:pPr>
+            <w:r>
+              <w:rPr>
+                <w:rFonts w:ascii="Segoe UI" w:eastAsia="Times New Roman" w:hAnsi="Segoe UI" w:cs="Segoe UI"/>
+                <w:sz w:val="24"/>
+                <w:szCs w:val="24"/>
+              </w:rPr>
+              <w:t>TIMEZONE</w:t>
+            </w:r>
+          </w:p>
+          <w:p>
+            <w:pPr>
+              <w:numPr>
+                <w:ilvl w:val="0"/>
+                <w:numId w:val="21"/>
+              </w:numPr>
+              <w:spacing w:before="100" w:beforeAutospacing="1" w:after="100" w:afterAutospacing="1"/>
+              <w:rPr>
+                <w:rFonts w:ascii="Segoe UI" w:eastAsia="Times New Roman" w:hAnsi="Segoe UI" w:cs="Segoe UI"/>
+                <w:sz w:val="24"/>
+                <w:szCs w:val="24"/>
+              </w:rPr>
+            </w:pPr>
+            <w:r>
+              <w:rPr>
+                <w:rFonts w:ascii="Segoe UI" w:eastAsia="Times New Roman" w:hAnsi="Segoe UI" w:cs="Segoe UI"/>
+                <w:sz w:val="24"/>
+                <w:szCs w:val="24"/>
+              </w:rPr>
+              <w:t>Asia/Makassar (UTC + 8)</w:t>
+            </w:r>
+          </w:p>
+          <w:p>
+            <w:pPr>
+              <w:spacing w:after="240"/>
+              <w:rPr>
+                <w:rFonts w:ascii="Segoe UI" w:eastAsia="Times New Roman" w:hAnsi="Segoe UI" w:cs="Segoe UI"/>
+                <w:sz w:val="24"/>
+                <w:szCs w:val="24"/>
+              </w:rPr>
+            </w:pPr>
+            <w:r>
+              <w:rPr>
+                <w:rFonts w:ascii="Segoe UI" w:eastAsia="Times New Roman" w:hAnsi="Segoe UI" w:cs="Segoe UI"/>
+                <w:sz w:val="24"/>
+                <w:szCs w:val="24"/>
+              </w:rPr>
+              <w:t>CHUNKING</w:t>
+            </w:r>
+          </w:p>
+          <w:p>
+            <w:pPr>
+              <w:numPr>
+                <w:ilvl w:val="0"/>
+                <w:numId w:val="22"/>
+              </w:numPr>
+              <w:spacing w:before="100" w:beforeAutospacing="1" w:after="100" w:afterAutospacing="1"/>
+              <w:rPr>
+                <w:rFonts w:ascii="Segoe UI" w:eastAsia="Times New Roman" w:hAnsi="Segoe UI" w:cs="Segoe UI"/>
+                <w:sz w:val="24"/>
+                <w:szCs w:val="24"/>
+              </w:rPr>
+            </w:pPr>
+            <w:r>
+              <w:rPr>
+                <w:rFonts w:ascii="Segoe UI" w:eastAsia="Times New Roman" w:hAnsi="Segoe UI" w:cs="Segoe UI"/>
+                <w:sz w:val="24"/>
+                <w:szCs w:val="24"/>
+              </w:rPr>
+              <w:t>Baik di frontend maupun backend, pecah-pecah filenya supaya reusable dan mudah diolah AI</w:t>
+            </w:r>
+          </w:p>
+          <w:p>
+            <w:pPr>
+              <w:spacing w:after="240"/>
+              <w:rPr>
+                <w:rFonts w:ascii="Segoe UI" w:eastAsia="Times New Roman" w:hAnsi="Segoe UI" w:cs="Segoe UI"/>
+                <w:sz w:val="24"/>
+                <w:szCs w:val="24"/>
+              </w:rPr>
+            </w:pPr>
+            <w:r>
+              <w:rPr>
+                <w:rFonts w:ascii="Segoe UI" w:eastAsia="Times New Roman" w:hAnsi="Segoe UI" w:cs="Segoe UI"/>
+                <w:sz w:val="24"/>
+                <w:szCs w:val="24"/>
+              </w:rPr>
+              <w:t>FRONTEND</w:t>
+            </w:r>
+          </w:p>
+          <w:p>
+            <w:pPr>
+              <w:numPr>
+                <w:ilvl w:val="0"/>
+                <w:numId w:val="23"/>
+              </w:numPr>
+              <w:spacing w:before="100" w:beforeAutospacing="1" w:after="100" w:afterAutospacing="1"/>
+              <w:rPr>
+                <w:rFonts w:ascii="Segoe UI" w:eastAsia="Times New Roman" w:hAnsi="Segoe UI" w:cs="Segoe UI"/>
+                <w:sz w:val="24"/>
+                <w:szCs w:val="24"/>
+              </w:rPr>
+            </w:pPr>
+            <w:r>
+              <w:rPr>
+                <w:rFonts w:ascii="Segoe UI" w:eastAsia="Times New Roman" w:hAnsi="Segoe UI" w:cs="Segoe UI"/>
+                <w:sz w:val="24"/>
+                <w:szCs w:val="24"/>
+              </w:rPr>
+              <w:t>Gunakan bahasa Indonesia</w:t>
+            </w:r>
+          </w:p>
+          <w:p>
+            <w:pPr>
+              <w:numPr>
+                <w:ilvl w:val="0"/>
+                <w:numId w:val="23"/>
+              </w:numPr>
+              <w:spacing w:before="60" w:after="100" w:afterAutospacing="1"/>
+              <w:rPr>
+                <w:rFonts w:ascii="Segoe UI" w:eastAsia="Times New Roman" w:hAnsi="Segoe UI" w:cs="Segoe UI"/>
+                <w:sz w:val="24"/>
+                <w:szCs w:val="24"/>
+              </w:rPr>
+            </w:pPr>
+            <w:r>
+              <w:rPr>
+                <w:rFonts w:ascii="Segoe UI" w:eastAsia="Times New Roman" w:hAnsi="Segoe UI" w:cs="Segoe UI"/>
+                <w:sz w:val="24"/>
+                <w:szCs w:val="24"/>
+              </w:rPr>
+              <w:t>Menggunakan SvelteKit. Pakai Tailwind. Build dengan adapter static</w:t>
+            </w:r>
+          </w:p>
+          <w:p>
+            <w:pPr>
+              <w:numPr>
+                <w:ilvl w:val="0"/>
+                <w:numId w:val="23"/>
+              </w:numPr>
+              <w:spacing w:before="60" w:after="100" w:afterAutospacing="1"/>
+              <w:rPr>
+                <w:rFonts w:ascii="Segoe UI" w:eastAsia="Times New Roman" w:hAnsi="Segoe UI" w:cs="Segoe UI"/>
+                <w:sz w:val="24"/>
+                <w:szCs w:val="24"/>
+              </w:rPr>
+            </w:pPr>
+            <w:r>
+              <w:rPr>
+                <w:rFonts w:ascii="Segoe UI" w:eastAsia="Times New Roman" w:hAnsi="Segoe UI" w:cs="Segoe UI"/>
+                <w:sz w:val="24"/>
+                <w:szCs w:val="24"/>
+              </w:rPr>
+              <w:t>Tampilan hanya mobile. Ketika dibuka di desktop, max width 600px</w:t>
+            </w:r>
+          </w:p>
+          <w:p>
+            <w:pPr>
+              <w:numPr>
+                <w:ilvl w:val="0"/>
+                <w:numId w:val="23"/>
+              </w:numPr>
+              <w:spacing w:before="60" w:after="100" w:afterAutospacing="1"/>
+              <w:rPr>
+                <w:rFonts w:ascii="Segoe UI" w:eastAsia="Times New Roman" w:hAnsi="Segoe UI" w:cs="Segoe UI"/>
+                <w:sz w:val="24"/>
+                <w:szCs w:val="24"/>
+              </w:rPr>
+            </w:pPr>
+            <w:r>
+              <w:rPr>
+                <w:rFonts w:ascii="Segoe UI" w:eastAsia="Times New Roman" w:hAnsi="Segoe UI" w:cs="Segoe UI"/>
+                <w:sz w:val="24"/>
+                <w:szCs w:val="24"/>
+              </w:rPr>
+              <w:t>Untuk install dependencies, jangan gunakan npm. Hanya gunakan pnpm</w:t>
+            </w:r>
+          </w:p>
+          <w:p>
+            <w:pPr>
+              <w:numPr>
+                <w:ilvl w:val="0"/>
+                <w:numId w:val="23"/>
+              </w:numPr>
+              <w:spacing w:before="60" w:after="100" w:afterAutospacing="1"/>
+              <w:rPr>
+                <w:rFonts w:ascii="Segoe UI" w:eastAsia="Times New Roman" w:hAnsi="Segoe UI" w:cs="Segoe UI"/>
+                <w:sz w:val="24"/>
+                <w:szCs w:val="24"/>
+              </w:rPr>
+            </w:pPr>
+            <w:r>
+              <w:rPr>
+                <w:rFonts w:ascii="Segoe UI" w:eastAsia="Times New Roman" w:hAnsi="Segoe UI" w:cs="Segoe UI"/>
+                <w:sz w:val="24"/>
+                <w:szCs w:val="24"/>
+              </w:rPr>
+              <w:t>Setiap alert, ganti dengan toast</w:t>
+            </w:r>
+          </w:p>
+          <w:p>
+            <w:pPr>
+              <w:numPr>
+                <w:ilvl w:val="0"/>
+                <w:numId w:val="23"/>
+              </w:numPr>
+              <w:spacing w:before="60" w:after="100" w:afterAutospacing="1"/>
+              <w:rPr>
+                <w:rFonts w:ascii="Segoe UI" w:eastAsia="Times New Roman" w:hAnsi="Segoe UI" w:cs="Segoe UI"/>
+                <w:sz w:val="24"/>
+                <w:szCs w:val="24"/>
+              </w:rPr>
+            </w:pPr>
+            <w:r>
+              <w:rPr>
+                <w:rFonts w:ascii="Segoe UI" w:eastAsia="Times New Roman" w:hAnsi="Segoe UI" w:cs="Segoe UI"/>
+                <w:sz w:val="24"/>
+                <w:szCs w:val="24"/>
+              </w:rPr>
+              <w:t>Setiap interaksi, kasih bunyi beep yang cocok, supaya rame aja</w:t>
+            </w:r>
+          </w:p>
+          <w:p>
+            <w:pPr>
+              <w:numPr>
+                <w:ilvl w:val="0"/>
+                <w:numId w:val="23"/>
+              </w:numPr>
+              <w:spacing w:before="60" w:after="100" w:afterAutospacing="1"/>
+              <w:rPr>
+                <w:rFonts w:ascii="Segoe UI" w:eastAsia="Times New Roman" w:hAnsi="Segoe UI" w:cs="Segoe UI"/>
+                <w:sz w:val="24"/>
+                <w:szCs w:val="24"/>
+              </w:rPr>
+            </w:pPr>
+            <w:r>
+              <w:rPr>
+                <w:rFonts w:ascii="Segoe UI" w:eastAsia="Times New Roman" w:hAnsi="Segoe UI" w:cs="Segoe UI"/>
+                <w:sz w:val="24"/>
+                <w:szCs w:val="24"/>
+              </w:rPr>
+              <w:t>Untuk tampilan, gunakan file DESIGN.md</w:t>
+            </w:r>
+          </w:p>
+          <w:p>
+            <w:pPr>
+              <w:spacing w:after="240"/>
+              <w:rPr>
+                <w:rFonts w:ascii="Segoe UI" w:eastAsia="Times New Roman" w:hAnsi="Segoe UI" w:cs="Segoe UI"/>
+                <w:sz w:val="24"/>
+                <w:szCs w:val="24"/>
+              </w:rPr>
+            </w:pPr>
+            <w:r>
+              <w:rPr>
+                <w:rFonts w:ascii="Segoe UI" w:eastAsia="Times New Roman" w:hAnsi="Segoe UI" w:cs="Segoe UI"/>
+                <w:sz w:val="24"/>
+                <w:szCs w:val="24"/>
+              </w:rPr>
+              <w:t>BACKEND</w:t>
+            </w:r>
+          </w:p>
+          <w:p>
+            <w:pPr>
+              <w:numPr>
+                <w:ilvl w:val="0"/>
+                <w:numId w:val="24"/>
+              </w:numPr>
+              <w:spacing w:before="100" w:beforeAutospacing="1" w:after="100" w:afterAutospacing="1"/>
+              <w:rPr>
+                <w:rFonts w:ascii="Segoe UI" w:eastAsia="Times New Roman" w:hAnsi="Segoe UI" w:cs="Segoe UI"/>
+                <w:sz w:val="24"/>
+                <w:szCs w:val="24"/>
+              </w:rPr>
+            </w:pPr>
+            <w:r>
+              <w:rPr>
+                <w:rFonts w:ascii="Segoe UI" w:eastAsia="Times New Roman" w:hAnsi="Segoe UI" w:cs="Segoe UI"/>
+                <w:sz w:val="24"/>
+                <w:szCs w:val="24"/>
+              </w:rPr>
+              <w:t>Lokasi di folder static. Native PHP aja. Jangan main route pakai route.php. Jadi, betul-betul akses ke direct filenya</w:t>
+            </w:r>
+          </w:p>
+          <w:p>
+            <w:pPr>
+              <w:numPr>
+                <w:ilvl w:val="0"/>
+                <w:numId w:val="24"/>
+              </w:numPr>
+              <w:spacing w:before="60" w:after="100" w:afterAutospacing="1"/>
+              <w:rPr>
+                <w:rFonts w:ascii="Segoe UI" w:eastAsia="Times New Roman" w:hAnsi="Segoe UI" w:cs="Segoe UI"/>
+                <w:sz w:val="24"/>
+                <w:szCs w:val="24"/>
+              </w:rPr>
+            </w:pPr>
+            <w:r>
+              <w:rPr>
+                <w:rFonts w:ascii="Segoe UI" w:eastAsia="Times New Roman" w:hAnsi="Segoe UI" w:cs="Segoe UI"/>
+                <w:sz w:val="24"/>
+                <w:szCs w:val="24"/>
+              </w:rPr>
+              <w:t>Ketika mode dev, akses dengan </w:t>
+            </w:r>
+            <w:hyperlink r:id="rId10" w:history="1">
+              <w:r>
+                <w:rPr>
+                  <w:rFonts w:ascii="Segoe UI" w:eastAsia="Times New Roman" w:hAnsi="Segoe UI" w:cs="Segoe UI"/>
+                  <w:sz w:val="24"/>
+                  <w:szCs w:val="24"/>
+                  <w:u w:val="single"/>
+                </w:rPr>
+                <w:t>http://localhost:8080</w:t>
+              </w:r>
+            </w:hyperlink>
+            <w:r>
+              <w:rPr>
+                <w:rFonts w:ascii="Segoe UI" w:eastAsia="Times New Roman" w:hAnsi="Segoe UI" w:cs="Segoe UI"/>
+                <w:sz w:val="24"/>
+                <w:szCs w:val="24"/>
+              </w:rPr>
+              <w:t>. Ketika mode production, akses dengan /. Jadi, atur di Node environment</w:t>
+            </w:r>
+          </w:p>
+          <w:p>
+            <w:pPr>
+              <w:numPr>
+                <w:ilvl w:val="0"/>
+                <w:numId w:val="24"/>
+              </w:numPr>
+              <w:spacing w:before="60" w:after="100" w:afterAutospacing="1"/>
+              <w:rPr>
+                <w:rFonts w:ascii="Segoe UI" w:eastAsia="Times New Roman" w:hAnsi="Segoe UI" w:cs="Segoe UI"/>
+                <w:sz w:val="24"/>
+                <w:szCs w:val="24"/>
+              </w:rPr>
+            </w:pPr>
+            <w:r>
+              <w:rPr>
+                <w:rFonts w:ascii="Segoe UI" w:eastAsia="Times New Roman" w:hAnsi="Segoe UI" w:cs="Segoe UI"/>
+                <w:sz w:val="24"/>
+                <w:szCs w:val="24"/>
+              </w:rPr>
+              <w:t>Tidak boleh membuat file index.php</w:t>
+            </w:r>
+          </w:p>
+          <w:p>
+            <w:pPr>
+              <w:spacing w:after="240"/>
+              <w:rPr>
+                <w:rFonts w:ascii="Segoe UI" w:eastAsia="Times New Roman" w:hAnsi="Segoe UI" w:cs="Segoe UI"/>
+                <w:sz w:val="24"/>
+                <w:szCs w:val="24"/>
+              </w:rPr>
+            </w:pPr>
+            <w:r>
+              <w:rPr>
+                <w:rFonts w:ascii="Segoe UI" w:eastAsia="Times New Roman" w:hAnsi="Segoe UI" w:cs="Segoe UI"/>
+                <w:sz w:val="24"/>
+                <w:szCs w:val="24"/>
+              </w:rPr>
+              <w:t>BUILD</w:t>
+            </w:r>
+          </w:p>
+          <w:p>
+            <w:pPr>
+              <w:numPr>
+                <w:ilvl w:val="0"/>
+                <w:numId w:val="25"/>
+              </w:numPr>
+              <w:spacing w:before="100" w:beforeAutospacing="1" w:after="100" w:afterAutospacing="1"/>
+              <w:rPr>
+                <w:rFonts w:ascii="Segoe UI" w:eastAsia="Times New Roman" w:hAnsi="Segoe UI" w:cs="Segoe UI"/>
+                <w:sz w:val="24"/>
+                <w:szCs w:val="24"/>
+              </w:rPr>
+            </w:pPr>
+            <w:r>
+              <w:rPr>
+                <w:rFonts w:ascii="Segoe UI" w:eastAsia="Times New Roman" w:hAnsi="Segoe UI" w:cs="Segoe UI"/>
+                <w:sz w:val="24"/>
+                <w:szCs w:val="24"/>
+              </w:rPr>
+              <w:t>Setiap halaman, kasih title dan meta social media</w:t>
+            </w:r>
+          </w:p>
+          <w:p>
+            <w:pPr>
+              <w:numPr>
+                <w:ilvl w:val="0"/>
+                <w:numId w:val="25"/>
+              </w:numPr>
+              <w:spacing w:before="60" w:after="100" w:afterAutospacing="1"/>
+              <w:rPr>
+                <w:rFonts w:ascii="Segoe UI" w:eastAsia="Times New Roman" w:hAnsi="Segoe UI" w:cs="Segoe UI"/>
+                <w:sz w:val="24"/>
+                <w:szCs w:val="24"/>
+              </w:rPr>
+            </w:pPr>
+            <w:r>
+              <w:rPr>
+                <w:rFonts w:ascii="Segoe UI" w:eastAsia="Times New Roman" w:hAnsi="Segoe UI" w:cs="Segoe UI"/>
+                <w:sz w:val="24"/>
+                <w:szCs w:val="24"/>
+              </w:rPr>
+              <w:t>Setelah build, salin build/index.html ke build/index.php dan di situ atur conditioning title dan meta social media (termasuk meta gambar) baik di routing statis maulun dinamis. Ini atur perintahnya di pnpm build</w:t>
+            </w:r>
+          </w:p>
+          <w:p>
+            <w:pPr>
+              <w:numPr>
+                <w:ilvl w:val="0"/>
+                <w:numId w:val="25"/>
+              </w:numPr>
+              <w:spacing w:before="60" w:after="100" w:afterAutospacing="1"/>
+              <w:rPr>
+                <w:rFonts w:ascii="Segoe UI" w:eastAsia="Times New Roman" w:hAnsi="Segoe UI" w:cs="Segoe UI"/>
+                <w:sz w:val="24"/>
+                <w:szCs w:val="24"/>
+              </w:rPr>
+            </w:pPr>
+            <w:r>
+              <w:rPr>
+                <w:rFonts w:ascii="Segoe UI" w:eastAsia="Times New Roman" w:hAnsi="Segoe UI" w:cs="Segoe UI"/>
+                <w:sz w:val="24"/>
+                <w:szCs w:val="24"/>
+              </w:rPr>
+              <w:t>Di .htaccess disetting supaya semua link itu mengarah ke index.php</w:t>
+            </w:r>
+          </w:p>
+          <w:p>
+            <w:pPr>
+              <w:jc w:val="both"/>
+            </w:pPr>
+          </w:p>
+        </w:tc>
+      </w:tr>
+    </w:tbl>
+    <w:p>
+      <w:pPr>
+        <w:jc w:val="both"/>
+      </w:pPr>
+      <w:r>
+        <w:lastRenderedPageBreak/>
+        <w:t>Penting untuk menambahkan title dan meta social media seperti deskripsi dan gambar supaya ketika kita bagikan linknya itu ke media sosial, Telegram, WhatsApp, dan aplikasi perpesanan lainnya, itu muncul preview linknya</w:t>
+      </w:r>
+    </w:p>
+    <w:p>
+      <w:pPr>
+        <w:jc w:val="both"/>
+        <w:rPr>
+          <w:b/>
+          <w:bCs/>
+        </w:rPr>
+      </w:pPr>
+      <w:r>
+        <w:rPr>
+          <w:b/>
+          <w:bCs/>
+        </w:rPr>
+        <w:t>Latihan 6</w:t>
+      </w:r>
+    </w:p>
+    <w:p>
+      <w:pPr>
+        <w:jc w:val="both"/>
+      </w:pPr>
+      <w:r>
+        <w:t>Buatkan website sistem perizinan santri</w:t>
+      </w:r>
+    </w:p>
+    <w:p>
+      <w:pPr>
+        <w:jc w:val="center"/>
+        <w:rPr>
+          <w:b/>
+          <w:bCs/>
+        </w:rPr>
+      </w:pPr>
+      <w:r>
+        <w:rPr>
+          <w:b/>
+          <w:bCs/>
+        </w:rPr>
+        <w:t>AI</w:t>
+      </w:r>
+    </w:p>
+    <w:p>
+      <w:pPr>
+        <w:jc w:val="both"/>
+      </w:pPr>
+      <w:r>
+        <w:t>Masukkan ini di GEMINI.md</w:t>
+      </w:r>
+    </w:p>
+    <w:tbl>
+      <w:tblPr>
+        <w:tblStyle w:val="TableGrid"/>
+        <w:tblW w:w="0" w:type="auto"/>
+        <w:tblLook w:val="04A0" w:firstRow="1" w:lastRow="0" w:firstColumn="1" w:lastColumn="0" w:noHBand="0" w:noVBand="1"/>
+      </w:tblPr>
+      <w:tblGrid>
+        <w:gridCol w:w="9016"/>
+      </w:tblGrid>
+      <w:tr>
+        <w:tc>
+          <w:tcPr>
+            <w:tcW w:w="9016" w:type="dxa"/>
+          </w:tcPr>
+          <w:p>
+            <w:pPr>
+              <w:jc w:val="both"/>
+            </w:pPr>
+          </w:p>
+          <w:p>
+            <w:pPr>
+              <w:spacing w:before="100" w:beforeAutospacing="1" w:after="240"/>
+              <w:rPr>
+                <w:rFonts w:ascii="Segoe UI" w:eastAsia="Times New Roman" w:hAnsi="Segoe UI" w:cs="Segoe UI"/>
+                <w:sz w:val="24"/>
+                <w:szCs w:val="24"/>
+              </w:rPr>
+            </w:pPr>
+            <w:r>
+              <w:rPr>
+                <w:rFonts w:ascii="Segoe UI" w:eastAsia="Times New Roman" w:hAnsi="Segoe UI" w:cs="Segoe UI"/>
+                <w:sz w:val="24"/>
+                <w:szCs w:val="24"/>
+              </w:rPr>
+              <w:t>SKILLS</w:t>
+            </w:r>
+          </w:p>
+          <w:p>
+            <w:pPr>
+              <w:numPr>
+                <w:ilvl w:val="0"/>
+                <w:numId w:val="26"/>
+              </w:numPr>
+              <w:spacing w:before="100" w:beforeAutospacing="1" w:after="100" w:afterAutospacing="1"/>
+              <w:rPr>
+                <w:rFonts w:ascii="Segoe UI" w:eastAsia="Times New Roman" w:hAnsi="Segoe UI" w:cs="Segoe UI"/>
+                <w:sz w:val="24"/>
+                <w:szCs w:val="24"/>
+              </w:rPr>
+            </w:pPr>
+            <w:r>
+              <w:rPr>
+                <w:rFonts w:ascii="Segoe UI" w:eastAsia="Times New Roman" w:hAnsi="Segoe UI" w:cs="Segoe UI"/>
+                <w:sz w:val="24"/>
+                <w:szCs w:val="24"/>
+              </w:rPr>
+              <w:t>Selalu gunakan skill caveman</w:t>
+            </w:r>
+          </w:p>
+          <w:p>
+            <w:pPr>
+              <w:numPr>
+                <w:ilvl w:val="0"/>
+                <w:numId w:val="26"/>
+              </w:numPr>
+              <w:spacing w:before="60" w:after="100" w:afterAutospacing="1"/>
+              <w:rPr>
+                <w:rFonts w:ascii="Segoe UI" w:eastAsia="Times New Roman" w:hAnsi="Segoe UI" w:cs="Segoe UI"/>
+                <w:sz w:val="24"/>
+                <w:szCs w:val="24"/>
+              </w:rPr>
+            </w:pPr>
+            <w:r>
+              <w:rPr>
+                <w:rFonts w:ascii="Segoe UI" w:eastAsia="Times New Roman" w:hAnsi="Segoe UI" w:cs="Segoe UI"/>
+                <w:sz w:val="24"/>
+                <w:szCs w:val="24"/>
+              </w:rPr>
+              <w:t>Selalu cek skill apa yang cocok dan otomatis install dengan: skills add [nama skillnya] -y</w:t>
+            </w:r>
+          </w:p>
+          <w:p>
+            <w:pPr>
+              <w:spacing w:after="240"/>
+              <w:rPr>
+                <w:rFonts w:ascii="Segoe UI" w:eastAsia="Times New Roman" w:hAnsi="Segoe UI" w:cs="Segoe UI"/>
+                <w:sz w:val="24"/>
+                <w:szCs w:val="24"/>
+              </w:rPr>
+            </w:pPr>
+            <w:r>
+              <w:rPr>
+                <w:rFonts w:ascii="Segoe UI" w:eastAsia="Times New Roman" w:hAnsi="Segoe UI" w:cs="Segoe UI"/>
+                <w:sz w:val="24"/>
+                <w:szCs w:val="24"/>
+              </w:rPr>
+              <w:t>TIMEZONE</w:t>
+            </w:r>
+          </w:p>
+          <w:p>
+            <w:pPr>
+              <w:numPr>
+                <w:ilvl w:val="0"/>
+                <w:numId w:val="27"/>
+              </w:numPr>
+              <w:spacing w:before="100" w:beforeAutospacing="1" w:after="100" w:afterAutospacing="1"/>
+              <w:rPr>
+                <w:rFonts w:ascii="Segoe UI" w:eastAsia="Times New Roman" w:hAnsi="Segoe UI" w:cs="Segoe UI"/>
+                <w:sz w:val="24"/>
+                <w:szCs w:val="24"/>
+              </w:rPr>
+            </w:pPr>
+            <w:r>
+              <w:rPr>
+                <w:rFonts w:ascii="Segoe UI" w:eastAsia="Times New Roman" w:hAnsi="Segoe UI" w:cs="Segoe UI"/>
+                <w:sz w:val="24"/>
+                <w:szCs w:val="24"/>
+              </w:rPr>
+              <w:t>Asia/Makassar (UTC + 8)</w:t>
+            </w:r>
+          </w:p>
+          <w:p>
+            <w:pPr>
+              <w:spacing w:after="240"/>
+              <w:rPr>
+                <w:rFonts w:ascii="Segoe UI" w:eastAsia="Times New Roman" w:hAnsi="Segoe UI" w:cs="Segoe UI"/>
+                <w:sz w:val="24"/>
+                <w:szCs w:val="24"/>
+              </w:rPr>
+            </w:pPr>
+            <w:r>
+              <w:rPr>
+                <w:rFonts w:ascii="Segoe UI" w:eastAsia="Times New Roman" w:hAnsi="Segoe UI" w:cs="Segoe UI"/>
+                <w:sz w:val="24"/>
+                <w:szCs w:val="24"/>
+              </w:rPr>
+              <w:t>CHUNKING</w:t>
+            </w:r>
+          </w:p>
+          <w:p>
+            <w:pPr>
+              <w:numPr>
+                <w:ilvl w:val="0"/>
+                <w:numId w:val="28"/>
+              </w:numPr>
+              <w:spacing w:before="100" w:beforeAutospacing="1" w:after="100" w:afterAutospacing="1"/>
+              <w:rPr>
+                <w:rFonts w:ascii="Segoe UI" w:eastAsia="Times New Roman" w:hAnsi="Segoe UI" w:cs="Segoe UI"/>
+                <w:sz w:val="24"/>
+                <w:szCs w:val="24"/>
+              </w:rPr>
+            </w:pPr>
+            <w:r>
+              <w:rPr>
+                <w:rFonts w:ascii="Segoe UI" w:eastAsia="Times New Roman" w:hAnsi="Segoe UI" w:cs="Segoe UI"/>
+                <w:sz w:val="24"/>
+                <w:szCs w:val="24"/>
+              </w:rPr>
+              <w:t>Baik di frontend maupun backend, pecah-pecah filenya supaya reusable dan mudah diolah AI</w:t>
+            </w:r>
+          </w:p>
+          <w:p>
+            <w:pPr>
+              <w:spacing w:after="240"/>
+              <w:rPr>
+                <w:rFonts w:ascii="Segoe UI" w:eastAsia="Times New Roman" w:hAnsi="Segoe UI" w:cs="Segoe UI"/>
+                <w:sz w:val="24"/>
+                <w:szCs w:val="24"/>
+              </w:rPr>
+            </w:pPr>
+            <w:r>
+              <w:rPr>
+                <w:rFonts w:ascii="Segoe UI" w:eastAsia="Times New Roman" w:hAnsi="Segoe UI" w:cs="Segoe UI"/>
+                <w:sz w:val="24"/>
+                <w:szCs w:val="24"/>
+              </w:rPr>
+              <w:t>FRONTEND</w:t>
+            </w:r>
+          </w:p>
+          <w:p>
+            <w:pPr>
+              <w:numPr>
+                <w:ilvl w:val="0"/>
+                <w:numId w:val="29"/>
+              </w:numPr>
+              <w:spacing w:before="100" w:beforeAutospacing="1" w:after="100" w:afterAutospacing="1"/>
+              <w:rPr>
+                <w:rFonts w:ascii="Segoe UI" w:eastAsia="Times New Roman" w:hAnsi="Segoe UI" w:cs="Segoe UI"/>
+                <w:sz w:val="24"/>
+                <w:szCs w:val="24"/>
+              </w:rPr>
+            </w:pPr>
+            <w:r>
+              <w:rPr>
+                <w:rFonts w:ascii="Segoe UI" w:eastAsia="Times New Roman" w:hAnsi="Segoe UI" w:cs="Segoe UI"/>
+                <w:sz w:val="24"/>
+                <w:szCs w:val="24"/>
+              </w:rPr>
+              <w:t>Gunakan bahasa Indonesia</w:t>
+            </w:r>
+          </w:p>
+          <w:p>
+            <w:pPr>
+              <w:numPr>
+                <w:ilvl w:val="0"/>
+                <w:numId w:val="29"/>
+              </w:numPr>
+              <w:spacing w:before="60" w:after="100" w:afterAutospacing="1"/>
+              <w:rPr>
+                <w:rFonts w:ascii="Segoe UI" w:eastAsia="Times New Roman" w:hAnsi="Segoe UI" w:cs="Segoe UI"/>
+                <w:sz w:val="24"/>
+                <w:szCs w:val="24"/>
+              </w:rPr>
+            </w:pPr>
+            <w:r>
+              <w:rPr>
+                <w:rFonts w:ascii="Segoe UI" w:eastAsia="Times New Roman" w:hAnsi="Segoe UI" w:cs="Segoe UI"/>
+                <w:sz w:val="24"/>
+                <w:szCs w:val="24"/>
+              </w:rPr>
+              <w:t>Menggunakan SvelteKit. Pakai Tailwind. Build dengan adapter static</w:t>
+            </w:r>
+          </w:p>
+          <w:p>
+            <w:pPr>
+              <w:numPr>
+                <w:ilvl w:val="0"/>
+                <w:numId w:val="29"/>
+              </w:numPr>
+              <w:spacing w:before="60" w:after="100" w:afterAutospacing="1"/>
+              <w:rPr>
+                <w:rFonts w:ascii="Segoe UI" w:eastAsia="Times New Roman" w:hAnsi="Segoe UI" w:cs="Segoe UI"/>
+                <w:sz w:val="24"/>
+                <w:szCs w:val="24"/>
+              </w:rPr>
+            </w:pPr>
+            <w:r>
+              <w:rPr>
+                <w:rFonts w:ascii="Segoe UI" w:eastAsia="Times New Roman" w:hAnsi="Segoe UI" w:cs="Segoe UI"/>
+                <w:sz w:val="24"/>
+                <w:szCs w:val="24"/>
+              </w:rPr>
+              <w:t>Tampilan hanya mobile. Ketika dibuka di desktop, max width 600px</w:t>
+            </w:r>
+          </w:p>
+          <w:p>
+            <w:pPr>
+              <w:numPr>
+                <w:ilvl w:val="0"/>
+                <w:numId w:val="29"/>
+              </w:numPr>
+              <w:spacing w:before="60" w:after="100" w:afterAutospacing="1"/>
+              <w:rPr>
+                <w:rFonts w:ascii="Segoe UI" w:eastAsia="Times New Roman" w:hAnsi="Segoe UI" w:cs="Segoe UI"/>
+                <w:sz w:val="24"/>
+                <w:szCs w:val="24"/>
+              </w:rPr>
+            </w:pPr>
+            <w:r>
+              <w:rPr>
+                <w:rFonts w:ascii="Segoe UI" w:eastAsia="Times New Roman" w:hAnsi="Segoe UI" w:cs="Segoe UI"/>
+                <w:sz w:val="24"/>
+                <w:szCs w:val="24"/>
+              </w:rPr>
+              <w:t>Untuk install dependencies, jangan gunakan npm. Hanya gunakan pnpm</w:t>
+            </w:r>
+          </w:p>
+          <w:p>
+            <w:pPr>
+              <w:numPr>
+                <w:ilvl w:val="0"/>
+                <w:numId w:val="29"/>
+              </w:numPr>
+              <w:spacing w:before="60" w:after="100" w:afterAutospacing="1"/>
+              <w:rPr>
+                <w:rFonts w:ascii="Segoe UI" w:eastAsia="Times New Roman" w:hAnsi="Segoe UI" w:cs="Segoe UI"/>
+                <w:sz w:val="24"/>
+                <w:szCs w:val="24"/>
+              </w:rPr>
+            </w:pPr>
+            <w:r>
+              <w:rPr>
+                <w:rFonts w:ascii="Segoe UI" w:eastAsia="Times New Roman" w:hAnsi="Segoe UI" w:cs="Segoe UI"/>
+                <w:sz w:val="24"/>
+                <w:szCs w:val="24"/>
+              </w:rPr>
+              <w:t>Setiap alert, ganti dengan toast</w:t>
+            </w:r>
+          </w:p>
+          <w:p>
+            <w:pPr>
+              <w:numPr>
+                <w:ilvl w:val="0"/>
+                <w:numId w:val="29"/>
+              </w:numPr>
+              <w:spacing w:before="60" w:after="100" w:afterAutospacing="1"/>
+              <w:rPr>
+                <w:rFonts w:ascii="Segoe UI" w:eastAsia="Times New Roman" w:hAnsi="Segoe UI" w:cs="Segoe UI"/>
+                <w:sz w:val="24"/>
+                <w:szCs w:val="24"/>
+              </w:rPr>
+            </w:pPr>
+            <w:r>
+              <w:rPr>
+                <w:rFonts w:ascii="Segoe UI" w:eastAsia="Times New Roman" w:hAnsi="Segoe UI" w:cs="Segoe UI"/>
+                <w:sz w:val="24"/>
+                <w:szCs w:val="24"/>
+              </w:rPr>
+              <w:t>Setiap interaksi, kasih bunyi beep yang cocok, supaya rame aja</w:t>
+            </w:r>
+          </w:p>
+          <w:p>
+            <w:pPr>
+              <w:numPr>
+                <w:ilvl w:val="0"/>
+                <w:numId w:val="29"/>
+              </w:numPr>
+              <w:spacing w:before="60" w:after="100" w:afterAutospacing="1"/>
+              <w:rPr>
+                <w:rFonts w:ascii="Segoe UI" w:eastAsia="Times New Roman" w:hAnsi="Segoe UI" w:cs="Segoe UI"/>
+                <w:sz w:val="24"/>
+                <w:szCs w:val="24"/>
+              </w:rPr>
+            </w:pPr>
+            <w:r>
+              <w:rPr>
+                <w:rFonts w:ascii="Segoe UI" w:eastAsia="Times New Roman" w:hAnsi="Segoe UI" w:cs="Segoe UI"/>
+                <w:sz w:val="24"/>
+                <w:szCs w:val="24"/>
+              </w:rPr>
+              <w:t>Untuk tampilan, gunakan file DESIGN.md</w:t>
+            </w:r>
+          </w:p>
+          <w:p>
+            <w:pPr>
+              <w:spacing w:after="240"/>
+              <w:rPr>
+                <w:rFonts w:ascii="Segoe UI" w:eastAsia="Times New Roman" w:hAnsi="Segoe UI" w:cs="Segoe UI"/>
+                <w:sz w:val="24"/>
+                <w:szCs w:val="24"/>
+              </w:rPr>
+            </w:pPr>
+            <w:r>
+              <w:rPr>
+                <w:rFonts w:ascii="Segoe UI" w:eastAsia="Times New Roman" w:hAnsi="Segoe UI" w:cs="Segoe UI"/>
+                <w:sz w:val="24"/>
+                <w:szCs w:val="24"/>
+              </w:rPr>
+              <w:t>BACKEND</w:t>
+            </w:r>
+          </w:p>
+          <w:p>
+            <w:pPr>
+              <w:numPr>
+                <w:ilvl w:val="0"/>
+                <w:numId w:val="30"/>
+              </w:numPr>
+              <w:spacing w:before="100" w:beforeAutospacing="1" w:after="100" w:afterAutospacing="1"/>
+              <w:rPr>
+                <w:rFonts w:ascii="Segoe UI" w:eastAsia="Times New Roman" w:hAnsi="Segoe UI" w:cs="Segoe UI"/>
+                <w:sz w:val="24"/>
+                <w:szCs w:val="24"/>
+              </w:rPr>
+            </w:pPr>
+            <w:r>
+              <w:rPr>
+                <w:rFonts w:ascii="Segoe UI" w:eastAsia="Times New Roman" w:hAnsi="Segoe UI" w:cs="Segoe UI"/>
+                <w:sz w:val="24"/>
+                <w:szCs w:val="24"/>
+              </w:rPr>
+              <w:t>Lokasi di folder static. Native PHP aja. Jangan main route pakai route.php. Jadi, betul-betul akses ke direct filenya</w:t>
+            </w:r>
+          </w:p>
+          <w:p>
+            <w:pPr>
+              <w:numPr>
+                <w:ilvl w:val="0"/>
+                <w:numId w:val="30"/>
+              </w:numPr>
+              <w:spacing w:before="60" w:after="100" w:afterAutospacing="1"/>
+              <w:rPr>
+                <w:rFonts w:ascii="Segoe UI" w:eastAsia="Times New Roman" w:hAnsi="Segoe UI" w:cs="Segoe UI"/>
+                <w:sz w:val="24"/>
+                <w:szCs w:val="24"/>
+              </w:rPr>
+            </w:pPr>
+            <w:r>
+              <w:rPr>
+                <w:rFonts w:ascii="Segoe UI" w:eastAsia="Times New Roman" w:hAnsi="Segoe UI" w:cs="Segoe UI"/>
+                <w:sz w:val="24"/>
+                <w:szCs w:val="24"/>
+              </w:rPr>
+              <w:t>Ketika mode dev, akses dengan </w:t>
+            </w:r>
+            <w:hyperlink r:id="rId11" w:history="1">
+              <w:r>
+                <w:rPr>
+                  <w:rFonts w:ascii="Segoe UI" w:eastAsia="Times New Roman" w:hAnsi="Segoe UI" w:cs="Segoe UI"/>
+                  <w:sz w:val="24"/>
+                  <w:szCs w:val="24"/>
+                  <w:u w:val="single"/>
+                </w:rPr>
+                <w:t>http://localhost:8080</w:t>
+              </w:r>
+            </w:hyperlink>
+            <w:r>
+              <w:rPr>
+                <w:rFonts w:ascii="Segoe UI" w:eastAsia="Times New Roman" w:hAnsi="Segoe UI" w:cs="Segoe UI"/>
+                <w:sz w:val="24"/>
+                <w:szCs w:val="24"/>
+              </w:rPr>
+              <w:t>. Ketika mode production, akses dengan /. Jadi, atur di Node environment</w:t>
+            </w:r>
+          </w:p>
+          <w:p>
+            <w:pPr>
+              <w:numPr>
+                <w:ilvl w:val="0"/>
+                <w:numId w:val="30"/>
+              </w:numPr>
+              <w:spacing w:before="60" w:after="100" w:afterAutospacing="1"/>
+              <w:rPr>
+                <w:rFonts w:ascii="Segoe UI" w:eastAsia="Times New Roman" w:hAnsi="Segoe UI" w:cs="Segoe UI"/>
+                <w:sz w:val="24"/>
+                <w:szCs w:val="24"/>
+              </w:rPr>
+            </w:pPr>
+            <w:r>
+              <w:rPr>
+                <w:rFonts w:ascii="Segoe UI" w:eastAsia="Times New Roman" w:hAnsi="Segoe UI" w:cs="Segoe UI"/>
+                <w:sz w:val="24"/>
+                <w:szCs w:val="24"/>
+              </w:rPr>
+              <w:lastRenderedPageBreak/>
+              <w:t>Tidak boleh membuat file index.php</w:t>
+            </w:r>
+          </w:p>
+          <w:p>
+            <w:pPr>
+              <w:spacing w:after="240"/>
+              <w:rPr>
+                <w:rFonts w:ascii="Segoe UI" w:eastAsia="Times New Roman" w:hAnsi="Segoe UI" w:cs="Segoe UI"/>
+                <w:sz w:val="24"/>
+                <w:szCs w:val="24"/>
+              </w:rPr>
+            </w:pPr>
+            <w:r>
+              <w:rPr>
+                <w:rFonts w:ascii="Segoe UI" w:eastAsia="Times New Roman" w:hAnsi="Segoe UI" w:cs="Segoe UI"/>
+                <w:sz w:val="24"/>
+                <w:szCs w:val="24"/>
+              </w:rPr>
+              <w:t>BUILD</w:t>
+            </w:r>
+          </w:p>
+          <w:p>
+            <w:pPr>
+              <w:numPr>
+                <w:ilvl w:val="0"/>
+                <w:numId w:val="31"/>
+              </w:numPr>
+              <w:spacing w:before="100" w:beforeAutospacing="1" w:after="100" w:afterAutospacing="1"/>
+              <w:rPr>
+                <w:rFonts w:ascii="Segoe UI" w:eastAsia="Times New Roman" w:hAnsi="Segoe UI" w:cs="Segoe UI"/>
+                <w:sz w:val="24"/>
+                <w:szCs w:val="24"/>
+              </w:rPr>
+            </w:pPr>
+            <w:r>
+              <w:rPr>
+                <w:rFonts w:ascii="Segoe UI" w:eastAsia="Times New Roman" w:hAnsi="Segoe UI" w:cs="Segoe UI"/>
+                <w:sz w:val="24"/>
+                <w:szCs w:val="24"/>
+              </w:rPr>
+              <w:t>Setiap halaman, kasih title dan meta social media</w:t>
+            </w:r>
+          </w:p>
+          <w:p>
+            <w:pPr>
+              <w:numPr>
+                <w:ilvl w:val="0"/>
+                <w:numId w:val="31"/>
+              </w:numPr>
+              <w:spacing w:before="60" w:after="100" w:afterAutospacing="1"/>
+              <w:rPr>
+                <w:rFonts w:ascii="Segoe UI" w:eastAsia="Times New Roman" w:hAnsi="Segoe UI" w:cs="Segoe UI"/>
+                <w:sz w:val="24"/>
+                <w:szCs w:val="24"/>
+              </w:rPr>
+            </w:pPr>
+            <w:r>
+              <w:rPr>
+                <w:rFonts w:ascii="Segoe UI" w:eastAsia="Times New Roman" w:hAnsi="Segoe UI" w:cs="Segoe UI"/>
+                <w:sz w:val="24"/>
+                <w:szCs w:val="24"/>
+              </w:rPr>
+              <w:t>Setelah build, salin build/index.html ke build/index.php dan di situ atur conditioning title dan meta social media (termasuk meta gambar) baik di routing statis maulun dinamis. Ini atur perintahnya di pnpm build</w:t>
+            </w:r>
+          </w:p>
+          <w:p>
+            <w:pPr>
+              <w:numPr>
+                <w:ilvl w:val="0"/>
+                <w:numId w:val="31"/>
+              </w:numPr>
+              <w:spacing w:before="60" w:after="100" w:afterAutospacing="1"/>
+              <w:rPr>
+                <w:rFonts w:ascii="Segoe UI" w:eastAsia="Times New Roman" w:hAnsi="Segoe UI" w:cs="Segoe UI"/>
+                <w:sz w:val="24"/>
+                <w:szCs w:val="24"/>
+              </w:rPr>
+            </w:pPr>
+            <w:r>
+              <w:rPr>
+                <w:rFonts w:ascii="Segoe UI" w:eastAsia="Times New Roman" w:hAnsi="Segoe UI" w:cs="Segoe UI"/>
+                <w:sz w:val="24"/>
+                <w:szCs w:val="24"/>
+              </w:rPr>
+              <w:t>Di .htaccess disetting supaya semua link itu mengarah ke index.php</w:t>
+            </w:r>
+          </w:p>
+          <w:p>
+            <w:pPr>
+              <w:spacing w:after="240"/>
+              <w:rPr>
+                <w:rFonts w:ascii="Segoe UI" w:eastAsia="Times New Roman" w:hAnsi="Segoe UI" w:cs="Segoe UI"/>
+                <w:sz w:val="24"/>
+                <w:szCs w:val="24"/>
+              </w:rPr>
+            </w:pPr>
+            <w:r>
+              <w:rPr>
+                <w:rFonts w:ascii="Segoe UI" w:eastAsia="Times New Roman" w:hAnsi="Segoe UI" w:cs="Segoe UI"/>
+                <w:sz w:val="24"/>
+                <w:szCs w:val="24"/>
+              </w:rPr>
+              <w:t>AI</w:t>
+            </w:r>
+          </w:p>
+          <w:p>
+            <w:pPr>
+              <w:numPr>
+                <w:ilvl w:val="0"/>
+                <w:numId w:val="32"/>
+              </w:numPr>
+              <w:spacing w:before="100" w:beforeAutospacing="1" w:after="100" w:afterAutospacing="1"/>
+              <w:rPr>
+                <w:rFonts w:ascii="Segoe UI" w:eastAsia="Times New Roman" w:hAnsi="Segoe UI" w:cs="Segoe UI"/>
+                <w:sz w:val="24"/>
+                <w:szCs w:val="24"/>
+              </w:rPr>
+            </w:pPr>
+            <w:r>
+              <w:rPr>
+                <w:rFonts w:ascii="Segoe UI" w:eastAsia="Times New Roman" w:hAnsi="Segoe UI" w:cs="Segoe UI"/>
+                <w:sz w:val="24"/>
+                <w:szCs w:val="24"/>
+              </w:rPr>
+              <w:t>Untuk AI, gunakan OpenRouter</w:t>
+            </w:r>
+          </w:p>
+          <w:p>
+            <w:pPr>
+              <w:numPr>
+                <w:ilvl w:val="0"/>
+                <w:numId w:val="32"/>
+              </w:numPr>
+              <w:spacing w:before="60" w:after="100" w:afterAutospacing="1"/>
+              <w:rPr>
+                <w:rFonts w:ascii="Segoe UI" w:eastAsia="Times New Roman" w:hAnsi="Segoe UI" w:cs="Segoe UI"/>
+                <w:sz w:val="24"/>
+                <w:szCs w:val="24"/>
+              </w:rPr>
+            </w:pPr>
+            <w:r>
+              <w:rPr>
+                <w:rFonts w:ascii="Segoe UI" w:eastAsia="Times New Roman" w:hAnsi="Segoe UI" w:cs="Segoe UI"/>
+                <w:sz w:val="24"/>
+                <w:szCs w:val="24"/>
+              </w:rPr>
+              <w:t>Untuk docs penggunaannya, cek knowledge/openrouter.txt</w:t>
+            </w:r>
+          </w:p>
+          <w:p>
+            <w:pPr>
+              <w:numPr>
+                <w:ilvl w:val="0"/>
+                <w:numId w:val="32"/>
+              </w:numPr>
+              <w:spacing w:before="60" w:after="100" w:afterAutospacing="1"/>
+              <w:rPr>
+                <w:rFonts w:ascii="Segoe UI" w:eastAsia="Times New Roman" w:hAnsi="Segoe UI" w:cs="Segoe UI"/>
+                <w:sz w:val="24"/>
+                <w:szCs w:val="24"/>
+              </w:rPr>
+            </w:pPr>
+            <w:r>
+              <w:rPr>
+                <w:rFonts w:ascii="Segoe UI" w:eastAsia="Times New Roman" w:hAnsi="Segoe UI" w:cs="Segoe UI"/>
+                <w:sz w:val="24"/>
+                <w:szCs w:val="24"/>
+              </w:rPr>
+              <w:t>Model yang digunakan adalah openrouter/free</w:t>
+            </w:r>
+          </w:p>
+          <w:p>
+            <w:pPr>
+              <w:numPr>
+                <w:ilvl w:val="0"/>
+                <w:numId w:val="32"/>
+              </w:numPr>
+              <w:spacing w:before="60" w:after="100" w:afterAutospacing="1"/>
+              <w:rPr>
+                <w:rFonts w:ascii="Segoe UI" w:eastAsia="Times New Roman" w:hAnsi="Segoe UI" w:cs="Segoe UI"/>
+                <w:sz w:val="24"/>
+                <w:szCs w:val="24"/>
+              </w:rPr>
+            </w:pPr>
+            <w:r>
+              <w:rPr>
+                <w:rFonts w:ascii="Segoe UI" w:eastAsia="Times New Roman" w:hAnsi="Segoe UI" w:cs="Segoe UI"/>
+                <w:sz w:val="24"/>
+                <w:szCs w:val="24"/>
+              </w:rPr>
+              <w:t>API keynya adalah 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</w:t>
+            </w:r>
+          </w:p>
+          <w:p>
+            <w:pPr>
+              <w:jc w:val="both"/>
+            </w:pPr>
+          </w:p>
+        </w:tc>
+      </w:tr>
+    </w:tbl>
+    <w:p>
+      <w:pPr>
+        <w:jc w:val="both"/>
+      </w:pPr>
+    </w:p>
+    <w:p>
+      <w:pPr>
+        <w:jc w:val="both"/>
+      </w:pPr>
+      <w:r>
+        <w:t>Untuk API key, salin aja dari github.com/mzaini30/template-2026</w:t>
+      </w:r>
+    </w:p>
+    <w:p>
+      <w:pPr>
+        <w:jc w:val="both"/>
+      </w:pPr>
+      <w:r>
+        <w:t>Untuk knowledge, jalankan: degit mzaini30/template-2026/knowledge knowledge</w:t>
+      </w:r>
+    </w:p>
+    <w:p>
+      <w:pPr>
+        <w:jc w:val="both"/>
+      </w:pPr>
+      <w:r>
+        <w:t>Penggunaan AI di sini supaya website yang kita buat itu ada fitur AI. Misalnya aja, kita membuat website untuk generate cerpen dari tema yang kita masukkan. Maka, yang membuat isi cerpen itu adalah AI</w:t>
+      </w:r>
+    </w:p>
+    <w:p>
+      <w:pPr>
+        <w:jc w:val="both"/>
+        <w:rPr>
+          <w:b/>
+          <w:bCs/>
+        </w:rPr>
+      </w:pPr>
+      <w:r>
+        <w:rPr>
+          <w:b/>
+          <w:bCs/>
+        </w:rPr>
+        <w:t>Latihan 7</w:t>
+      </w:r>
+    </w:p>
+    <w:p>
+      <w:pPr>
+        <w:jc w:val="both"/>
+      </w:pPr>
+      <w:r>
+        <w:t>Buatkan website pembuat jadwal murajaah Quran menggunakan AI berdasarkan data kebiasaan personal santri</w:t>
+      </w:r>
+    </w:p>
+    <w:p>
+      <w:pPr>
+        <w:jc w:val="center"/>
+        <w:rPr>
+          <w:b/>
+          <w:bCs/>
+        </w:rPr>
+      </w:pPr>
+      <w:r>
+        <w:rPr>
+          <w:b/>
+          <w:bCs/>
+        </w:rPr>
+        <w:t>PEMBAYARAN</w:t>
+      </w:r>
+    </w:p>
+    <w:p>
+      <w:pPr>
+        <w:jc w:val="both"/>
+      </w:pPr>
+      <w:r>
+        <w:t>Masukkan ini di GEMINI.md</w:t>
+      </w:r>
+    </w:p>
+    <w:tbl>
+      <w:tblPr>
+        <w:tblStyle w:val="TableGrid"/>
+        <w:tblW w:w="0" w:type="auto"/>
+        <w:tblLook w:val="04A0" w:firstRow="1" w:lastRow="0" w:firstColumn="1" w:lastColumn="0" w:noHBand="0" w:noVBand="1"/>
+      </w:tblPr>
+      <w:tblGrid>
+        <w:gridCol w:w="9016"/>
+      </w:tblGrid>
+      <w:tr>
+        <w:tc>
+          <w:tcPr>
+            <w:tcW w:w="9016" w:type="dxa"/>
+          </w:tcPr>
+          <w:p>
+            <w:pPr>
+              <w:jc w:val="both"/>
+            </w:pPr>
+          </w:p>
+          <w:p>
+            <w:pPr>
+              <w:spacing w:before="100" w:beforeAutospacing="1" w:after="240"/>
+              <w:rPr>
+                <w:rFonts w:ascii="Segoe UI" w:eastAsia="Times New Roman" w:hAnsi="Segoe UI" w:cs="Segoe UI"/>
+                <w:sz w:val="24"/>
+                <w:szCs w:val="24"/>
+              </w:rPr>
+            </w:pPr>
+            <w:r>
+              <w:rPr>
+                <w:rFonts w:ascii="Segoe UI" w:eastAsia="Times New Roman" w:hAnsi="Segoe UI" w:cs="Segoe UI"/>
+                <w:sz w:val="24"/>
+                <w:szCs w:val="24"/>
+              </w:rPr>
+              <w:t>SKILLS</w:t>
+            </w:r>
+          </w:p>
+          <w:p>
+            <w:pPr>
+              <w:numPr>
+                <w:ilvl w:val="0"/>
+                <w:numId w:val="33"/>
+              </w:numPr>
+              <w:spacing w:before="100" w:beforeAutospacing="1" w:after="100" w:afterAutospacing="1"/>
+              <w:rPr>
+                <w:rFonts w:ascii="Segoe UI" w:eastAsia="Times New Roman" w:hAnsi="Segoe UI" w:cs="Segoe UI"/>
+                <w:sz w:val="24"/>
+                <w:szCs w:val="24"/>
+              </w:rPr>
+            </w:pPr>
+            <w:r>
+              <w:rPr>
+                <w:rFonts w:ascii="Segoe UI" w:eastAsia="Times New Roman" w:hAnsi="Segoe UI" w:cs="Segoe UI"/>
+                <w:sz w:val="24"/>
+                <w:szCs w:val="24"/>
+              </w:rPr>
+              <w:t>Selalu gunakan skill caveman</w:t>
+            </w:r>
+          </w:p>
+          <w:p>
+            <w:pPr>
+              <w:numPr>
+                <w:ilvl w:val="0"/>
+                <w:numId w:val="33"/>
+              </w:numPr>
+              <w:spacing w:before="60" w:after="100" w:afterAutospacing="1"/>
+              <w:rPr>
+                <w:rFonts w:ascii="Segoe UI" w:eastAsia="Times New Roman" w:hAnsi="Segoe UI" w:cs="Segoe UI"/>
+                <w:sz w:val="24"/>
+                <w:szCs w:val="24"/>
+              </w:rPr>
+            </w:pPr>
+            <w:r>
+              <w:rPr>
+                <w:rFonts w:ascii="Segoe UI" w:eastAsia="Times New Roman" w:hAnsi="Segoe UI" w:cs="Segoe UI"/>
+                <w:sz w:val="24"/>
+                <w:szCs w:val="24"/>
+              </w:rPr>
+              <w:t>Selalu cek skill apa yang cocok dan otomatis install dengan: skills add [nama skillnya] -y</w:t>
+            </w:r>
+          </w:p>
+          <w:p>
+            <w:pPr>
+              <w:spacing w:after="240"/>
+              <w:rPr>
+                <w:rFonts w:ascii="Segoe UI" w:eastAsia="Times New Roman" w:hAnsi="Segoe UI" w:cs="Segoe UI"/>
+                <w:sz w:val="24"/>
+                <w:szCs w:val="24"/>
+              </w:rPr>
+            </w:pPr>
+            <w:r>
+              <w:rPr>
+                <w:rFonts w:ascii="Segoe UI" w:eastAsia="Times New Roman" w:hAnsi="Segoe UI" w:cs="Segoe UI"/>
+                <w:sz w:val="24"/>
+                <w:szCs w:val="24"/>
+              </w:rPr>
+              <w:lastRenderedPageBreak/>
+              <w:t>TIMEZONE</w:t>
+            </w:r>
+          </w:p>
+          <w:p>
+            <w:pPr>
+              <w:numPr>
+                <w:ilvl w:val="0"/>
+                <w:numId w:val="34"/>
+              </w:numPr>
+              <w:spacing w:before="100" w:beforeAutospacing="1" w:after="100" w:afterAutospacing="1"/>
+              <w:rPr>
+                <w:rFonts w:ascii="Segoe UI" w:eastAsia="Times New Roman" w:hAnsi="Segoe UI" w:cs="Segoe UI"/>
+                <w:sz w:val="24"/>
+                <w:szCs w:val="24"/>
+              </w:rPr>
+            </w:pPr>
+            <w:r>
+              <w:rPr>
+                <w:rFonts w:ascii="Segoe UI" w:eastAsia="Times New Roman" w:hAnsi="Segoe UI" w:cs="Segoe UI"/>
+                <w:sz w:val="24"/>
+                <w:szCs w:val="24"/>
+              </w:rPr>
+              <w:t>Asia/Makassar (UTC + 8)</w:t>
+            </w:r>
+          </w:p>
+          <w:p>
+            <w:pPr>
+              <w:spacing w:after="240"/>
+              <w:rPr>
+                <w:rFonts w:ascii="Segoe UI" w:eastAsia="Times New Roman" w:hAnsi="Segoe UI" w:cs="Segoe UI"/>
+                <w:sz w:val="24"/>
+                <w:szCs w:val="24"/>
+              </w:rPr>
+            </w:pPr>
+            <w:r>
+              <w:rPr>
+                <w:rFonts w:ascii="Segoe UI" w:eastAsia="Times New Roman" w:hAnsi="Segoe UI" w:cs="Segoe UI"/>
+                <w:sz w:val="24"/>
+                <w:szCs w:val="24"/>
+              </w:rPr>
+              <w:t>CHUNKING</w:t>
+            </w:r>
+          </w:p>
+          <w:p>
+            <w:pPr>
+              <w:numPr>
+                <w:ilvl w:val="0"/>
+                <w:numId w:val="35"/>
+              </w:numPr>
+              <w:spacing w:before="100" w:beforeAutospacing="1" w:after="100" w:afterAutospacing="1"/>
+              <w:rPr>
+                <w:rFonts w:ascii="Segoe UI" w:eastAsia="Times New Roman" w:hAnsi="Segoe UI" w:cs="Segoe UI"/>
+                <w:sz w:val="24"/>
+                <w:szCs w:val="24"/>
+              </w:rPr>
+            </w:pPr>
+            <w:r>
+              <w:rPr>
+                <w:rFonts w:ascii="Segoe UI" w:eastAsia="Times New Roman" w:hAnsi="Segoe UI" w:cs="Segoe UI"/>
+                <w:sz w:val="24"/>
+                <w:szCs w:val="24"/>
+              </w:rPr>
+              <w:t>Baik di frontend maupun backend, pecah-pecah filenya supaya reusable dan mudah diolah AI</w:t>
+            </w:r>
+          </w:p>
+          <w:p>
+            <w:pPr>
+              <w:spacing w:after="240"/>
+              <w:rPr>
+                <w:rFonts w:ascii="Segoe UI" w:eastAsia="Times New Roman" w:hAnsi="Segoe UI" w:cs="Segoe UI"/>
+                <w:sz w:val="24"/>
+                <w:szCs w:val="24"/>
+              </w:rPr>
+            </w:pPr>
+            <w:r>
+              <w:rPr>
+                <w:rFonts w:ascii="Segoe UI" w:eastAsia="Times New Roman" w:hAnsi="Segoe UI" w:cs="Segoe UI"/>
+                <w:sz w:val="24"/>
+                <w:szCs w:val="24"/>
+              </w:rPr>
+              <w:t>FRONTEND</w:t>
+            </w:r>
+          </w:p>
+          <w:p>
+            <w:pPr>
+              <w:numPr>
+                <w:ilvl w:val="0"/>
+                <w:numId w:val="36"/>
+              </w:numPr>
+              <w:spacing w:before="100" w:beforeAutospacing="1" w:after="100" w:afterAutospacing="1"/>
+              <w:rPr>
+                <w:rFonts w:ascii="Segoe UI" w:eastAsia="Times New Roman" w:hAnsi="Segoe UI" w:cs="Segoe UI"/>
+                <w:sz w:val="24"/>
+                <w:szCs w:val="24"/>
+              </w:rPr>
+            </w:pPr>
+            <w:r>
+              <w:rPr>
+                <w:rFonts w:ascii="Segoe UI" w:eastAsia="Times New Roman" w:hAnsi="Segoe UI" w:cs="Segoe UI"/>
+                <w:sz w:val="24"/>
+                <w:szCs w:val="24"/>
+              </w:rPr>
+              <w:t>Gunakan bahasa Indonesia</w:t>
+            </w:r>
+          </w:p>
+          <w:p>
+            <w:pPr>
+              <w:numPr>
+                <w:ilvl w:val="0"/>
+                <w:numId w:val="36"/>
+              </w:numPr>
+              <w:spacing w:before="60" w:after="100" w:afterAutospacing="1"/>
+              <w:rPr>
+                <w:rFonts w:ascii="Segoe UI" w:eastAsia="Times New Roman" w:hAnsi="Segoe UI" w:cs="Segoe UI"/>
+                <w:sz w:val="24"/>
+                <w:szCs w:val="24"/>
+              </w:rPr>
+            </w:pPr>
+            <w:r>
+              <w:rPr>
+                <w:rFonts w:ascii="Segoe UI" w:eastAsia="Times New Roman" w:hAnsi="Segoe UI" w:cs="Segoe UI"/>
+                <w:sz w:val="24"/>
+                <w:szCs w:val="24"/>
+              </w:rPr>
+              <w:t>Menggunakan SvelteKit. Pakai Tailwind. Build dengan adapter static</w:t>
+            </w:r>
+          </w:p>
+          <w:p>
+            <w:pPr>
+              <w:numPr>
+                <w:ilvl w:val="0"/>
+                <w:numId w:val="36"/>
+              </w:numPr>
+              <w:spacing w:before="60" w:after="100" w:afterAutospacing="1"/>
+              <w:rPr>
+                <w:rFonts w:ascii="Segoe UI" w:eastAsia="Times New Roman" w:hAnsi="Segoe UI" w:cs="Segoe UI"/>
+                <w:sz w:val="24"/>
+                <w:szCs w:val="24"/>
+              </w:rPr>
+            </w:pPr>
+            <w:r>
+              <w:rPr>
+                <w:rFonts w:ascii="Segoe UI" w:eastAsia="Times New Roman" w:hAnsi="Segoe UI" w:cs="Segoe UI"/>
+                <w:sz w:val="24"/>
+                <w:szCs w:val="24"/>
+              </w:rPr>
+              <w:t>Tampilan hanya mobile. Ketika dibuka di desktop, max width 600px</w:t>
+            </w:r>
+          </w:p>
+          <w:p>
+            <w:pPr>
+              <w:numPr>
+                <w:ilvl w:val="0"/>
+                <w:numId w:val="36"/>
+              </w:numPr>
+              <w:spacing w:before="60" w:after="100" w:afterAutospacing="1"/>
+              <w:rPr>
+                <w:rFonts w:ascii="Segoe UI" w:eastAsia="Times New Roman" w:hAnsi="Segoe UI" w:cs="Segoe UI"/>
+                <w:sz w:val="24"/>
+                <w:szCs w:val="24"/>
+              </w:rPr>
+            </w:pPr>
+            <w:r>
+              <w:rPr>
+                <w:rFonts w:ascii="Segoe UI" w:eastAsia="Times New Roman" w:hAnsi="Segoe UI" w:cs="Segoe UI"/>
+                <w:sz w:val="24"/>
+                <w:szCs w:val="24"/>
+              </w:rPr>
+              <w:t>Untuk install dependencies, jangan gunakan npm. Hanya gunakan pnpm</w:t>
+            </w:r>
+          </w:p>
+          <w:p>
+            <w:pPr>
+              <w:numPr>
+                <w:ilvl w:val="0"/>
+                <w:numId w:val="36"/>
+              </w:numPr>
+              <w:spacing w:before="60" w:after="100" w:afterAutospacing="1"/>
+              <w:rPr>
+                <w:rFonts w:ascii="Segoe UI" w:eastAsia="Times New Roman" w:hAnsi="Segoe UI" w:cs="Segoe UI"/>
+                <w:sz w:val="24"/>
+                <w:szCs w:val="24"/>
+              </w:rPr>
+            </w:pPr>
+            <w:r>
+              <w:rPr>
+                <w:rFonts w:ascii="Segoe UI" w:eastAsia="Times New Roman" w:hAnsi="Segoe UI" w:cs="Segoe UI"/>
+                <w:sz w:val="24"/>
+                <w:szCs w:val="24"/>
+              </w:rPr>
+              <w:t>Setiap alert, ganti dengan toast</w:t>
+            </w:r>
+          </w:p>
+          <w:p>
+            <w:pPr>
+              <w:numPr>
+                <w:ilvl w:val="0"/>
+                <w:numId w:val="36"/>
+              </w:numPr>
+              <w:spacing w:before="60" w:after="100" w:afterAutospacing="1"/>
+              <w:rPr>
+                <w:rFonts w:ascii="Segoe UI" w:eastAsia="Times New Roman" w:hAnsi="Segoe UI" w:cs="Segoe UI"/>
+                <w:sz w:val="24"/>
+                <w:szCs w:val="24"/>
+              </w:rPr>
+            </w:pPr>
+            <w:r>
+              <w:rPr>
+                <w:rFonts w:ascii="Segoe UI" w:eastAsia="Times New Roman" w:hAnsi="Segoe UI" w:cs="Segoe UI"/>
+                <w:sz w:val="24"/>
+                <w:szCs w:val="24"/>
+              </w:rPr>
+              <w:t>Setiap interaksi, kasih bunyi beep yang cocok, supaya rame aja</w:t>
+            </w:r>
+          </w:p>
+          <w:p>
+            <w:pPr>
+              <w:numPr>
+                <w:ilvl w:val="0"/>
+                <w:numId w:val="36"/>
+              </w:numPr>
+              <w:spacing w:before="60" w:after="100" w:afterAutospacing="1"/>
+              <w:rPr>
+                <w:rFonts w:ascii="Segoe UI" w:eastAsia="Times New Roman" w:hAnsi="Segoe UI" w:cs="Segoe UI"/>
+                <w:sz w:val="24"/>
+                <w:szCs w:val="24"/>
+              </w:rPr>
+            </w:pPr>
+            <w:r>
+              <w:rPr>
+                <w:rFonts w:ascii="Segoe UI" w:eastAsia="Times New Roman" w:hAnsi="Segoe UI" w:cs="Segoe UI"/>
+                <w:sz w:val="24"/>
+                <w:szCs w:val="24"/>
+              </w:rPr>
+              <w:t>Untuk tampilan, gunakan file DESIGN.md</w:t>
+            </w:r>
+          </w:p>
+          <w:p>
+            <w:pPr>
+              <w:spacing w:after="240"/>
+              <w:rPr>
+                <w:rFonts w:ascii="Segoe UI" w:eastAsia="Times New Roman" w:hAnsi="Segoe UI" w:cs="Segoe UI"/>
+                <w:sz w:val="24"/>
+                <w:szCs w:val="24"/>
+              </w:rPr>
+            </w:pPr>
+            <w:r>
+              <w:rPr>
+                <w:rFonts w:ascii="Segoe UI" w:eastAsia="Times New Roman" w:hAnsi="Segoe UI" w:cs="Segoe UI"/>
+                <w:sz w:val="24"/>
+                <w:szCs w:val="24"/>
+              </w:rPr>
+              <w:t>BACKEND</w:t>
+            </w:r>
+          </w:p>
+          <w:p>
+            <w:pPr>
+              <w:numPr>
+                <w:ilvl w:val="0"/>
+                <w:numId w:val="37"/>
+              </w:numPr>
+              <w:spacing w:before="100" w:beforeAutospacing="1" w:after="100" w:afterAutospacing="1"/>
+              <w:rPr>
+                <w:rFonts w:ascii="Segoe UI" w:eastAsia="Times New Roman" w:hAnsi="Segoe UI" w:cs="Segoe UI"/>
+                <w:sz w:val="24"/>
+                <w:szCs w:val="24"/>
+              </w:rPr>
+            </w:pPr>
+            <w:r>
+              <w:rPr>
+                <w:rFonts w:ascii="Segoe UI" w:eastAsia="Times New Roman" w:hAnsi="Segoe UI" w:cs="Segoe UI"/>
+                <w:sz w:val="24"/>
+                <w:szCs w:val="24"/>
+              </w:rPr>
+              <w:t>Lokasi di folder static. Native PHP aja. Jangan main route pakai route.php. Jadi, betul-betul akses ke direct filenya</w:t>
+            </w:r>
+          </w:p>
+          <w:p>
+            <w:pPr>
+              <w:numPr>
+                <w:ilvl w:val="0"/>
+                <w:numId w:val="37"/>
+              </w:numPr>
+              <w:spacing w:before="60" w:after="100" w:afterAutospacing="1"/>
+              <w:rPr>
+                <w:rFonts w:ascii="Segoe UI" w:eastAsia="Times New Roman" w:hAnsi="Segoe UI" w:cs="Segoe UI"/>
+                <w:sz w:val="24"/>
+                <w:szCs w:val="24"/>
+              </w:rPr>
+            </w:pPr>
+            <w:r>
+              <w:rPr>
+                <w:rFonts w:ascii="Segoe UI" w:eastAsia="Times New Roman" w:hAnsi="Segoe UI" w:cs="Segoe UI"/>
+                <w:sz w:val="24"/>
+                <w:szCs w:val="24"/>
+              </w:rPr>
+              <w:t>Ketika mode dev, akses dengan </w:t>
+            </w:r>
+            <w:hyperlink r:id="rId12" w:history="1">
+              <w:r>
+                <w:rPr>
+                  <w:rFonts w:ascii="Segoe UI" w:eastAsia="Times New Roman" w:hAnsi="Segoe UI" w:cs="Segoe UI"/>
+                  <w:sz w:val="24"/>
+                  <w:szCs w:val="24"/>
+                  <w:u w:val="single"/>
+                </w:rPr>
+                <w:t>http://localhost:8080</w:t>
+              </w:r>
+            </w:hyperlink>
+            <w:r>
+              <w:rPr>
+                <w:rFonts w:ascii="Segoe UI" w:eastAsia="Times New Roman" w:hAnsi="Segoe UI" w:cs="Segoe UI"/>
+                <w:sz w:val="24"/>
+                <w:szCs w:val="24"/>
+              </w:rPr>
+              <w:t>. Ketika mode production, akses dengan /. Jadi, atur di Node environment</w:t>
+            </w:r>
+          </w:p>
+          <w:p>
+            <w:pPr>
+              <w:numPr>
+                <w:ilvl w:val="0"/>
+                <w:numId w:val="37"/>
+              </w:numPr>
+              <w:spacing w:before="60" w:after="100" w:afterAutospacing="1"/>
+              <w:rPr>
+                <w:rFonts w:ascii="Segoe UI" w:eastAsia="Times New Roman" w:hAnsi="Segoe UI" w:cs="Segoe UI"/>
+                <w:sz w:val="24"/>
+                <w:szCs w:val="24"/>
+              </w:rPr>
+            </w:pPr>
+            <w:r>
+              <w:rPr>
+                <w:rFonts w:ascii="Segoe UI" w:eastAsia="Times New Roman" w:hAnsi="Segoe UI" w:cs="Segoe UI"/>
+                <w:sz w:val="24"/>
+                <w:szCs w:val="24"/>
+              </w:rPr>
+              <w:t>Tidak boleh membuat file index.php</w:t>
+            </w:r>
+          </w:p>
+          <w:p>
+            <w:pPr>
+              <w:spacing w:after="240"/>
+              <w:rPr>
+                <w:rFonts w:ascii="Segoe UI" w:eastAsia="Times New Roman" w:hAnsi="Segoe UI" w:cs="Segoe UI"/>
+                <w:sz w:val="24"/>
+                <w:szCs w:val="24"/>
+              </w:rPr>
+            </w:pPr>
+            <w:r>
+              <w:rPr>
+                <w:rFonts w:ascii="Segoe UI" w:eastAsia="Times New Roman" w:hAnsi="Segoe UI" w:cs="Segoe UI"/>
+                <w:sz w:val="24"/>
+                <w:szCs w:val="24"/>
+              </w:rPr>
+              <w:t>BUILD</w:t>
+            </w:r>
+          </w:p>
+          <w:p>
+            <w:pPr>
+              <w:numPr>
+                <w:ilvl w:val="0"/>
+                <w:numId w:val="38"/>
+              </w:numPr>
+              <w:spacing w:before="100" w:beforeAutospacing="1" w:after="100" w:afterAutospacing="1"/>
+              <w:rPr>
+                <w:rFonts w:ascii="Segoe UI" w:eastAsia="Times New Roman" w:hAnsi="Segoe UI" w:cs="Segoe UI"/>
+                <w:sz w:val="24"/>
+                <w:szCs w:val="24"/>
+              </w:rPr>
+            </w:pPr>
+            <w:r>
+              <w:rPr>
+                <w:rFonts w:ascii="Segoe UI" w:eastAsia="Times New Roman" w:hAnsi="Segoe UI" w:cs="Segoe UI"/>
+                <w:sz w:val="24"/>
+                <w:szCs w:val="24"/>
+              </w:rPr>
+              <w:t>Setiap halaman, kasih title dan meta social media</w:t>
+            </w:r>
+          </w:p>
+          <w:p>
+            <w:pPr>
+              <w:numPr>
+                <w:ilvl w:val="0"/>
+                <w:numId w:val="38"/>
+              </w:numPr>
+              <w:spacing w:before="60" w:after="100" w:afterAutospacing="1"/>
+              <w:rPr>
+                <w:rFonts w:ascii="Segoe UI" w:eastAsia="Times New Roman" w:hAnsi="Segoe UI" w:cs="Segoe UI"/>
+                <w:sz w:val="24"/>
+                <w:szCs w:val="24"/>
+              </w:rPr>
+            </w:pPr>
+            <w:r>
+              <w:rPr>
+                <w:rFonts w:ascii="Segoe UI" w:eastAsia="Times New Roman" w:hAnsi="Segoe UI" w:cs="Segoe UI"/>
+                <w:sz w:val="24"/>
+                <w:szCs w:val="24"/>
+              </w:rPr>
+              <w:t>Setelah build, salin build/index.html ke build/index.php dan di situ atur conditioning title dan meta social media (termasuk meta gambar) baik di routing statis maulun dinamis. Ini atur perintahnya di pnpm build</w:t>
+            </w:r>
+          </w:p>
+          <w:p>
+            <w:pPr>
+              <w:numPr>
+                <w:ilvl w:val="0"/>
+                <w:numId w:val="38"/>
+              </w:numPr>
+              <w:spacing w:before="60" w:after="100" w:afterAutospacing="1"/>
+              <w:rPr>
+                <w:rFonts w:ascii="Segoe UI" w:eastAsia="Times New Roman" w:hAnsi="Segoe UI" w:cs="Segoe UI"/>
+                <w:sz w:val="24"/>
+                <w:szCs w:val="24"/>
+              </w:rPr>
+            </w:pPr>
+            <w:r>
+              <w:rPr>
+                <w:rFonts w:ascii="Segoe UI" w:eastAsia="Times New Roman" w:hAnsi="Segoe UI" w:cs="Segoe UI"/>
+                <w:sz w:val="24"/>
+                <w:szCs w:val="24"/>
+              </w:rPr>
+              <w:t>Di .htaccess disetting supaya semua link itu mengarah ke index.php</w:t>
+            </w:r>
+          </w:p>
+          <w:p>
+            <w:pPr>
+              <w:spacing w:after="240"/>
+              <w:rPr>
+                <w:rFonts w:ascii="Segoe UI" w:eastAsia="Times New Roman" w:hAnsi="Segoe UI" w:cs="Segoe UI"/>
+                <w:sz w:val="24"/>
+                <w:szCs w:val="24"/>
+              </w:rPr>
+            </w:pPr>
+            <w:r>
+              <w:rPr>
+                <w:rFonts w:ascii="Segoe UI" w:eastAsia="Times New Roman" w:hAnsi="Segoe UI" w:cs="Segoe UI"/>
+                <w:sz w:val="24"/>
+                <w:szCs w:val="24"/>
+              </w:rPr>
+              <w:t>AI</w:t>
+            </w:r>
+          </w:p>
+          <w:p>
+            <w:pPr>
+              <w:numPr>
+                <w:ilvl w:val="0"/>
+                <w:numId w:val="39"/>
+              </w:numPr>
+              <w:spacing w:before="100" w:beforeAutospacing="1" w:after="100" w:afterAutospacing="1"/>
+              <w:rPr>
+                <w:rFonts w:ascii="Segoe UI" w:eastAsia="Times New Roman" w:hAnsi="Segoe UI" w:cs="Segoe UI"/>
+                <w:sz w:val="24"/>
+                <w:szCs w:val="24"/>
+              </w:rPr>
+            </w:pPr>
+            <w:r>
+              <w:rPr>
+                <w:rFonts w:ascii="Segoe UI" w:eastAsia="Times New Roman" w:hAnsi="Segoe UI" w:cs="Segoe UI"/>
+                <w:sz w:val="24"/>
+                <w:szCs w:val="24"/>
+              </w:rPr>
+              <w:t>Untuk AI, gunakan OpenRouter</w:t>
+            </w:r>
+          </w:p>
+          <w:p>
+            <w:pPr>
+              <w:numPr>
+                <w:ilvl w:val="0"/>
+                <w:numId w:val="39"/>
+              </w:numPr>
+              <w:spacing w:before="60" w:after="100" w:afterAutospacing="1"/>
+              <w:rPr>
+                <w:rFonts w:ascii="Segoe UI" w:eastAsia="Times New Roman" w:hAnsi="Segoe UI" w:cs="Segoe UI"/>
+                <w:sz w:val="24"/>
+                <w:szCs w:val="24"/>
+              </w:rPr>
+            </w:pPr>
+            <w:r>
+              <w:rPr>
+                <w:rFonts w:ascii="Segoe UI" w:eastAsia="Times New Roman" w:hAnsi="Segoe UI" w:cs="Segoe UI"/>
+                <w:sz w:val="24"/>
+                <w:szCs w:val="24"/>
+              </w:rPr>
+              <w:t>Untuk docs penggunaannya, cek knowledge/openrouter.txt</w:t>
+            </w:r>
+          </w:p>
+          <w:p>
+            <w:pPr>
+              <w:numPr>
+                <w:ilvl w:val="0"/>
+                <w:numId w:val="39"/>
+              </w:numPr>
+              <w:spacing w:before="60" w:after="100" w:afterAutospacing="1"/>
+              <w:rPr>
+                <w:rFonts w:ascii="Segoe UI" w:eastAsia="Times New Roman" w:hAnsi="Segoe UI" w:cs="Segoe UI"/>
+                <w:sz w:val="24"/>
+                <w:szCs w:val="24"/>
+              </w:rPr>
+            </w:pPr>
+            <w:r>
+              <w:rPr>
+                <w:rFonts w:ascii="Segoe UI" w:eastAsia="Times New Roman" w:hAnsi="Segoe UI" w:cs="Segoe UI"/>
+                <w:sz w:val="24"/>
+                <w:szCs w:val="24"/>
+              </w:rPr>
+              <w:t>Model yang digunakan adalah openrouter/free</w:t>
+            </w:r>
+          </w:p>
+          <w:p>
+            <w:pPr>
+              <w:numPr>
+                <w:ilvl w:val="0"/>
+                <w:numId w:val="39"/>
+              </w:numPr>
+              <w:spacing w:before="60" w:after="100" w:afterAutospacing="1"/>
+              <w:rPr>
+                <w:rFonts w:ascii="Segoe UI" w:eastAsia="Times New Roman" w:hAnsi="Segoe UI" w:cs="Segoe UI"/>
+                <w:sz w:val="24"/>
+                <w:szCs w:val="24"/>
+              </w:rPr>
+            </w:pPr>
+            <w:r>
+              <w:rPr>
+                <w:rFonts w:ascii="Segoe UI" w:eastAsia="Times New Roman" w:hAnsi="Segoe UI" w:cs="Segoe UI"/>
+                <w:sz w:val="24"/>
+                <w:szCs w:val="24"/>
+              </w:rPr>
+              <w:lastRenderedPageBreak/>
+              <w:t>API keynya adalah 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</w:t>
+            </w:r>
+          </w:p>
+          <w:p>
+            <w:pPr>
+              <w:spacing w:after="240"/>
+              <w:rPr>
+                <w:rFonts w:ascii="Segoe UI" w:eastAsia="Times New Roman" w:hAnsi="Segoe UI" w:cs="Segoe UI"/>
+                <w:sz w:val="24"/>
+                <w:szCs w:val="24"/>
+              </w:rPr>
+            </w:pPr>
+            <w:r>
+              <w:rPr>
+                <w:rFonts w:ascii="Segoe UI" w:eastAsia="Times New Roman" w:hAnsi="Segoe UI" w:cs="Segoe UI"/>
+                <w:sz w:val="24"/>
+                <w:szCs w:val="24"/>
+              </w:rPr>
+              <w:t>PEMBAYARAN</w:t>
+            </w:r>
+          </w:p>
+          <w:p>
+            <w:pPr>
+              <w:numPr>
+                <w:ilvl w:val="0"/>
+                <w:numId w:val="40"/>
+              </w:numPr>
+              <w:spacing w:before="100" w:beforeAutospacing="1" w:after="100" w:afterAutospacing="1"/>
+              <w:rPr>
+                <w:rFonts w:ascii="Segoe UI" w:eastAsia="Times New Roman" w:hAnsi="Segoe UI" w:cs="Segoe UI"/>
+                <w:sz w:val="24"/>
+                <w:szCs w:val="24"/>
+              </w:rPr>
+            </w:pPr>
+            <w:r>
+              <w:rPr>
+                <w:rFonts w:ascii="Segoe UI" w:eastAsia="Times New Roman" w:hAnsi="Segoe UI" w:cs="Segoe UI"/>
+                <w:sz w:val="24"/>
+                <w:szCs w:val="24"/>
+              </w:rPr>
+              <w:t>Untuk pembayaran, gunakan Pakasir</w:t>
+            </w:r>
+          </w:p>
+          <w:p>
+            <w:pPr>
+              <w:numPr>
+                <w:ilvl w:val="0"/>
+                <w:numId w:val="40"/>
+              </w:numPr>
+              <w:spacing w:before="60" w:after="100" w:afterAutospacing="1"/>
+              <w:rPr>
+                <w:rFonts w:ascii="Segoe UI" w:eastAsia="Times New Roman" w:hAnsi="Segoe UI" w:cs="Segoe UI"/>
+                <w:sz w:val="24"/>
+                <w:szCs w:val="24"/>
+              </w:rPr>
+            </w:pPr>
+            <w:r>
+              <w:rPr>
+                <w:rFonts w:ascii="Segoe UI" w:eastAsia="Times New Roman" w:hAnsi="Segoe UI" w:cs="Segoe UI"/>
+                <w:sz w:val="24"/>
+                <w:szCs w:val="24"/>
+              </w:rPr>
+              <w:t>Docsnya ada di knowledge/pakasir.txt</w:t>
+            </w:r>
+          </w:p>
+          <w:p>
+            <w:pPr>
+              <w:numPr>
+                <w:ilvl w:val="0"/>
+                <w:numId w:val="40"/>
+              </w:numPr>
+              <w:spacing w:before="60" w:after="100" w:afterAutospacing="1"/>
+              <w:rPr>
+                <w:rFonts w:ascii="Segoe UI" w:eastAsia="Times New Roman" w:hAnsi="Segoe UI" w:cs="Segoe UI"/>
+                <w:sz w:val="24"/>
+                <w:szCs w:val="24"/>
+              </w:rPr>
+            </w:pPr>
+            <w:r>
+              <w:rPr>
+                <w:rFonts w:ascii="Segoe UI" w:eastAsia="Times New Roman" w:hAnsi="Segoe UI" w:cs="Segoe UI"/>
+                <w:sz w:val="24"/>
+                <w:szCs w:val="24"/>
+              </w:rPr>
+              <w:t>Slug Pakasir yang digunakan adalah bayar</w:t>
+            </w:r>
+          </w:p>
+        </w:tc>
+      </w:tr>
+    </w:tbl>
+    <w:p>
+      <w:pPr>
+        <w:jc w:val="both"/>
+      </w:pPr>
+    </w:p>
+    <w:p>
+      <w:pPr>
+        <w:jc w:val="both"/>
+      </w:pPr>
+      <w:r>
+        <w:t>Jadi, Pakasir adalah perantara bagi website yang kita buat untuk menerima pembayaran</w:t>
+      </w:r>
+    </w:p>
+    <w:p>
+      <w:pPr>
+        <w:jc w:val="both"/>
+        <w:rPr>
+          <w:b/>
+          <w:bCs/>
+        </w:rPr>
+      </w:pPr>
+      <w:r>
+        <w:rPr>
+          <w:b/>
+          <w:bCs/>
+        </w:rPr>
+        <w:t>Latihan 8</w:t>
+      </w:r>
+    </w:p>
+    <w:p>
+      <w:pPr>
+        <w:jc w:val="both"/>
+      </w:pPr>
+      <w:r>
+        <w:t>Buatkan website jasa titip antrian mandi yang pakai sistem pembayaran</w:t>
+      </w:r>
+      <w:r>
+        <w:t>. Kasih harga jasa 2.000 rupiah sekali titip antrian</w:t>
+      </w:r>
+    </w:p>
+    <w:p>
+      <w:pPr>
+        <w:jc w:val="center"/>
+        <w:rPr>
+          <w:b/>
+          <w:bCs/>
+        </w:rPr>
+      </w:pPr>
+      <w:r>
+        <w:rPr>
+          <w:b/>
+          <w:bCs/>
+        </w:rPr>
+        <w:t>DATABASE</w:t>
+      </w:r>
+    </w:p>
+    <w:p>
+      <w:pPr>
+        <w:jc w:val="both"/>
+      </w:pPr>
+      <w:r>
+        <w:t>Masukkan ini di GEMINI.md</w:t>
+      </w:r>
+    </w:p>
+    <w:tbl>
+      <w:tblPr>
+        <w:tblStyle w:val="TableGrid"/>
+        <w:tblW w:w="0" w:type="auto"/>
+        <w:tblLook w:val="04A0" w:firstRow="1" w:lastRow="0" w:firstColumn="1" w:lastColumn="0" w:noHBand="0" w:noVBand="1"/>
+      </w:tblPr>
+      <w:tblGrid>
+        <w:gridCol w:w="9016"/>
+      </w:tblGrid>
+      <w:tr>
+        <w:tc>
+          <w:tcPr>
+            <w:tcW w:w="9016" w:type="dxa"/>
+          </w:tcPr>
+          <w:p>
+            <w:pPr>
+              <w:jc w:val="both"/>
+            </w:pPr>
+          </w:p>
+          <w:p>
+            <w:pPr>
+              <w:spacing w:before="100" w:beforeAutospacing="1" w:after="240"/>
+              <w:rPr>
+                <w:rFonts w:ascii="Segoe UI" w:eastAsia="Times New Roman" w:hAnsi="Segoe UI" w:cs="Segoe UI"/>
+                <w:sz w:val="24"/>
+                <w:szCs w:val="24"/>
+              </w:rPr>
+            </w:pPr>
+            <w:r>
+              <w:rPr>
+                <w:rFonts w:ascii="Segoe UI" w:eastAsia="Times New Roman" w:hAnsi="Segoe UI" w:cs="Segoe UI"/>
+                <w:sz w:val="24"/>
+                <w:szCs w:val="24"/>
+              </w:rPr>
+              <w:t>SKILLS</w:t>
+            </w:r>
+          </w:p>
+          <w:p>
+            <w:pPr>
+              <w:numPr>
+                <w:ilvl w:val="0"/>
+                <w:numId w:val="41"/>
+              </w:numPr>
+              <w:spacing w:before="100" w:beforeAutospacing="1" w:after="100" w:afterAutospacing="1"/>
+              <w:rPr>
+                <w:rFonts w:ascii="Segoe UI" w:eastAsia="Times New Roman" w:hAnsi="Segoe UI" w:cs="Segoe UI"/>
+                <w:sz w:val="24"/>
+                <w:szCs w:val="24"/>
+              </w:rPr>
+            </w:pPr>
+            <w:r>
+              <w:rPr>
+                <w:rFonts w:ascii="Segoe UI" w:eastAsia="Times New Roman" w:hAnsi="Segoe UI" w:cs="Segoe UI"/>
+                <w:sz w:val="24"/>
+                <w:szCs w:val="24"/>
+              </w:rPr>
+              <w:t>Selalu gunakan skill caveman</w:t>
+            </w:r>
+          </w:p>
+          <w:p>
+            <w:pPr>
+              <w:numPr>
+                <w:ilvl w:val="0"/>
+                <w:numId w:val="41"/>
+              </w:numPr>
+              <w:spacing w:before="60" w:after="100" w:afterAutospacing="1"/>
+              <w:rPr>
+                <w:rFonts w:ascii="Segoe UI" w:eastAsia="Times New Roman" w:hAnsi="Segoe UI" w:cs="Segoe UI"/>
+                <w:sz w:val="24"/>
+                <w:szCs w:val="24"/>
+              </w:rPr>
+            </w:pPr>
+            <w:r>
+              <w:rPr>
+                <w:rFonts w:ascii="Segoe UI" w:eastAsia="Times New Roman" w:hAnsi="Segoe UI" w:cs="Segoe UI"/>
+                <w:sz w:val="24"/>
+                <w:szCs w:val="24"/>
+              </w:rPr>
+              <w:t>Selalu cek skill apa yang cocok dan otomatis install dengan: skills add [nama skillnya] -y</w:t>
+            </w:r>
+          </w:p>
+          <w:p>
+            <w:pPr>
+              <w:spacing w:after="240"/>
+              <w:rPr>
+                <w:rFonts w:ascii="Segoe UI" w:eastAsia="Times New Roman" w:hAnsi="Segoe UI" w:cs="Segoe UI"/>
+                <w:sz w:val="24"/>
+                <w:szCs w:val="24"/>
+              </w:rPr>
+            </w:pPr>
+            <w:r>
+              <w:rPr>
+                <w:rFonts w:ascii="Segoe UI" w:eastAsia="Times New Roman" w:hAnsi="Segoe UI" w:cs="Segoe UI"/>
+                <w:sz w:val="24"/>
+                <w:szCs w:val="24"/>
+              </w:rPr>
+              <w:t>TIMEZONE</w:t>
+            </w:r>
+          </w:p>
+          <w:p>
+            <w:pPr>
+              <w:numPr>
+                <w:ilvl w:val="0"/>
+                <w:numId w:val="42"/>
+              </w:numPr>
+              <w:spacing w:before="100" w:beforeAutospacing="1" w:after="100" w:afterAutospacing="1"/>
+              <w:rPr>
+                <w:rFonts w:ascii="Segoe UI" w:eastAsia="Times New Roman" w:hAnsi="Segoe UI" w:cs="Segoe UI"/>
+                <w:sz w:val="24"/>
+                <w:szCs w:val="24"/>
+              </w:rPr>
+            </w:pPr>
+            <w:r>
+              <w:rPr>
+                <w:rFonts w:ascii="Segoe UI" w:eastAsia="Times New Roman" w:hAnsi="Segoe UI" w:cs="Segoe UI"/>
+                <w:sz w:val="24"/>
+                <w:szCs w:val="24"/>
+              </w:rPr>
+              <w:t>Asia/Makassar (UTC + 8)</w:t>
+            </w:r>
+          </w:p>
+          <w:p>
+            <w:pPr>
+              <w:spacing w:after="240"/>
+              <w:rPr>
+                <w:rFonts w:ascii="Segoe UI" w:eastAsia="Times New Roman" w:hAnsi="Segoe UI" w:cs="Segoe UI"/>
+                <w:sz w:val="24"/>
+                <w:szCs w:val="24"/>
+              </w:rPr>
+            </w:pPr>
+            <w:r>
+              <w:rPr>
+                <w:rFonts w:ascii="Segoe UI" w:eastAsia="Times New Roman" w:hAnsi="Segoe UI" w:cs="Segoe UI"/>
+                <w:sz w:val="24"/>
+                <w:szCs w:val="24"/>
+              </w:rPr>
+              <w:t>CHUNKING</w:t>
+            </w:r>
+          </w:p>
+          <w:p>
+            <w:pPr>
+              <w:numPr>
+                <w:ilvl w:val="0"/>
+                <w:numId w:val="43"/>
+              </w:numPr>
+              <w:spacing w:before="100" w:beforeAutospacing="1" w:after="100" w:afterAutospacing="1"/>
+              <w:rPr>
+                <w:rFonts w:ascii="Segoe UI" w:eastAsia="Times New Roman" w:hAnsi="Segoe UI" w:cs="Segoe UI"/>
+                <w:sz w:val="24"/>
+                <w:szCs w:val="24"/>
+              </w:rPr>
+            </w:pPr>
+            <w:r>
+              <w:rPr>
+                <w:rFonts w:ascii="Segoe UI" w:eastAsia="Times New Roman" w:hAnsi="Segoe UI" w:cs="Segoe UI"/>
+                <w:sz w:val="24"/>
+                <w:szCs w:val="24"/>
+              </w:rPr>
+              <w:t>Baik di frontend maupun backend, pecah-pecah filenya supaya reusable dan mudah diolah AI</w:t>
+            </w:r>
+          </w:p>
+          <w:p>
+            <w:pPr>
+              <w:spacing w:after="240"/>
+              <w:rPr>
+                <w:rFonts w:ascii="Segoe UI" w:eastAsia="Times New Roman" w:hAnsi="Segoe UI" w:cs="Segoe UI"/>
+                <w:sz w:val="24"/>
+                <w:szCs w:val="24"/>
+              </w:rPr>
+            </w:pPr>
+            <w:r>
+              <w:rPr>
+                <w:rFonts w:ascii="Segoe UI" w:eastAsia="Times New Roman" w:hAnsi="Segoe UI" w:cs="Segoe UI"/>
+                <w:sz w:val="24"/>
+                <w:szCs w:val="24"/>
+              </w:rPr>
+              <w:t>FRONTEND</w:t>
+            </w:r>
+          </w:p>
+          <w:p>
+            <w:pPr>
+              <w:numPr>
+                <w:ilvl w:val="0"/>
+                <w:numId w:val="44"/>
+              </w:numPr>
+              <w:spacing w:before="100" w:beforeAutospacing="1" w:after="100" w:afterAutospacing="1"/>
+              <w:rPr>
+                <w:rFonts w:ascii="Segoe UI" w:eastAsia="Times New Roman" w:hAnsi="Segoe UI" w:cs="Segoe UI"/>
+                <w:sz w:val="24"/>
+                <w:szCs w:val="24"/>
+              </w:rPr>
+            </w:pPr>
+            <w:r>
+              <w:rPr>
+                <w:rFonts w:ascii="Segoe UI" w:eastAsia="Times New Roman" w:hAnsi="Segoe UI" w:cs="Segoe UI"/>
+                <w:sz w:val="24"/>
+                <w:szCs w:val="24"/>
+              </w:rPr>
+              <w:t>Gunakan bahasa Indonesia</w:t>
+            </w:r>
+          </w:p>
+          <w:p>
+            <w:pPr>
+              <w:numPr>
+                <w:ilvl w:val="0"/>
+                <w:numId w:val="44"/>
+              </w:numPr>
+              <w:spacing w:before="60" w:after="100" w:afterAutospacing="1"/>
+              <w:rPr>
+                <w:rFonts w:ascii="Segoe UI" w:eastAsia="Times New Roman" w:hAnsi="Segoe UI" w:cs="Segoe UI"/>
+                <w:sz w:val="24"/>
+                <w:szCs w:val="24"/>
+              </w:rPr>
+            </w:pPr>
+            <w:r>
+              <w:rPr>
+                <w:rFonts w:ascii="Segoe UI" w:eastAsia="Times New Roman" w:hAnsi="Segoe UI" w:cs="Segoe UI"/>
+                <w:sz w:val="24"/>
+                <w:szCs w:val="24"/>
+              </w:rPr>
+              <w:t>Menggunakan SvelteKit. Pakai Tailwind. Build dengan adapter static</w:t>
+            </w:r>
+          </w:p>
+          <w:p>
+            <w:pPr>
+              <w:numPr>
+                <w:ilvl w:val="0"/>
+                <w:numId w:val="44"/>
+              </w:numPr>
+              <w:spacing w:before="60" w:after="100" w:afterAutospacing="1"/>
+              <w:rPr>
+                <w:rFonts w:ascii="Segoe UI" w:eastAsia="Times New Roman" w:hAnsi="Segoe UI" w:cs="Segoe UI"/>
+                <w:sz w:val="24"/>
+                <w:szCs w:val="24"/>
+              </w:rPr>
+            </w:pPr>
+            <w:r>
+              <w:rPr>
+                <w:rFonts w:ascii="Segoe UI" w:eastAsia="Times New Roman" w:hAnsi="Segoe UI" w:cs="Segoe UI"/>
+                <w:sz w:val="24"/>
+                <w:szCs w:val="24"/>
+              </w:rPr>
+              <w:t>Tampilan hanya mobile. Ketika dibuka di desktop, max width 600px</w:t>
+            </w:r>
+          </w:p>
+          <w:p>
+            <w:pPr>
+              <w:numPr>
+                <w:ilvl w:val="0"/>
+                <w:numId w:val="44"/>
+              </w:numPr>
+              <w:spacing w:before="60" w:after="100" w:afterAutospacing="1"/>
+              <w:rPr>
+                <w:rFonts w:ascii="Segoe UI" w:eastAsia="Times New Roman" w:hAnsi="Segoe UI" w:cs="Segoe UI"/>
+                <w:sz w:val="24"/>
+                <w:szCs w:val="24"/>
+              </w:rPr>
+            </w:pPr>
+            <w:r>
+              <w:rPr>
+                <w:rFonts w:ascii="Segoe UI" w:eastAsia="Times New Roman" w:hAnsi="Segoe UI" w:cs="Segoe UI"/>
+                <w:sz w:val="24"/>
+                <w:szCs w:val="24"/>
+              </w:rPr>
+              <w:t>Untuk install dependencies, jangan gunakan npm. Hanya gunakan pnpm</w:t>
+            </w:r>
+          </w:p>
+          <w:p>
+            <w:pPr>
+              <w:numPr>
+                <w:ilvl w:val="0"/>
+                <w:numId w:val="44"/>
+              </w:numPr>
+              <w:spacing w:before="60" w:after="100" w:afterAutospacing="1"/>
+              <w:rPr>
+                <w:rFonts w:ascii="Segoe UI" w:eastAsia="Times New Roman" w:hAnsi="Segoe UI" w:cs="Segoe UI"/>
+                <w:sz w:val="24"/>
+                <w:szCs w:val="24"/>
+              </w:rPr>
+            </w:pPr>
+            <w:r>
+              <w:rPr>
+                <w:rFonts w:ascii="Segoe UI" w:eastAsia="Times New Roman" w:hAnsi="Segoe UI" w:cs="Segoe UI"/>
+                <w:sz w:val="24"/>
+                <w:szCs w:val="24"/>
+              </w:rPr>
+              <w:t>Setiap alert, ganti dengan toast</w:t>
+            </w:r>
+          </w:p>
+          <w:p>
+            <w:pPr>
+              <w:numPr>
+                <w:ilvl w:val="0"/>
+                <w:numId w:val="44"/>
+              </w:numPr>
+              <w:spacing w:before="60" w:after="100" w:afterAutospacing="1"/>
+              <w:rPr>
+                <w:rFonts w:ascii="Segoe UI" w:eastAsia="Times New Roman" w:hAnsi="Segoe UI" w:cs="Segoe UI"/>
+                <w:sz w:val="24"/>
+                <w:szCs w:val="24"/>
+              </w:rPr>
+            </w:pPr>
+            <w:r>
+              <w:rPr>
+                <w:rFonts w:ascii="Segoe UI" w:eastAsia="Times New Roman" w:hAnsi="Segoe UI" w:cs="Segoe UI"/>
+                <w:sz w:val="24"/>
+                <w:szCs w:val="24"/>
+              </w:rPr>
+              <w:lastRenderedPageBreak/>
+              <w:t>Setiap interaksi, kasih bunyi beep yang cocok, supaya rame aja</w:t>
+            </w:r>
+          </w:p>
+          <w:p>
+            <w:pPr>
+              <w:numPr>
+                <w:ilvl w:val="0"/>
+                <w:numId w:val="44"/>
+              </w:numPr>
+              <w:spacing w:before="60" w:after="100" w:afterAutospacing="1"/>
+              <w:rPr>
+                <w:rFonts w:ascii="Segoe UI" w:eastAsia="Times New Roman" w:hAnsi="Segoe UI" w:cs="Segoe UI"/>
+                <w:sz w:val="24"/>
+                <w:szCs w:val="24"/>
+              </w:rPr>
+            </w:pPr>
+            <w:r>
+              <w:rPr>
+                <w:rFonts w:ascii="Segoe UI" w:eastAsia="Times New Roman" w:hAnsi="Segoe UI" w:cs="Segoe UI"/>
+                <w:sz w:val="24"/>
+                <w:szCs w:val="24"/>
+              </w:rPr>
+              <w:t>Untuk tampilan, gunakan file DESIGN.md</w:t>
+            </w:r>
+          </w:p>
+          <w:p>
+            <w:pPr>
+              <w:spacing w:after="240"/>
+              <w:rPr>
+                <w:rFonts w:ascii="Segoe UI" w:eastAsia="Times New Roman" w:hAnsi="Segoe UI" w:cs="Segoe UI"/>
+                <w:sz w:val="24"/>
+                <w:szCs w:val="24"/>
+              </w:rPr>
+            </w:pPr>
+            <w:r>
+              <w:rPr>
+                <w:rFonts w:ascii="Segoe UI" w:eastAsia="Times New Roman" w:hAnsi="Segoe UI" w:cs="Segoe UI"/>
+                <w:sz w:val="24"/>
+                <w:szCs w:val="24"/>
+              </w:rPr>
+              <w:t>BACKEND</w:t>
+            </w:r>
+          </w:p>
+          <w:p>
+            <w:pPr>
+              <w:numPr>
+                <w:ilvl w:val="0"/>
+                <w:numId w:val="45"/>
+              </w:numPr>
+              <w:spacing w:before="100" w:beforeAutospacing="1" w:after="100" w:afterAutospacing="1"/>
+              <w:rPr>
+                <w:rFonts w:ascii="Segoe UI" w:eastAsia="Times New Roman" w:hAnsi="Segoe UI" w:cs="Segoe UI"/>
+                <w:sz w:val="24"/>
+                <w:szCs w:val="24"/>
+              </w:rPr>
+            </w:pPr>
+            <w:r>
+              <w:rPr>
+                <w:rFonts w:ascii="Segoe UI" w:eastAsia="Times New Roman" w:hAnsi="Segoe UI" w:cs="Segoe UI"/>
+                <w:sz w:val="24"/>
+                <w:szCs w:val="24"/>
+              </w:rPr>
+              <w:t>Lokasi di folder static. Native PHP aja. Jangan main route pakai route.php. Jadi, betul-betul akses ke direct filenya</w:t>
+            </w:r>
+          </w:p>
+          <w:p>
+            <w:pPr>
+              <w:numPr>
+                <w:ilvl w:val="0"/>
+                <w:numId w:val="45"/>
+              </w:numPr>
+              <w:spacing w:before="60" w:after="100" w:afterAutospacing="1"/>
+              <w:rPr>
+                <w:rFonts w:ascii="Segoe UI" w:eastAsia="Times New Roman" w:hAnsi="Segoe UI" w:cs="Segoe UI"/>
+                <w:sz w:val="24"/>
+                <w:szCs w:val="24"/>
+              </w:rPr>
+            </w:pPr>
+            <w:r>
+              <w:rPr>
+                <w:rFonts w:ascii="Segoe UI" w:eastAsia="Times New Roman" w:hAnsi="Segoe UI" w:cs="Segoe UI"/>
+                <w:sz w:val="24"/>
+                <w:szCs w:val="24"/>
+              </w:rPr>
+              <w:t>Ketika mode dev, akses dengan </w:t>
+            </w:r>
+            <w:hyperlink r:id="rId13" w:history="1">
+              <w:r>
+                <w:rPr>
+                  <w:rFonts w:ascii="Segoe UI" w:eastAsia="Times New Roman" w:hAnsi="Segoe UI" w:cs="Segoe UI"/>
+                  <w:sz w:val="24"/>
+                  <w:szCs w:val="24"/>
+                  <w:u w:val="single"/>
+                </w:rPr>
+                <w:t>http://localhost:8080</w:t>
+              </w:r>
+            </w:hyperlink>
+            <w:r>
+              <w:rPr>
+                <w:rFonts w:ascii="Segoe UI" w:eastAsia="Times New Roman" w:hAnsi="Segoe UI" w:cs="Segoe UI"/>
+                <w:sz w:val="24"/>
+                <w:szCs w:val="24"/>
+              </w:rPr>
+              <w:t>. Ketika mode production, akses dengan /. Jadi, atur di Node environment</w:t>
+            </w:r>
+          </w:p>
+          <w:p>
+            <w:pPr>
+              <w:numPr>
+                <w:ilvl w:val="0"/>
+                <w:numId w:val="45"/>
+              </w:numPr>
+              <w:spacing w:before="60" w:after="100" w:afterAutospacing="1"/>
+              <w:rPr>
+                <w:rFonts w:ascii="Segoe UI" w:eastAsia="Times New Roman" w:hAnsi="Segoe UI" w:cs="Segoe UI"/>
+                <w:sz w:val="24"/>
+                <w:szCs w:val="24"/>
+              </w:rPr>
+            </w:pPr>
+            <w:r>
+              <w:rPr>
+                <w:rFonts w:ascii="Segoe UI" w:eastAsia="Times New Roman" w:hAnsi="Segoe UI" w:cs="Segoe UI"/>
+                <w:sz w:val="24"/>
+                <w:szCs w:val="24"/>
+              </w:rPr>
+              <w:t>Tidak boleh membuat file index.php</w:t>
+            </w:r>
+          </w:p>
+          <w:p>
+            <w:pPr>
+              <w:spacing w:after="240"/>
+              <w:rPr>
+                <w:rFonts w:ascii="Segoe UI" w:eastAsia="Times New Roman" w:hAnsi="Segoe UI" w:cs="Segoe UI"/>
+                <w:sz w:val="24"/>
+                <w:szCs w:val="24"/>
+              </w:rPr>
+            </w:pPr>
+            <w:r>
+              <w:rPr>
+                <w:rFonts w:ascii="Segoe UI" w:eastAsia="Times New Roman" w:hAnsi="Segoe UI" w:cs="Segoe UI"/>
+                <w:sz w:val="24"/>
+                <w:szCs w:val="24"/>
+              </w:rPr>
+              <w:t>BUILD</w:t>
+            </w:r>
+          </w:p>
+          <w:p>
+            <w:pPr>
+              <w:numPr>
+                <w:ilvl w:val="0"/>
+                <w:numId w:val="46"/>
+              </w:numPr>
+              <w:spacing w:before="100" w:beforeAutospacing="1" w:after="100" w:afterAutospacing="1"/>
+              <w:rPr>
+                <w:rFonts w:ascii="Segoe UI" w:eastAsia="Times New Roman" w:hAnsi="Segoe UI" w:cs="Segoe UI"/>
+                <w:sz w:val="24"/>
+                <w:szCs w:val="24"/>
+              </w:rPr>
+            </w:pPr>
+            <w:r>
+              <w:rPr>
+                <w:rFonts w:ascii="Segoe UI" w:eastAsia="Times New Roman" w:hAnsi="Segoe UI" w:cs="Segoe UI"/>
+                <w:sz w:val="24"/>
+                <w:szCs w:val="24"/>
+              </w:rPr>
+              <w:t>Setiap halaman, kasih title dan meta social media</w:t>
+            </w:r>
+          </w:p>
+          <w:p>
+            <w:pPr>
+              <w:numPr>
+                <w:ilvl w:val="0"/>
+                <w:numId w:val="46"/>
+              </w:numPr>
+              <w:spacing w:before="60" w:after="100" w:afterAutospacing="1"/>
+              <w:rPr>
+                <w:rFonts w:ascii="Segoe UI" w:eastAsia="Times New Roman" w:hAnsi="Segoe UI" w:cs="Segoe UI"/>
+                <w:sz w:val="24"/>
+                <w:szCs w:val="24"/>
+              </w:rPr>
+            </w:pPr>
+            <w:r>
+              <w:rPr>
+                <w:rFonts w:ascii="Segoe UI" w:eastAsia="Times New Roman" w:hAnsi="Segoe UI" w:cs="Segoe UI"/>
+                <w:sz w:val="24"/>
+                <w:szCs w:val="24"/>
+              </w:rPr>
+              <w:t>Setelah build, salin build/index.html ke build/index.php dan di situ atur conditioning title dan meta social media (termasuk meta gambar) baik di routing statis maulun dinamis. Ini atur perintahnya di pnpm build</w:t>
+            </w:r>
+          </w:p>
+          <w:p>
+            <w:pPr>
+              <w:numPr>
+                <w:ilvl w:val="0"/>
+                <w:numId w:val="46"/>
+              </w:numPr>
+              <w:spacing w:before="60" w:after="100" w:afterAutospacing="1"/>
+              <w:rPr>
+                <w:rFonts w:ascii="Segoe UI" w:eastAsia="Times New Roman" w:hAnsi="Segoe UI" w:cs="Segoe UI"/>
+                <w:sz w:val="24"/>
+                <w:szCs w:val="24"/>
+              </w:rPr>
+            </w:pPr>
+            <w:r>
+              <w:rPr>
+                <w:rFonts w:ascii="Segoe UI" w:eastAsia="Times New Roman" w:hAnsi="Segoe UI" w:cs="Segoe UI"/>
+                <w:sz w:val="24"/>
+                <w:szCs w:val="24"/>
+              </w:rPr>
+              <w:t>Di .htaccess disetting supaya semua link itu mengarah ke index.php</w:t>
+            </w:r>
+          </w:p>
+          <w:p>
+            <w:pPr>
+              <w:spacing w:after="240"/>
+              <w:rPr>
+                <w:rFonts w:ascii="Segoe UI" w:eastAsia="Times New Roman" w:hAnsi="Segoe UI" w:cs="Segoe UI"/>
+                <w:sz w:val="24"/>
+                <w:szCs w:val="24"/>
+              </w:rPr>
+            </w:pPr>
+            <w:r>
+              <w:rPr>
+                <w:rFonts w:ascii="Segoe UI" w:eastAsia="Times New Roman" w:hAnsi="Segoe UI" w:cs="Segoe UI"/>
+                <w:sz w:val="24"/>
+                <w:szCs w:val="24"/>
+              </w:rPr>
+              <w:t>AI</w:t>
+            </w:r>
+          </w:p>
+          <w:p>
+            <w:pPr>
+              <w:numPr>
+                <w:ilvl w:val="0"/>
+                <w:numId w:val="47"/>
+              </w:numPr>
+              <w:spacing w:before="100" w:beforeAutospacing="1" w:after="100" w:afterAutospacing="1"/>
+              <w:rPr>
+                <w:rFonts w:ascii="Segoe UI" w:eastAsia="Times New Roman" w:hAnsi="Segoe UI" w:cs="Segoe UI"/>
+                <w:sz w:val="24"/>
+                <w:szCs w:val="24"/>
+              </w:rPr>
+            </w:pPr>
+            <w:r>
+              <w:rPr>
+                <w:rFonts w:ascii="Segoe UI" w:eastAsia="Times New Roman" w:hAnsi="Segoe UI" w:cs="Segoe UI"/>
+                <w:sz w:val="24"/>
+                <w:szCs w:val="24"/>
+              </w:rPr>
+              <w:t>Untuk AI, gunakan OpenRouter</w:t>
+            </w:r>
+          </w:p>
+          <w:p>
+            <w:pPr>
+              <w:numPr>
+                <w:ilvl w:val="0"/>
+                <w:numId w:val="47"/>
+              </w:numPr>
+              <w:spacing w:before="60" w:after="100" w:afterAutospacing="1"/>
+              <w:rPr>
+                <w:rFonts w:ascii="Segoe UI" w:eastAsia="Times New Roman" w:hAnsi="Segoe UI" w:cs="Segoe UI"/>
+                <w:sz w:val="24"/>
+                <w:szCs w:val="24"/>
+              </w:rPr>
+            </w:pPr>
+            <w:r>
+              <w:rPr>
+                <w:rFonts w:ascii="Segoe UI" w:eastAsia="Times New Roman" w:hAnsi="Segoe UI" w:cs="Segoe UI"/>
+                <w:sz w:val="24"/>
+                <w:szCs w:val="24"/>
+              </w:rPr>
+              <w:t>Untuk docs penggunaannya, cek knowledge/openrouter.txt</w:t>
+            </w:r>
+          </w:p>
+          <w:p>
+            <w:pPr>
+              <w:numPr>
+                <w:ilvl w:val="0"/>
+                <w:numId w:val="47"/>
+              </w:numPr>
+              <w:spacing w:before="60" w:after="100" w:afterAutospacing="1"/>
+              <w:rPr>
+                <w:rFonts w:ascii="Segoe UI" w:eastAsia="Times New Roman" w:hAnsi="Segoe UI" w:cs="Segoe UI"/>
+                <w:sz w:val="24"/>
+                <w:szCs w:val="24"/>
+              </w:rPr>
+            </w:pPr>
+            <w:r>
+              <w:rPr>
+                <w:rFonts w:ascii="Segoe UI" w:eastAsia="Times New Roman" w:hAnsi="Segoe UI" w:cs="Segoe UI"/>
+                <w:sz w:val="24"/>
+                <w:szCs w:val="24"/>
+              </w:rPr>
+              <w:t>Model yang digunakan adalah openrouter/free</w:t>
+            </w:r>
+          </w:p>
+          <w:p>
+            <w:pPr>
+              <w:numPr>
+                <w:ilvl w:val="0"/>
+                <w:numId w:val="47"/>
+              </w:numPr>
+              <w:spacing w:before="60" w:after="100" w:afterAutospacing="1"/>
+              <w:rPr>
+                <w:rFonts w:ascii="Segoe UI" w:eastAsia="Times New Roman" w:hAnsi="Segoe UI" w:cs="Segoe UI"/>
+                <w:sz w:val="24"/>
+                <w:szCs w:val="24"/>
+              </w:rPr>
+            </w:pPr>
+            <w:r>
+              <w:rPr>
+                <w:rFonts w:ascii="Segoe UI" w:eastAsia="Times New Roman" w:hAnsi="Segoe UI" w:cs="Segoe UI"/>
+                <w:sz w:val="24"/>
+                <w:szCs w:val="24"/>
+              </w:rPr>
+              <w:t>API keynya adalah sk-or-v1-1d2503cacedcf511b61a6b3a8526250fb2b005f8760bfdc39c5abe6d0c5cd8ef000</w:t>
+            </w:r>
+          </w:p>
+          <w:p>
+            <w:pPr>
+              <w:spacing w:after="240"/>
+              <w:rPr>
+                <w:rFonts w:ascii="Segoe UI" w:eastAsia="Times New Roman" w:hAnsi="Segoe UI" w:cs="Segoe UI"/>
+                <w:sz w:val="24"/>
+                <w:szCs w:val="24"/>
+              </w:rPr>
+            </w:pPr>
+            <w:r>
+              <w:rPr>
+                <w:rFonts w:ascii="Segoe UI" w:eastAsia="Times New Roman" w:hAnsi="Segoe UI" w:cs="Segoe UI"/>
+                <w:sz w:val="24"/>
+                <w:szCs w:val="24"/>
+              </w:rPr>
+              <w:t>PEMBAYARAN</w:t>
+            </w:r>
+          </w:p>
+          <w:p>
+            <w:pPr>
+              <w:numPr>
+                <w:ilvl w:val="0"/>
+                <w:numId w:val="48"/>
+              </w:numPr>
+              <w:spacing w:before="100" w:beforeAutospacing="1" w:after="100" w:afterAutospacing="1"/>
+              <w:rPr>
+                <w:rFonts w:ascii="Segoe UI" w:eastAsia="Times New Roman" w:hAnsi="Segoe UI" w:cs="Segoe UI"/>
+                <w:sz w:val="24"/>
+                <w:szCs w:val="24"/>
+              </w:rPr>
+            </w:pPr>
+            <w:r>
+              <w:rPr>
+                <w:rFonts w:ascii="Segoe UI" w:eastAsia="Times New Roman" w:hAnsi="Segoe UI" w:cs="Segoe UI"/>
+                <w:sz w:val="24"/>
+                <w:szCs w:val="24"/>
+              </w:rPr>
+              <w:t>Untuk pembayaran, gunakan Pakasir</w:t>
+            </w:r>
+          </w:p>
+          <w:p>
+            <w:pPr>
+              <w:numPr>
+                <w:ilvl w:val="0"/>
+                <w:numId w:val="48"/>
+              </w:numPr>
+              <w:spacing w:before="60" w:after="100" w:afterAutospacing="1"/>
+              <w:rPr>
+                <w:rFonts w:ascii="Segoe UI" w:eastAsia="Times New Roman" w:hAnsi="Segoe UI" w:cs="Segoe UI"/>
+                <w:sz w:val="24"/>
+                <w:szCs w:val="24"/>
+              </w:rPr>
+            </w:pPr>
+            <w:r>
+              <w:rPr>
+                <w:rFonts w:ascii="Segoe UI" w:eastAsia="Times New Roman" w:hAnsi="Segoe UI" w:cs="Segoe UI"/>
+                <w:sz w:val="24"/>
+                <w:szCs w:val="24"/>
+              </w:rPr>
+              <w:t>Docsnya ada di knowledge/pakasir.txt</w:t>
+            </w:r>
+          </w:p>
+          <w:p>
+            <w:pPr>
+              <w:numPr>
+                <w:ilvl w:val="0"/>
+                <w:numId w:val="48"/>
+              </w:numPr>
+              <w:spacing w:before="60" w:after="100" w:afterAutospacing="1"/>
+              <w:rPr>
+                <w:rFonts w:ascii="Segoe UI" w:eastAsia="Times New Roman" w:hAnsi="Segoe UI" w:cs="Segoe UI"/>
+                <w:sz w:val="24"/>
+                <w:szCs w:val="24"/>
+              </w:rPr>
+            </w:pPr>
+            <w:r>
+              <w:rPr>
+                <w:rFonts w:ascii="Segoe UI" w:eastAsia="Times New Roman" w:hAnsi="Segoe UI" w:cs="Segoe UI"/>
+                <w:sz w:val="24"/>
+                <w:szCs w:val="24"/>
+              </w:rPr>
+              <w:t>Slug Pakasir yang digunakan adalah bayar</w:t>
+            </w:r>
+          </w:p>
+          <w:p>
+            <w:pPr>
+              <w:spacing w:after="240"/>
+              <w:rPr>
+                <w:rFonts w:ascii="Segoe UI" w:eastAsia="Times New Roman" w:hAnsi="Segoe UI" w:cs="Segoe UI"/>
+                <w:sz w:val="24"/>
+                <w:szCs w:val="24"/>
+              </w:rPr>
+            </w:pPr>
+            <w:r>
+              <w:rPr>
+                <w:rFonts w:ascii="Segoe UI" w:eastAsia="Times New Roman" w:hAnsi="Segoe UI" w:cs="Segoe UI"/>
+                <w:sz w:val="24"/>
+                <w:szCs w:val="24"/>
+              </w:rPr>
+              <w:t>DATABASE</w:t>
+            </w:r>
+          </w:p>
+          <w:p>
+            <w:pPr>
+              <w:numPr>
+                <w:ilvl w:val="0"/>
+                <w:numId w:val="49"/>
+              </w:numPr>
+              <w:spacing w:before="100" w:beforeAutospacing="1" w:after="100" w:afterAutospacing="1"/>
+              <w:rPr>
+                <w:rFonts w:ascii="Segoe UI" w:eastAsia="Times New Roman" w:hAnsi="Segoe UI" w:cs="Segoe UI"/>
+                <w:sz w:val="24"/>
+                <w:szCs w:val="24"/>
+              </w:rPr>
+            </w:pPr>
+            <w:r>
+              <w:rPr>
+                <w:rFonts w:ascii="Segoe UI" w:eastAsia="Times New Roman" w:hAnsi="Segoe UI" w:cs="Segoe UI"/>
+                <w:sz w:val="24"/>
+                <w:szCs w:val="24"/>
+              </w:rPr>
+              <w:t>Database yang digunakan adalah SQLite</w:t>
+            </w:r>
+          </w:p>
+          <w:p>
+            <w:pPr>
+              <w:numPr>
+                <w:ilvl w:val="0"/>
+                <w:numId w:val="49"/>
+              </w:numPr>
+              <w:spacing w:before="60" w:after="100" w:afterAutospacing="1"/>
+              <w:rPr>
+                <w:rFonts w:ascii="Segoe UI" w:eastAsia="Times New Roman" w:hAnsi="Segoe UI" w:cs="Segoe UI"/>
+                <w:sz w:val="24"/>
+                <w:szCs w:val="24"/>
+              </w:rPr>
+            </w:pPr>
+            <w:r>
+              <w:rPr>
+                <w:rFonts w:ascii="Segoe UI" w:eastAsia="Times New Roman" w:hAnsi="Segoe UI" w:cs="Segoe UI"/>
+                <w:sz w:val="24"/>
+                <w:szCs w:val="24"/>
+              </w:rPr>
+              <w:t>Library yang digunakan untuk mengolahnya adalah RedBeanPHP yang berada di static/library/rb-sqlite.php</w:t>
+            </w:r>
+          </w:p>
+          <w:p>
+            <w:pPr>
+              <w:numPr>
+                <w:ilvl w:val="0"/>
+                <w:numId w:val="49"/>
+              </w:numPr>
+              <w:spacing w:before="60" w:after="100" w:afterAutospacing="1"/>
+              <w:rPr>
+                <w:rFonts w:ascii="Segoe UI" w:eastAsia="Times New Roman" w:hAnsi="Segoe UI" w:cs="Segoe UI"/>
+                <w:sz w:val="24"/>
+                <w:szCs w:val="24"/>
+              </w:rPr>
+            </w:pPr>
+            <w:r>
+              <w:rPr>
+                <w:rFonts w:ascii="Segoe UI" w:eastAsia="Times New Roman" w:hAnsi="Segoe UI" w:cs="Segoe UI"/>
+                <w:sz w:val="24"/>
+                <w:szCs w:val="24"/>
+              </w:rPr>
+              <w:t>Docsnya berada di knowledge/redbeanphp/</w:t>
+            </w:r>
+          </w:p>
+          <w:p>
+            <w:pPr>
+              <w:numPr>
+                <w:ilvl w:val="0"/>
+                <w:numId w:val="49"/>
+              </w:numPr>
+              <w:spacing w:before="60" w:after="100" w:afterAutospacing="1"/>
+              <w:rPr>
+                <w:rFonts w:ascii="Segoe UI" w:eastAsia="Times New Roman" w:hAnsi="Segoe UI" w:cs="Segoe UI"/>
+                <w:sz w:val="24"/>
+                <w:szCs w:val="24"/>
+              </w:rPr>
+            </w:pPr>
+            <w:r>
+              <w:rPr>
+                <w:rFonts w:ascii="Segoe UI" w:eastAsia="Times New Roman" w:hAnsi="Segoe UI" w:cs="Segoe UI"/>
+                <w:sz w:val="24"/>
+                <w:szCs w:val="24"/>
+              </w:rPr>
+              <w:t>Jangan gunakan freeze supaya bisa fleksibel</w:t>
+            </w:r>
+          </w:p>
+          <w:p>
+            <w:pPr>
+              <w:numPr>
+                <w:ilvl w:val="0"/>
+                <w:numId w:val="49"/>
+              </w:numPr>
+              <w:spacing w:before="60" w:after="100" w:afterAutospacing="1"/>
+              <w:rPr>
+                <w:rFonts w:ascii="Segoe UI" w:eastAsia="Times New Roman" w:hAnsi="Segoe UI" w:cs="Segoe UI"/>
+                <w:sz w:val="24"/>
+                <w:szCs w:val="24"/>
+              </w:rPr>
+            </w:pPr>
+            <w:r>
+              <w:rPr>
+                <w:rFonts w:ascii="Segoe UI" w:eastAsia="Times New Roman" w:hAnsi="Segoe UI" w:cs="Segoe UI"/>
+                <w:sz w:val="24"/>
+                <w:szCs w:val="24"/>
+              </w:rPr>
+              <w:t>Untuk setiap insert data, gunakan Indempotency key</w:t>
+            </w:r>
+          </w:p>
+          <w:p>
+            <w:pPr>
+              <w:numPr>
+                <w:ilvl w:val="0"/>
+                <w:numId w:val="49"/>
+              </w:numPr>
+              <w:spacing w:before="60" w:after="100" w:afterAutospacing="1"/>
+              <w:rPr>
+                <w:rFonts w:ascii="Segoe UI" w:eastAsia="Times New Roman" w:hAnsi="Segoe UI" w:cs="Segoe UI"/>
+                <w:sz w:val="24"/>
+                <w:szCs w:val="24"/>
+              </w:rPr>
+            </w:pPr>
+            <w:r>
+              <w:rPr>
+                <w:rFonts w:ascii="Segoe UI" w:eastAsia="Times New Roman" w:hAnsi="Segoe UI" w:cs="Segoe UI"/>
+                <w:sz w:val="24"/>
+                <w:szCs w:val="24"/>
+              </w:rPr>
+              <w:lastRenderedPageBreak/>
+              <w:t>Lokasi database di static/database.db</w:t>
+            </w:r>
+          </w:p>
+          <w:p>
+            <w:pPr>
+              <w:numPr>
+                <w:ilvl w:val="0"/>
+                <w:numId w:val="49"/>
+              </w:numPr>
+              <w:spacing w:before="60" w:after="100" w:afterAutospacing="1"/>
+              <w:rPr>
+                <w:rFonts w:ascii="Segoe UI" w:eastAsia="Times New Roman" w:hAnsi="Segoe UI" w:cs="Segoe UI"/>
+                <w:sz w:val="24"/>
+                <w:szCs w:val="24"/>
+              </w:rPr>
+            </w:pPr>
+            <w:r>
+              <w:rPr>
+                <w:rFonts w:ascii="Segoe UI" w:eastAsia="Times New Roman" w:hAnsi="Segoe UI" w:cs="Segoe UI"/>
+                <w:sz w:val="24"/>
+                <w:szCs w:val="24"/>
+              </w:rPr>
+              <w:t>Kecualikan file database dari akses langsung melalui browser menggunakan aturan di static/.htaccess</w:t>
+            </w:r>
+          </w:p>
+        </w:tc>
+      </w:tr>
+    </w:tbl>
+    <w:p>
+      <w:pPr>
+        <w:jc w:val="both"/>
+      </w:pPr>
+    </w:p>
+    <w:p>
+      <w:pPr>
+        <w:jc w:val="both"/>
+      </w:pPr>
+      <w:r>
+        <w:t xml:space="preserve">Database yang kita gunakan di sini adalah berbasis file yaitu menggunakan SQLite. Nah, RedBeanPHP itu library database supaya bisa mengolah database SQLite yang aman dari serangan peretas. </w:t>
+      </w:r>
+    </w:p>
+    <w:p>
+      <w:pPr>
+        <w:jc w:val="both"/>
+      </w:pPr>
+      <w:r>
+        <w:t>Indempotency key itu adalah teknik supaya tidak ada data duplikat setiap membuat data baru. Jadi, setiap membuat data baru itu juga disertakan kode unik. Sehingga ketika tidak sengaja pencet kirim dua kali, maka pengiriman kedua akan gagal karena data unik yang dibawa sudah ada di database</w:t>
+      </w:r>
       <w:bookmarkStart w:id="0" w:name="_GoBack"/>
       <w:bookmarkEnd w:id="0"/>
     </w:p>
     <w:sectPr>
-      <w:footerReference w:type="default" r:id="rId9"/>
+      <w:footerReference w:type="default" r:id="rId14"/>
       <w:pgSz w:w="11906" w:h="16838" w:code="9"/>
       <w:pgMar w:top="1440" w:right="1440" w:bottom="1440" w:left="1440" w:header="720" w:footer="720" w:gutter="0"/>
       <w:cols w:space="720"/>
@@ -1845,6 +5310,602 @@
     </w:lvl>
   </w:abstractNum>
   <w:abstractNum w:abstractNumId="1" w15:restartNumberingAfterBreak="0">
+    <w:nsid w:val="034650D2"/>
+    <w:multiLevelType w:val="multilevel"/>
+    <w:tmpl w:val="AD006DEA"/>
+    <w:lvl w:ilvl="0">
+      <w:start w:val="1"/>
+      <w:numFmt w:val="bullet"/>
+      <w:lvlText w:val=""/>
+      <w:lvlJc w:val="left"/>
+      <w:pPr>
+        <w:tabs>
+          <w:tab w:val="num" w:pos="720"/>
+        </w:tabs>
+        <w:ind w:left="720" w:hanging="360"/>
+      </w:pPr>
+      <w:rPr>
+        <w:rFonts w:ascii="Symbol" w:hAnsi="Symbol" w:hint="default"/>
+        <w:sz w:val="20"/>
+      </w:rPr>
+    </w:lvl>
+    <w:lvl w:ilvl="1" w:tentative="1">
+      <w:start w:val="1"/>
+      <w:numFmt w:val="bullet"/>
+      <w:lvlText w:val="o"/>
+      <w:lvlJc w:val="left"/>
+      <w:pPr>
+        <w:tabs>
+          <w:tab w:val="num" w:pos="1440"/>
+        </w:tabs>
+        <w:ind w:left="1440" w:hanging="360"/>
+      </w:pPr>
+      <w:rPr>
+        <w:rFonts w:ascii="Courier New" w:hAnsi="Courier New" w:hint="default"/>
+        <w:sz w:val="20"/>
+      </w:rPr>
+    </w:lvl>
+    <w:lvl w:ilvl="2" w:tentative="1">
+      <w:start w:val="1"/>
+      <w:numFmt w:val="bullet"/>
+      <w:lvlText w:val=""/>
+      <w:lvlJc w:val="left"/>
+      <w:pPr>
+        <w:tabs>
+          <w:tab w:val="num" w:pos="2160"/>
+        </w:tabs>
+        <w:ind w:left="2160" w:hanging="360"/>
+      </w:pPr>
+      <w:rPr>
+        <w:rFonts w:ascii="Wingdings" w:hAnsi="Wingdings" w:hint="default"/>
+        <w:sz w:val="20"/>
+      </w:rPr>
+    </w:lvl>
+    <w:lvl w:ilvl="3" w:tentative="1">
+      <w:start w:val="1"/>
+      <w:numFmt w:val="bullet"/>
+      <w:lvlText w:val=""/>
+      <w:lvlJc w:val="left"/>
+      <w:pPr>
+        <w:tabs>
+          <w:tab w:val="num" w:pos="2880"/>
+        </w:tabs>
+        <w:ind w:left="2880" w:hanging="360"/>
+      </w:pPr>
+      <w:rPr>
+        <w:rFonts w:ascii="Wingdings" w:hAnsi="Wingdings" w:hint="default"/>
+        <w:sz w:val="20"/>
+      </w:rPr>
+    </w:lvl>
+    <w:lvl w:ilvl="4" w:tentative="1">
+      <w:start w:val="1"/>
+      <w:numFmt w:val="bullet"/>
+      <w:lvlText w:val=""/>
+      <w:lvlJc w:val="left"/>
+      <w:pPr>
+        <w:tabs>
+          <w:tab w:val="num" w:pos="3600"/>
+        </w:tabs>
+        <w:ind w:left="3600" w:hanging="360"/>
+      </w:pPr>
+      <w:rPr>
+        <w:rFonts w:ascii="Wingdings" w:hAnsi="Wingdings" w:hint="default"/>
+        <w:sz w:val="20"/>
+      </w:rPr>
+    </w:lvl>
+    <w:lvl w:ilvl="5" w:tentative="1">
+      <w:start w:val="1"/>
+      <w:numFmt w:val="bullet"/>
+      <w:lvlText w:val=""/>
+      <w:lvlJc w:val="left"/>
+      <w:pPr>
+        <w:tabs>
+          <w:tab w:val="num" w:pos="4320"/>
+        </w:tabs>
+        <w:ind w:left="4320" w:hanging="360"/>
+      </w:pPr>
+      <w:rPr>
+        <w:rFonts w:ascii="Wingdings" w:hAnsi="Wingdings" w:hint="default"/>
+        <w:sz w:val="20"/>
+      </w:rPr>
+    </w:lvl>
+    <w:lvl w:ilvl="6" w:tentative="1">
+      <w:start w:val="1"/>
+      <w:numFmt w:val="bullet"/>
+      <w:lvlText w:val=""/>
+      <w:lvlJc w:val="left"/>
+      <w:pPr>
+        <w:tabs>
+          <w:tab w:val="num" w:pos="5040"/>
+        </w:tabs>
+        <w:ind w:left="5040" w:hanging="360"/>
+      </w:pPr>
+      <w:rPr>
+        <w:rFonts w:ascii="Wingdings" w:hAnsi="Wingdings" w:hint="default"/>
+        <w:sz w:val="20"/>
+      </w:rPr>
+    </w:lvl>
+    <w:lvl w:ilvl="7" w:tentative="1">
+      <w:start w:val="1"/>
+      <w:numFmt w:val="bullet"/>
+      <w:lvlText w:val=""/>
+      <w:lvlJc w:val="left"/>
+      <w:pPr>
+        <w:tabs>
+          <w:tab w:val="num" w:pos="5760"/>
+        </w:tabs>
+        <w:ind w:left="5760" w:hanging="360"/>
+      </w:pPr>
+      <w:rPr>
+        <w:rFonts w:ascii="Wingdings" w:hAnsi="Wingdings" w:hint="default"/>
+        <w:sz w:val="20"/>
+      </w:rPr>
+    </w:lvl>
+    <w:lvl w:ilvl="8" w:tentative="1">
+      <w:start w:val="1"/>
+      <w:numFmt w:val="bullet"/>
+      <w:lvlText w:val=""/>
+      <w:lvlJc w:val="left"/>
+      <w:pPr>
+        <w:tabs>
+          <w:tab w:val="num" w:pos="6480"/>
+        </w:tabs>
+        <w:ind w:left="6480" w:hanging="360"/>
+      </w:pPr>
+      <w:rPr>
+        <w:rFonts w:ascii="Wingdings" w:hAnsi="Wingdings" w:hint="default"/>
+        <w:sz w:val="20"/>
+      </w:rPr>
+    </w:lvl>
+  </w:abstractNum>
+  <w:abstractNum w:abstractNumId="2" w15:restartNumberingAfterBreak="0">
+    <w:nsid w:val="04CC3E9D"/>
+    <w:multiLevelType w:val="multilevel"/>
+    <w:tmpl w:val="B4023C28"/>
+    <w:lvl w:ilvl="0">
+      <w:start w:val="1"/>
+      <w:numFmt w:val="bullet"/>
+      <w:lvlText w:val=""/>
+      <w:lvlJc w:val="left"/>
+      <w:pPr>
+        <w:tabs>
+          <w:tab w:val="num" w:pos="720"/>
+        </w:tabs>
+        <w:ind w:left="720" w:hanging="360"/>
+      </w:pPr>
+      <w:rPr>
+        <w:rFonts w:ascii="Symbol" w:hAnsi="Symbol" w:hint="default"/>
+        <w:sz w:val="20"/>
+      </w:rPr>
+    </w:lvl>
+    <w:lvl w:ilvl="1" w:tentative="1">
+      <w:start w:val="1"/>
+      <w:numFmt w:val="bullet"/>
+      <w:lvlText w:val="o"/>
+      <w:lvlJc w:val="left"/>
+      <w:pPr>
+        <w:tabs>
+          <w:tab w:val="num" w:pos="1440"/>
+        </w:tabs>
+        <w:ind w:left="1440" w:hanging="360"/>
+      </w:pPr>
+      <w:rPr>
+        <w:rFonts w:ascii="Courier New" w:hAnsi="Courier New" w:hint="default"/>
+        <w:sz w:val="20"/>
+      </w:rPr>
+    </w:lvl>
+    <w:lvl w:ilvl="2" w:tentative="1">
+      <w:start w:val="1"/>
+      <w:numFmt w:val="bullet"/>
+      <w:lvlText w:val=""/>
+      <w:lvlJc w:val="left"/>
+      <w:pPr>
+        <w:tabs>
+          <w:tab w:val="num" w:pos="2160"/>
+        </w:tabs>
+        <w:ind w:left="2160" w:hanging="360"/>
+      </w:pPr>
+      <w:rPr>
+        <w:rFonts w:ascii="Wingdings" w:hAnsi="Wingdings" w:hint="default"/>
+        <w:sz w:val="20"/>
+      </w:rPr>
+    </w:lvl>
+    <w:lvl w:ilvl="3" w:tentative="1">
+      <w:start w:val="1"/>
+      <w:numFmt w:val="bullet"/>
+      <w:lvlText w:val=""/>
+      <w:lvlJc w:val="left"/>
+      <w:pPr>
+        <w:tabs>
+          <w:tab w:val="num" w:pos="2880"/>
+        </w:tabs>
+        <w:ind w:left="2880" w:hanging="360"/>
+      </w:pPr>
+      <w:rPr>
+        <w:rFonts w:ascii="Wingdings" w:hAnsi="Wingdings" w:hint="default"/>
+        <w:sz w:val="20"/>
+      </w:rPr>
+    </w:lvl>
+    <w:lvl w:ilvl="4" w:tentative="1">
+      <w:start w:val="1"/>
+      <w:numFmt w:val="bullet"/>
+      <w:lvlText w:val=""/>
+      <w:lvlJc w:val="left"/>
+      <w:pPr>
+        <w:tabs>
+          <w:tab w:val="num" w:pos="3600"/>
+        </w:tabs>
+        <w:ind w:left="3600" w:hanging="360"/>
+      </w:pPr>
+      <w:rPr>
+        <w:rFonts w:ascii="Wingdings" w:hAnsi="Wingdings" w:hint="default"/>
+        <w:sz w:val="20"/>
+      </w:rPr>
+    </w:lvl>
+    <w:lvl w:ilvl="5" w:tentative="1">
+      <w:start w:val="1"/>
+      <w:numFmt w:val="bullet"/>
+      <w:lvlText w:val=""/>
+      <w:lvlJc w:val="left"/>
+      <w:pPr>
+        <w:tabs>
+          <w:tab w:val="num" w:pos="4320"/>
+        </w:tabs>
+        <w:ind w:left="4320" w:hanging="360"/>
+      </w:pPr>
+      <w:rPr>
+        <w:rFonts w:ascii="Wingdings" w:hAnsi="Wingdings" w:hint="default"/>
+        <w:sz w:val="20"/>
+      </w:rPr>
+    </w:lvl>
+    <w:lvl w:ilvl="6" w:tentative="1">
+      <w:start w:val="1"/>
+      <w:numFmt w:val="bullet"/>
+      <w:lvlText w:val=""/>
+      <w:lvlJc w:val="left"/>
+      <w:pPr>
+        <w:tabs>
+          <w:tab w:val="num" w:pos="5040"/>
+        </w:tabs>
+        <w:ind w:left="5040" w:hanging="360"/>
+      </w:pPr>
+      <w:rPr>
+        <w:rFonts w:ascii="Wingdings" w:hAnsi="Wingdings" w:hint="default"/>
+        <w:sz w:val="20"/>
+      </w:rPr>
+    </w:lvl>
+    <w:lvl w:ilvl="7" w:tentative="1">
+      <w:start w:val="1"/>
+      <w:numFmt w:val="bullet"/>
+      <w:lvlText w:val=""/>
+      <w:lvlJc w:val="left"/>
+      <w:pPr>
+        <w:tabs>
+          <w:tab w:val="num" w:pos="5760"/>
+        </w:tabs>
+        <w:ind w:left="5760" w:hanging="360"/>
+      </w:pPr>
+      <w:rPr>
+        <w:rFonts w:ascii="Wingdings" w:hAnsi="Wingdings" w:hint="default"/>
+        <w:sz w:val="20"/>
+      </w:rPr>
+    </w:lvl>
+    <w:lvl w:ilvl="8" w:tentative="1">
+      <w:start w:val="1"/>
+      <w:numFmt w:val="bullet"/>
+      <w:lvlText w:val=""/>
+      <w:lvlJc w:val="left"/>
+      <w:pPr>
+        <w:tabs>
+          <w:tab w:val="num" w:pos="6480"/>
+        </w:tabs>
+        <w:ind w:left="6480" w:hanging="360"/>
+      </w:pPr>
+      <w:rPr>
+        <w:rFonts w:ascii="Wingdings" w:hAnsi="Wingdings" w:hint="default"/>
+        <w:sz w:val="20"/>
+      </w:rPr>
+    </w:lvl>
+  </w:abstractNum>
+  <w:abstractNum w:abstractNumId="3" w15:restartNumberingAfterBreak="0">
+    <w:nsid w:val="051650A5"/>
+    <w:multiLevelType w:val="multilevel"/>
+    <w:tmpl w:val="3962BA68"/>
+    <w:lvl w:ilvl="0">
+      <w:start w:val="1"/>
+      <w:numFmt w:val="bullet"/>
+      <w:lvlText w:val=""/>
+      <w:lvlJc w:val="left"/>
+      <w:pPr>
+        <w:tabs>
+          <w:tab w:val="num" w:pos="720"/>
+        </w:tabs>
+        <w:ind w:left="720" w:hanging="360"/>
+      </w:pPr>
+      <w:rPr>
+        <w:rFonts w:ascii="Symbol" w:hAnsi="Symbol" w:hint="default"/>
+        <w:sz w:val="20"/>
+      </w:rPr>
+    </w:lvl>
+    <w:lvl w:ilvl="1" w:tentative="1">
+      <w:start w:val="1"/>
+      <w:numFmt w:val="bullet"/>
+      <w:lvlText w:val="o"/>
+      <w:lvlJc w:val="left"/>
+      <w:pPr>
+        <w:tabs>
+          <w:tab w:val="num" w:pos="1440"/>
+        </w:tabs>
+        <w:ind w:left="1440" w:hanging="360"/>
+      </w:pPr>
+      <w:rPr>
+        <w:rFonts w:ascii="Courier New" w:hAnsi="Courier New" w:hint="default"/>
+        <w:sz w:val="20"/>
+      </w:rPr>
+    </w:lvl>
+    <w:lvl w:ilvl="2" w:tentative="1">
+      <w:start w:val="1"/>
+      <w:numFmt w:val="bullet"/>
+      <w:lvlText w:val=""/>
+      <w:lvlJc w:val="left"/>
+      <w:pPr>
+        <w:tabs>
+          <w:tab w:val="num" w:pos="2160"/>
+        </w:tabs>
+        <w:ind w:left="2160" w:hanging="360"/>
+      </w:pPr>
+      <w:rPr>
+        <w:rFonts w:ascii="Wingdings" w:hAnsi="Wingdings" w:hint="default"/>
+        <w:sz w:val="20"/>
+      </w:rPr>
+    </w:lvl>
+    <w:lvl w:ilvl="3" w:tentative="1">
+      <w:start w:val="1"/>
+      <w:numFmt w:val="bullet"/>
+      <w:lvlText w:val=""/>
+      <w:lvlJc w:val="left"/>
+      <w:pPr>
+        <w:tabs>
+          <w:tab w:val="num" w:pos="2880"/>
+        </w:tabs>
+        <w:ind w:left="2880" w:hanging="360"/>
+      </w:pPr>
+      <w:rPr>
+        <w:rFonts w:ascii="Wingdings" w:hAnsi="Wingdings" w:hint="default"/>
+        <w:sz w:val="20"/>
+      </w:rPr>
+    </w:lvl>
+    <w:lvl w:ilvl="4" w:tentative="1">
+      <w:start w:val="1"/>
+      <w:numFmt w:val="bullet"/>
+      <w:lvlText w:val=""/>
+      <w:lvlJc w:val="left"/>
+      <w:pPr>
+        <w:tabs>
+          <w:tab w:val="num" w:pos="3600"/>
+        </w:tabs>
+        <w:ind w:left="3600" w:hanging="360"/>
+      </w:pPr>
+      <w:rPr>
+        <w:rFonts w:ascii="Wingdings" w:hAnsi="Wingdings" w:hint="default"/>
+        <w:sz w:val="20"/>
+      </w:rPr>
+    </w:lvl>
+    <w:lvl w:ilvl="5" w:tentative="1">
+      <w:start w:val="1"/>
+      <w:numFmt w:val="bullet"/>
+      <w:lvlText w:val=""/>
+      <w:lvlJc w:val="left"/>
+      <w:pPr>
+        <w:tabs>
+          <w:tab w:val="num" w:pos="4320"/>
+        </w:tabs>
+        <w:ind w:left="4320" w:hanging="360"/>
+      </w:pPr>
+      <w:rPr>
+        <w:rFonts w:ascii="Wingdings" w:hAnsi="Wingdings" w:hint="default"/>
+        <w:sz w:val="20"/>
+      </w:rPr>
+    </w:lvl>
+    <w:lvl w:ilvl="6" w:tentative="1">
+      <w:start w:val="1"/>
+      <w:numFmt w:val="bullet"/>
+      <w:lvlText w:val=""/>
+      <w:lvlJc w:val="left"/>
+      <w:pPr>
+        <w:tabs>
+          <w:tab w:val="num" w:pos="5040"/>
+        </w:tabs>
+        <w:ind w:left="5040" w:hanging="360"/>
+      </w:pPr>
+      <w:rPr>
+        <w:rFonts w:ascii="Wingdings" w:hAnsi="Wingdings" w:hint="default"/>
+        <w:sz w:val="20"/>
+      </w:rPr>
+    </w:lvl>
+    <w:lvl w:ilvl="7" w:tentative="1">
+      <w:start w:val="1"/>
+      <w:numFmt w:val="bullet"/>
+      <w:lvlText w:val=""/>
+      <w:lvlJc w:val="left"/>
+      <w:pPr>
+        <w:tabs>
+          <w:tab w:val="num" w:pos="5760"/>
+        </w:tabs>
+        <w:ind w:left="5760" w:hanging="360"/>
+      </w:pPr>
+      <w:rPr>
+        <w:rFonts w:ascii="Wingdings" w:hAnsi="Wingdings" w:hint="default"/>
+        <w:sz w:val="20"/>
+      </w:rPr>
+    </w:lvl>
+    <w:lvl w:ilvl="8" w:tentative="1">
+      <w:start w:val="1"/>
+      <w:numFmt w:val="bullet"/>
+      <w:lvlText w:val=""/>
+      <w:lvlJc w:val="left"/>
+      <w:pPr>
+        <w:tabs>
+          <w:tab w:val="num" w:pos="6480"/>
+        </w:tabs>
+        <w:ind w:left="6480" w:hanging="360"/>
+      </w:pPr>
+      <w:rPr>
+        <w:rFonts w:ascii="Wingdings" w:hAnsi="Wingdings" w:hint="default"/>
+        <w:sz w:val="20"/>
+      </w:rPr>
+    </w:lvl>
+  </w:abstractNum>
+  <w:abstractNum w:abstractNumId="4" w15:restartNumberingAfterBreak="0">
+    <w:nsid w:val="0BD46F83"/>
+    <w:multiLevelType w:val="multilevel"/>
+    <w:tmpl w:val="80000292"/>
+    <w:lvl w:ilvl="0">
+      <w:start w:val="1"/>
+      <w:numFmt w:val="bullet"/>
+      <w:lvlText w:val=""/>
+      <w:lvlJc w:val="left"/>
+      <w:pPr>
+        <w:tabs>
+          <w:tab w:val="num" w:pos="720"/>
+        </w:tabs>
+        <w:ind w:left="720" w:hanging="360"/>
+      </w:pPr>
+      <w:rPr>
+        <w:rFonts w:ascii="Symbol" w:hAnsi="Symbol" w:hint="default"/>
+        <w:sz w:val="20"/>
+      </w:rPr>
+    </w:lvl>
+    <w:lvl w:ilvl="1" w:tentative="1">
+      <w:start w:val="1"/>
+      <w:numFmt w:val="bullet"/>
+      <w:lvlText w:val="o"/>
+      <w:lvlJc w:val="left"/>
+      <w:pPr>
+        <w:tabs>
+          <w:tab w:val="num" w:pos="1440"/>
+        </w:tabs>
+        <w:ind w:left="1440" w:hanging="360"/>
+      </w:pPr>
+      <w:rPr>
+        <w:rFonts w:ascii="Courier New" w:hAnsi="Courier New" w:hint="default"/>
+        <w:sz w:val="20"/>
+      </w:rPr>
+    </w:lvl>
+    <w:lvl w:ilvl="2" w:tentative="1">
+      <w:start w:val="1"/>
+      <w:numFmt w:val="bullet"/>
+      <w:lvlText w:val=""/>
+      <w:lvlJc w:val="left"/>
+      <w:pPr>
+        <w:tabs>
+          <w:tab w:val="num" w:pos="2160"/>
+        </w:tabs>
+        <w:ind w:left="2160" w:hanging="360"/>
+      </w:pPr>
+      <w:rPr>
+        <w:rFonts w:ascii="Wingdings" w:hAnsi="Wingdings" w:hint="default"/>
+        <w:sz w:val="20"/>
+      </w:rPr>
+    </w:lvl>
+    <w:lvl w:ilvl="3" w:tentative="1">
+      <w:start w:val="1"/>
+      <w:numFmt w:val="bullet"/>
+      <w:lvlText w:val=""/>
+      <w:lvlJc w:val="left"/>
+      <w:pPr>
+        <w:tabs>
+          <w:tab w:val="num" w:pos="2880"/>
+        </w:tabs>
+        <w:ind w:left="2880" w:hanging="360"/>
+      </w:pPr>
+      <w:rPr>
+        <w:rFonts w:ascii="Wingdings" w:hAnsi="Wingdings" w:hint="default"/>
+        <w:sz w:val="20"/>
+      </w:rPr>
+    </w:lvl>
+    <w:lvl w:ilvl="4" w:tentative="1">
+      <w:start w:val="1"/>
+      <w:numFmt w:val="bullet"/>
+      <w:lvlText w:val=""/>
+      <w:lvlJc w:val="left"/>
+      <w:pPr>
+        <w:tabs>
+          <w:tab w:val="num" w:pos="3600"/>
+        </w:tabs>
+        <w:ind w:left="3600" w:hanging="360"/>
+      </w:pPr>
+      <w:rPr>
+        <w:rFonts w:ascii="Wingdings" w:hAnsi="Wingdings" w:hint="default"/>
+        <w:sz w:val="20"/>
+      </w:rPr>
+    </w:lvl>
+    <w:lvl w:ilvl="5" w:tentative="1">
+      <w:start w:val="1"/>
+      <w:numFmt w:val="bullet"/>
+      <w:lvlText w:val=""/>
+      <w:lvlJc w:val="left"/>
+      <w:pPr>
+        <w:tabs>
+          <w:tab w:val="num" w:pos="4320"/>
+        </w:tabs>
+        <w:ind w:left="4320" w:hanging="360"/>
+      </w:pPr>
+      <w:rPr>
+        <w:rFonts w:ascii="Wingdings" w:hAnsi="Wingdings" w:hint="default"/>
+        <w:sz w:val="20"/>
+      </w:rPr>
+    </w:lvl>
+    <w:lvl w:ilvl="6" w:tentative="1">
+      <w:start w:val="1"/>
+      <w:numFmt w:val="bullet"/>
+      <w:lvlText w:val=""/>
+      <w:lvlJc w:val="left"/>
+      <w:pPr>
+        <w:tabs>
+          <w:tab w:val="num" w:pos="5040"/>
+        </w:tabs>
+        <w:ind w:left="5040" w:hanging="360"/>
+      </w:pPr>
+      <w:rPr>
+        <w:rFonts w:ascii="Wingdings" w:hAnsi="Wingdings" w:hint="default"/>
+        <w:sz w:val="20"/>
+      </w:rPr>
+    </w:lvl>
+    <w:lvl w:ilvl="7" w:tentative="1">
+      <w:start w:val="1"/>
+      <w:numFmt w:val="bullet"/>
+      <w:lvlText w:val=""/>
+      <w:lvlJc w:val="left"/>
+      <w:pPr>
+        <w:tabs>
+          <w:tab w:val="num" w:pos="5760"/>
+        </w:tabs>
+        <w:ind w:left="5760" w:hanging="360"/>
+      </w:pPr>
+      <w:rPr>
+        <w:rFonts w:ascii="Wingdings" w:hAnsi="Wingdings" w:hint="default"/>
+        <w:sz w:val="20"/>
+      </w:rPr>
+    </w:lvl>
+    <w:lvl w:ilvl="8" w:tentative="1">
+      <w:start w:val="1"/>
+      <w:numFmt w:val="bullet"/>
+      <w:lvlText w:val=""/>
+      <w:lvlJc w:val="left"/>
+      <w:pPr>
+        <w:tabs>
+          <w:tab w:val="num" w:pos="6480"/>
+        </w:tabs>
+        <w:ind w:left="6480" w:hanging="360"/>
+      </w:pPr>
+      <w:rPr>
+        <w:rFonts w:ascii="Wingdings" w:hAnsi="Wingdings" w:hint="default"/>
+        <w:sz w:val="20"/>
+      </w:rPr>
+    </w:lvl>
+  </w:abstractNum>
+  <w:abstractNum w:abstractNumId="5" w15:restartNumberingAfterBreak="0">
     <w:nsid w:val="0F264748"/>
     <w:multiLevelType w:val="hybridMultilevel"/>
     <w:tmpl w:val="8210319A"/>
@@ -1956,7 +6017,7 @@
       </w:rPr>
     </w:lvl>
   </w:abstractNum>
-  <w:abstractNum w:abstractNumId="2" w15:restartNumberingAfterBreak="0">
+  <w:abstractNum w:abstractNumId="6" w15:restartNumberingAfterBreak="0">
     <w:nsid w:val="1079211C"/>
     <w:multiLevelType w:val="multilevel"/>
     <w:tmpl w:val="E2C06C7E"/>
@@ -2105,7 +6166,305 @@
       </w:rPr>
     </w:lvl>
   </w:abstractNum>
-  <w:abstractNum w:abstractNumId="3" w15:restartNumberingAfterBreak="0">
+  <w:abstractNum w:abstractNumId="7" w15:restartNumberingAfterBreak="0">
+    <w:nsid w:val="129637F3"/>
+    <w:multiLevelType w:val="multilevel"/>
+    <w:tmpl w:val="4C4C96F2"/>
+    <w:lvl w:ilvl="0">
+      <w:start w:val="1"/>
+      <w:numFmt w:val="bullet"/>
+      <w:lvlText w:val=""/>
+      <w:lvlJc w:val="left"/>
+      <w:pPr>
+        <w:tabs>
+          <w:tab w:val="num" w:pos="720"/>
+        </w:tabs>
+        <w:ind w:left="720" w:hanging="360"/>
+      </w:pPr>
+      <w:rPr>
+        <w:rFonts w:ascii="Symbol" w:hAnsi="Symbol" w:hint="default"/>
+        <w:sz w:val="20"/>
+      </w:rPr>
+    </w:lvl>
+    <w:lvl w:ilvl="1" w:tentative="1">
+      <w:start w:val="1"/>
+      <w:numFmt w:val="bullet"/>
+      <w:lvlText w:val="o"/>
+      <w:lvlJc w:val="left"/>
+      <w:pPr>
+        <w:tabs>
+          <w:tab w:val="num" w:pos="1440"/>
+        </w:tabs>
+        <w:ind w:left="1440" w:hanging="360"/>
+      </w:pPr>
+      <w:rPr>
+        <w:rFonts w:ascii="Courier New" w:hAnsi="Courier New" w:hint="default"/>
+        <w:sz w:val="20"/>
+      </w:rPr>
+    </w:lvl>
+    <w:lvl w:ilvl="2" w:tentative="1">
+      <w:start w:val="1"/>
+      <w:numFmt w:val="bullet"/>
+      <w:lvlText w:val=""/>
+      <w:lvlJc w:val="left"/>
+      <w:pPr>
+        <w:tabs>
+          <w:tab w:val="num" w:pos="2160"/>
+        </w:tabs>
+        <w:ind w:left="2160" w:hanging="360"/>
+      </w:pPr>
+      <w:rPr>
+        <w:rFonts w:ascii="Wingdings" w:hAnsi="Wingdings" w:hint="default"/>
+        <w:sz w:val="20"/>
+      </w:rPr>
+    </w:lvl>
+    <w:lvl w:ilvl="3" w:tentative="1">
+      <w:start w:val="1"/>
+      <w:numFmt w:val="bullet"/>
+      <w:lvlText w:val=""/>
+      <w:lvlJc w:val="left"/>
+      <w:pPr>
+        <w:tabs>
+          <w:tab w:val="num" w:pos="2880"/>
+        </w:tabs>
+        <w:ind w:left="2880" w:hanging="360"/>
+      </w:pPr>
+      <w:rPr>
+        <w:rFonts w:ascii="Wingdings" w:hAnsi="Wingdings" w:hint="default"/>
+        <w:sz w:val="20"/>
+      </w:rPr>
+    </w:lvl>
+    <w:lvl w:ilvl="4" w:tentative="1">
+      <w:start w:val="1"/>
+      <w:numFmt w:val="bullet"/>
+      <w:lvlText w:val=""/>
+      <w:lvlJc w:val="left"/>
+      <w:pPr>
+        <w:tabs>
+          <w:tab w:val="num" w:pos="3600"/>
+        </w:tabs>
+        <w:ind w:left="3600" w:hanging="360"/>
+      </w:pPr>
+      <w:rPr>
+        <w:rFonts w:ascii="Wingdings" w:hAnsi="Wingdings" w:hint="default"/>
+        <w:sz w:val="20"/>
+      </w:rPr>
+    </w:lvl>
+    <w:lvl w:ilvl="5" w:tentative="1">
+      <w:start w:val="1"/>
+      <w:numFmt w:val="bullet"/>
+      <w:lvlText w:val=""/>
+      <w:lvlJc w:val="left"/>
+      <w:pPr>
+        <w:tabs>
+          <w:tab w:val="num" w:pos="4320"/>
+        </w:tabs>
+        <w:ind w:left="4320" w:hanging="360"/>
+      </w:pPr>
+      <w:rPr>
+        <w:rFonts w:ascii="Wingdings" w:hAnsi="Wingdings" w:hint="default"/>
+        <w:sz w:val="20"/>
+      </w:rPr>
+    </w:lvl>
+    <w:lvl w:ilvl="6" w:tentative="1">
+      <w:start w:val="1"/>
+      <w:numFmt w:val="bullet"/>
+      <w:lvlText w:val=""/>
+      <w:lvlJc w:val="left"/>
+      <w:pPr>
+        <w:tabs>
+          <w:tab w:val="num" w:pos="5040"/>
+        </w:tabs>
+        <w:ind w:left="5040" w:hanging="360"/>
+      </w:pPr>
+      <w:rPr>
+        <w:rFonts w:ascii="Wingdings" w:hAnsi="Wingdings" w:hint="default"/>
+        <w:sz w:val="20"/>
+      </w:rPr>
+    </w:lvl>
+    <w:lvl w:ilvl="7" w:tentative="1">
+      <w:start w:val="1"/>
+      <w:numFmt w:val="bullet"/>
+      <w:lvlText w:val=""/>
+      <w:lvlJc w:val="left"/>
+      <w:pPr>
+        <w:tabs>
+          <w:tab w:val="num" w:pos="5760"/>
+        </w:tabs>
+        <w:ind w:left="5760" w:hanging="360"/>
+      </w:pPr>
+      <w:rPr>
+        <w:rFonts w:ascii="Wingdings" w:hAnsi="Wingdings" w:hint="default"/>
+        <w:sz w:val="20"/>
+      </w:rPr>
+    </w:lvl>
+    <w:lvl w:ilvl="8" w:tentative="1">
+      <w:start w:val="1"/>
+      <w:numFmt w:val="bullet"/>
+      <w:lvlText w:val=""/>
+      <w:lvlJc w:val="left"/>
+      <w:pPr>
+        <w:tabs>
+          <w:tab w:val="num" w:pos="6480"/>
+        </w:tabs>
+        <w:ind w:left="6480" w:hanging="360"/>
+      </w:pPr>
+      <w:rPr>
+        <w:rFonts w:ascii="Wingdings" w:hAnsi="Wingdings" w:hint="default"/>
+        <w:sz w:val="20"/>
+      </w:rPr>
+    </w:lvl>
+  </w:abstractNum>
+  <w:abstractNum w:abstractNumId="8" w15:restartNumberingAfterBreak="0">
+    <w:nsid w:val="13A973E2"/>
+    <w:multiLevelType w:val="multilevel"/>
+    <w:tmpl w:val="E1702324"/>
+    <w:lvl w:ilvl="0">
+      <w:start w:val="1"/>
+      <w:numFmt w:val="bullet"/>
+      <w:lvlText w:val=""/>
+      <w:lvlJc w:val="left"/>
+      <w:pPr>
+        <w:tabs>
+          <w:tab w:val="num" w:pos="720"/>
+        </w:tabs>
+        <w:ind w:left="720" w:hanging="360"/>
+      </w:pPr>
+      <w:rPr>
+        <w:rFonts w:ascii="Symbol" w:hAnsi="Symbol" w:hint="default"/>
+        <w:sz w:val="20"/>
+      </w:rPr>
+    </w:lvl>
+    <w:lvl w:ilvl="1" w:tentative="1">
+      <w:start w:val="1"/>
+      <w:numFmt w:val="bullet"/>
+      <w:lvlText w:val="o"/>
+      <w:lvlJc w:val="left"/>
+      <w:pPr>
+        <w:tabs>
+          <w:tab w:val="num" w:pos="1440"/>
+        </w:tabs>
+        <w:ind w:left="1440" w:hanging="360"/>
+      </w:pPr>
+      <w:rPr>
+        <w:rFonts w:ascii="Courier New" w:hAnsi="Courier New" w:hint="default"/>
+        <w:sz w:val="20"/>
+      </w:rPr>
+    </w:lvl>
+    <w:lvl w:ilvl="2" w:tentative="1">
+      <w:start w:val="1"/>
+      <w:numFmt w:val="bullet"/>
+      <w:lvlText w:val=""/>
+      <w:lvlJc w:val="left"/>
+      <w:pPr>
+        <w:tabs>
+          <w:tab w:val="num" w:pos="2160"/>
+        </w:tabs>
+        <w:ind w:left="2160" w:hanging="360"/>
+      </w:pPr>
+      <w:rPr>
+        <w:rFonts w:ascii="Wingdings" w:hAnsi="Wingdings" w:hint="default"/>
+        <w:sz w:val="20"/>
+      </w:rPr>
+    </w:lvl>
+    <w:lvl w:ilvl="3" w:tentative="1">
+      <w:start w:val="1"/>
+      <w:numFmt w:val="bullet"/>
+      <w:lvlText w:val=""/>
+      <w:lvlJc w:val="left"/>
+      <w:pPr>
+        <w:tabs>
+          <w:tab w:val="num" w:pos="2880"/>
+        </w:tabs>
+        <w:ind w:left="2880" w:hanging="360"/>
+      </w:pPr>
+      <w:rPr>
+        <w:rFonts w:ascii="Wingdings" w:hAnsi="Wingdings" w:hint="default"/>
+        <w:sz w:val="20"/>
+      </w:rPr>
+    </w:lvl>
+    <w:lvl w:ilvl="4" w:tentative="1">
+      <w:start w:val="1"/>
+      <w:numFmt w:val="bullet"/>
+      <w:lvlText w:val=""/>
+      <w:lvlJc w:val="left"/>
+      <w:pPr>
+        <w:tabs>
+          <w:tab w:val="num" w:pos="3600"/>
+        </w:tabs>
+        <w:ind w:left="3600" w:hanging="360"/>
+      </w:pPr>
+      <w:rPr>
+        <w:rFonts w:ascii="Wingdings" w:hAnsi="Wingdings" w:hint="default"/>
+        <w:sz w:val="20"/>
+      </w:rPr>
+    </w:lvl>
+    <w:lvl w:ilvl="5" w:tentative="1">
+      <w:start w:val="1"/>
+      <w:numFmt w:val="bullet"/>
+      <w:lvlText w:val=""/>
+      <w:lvlJc w:val="left"/>
+      <w:pPr>
+        <w:tabs>
+          <w:tab w:val="num" w:pos="4320"/>
+        </w:tabs>
+        <w:ind w:left="4320" w:hanging="360"/>
+      </w:pPr>
+      <w:rPr>
+        <w:rFonts w:ascii="Wingdings" w:hAnsi="Wingdings" w:hint="default"/>
+        <w:sz w:val="20"/>
+      </w:rPr>
+    </w:lvl>
+    <w:lvl w:ilvl="6" w:tentative="1">
+      <w:start w:val="1"/>
+      <w:numFmt w:val="bullet"/>
+      <w:lvlText w:val=""/>
+      <w:lvlJc w:val="left"/>
+      <w:pPr>
+        <w:tabs>
+          <w:tab w:val="num" w:pos="5040"/>
+        </w:tabs>
+        <w:ind w:left="5040" w:hanging="360"/>
+      </w:pPr>
+      <w:rPr>
+        <w:rFonts w:ascii="Wingdings" w:hAnsi="Wingdings" w:hint="default"/>
+        <w:sz w:val="20"/>
+      </w:rPr>
+    </w:lvl>
+    <w:lvl w:ilvl="7" w:tentative="1">
+      <w:start w:val="1"/>
+      <w:numFmt w:val="bullet"/>
+      <w:lvlText w:val=""/>
+      <w:lvlJc w:val="left"/>
+      <w:pPr>
+        <w:tabs>
+          <w:tab w:val="num" w:pos="5760"/>
+        </w:tabs>
+        <w:ind w:left="5760" w:hanging="360"/>
+      </w:pPr>
+      <w:rPr>
+        <w:rFonts w:ascii="Wingdings" w:hAnsi="Wingdings" w:hint="default"/>
+        <w:sz w:val="20"/>
+      </w:rPr>
+    </w:lvl>
+    <w:lvl w:ilvl="8" w:tentative="1">
+      <w:start w:val="1"/>
+      <w:numFmt w:val="bullet"/>
+      <w:lvlText w:val=""/>
+      <w:lvlJc w:val="left"/>
+      <w:pPr>
+        <w:tabs>
+          <w:tab w:val="num" w:pos="6480"/>
+        </w:tabs>
+        <w:ind w:left="6480" w:hanging="360"/>
+      </w:pPr>
+      <w:rPr>
+        <w:rFonts w:ascii="Wingdings" w:hAnsi="Wingdings" w:hint="default"/>
+        <w:sz w:val="20"/>
+      </w:rPr>
+    </w:lvl>
+  </w:abstractNum>
+  <w:abstractNum w:abstractNumId="9" w15:restartNumberingAfterBreak="0">
     <w:nsid w:val="147C044B"/>
     <w:multiLevelType w:val="multilevel"/>
     <w:tmpl w:val="C48003E4"/>
@@ -2254,7 +6613,7 @@
       </w:rPr>
     </w:lvl>
   </w:abstractNum>
-  <w:abstractNum w:abstractNumId="4" w15:restartNumberingAfterBreak="0">
+  <w:abstractNum w:abstractNumId="10" w15:restartNumberingAfterBreak="0">
     <w:nsid w:val="1A696C77"/>
     <w:multiLevelType w:val="multilevel"/>
     <w:tmpl w:val="A61AB4DC"/>
@@ -2403,7 +6762,454 @@
       </w:rPr>
     </w:lvl>
   </w:abstractNum>
-  <w:abstractNum w:abstractNumId="5" w15:restartNumberingAfterBreak="0">
+  <w:abstractNum w:abstractNumId="11" w15:restartNumberingAfterBreak="0">
+    <w:nsid w:val="1A6A08AE"/>
+    <w:multiLevelType w:val="multilevel"/>
+    <w:tmpl w:val="5C081B74"/>
+    <w:lvl w:ilvl="0">
+      <w:start w:val="1"/>
+      <w:numFmt w:val="bullet"/>
+      <w:lvlText w:val=""/>
+      <w:lvlJc w:val="left"/>
+      <w:pPr>
+        <w:tabs>
+          <w:tab w:val="num" w:pos="720"/>
+        </w:tabs>
+        <w:ind w:left="720" w:hanging="360"/>
+      </w:pPr>
+      <w:rPr>
+        <w:rFonts w:ascii="Symbol" w:hAnsi="Symbol" w:hint="default"/>
+        <w:sz w:val="20"/>
+      </w:rPr>
+    </w:lvl>
+    <w:lvl w:ilvl="1" w:tentative="1">
+      <w:start w:val="1"/>
+      <w:numFmt w:val="bullet"/>
+      <w:lvlText w:val="o"/>
+      <w:lvlJc w:val="left"/>
+      <w:pPr>
+        <w:tabs>
+          <w:tab w:val="num" w:pos="1440"/>
+        </w:tabs>
+        <w:ind w:left="1440" w:hanging="360"/>
+      </w:pPr>
+      <w:rPr>
+        <w:rFonts w:ascii="Courier New" w:hAnsi="Courier New" w:hint="default"/>
+        <w:sz w:val="20"/>
+      </w:rPr>
+    </w:lvl>
+    <w:lvl w:ilvl="2" w:tentative="1">
+      <w:start w:val="1"/>
+      <w:numFmt w:val="bullet"/>
+      <w:lvlText w:val=""/>
+      <w:lvlJc w:val="left"/>
+      <w:pPr>
+        <w:tabs>
+          <w:tab w:val="num" w:pos="2160"/>
+        </w:tabs>
+        <w:ind w:left="2160" w:hanging="360"/>
+      </w:pPr>
+      <w:rPr>
+        <w:rFonts w:ascii="Wingdings" w:hAnsi="Wingdings" w:hint="default"/>
+        <w:sz w:val="20"/>
+      </w:rPr>
+    </w:lvl>
+    <w:lvl w:ilvl="3" w:tentative="1">
+      <w:start w:val="1"/>
+      <w:numFmt w:val="bullet"/>
+      <w:lvlText w:val=""/>
+      <w:lvlJc w:val="left"/>
+      <w:pPr>
+        <w:tabs>
+          <w:tab w:val="num" w:pos="2880"/>
+        </w:tabs>
+        <w:ind w:left="2880" w:hanging="360"/>
+      </w:pPr>
+      <w:rPr>
+        <w:rFonts w:ascii="Wingdings" w:hAnsi="Wingdings" w:hint="default"/>
+        <w:sz w:val="20"/>
+      </w:rPr>
+    </w:lvl>
+    <w:lvl w:ilvl="4" w:tentative="1">
+      <w:start w:val="1"/>
+      <w:numFmt w:val="bullet"/>
+      <w:lvlText w:val=""/>
+      <w:lvlJc w:val="left"/>
+      <w:pPr>
+        <w:tabs>
+          <w:tab w:val="num" w:pos="3600"/>
+        </w:tabs>
+        <w:ind w:left="3600" w:hanging="360"/>
+      </w:pPr>
+      <w:rPr>
+        <w:rFonts w:ascii="Wingdings" w:hAnsi="Wingdings" w:hint="default"/>
+        <w:sz w:val="20"/>
+      </w:rPr>
+    </w:lvl>
+    <w:lvl w:ilvl="5" w:tentative="1">
+      <w:start w:val="1"/>
+      <w:numFmt w:val="bullet"/>
+      <w:lvlText w:val=""/>
+      <w:lvlJc w:val="left"/>
+      <w:pPr>
+        <w:tabs>
+          <w:tab w:val="num" w:pos="4320"/>
+        </w:tabs>
+        <w:ind w:left="4320" w:hanging="360"/>
+      </w:pPr>
+      <w:rPr>
+        <w:rFonts w:ascii="Wingdings" w:hAnsi="Wingdings" w:hint="default"/>
+        <w:sz w:val="20"/>
+      </w:rPr>
+    </w:lvl>
+    <w:lvl w:ilvl="6" w:tentative="1">
+      <w:start w:val="1"/>
+      <w:numFmt w:val="bullet"/>
+      <w:lvlText w:val=""/>
+      <w:lvlJc w:val="left"/>
+      <w:pPr>
+        <w:tabs>
+          <w:tab w:val="num" w:pos="5040"/>
+        </w:tabs>
+        <w:ind w:left="5040" w:hanging="360"/>
+      </w:pPr>
+      <w:rPr>
+        <w:rFonts w:ascii="Wingdings" w:hAnsi="Wingdings" w:hint="default"/>
+        <w:sz w:val="20"/>
+      </w:rPr>
+    </w:lvl>
+    <w:lvl w:ilvl="7" w:tentative="1">
+      <w:start w:val="1"/>
+      <w:numFmt w:val="bullet"/>
+      <w:lvlText w:val=""/>
+      <w:lvlJc w:val="left"/>
+      <w:pPr>
+        <w:tabs>
+          <w:tab w:val="num" w:pos="5760"/>
+        </w:tabs>
+        <w:ind w:left="5760" w:hanging="360"/>
+      </w:pPr>
+      <w:rPr>
+        <w:rFonts w:ascii="Wingdings" w:hAnsi="Wingdings" w:hint="default"/>
+        <w:sz w:val="20"/>
+      </w:rPr>
+    </w:lvl>
+    <w:lvl w:ilvl="8" w:tentative="1">
+      <w:start w:val="1"/>
+      <w:numFmt w:val="bullet"/>
+      <w:lvlText w:val=""/>
+      <w:lvlJc w:val="left"/>
+      <w:pPr>
+        <w:tabs>
+          <w:tab w:val="num" w:pos="6480"/>
+        </w:tabs>
+        <w:ind w:left="6480" w:hanging="360"/>
+      </w:pPr>
+      <w:rPr>
+        <w:rFonts w:ascii="Wingdings" w:hAnsi="Wingdings" w:hint="default"/>
+        <w:sz w:val="20"/>
+      </w:rPr>
+    </w:lvl>
+  </w:abstractNum>
+  <w:abstractNum w:abstractNumId="12" w15:restartNumberingAfterBreak="0">
+    <w:nsid w:val="1C2F6751"/>
+    <w:multiLevelType w:val="multilevel"/>
+    <w:tmpl w:val="96EA3326"/>
+    <w:lvl w:ilvl="0">
+      <w:start w:val="1"/>
+      <w:numFmt w:val="bullet"/>
+      <w:lvlText w:val=""/>
+      <w:lvlJc w:val="left"/>
+      <w:pPr>
+        <w:tabs>
+          <w:tab w:val="num" w:pos="720"/>
+        </w:tabs>
+        <w:ind w:left="720" w:hanging="360"/>
+      </w:pPr>
+      <w:rPr>
+        <w:rFonts w:ascii="Symbol" w:hAnsi="Symbol" w:hint="default"/>
+        <w:sz w:val="20"/>
+      </w:rPr>
+    </w:lvl>
+    <w:lvl w:ilvl="1" w:tentative="1">
+      <w:start w:val="1"/>
+      <w:numFmt w:val="bullet"/>
+      <w:lvlText w:val="o"/>
+      <w:lvlJc w:val="left"/>
+      <w:pPr>
+        <w:tabs>
+          <w:tab w:val="num" w:pos="1440"/>
+        </w:tabs>
+        <w:ind w:left="1440" w:hanging="360"/>
+      </w:pPr>
+      <w:rPr>
+        <w:rFonts w:ascii="Courier New" w:hAnsi="Courier New" w:hint="default"/>
+        <w:sz w:val="20"/>
+      </w:rPr>
+    </w:lvl>
+    <w:lvl w:ilvl="2" w:tentative="1">
+      <w:start w:val="1"/>
+      <w:numFmt w:val="bullet"/>
+      <w:lvlText w:val=""/>
+      <w:lvlJc w:val="left"/>
+      <w:pPr>
+        <w:tabs>
+          <w:tab w:val="num" w:pos="2160"/>
+        </w:tabs>
+        <w:ind w:left="2160" w:hanging="360"/>
+      </w:pPr>
+      <w:rPr>
+        <w:rFonts w:ascii="Wingdings" w:hAnsi="Wingdings" w:hint="default"/>
+        <w:sz w:val="20"/>
+      </w:rPr>
+    </w:lvl>
+    <w:lvl w:ilvl="3" w:tentative="1">
+      <w:start w:val="1"/>
+      <w:numFmt w:val="bullet"/>
+      <w:lvlText w:val=""/>
+      <w:lvlJc w:val="left"/>
+      <w:pPr>
+        <w:tabs>
+          <w:tab w:val="num" w:pos="2880"/>
+        </w:tabs>
+        <w:ind w:left="2880" w:hanging="360"/>
+      </w:pPr>
+      <w:rPr>
+        <w:rFonts w:ascii="Wingdings" w:hAnsi="Wingdings" w:hint="default"/>
+        <w:sz w:val="20"/>
+      </w:rPr>
+    </w:lvl>
+    <w:lvl w:ilvl="4" w:tentative="1">
+      <w:start w:val="1"/>
+      <w:numFmt w:val="bullet"/>
+      <w:lvlText w:val=""/>
+      <w:lvlJc w:val="left"/>
+      <w:pPr>
+        <w:tabs>
+          <w:tab w:val="num" w:pos="3600"/>
+        </w:tabs>
+        <w:ind w:left="3600" w:hanging="360"/>
+      </w:pPr>
+      <w:rPr>
+        <w:rFonts w:ascii="Wingdings" w:hAnsi="Wingdings" w:hint="default"/>
+        <w:sz w:val="20"/>
+      </w:rPr>
+    </w:lvl>
+    <w:lvl w:ilvl="5" w:tentative="1">
+      <w:start w:val="1"/>
+      <w:numFmt w:val="bullet"/>
+      <w:lvlText w:val=""/>
+      <w:lvlJc w:val="left"/>
+      <w:pPr>
+        <w:tabs>
+          <w:tab w:val="num" w:pos="4320"/>
+        </w:tabs>
+        <w:ind w:left="4320" w:hanging="360"/>
+      </w:pPr>
+      <w:rPr>
+        <w:rFonts w:ascii="Wingdings" w:hAnsi="Wingdings" w:hint="default"/>
+        <w:sz w:val="20"/>
+      </w:rPr>
+    </w:lvl>
+    <w:lvl w:ilvl="6" w:tentative="1">
+      <w:start w:val="1"/>
+      <w:numFmt w:val="bullet"/>
+      <w:lvlText w:val=""/>
+      <w:lvlJc w:val="left"/>
+      <w:pPr>
+        <w:tabs>
+          <w:tab w:val="num" w:pos="5040"/>
+        </w:tabs>
+        <w:ind w:left="5040" w:hanging="360"/>
+      </w:pPr>
+      <w:rPr>
+        <w:rFonts w:ascii="Wingdings" w:hAnsi="Wingdings" w:hint="default"/>
+        <w:sz w:val="20"/>
+      </w:rPr>
+    </w:lvl>
+    <w:lvl w:ilvl="7" w:tentative="1">
+      <w:start w:val="1"/>
+      <w:numFmt w:val="bullet"/>
+      <w:lvlText w:val=""/>
+      <w:lvlJc w:val="left"/>
+      <w:pPr>
+        <w:tabs>
+          <w:tab w:val="num" w:pos="5760"/>
+        </w:tabs>
+        <w:ind w:left="5760" w:hanging="360"/>
+      </w:pPr>
+      <w:rPr>
+        <w:rFonts w:ascii="Wingdings" w:hAnsi="Wingdings" w:hint="default"/>
+        <w:sz w:val="20"/>
+      </w:rPr>
+    </w:lvl>
+    <w:lvl w:ilvl="8" w:tentative="1">
+      <w:start w:val="1"/>
+      <w:numFmt w:val="bullet"/>
+      <w:lvlText w:val=""/>
+      <w:lvlJc w:val="left"/>
+      <w:pPr>
+        <w:tabs>
+          <w:tab w:val="num" w:pos="6480"/>
+        </w:tabs>
+        <w:ind w:left="6480" w:hanging="360"/>
+      </w:pPr>
+      <w:rPr>
+        <w:rFonts w:ascii="Wingdings" w:hAnsi="Wingdings" w:hint="default"/>
+        <w:sz w:val="20"/>
+      </w:rPr>
+    </w:lvl>
+  </w:abstractNum>
+  <w:abstractNum w:abstractNumId="13" w15:restartNumberingAfterBreak="0">
+    <w:nsid w:val="1E9F0197"/>
+    <w:multiLevelType w:val="multilevel"/>
+    <w:tmpl w:val="6B12F6DA"/>
+    <w:lvl w:ilvl="0">
+      <w:start w:val="1"/>
+      <w:numFmt w:val="bullet"/>
+      <w:lvlText w:val=""/>
+      <w:lvlJc w:val="left"/>
+      <w:pPr>
+        <w:tabs>
+          <w:tab w:val="num" w:pos="720"/>
+        </w:tabs>
+        <w:ind w:left="720" w:hanging="360"/>
+      </w:pPr>
+      <w:rPr>
+        <w:rFonts w:ascii="Symbol" w:hAnsi="Symbol" w:hint="default"/>
+        <w:sz w:val="20"/>
+      </w:rPr>
+    </w:lvl>
+    <w:lvl w:ilvl="1" w:tentative="1">
+      <w:start w:val="1"/>
+      <w:numFmt w:val="bullet"/>
+      <w:lvlText w:val="o"/>
+      <w:lvlJc w:val="left"/>
+      <w:pPr>
+        <w:tabs>
+          <w:tab w:val="num" w:pos="1440"/>
+        </w:tabs>
+        <w:ind w:left="1440" w:hanging="360"/>
+      </w:pPr>
+      <w:rPr>
+        <w:rFonts w:ascii="Courier New" w:hAnsi="Courier New" w:hint="default"/>
+        <w:sz w:val="20"/>
+      </w:rPr>
+    </w:lvl>
+    <w:lvl w:ilvl="2" w:tentative="1">
+      <w:start w:val="1"/>
+      <w:numFmt w:val="bullet"/>
+      <w:lvlText w:val=""/>
+      <w:lvlJc w:val="left"/>
+      <w:pPr>
+        <w:tabs>
+          <w:tab w:val="num" w:pos="2160"/>
+        </w:tabs>
+        <w:ind w:left="2160" w:hanging="360"/>
+      </w:pPr>
+      <w:rPr>
+        <w:rFonts w:ascii="Wingdings" w:hAnsi="Wingdings" w:hint="default"/>
+        <w:sz w:val="20"/>
+      </w:rPr>
+    </w:lvl>
+    <w:lvl w:ilvl="3" w:tentative="1">
+      <w:start w:val="1"/>
+      <w:numFmt w:val="bullet"/>
+      <w:lvlText w:val=""/>
+      <w:lvlJc w:val="left"/>
+      <w:pPr>
+        <w:tabs>
+          <w:tab w:val="num" w:pos="2880"/>
+        </w:tabs>
+        <w:ind w:left="2880" w:hanging="360"/>
+      </w:pPr>
+      <w:rPr>
+        <w:rFonts w:ascii="Wingdings" w:hAnsi="Wingdings" w:hint="default"/>
+        <w:sz w:val="20"/>
+      </w:rPr>
+    </w:lvl>
+    <w:lvl w:ilvl="4" w:tentative="1">
+      <w:start w:val="1"/>
+      <w:numFmt w:val="bullet"/>
+      <w:lvlText w:val=""/>
+      <w:lvlJc w:val="left"/>
+      <w:pPr>
+        <w:tabs>
+          <w:tab w:val="num" w:pos="3600"/>
+        </w:tabs>
+        <w:ind w:left="3600" w:hanging="360"/>
+      </w:pPr>
+      <w:rPr>
+        <w:rFonts w:ascii="Wingdings" w:hAnsi="Wingdings" w:hint="default"/>
+        <w:sz w:val="20"/>
+      </w:rPr>
+    </w:lvl>
+    <w:lvl w:ilvl="5" w:tentative="1">
+      <w:start w:val="1"/>
+      <w:numFmt w:val="bullet"/>
+      <w:lvlText w:val=""/>
+      <w:lvlJc w:val="left"/>
+      <w:pPr>
+        <w:tabs>
+          <w:tab w:val="num" w:pos="4320"/>
+        </w:tabs>
+        <w:ind w:left="4320" w:hanging="360"/>
+      </w:pPr>
+      <w:rPr>
+        <w:rFonts w:ascii="Wingdings" w:hAnsi="Wingdings" w:hint="default"/>
+        <w:sz w:val="20"/>
+      </w:rPr>
+    </w:lvl>
+    <w:lvl w:ilvl="6" w:tentative="1">
+      <w:start w:val="1"/>
+      <w:numFmt w:val="bullet"/>
+      <w:lvlText w:val=""/>
+      <w:lvlJc w:val="left"/>
+      <w:pPr>
+        <w:tabs>
+          <w:tab w:val="num" w:pos="5040"/>
+        </w:tabs>
+        <w:ind w:left="5040" w:hanging="360"/>
+      </w:pPr>
+      <w:rPr>
+        <w:rFonts w:ascii="Wingdings" w:hAnsi="Wingdings" w:hint="default"/>
+        <w:sz w:val="20"/>
+      </w:rPr>
+    </w:lvl>
+    <w:lvl w:ilvl="7" w:tentative="1">
+      <w:start w:val="1"/>
+      <w:numFmt w:val="bullet"/>
+      <w:lvlText w:val=""/>
+      <w:lvlJc w:val="left"/>
+      <w:pPr>
+        <w:tabs>
+          <w:tab w:val="num" w:pos="5760"/>
+        </w:tabs>
+        <w:ind w:left="5760" w:hanging="360"/>
+      </w:pPr>
+      <w:rPr>
+        <w:rFonts w:ascii="Wingdings" w:hAnsi="Wingdings" w:hint="default"/>
+        <w:sz w:val="20"/>
+      </w:rPr>
+    </w:lvl>
+    <w:lvl w:ilvl="8" w:tentative="1">
+      <w:start w:val="1"/>
+      <w:numFmt w:val="bullet"/>
+      <w:lvlText w:val=""/>
+      <w:lvlJc w:val="left"/>
+      <w:pPr>
+        <w:tabs>
+          <w:tab w:val="num" w:pos="6480"/>
+        </w:tabs>
+        <w:ind w:left="6480" w:hanging="360"/>
+      </w:pPr>
+      <w:rPr>
+        <w:rFonts w:ascii="Wingdings" w:hAnsi="Wingdings" w:hint="default"/>
+        <w:sz w:val="20"/>
+      </w:rPr>
+    </w:lvl>
+  </w:abstractNum>
+  <w:abstractNum w:abstractNumId="14" w15:restartNumberingAfterBreak="0">
     <w:nsid w:val="1EB52C8C"/>
     <w:multiLevelType w:val="hybridMultilevel"/>
     <w:tmpl w:val="5CEE9920"/>
@@ -2515,7 +7321,603 @@
       </w:rPr>
     </w:lvl>
   </w:abstractNum>
-  <w:abstractNum w:abstractNumId="6" w15:restartNumberingAfterBreak="0">
+  <w:abstractNum w:abstractNumId="15" w15:restartNumberingAfterBreak="0">
+    <w:nsid w:val="1EBD6EE1"/>
+    <w:multiLevelType w:val="multilevel"/>
+    <w:tmpl w:val="DFDC8B80"/>
+    <w:lvl w:ilvl="0">
+      <w:start w:val="1"/>
+      <w:numFmt w:val="bullet"/>
+      <w:lvlText w:val=""/>
+      <w:lvlJc w:val="left"/>
+      <w:pPr>
+        <w:tabs>
+          <w:tab w:val="num" w:pos="720"/>
+        </w:tabs>
+        <w:ind w:left="720" w:hanging="360"/>
+      </w:pPr>
+      <w:rPr>
+        <w:rFonts w:ascii="Symbol" w:hAnsi="Symbol" w:hint="default"/>
+        <w:sz w:val="20"/>
+      </w:rPr>
+    </w:lvl>
+    <w:lvl w:ilvl="1" w:tentative="1">
+      <w:start w:val="1"/>
+      <w:numFmt w:val="bullet"/>
+      <w:lvlText w:val="o"/>
+      <w:lvlJc w:val="left"/>
+      <w:pPr>
+        <w:tabs>
+          <w:tab w:val="num" w:pos="1440"/>
+        </w:tabs>
+        <w:ind w:left="1440" w:hanging="360"/>
+      </w:pPr>
+      <w:rPr>
+        <w:rFonts w:ascii="Courier New" w:hAnsi="Courier New" w:hint="default"/>
+        <w:sz w:val="20"/>
+      </w:rPr>
+    </w:lvl>
+    <w:lvl w:ilvl="2" w:tentative="1">
+      <w:start w:val="1"/>
+      <w:numFmt w:val="bullet"/>
+      <w:lvlText w:val=""/>
+      <w:lvlJc w:val="left"/>
+      <w:pPr>
+        <w:tabs>
+          <w:tab w:val="num" w:pos="2160"/>
+        </w:tabs>
+        <w:ind w:left="2160" w:hanging="360"/>
+      </w:pPr>
+      <w:rPr>
+        <w:rFonts w:ascii="Wingdings" w:hAnsi="Wingdings" w:hint="default"/>
+        <w:sz w:val="20"/>
+      </w:rPr>
+    </w:lvl>
+    <w:lvl w:ilvl="3" w:tentative="1">
+      <w:start w:val="1"/>
+      <w:numFmt w:val="bullet"/>
+      <w:lvlText w:val=""/>
+      <w:lvlJc w:val="left"/>
+      <w:pPr>
+        <w:tabs>
+          <w:tab w:val="num" w:pos="2880"/>
+        </w:tabs>
+        <w:ind w:left="2880" w:hanging="360"/>
+      </w:pPr>
+      <w:rPr>
+        <w:rFonts w:ascii="Wingdings" w:hAnsi="Wingdings" w:hint="default"/>
+        <w:sz w:val="20"/>
+      </w:rPr>
+    </w:lvl>
+    <w:lvl w:ilvl="4" w:tentative="1">
+      <w:start w:val="1"/>
+      <w:numFmt w:val="bullet"/>
+      <w:lvlText w:val=""/>
+      <w:lvlJc w:val="left"/>
+      <w:pPr>
+        <w:tabs>
+          <w:tab w:val="num" w:pos="3600"/>
+        </w:tabs>
+        <w:ind w:left="3600" w:hanging="360"/>
+      </w:pPr>
+      <w:rPr>
+        <w:rFonts w:ascii="Wingdings" w:hAnsi="Wingdings" w:hint="default"/>
+        <w:sz w:val="20"/>
+      </w:rPr>
+    </w:lvl>
+    <w:lvl w:ilvl="5" w:tentative="1">
+      <w:start w:val="1"/>
+      <w:numFmt w:val="bullet"/>
+      <w:lvlText w:val=""/>
+      <w:lvlJc w:val="left"/>
+      <w:pPr>
+        <w:tabs>
+          <w:tab w:val="num" w:pos="4320"/>
+        </w:tabs>
+        <w:ind w:left="4320" w:hanging="360"/>
+      </w:pPr>
+      <w:rPr>
+        <w:rFonts w:ascii="Wingdings" w:hAnsi="Wingdings" w:hint="default"/>
+        <w:sz w:val="20"/>
+      </w:rPr>
+    </w:lvl>
+    <w:lvl w:ilvl="6" w:tentative="1">
+      <w:start w:val="1"/>
+      <w:numFmt w:val="bullet"/>
+      <w:lvlText w:val=""/>
+      <w:lvlJc w:val="left"/>
+      <w:pPr>
+        <w:tabs>
+          <w:tab w:val="num" w:pos="5040"/>
+        </w:tabs>
+        <w:ind w:left="5040" w:hanging="360"/>
+      </w:pPr>
+      <w:rPr>
+        <w:rFonts w:ascii="Wingdings" w:hAnsi="Wingdings" w:hint="default"/>
+        <w:sz w:val="20"/>
+      </w:rPr>
+    </w:lvl>
+    <w:lvl w:ilvl="7" w:tentative="1">
+      <w:start w:val="1"/>
+      <w:numFmt w:val="bullet"/>
+      <w:lvlText w:val=""/>
+      <w:lvlJc w:val="left"/>
+      <w:pPr>
+        <w:tabs>
+          <w:tab w:val="num" w:pos="5760"/>
+        </w:tabs>
+        <w:ind w:left="5760" w:hanging="360"/>
+      </w:pPr>
+      <w:rPr>
+        <w:rFonts w:ascii="Wingdings" w:hAnsi="Wingdings" w:hint="default"/>
+        <w:sz w:val="20"/>
+      </w:rPr>
+    </w:lvl>
+    <w:lvl w:ilvl="8" w:tentative="1">
+      <w:start w:val="1"/>
+      <w:numFmt w:val="bullet"/>
+      <w:lvlText w:val=""/>
+      <w:lvlJc w:val="left"/>
+      <w:pPr>
+        <w:tabs>
+          <w:tab w:val="num" w:pos="6480"/>
+        </w:tabs>
+        <w:ind w:left="6480" w:hanging="360"/>
+      </w:pPr>
+      <w:rPr>
+        <w:rFonts w:ascii="Wingdings" w:hAnsi="Wingdings" w:hint="default"/>
+        <w:sz w:val="20"/>
+      </w:rPr>
+    </w:lvl>
+  </w:abstractNum>
+  <w:abstractNum w:abstractNumId="16" w15:restartNumberingAfterBreak="0">
+    <w:nsid w:val="2130589D"/>
+    <w:multiLevelType w:val="multilevel"/>
+    <w:tmpl w:val="8E9A2512"/>
+    <w:lvl w:ilvl="0">
+      <w:start w:val="1"/>
+      <w:numFmt w:val="bullet"/>
+      <w:lvlText w:val=""/>
+      <w:lvlJc w:val="left"/>
+      <w:pPr>
+        <w:tabs>
+          <w:tab w:val="num" w:pos="720"/>
+        </w:tabs>
+        <w:ind w:left="720" w:hanging="360"/>
+      </w:pPr>
+      <w:rPr>
+        <w:rFonts w:ascii="Symbol" w:hAnsi="Symbol" w:hint="default"/>
+        <w:sz w:val="20"/>
+      </w:rPr>
+    </w:lvl>
+    <w:lvl w:ilvl="1" w:tentative="1">
+      <w:start w:val="1"/>
+      <w:numFmt w:val="bullet"/>
+      <w:lvlText w:val="o"/>
+      <w:lvlJc w:val="left"/>
+      <w:pPr>
+        <w:tabs>
+          <w:tab w:val="num" w:pos="1440"/>
+        </w:tabs>
+        <w:ind w:left="1440" w:hanging="360"/>
+      </w:pPr>
+      <w:rPr>
+        <w:rFonts w:ascii="Courier New" w:hAnsi="Courier New" w:hint="default"/>
+        <w:sz w:val="20"/>
+      </w:rPr>
+    </w:lvl>
+    <w:lvl w:ilvl="2" w:tentative="1">
+      <w:start w:val="1"/>
+      <w:numFmt w:val="bullet"/>
+      <w:lvlText w:val=""/>
+      <w:lvlJc w:val="left"/>
+      <w:pPr>
+        <w:tabs>
+          <w:tab w:val="num" w:pos="2160"/>
+        </w:tabs>
+        <w:ind w:left="2160" w:hanging="360"/>
+      </w:pPr>
+      <w:rPr>
+        <w:rFonts w:ascii="Wingdings" w:hAnsi="Wingdings" w:hint="default"/>
+        <w:sz w:val="20"/>
+      </w:rPr>
+    </w:lvl>
+    <w:lvl w:ilvl="3" w:tentative="1">
+      <w:start w:val="1"/>
+      <w:numFmt w:val="bullet"/>
+      <w:lvlText w:val=""/>
+      <w:lvlJc w:val="left"/>
+      <w:pPr>
+        <w:tabs>
+          <w:tab w:val="num" w:pos="2880"/>
+        </w:tabs>
+        <w:ind w:left="2880" w:hanging="360"/>
+      </w:pPr>
+      <w:rPr>
+        <w:rFonts w:ascii="Wingdings" w:hAnsi="Wingdings" w:hint="default"/>
+        <w:sz w:val="20"/>
+      </w:rPr>
+    </w:lvl>
+    <w:lvl w:ilvl="4" w:tentative="1">
+      <w:start w:val="1"/>
+      <w:numFmt w:val="bullet"/>
+      <w:lvlText w:val=""/>
+      <w:lvlJc w:val="left"/>
+      <w:pPr>
+        <w:tabs>
+          <w:tab w:val="num" w:pos="3600"/>
+        </w:tabs>
+        <w:ind w:left="3600" w:hanging="360"/>
+      </w:pPr>
+      <w:rPr>
+        <w:rFonts w:ascii="Wingdings" w:hAnsi="Wingdings" w:hint="default"/>
+        <w:sz w:val="20"/>
+      </w:rPr>
+    </w:lvl>
+    <w:lvl w:ilvl="5" w:tentative="1">
+      <w:start w:val="1"/>
+      <w:numFmt w:val="bullet"/>
+      <w:lvlText w:val=""/>
+      <w:lvlJc w:val="left"/>
+      <w:pPr>
+        <w:tabs>
+          <w:tab w:val="num" w:pos="4320"/>
+        </w:tabs>
+        <w:ind w:left="4320" w:hanging="360"/>
+      </w:pPr>
+      <w:rPr>
+        <w:rFonts w:ascii="Wingdings" w:hAnsi="Wingdings" w:hint="default"/>
+        <w:sz w:val="20"/>
+      </w:rPr>
+    </w:lvl>
+    <w:lvl w:ilvl="6" w:tentative="1">
+      <w:start w:val="1"/>
+      <w:numFmt w:val="bullet"/>
+      <w:lvlText w:val=""/>
+      <w:lvlJc w:val="left"/>
+      <w:pPr>
+        <w:tabs>
+          <w:tab w:val="num" w:pos="5040"/>
+        </w:tabs>
+        <w:ind w:left="5040" w:hanging="360"/>
+      </w:pPr>
+      <w:rPr>
+        <w:rFonts w:ascii="Wingdings" w:hAnsi="Wingdings" w:hint="default"/>
+        <w:sz w:val="20"/>
+      </w:rPr>
+    </w:lvl>
+    <w:lvl w:ilvl="7" w:tentative="1">
+      <w:start w:val="1"/>
+      <w:numFmt w:val="bullet"/>
+      <w:lvlText w:val=""/>
+      <w:lvlJc w:val="left"/>
+      <w:pPr>
+        <w:tabs>
+          <w:tab w:val="num" w:pos="5760"/>
+        </w:tabs>
+        <w:ind w:left="5760" w:hanging="360"/>
+      </w:pPr>
+      <w:rPr>
+        <w:rFonts w:ascii="Wingdings" w:hAnsi="Wingdings" w:hint="default"/>
+        <w:sz w:val="20"/>
+      </w:rPr>
+    </w:lvl>
+    <w:lvl w:ilvl="8" w:tentative="1">
+      <w:start w:val="1"/>
+      <w:numFmt w:val="bullet"/>
+      <w:lvlText w:val=""/>
+      <w:lvlJc w:val="left"/>
+      <w:pPr>
+        <w:tabs>
+          <w:tab w:val="num" w:pos="6480"/>
+        </w:tabs>
+        <w:ind w:left="6480" w:hanging="360"/>
+      </w:pPr>
+      <w:rPr>
+        <w:rFonts w:ascii="Wingdings" w:hAnsi="Wingdings" w:hint="default"/>
+        <w:sz w:val="20"/>
+      </w:rPr>
+    </w:lvl>
+  </w:abstractNum>
+  <w:abstractNum w:abstractNumId="17" w15:restartNumberingAfterBreak="0">
+    <w:nsid w:val="258F1BFE"/>
+    <w:multiLevelType w:val="multilevel"/>
+    <w:tmpl w:val="32FEB182"/>
+    <w:lvl w:ilvl="0">
+      <w:start w:val="1"/>
+      <w:numFmt w:val="bullet"/>
+      <w:lvlText w:val=""/>
+      <w:lvlJc w:val="left"/>
+      <w:pPr>
+        <w:tabs>
+          <w:tab w:val="num" w:pos="720"/>
+        </w:tabs>
+        <w:ind w:left="720" w:hanging="360"/>
+      </w:pPr>
+      <w:rPr>
+        <w:rFonts w:ascii="Symbol" w:hAnsi="Symbol" w:hint="default"/>
+        <w:sz w:val="20"/>
+      </w:rPr>
+    </w:lvl>
+    <w:lvl w:ilvl="1" w:tentative="1">
+      <w:start w:val="1"/>
+      <w:numFmt w:val="bullet"/>
+      <w:lvlText w:val="o"/>
+      <w:lvlJc w:val="left"/>
+      <w:pPr>
+        <w:tabs>
+          <w:tab w:val="num" w:pos="1440"/>
+        </w:tabs>
+        <w:ind w:left="1440" w:hanging="360"/>
+      </w:pPr>
+      <w:rPr>
+        <w:rFonts w:ascii="Courier New" w:hAnsi="Courier New" w:hint="default"/>
+        <w:sz w:val="20"/>
+      </w:rPr>
+    </w:lvl>
+    <w:lvl w:ilvl="2" w:tentative="1">
+      <w:start w:val="1"/>
+      <w:numFmt w:val="bullet"/>
+      <w:lvlText w:val=""/>
+      <w:lvlJc w:val="left"/>
+      <w:pPr>
+        <w:tabs>
+          <w:tab w:val="num" w:pos="2160"/>
+        </w:tabs>
+        <w:ind w:left="2160" w:hanging="360"/>
+      </w:pPr>
+      <w:rPr>
+        <w:rFonts w:ascii="Wingdings" w:hAnsi="Wingdings" w:hint="default"/>
+        <w:sz w:val="20"/>
+      </w:rPr>
+    </w:lvl>
+    <w:lvl w:ilvl="3" w:tentative="1">
+      <w:start w:val="1"/>
+      <w:numFmt w:val="bullet"/>
+      <w:lvlText w:val=""/>
+      <w:lvlJc w:val="left"/>
+      <w:pPr>
+        <w:tabs>
+          <w:tab w:val="num" w:pos="2880"/>
+        </w:tabs>
+        <w:ind w:left="2880" w:hanging="360"/>
+      </w:pPr>
+      <w:rPr>
+        <w:rFonts w:ascii="Wingdings" w:hAnsi="Wingdings" w:hint="default"/>
+        <w:sz w:val="20"/>
+      </w:rPr>
+    </w:lvl>
+    <w:lvl w:ilvl="4" w:tentative="1">
+      <w:start w:val="1"/>
+      <w:numFmt w:val="bullet"/>
+      <w:lvlText w:val=""/>
+      <w:lvlJc w:val="left"/>
+      <w:pPr>
+        <w:tabs>
+          <w:tab w:val="num" w:pos="3600"/>
+        </w:tabs>
+        <w:ind w:left="3600" w:hanging="360"/>
+      </w:pPr>
+      <w:rPr>
+        <w:rFonts w:ascii="Wingdings" w:hAnsi="Wingdings" w:hint="default"/>
+        <w:sz w:val="20"/>
+      </w:rPr>
+    </w:lvl>
+    <w:lvl w:ilvl="5" w:tentative="1">
+      <w:start w:val="1"/>
+      <w:numFmt w:val="bullet"/>
+      <w:lvlText w:val=""/>
+      <w:lvlJc w:val="left"/>
+      <w:pPr>
+        <w:tabs>
+          <w:tab w:val="num" w:pos="4320"/>
+        </w:tabs>
+        <w:ind w:left="4320" w:hanging="360"/>
+      </w:pPr>
+      <w:rPr>
+        <w:rFonts w:ascii="Wingdings" w:hAnsi="Wingdings" w:hint="default"/>
+        <w:sz w:val="20"/>
+      </w:rPr>
+    </w:lvl>
+    <w:lvl w:ilvl="6" w:tentative="1">
+      <w:start w:val="1"/>
+      <w:numFmt w:val="bullet"/>
+      <w:lvlText w:val=""/>
+      <w:lvlJc w:val="left"/>
+      <w:pPr>
+        <w:tabs>
+          <w:tab w:val="num" w:pos="5040"/>
+        </w:tabs>
+        <w:ind w:left="5040" w:hanging="360"/>
+      </w:pPr>
+      <w:rPr>
+        <w:rFonts w:ascii="Wingdings" w:hAnsi="Wingdings" w:hint="default"/>
+        <w:sz w:val="20"/>
+      </w:rPr>
+    </w:lvl>
+    <w:lvl w:ilvl="7" w:tentative="1">
+      <w:start w:val="1"/>
+      <w:numFmt w:val="bullet"/>
+      <w:lvlText w:val=""/>
+      <w:lvlJc w:val="left"/>
+      <w:pPr>
+        <w:tabs>
+          <w:tab w:val="num" w:pos="5760"/>
+        </w:tabs>
+        <w:ind w:left="5760" w:hanging="360"/>
+      </w:pPr>
+      <w:rPr>
+        <w:rFonts w:ascii="Wingdings" w:hAnsi="Wingdings" w:hint="default"/>
+        <w:sz w:val="20"/>
+      </w:rPr>
+    </w:lvl>
+    <w:lvl w:ilvl="8" w:tentative="1">
+      <w:start w:val="1"/>
+      <w:numFmt w:val="bullet"/>
+      <w:lvlText w:val=""/>
+      <w:lvlJc w:val="left"/>
+      <w:pPr>
+        <w:tabs>
+          <w:tab w:val="num" w:pos="6480"/>
+        </w:tabs>
+        <w:ind w:left="6480" w:hanging="360"/>
+      </w:pPr>
+      <w:rPr>
+        <w:rFonts w:ascii="Wingdings" w:hAnsi="Wingdings" w:hint="default"/>
+        <w:sz w:val="20"/>
+      </w:rPr>
+    </w:lvl>
+  </w:abstractNum>
+  <w:abstractNum w:abstractNumId="18" w15:restartNumberingAfterBreak="0">
+    <w:nsid w:val="261E7C30"/>
+    <w:multiLevelType w:val="multilevel"/>
+    <w:tmpl w:val="0D98C1A4"/>
+    <w:lvl w:ilvl="0">
+      <w:start w:val="1"/>
+      <w:numFmt w:val="bullet"/>
+      <w:lvlText w:val=""/>
+      <w:lvlJc w:val="left"/>
+      <w:pPr>
+        <w:tabs>
+          <w:tab w:val="num" w:pos="720"/>
+        </w:tabs>
+        <w:ind w:left="720" w:hanging="360"/>
+      </w:pPr>
+      <w:rPr>
+        <w:rFonts w:ascii="Symbol" w:hAnsi="Symbol" w:hint="default"/>
+        <w:sz w:val="20"/>
+      </w:rPr>
+    </w:lvl>
+    <w:lvl w:ilvl="1" w:tentative="1">
+      <w:start w:val="1"/>
+      <w:numFmt w:val="bullet"/>
+      <w:lvlText w:val="o"/>
+      <w:lvlJc w:val="left"/>
+      <w:pPr>
+        <w:tabs>
+          <w:tab w:val="num" w:pos="1440"/>
+        </w:tabs>
+        <w:ind w:left="1440" w:hanging="360"/>
+      </w:pPr>
+      <w:rPr>
+        <w:rFonts w:ascii="Courier New" w:hAnsi="Courier New" w:hint="default"/>
+        <w:sz w:val="20"/>
+      </w:rPr>
+    </w:lvl>
+    <w:lvl w:ilvl="2" w:tentative="1">
+      <w:start w:val="1"/>
+      <w:numFmt w:val="bullet"/>
+      <w:lvlText w:val=""/>
+      <w:lvlJc w:val="left"/>
+      <w:pPr>
+        <w:tabs>
+          <w:tab w:val="num" w:pos="2160"/>
+        </w:tabs>
+        <w:ind w:left="2160" w:hanging="360"/>
+      </w:pPr>
+      <w:rPr>
+        <w:rFonts w:ascii="Wingdings" w:hAnsi="Wingdings" w:hint="default"/>
+        <w:sz w:val="20"/>
+      </w:rPr>
+    </w:lvl>
+    <w:lvl w:ilvl="3" w:tentative="1">
+      <w:start w:val="1"/>
+      <w:numFmt w:val="bullet"/>
+      <w:lvlText w:val=""/>
+      <w:lvlJc w:val="left"/>
+      <w:pPr>
+        <w:tabs>
+          <w:tab w:val="num" w:pos="2880"/>
+        </w:tabs>
+        <w:ind w:left="2880" w:hanging="360"/>
+      </w:pPr>
+      <w:rPr>
+        <w:rFonts w:ascii="Wingdings" w:hAnsi="Wingdings" w:hint="default"/>
+        <w:sz w:val="20"/>
+      </w:rPr>
+    </w:lvl>
+    <w:lvl w:ilvl="4" w:tentative="1">
+      <w:start w:val="1"/>
+      <w:numFmt w:val="bullet"/>
+      <w:lvlText w:val=""/>
+      <w:lvlJc w:val="left"/>
+      <w:pPr>
+        <w:tabs>
+          <w:tab w:val="num" w:pos="3600"/>
+        </w:tabs>
+        <w:ind w:left="3600" w:hanging="360"/>
+      </w:pPr>
+      <w:rPr>
+        <w:rFonts w:ascii="Wingdings" w:hAnsi="Wingdings" w:hint="default"/>
+        <w:sz w:val="20"/>
+      </w:rPr>
+    </w:lvl>
+    <w:lvl w:ilvl="5" w:tentative="1">
+      <w:start w:val="1"/>
+      <w:numFmt w:val="bullet"/>
+      <w:lvlText w:val=""/>
+      <w:lvlJc w:val="left"/>
+      <w:pPr>
+        <w:tabs>
+          <w:tab w:val="num" w:pos="4320"/>
+        </w:tabs>
+        <w:ind w:left="4320" w:hanging="360"/>
+      </w:pPr>
+      <w:rPr>
+        <w:rFonts w:ascii="Wingdings" w:hAnsi="Wingdings" w:hint="default"/>
+        <w:sz w:val="20"/>
+      </w:rPr>
+    </w:lvl>
+    <w:lvl w:ilvl="6" w:tentative="1">
+      <w:start w:val="1"/>
+      <w:numFmt w:val="bullet"/>
+      <w:lvlText w:val=""/>
+      <w:lvlJc w:val="left"/>
+      <w:pPr>
+        <w:tabs>
+          <w:tab w:val="num" w:pos="5040"/>
+        </w:tabs>
+        <w:ind w:left="5040" w:hanging="360"/>
+      </w:pPr>
+      <w:rPr>
+        <w:rFonts w:ascii="Wingdings" w:hAnsi="Wingdings" w:hint="default"/>
+        <w:sz w:val="20"/>
+      </w:rPr>
+    </w:lvl>
+    <w:lvl w:ilvl="7" w:tentative="1">
+      <w:start w:val="1"/>
+      <w:numFmt w:val="bullet"/>
+      <w:lvlText w:val=""/>
+      <w:lvlJc w:val="left"/>
+      <w:pPr>
+        <w:tabs>
+          <w:tab w:val="num" w:pos="5760"/>
+        </w:tabs>
+        <w:ind w:left="5760" w:hanging="360"/>
+      </w:pPr>
+      <w:rPr>
+        <w:rFonts w:ascii="Wingdings" w:hAnsi="Wingdings" w:hint="default"/>
+        <w:sz w:val="20"/>
+      </w:rPr>
+    </w:lvl>
+    <w:lvl w:ilvl="8" w:tentative="1">
+      <w:start w:val="1"/>
+      <w:numFmt w:val="bullet"/>
+      <w:lvlText w:val=""/>
+      <w:lvlJc w:val="left"/>
+      <w:pPr>
+        <w:tabs>
+          <w:tab w:val="num" w:pos="6480"/>
+        </w:tabs>
+        <w:ind w:left="6480" w:hanging="360"/>
+      </w:pPr>
+      <w:rPr>
+        <w:rFonts w:ascii="Wingdings" w:hAnsi="Wingdings" w:hint="default"/>
+        <w:sz w:val="20"/>
+      </w:rPr>
+    </w:lvl>
+  </w:abstractNum>
+  <w:abstractNum w:abstractNumId="19" w15:restartNumberingAfterBreak="0">
     <w:nsid w:val="2647272D"/>
     <w:multiLevelType w:val="multilevel"/>
     <w:tmpl w:val="2662EE38"/>
@@ -2664,7 +8066,752 @@
       </w:rPr>
     </w:lvl>
   </w:abstractNum>
-  <w:abstractNum w:abstractNumId="7" w15:restartNumberingAfterBreak="0">
+  <w:abstractNum w:abstractNumId="20" w15:restartNumberingAfterBreak="0">
+    <w:nsid w:val="271920E4"/>
+    <w:multiLevelType w:val="multilevel"/>
+    <w:tmpl w:val="FCB8A876"/>
+    <w:lvl w:ilvl="0">
+      <w:start w:val="1"/>
+      <w:numFmt w:val="bullet"/>
+      <w:lvlText w:val=""/>
+      <w:lvlJc w:val="left"/>
+      <w:pPr>
+        <w:tabs>
+          <w:tab w:val="num" w:pos="720"/>
+        </w:tabs>
+        <w:ind w:left="720" w:hanging="360"/>
+      </w:pPr>
+      <w:rPr>
+        <w:rFonts w:ascii="Symbol" w:hAnsi="Symbol" w:hint="default"/>
+        <w:sz w:val="20"/>
+      </w:rPr>
+    </w:lvl>
+    <w:lvl w:ilvl="1" w:tentative="1">
+      <w:start w:val="1"/>
+      <w:numFmt w:val="bullet"/>
+      <w:lvlText w:val="o"/>
+      <w:lvlJc w:val="left"/>
+      <w:pPr>
+        <w:tabs>
+          <w:tab w:val="num" w:pos="1440"/>
+        </w:tabs>
+        <w:ind w:left="1440" w:hanging="360"/>
+      </w:pPr>
+      <w:rPr>
+        <w:rFonts w:ascii="Courier New" w:hAnsi="Courier New" w:hint="default"/>
+        <w:sz w:val="20"/>
+      </w:rPr>
+    </w:lvl>
+    <w:lvl w:ilvl="2" w:tentative="1">
+      <w:start w:val="1"/>
+      <w:numFmt w:val="bullet"/>
+      <w:lvlText w:val=""/>
+      <w:lvlJc w:val="left"/>
+      <w:pPr>
+        <w:tabs>
+          <w:tab w:val="num" w:pos="2160"/>
+        </w:tabs>
+        <w:ind w:left="2160" w:hanging="360"/>
+      </w:pPr>
+      <w:rPr>
+        <w:rFonts w:ascii="Wingdings" w:hAnsi="Wingdings" w:hint="default"/>
+        <w:sz w:val="20"/>
+      </w:rPr>
+    </w:lvl>
+    <w:lvl w:ilvl="3" w:tentative="1">
+      <w:start w:val="1"/>
+      <w:numFmt w:val="bullet"/>
+      <w:lvlText w:val=""/>
+      <w:lvlJc w:val="left"/>
+      <w:pPr>
+        <w:tabs>
+          <w:tab w:val="num" w:pos="2880"/>
+        </w:tabs>
+        <w:ind w:left="2880" w:hanging="360"/>
+      </w:pPr>
+      <w:rPr>
+        <w:rFonts w:ascii="Wingdings" w:hAnsi="Wingdings" w:hint="default"/>
+        <w:sz w:val="20"/>
+      </w:rPr>
+    </w:lvl>
+    <w:lvl w:ilvl="4" w:tentative="1">
+      <w:start w:val="1"/>
+      <w:numFmt w:val="bullet"/>
+      <w:lvlText w:val=""/>
+      <w:lvlJc w:val="left"/>
+      <w:pPr>
+        <w:tabs>
+          <w:tab w:val="num" w:pos="3600"/>
+        </w:tabs>
+        <w:ind w:left="3600" w:hanging="360"/>
+      </w:pPr>
+      <w:rPr>
+        <w:rFonts w:ascii="Wingdings" w:hAnsi="Wingdings" w:hint="default"/>
+        <w:sz w:val="20"/>
+      </w:rPr>
+    </w:lvl>
+    <w:lvl w:ilvl="5" w:tentative="1">
+      <w:start w:val="1"/>
+      <w:numFmt w:val="bullet"/>
+      <w:lvlText w:val=""/>
+      <w:lvlJc w:val="left"/>
+      <w:pPr>
+        <w:tabs>
+          <w:tab w:val="num" w:pos="4320"/>
+        </w:tabs>
+        <w:ind w:left="4320" w:hanging="360"/>
+      </w:pPr>
+      <w:rPr>
+        <w:rFonts w:ascii="Wingdings" w:hAnsi="Wingdings" w:hint="default"/>
+        <w:sz w:val="20"/>
+      </w:rPr>
+    </w:lvl>
+    <w:lvl w:ilvl="6" w:tentative="1">
+      <w:start w:val="1"/>
+      <w:numFmt w:val="bullet"/>
+      <w:lvlText w:val=""/>
+      <w:lvlJc w:val="left"/>
+      <w:pPr>
+        <w:tabs>
+          <w:tab w:val="num" w:pos="5040"/>
+        </w:tabs>
+        <w:ind w:left="5040" w:hanging="360"/>
+      </w:pPr>
+      <w:rPr>
+        <w:rFonts w:ascii="Wingdings" w:hAnsi="Wingdings" w:hint="default"/>
+        <w:sz w:val="20"/>
+      </w:rPr>
+    </w:lvl>
+    <w:lvl w:ilvl="7" w:tentative="1">
+      <w:start w:val="1"/>
+      <w:numFmt w:val="bullet"/>
+      <w:lvlText w:val=""/>
+      <w:lvlJc w:val="left"/>
+      <w:pPr>
+        <w:tabs>
+          <w:tab w:val="num" w:pos="5760"/>
+        </w:tabs>
+        <w:ind w:left="5760" w:hanging="360"/>
+      </w:pPr>
+      <w:rPr>
+        <w:rFonts w:ascii="Wingdings" w:hAnsi="Wingdings" w:hint="default"/>
+        <w:sz w:val="20"/>
+      </w:rPr>
+    </w:lvl>
+    <w:lvl w:ilvl="8" w:tentative="1">
+      <w:start w:val="1"/>
+      <w:numFmt w:val="bullet"/>
+      <w:lvlText w:val=""/>
+      <w:lvlJc w:val="left"/>
+      <w:pPr>
+        <w:tabs>
+          <w:tab w:val="num" w:pos="6480"/>
+        </w:tabs>
+        <w:ind w:left="6480" w:hanging="360"/>
+      </w:pPr>
+      <w:rPr>
+        <w:rFonts w:ascii="Wingdings" w:hAnsi="Wingdings" w:hint="default"/>
+        <w:sz w:val="20"/>
+      </w:rPr>
+    </w:lvl>
+  </w:abstractNum>
+  <w:abstractNum w:abstractNumId="21" w15:restartNumberingAfterBreak="0">
+    <w:nsid w:val="315130A3"/>
+    <w:multiLevelType w:val="multilevel"/>
+    <w:tmpl w:val="54722D3E"/>
+    <w:lvl w:ilvl="0">
+      <w:start w:val="1"/>
+      <w:numFmt w:val="bullet"/>
+      <w:lvlText w:val=""/>
+      <w:lvlJc w:val="left"/>
+      <w:pPr>
+        <w:tabs>
+          <w:tab w:val="num" w:pos="720"/>
+        </w:tabs>
+        <w:ind w:left="720" w:hanging="360"/>
+      </w:pPr>
+      <w:rPr>
+        <w:rFonts w:ascii="Symbol" w:hAnsi="Symbol" w:hint="default"/>
+        <w:sz w:val="20"/>
+      </w:rPr>
+    </w:lvl>
+    <w:lvl w:ilvl="1" w:tentative="1">
+      <w:start w:val="1"/>
+      <w:numFmt w:val="bullet"/>
+      <w:lvlText w:val="o"/>
+      <w:lvlJc w:val="left"/>
+      <w:pPr>
+        <w:tabs>
+          <w:tab w:val="num" w:pos="1440"/>
+        </w:tabs>
+        <w:ind w:left="1440" w:hanging="360"/>
+      </w:pPr>
+      <w:rPr>
+        <w:rFonts w:ascii="Courier New" w:hAnsi="Courier New" w:hint="default"/>
+        <w:sz w:val="20"/>
+      </w:rPr>
+    </w:lvl>
+    <w:lvl w:ilvl="2" w:tentative="1">
+      <w:start w:val="1"/>
+      <w:numFmt w:val="bullet"/>
+      <w:lvlText w:val=""/>
+      <w:lvlJc w:val="left"/>
+      <w:pPr>
+        <w:tabs>
+          <w:tab w:val="num" w:pos="2160"/>
+        </w:tabs>
+        <w:ind w:left="2160" w:hanging="360"/>
+      </w:pPr>
+      <w:rPr>
+        <w:rFonts w:ascii="Wingdings" w:hAnsi="Wingdings" w:hint="default"/>
+        <w:sz w:val="20"/>
+      </w:rPr>
+    </w:lvl>
+    <w:lvl w:ilvl="3" w:tentative="1">
+      <w:start w:val="1"/>
+      <w:numFmt w:val="bullet"/>
+      <w:lvlText w:val=""/>
+      <w:lvlJc w:val="left"/>
+      <w:pPr>
+        <w:tabs>
+          <w:tab w:val="num" w:pos="2880"/>
+        </w:tabs>
+        <w:ind w:left="2880" w:hanging="360"/>
+      </w:pPr>
+      <w:rPr>
+        <w:rFonts w:ascii="Wingdings" w:hAnsi="Wingdings" w:hint="default"/>
+        <w:sz w:val="20"/>
+      </w:rPr>
+    </w:lvl>
+    <w:lvl w:ilvl="4" w:tentative="1">
+      <w:start w:val="1"/>
+      <w:numFmt w:val="bullet"/>
+      <w:lvlText w:val=""/>
+      <w:lvlJc w:val="left"/>
+      <w:pPr>
+        <w:tabs>
+          <w:tab w:val="num" w:pos="3600"/>
+        </w:tabs>
+        <w:ind w:left="3600" w:hanging="360"/>
+      </w:pPr>
+      <w:rPr>
+        <w:rFonts w:ascii="Wingdings" w:hAnsi="Wingdings" w:hint="default"/>
+        <w:sz w:val="20"/>
+      </w:rPr>
+    </w:lvl>
+    <w:lvl w:ilvl="5" w:tentative="1">
+      <w:start w:val="1"/>
+      <w:numFmt w:val="bullet"/>
+      <w:lvlText w:val=""/>
+      <w:lvlJc w:val="left"/>
+      <w:pPr>
+        <w:tabs>
+          <w:tab w:val="num" w:pos="4320"/>
+        </w:tabs>
+        <w:ind w:left="4320" w:hanging="360"/>
+      </w:pPr>
+      <w:rPr>
+        <w:rFonts w:ascii="Wingdings" w:hAnsi="Wingdings" w:hint="default"/>
+        <w:sz w:val="20"/>
+      </w:rPr>
+    </w:lvl>
+    <w:lvl w:ilvl="6" w:tentative="1">
+      <w:start w:val="1"/>
+      <w:numFmt w:val="bullet"/>
+      <w:lvlText w:val=""/>
+      <w:lvlJc w:val="left"/>
+      <w:pPr>
+        <w:tabs>
+          <w:tab w:val="num" w:pos="5040"/>
+        </w:tabs>
+        <w:ind w:left="5040" w:hanging="360"/>
+      </w:pPr>
+      <w:rPr>
+        <w:rFonts w:ascii="Wingdings" w:hAnsi="Wingdings" w:hint="default"/>
+        <w:sz w:val="20"/>
+      </w:rPr>
+    </w:lvl>
+    <w:lvl w:ilvl="7" w:tentative="1">
+      <w:start w:val="1"/>
+      <w:numFmt w:val="bullet"/>
+      <w:lvlText w:val=""/>
+      <w:lvlJc w:val="left"/>
+      <w:pPr>
+        <w:tabs>
+          <w:tab w:val="num" w:pos="5760"/>
+        </w:tabs>
+        <w:ind w:left="5760" w:hanging="360"/>
+      </w:pPr>
+      <w:rPr>
+        <w:rFonts w:ascii="Wingdings" w:hAnsi="Wingdings" w:hint="default"/>
+        <w:sz w:val="20"/>
+      </w:rPr>
+    </w:lvl>
+    <w:lvl w:ilvl="8" w:tentative="1">
+      <w:start w:val="1"/>
+      <w:numFmt w:val="bullet"/>
+      <w:lvlText w:val=""/>
+      <w:lvlJc w:val="left"/>
+      <w:pPr>
+        <w:tabs>
+          <w:tab w:val="num" w:pos="6480"/>
+        </w:tabs>
+        <w:ind w:left="6480" w:hanging="360"/>
+      </w:pPr>
+      <w:rPr>
+        <w:rFonts w:ascii="Wingdings" w:hAnsi="Wingdings" w:hint="default"/>
+        <w:sz w:val="20"/>
+      </w:rPr>
+    </w:lvl>
+  </w:abstractNum>
+  <w:abstractNum w:abstractNumId="22" w15:restartNumberingAfterBreak="0">
+    <w:nsid w:val="331A1983"/>
+    <w:multiLevelType w:val="multilevel"/>
+    <w:tmpl w:val="EFA4215E"/>
+    <w:lvl w:ilvl="0">
+      <w:start w:val="1"/>
+      <w:numFmt w:val="bullet"/>
+      <w:lvlText w:val=""/>
+      <w:lvlJc w:val="left"/>
+      <w:pPr>
+        <w:tabs>
+          <w:tab w:val="num" w:pos="720"/>
+        </w:tabs>
+        <w:ind w:left="720" w:hanging="360"/>
+      </w:pPr>
+      <w:rPr>
+        <w:rFonts w:ascii="Symbol" w:hAnsi="Symbol" w:hint="default"/>
+        <w:sz w:val="20"/>
+      </w:rPr>
+    </w:lvl>
+    <w:lvl w:ilvl="1" w:tentative="1">
+      <w:start w:val="1"/>
+      <w:numFmt w:val="bullet"/>
+      <w:lvlText w:val="o"/>
+      <w:lvlJc w:val="left"/>
+      <w:pPr>
+        <w:tabs>
+          <w:tab w:val="num" w:pos="1440"/>
+        </w:tabs>
+        <w:ind w:left="1440" w:hanging="360"/>
+      </w:pPr>
+      <w:rPr>
+        <w:rFonts w:ascii="Courier New" w:hAnsi="Courier New" w:hint="default"/>
+        <w:sz w:val="20"/>
+      </w:rPr>
+    </w:lvl>
+    <w:lvl w:ilvl="2" w:tentative="1">
+      <w:start w:val="1"/>
+      <w:numFmt w:val="bullet"/>
+      <w:lvlText w:val=""/>
+      <w:lvlJc w:val="left"/>
+      <w:pPr>
+        <w:tabs>
+          <w:tab w:val="num" w:pos="2160"/>
+        </w:tabs>
+        <w:ind w:left="2160" w:hanging="360"/>
+      </w:pPr>
+      <w:rPr>
+        <w:rFonts w:ascii="Wingdings" w:hAnsi="Wingdings" w:hint="default"/>
+        <w:sz w:val="20"/>
+      </w:rPr>
+    </w:lvl>
+    <w:lvl w:ilvl="3" w:tentative="1">
+      <w:start w:val="1"/>
+      <w:numFmt w:val="bullet"/>
+      <w:lvlText w:val=""/>
+      <w:lvlJc w:val="left"/>
+      <w:pPr>
+        <w:tabs>
+          <w:tab w:val="num" w:pos="2880"/>
+        </w:tabs>
+        <w:ind w:left="2880" w:hanging="360"/>
+      </w:pPr>
+      <w:rPr>
+        <w:rFonts w:ascii="Wingdings" w:hAnsi="Wingdings" w:hint="default"/>
+        <w:sz w:val="20"/>
+      </w:rPr>
+    </w:lvl>
+    <w:lvl w:ilvl="4" w:tentative="1">
+      <w:start w:val="1"/>
+      <w:numFmt w:val="bullet"/>
+      <w:lvlText w:val=""/>
+      <w:lvlJc w:val="left"/>
+      <w:pPr>
+        <w:tabs>
+          <w:tab w:val="num" w:pos="3600"/>
+        </w:tabs>
+        <w:ind w:left="3600" w:hanging="360"/>
+      </w:pPr>
+      <w:rPr>
+        <w:rFonts w:ascii="Wingdings" w:hAnsi="Wingdings" w:hint="default"/>
+        <w:sz w:val="20"/>
+      </w:rPr>
+    </w:lvl>
+    <w:lvl w:ilvl="5" w:tentative="1">
+      <w:start w:val="1"/>
+      <w:numFmt w:val="bullet"/>
+      <w:lvlText w:val=""/>
+      <w:lvlJc w:val="left"/>
+      <w:pPr>
+        <w:tabs>
+          <w:tab w:val="num" w:pos="4320"/>
+        </w:tabs>
+        <w:ind w:left="4320" w:hanging="360"/>
+      </w:pPr>
+      <w:rPr>
+        <w:rFonts w:ascii="Wingdings" w:hAnsi="Wingdings" w:hint="default"/>
+        <w:sz w:val="20"/>
+      </w:rPr>
+    </w:lvl>
+    <w:lvl w:ilvl="6" w:tentative="1">
+      <w:start w:val="1"/>
+      <w:numFmt w:val="bullet"/>
+      <w:lvlText w:val=""/>
+      <w:lvlJc w:val="left"/>
+      <w:pPr>
+        <w:tabs>
+          <w:tab w:val="num" w:pos="5040"/>
+        </w:tabs>
+        <w:ind w:left="5040" w:hanging="360"/>
+      </w:pPr>
+      <w:rPr>
+        <w:rFonts w:ascii="Wingdings" w:hAnsi="Wingdings" w:hint="default"/>
+        <w:sz w:val="20"/>
+      </w:rPr>
+    </w:lvl>
+    <w:lvl w:ilvl="7" w:tentative="1">
+      <w:start w:val="1"/>
+      <w:numFmt w:val="bullet"/>
+      <w:lvlText w:val=""/>
+      <w:lvlJc w:val="left"/>
+      <w:pPr>
+        <w:tabs>
+          <w:tab w:val="num" w:pos="5760"/>
+        </w:tabs>
+        <w:ind w:left="5760" w:hanging="360"/>
+      </w:pPr>
+      <w:rPr>
+        <w:rFonts w:ascii="Wingdings" w:hAnsi="Wingdings" w:hint="default"/>
+        <w:sz w:val="20"/>
+      </w:rPr>
+    </w:lvl>
+    <w:lvl w:ilvl="8" w:tentative="1">
+      <w:start w:val="1"/>
+      <w:numFmt w:val="bullet"/>
+      <w:lvlText w:val=""/>
+      <w:lvlJc w:val="left"/>
+      <w:pPr>
+        <w:tabs>
+          <w:tab w:val="num" w:pos="6480"/>
+        </w:tabs>
+        <w:ind w:left="6480" w:hanging="360"/>
+      </w:pPr>
+      <w:rPr>
+        <w:rFonts w:ascii="Wingdings" w:hAnsi="Wingdings" w:hint="default"/>
+        <w:sz w:val="20"/>
+      </w:rPr>
+    </w:lvl>
+  </w:abstractNum>
+  <w:abstractNum w:abstractNumId="23" w15:restartNumberingAfterBreak="0">
+    <w:nsid w:val="331F78A0"/>
+    <w:multiLevelType w:val="multilevel"/>
+    <w:tmpl w:val="D624DE86"/>
+    <w:lvl w:ilvl="0">
+      <w:start w:val="1"/>
+      <w:numFmt w:val="bullet"/>
+      <w:lvlText w:val=""/>
+      <w:lvlJc w:val="left"/>
+      <w:pPr>
+        <w:tabs>
+          <w:tab w:val="num" w:pos="720"/>
+        </w:tabs>
+        <w:ind w:left="720" w:hanging="360"/>
+      </w:pPr>
+      <w:rPr>
+        <w:rFonts w:ascii="Symbol" w:hAnsi="Symbol" w:hint="default"/>
+        <w:sz w:val="20"/>
+      </w:rPr>
+    </w:lvl>
+    <w:lvl w:ilvl="1" w:tentative="1">
+      <w:start w:val="1"/>
+      <w:numFmt w:val="bullet"/>
+      <w:lvlText w:val="o"/>
+      <w:lvlJc w:val="left"/>
+      <w:pPr>
+        <w:tabs>
+          <w:tab w:val="num" w:pos="1440"/>
+        </w:tabs>
+        <w:ind w:left="1440" w:hanging="360"/>
+      </w:pPr>
+      <w:rPr>
+        <w:rFonts w:ascii="Courier New" w:hAnsi="Courier New" w:hint="default"/>
+        <w:sz w:val="20"/>
+      </w:rPr>
+    </w:lvl>
+    <w:lvl w:ilvl="2" w:tentative="1">
+      <w:start w:val="1"/>
+      <w:numFmt w:val="bullet"/>
+      <w:lvlText w:val=""/>
+      <w:lvlJc w:val="left"/>
+      <w:pPr>
+        <w:tabs>
+          <w:tab w:val="num" w:pos="2160"/>
+        </w:tabs>
+        <w:ind w:left="2160" w:hanging="360"/>
+      </w:pPr>
+      <w:rPr>
+        <w:rFonts w:ascii="Wingdings" w:hAnsi="Wingdings" w:hint="default"/>
+        <w:sz w:val="20"/>
+      </w:rPr>
+    </w:lvl>
+    <w:lvl w:ilvl="3" w:tentative="1">
+      <w:start w:val="1"/>
+      <w:numFmt w:val="bullet"/>
+      <w:lvlText w:val=""/>
+      <w:lvlJc w:val="left"/>
+      <w:pPr>
+        <w:tabs>
+          <w:tab w:val="num" w:pos="2880"/>
+        </w:tabs>
+        <w:ind w:left="2880" w:hanging="360"/>
+      </w:pPr>
+      <w:rPr>
+        <w:rFonts w:ascii="Wingdings" w:hAnsi="Wingdings" w:hint="default"/>
+        <w:sz w:val="20"/>
+      </w:rPr>
+    </w:lvl>
+    <w:lvl w:ilvl="4" w:tentative="1">
+      <w:start w:val="1"/>
+      <w:numFmt w:val="bullet"/>
+      <w:lvlText w:val=""/>
+      <w:lvlJc w:val="left"/>
+      <w:pPr>
+        <w:tabs>
+          <w:tab w:val="num" w:pos="3600"/>
+        </w:tabs>
+        <w:ind w:left="3600" w:hanging="360"/>
+      </w:pPr>
+      <w:rPr>
+        <w:rFonts w:ascii="Wingdings" w:hAnsi="Wingdings" w:hint="default"/>
+        <w:sz w:val="20"/>
+      </w:rPr>
+    </w:lvl>
+    <w:lvl w:ilvl="5" w:tentative="1">
+      <w:start w:val="1"/>
+      <w:numFmt w:val="bullet"/>
+      <w:lvlText w:val=""/>
+      <w:lvlJc w:val="left"/>
+      <w:pPr>
+        <w:tabs>
+          <w:tab w:val="num" w:pos="4320"/>
+        </w:tabs>
+        <w:ind w:left="4320" w:hanging="360"/>
+      </w:pPr>
+      <w:rPr>
+        <w:rFonts w:ascii="Wingdings" w:hAnsi="Wingdings" w:hint="default"/>
+        <w:sz w:val="20"/>
+      </w:rPr>
+    </w:lvl>
+    <w:lvl w:ilvl="6" w:tentative="1">
+      <w:start w:val="1"/>
+      <w:numFmt w:val="bullet"/>
+      <w:lvlText w:val=""/>
+      <w:lvlJc w:val="left"/>
+      <w:pPr>
+        <w:tabs>
+          <w:tab w:val="num" w:pos="5040"/>
+        </w:tabs>
+        <w:ind w:left="5040" w:hanging="360"/>
+      </w:pPr>
+      <w:rPr>
+        <w:rFonts w:ascii="Wingdings" w:hAnsi="Wingdings" w:hint="default"/>
+        <w:sz w:val="20"/>
+      </w:rPr>
+    </w:lvl>
+    <w:lvl w:ilvl="7" w:tentative="1">
+      <w:start w:val="1"/>
+      <w:numFmt w:val="bullet"/>
+      <w:lvlText w:val=""/>
+      <w:lvlJc w:val="left"/>
+      <w:pPr>
+        <w:tabs>
+          <w:tab w:val="num" w:pos="5760"/>
+        </w:tabs>
+        <w:ind w:left="5760" w:hanging="360"/>
+      </w:pPr>
+      <w:rPr>
+        <w:rFonts w:ascii="Wingdings" w:hAnsi="Wingdings" w:hint="default"/>
+        <w:sz w:val="20"/>
+      </w:rPr>
+    </w:lvl>
+    <w:lvl w:ilvl="8" w:tentative="1">
+      <w:start w:val="1"/>
+      <w:numFmt w:val="bullet"/>
+      <w:lvlText w:val=""/>
+      <w:lvlJc w:val="left"/>
+      <w:pPr>
+        <w:tabs>
+          <w:tab w:val="num" w:pos="6480"/>
+        </w:tabs>
+        <w:ind w:left="6480" w:hanging="360"/>
+      </w:pPr>
+      <w:rPr>
+        <w:rFonts w:ascii="Wingdings" w:hAnsi="Wingdings" w:hint="default"/>
+        <w:sz w:val="20"/>
+      </w:rPr>
+    </w:lvl>
+  </w:abstractNum>
+  <w:abstractNum w:abstractNumId="24" w15:restartNumberingAfterBreak="0">
+    <w:nsid w:val="346E2CE2"/>
+    <w:multiLevelType w:val="multilevel"/>
+    <w:tmpl w:val="477E4190"/>
+    <w:lvl w:ilvl="0">
+      <w:start w:val="1"/>
+      <w:numFmt w:val="bullet"/>
+      <w:lvlText w:val=""/>
+      <w:lvlJc w:val="left"/>
+      <w:pPr>
+        <w:tabs>
+          <w:tab w:val="num" w:pos="720"/>
+        </w:tabs>
+        <w:ind w:left="720" w:hanging="360"/>
+      </w:pPr>
+      <w:rPr>
+        <w:rFonts w:ascii="Symbol" w:hAnsi="Symbol" w:hint="default"/>
+        <w:sz w:val="20"/>
+      </w:rPr>
+    </w:lvl>
+    <w:lvl w:ilvl="1" w:tentative="1">
+      <w:start w:val="1"/>
+      <w:numFmt w:val="bullet"/>
+      <w:lvlText w:val="o"/>
+      <w:lvlJc w:val="left"/>
+      <w:pPr>
+        <w:tabs>
+          <w:tab w:val="num" w:pos="1440"/>
+        </w:tabs>
+        <w:ind w:left="1440" w:hanging="360"/>
+      </w:pPr>
+      <w:rPr>
+        <w:rFonts w:ascii="Courier New" w:hAnsi="Courier New" w:hint="default"/>
+        <w:sz w:val="20"/>
+      </w:rPr>
+    </w:lvl>
+    <w:lvl w:ilvl="2" w:tentative="1">
+      <w:start w:val="1"/>
+      <w:numFmt w:val="bullet"/>
+      <w:lvlText w:val=""/>
+      <w:lvlJc w:val="left"/>
+      <w:pPr>
+        <w:tabs>
+          <w:tab w:val="num" w:pos="2160"/>
+        </w:tabs>
+        <w:ind w:left="2160" w:hanging="360"/>
+      </w:pPr>
+      <w:rPr>
+        <w:rFonts w:ascii="Wingdings" w:hAnsi="Wingdings" w:hint="default"/>
+        <w:sz w:val="20"/>
+      </w:rPr>
+    </w:lvl>
+    <w:lvl w:ilvl="3" w:tentative="1">
+      <w:start w:val="1"/>
+      <w:numFmt w:val="bullet"/>
+      <w:lvlText w:val=""/>
+      <w:lvlJc w:val="left"/>
+      <w:pPr>
+        <w:tabs>
+          <w:tab w:val="num" w:pos="2880"/>
+        </w:tabs>
+        <w:ind w:left="2880" w:hanging="360"/>
+      </w:pPr>
+      <w:rPr>
+        <w:rFonts w:ascii="Wingdings" w:hAnsi="Wingdings" w:hint="default"/>
+        <w:sz w:val="20"/>
+      </w:rPr>
+    </w:lvl>
+    <w:lvl w:ilvl="4" w:tentative="1">
+      <w:start w:val="1"/>
+      <w:numFmt w:val="bullet"/>
+      <w:lvlText w:val=""/>
+      <w:lvlJc w:val="left"/>
+      <w:pPr>
+        <w:tabs>
+          <w:tab w:val="num" w:pos="3600"/>
+        </w:tabs>
+        <w:ind w:left="3600" w:hanging="360"/>
+      </w:pPr>
+      <w:rPr>
+        <w:rFonts w:ascii="Wingdings" w:hAnsi="Wingdings" w:hint="default"/>
+        <w:sz w:val="20"/>
+      </w:rPr>
+    </w:lvl>
+    <w:lvl w:ilvl="5" w:tentative="1">
+      <w:start w:val="1"/>
+      <w:numFmt w:val="bullet"/>
+      <w:lvlText w:val=""/>
+      <w:lvlJc w:val="left"/>
+      <w:pPr>
+        <w:tabs>
+          <w:tab w:val="num" w:pos="4320"/>
+        </w:tabs>
+        <w:ind w:left="4320" w:hanging="360"/>
+      </w:pPr>
+      <w:rPr>
+        <w:rFonts w:ascii="Wingdings" w:hAnsi="Wingdings" w:hint="default"/>
+        <w:sz w:val="20"/>
+      </w:rPr>
+    </w:lvl>
+    <w:lvl w:ilvl="6" w:tentative="1">
+      <w:start w:val="1"/>
+      <w:numFmt w:val="bullet"/>
+      <w:lvlText w:val=""/>
+      <w:lvlJc w:val="left"/>
+      <w:pPr>
+        <w:tabs>
+          <w:tab w:val="num" w:pos="5040"/>
+        </w:tabs>
+        <w:ind w:left="5040" w:hanging="360"/>
+      </w:pPr>
+      <w:rPr>
+        <w:rFonts w:ascii="Wingdings" w:hAnsi="Wingdings" w:hint="default"/>
+        <w:sz w:val="20"/>
+      </w:rPr>
+    </w:lvl>
+    <w:lvl w:ilvl="7" w:tentative="1">
+      <w:start w:val="1"/>
+      <w:numFmt w:val="bullet"/>
+      <w:lvlText w:val=""/>
+      <w:lvlJc w:val="left"/>
+      <w:pPr>
+        <w:tabs>
+          <w:tab w:val="num" w:pos="5760"/>
+        </w:tabs>
+        <w:ind w:left="5760" w:hanging="360"/>
+      </w:pPr>
+      <w:rPr>
+        <w:rFonts w:ascii="Wingdings" w:hAnsi="Wingdings" w:hint="default"/>
+        <w:sz w:val="20"/>
+      </w:rPr>
+    </w:lvl>
+    <w:lvl w:ilvl="8" w:tentative="1">
+      <w:start w:val="1"/>
+      <w:numFmt w:val="bullet"/>
+      <w:lvlText w:val=""/>
+      <w:lvlJc w:val="left"/>
+      <w:pPr>
+        <w:tabs>
+          <w:tab w:val="num" w:pos="6480"/>
+        </w:tabs>
+        <w:ind w:left="6480" w:hanging="360"/>
+      </w:pPr>
+      <w:rPr>
+        <w:rFonts w:ascii="Wingdings" w:hAnsi="Wingdings" w:hint="default"/>
+        <w:sz w:val="20"/>
+      </w:rPr>
+    </w:lvl>
+  </w:abstractNum>
+  <w:abstractNum w:abstractNumId="25" w15:restartNumberingAfterBreak="0">
     <w:nsid w:val="348920FE"/>
     <w:multiLevelType w:val="multilevel"/>
     <w:tmpl w:val="D13C9410"/>
@@ -2813,7 +8960,752 @@
       </w:rPr>
     </w:lvl>
   </w:abstractNum>
-  <w:abstractNum w:abstractNumId="8" w15:restartNumberingAfterBreak="0">
+  <w:abstractNum w:abstractNumId="26" w15:restartNumberingAfterBreak="0">
+    <w:nsid w:val="3BC419B6"/>
+    <w:multiLevelType w:val="multilevel"/>
+    <w:tmpl w:val="3678072E"/>
+    <w:lvl w:ilvl="0">
+      <w:start w:val="1"/>
+      <w:numFmt w:val="bullet"/>
+      <w:lvlText w:val=""/>
+      <w:lvlJc w:val="left"/>
+      <w:pPr>
+        <w:tabs>
+          <w:tab w:val="num" w:pos="720"/>
+        </w:tabs>
+        <w:ind w:left="720" w:hanging="360"/>
+      </w:pPr>
+      <w:rPr>
+        <w:rFonts w:ascii="Symbol" w:hAnsi="Symbol" w:hint="default"/>
+        <w:sz w:val="20"/>
+      </w:rPr>
+    </w:lvl>
+    <w:lvl w:ilvl="1" w:tentative="1">
+      <w:start w:val="1"/>
+      <w:numFmt w:val="bullet"/>
+      <w:lvlText w:val="o"/>
+      <w:lvlJc w:val="left"/>
+      <w:pPr>
+        <w:tabs>
+          <w:tab w:val="num" w:pos="1440"/>
+        </w:tabs>
+        <w:ind w:left="1440" w:hanging="360"/>
+      </w:pPr>
+      <w:rPr>
+        <w:rFonts w:ascii="Courier New" w:hAnsi="Courier New" w:hint="default"/>
+        <w:sz w:val="20"/>
+      </w:rPr>
+    </w:lvl>
+    <w:lvl w:ilvl="2" w:tentative="1">
+      <w:start w:val="1"/>
+      <w:numFmt w:val="bullet"/>
+      <w:lvlText w:val=""/>
+      <w:lvlJc w:val="left"/>
+      <w:pPr>
+        <w:tabs>
+          <w:tab w:val="num" w:pos="2160"/>
+        </w:tabs>
+        <w:ind w:left="2160" w:hanging="360"/>
+      </w:pPr>
+      <w:rPr>
+        <w:rFonts w:ascii="Wingdings" w:hAnsi="Wingdings" w:hint="default"/>
+        <w:sz w:val="20"/>
+      </w:rPr>
+    </w:lvl>
+    <w:lvl w:ilvl="3" w:tentative="1">
+      <w:start w:val="1"/>
+      <w:numFmt w:val="bullet"/>
+      <w:lvlText w:val=""/>
+      <w:lvlJc w:val="left"/>
+      <w:pPr>
+        <w:tabs>
+          <w:tab w:val="num" w:pos="2880"/>
+        </w:tabs>
+        <w:ind w:left="2880" w:hanging="360"/>
+      </w:pPr>
+      <w:rPr>
+        <w:rFonts w:ascii="Wingdings" w:hAnsi="Wingdings" w:hint="default"/>
+        <w:sz w:val="20"/>
+      </w:rPr>
+    </w:lvl>
+    <w:lvl w:ilvl="4" w:tentative="1">
+      <w:start w:val="1"/>
+      <w:numFmt w:val="bullet"/>
+      <w:lvlText w:val=""/>
+      <w:lvlJc w:val="left"/>
+      <w:pPr>
+        <w:tabs>
+          <w:tab w:val="num" w:pos="3600"/>
+        </w:tabs>
+        <w:ind w:left="3600" w:hanging="360"/>
+      </w:pPr>
+      <w:rPr>
+        <w:rFonts w:ascii="Wingdings" w:hAnsi="Wingdings" w:hint="default"/>
+        <w:sz w:val="20"/>
+      </w:rPr>
+    </w:lvl>
+    <w:lvl w:ilvl="5" w:tentative="1">
+      <w:start w:val="1"/>
+      <w:numFmt w:val="bullet"/>
+      <w:lvlText w:val=""/>
+      <w:lvlJc w:val="left"/>
+      <w:pPr>
+        <w:tabs>
+          <w:tab w:val="num" w:pos="4320"/>
+        </w:tabs>
+        <w:ind w:left="4320" w:hanging="360"/>
+      </w:pPr>
+      <w:rPr>
+        <w:rFonts w:ascii="Wingdings" w:hAnsi="Wingdings" w:hint="default"/>
+        <w:sz w:val="20"/>
+      </w:rPr>
+    </w:lvl>
+    <w:lvl w:ilvl="6" w:tentative="1">
+      <w:start w:val="1"/>
+      <w:numFmt w:val="bullet"/>
+      <w:lvlText w:val=""/>
+      <w:lvlJc w:val="left"/>
+      <w:pPr>
+        <w:tabs>
+          <w:tab w:val="num" w:pos="5040"/>
+        </w:tabs>
+        <w:ind w:left="5040" w:hanging="360"/>
+      </w:pPr>
+      <w:rPr>
+        <w:rFonts w:ascii="Wingdings" w:hAnsi="Wingdings" w:hint="default"/>
+        <w:sz w:val="20"/>
+      </w:rPr>
+    </w:lvl>
+    <w:lvl w:ilvl="7" w:tentative="1">
+      <w:start w:val="1"/>
+      <w:numFmt w:val="bullet"/>
+      <w:lvlText w:val=""/>
+      <w:lvlJc w:val="left"/>
+      <w:pPr>
+        <w:tabs>
+          <w:tab w:val="num" w:pos="5760"/>
+        </w:tabs>
+        <w:ind w:left="5760" w:hanging="360"/>
+      </w:pPr>
+      <w:rPr>
+        <w:rFonts w:ascii="Wingdings" w:hAnsi="Wingdings" w:hint="default"/>
+        <w:sz w:val="20"/>
+      </w:rPr>
+    </w:lvl>
+    <w:lvl w:ilvl="8" w:tentative="1">
+      <w:start w:val="1"/>
+      <w:numFmt w:val="bullet"/>
+      <w:lvlText w:val=""/>
+      <w:lvlJc w:val="left"/>
+      <w:pPr>
+        <w:tabs>
+          <w:tab w:val="num" w:pos="6480"/>
+        </w:tabs>
+        <w:ind w:left="6480" w:hanging="360"/>
+      </w:pPr>
+      <w:rPr>
+        <w:rFonts w:ascii="Wingdings" w:hAnsi="Wingdings" w:hint="default"/>
+        <w:sz w:val="20"/>
+      </w:rPr>
+    </w:lvl>
+  </w:abstractNum>
+  <w:abstractNum w:abstractNumId="27" w15:restartNumberingAfterBreak="0">
+    <w:nsid w:val="3FAE4A07"/>
+    <w:multiLevelType w:val="multilevel"/>
+    <w:tmpl w:val="59300932"/>
+    <w:lvl w:ilvl="0">
+      <w:start w:val="1"/>
+      <w:numFmt w:val="bullet"/>
+      <w:lvlText w:val=""/>
+      <w:lvlJc w:val="left"/>
+      <w:pPr>
+        <w:tabs>
+          <w:tab w:val="num" w:pos="720"/>
+        </w:tabs>
+        <w:ind w:left="720" w:hanging="360"/>
+      </w:pPr>
+      <w:rPr>
+        <w:rFonts w:ascii="Symbol" w:hAnsi="Symbol" w:hint="default"/>
+        <w:sz w:val="20"/>
+      </w:rPr>
+    </w:lvl>
+    <w:lvl w:ilvl="1" w:tentative="1">
+      <w:start w:val="1"/>
+      <w:numFmt w:val="bullet"/>
+      <w:lvlText w:val="o"/>
+      <w:lvlJc w:val="left"/>
+      <w:pPr>
+        <w:tabs>
+          <w:tab w:val="num" w:pos="1440"/>
+        </w:tabs>
+        <w:ind w:left="1440" w:hanging="360"/>
+      </w:pPr>
+      <w:rPr>
+        <w:rFonts w:ascii="Courier New" w:hAnsi="Courier New" w:hint="default"/>
+        <w:sz w:val="20"/>
+      </w:rPr>
+    </w:lvl>
+    <w:lvl w:ilvl="2" w:tentative="1">
+      <w:start w:val="1"/>
+      <w:numFmt w:val="bullet"/>
+      <w:lvlText w:val=""/>
+      <w:lvlJc w:val="left"/>
+      <w:pPr>
+        <w:tabs>
+          <w:tab w:val="num" w:pos="2160"/>
+        </w:tabs>
+        <w:ind w:left="2160" w:hanging="360"/>
+      </w:pPr>
+      <w:rPr>
+        <w:rFonts w:ascii="Wingdings" w:hAnsi="Wingdings" w:hint="default"/>
+        <w:sz w:val="20"/>
+      </w:rPr>
+    </w:lvl>
+    <w:lvl w:ilvl="3" w:tentative="1">
+      <w:start w:val="1"/>
+      <w:numFmt w:val="bullet"/>
+      <w:lvlText w:val=""/>
+      <w:lvlJc w:val="left"/>
+      <w:pPr>
+        <w:tabs>
+          <w:tab w:val="num" w:pos="2880"/>
+        </w:tabs>
+        <w:ind w:left="2880" w:hanging="360"/>
+      </w:pPr>
+      <w:rPr>
+        <w:rFonts w:ascii="Wingdings" w:hAnsi="Wingdings" w:hint="default"/>
+        <w:sz w:val="20"/>
+      </w:rPr>
+    </w:lvl>
+    <w:lvl w:ilvl="4" w:tentative="1">
+      <w:start w:val="1"/>
+      <w:numFmt w:val="bullet"/>
+      <w:lvlText w:val=""/>
+      <w:lvlJc w:val="left"/>
+      <w:pPr>
+        <w:tabs>
+          <w:tab w:val="num" w:pos="3600"/>
+        </w:tabs>
+        <w:ind w:left="3600" w:hanging="360"/>
+      </w:pPr>
+      <w:rPr>
+        <w:rFonts w:ascii="Wingdings" w:hAnsi="Wingdings" w:hint="default"/>
+        <w:sz w:val="20"/>
+      </w:rPr>
+    </w:lvl>
+    <w:lvl w:ilvl="5" w:tentative="1">
+      <w:start w:val="1"/>
+      <w:numFmt w:val="bullet"/>
+      <w:lvlText w:val=""/>
+      <w:lvlJc w:val="left"/>
+      <w:pPr>
+        <w:tabs>
+          <w:tab w:val="num" w:pos="4320"/>
+        </w:tabs>
+        <w:ind w:left="4320" w:hanging="360"/>
+      </w:pPr>
+      <w:rPr>
+        <w:rFonts w:ascii="Wingdings" w:hAnsi="Wingdings" w:hint="default"/>
+        <w:sz w:val="20"/>
+      </w:rPr>
+    </w:lvl>
+    <w:lvl w:ilvl="6" w:tentative="1">
+      <w:start w:val="1"/>
+      <w:numFmt w:val="bullet"/>
+      <w:lvlText w:val=""/>
+      <w:lvlJc w:val="left"/>
+      <w:pPr>
+        <w:tabs>
+          <w:tab w:val="num" w:pos="5040"/>
+        </w:tabs>
+        <w:ind w:left="5040" w:hanging="360"/>
+      </w:pPr>
+      <w:rPr>
+        <w:rFonts w:ascii="Wingdings" w:hAnsi="Wingdings" w:hint="default"/>
+        <w:sz w:val="20"/>
+      </w:rPr>
+    </w:lvl>
+    <w:lvl w:ilvl="7" w:tentative="1">
+      <w:start w:val="1"/>
+      <w:numFmt w:val="bullet"/>
+      <w:lvlText w:val=""/>
+      <w:lvlJc w:val="left"/>
+      <w:pPr>
+        <w:tabs>
+          <w:tab w:val="num" w:pos="5760"/>
+        </w:tabs>
+        <w:ind w:left="5760" w:hanging="360"/>
+      </w:pPr>
+      <w:rPr>
+        <w:rFonts w:ascii="Wingdings" w:hAnsi="Wingdings" w:hint="default"/>
+        <w:sz w:val="20"/>
+      </w:rPr>
+    </w:lvl>
+    <w:lvl w:ilvl="8" w:tentative="1">
+      <w:start w:val="1"/>
+      <w:numFmt w:val="bullet"/>
+      <w:lvlText w:val=""/>
+      <w:lvlJc w:val="left"/>
+      <w:pPr>
+        <w:tabs>
+          <w:tab w:val="num" w:pos="6480"/>
+        </w:tabs>
+        <w:ind w:left="6480" w:hanging="360"/>
+      </w:pPr>
+      <w:rPr>
+        <w:rFonts w:ascii="Wingdings" w:hAnsi="Wingdings" w:hint="default"/>
+        <w:sz w:val="20"/>
+      </w:rPr>
+    </w:lvl>
+  </w:abstractNum>
+  <w:abstractNum w:abstractNumId="28" w15:restartNumberingAfterBreak="0">
+    <w:nsid w:val="48AE0377"/>
+    <w:multiLevelType w:val="multilevel"/>
+    <w:tmpl w:val="46546BC2"/>
+    <w:lvl w:ilvl="0">
+      <w:start w:val="1"/>
+      <w:numFmt w:val="bullet"/>
+      <w:lvlText w:val=""/>
+      <w:lvlJc w:val="left"/>
+      <w:pPr>
+        <w:tabs>
+          <w:tab w:val="num" w:pos="720"/>
+        </w:tabs>
+        <w:ind w:left="720" w:hanging="360"/>
+      </w:pPr>
+      <w:rPr>
+        <w:rFonts w:ascii="Symbol" w:hAnsi="Symbol" w:hint="default"/>
+        <w:sz w:val="20"/>
+      </w:rPr>
+    </w:lvl>
+    <w:lvl w:ilvl="1" w:tentative="1">
+      <w:start w:val="1"/>
+      <w:numFmt w:val="bullet"/>
+      <w:lvlText w:val="o"/>
+      <w:lvlJc w:val="left"/>
+      <w:pPr>
+        <w:tabs>
+          <w:tab w:val="num" w:pos="1440"/>
+        </w:tabs>
+        <w:ind w:left="1440" w:hanging="360"/>
+      </w:pPr>
+      <w:rPr>
+        <w:rFonts w:ascii="Courier New" w:hAnsi="Courier New" w:hint="default"/>
+        <w:sz w:val="20"/>
+      </w:rPr>
+    </w:lvl>
+    <w:lvl w:ilvl="2" w:tentative="1">
+      <w:start w:val="1"/>
+      <w:numFmt w:val="bullet"/>
+      <w:lvlText w:val=""/>
+      <w:lvlJc w:val="left"/>
+      <w:pPr>
+        <w:tabs>
+          <w:tab w:val="num" w:pos="2160"/>
+        </w:tabs>
+        <w:ind w:left="2160" w:hanging="360"/>
+      </w:pPr>
+      <w:rPr>
+        <w:rFonts w:ascii="Wingdings" w:hAnsi="Wingdings" w:hint="default"/>
+        <w:sz w:val="20"/>
+      </w:rPr>
+    </w:lvl>
+    <w:lvl w:ilvl="3" w:tentative="1">
+      <w:start w:val="1"/>
+      <w:numFmt w:val="bullet"/>
+      <w:lvlText w:val=""/>
+      <w:lvlJc w:val="left"/>
+      <w:pPr>
+        <w:tabs>
+          <w:tab w:val="num" w:pos="2880"/>
+        </w:tabs>
+        <w:ind w:left="2880" w:hanging="360"/>
+      </w:pPr>
+      <w:rPr>
+        <w:rFonts w:ascii="Wingdings" w:hAnsi="Wingdings" w:hint="default"/>
+        <w:sz w:val="20"/>
+      </w:rPr>
+    </w:lvl>
+    <w:lvl w:ilvl="4" w:tentative="1">
+      <w:start w:val="1"/>
+      <w:numFmt w:val="bullet"/>
+      <w:lvlText w:val=""/>
+      <w:lvlJc w:val="left"/>
+      <w:pPr>
+        <w:tabs>
+          <w:tab w:val="num" w:pos="3600"/>
+        </w:tabs>
+        <w:ind w:left="3600" w:hanging="360"/>
+      </w:pPr>
+      <w:rPr>
+        <w:rFonts w:ascii="Wingdings" w:hAnsi="Wingdings" w:hint="default"/>
+        <w:sz w:val="20"/>
+      </w:rPr>
+    </w:lvl>
+    <w:lvl w:ilvl="5" w:tentative="1">
+      <w:start w:val="1"/>
+      <w:numFmt w:val="bullet"/>
+      <w:lvlText w:val=""/>
+      <w:lvlJc w:val="left"/>
+      <w:pPr>
+        <w:tabs>
+          <w:tab w:val="num" w:pos="4320"/>
+        </w:tabs>
+        <w:ind w:left="4320" w:hanging="360"/>
+      </w:pPr>
+      <w:rPr>
+        <w:rFonts w:ascii="Wingdings" w:hAnsi="Wingdings" w:hint="default"/>
+        <w:sz w:val="20"/>
+      </w:rPr>
+    </w:lvl>
+    <w:lvl w:ilvl="6" w:tentative="1">
+      <w:start w:val="1"/>
+      <w:numFmt w:val="bullet"/>
+      <w:lvlText w:val=""/>
+      <w:lvlJc w:val="left"/>
+      <w:pPr>
+        <w:tabs>
+          <w:tab w:val="num" w:pos="5040"/>
+        </w:tabs>
+        <w:ind w:left="5040" w:hanging="360"/>
+      </w:pPr>
+      <w:rPr>
+        <w:rFonts w:ascii="Wingdings" w:hAnsi="Wingdings" w:hint="default"/>
+        <w:sz w:val="20"/>
+      </w:rPr>
+    </w:lvl>
+    <w:lvl w:ilvl="7" w:tentative="1">
+      <w:start w:val="1"/>
+      <w:numFmt w:val="bullet"/>
+      <w:lvlText w:val=""/>
+      <w:lvlJc w:val="left"/>
+      <w:pPr>
+        <w:tabs>
+          <w:tab w:val="num" w:pos="5760"/>
+        </w:tabs>
+        <w:ind w:left="5760" w:hanging="360"/>
+      </w:pPr>
+      <w:rPr>
+        <w:rFonts w:ascii="Wingdings" w:hAnsi="Wingdings" w:hint="default"/>
+        <w:sz w:val="20"/>
+      </w:rPr>
+    </w:lvl>
+    <w:lvl w:ilvl="8" w:tentative="1">
+      <w:start w:val="1"/>
+      <w:numFmt w:val="bullet"/>
+      <w:lvlText w:val=""/>
+      <w:lvlJc w:val="left"/>
+      <w:pPr>
+        <w:tabs>
+          <w:tab w:val="num" w:pos="6480"/>
+        </w:tabs>
+        <w:ind w:left="6480" w:hanging="360"/>
+      </w:pPr>
+      <w:rPr>
+        <w:rFonts w:ascii="Wingdings" w:hAnsi="Wingdings" w:hint="default"/>
+        <w:sz w:val="20"/>
+      </w:rPr>
+    </w:lvl>
+  </w:abstractNum>
+  <w:abstractNum w:abstractNumId="29" w15:restartNumberingAfterBreak="0">
+    <w:nsid w:val="4AF85F13"/>
+    <w:multiLevelType w:val="multilevel"/>
+    <w:tmpl w:val="725A3FE4"/>
+    <w:lvl w:ilvl="0">
+      <w:start w:val="1"/>
+      <w:numFmt w:val="bullet"/>
+      <w:lvlText w:val=""/>
+      <w:lvlJc w:val="left"/>
+      <w:pPr>
+        <w:tabs>
+          <w:tab w:val="num" w:pos="720"/>
+        </w:tabs>
+        <w:ind w:left="720" w:hanging="360"/>
+      </w:pPr>
+      <w:rPr>
+        <w:rFonts w:ascii="Symbol" w:hAnsi="Symbol" w:hint="default"/>
+        <w:sz w:val="20"/>
+      </w:rPr>
+    </w:lvl>
+    <w:lvl w:ilvl="1" w:tentative="1">
+      <w:start w:val="1"/>
+      <w:numFmt w:val="bullet"/>
+      <w:lvlText w:val="o"/>
+      <w:lvlJc w:val="left"/>
+      <w:pPr>
+        <w:tabs>
+          <w:tab w:val="num" w:pos="1440"/>
+        </w:tabs>
+        <w:ind w:left="1440" w:hanging="360"/>
+      </w:pPr>
+      <w:rPr>
+        <w:rFonts w:ascii="Courier New" w:hAnsi="Courier New" w:hint="default"/>
+        <w:sz w:val="20"/>
+      </w:rPr>
+    </w:lvl>
+    <w:lvl w:ilvl="2" w:tentative="1">
+      <w:start w:val="1"/>
+      <w:numFmt w:val="bullet"/>
+      <w:lvlText w:val=""/>
+      <w:lvlJc w:val="left"/>
+      <w:pPr>
+        <w:tabs>
+          <w:tab w:val="num" w:pos="2160"/>
+        </w:tabs>
+        <w:ind w:left="2160" w:hanging="360"/>
+      </w:pPr>
+      <w:rPr>
+        <w:rFonts w:ascii="Wingdings" w:hAnsi="Wingdings" w:hint="default"/>
+        <w:sz w:val="20"/>
+      </w:rPr>
+    </w:lvl>
+    <w:lvl w:ilvl="3" w:tentative="1">
+      <w:start w:val="1"/>
+      <w:numFmt w:val="bullet"/>
+      <w:lvlText w:val=""/>
+      <w:lvlJc w:val="left"/>
+      <w:pPr>
+        <w:tabs>
+          <w:tab w:val="num" w:pos="2880"/>
+        </w:tabs>
+        <w:ind w:left="2880" w:hanging="360"/>
+      </w:pPr>
+      <w:rPr>
+        <w:rFonts w:ascii="Wingdings" w:hAnsi="Wingdings" w:hint="default"/>
+        <w:sz w:val="20"/>
+      </w:rPr>
+    </w:lvl>
+    <w:lvl w:ilvl="4" w:tentative="1">
+      <w:start w:val="1"/>
+      <w:numFmt w:val="bullet"/>
+      <w:lvlText w:val=""/>
+      <w:lvlJc w:val="left"/>
+      <w:pPr>
+        <w:tabs>
+          <w:tab w:val="num" w:pos="3600"/>
+        </w:tabs>
+        <w:ind w:left="3600" w:hanging="360"/>
+      </w:pPr>
+      <w:rPr>
+        <w:rFonts w:ascii="Wingdings" w:hAnsi="Wingdings" w:hint="default"/>
+        <w:sz w:val="20"/>
+      </w:rPr>
+    </w:lvl>
+    <w:lvl w:ilvl="5" w:tentative="1">
+      <w:start w:val="1"/>
+      <w:numFmt w:val="bullet"/>
+      <w:lvlText w:val=""/>
+      <w:lvlJc w:val="left"/>
+      <w:pPr>
+        <w:tabs>
+          <w:tab w:val="num" w:pos="4320"/>
+        </w:tabs>
+        <w:ind w:left="4320" w:hanging="360"/>
+      </w:pPr>
+      <w:rPr>
+        <w:rFonts w:ascii="Wingdings" w:hAnsi="Wingdings" w:hint="default"/>
+        <w:sz w:val="20"/>
+      </w:rPr>
+    </w:lvl>
+    <w:lvl w:ilvl="6" w:tentative="1">
+      <w:start w:val="1"/>
+      <w:numFmt w:val="bullet"/>
+      <w:lvlText w:val=""/>
+      <w:lvlJc w:val="left"/>
+      <w:pPr>
+        <w:tabs>
+          <w:tab w:val="num" w:pos="5040"/>
+        </w:tabs>
+        <w:ind w:left="5040" w:hanging="360"/>
+      </w:pPr>
+      <w:rPr>
+        <w:rFonts w:ascii="Wingdings" w:hAnsi="Wingdings" w:hint="default"/>
+        <w:sz w:val="20"/>
+      </w:rPr>
+    </w:lvl>
+    <w:lvl w:ilvl="7" w:tentative="1">
+      <w:start w:val="1"/>
+      <w:numFmt w:val="bullet"/>
+      <w:lvlText w:val=""/>
+      <w:lvlJc w:val="left"/>
+      <w:pPr>
+        <w:tabs>
+          <w:tab w:val="num" w:pos="5760"/>
+        </w:tabs>
+        <w:ind w:left="5760" w:hanging="360"/>
+      </w:pPr>
+      <w:rPr>
+        <w:rFonts w:ascii="Wingdings" w:hAnsi="Wingdings" w:hint="default"/>
+        <w:sz w:val="20"/>
+      </w:rPr>
+    </w:lvl>
+    <w:lvl w:ilvl="8" w:tentative="1">
+      <w:start w:val="1"/>
+      <w:numFmt w:val="bullet"/>
+      <w:lvlText w:val=""/>
+      <w:lvlJc w:val="left"/>
+      <w:pPr>
+        <w:tabs>
+          <w:tab w:val="num" w:pos="6480"/>
+        </w:tabs>
+        <w:ind w:left="6480" w:hanging="360"/>
+      </w:pPr>
+      <w:rPr>
+        <w:rFonts w:ascii="Wingdings" w:hAnsi="Wingdings" w:hint="default"/>
+        <w:sz w:val="20"/>
+      </w:rPr>
+    </w:lvl>
+  </w:abstractNum>
+  <w:abstractNum w:abstractNumId="30" w15:restartNumberingAfterBreak="0">
+    <w:nsid w:val="4C4D712B"/>
+    <w:multiLevelType w:val="multilevel"/>
+    <w:tmpl w:val="A7B8ABC4"/>
+    <w:lvl w:ilvl="0">
+      <w:start w:val="1"/>
+      <w:numFmt w:val="bullet"/>
+      <w:lvlText w:val=""/>
+      <w:lvlJc w:val="left"/>
+      <w:pPr>
+        <w:tabs>
+          <w:tab w:val="num" w:pos="720"/>
+        </w:tabs>
+        <w:ind w:left="720" w:hanging="360"/>
+      </w:pPr>
+      <w:rPr>
+        <w:rFonts w:ascii="Symbol" w:hAnsi="Symbol" w:hint="default"/>
+        <w:sz w:val="20"/>
+      </w:rPr>
+    </w:lvl>
+    <w:lvl w:ilvl="1" w:tentative="1">
+      <w:start w:val="1"/>
+      <w:numFmt w:val="bullet"/>
+      <w:lvlText w:val="o"/>
+      <w:lvlJc w:val="left"/>
+      <w:pPr>
+        <w:tabs>
+          <w:tab w:val="num" w:pos="1440"/>
+        </w:tabs>
+        <w:ind w:left="1440" w:hanging="360"/>
+      </w:pPr>
+      <w:rPr>
+        <w:rFonts w:ascii="Courier New" w:hAnsi="Courier New" w:hint="default"/>
+        <w:sz w:val="20"/>
+      </w:rPr>
+    </w:lvl>
+    <w:lvl w:ilvl="2" w:tentative="1">
+      <w:start w:val="1"/>
+      <w:numFmt w:val="bullet"/>
+      <w:lvlText w:val=""/>
+      <w:lvlJc w:val="left"/>
+      <w:pPr>
+        <w:tabs>
+          <w:tab w:val="num" w:pos="2160"/>
+        </w:tabs>
+        <w:ind w:left="2160" w:hanging="360"/>
+      </w:pPr>
+      <w:rPr>
+        <w:rFonts w:ascii="Wingdings" w:hAnsi="Wingdings" w:hint="default"/>
+        <w:sz w:val="20"/>
+      </w:rPr>
+    </w:lvl>
+    <w:lvl w:ilvl="3" w:tentative="1">
+      <w:start w:val="1"/>
+      <w:numFmt w:val="bullet"/>
+      <w:lvlText w:val=""/>
+      <w:lvlJc w:val="left"/>
+      <w:pPr>
+        <w:tabs>
+          <w:tab w:val="num" w:pos="2880"/>
+        </w:tabs>
+        <w:ind w:left="2880" w:hanging="360"/>
+      </w:pPr>
+      <w:rPr>
+        <w:rFonts w:ascii="Wingdings" w:hAnsi="Wingdings" w:hint="default"/>
+        <w:sz w:val="20"/>
+      </w:rPr>
+    </w:lvl>
+    <w:lvl w:ilvl="4" w:tentative="1">
+      <w:start w:val="1"/>
+      <w:numFmt w:val="bullet"/>
+      <w:lvlText w:val=""/>
+      <w:lvlJc w:val="left"/>
+      <w:pPr>
+        <w:tabs>
+          <w:tab w:val="num" w:pos="3600"/>
+        </w:tabs>
+        <w:ind w:left="3600" w:hanging="360"/>
+      </w:pPr>
+      <w:rPr>
+        <w:rFonts w:ascii="Wingdings" w:hAnsi="Wingdings" w:hint="default"/>
+        <w:sz w:val="20"/>
+      </w:rPr>
+    </w:lvl>
+    <w:lvl w:ilvl="5" w:tentative="1">
+      <w:start w:val="1"/>
+      <w:numFmt w:val="bullet"/>
+      <w:lvlText w:val=""/>
+      <w:lvlJc w:val="left"/>
+      <w:pPr>
+        <w:tabs>
+          <w:tab w:val="num" w:pos="4320"/>
+        </w:tabs>
+        <w:ind w:left="4320" w:hanging="360"/>
+      </w:pPr>
+      <w:rPr>
+        <w:rFonts w:ascii="Wingdings" w:hAnsi="Wingdings" w:hint="default"/>
+        <w:sz w:val="20"/>
+      </w:rPr>
+    </w:lvl>
+    <w:lvl w:ilvl="6" w:tentative="1">
+      <w:start w:val="1"/>
+      <w:numFmt w:val="bullet"/>
+      <w:lvlText w:val=""/>
+      <w:lvlJc w:val="left"/>
+      <w:pPr>
+        <w:tabs>
+          <w:tab w:val="num" w:pos="5040"/>
+        </w:tabs>
+        <w:ind w:left="5040" w:hanging="360"/>
+      </w:pPr>
+      <w:rPr>
+        <w:rFonts w:ascii="Wingdings" w:hAnsi="Wingdings" w:hint="default"/>
+        <w:sz w:val="20"/>
+      </w:rPr>
+    </w:lvl>
+    <w:lvl w:ilvl="7" w:tentative="1">
+      <w:start w:val="1"/>
+      <w:numFmt w:val="bullet"/>
+      <w:lvlText w:val=""/>
+      <w:lvlJc w:val="left"/>
+      <w:pPr>
+        <w:tabs>
+          <w:tab w:val="num" w:pos="5760"/>
+        </w:tabs>
+        <w:ind w:left="5760" w:hanging="360"/>
+      </w:pPr>
+      <w:rPr>
+        <w:rFonts w:ascii="Wingdings" w:hAnsi="Wingdings" w:hint="default"/>
+        <w:sz w:val="20"/>
+      </w:rPr>
+    </w:lvl>
+    <w:lvl w:ilvl="8" w:tentative="1">
+      <w:start w:val="1"/>
+      <w:numFmt w:val="bullet"/>
+      <w:lvlText w:val=""/>
+      <w:lvlJc w:val="left"/>
+      <w:pPr>
+        <w:tabs>
+          <w:tab w:val="num" w:pos="6480"/>
+        </w:tabs>
+        <w:ind w:left="6480" w:hanging="360"/>
+      </w:pPr>
+      <w:rPr>
+        <w:rFonts w:ascii="Wingdings" w:hAnsi="Wingdings" w:hint="default"/>
+        <w:sz w:val="20"/>
+      </w:rPr>
+    </w:lvl>
+  </w:abstractNum>
+  <w:abstractNum w:abstractNumId="31" w15:restartNumberingAfterBreak="0">
     <w:nsid w:val="4C60472D"/>
     <w:multiLevelType w:val="multilevel"/>
     <w:tmpl w:val="89C8649E"/>
@@ -2962,7 +9854,752 @@
       </w:rPr>
     </w:lvl>
   </w:abstractNum>
-  <w:abstractNum w:abstractNumId="9" w15:restartNumberingAfterBreak="0">
+  <w:abstractNum w:abstractNumId="32" w15:restartNumberingAfterBreak="0">
+    <w:nsid w:val="4EDE6E06"/>
+    <w:multiLevelType w:val="multilevel"/>
+    <w:tmpl w:val="57C81F76"/>
+    <w:lvl w:ilvl="0">
+      <w:start w:val="1"/>
+      <w:numFmt w:val="bullet"/>
+      <w:lvlText w:val=""/>
+      <w:lvlJc w:val="left"/>
+      <w:pPr>
+        <w:tabs>
+          <w:tab w:val="num" w:pos="720"/>
+        </w:tabs>
+        <w:ind w:left="720" w:hanging="360"/>
+      </w:pPr>
+      <w:rPr>
+        <w:rFonts w:ascii="Symbol" w:hAnsi="Symbol" w:hint="default"/>
+        <w:sz w:val="20"/>
+      </w:rPr>
+    </w:lvl>
+    <w:lvl w:ilvl="1" w:tentative="1">
+      <w:start w:val="1"/>
+      <w:numFmt w:val="bullet"/>
+      <w:lvlText w:val="o"/>
+      <w:lvlJc w:val="left"/>
+      <w:pPr>
+        <w:tabs>
+          <w:tab w:val="num" w:pos="1440"/>
+        </w:tabs>
+        <w:ind w:left="1440" w:hanging="360"/>
+      </w:pPr>
+      <w:rPr>
+        <w:rFonts w:ascii="Courier New" w:hAnsi="Courier New" w:hint="default"/>
+        <w:sz w:val="20"/>
+      </w:rPr>
+    </w:lvl>
+    <w:lvl w:ilvl="2" w:tentative="1">
+      <w:start w:val="1"/>
+      <w:numFmt w:val="bullet"/>
+      <w:lvlText w:val=""/>
+      <w:lvlJc w:val="left"/>
+      <w:pPr>
+        <w:tabs>
+          <w:tab w:val="num" w:pos="2160"/>
+        </w:tabs>
+        <w:ind w:left="2160" w:hanging="360"/>
+      </w:pPr>
+      <w:rPr>
+        <w:rFonts w:ascii="Wingdings" w:hAnsi="Wingdings" w:hint="default"/>
+        <w:sz w:val="20"/>
+      </w:rPr>
+    </w:lvl>
+    <w:lvl w:ilvl="3" w:tentative="1">
+      <w:start w:val="1"/>
+      <w:numFmt w:val="bullet"/>
+      <w:lvlText w:val=""/>
+      <w:lvlJc w:val="left"/>
+      <w:pPr>
+        <w:tabs>
+          <w:tab w:val="num" w:pos="2880"/>
+        </w:tabs>
+        <w:ind w:left="2880" w:hanging="360"/>
+      </w:pPr>
+      <w:rPr>
+        <w:rFonts w:ascii="Wingdings" w:hAnsi="Wingdings" w:hint="default"/>
+        <w:sz w:val="20"/>
+      </w:rPr>
+    </w:lvl>
+    <w:lvl w:ilvl="4" w:tentative="1">
+      <w:start w:val="1"/>
+      <w:numFmt w:val="bullet"/>
+      <w:lvlText w:val=""/>
+      <w:lvlJc w:val="left"/>
+      <w:pPr>
+        <w:tabs>
+          <w:tab w:val="num" w:pos="3600"/>
+        </w:tabs>
+        <w:ind w:left="3600" w:hanging="360"/>
+      </w:pPr>
+      <w:rPr>
+        <w:rFonts w:ascii="Wingdings" w:hAnsi="Wingdings" w:hint="default"/>
+        <w:sz w:val="20"/>
+      </w:rPr>
+    </w:lvl>
+    <w:lvl w:ilvl="5" w:tentative="1">
+      <w:start w:val="1"/>
+      <w:numFmt w:val="bullet"/>
+      <w:lvlText w:val=""/>
+      <w:lvlJc w:val="left"/>
+      <w:pPr>
+        <w:tabs>
+          <w:tab w:val="num" w:pos="4320"/>
+        </w:tabs>
+        <w:ind w:left="4320" w:hanging="360"/>
+      </w:pPr>
+      <w:rPr>
+        <w:rFonts w:ascii="Wingdings" w:hAnsi="Wingdings" w:hint="default"/>
+        <w:sz w:val="20"/>
+      </w:rPr>
+    </w:lvl>
+    <w:lvl w:ilvl="6" w:tentative="1">
+      <w:start w:val="1"/>
+      <w:numFmt w:val="bullet"/>
+      <w:lvlText w:val=""/>
+      <w:lvlJc w:val="left"/>
+      <w:pPr>
+        <w:tabs>
+          <w:tab w:val="num" w:pos="5040"/>
+        </w:tabs>
+        <w:ind w:left="5040" w:hanging="360"/>
+      </w:pPr>
+      <w:rPr>
+        <w:rFonts w:ascii="Wingdings" w:hAnsi="Wingdings" w:hint="default"/>
+        <w:sz w:val="20"/>
+      </w:rPr>
+    </w:lvl>
+    <w:lvl w:ilvl="7" w:tentative="1">
+      <w:start w:val="1"/>
+      <w:numFmt w:val="bullet"/>
+      <w:lvlText w:val=""/>
+      <w:lvlJc w:val="left"/>
+      <w:pPr>
+        <w:tabs>
+          <w:tab w:val="num" w:pos="5760"/>
+        </w:tabs>
+        <w:ind w:left="5760" w:hanging="360"/>
+      </w:pPr>
+      <w:rPr>
+        <w:rFonts w:ascii="Wingdings" w:hAnsi="Wingdings" w:hint="default"/>
+        <w:sz w:val="20"/>
+      </w:rPr>
+    </w:lvl>
+    <w:lvl w:ilvl="8" w:tentative="1">
+      <w:start w:val="1"/>
+      <w:numFmt w:val="bullet"/>
+      <w:lvlText w:val=""/>
+      <w:lvlJc w:val="left"/>
+      <w:pPr>
+        <w:tabs>
+          <w:tab w:val="num" w:pos="6480"/>
+        </w:tabs>
+        <w:ind w:left="6480" w:hanging="360"/>
+      </w:pPr>
+      <w:rPr>
+        <w:rFonts w:ascii="Wingdings" w:hAnsi="Wingdings" w:hint="default"/>
+        <w:sz w:val="20"/>
+      </w:rPr>
+    </w:lvl>
+  </w:abstractNum>
+  <w:abstractNum w:abstractNumId="33" w15:restartNumberingAfterBreak="0">
+    <w:nsid w:val="4F007CAB"/>
+    <w:multiLevelType w:val="multilevel"/>
+    <w:tmpl w:val="13224686"/>
+    <w:lvl w:ilvl="0">
+      <w:start w:val="1"/>
+      <w:numFmt w:val="bullet"/>
+      <w:lvlText w:val=""/>
+      <w:lvlJc w:val="left"/>
+      <w:pPr>
+        <w:tabs>
+          <w:tab w:val="num" w:pos="720"/>
+        </w:tabs>
+        <w:ind w:left="720" w:hanging="360"/>
+      </w:pPr>
+      <w:rPr>
+        <w:rFonts w:ascii="Symbol" w:hAnsi="Symbol" w:hint="default"/>
+        <w:sz w:val="20"/>
+      </w:rPr>
+    </w:lvl>
+    <w:lvl w:ilvl="1" w:tentative="1">
+      <w:start w:val="1"/>
+      <w:numFmt w:val="bullet"/>
+      <w:lvlText w:val="o"/>
+      <w:lvlJc w:val="left"/>
+      <w:pPr>
+        <w:tabs>
+          <w:tab w:val="num" w:pos="1440"/>
+        </w:tabs>
+        <w:ind w:left="1440" w:hanging="360"/>
+      </w:pPr>
+      <w:rPr>
+        <w:rFonts w:ascii="Courier New" w:hAnsi="Courier New" w:hint="default"/>
+        <w:sz w:val="20"/>
+      </w:rPr>
+    </w:lvl>
+    <w:lvl w:ilvl="2" w:tentative="1">
+      <w:start w:val="1"/>
+      <w:numFmt w:val="bullet"/>
+      <w:lvlText w:val=""/>
+      <w:lvlJc w:val="left"/>
+      <w:pPr>
+        <w:tabs>
+          <w:tab w:val="num" w:pos="2160"/>
+        </w:tabs>
+        <w:ind w:left="2160" w:hanging="360"/>
+      </w:pPr>
+      <w:rPr>
+        <w:rFonts w:ascii="Wingdings" w:hAnsi="Wingdings" w:hint="default"/>
+        <w:sz w:val="20"/>
+      </w:rPr>
+    </w:lvl>
+    <w:lvl w:ilvl="3" w:tentative="1">
+      <w:start w:val="1"/>
+      <w:numFmt w:val="bullet"/>
+      <w:lvlText w:val=""/>
+      <w:lvlJc w:val="left"/>
+      <w:pPr>
+        <w:tabs>
+          <w:tab w:val="num" w:pos="2880"/>
+        </w:tabs>
+        <w:ind w:left="2880" w:hanging="360"/>
+      </w:pPr>
+      <w:rPr>
+        <w:rFonts w:ascii="Wingdings" w:hAnsi="Wingdings" w:hint="default"/>
+        <w:sz w:val="20"/>
+      </w:rPr>
+    </w:lvl>
+    <w:lvl w:ilvl="4" w:tentative="1">
+      <w:start w:val="1"/>
+      <w:numFmt w:val="bullet"/>
+      <w:lvlText w:val=""/>
+      <w:lvlJc w:val="left"/>
+      <w:pPr>
+        <w:tabs>
+          <w:tab w:val="num" w:pos="3600"/>
+        </w:tabs>
+        <w:ind w:left="3600" w:hanging="360"/>
+      </w:pPr>
+      <w:rPr>
+        <w:rFonts w:ascii="Wingdings" w:hAnsi="Wingdings" w:hint="default"/>
+        <w:sz w:val="20"/>
+      </w:rPr>
+    </w:lvl>
+    <w:lvl w:ilvl="5" w:tentative="1">
+      <w:start w:val="1"/>
+      <w:numFmt w:val="bullet"/>
+      <w:lvlText w:val=""/>
+      <w:lvlJc w:val="left"/>
+      <w:pPr>
+        <w:tabs>
+          <w:tab w:val="num" w:pos="4320"/>
+        </w:tabs>
+        <w:ind w:left="4320" w:hanging="360"/>
+      </w:pPr>
+      <w:rPr>
+        <w:rFonts w:ascii="Wingdings" w:hAnsi="Wingdings" w:hint="default"/>
+        <w:sz w:val="20"/>
+      </w:rPr>
+    </w:lvl>
+    <w:lvl w:ilvl="6" w:tentative="1">
+      <w:start w:val="1"/>
+      <w:numFmt w:val="bullet"/>
+      <w:lvlText w:val=""/>
+      <w:lvlJc w:val="left"/>
+      <w:pPr>
+        <w:tabs>
+          <w:tab w:val="num" w:pos="5040"/>
+        </w:tabs>
+        <w:ind w:left="5040" w:hanging="360"/>
+      </w:pPr>
+      <w:rPr>
+        <w:rFonts w:ascii="Wingdings" w:hAnsi="Wingdings" w:hint="default"/>
+        <w:sz w:val="20"/>
+      </w:rPr>
+    </w:lvl>
+    <w:lvl w:ilvl="7" w:tentative="1">
+      <w:start w:val="1"/>
+      <w:numFmt w:val="bullet"/>
+      <w:lvlText w:val=""/>
+      <w:lvlJc w:val="left"/>
+      <w:pPr>
+        <w:tabs>
+          <w:tab w:val="num" w:pos="5760"/>
+        </w:tabs>
+        <w:ind w:left="5760" w:hanging="360"/>
+      </w:pPr>
+      <w:rPr>
+        <w:rFonts w:ascii="Wingdings" w:hAnsi="Wingdings" w:hint="default"/>
+        <w:sz w:val="20"/>
+      </w:rPr>
+    </w:lvl>
+    <w:lvl w:ilvl="8" w:tentative="1">
+      <w:start w:val="1"/>
+      <w:numFmt w:val="bullet"/>
+      <w:lvlText w:val=""/>
+      <w:lvlJc w:val="left"/>
+      <w:pPr>
+        <w:tabs>
+          <w:tab w:val="num" w:pos="6480"/>
+        </w:tabs>
+        <w:ind w:left="6480" w:hanging="360"/>
+      </w:pPr>
+      <w:rPr>
+        <w:rFonts w:ascii="Wingdings" w:hAnsi="Wingdings" w:hint="default"/>
+        <w:sz w:val="20"/>
+      </w:rPr>
+    </w:lvl>
+  </w:abstractNum>
+  <w:abstractNum w:abstractNumId="34" w15:restartNumberingAfterBreak="0">
+    <w:nsid w:val="521419C5"/>
+    <w:multiLevelType w:val="multilevel"/>
+    <w:tmpl w:val="AA58654E"/>
+    <w:lvl w:ilvl="0">
+      <w:start w:val="1"/>
+      <w:numFmt w:val="bullet"/>
+      <w:lvlText w:val=""/>
+      <w:lvlJc w:val="left"/>
+      <w:pPr>
+        <w:tabs>
+          <w:tab w:val="num" w:pos="720"/>
+        </w:tabs>
+        <w:ind w:left="720" w:hanging="360"/>
+      </w:pPr>
+      <w:rPr>
+        <w:rFonts w:ascii="Symbol" w:hAnsi="Symbol" w:hint="default"/>
+        <w:sz w:val="20"/>
+      </w:rPr>
+    </w:lvl>
+    <w:lvl w:ilvl="1" w:tentative="1">
+      <w:start w:val="1"/>
+      <w:numFmt w:val="bullet"/>
+      <w:lvlText w:val="o"/>
+      <w:lvlJc w:val="left"/>
+      <w:pPr>
+        <w:tabs>
+          <w:tab w:val="num" w:pos="1440"/>
+        </w:tabs>
+        <w:ind w:left="1440" w:hanging="360"/>
+      </w:pPr>
+      <w:rPr>
+        <w:rFonts w:ascii="Courier New" w:hAnsi="Courier New" w:hint="default"/>
+        <w:sz w:val="20"/>
+      </w:rPr>
+    </w:lvl>
+    <w:lvl w:ilvl="2" w:tentative="1">
+      <w:start w:val="1"/>
+      <w:numFmt w:val="bullet"/>
+      <w:lvlText w:val=""/>
+      <w:lvlJc w:val="left"/>
+      <w:pPr>
+        <w:tabs>
+          <w:tab w:val="num" w:pos="2160"/>
+        </w:tabs>
+        <w:ind w:left="2160" w:hanging="360"/>
+      </w:pPr>
+      <w:rPr>
+        <w:rFonts w:ascii="Wingdings" w:hAnsi="Wingdings" w:hint="default"/>
+        <w:sz w:val="20"/>
+      </w:rPr>
+    </w:lvl>
+    <w:lvl w:ilvl="3" w:tentative="1">
+      <w:start w:val="1"/>
+      <w:numFmt w:val="bullet"/>
+      <w:lvlText w:val=""/>
+      <w:lvlJc w:val="left"/>
+      <w:pPr>
+        <w:tabs>
+          <w:tab w:val="num" w:pos="2880"/>
+        </w:tabs>
+        <w:ind w:left="2880" w:hanging="360"/>
+      </w:pPr>
+      <w:rPr>
+        <w:rFonts w:ascii="Wingdings" w:hAnsi="Wingdings" w:hint="default"/>
+        <w:sz w:val="20"/>
+      </w:rPr>
+    </w:lvl>
+    <w:lvl w:ilvl="4" w:tentative="1">
+      <w:start w:val="1"/>
+      <w:numFmt w:val="bullet"/>
+      <w:lvlText w:val=""/>
+      <w:lvlJc w:val="left"/>
+      <w:pPr>
+        <w:tabs>
+          <w:tab w:val="num" w:pos="3600"/>
+        </w:tabs>
+        <w:ind w:left="3600" w:hanging="360"/>
+      </w:pPr>
+      <w:rPr>
+        <w:rFonts w:ascii="Wingdings" w:hAnsi="Wingdings" w:hint="default"/>
+        <w:sz w:val="20"/>
+      </w:rPr>
+    </w:lvl>
+    <w:lvl w:ilvl="5" w:tentative="1">
+      <w:start w:val="1"/>
+      <w:numFmt w:val="bullet"/>
+      <w:lvlText w:val=""/>
+      <w:lvlJc w:val="left"/>
+      <w:pPr>
+        <w:tabs>
+          <w:tab w:val="num" w:pos="4320"/>
+        </w:tabs>
+        <w:ind w:left="4320" w:hanging="360"/>
+      </w:pPr>
+      <w:rPr>
+        <w:rFonts w:ascii="Wingdings" w:hAnsi="Wingdings" w:hint="default"/>
+        <w:sz w:val="20"/>
+      </w:rPr>
+    </w:lvl>
+    <w:lvl w:ilvl="6" w:tentative="1">
+      <w:start w:val="1"/>
+      <w:numFmt w:val="bullet"/>
+      <w:lvlText w:val=""/>
+      <w:lvlJc w:val="left"/>
+      <w:pPr>
+        <w:tabs>
+          <w:tab w:val="num" w:pos="5040"/>
+        </w:tabs>
+        <w:ind w:left="5040" w:hanging="360"/>
+      </w:pPr>
+      <w:rPr>
+        <w:rFonts w:ascii="Wingdings" w:hAnsi="Wingdings" w:hint="default"/>
+        <w:sz w:val="20"/>
+      </w:rPr>
+    </w:lvl>
+    <w:lvl w:ilvl="7" w:tentative="1">
+      <w:start w:val="1"/>
+      <w:numFmt w:val="bullet"/>
+      <w:lvlText w:val=""/>
+      <w:lvlJc w:val="left"/>
+      <w:pPr>
+        <w:tabs>
+          <w:tab w:val="num" w:pos="5760"/>
+        </w:tabs>
+        <w:ind w:left="5760" w:hanging="360"/>
+      </w:pPr>
+      <w:rPr>
+        <w:rFonts w:ascii="Wingdings" w:hAnsi="Wingdings" w:hint="default"/>
+        <w:sz w:val="20"/>
+      </w:rPr>
+    </w:lvl>
+    <w:lvl w:ilvl="8" w:tentative="1">
+      <w:start w:val="1"/>
+      <w:numFmt w:val="bullet"/>
+      <w:lvlText w:val=""/>
+      <w:lvlJc w:val="left"/>
+      <w:pPr>
+        <w:tabs>
+          <w:tab w:val="num" w:pos="6480"/>
+        </w:tabs>
+        <w:ind w:left="6480" w:hanging="360"/>
+      </w:pPr>
+      <w:rPr>
+        <w:rFonts w:ascii="Wingdings" w:hAnsi="Wingdings" w:hint="default"/>
+        <w:sz w:val="20"/>
+      </w:rPr>
+    </w:lvl>
+  </w:abstractNum>
+  <w:abstractNum w:abstractNumId="35" w15:restartNumberingAfterBreak="0">
+    <w:nsid w:val="57982AB9"/>
+    <w:multiLevelType w:val="multilevel"/>
+    <w:tmpl w:val="640C8ACA"/>
+    <w:lvl w:ilvl="0">
+      <w:start w:val="1"/>
+      <w:numFmt w:val="bullet"/>
+      <w:lvlText w:val=""/>
+      <w:lvlJc w:val="left"/>
+      <w:pPr>
+        <w:tabs>
+          <w:tab w:val="num" w:pos="720"/>
+        </w:tabs>
+        <w:ind w:left="720" w:hanging="360"/>
+      </w:pPr>
+      <w:rPr>
+        <w:rFonts w:ascii="Symbol" w:hAnsi="Symbol" w:hint="default"/>
+        <w:sz w:val="20"/>
+      </w:rPr>
+    </w:lvl>
+    <w:lvl w:ilvl="1" w:tentative="1">
+      <w:start w:val="1"/>
+      <w:numFmt w:val="bullet"/>
+      <w:lvlText w:val="o"/>
+      <w:lvlJc w:val="left"/>
+      <w:pPr>
+        <w:tabs>
+          <w:tab w:val="num" w:pos="1440"/>
+        </w:tabs>
+        <w:ind w:left="1440" w:hanging="360"/>
+      </w:pPr>
+      <w:rPr>
+        <w:rFonts w:ascii="Courier New" w:hAnsi="Courier New" w:hint="default"/>
+        <w:sz w:val="20"/>
+      </w:rPr>
+    </w:lvl>
+    <w:lvl w:ilvl="2" w:tentative="1">
+      <w:start w:val="1"/>
+      <w:numFmt w:val="bullet"/>
+      <w:lvlText w:val=""/>
+      <w:lvlJc w:val="left"/>
+      <w:pPr>
+        <w:tabs>
+          <w:tab w:val="num" w:pos="2160"/>
+        </w:tabs>
+        <w:ind w:left="2160" w:hanging="360"/>
+      </w:pPr>
+      <w:rPr>
+        <w:rFonts w:ascii="Wingdings" w:hAnsi="Wingdings" w:hint="default"/>
+        <w:sz w:val="20"/>
+      </w:rPr>
+    </w:lvl>
+    <w:lvl w:ilvl="3" w:tentative="1">
+      <w:start w:val="1"/>
+      <w:numFmt w:val="bullet"/>
+      <w:lvlText w:val=""/>
+      <w:lvlJc w:val="left"/>
+      <w:pPr>
+        <w:tabs>
+          <w:tab w:val="num" w:pos="2880"/>
+        </w:tabs>
+        <w:ind w:left="2880" w:hanging="360"/>
+      </w:pPr>
+      <w:rPr>
+        <w:rFonts w:ascii="Wingdings" w:hAnsi="Wingdings" w:hint="default"/>
+        <w:sz w:val="20"/>
+      </w:rPr>
+    </w:lvl>
+    <w:lvl w:ilvl="4" w:tentative="1">
+      <w:start w:val="1"/>
+      <w:numFmt w:val="bullet"/>
+      <w:lvlText w:val=""/>
+      <w:lvlJc w:val="left"/>
+      <w:pPr>
+        <w:tabs>
+          <w:tab w:val="num" w:pos="3600"/>
+        </w:tabs>
+        <w:ind w:left="3600" w:hanging="360"/>
+      </w:pPr>
+      <w:rPr>
+        <w:rFonts w:ascii="Wingdings" w:hAnsi="Wingdings" w:hint="default"/>
+        <w:sz w:val="20"/>
+      </w:rPr>
+    </w:lvl>
+    <w:lvl w:ilvl="5" w:tentative="1">
+      <w:start w:val="1"/>
+      <w:numFmt w:val="bullet"/>
+      <w:lvlText w:val=""/>
+      <w:lvlJc w:val="left"/>
+      <w:pPr>
+        <w:tabs>
+          <w:tab w:val="num" w:pos="4320"/>
+        </w:tabs>
+        <w:ind w:left="4320" w:hanging="360"/>
+      </w:pPr>
+      <w:rPr>
+        <w:rFonts w:ascii="Wingdings" w:hAnsi="Wingdings" w:hint="default"/>
+        <w:sz w:val="20"/>
+      </w:rPr>
+    </w:lvl>
+    <w:lvl w:ilvl="6" w:tentative="1">
+      <w:start w:val="1"/>
+      <w:numFmt w:val="bullet"/>
+      <w:lvlText w:val=""/>
+      <w:lvlJc w:val="left"/>
+      <w:pPr>
+        <w:tabs>
+          <w:tab w:val="num" w:pos="5040"/>
+        </w:tabs>
+        <w:ind w:left="5040" w:hanging="360"/>
+      </w:pPr>
+      <w:rPr>
+        <w:rFonts w:ascii="Wingdings" w:hAnsi="Wingdings" w:hint="default"/>
+        <w:sz w:val="20"/>
+      </w:rPr>
+    </w:lvl>
+    <w:lvl w:ilvl="7" w:tentative="1">
+      <w:start w:val="1"/>
+      <w:numFmt w:val="bullet"/>
+      <w:lvlText w:val=""/>
+      <w:lvlJc w:val="left"/>
+      <w:pPr>
+        <w:tabs>
+          <w:tab w:val="num" w:pos="5760"/>
+        </w:tabs>
+        <w:ind w:left="5760" w:hanging="360"/>
+      </w:pPr>
+      <w:rPr>
+        <w:rFonts w:ascii="Wingdings" w:hAnsi="Wingdings" w:hint="default"/>
+        <w:sz w:val="20"/>
+      </w:rPr>
+    </w:lvl>
+    <w:lvl w:ilvl="8" w:tentative="1">
+      <w:start w:val="1"/>
+      <w:numFmt w:val="bullet"/>
+      <w:lvlText w:val=""/>
+      <w:lvlJc w:val="left"/>
+      <w:pPr>
+        <w:tabs>
+          <w:tab w:val="num" w:pos="6480"/>
+        </w:tabs>
+        <w:ind w:left="6480" w:hanging="360"/>
+      </w:pPr>
+      <w:rPr>
+        <w:rFonts w:ascii="Wingdings" w:hAnsi="Wingdings" w:hint="default"/>
+        <w:sz w:val="20"/>
+      </w:rPr>
+    </w:lvl>
+  </w:abstractNum>
+  <w:abstractNum w:abstractNumId="36" w15:restartNumberingAfterBreak="0">
+    <w:nsid w:val="5DB82E53"/>
+    <w:multiLevelType w:val="multilevel"/>
+    <w:tmpl w:val="B5DC685E"/>
+    <w:lvl w:ilvl="0">
+      <w:start w:val="1"/>
+      <w:numFmt w:val="bullet"/>
+      <w:lvlText w:val=""/>
+      <w:lvlJc w:val="left"/>
+      <w:pPr>
+        <w:tabs>
+          <w:tab w:val="num" w:pos="720"/>
+        </w:tabs>
+        <w:ind w:left="720" w:hanging="360"/>
+      </w:pPr>
+      <w:rPr>
+        <w:rFonts w:ascii="Symbol" w:hAnsi="Symbol" w:hint="default"/>
+        <w:sz w:val="20"/>
+      </w:rPr>
+    </w:lvl>
+    <w:lvl w:ilvl="1" w:tentative="1">
+      <w:start w:val="1"/>
+      <w:numFmt w:val="bullet"/>
+      <w:lvlText w:val="o"/>
+      <w:lvlJc w:val="left"/>
+      <w:pPr>
+        <w:tabs>
+          <w:tab w:val="num" w:pos="1440"/>
+        </w:tabs>
+        <w:ind w:left="1440" w:hanging="360"/>
+      </w:pPr>
+      <w:rPr>
+        <w:rFonts w:ascii="Courier New" w:hAnsi="Courier New" w:hint="default"/>
+        <w:sz w:val="20"/>
+      </w:rPr>
+    </w:lvl>
+    <w:lvl w:ilvl="2" w:tentative="1">
+      <w:start w:val="1"/>
+      <w:numFmt w:val="bullet"/>
+      <w:lvlText w:val=""/>
+      <w:lvlJc w:val="left"/>
+      <w:pPr>
+        <w:tabs>
+          <w:tab w:val="num" w:pos="2160"/>
+        </w:tabs>
+        <w:ind w:left="2160" w:hanging="360"/>
+      </w:pPr>
+      <w:rPr>
+        <w:rFonts w:ascii="Wingdings" w:hAnsi="Wingdings" w:hint="default"/>
+        <w:sz w:val="20"/>
+      </w:rPr>
+    </w:lvl>
+    <w:lvl w:ilvl="3" w:tentative="1">
+      <w:start w:val="1"/>
+      <w:numFmt w:val="bullet"/>
+      <w:lvlText w:val=""/>
+      <w:lvlJc w:val="left"/>
+      <w:pPr>
+        <w:tabs>
+          <w:tab w:val="num" w:pos="2880"/>
+        </w:tabs>
+        <w:ind w:left="2880" w:hanging="360"/>
+      </w:pPr>
+      <w:rPr>
+        <w:rFonts w:ascii="Wingdings" w:hAnsi="Wingdings" w:hint="default"/>
+        <w:sz w:val="20"/>
+      </w:rPr>
+    </w:lvl>
+    <w:lvl w:ilvl="4" w:tentative="1">
+      <w:start w:val="1"/>
+      <w:numFmt w:val="bullet"/>
+      <w:lvlText w:val=""/>
+      <w:lvlJc w:val="left"/>
+      <w:pPr>
+        <w:tabs>
+          <w:tab w:val="num" w:pos="3600"/>
+        </w:tabs>
+        <w:ind w:left="3600" w:hanging="360"/>
+      </w:pPr>
+      <w:rPr>
+        <w:rFonts w:ascii="Wingdings" w:hAnsi="Wingdings" w:hint="default"/>
+        <w:sz w:val="20"/>
+      </w:rPr>
+    </w:lvl>
+    <w:lvl w:ilvl="5" w:tentative="1">
+      <w:start w:val="1"/>
+      <w:numFmt w:val="bullet"/>
+      <w:lvlText w:val=""/>
+      <w:lvlJc w:val="left"/>
+      <w:pPr>
+        <w:tabs>
+          <w:tab w:val="num" w:pos="4320"/>
+        </w:tabs>
+        <w:ind w:left="4320" w:hanging="360"/>
+      </w:pPr>
+      <w:rPr>
+        <w:rFonts w:ascii="Wingdings" w:hAnsi="Wingdings" w:hint="default"/>
+        <w:sz w:val="20"/>
+      </w:rPr>
+    </w:lvl>
+    <w:lvl w:ilvl="6" w:tentative="1">
+      <w:start w:val="1"/>
+      <w:numFmt w:val="bullet"/>
+      <w:lvlText w:val=""/>
+      <w:lvlJc w:val="left"/>
+      <w:pPr>
+        <w:tabs>
+          <w:tab w:val="num" w:pos="5040"/>
+        </w:tabs>
+        <w:ind w:left="5040" w:hanging="360"/>
+      </w:pPr>
+      <w:rPr>
+        <w:rFonts w:ascii="Wingdings" w:hAnsi="Wingdings" w:hint="default"/>
+        <w:sz w:val="20"/>
+      </w:rPr>
+    </w:lvl>
+    <w:lvl w:ilvl="7" w:tentative="1">
+      <w:start w:val="1"/>
+      <w:numFmt w:val="bullet"/>
+      <w:lvlText w:val=""/>
+      <w:lvlJc w:val="left"/>
+      <w:pPr>
+        <w:tabs>
+          <w:tab w:val="num" w:pos="5760"/>
+        </w:tabs>
+        <w:ind w:left="5760" w:hanging="360"/>
+      </w:pPr>
+      <w:rPr>
+        <w:rFonts w:ascii="Wingdings" w:hAnsi="Wingdings" w:hint="default"/>
+        <w:sz w:val="20"/>
+      </w:rPr>
+    </w:lvl>
+    <w:lvl w:ilvl="8" w:tentative="1">
+      <w:start w:val="1"/>
+      <w:numFmt w:val="bullet"/>
+      <w:lvlText w:val=""/>
+      <w:lvlJc w:val="left"/>
+      <w:pPr>
+        <w:tabs>
+          <w:tab w:val="num" w:pos="6480"/>
+        </w:tabs>
+        <w:ind w:left="6480" w:hanging="360"/>
+      </w:pPr>
+      <w:rPr>
+        <w:rFonts w:ascii="Wingdings" w:hAnsi="Wingdings" w:hint="default"/>
+        <w:sz w:val="20"/>
+      </w:rPr>
+    </w:lvl>
+  </w:abstractNum>
+  <w:abstractNum w:abstractNumId="37" w15:restartNumberingAfterBreak="0">
     <w:nsid w:val="612D54C8"/>
     <w:multiLevelType w:val="multilevel"/>
     <w:tmpl w:val="A3A6853E"/>
@@ -3111,7 +10748,7 @@
       </w:rPr>
     </w:lvl>
   </w:abstractNum>
-  <w:abstractNum w:abstractNumId="10" w15:restartNumberingAfterBreak="0">
+  <w:abstractNum w:abstractNumId="38" w15:restartNumberingAfterBreak="0">
     <w:nsid w:val="63AC08FC"/>
     <w:multiLevelType w:val="multilevel"/>
     <w:tmpl w:val="B5704140"/>
@@ -3260,7 +10897,156 @@
       </w:rPr>
     </w:lvl>
   </w:abstractNum>
-  <w:abstractNum w:abstractNumId="11" w15:restartNumberingAfterBreak="0">
+  <w:abstractNum w:abstractNumId="39" w15:restartNumberingAfterBreak="0">
+    <w:nsid w:val="690D6ADF"/>
+    <w:multiLevelType w:val="multilevel"/>
+    <w:tmpl w:val="540EFE9A"/>
+    <w:lvl w:ilvl="0">
+      <w:start w:val="1"/>
+      <w:numFmt w:val="bullet"/>
+      <w:lvlText w:val=""/>
+      <w:lvlJc w:val="left"/>
+      <w:pPr>
+        <w:tabs>
+          <w:tab w:val="num" w:pos="720"/>
+        </w:tabs>
+        <w:ind w:left="720" w:hanging="360"/>
+      </w:pPr>
+      <w:rPr>
+        <w:rFonts w:ascii="Symbol" w:hAnsi="Symbol" w:hint="default"/>
+        <w:sz w:val="20"/>
+      </w:rPr>
+    </w:lvl>
+    <w:lvl w:ilvl="1" w:tentative="1">
+      <w:start w:val="1"/>
+      <w:numFmt w:val="bullet"/>
+      <w:lvlText w:val="o"/>
+      <w:lvlJc w:val="left"/>
+      <w:pPr>
+        <w:tabs>
+          <w:tab w:val="num" w:pos="1440"/>
+        </w:tabs>
+        <w:ind w:left="1440" w:hanging="360"/>
+      </w:pPr>
+      <w:rPr>
+        <w:rFonts w:ascii="Courier New" w:hAnsi="Courier New" w:hint="default"/>
+        <w:sz w:val="20"/>
+      </w:rPr>
+    </w:lvl>
+    <w:lvl w:ilvl="2" w:tentative="1">
+      <w:start w:val="1"/>
+      <w:numFmt w:val="bullet"/>
+      <w:lvlText w:val=""/>
+      <w:lvlJc w:val="left"/>
+      <w:pPr>
+        <w:tabs>
+          <w:tab w:val="num" w:pos="2160"/>
+        </w:tabs>
+        <w:ind w:left="2160" w:hanging="360"/>
+      </w:pPr>
+      <w:rPr>
+        <w:rFonts w:ascii="Wingdings" w:hAnsi="Wingdings" w:hint="default"/>
+        <w:sz w:val="20"/>
+      </w:rPr>
+    </w:lvl>
+    <w:lvl w:ilvl="3" w:tentative="1">
+      <w:start w:val="1"/>
+      <w:numFmt w:val="bullet"/>
+      <w:lvlText w:val=""/>
+      <w:lvlJc w:val="left"/>
+      <w:pPr>
+        <w:tabs>
+          <w:tab w:val="num" w:pos="2880"/>
+        </w:tabs>
+        <w:ind w:left="2880" w:hanging="360"/>
+      </w:pPr>
+      <w:rPr>
+        <w:rFonts w:ascii="Wingdings" w:hAnsi="Wingdings" w:hint="default"/>
+        <w:sz w:val="20"/>
+      </w:rPr>
+    </w:lvl>
+    <w:lvl w:ilvl="4" w:tentative="1">
+      <w:start w:val="1"/>
+      <w:numFmt w:val="bullet"/>
+      <w:lvlText w:val=""/>
+      <w:lvlJc w:val="left"/>
+      <w:pPr>
+        <w:tabs>
+          <w:tab w:val="num" w:pos="3600"/>
+        </w:tabs>
+        <w:ind w:left="3600" w:hanging="360"/>
+      </w:pPr>
+      <w:rPr>
+        <w:rFonts w:ascii="Wingdings" w:hAnsi="Wingdings" w:hint="default"/>
+        <w:sz w:val="20"/>
+      </w:rPr>
+    </w:lvl>
+    <w:lvl w:ilvl="5" w:tentative="1">
+      <w:start w:val="1"/>
+      <w:numFmt w:val="bullet"/>
+      <w:lvlText w:val=""/>
+      <w:lvlJc w:val="left"/>
+      <w:pPr>
+        <w:tabs>
+          <w:tab w:val="num" w:pos="4320"/>
+        </w:tabs>
+        <w:ind w:left="4320" w:hanging="360"/>
+      </w:pPr>
+      <w:rPr>
+        <w:rFonts w:ascii="Wingdings" w:hAnsi="Wingdings" w:hint="default"/>
+        <w:sz w:val="20"/>
+      </w:rPr>
+    </w:lvl>
+    <w:lvl w:ilvl="6" w:tentative="1">
+      <w:start w:val="1"/>
+      <w:numFmt w:val="bullet"/>
+      <w:lvlText w:val=""/>
+      <w:lvlJc w:val="left"/>
+      <w:pPr>
+        <w:tabs>
+          <w:tab w:val="num" w:pos="5040"/>
+        </w:tabs>
+        <w:ind w:left="5040" w:hanging="360"/>
+      </w:pPr>
+      <w:rPr>
+        <w:rFonts w:ascii="Wingdings" w:hAnsi="Wingdings" w:hint="default"/>
+        <w:sz w:val="20"/>
+      </w:rPr>
+    </w:lvl>
+    <w:lvl w:ilvl="7" w:tentative="1">
+      <w:start w:val="1"/>
+      <w:numFmt w:val="bullet"/>
+      <w:lvlText w:val=""/>
+      <w:lvlJc w:val="left"/>
+      <w:pPr>
+        <w:tabs>
+          <w:tab w:val="num" w:pos="5760"/>
+        </w:tabs>
+        <w:ind w:left="5760" w:hanging="360"/>
+      </w:pPr>
+      <w:rPr>
+        <w:rFonts w:ascii="Wingdings" w:hAnsi="Wingdings" w:hint="default"/>
+        <w:sz w:val="20"/>
+      </w:rPr>
+    </w:lvl>
+    <w:lvl w:ilvl="8" w:tentative="1">
+      <w:start w:val="1"/>
+      <w:numFmt w:val="bullet"/>
+      <w:lvlText w:val=""/>
+      <w:lvlJc w:val="left"/>
+      <w:pPr>
+        <w:tabs>
+          <w:tab w:val="num" w:pos="6480"/>
+        </w:tabs>
+        <w:ind w:left="6480" w:hanging="360"/>
+      </w:pPr>
+      <w:rPr>
+        <w:rFonts w:ascii="Wingdings" w:hAnsi="Wingdings" w:hint="default"/>
+        <w:sz w:val="20"/>
+      </w:rPr>
+    </w:lvl>
+  </w:abstractNum>
+  <w:abstractNum w:abstractNumId="40" w15:restartNumberingAfterBreak="0">
     <w:nsid w:val="6DF80EC0"/>
     <w:multiLevelType w:val="multilevel"/>
     <w:tmpl w:val="FB301302"/>
@@ -3409,7 +11195,603 @@
       </w:rPr>
     </w:lvl>
   </w:abstractNum>
-  <w:abstractNum w:abstractNumId="12" w15:restartNumberingAfterBreak="0">
+  <w:abstractNum w:abstractNumId="41" w15:restartNumberingAfterBreak="0">
+    <w:nsid w:val="6E0D40D5"/>
+    <w:multiLevelType w:val="multilevel"/>
+    <w:tmpl w:val="E0B2A800"/>
+    <w:lvl w:ilvl="0">
+      <w:start w:val="1"/>
+      <w:numFmt w:val="bullet"/>
+      <w:lvlText w:val=""/>
+      <w:lvlJc w:val="left"/>
+      <w:pPr>
+        <w:tabs>
+          <w:tab w:val="num" w:pos="720"/>
+        </w:tabs>
+        <w:ind w:left="720" w:hanging="360"/>
+      </w:pPr>
+      <w:rPr>
+        <w:rFonts w:ascii="Symbol" w:hAnsi="Symbol" w:hint="default"/>
+        <w:sz w:val="20"/>
+      </w:rPr>
+    </w:lvl>
+    <w:lvl w:ilvl="1" w:tentative="1">
+      <w:start w:val="1"/>
+      <w:numFmt w:val="bullet"/>
+      <w:lvlText w:val="o"/>
+      <w:lvlJc w:val="left"/>
+      <w:pPr>
+        <w:tabs>
+          <w:tab w:val="num" w:pos="1440"/>
+        </w:tabs>
+        <w:ind w:left="1440" w:hanging="360"/>
+      </w:pPr>
+      <w:rPr>
+        <w:rFonts w:ascii="Courier New" w:hAnsi="Courier New" w:hint="default"/>
+        <w:sz w:val="20"/>
+      </w:rPr>
+    </w:lvl>
+    <w:lvl w:ilvl="2" w:tentative="1">
+      <w:start w:val="1"/>
+      <w:numFmt w:val="bullet"/>
+      <w:lvlText w:val=""/>
+      <w:lvlJc w:val="left"/>
+      <w:pPr>
+        <w:tabs>
+          <w:tab w:val="num" w:pos="2160"/>
+        </w:tabs>
+        <w:ind w:left="2160" w:hanging="360"/>
+      </w:pPr>
+      <w:rPr>
+        <w:rFonts w:ascii="Wingdings" w:hAnsi="Wingdings" w:hint="default"/>
+        <w:sz w:val="20"/>
+      </w:rPr>
+    </w:lvl>
+    <w:lvl w:ilvl="3" w:tentative="1">
+      <w:start w:val="1"/>
+      <w:numFmt w:val="bullet"/>
+      <w:lvlText w:val=""/>
+      <w:lvlJc w:val="left"/>
+      <w:pPr>
+        <w:tabs>
+          <w:tab w:val="num" w:pos="2880"/>
+        </w:tabs>
+        <w:ind w:left="2880" w:hanging="360"/>
+      </w:pPr>
+      <w:rPr>
+        <w:rFonts w:ascii="Wingdings" w:hAnsi="Wingdings" w:hint="default"/>
+        <w:sz w:val="20"/>
+      </w:rPr>
+    </w:lvl>
+    <w:lvl w:ilvl="4" w:tentative="1">
+      <w:start w:val="1"/>
+      <w:numFmt w:val="bullet"/>
+      <w:lvlText w:val=""/>
+      <w:lvlJc w:val="left"/>
+      <w:pPr>
+        <w:tabs>
+          <w:tab w:val="num" w:pos="3600"/>
+        </w:tabs>
+        <w:ind w:left="3600" w:hanging="360"/>
+      </w:pPr>
+      <w:rPr>
+        <w:rFonts w:ascii="Wingdings" w:hAnsi="Wingdings" w:hint="default"/>
+        <w:sz w:val="20"/>
+      </w:rPr>
+    </w:lvl>
+    <w:lvl w:ilvl="5" w:tentative="1">
+      <w:start w:val="1"/>
+      <w:numFmt w:val="bullet"/>
+      <w:lvlText w:val=""/>
+      <w:lvlJc w:val="left"/>
+      <w:pPr>
+        <w:tabs>
+          <w:tab w:val="num" w:pos="4320"/>
+        </w:tabs>
+        <w:ind w:left="4320" w:hanging="360"/>
+      </w:pPr>
+      <w:rPr>
+        <w:rFonts w:ascii="Wingdings" w:hAnsi="Wingdings" w:hint="default"/>
+        <w:sz w:val="20"/>
+      </w:rPr>
+    </w:lvl>
+    <w:lvl w:ilvl="6" w:tentative="1">
+      <w:start w:val="1"/>
+      <w:numFmt w:val="bullet"/>
+      <w:lvlText w:val=""/>
+      <w:lvlJc w:val="left"/>
+      <w:pPr>
+        <w:tabs>
+          <w:tab w:val="num" w:pos="5040"/>
+        </w:tabs>
+        <w:ind w:left="5040" w:hanging="360"/>
+      </w:pPr>
+      <w:rPr>
+        <w:rFonts w:ascii="Wingdings" w:hAnsi="Wingdings" w:hint="default"/>
+        <w:sz w:val="20"/>
+      </w:rPr>
+    </w:lvl>
+    <w:lvl w:ilvl="7" w:tentative="1">
+      <w:start w:val="1"/>
+      <w:numFmt w:val="bullet"/>
+      <w:lvlText w:val=""/>
+      <w:lvlJc w:val="left"/>
+      <w:pPr>
+        <w:tabs>
+          <w:tab w:val="num" w:pos="5760"/>
+        </w:tabs>
+        <w:ind w:left="5760" w:hanging="360"/>
+      </w:pPr>
+      <w:rPr>
+        <w:rFonts w:ascii="Wingdings" w:hAnsi="Wingdings" w:hint="default"/>
+        <w:sz w:val="20"/>
+      </w:rPr>
+    </w:lvl>
+    <w:lvl w:ilvl="8" w:tentative="1">
+      <w:start w:val="1"/>
+      <w:numFmt w:val="bullet"/>
+      <w:lvlText w:val=""/>
+      <w:lvlJc w:val="left"/>
+      <w:pPr>
+        <w:tabs>
+          <w:tab w:val="num" w:pos="6480"/>
+        </w:tabs>
+        <w:ind w:left="6480" w:hanging="360"/>
+      </w:pPr>
+      <w:rPr>
+        <w:rFonts w:ascii="Wingdings" w:hAnsi="Wingdings" w:hint="default"/>
+        <w:sz w:val="20"/>
+      </w:rPr>
+    </w:lvl>
+  </w:abstractNum>
+  <w:abstractNum w:abstractNumId="42" w15:restartNumberingAfterBreak="0">
+    <w:nsid w:val="6E1D0C25"/>
+    <w:multiLevelType w:val="multilevel"/>
+    <w:tmpl w:val="0D80471A"/>
+    <w:lvl w:ilvl="0">
+      <w:start w:val="1"/>
+      <w:numFmt w:val="bullet"/>
+      <w:lvlText w:val=""/>
+      <w:lvlJc w:val="left"/>
+      <w:pPr>
+        <w:tabs>
+          <w:tab w:val="num" w:pos="720"/>
+        </w:tabs>
+        <w:ind w:left="720" w:hanging="360"/>
+      </w:pPr>
+      <w:rPr>
+        <w:rFonts w:ascii="Symbol" w:hAnsi="Symbol" w:hint="default"/>
+        <w:sz w:val="20"/>
+      </w:rPr>
+    </w:lvl>
+    <w:lvl w:ilvl="1" w:tentative="1">
+      <w:start w:val="1"/>
+      <w:numFmt w:val="bullet"/>
+      <w:lvlText w:val="o"/>
+      <w:lvlJc w:val="left"/>
+      <w:pPr>
+        <w:tabs>
+          <w:tab w:val="num" w:pos="1440"/>
+        </w:tabs>
+        <w:ind w:left="1440" w:hanging="360"/>
+      </w:pPr>
+      <w:rPr>
+        <w:rFonts w:ascii="Courier New" w:hAnsi="Courier New" w:hint="default"/>
+        <w:sz w:val="20"/>
+      </w:rPr>
+    </w:lvl>
+    <w:lvl w:ilvl="2" w:tentative="1">
+      <w:start w:val="1"/>
+      <w:numFmt w:val="bullet"/>
+      <w:lvlText w:val=""/>
+      <w:lvlJc w:val="left"/>
+      <w:pPr>
+        <w:tabs>
+          <w:tab w:val="num" w:pos="2160"/>
+        </w:tabs>
+        <w:ind w:left="2160" w:hanging="360"/>
+      </w:pPr>
+      <w:rPr>
+        <w:rFonts w:ascii="Wingdings" w:hAnsi="Wingdings" w:hint="default"/>
+        <w:sz w:val="20"/>
+      </w:rPr>
+    </w:lvl>
+    <w:lvl w:ilvl="3" w:tentative="1">
+      <w:start w:val="1"/>
+      <w:numFmt w:val="bullet"/>
+      <w:lvlText w:val=""/>
+      <w:lvlJc w:val="left"/>
+      <w:pPr>
+        <w:tabs>
+          <w:tab w:val="num" w:pos="2880"/>
+        </w:tabs>
+        <w:ind w:left="2880" w:hanging="360"/>
+      </w:pPr>
+      <w:rPr>
+        <w:rFonts w:ascii="Wingdings" w:hAnsi="Wingdings" w:hint="default"/>
+        <w:sz w:val="20"/>
+      </w:rPr>
+    </w:lvl>
+    <w:lvl w:ilvl="4" w:tentative="1">
+      <w:start w:val="1"/>
+      <w:numFmt w:val="bullet"/>
+      <w:lvlText w:val=""/>
+      <w:lvlJc w:val="left"/>
+      <w:pPr>
+        <w:tabs>
+          <w:tab w:val="num" w:pos="3600"/>
+        </w:tabs>
+        <w:ind w:left="3600" w:hanging="360"/>
+      </w:pPr>
+      <w:rPr>
+        <w:rFonts w:ascii="Wingdings" w:hAnsi="Wingdings" w:hint="default"/>
+        <w:sz w:val="20"/>
+      </w:rPr>
+    </w:lvl>
+    <w:lvl w:ilvl="5" w:tentative="1">
+      <w:start w:val="1"/>
+      <w:numFmt w:val="bullet"/>
+      <w:lvlText w:val=""/>
+      <w:lvlJc w:val="left"/>
+      <w:pPr>
+        <w:tabs>
+          <w:tab w:val="num" w:pos="4320"/>
+        </w:tabs>
+        <w:ind w:left="4320" w:hanging="360"/>
+      </w:pPr>
+      <w:rPr>
+        <w:rFonts w:ascii="Wingdings" w:hAnsi="Wingdings" w:hint="default"/>
+        <w:sz w:val="20"/>
+      </w:rPr>
+    </w:lvl>
+    <w:lvl w:ilvl="6" w:tentative="1">
+      <w:start w:val="1"/>
+      <w:numFmt w:val="bullet"/>
+      <w:lvlText w:val=""/>
+      <w:lvlJc w:val="left"/>
+      <w:pPr>
+        <w:tabs>
+          <w:tab w:val="num" w:pos="5040"/>
+        </w:tabs>
+        <w:ind w:left="5040" w:hanging="360"/>
+      </w:pPr>
+      <w:rPr>
+        <w:rFonts w:ascii="Wingdings" w:hAnsi="Wingdings" w:hint="default"/>
+        <w:sz w:val="20"/>
+      </w:rPr>
+    </w:lvl>
+    <w:lvl w:ilvl="7" w:tentative="1">
+      <w:start w:val="1"/>
+      <w:numFmt w:val="bullet"/>
+      <w:lvlText w:val=""/>
+      <w:lvlJc w:val="left"/>
+      <w:pPr>
+        <w:tabs>
+          <w:tab w:val="num" w:pos="5760"/>
+        </w:tabs>
+        <w:ind w:left="5760" w:hanging="360"/>
+      </w:pPr>
+      <w:rPr>
+        <w:rFonts w:ascii="Wingdings" w:hAnsi="Wingdings" w:hint="default"/>
+        <w:sz w:val="20"/>
+      </w:rPr>
+    </w:lvl>
+    <w:lvl w:ilvl="8" w:tentative="1">
+      <w:start w:val="1"/>
+      <w:numFmt w:val="bullet"/>
+      <w:lvlText w:val=""/>
+      <w:lvlJc w:val="left"/>
+      <w:pPr>
+        <w:tabs>
+          <w:tab w:val="num" w:pos="6480"/>
+        </w:tabs>
+        <w:ind w:left="6480" w:hanging="360"/>
+      </w:pPr>
+      <w:rPr>
+        <w:rFonts w:ascii="Wingdings" w:hAnsi="Wingdings" w:hint="default"/>
+        <w:sz w:val="20"/>
+      </w:rPr>
+    </w:lvl>
+  </w:abstractNum>
+  <w:abstractNum w:abstractNumId="43" w15:restartNumberingAfterBreak="0">
+    <w:nsid w:val="6F793631"/>
+    <w:multiLevelType w:val="multilevel"/>
+    <w:tmpl w:val="6AC2F03A"/>
+    <w:lvl w:ilvl="0">
+      <w:start w:val="1"/>
+      <w:numFmt w:val="bullet"/>
+      <w:lvlText w:val=""/>
+      <w:lvlJc w:val="left"/>
+      <w:pPr>
+        <w:tabs>
+          <w:tab w:val="num" w:pos="720"/>
+        </w:tabs>
+        <w:ind w:left="720" w:hanging="360"/>
+      </w:pPr>
+      <w:rPr>
+        <w:rFonts w:ascii="Symbol" w:hAnsi="Symbol" w:hint="default"/>
+        <w:sz w:val="20"/>
+      </w:rPr>
+    </w:lvl>
+    <w:lvl w:ilvl="1" w:tentative="1">
+      <w:start w:val="1"/>
+      <w:numFmt w:val="bullet"/>
+      <w:lvlText w:val="o"/>
+      <w:lvlJc w:val="left"/>
+      <w:pPr>
+        <w:tabs>
+          <w:tab w:val="num" w:pos="1440"/>
+        </w:tabs>
+        <w:ind w:left="1440" w:hanging="360"/>
+      </w:pPr>
+      <w:rPr>
+        <w:rFonts w:ascii="Courier New" w:hAnsi="Courier New" w:hint="default"/>
+        <w:sz w:val="20"/>
+      </w:rPr>
+    </w:lvl>
+    <w:lvl w:ilvl="2" w:tentative="1">
+      <w:start w:val="1"/>
+      <w:numFmt w:val="bullet"/>
+      <w:lvlText w:val=""/>
+      <w:lvlJc w:val="left"/>
+      <w:pPr>
+        <w:tabs>
+          <w:tab w:val="num" w:pos="2160"/>
+        </w:tabs>
+        <w:ind w:left="2160" w:hanging="360"/>
+      </w:pPr>
+      <w:rPr>
+        <w:rFonts w:ascii="Wingdings" w:hAnsi="Wingdings" w:hint="default"/>
+        <w:sz w:val="20"/>
+      </w:rPr>
+    </w:lvl>
+    <w:lvl w:ilvl="3" w:tentative="1">
+      <w:start w:val="1"/>
+      <w:numFmt w:val="bullet"/>
+      <w:lvlText w:val=""/>
+      <w:lvlJc w:val="left"/>
+      <w:pPr>
+        <w:tabs>
+          <w:tab w:val="num" w:pos="2880"/>
+        </w:tabs>
+        <w:ind w:left="2880" w:hanging="360"/>
+      </w:pPr>
+      <w:rPr>
+        <w:rFonts w:ascii="Wingdings" w:hAnsi="Wingdings" w:hint="default"/>
+        <w:sz w:val="20"/>
+      </w:rPr>
+    </w:lvl>
+    <w:lvl w:ilvl="4" w:tentative="1">
+      <w:start w:val="1"/>
+      <w:numFmt w:val="bullet"/>
+      <w:lvlText w:val=""/>
+      <w:lvlJc w:val="left"/>
+      <w:pPr>
+        <w:tabs>
+          <w:tab w:val="num" w:pos="3600"/>
+        </w:tabs>
+        <w:ind w:left="3600" w:hanging="360"/>
+      </w:pPr>
+      <w:rPr>
+        <w:rFonts w:ascii="Wingdings" w:hAnsi="Wingdings" w:hint="default"/>
+        <w:sz w:val="20"/>
+      </w:rPr>
+    </w:lvl>
+    <w:lvl w:ilvl="5" w:tentative="1">
+      <w:start w:val="1"/>
+      <w:numFmt w:val="bullet"/>
+      <w:lvlText w:val=""/>
+      <w:lvlJc w:val="left"/>
+      <w:pPr>
+        <w:tabs>
+          <w:tab w:val="num" w:pos="4320"/>
+        </w:tabs>
+        <w:ind w:left="4320" w:hanging="360"/>
+      </w:pPr>
+      <w:rPr>
+        <w:rFonts w:ascii="Wingdings" w:hAnsi="Wingdings" w:hint="default"/>
+        <w:sz w:val="20"/>
+      </w:rPr>
+    </w:lvl>
+    <w:lvl w:ilvl="6" w:tentative="1">
+      <w:start w:val="1"/>
+      <w:numFmt w:val="bullet"/>
+      <w:lvlText w:val=""/>
+      <w:lvlJc w:val="left"/>
+      <w:pPr>
+        <w:tabs>
+          <w:tab w:val="num" w:pos="5040"/>
+        </w:tabs>
+        <w:ind w:left="5040" w:hanging="360"/>
+      </w:pPr>
+      <w:rPr>
+        <w:rFonts w:ascii="Wingdings" w:hAnsi="Wingdings" w:hint="default"/>
+        <w:sz w:val="20"/>
+      </w:rPr>
+    </w:lvl>
+    <w:lvl w:ilvl="7" w:tentative="1">
+      <w:start w:val="1"/>
+      <w:numFmt w:val="bullet"/>
+      <w:lvlText w:val=""/>
+      <w:lvlJc w:val="left"/>
+      <w:pPr>
+        <w:tabs>
+          <w:tab w:val="num" w:pos="5760"/>
+        </w:tabs>
+        <w:ind w:left="5760" w:hanging="360"/>
+      </w:pPr>
+      <w:rPr>
+        <w:rFonts w:ascii="Wingdings" w:hAnsi="Wingdings" w:hint="default"/>
+        <w:sz w:val="20"/>
+      </w:rPr>
+    </w:lvl>
+    <w:lvl w:ilvl="8" w:tentative="1">
+      <w:start w:val="1"/>
+      <w:numFmt w:val="bullet"/>
+      <w:lvlText w:val=""/>
+      <w:lvlJc w:val="left"/>
+      <w:pPr>
+        <w:tabs>
+          <w:tab w:val="num" w:pos="6480"/>
+        </w:tabs>
+        <w:ind w:left="6480" w:hanging="360"/>
+      </w:pPr>
+      <w:rPr>
+        <w:rFonts w:ascii="Wingdings" w:hAnsi="Wingdings" w:hint="default"/>
+        <w:sz w:val="20"/>
+      </w:rPr>
+    </w:lvl>
+  </w:abstractNum>
+  <w:abstractNum w:abstractNumId="44" w15:restartNumberingAfterBreak="0">
+    <w:nsid w:val="70717DCF"/>
+    <w:multiLevelType w:val="multilevel"/>
+    <w:tmpl w:val="810C1520"/>
+    <w:lvl w:ilvl="0">
+      <w:start w:val="1"/>
+      <w:numFmt w:val="bullet"/>
+      <w:lvlText w:val=""/>
+      <w:lvlJc w:val="left"/>
+      <w:pPr>
+        <w:tabs>
+          <w:tab w:val="num" w:pos="720"/>
+        </w:tabs>
+        <w:ind w:left="720" w:hanging="360"/>
+      </w:pPr>
+      <w:rPr>
+        <w:rFonts w:ascii="Symbol" w:hAnsi="Symbol" w:hint="default"/>
+        <w:sz w:val="20"/>
+      </w:rPr>
+    </w:lvl>
+    <w:lvl w:ilvl="1" w:tentative="1">
+      <w:start w:val="1"/>
+      <w:numFmt w:val="bullet"/>
+      <w:lvlText w:val="o"/>
+      <w:lvlJc w:val="left"/>
+      <w:pPr>
+        <w:tabs>
+          <w:tab w:val="num" w:pos="1440"/>
+        </w:tabs>
+        <w:ind w:left="1440" w:hanging="360"/>
+      </w:pPr>
+      <w:rPr>
+        <w:rFonts w:ascii="Courier New" w:hAnsi="Courier New" w:hint="default"/>
+        <w:sz w:val="20"/>
+      </w:rPr>
+    </w:lvl>
+    <w:lvl w:ilvl="2" w:tentative="1">
+      <w:start w:val="1"/>
+      <w:numFmt w:val="bullet"/>
+      <w:lvlText w:val=""/>
+      <w:lvlJc w:val="left"/>
+      <w:pPr>
+        <w:tabs>
+          <w:tab w:val="num" w:pos="2160"/>
+        </w:tabs>
+        <w:ind w:left="2160" w:hanging="360"/>
+      </w:pPr>
+      <w:rPr>
+        <w:rFonts w:ascii="Wingdings" w:hAnsi="Wingdings" w:hint="default"/>
+        <w:sz w:val="20"/>
+      </w:rPr>
+    </w:lvl>
+    <w:lvl w:ilvl="3" w:tentative="1">
+      <w:start w:val="1"/>
+      <w:numFmt w:val="bullet"/>
+      <w:lvlText w:val=""/>
+      <w:lvlJc w:val="left"/>
+      <w:pPr>
+        <w:tabs>
+          <w:tab w:val="num" w:pos="2880"/>
+        </w:tabs>
+        <w:ind w:left="2880" w:hanging="360"/>
+      </w:pPr>
+      <w:rPr>
+        <w:rFonts w:ascii="Wingdings" w:hAnsi="Wingdings" w:hint="default"/>
+        <w:sz w:val="20"/>
+      </w:rPr>
+    </w:lvl>
+    <w:lvl w:ilvl="4" w:tentative="1">
+      <w:start w:val="1"/>
+      <w:numFmt w:val="bullet"/>
+      <w:lvlText w:val=""/>
+      <w:lvlJc w:val="left"/>
+      <w:pPr>
+        <w:tabs>
+          <w:tab w:val="num" w:pos="3600"/>
+        </w:tabs>
+        <w:ind w:left="3600" w:hanging="360"/>
+      </w:pPr>
+      <w:rPr>
+        <w:rFonts w:ascii="Wingdings" w:hAnsi="Wingdings" w:hint="default"/>
+        <w:sz w:val="20"/>
+      </w:rPr>
+    </w:lvl>
+    <w:lvl w:ilvl="5" w:tentative="1">
+      <w:start w:val="1"/>
+      <w:numFmt w:val="bullet"/>
+      <w:lvlText w:val=""/>
+      <w:lvlJc w:val="left"/>
+      <w:pPr>
+        <w:tabs>
+          <w:tab w:val="num" w:pos="4320"/>
+        </w:tabs>
+        <w:ind w:left="4320" w:hanging="360"/>
+      </w:pPr>
+      <w:rPr>
+        <w:rFonts w:ascii="Wingdings" w:hAnsi="Wingdings" w:hint="default"/>
+        <w:sz w:val="20"/>
+      </w:rPr>
+    </w:lvl>
+    <w:lvl w:ilvl="6" w:tentative="1">
+      <w:start w:val="1"/>
+      <w:numFmt w:val="bullet"/>
+      <w:lvlText w:val=""/>
+      <w:lvlJc w:val="left"/>
+      <w:pPr>
+        <w:tabs>
+          <w:tab w:val="num" w:pos="5040"/>
+        </w:tabs>
+        <w:ind w:left="5040" w:hanging="360"/>
+      </w:pPr>
+      <w:rPr>
+        <w:rFonts w:ascii="Wingdings" w:hAnsi="Wingdings" w:hint="default"/>
+        <w:sz w:val="20"/>
+      </w:rPr>
+    </w:lvl>
+    <w:lvl w:ilvl="7" w:tentative="1">
+      <w:start w:val="1"/>
+      <w:numFmt w:val="bullet"/>
+      <w:lvlText w:val=""/>
+      <w:lvlJc w:val="left"/>
+      <w:pPr>
+        <w:tabs>
+          <w:tab w:val="num" w:pos="5760"/>
+        </w:tabs>
+        <w:ind w:left="5760" w:hanging="360"/>
+      </w:pPr>
+      <w:rPr>
+        <w:rFonts w:ascii="Wingdings" w:hAnsi="Wingdings" w:hint="default"/>
+        <w:sz w:val="20"/>
+      </w:rPr>
+    </w:lvl>
+    <w:lvl w:ilvl="8" w:tentative="1">
+      <w:start w:val="1"/>
+      <w:numFmt w:val="bullet"/>
+      <w:lvlText w:val=""/>
+      <w:lvlJc w:val="left"/>
+      <w:pPr>
+        <w:tabs>
+          <w:tab w:val="num" w:pos="6480"/>
+        </w:tabs>
+        <w:ind w:left="6480" w:hanging="360"/>
+      </w:pPr>
+      <w:rPr>
+        <w:rFonts w:ascii="Wingdings" w:hAnsi="Wingdings" w:hint="default"/>
+        <w:sz w:val="20"/>
+      </w:rPr>
+    </w:lvl>
+  </w:abstractNum>
+  <w:abstractNum w:abstractNumId="45" w15:restartNumberingAfterBreak="0">
     <w:nsid w:val="70967CF6"/>
     <w:multiLevelType w:val="multilevel"/>
     <w:tmpl w:val="5658C498"/>
@@ -3558,7 +11940,7 @@
       </w:rPr>
     </w:lvl>
   </w:abstractNum>
-  <w:abstractNum w:abstractNumId="13" w15:restartNumberingAfterBreak="0">
+  <w:abstractNum w:abstractNumId="46" w15:restartNumberingAfterBreak="0">
     <w:nsid w:val="71370911"/>
     <w:multiLevelType w:val="multilevel"/>
     <w:tmpl w:val="EB1C1CE6"/>
@@ -3707,47 +12089,450 @@
       </w:rPr>
     </w:lvl>
   </w:abstractNum>
+  <w:abstractNum w:abstractNumId="47" w15:restartNumberingAfterBreak="0">
+    <w:nsid w:val="74471A7F"/>
+    <w:multiLevelType w:val="multilevel"/>
+    <w:tmpl w:val="52D4E778"/>
+    <w:lvl w:ilvl="0">
+      <w:start w:val="1"/>
+      <w:numFmt w:val="bullet"/>
+      <w:lvlText w:val=""/>
+      <w:lvlJc w:val="left"/>
+      <w:pPr>
+        <w:tabs>
+          <w:tab w:val="num" w:pos="720"/>
+        </w:tabs>
+        <w:ind w:left="720" w:hanging="360"/>
+      </w:pPr>
+      <w:rPr>
+        <w:rFonts w:ascii="Symbol" w:hAnsi="Symbol" w:hint="default"/>
+        <w:sz w:val="20"/>
+      </w:rPr>
+    </w:lvl>
+    <w:lvl w:ilvl="1" w:tentative="1">
+      <w:start w:val="1"/>
+      <w:numFmt w:val="bullet"/>
+      <w:lvlText w:val="o"/>
+      <w:lvlJc w:val="left"/>
+      <w:pPr>
+        <w:tabs>
+          <w:tab w:val="num" w:pos="1440"/>
+        </w:tabs>
+        <w:ind w:left="1440" w:hanging="360"/>
+      </w:pPr>
+      <w:rPr>
+        <w:rFonts w:ascii="Courier New" w:hAnsi="Courier New" w:hint="default"/>
+        <w:sz w:val="20"/>
+      </w:rPr>
+    </w:lvl>
+    <w:lvl w:ilvl="2" w:tentative="1">
+      <w:start w:val="1"/>
+      <w:numFmt w:val="bullet"/>
+      <w:lvlText w:val=""/>
+      <w:lvlJc w:val="left"/>
+      <w:pPr>
+        <w:tabs>
+          <w:tab w:val="num" w:pos="2160"/>
+        </w:tabs>
+        <w:ind w:left="2160" w:hanging="360"/>
+      </w:pPr>
+      <w:rPr>
+        <w:rFonts w:ascii="Wingdings" w:hAnsi="Wingdings" w:hint="default"/>
+        <w:sz w:val="20"/>
+      </w:rPr>
+    </w:lvl>
+    <w:lvl w:ilvl="3" w:tentative="1">
+      <w:start w:val="1"/>
+      <w:numFmt w:val="bullet"/>
+      <w:lvlText w:val=""/>
+      <w:lvlJc w:val="left"/>
+      <w:pPr>
+        <w:tabs>
+          <w:tab w:val="num" w:pos="2880"/>
+        </w:tabs>
+        <w:ind w:left="2880" w:hanging="360"/>
+      </w:pPr>
+      <w:rPr>
+        <w:rFonts w:ascii="Wingdings" w:hAnsi="Wingdings" w:hint="default"/>
+        <w:sz w:val="20"/>
+      </w:rPr>
+    </w:lvl>
+    <w:lvl w:ilvl="4" w:tentative="1">
+      <w:start w:val="1"/>
+      <w:numFmt w:val="bullet"/>
+      <w:lvlText w:val=""/>
+      <w:lvlJc w:val="left"/>
+      <w:pPr>
+        <w:tabs>
+          <w:tab w:val="num" w:pos="3600"/>
+        </w:tabs>
+        <w:ind w:left="3600" w:hanging="360"/>
+      </w:pPr>
+      <w:rPr>
+        <w:rFonts w:ascii="Wingdings" w:hAnsi="Wingdings" w:hint="default"/>
+        <w:sz w:val="20"/>
+      </w:rPr>
+    </w:lvl>
+    <w:lvl w:ilvl="5" w:tentative="1">
+      <w:start w:val="1"/>
+      <w:numFmt w:val="bullet"/>
+      <w:lvlText w:val=""/>
+      <w:lvlJc w:val="left"/>
+      <w:pPr>
+        <w:tabs>
+          <w:tab w:val="num" w:pos="4320"/>
+        </w:tabs>
+        <w:ind w:left="4320" w:hanging="360"/>
+      </w:pPr>
+      <w:rPr>
+        <w:rFonts w:ascii="Wingdings" w:hAnsi="Wingdings" w:hint="default"/>
+        <w:sz w:val="20"/>
+      </w:rPr>
+    </w:lvl>
+    <w:lvl w:ilvl="6" w:tentative="1">
+      <w:start w:val="1"/>
+      <w:numFmt w:val="bullet"/>
+      <w:lvlText w:val=""/>
+      <w:lvlJc w:val="left"/>
+      <w:pPr>
+        <w:tabs>
+          <w:tab w:val="num" w:pos="5040"/>
+        </w:tabs>
+        <w:ind w:left="5040" w:hanging="360"/>
+      </w:pPr>
+      <w:rPr>
+        <w:rFonts w:ascii="Wingdings" w:hAnsi="Wingdings" w:hint="default"/>
+        <w:sz w:val="20"/>
+      </w:rPr>
+    </w:lvl>
+    <w:lvl w:ilvl="7" w:tentative="1">
+      <w:start w:val="1"/>
+      <w:numFmt w:val="bullet"/>
+      <w:lvlText w:val=""/>
+      <w:lvlJc w:val="left"/>
+      <w:pPr>
+        <w:tabs>
+          <w:tab w:val="num" w:pos="5760"/>
+        </w:tabs>
+        <w:ind w:left="5760" w:hanging="360"/>
+      </w:pPr>
+      <w:rPr>
+        <w:rFonts w:ascii="Wingdings" w:hAnsi="Wingdings" w:hint="default"/>
+        <w:sz w:val="20"/>
+      </w:rPr>
+    </w:lvl>
+    <w:lvl w:ilvl="8" w:tentative="1">
+      <w:start w:val="1"/>
+      <w:numFmt w:val="bullet"/>
+      <w:lvlText w:val=""/>
+      <w:lvlJc w:val="left"/>
+      <w:pPr>
+        <w:tabs>
+          <w:tab w:val="num" w:pos="6480"/>
+        </w:tabs>
+        <w:ind w:left="6480" w:hanging="360"/>
+      </w:pPr>
+      <w:rPr>
+        <w:rFonts w:ascii="Wingdings" w:hAnsi="Wingdings" w:hint="default"/>
+        <w:sz w:val="20"/>
+      </w:rPr>
+    </w:lvl>
+  </w:abstractNum>
+  <w:abstractNum w:abstractNumId="48" w15:restartNumberingAfterBreak="0">
+    <w:nsid w:val="76A73D32"/>
+    <w:multiLevelType w:val="multilevel"/>
+    <w:tmpl w:val="BD90B5A8"/>
+    <w:lvl w:ilvl="0">
+      <w:start w:val="1"/>
+      <w:numFmt w:val="bullet"/>
+      <w:lvlText w:val=""/>
+      <w:lvlJc w:val="left"/>
+      <w:pPr>
+        <w:tabs>
+          <w:tab w:val="num" w:pos="720"/>
+        </w:tabs>
+        <w:ind w:left="720" w:hanging="360"/>
+      </w:pPr>
+      <w:rPr>
+        <w:rFonts w:ascii="Symbol" w:hAnsi="Symbol" w:hint="default"/>
+        <w:sz w:val="20"/>
+      </w:rPr>
+    </w:lvl>
+    <w:lvl w:ilvl="1" w:tentative="1">
+      <w:start w:val="1"/>
+      <w:numFmt w:val="bullet"/>
+      <w:lvlText w:val="o"/>
+      <w:lvlJc w:val="left"/>
+      <w:pPr>
+        <w:tabs>
+          <w:tab w:val="num" w:pos="1440"/>
+        </w:tabs>
+        <w:ind w:left="1440" w:hanging="360"/>
+      </w:pPr>
+      <w:rPr>
+        <w:rFonts w:ascii="Courier New" w:hAnsi="Courier New" w:hint="default"/>
+        <w:sz w:val="20"/>
+      </w:rPr>
+    </w:lvl>
+    <w:lvl w:ilvl="2" w:tentative="1">
+      <w:start w:val="1"/>
+      <w:numFmt w:val="bullet"/>
+      <w:lvlText w:val=""/>
+      <w:lvlJc w:val="left"/>
+      <w:pPr>
+        <w:tabs>
+          <w:tab w:val="num" w:pos="2160"/>
+        </w:tabs>
+        <w:ind w:left="2160" w:hanging="360"/>
+      </w:pPr>
+      <w:rPr>
+        <w:rFonts w:ascii="Wingdings" w:hAnsi="Wingdings" w:hint="default"/>
+        <w:sz w:val="20"/>
+      </w:rPr>
+    </w:lvl>
+    <w:lvl w:ilvl="3" w:tentative="1">
+      <w:start w:val="1"/>
+      <w:numFmt w:val="bullet"/>
+      <w:lvlText w:val=""/>
+      <w:lvlJc w:val="left"/>
+      <w:pPr>
+        <w:tabs>
+          <w:tab w:val="num" w:pos="2880"/>
+        </w:tabs>
+        <w:ind w:left="2880" w:hanging="360"/>
+      </w:pPr>
+      <w:rPr>
+        <w:rFonts w:ascii="Wingdings" w:hAnsi="Wingdings" w:hint="default"/>
+        <w:sz w:val="20"/>
+      </w:rPr>
+    </w:lvl>
+    <w:lvl w:ilvl="4" w:tentative="1">
+      <w:start w:val="1"/>
+      <w:numFmt w:val="bullet"/>
+      <w:lvlText w:val=""/>
+      <w:lvlJc w:val="left"/>
+      <w:pPr>
+        <w:tabs>
+          <w:tab w:val="num" w:pos="3600"/>
+        </w:tabs>
+        <w:ind w:left="3600" w:hanging="360"/>
+      </w:pPr>
+      <w:rPr>
+        <w:rFonts w:ascii="Wingdings" w:hAnsi="Wingdings" w:hint="default"/>
+        <w:sz w:val="20"/>
+      </w:rPr>
+    </w:lvl>
+    <w:lvl w:ilvl="5" w:tentative="1">
+      <w:start w:val="1"/>
+      <w:numFmt w:val="bullet"/>
+      <w:lvlText w:val=""/>
+      <w:lvlJc w:val="left"/>
+      <w:pPr>
+        <w:tabs>
+          <w:tab w:val="num" w:pos="4320"/>
+        </w:tabs>
+        <w:ind w:left="4320" w:hanging="360"/>
+      </w:pPr>
+      <w:rPr>
+        <w:rFonts w:ascii="Wingdings" w:hAnsi="Wingdings" w:hint="default"/>
+        <w:sz w:val="20"/>
+      </w:rPr>
+    </w:lvl>
+    <w:lvl w:ilvl="6" w:tentative="1">
+      <w:start w:val="1"/>
+      <w:numFmt w:val="bullet"/>
+      <w:lvlText w:val=""/>
+      <w:lvlJc w:val="left"/>
+      <w:pPr>
+        <w:tabs>
+          <w:tab w:val="num" w:pos="5040"/>
+        </w:tabs>
+        <w:ind w:left="5040" w:hanging="360"/>
+      </w:pPr>
+      <w:rPr>
+        <w:rFonts w:ascii="Wingdings" w:hAnsi="Wingdings" w:hint="default"/>
+        <w:sz w:val="20"/>
+      </w:rPr>
+    </w:lvl>
+    <w:lvl w:ilvl="7" w:tentative="1">
+      <w:start w:val="1"/>
+      <w:numFmt w:val="bullet"/>
+      <w:lvlText w:val=""/>
+      <w:lvlJc w:val="left"/>
+      <w:pPr>
+        <w:tabs>
+          <w:tab w:val="num" w:pos="5760"/>
+        </w:tabs>
+        <w:ind w:left="5760" w:hanging="360"/>
+      </w:pPr>
+      <w:rPr>
+        <w:rFonts w:ascii="Wingdings" w:hAnsi="Wingdings" w:hint="default"/>
+        <w:sz w:val="20"/>
+      </w:rPr>
+    </w:lvl>
+    <w:lvl w:ilvl="8" w:tentative="1">
+      <w:start w:val="1"/>
+      <w:numFmt w:val="bullet"/>
+      <w:lvlText w:val=""/>
+      <w:lvlJc w:val="left"/>
+      <w:pPr>
+        <w:tabs>
+          <w:tab w:val="num" w:pos="6480"/>
+        </w:tabs>
+        <w:ind w:left="6480" w:hanging="360"/>
+      </w:pPr>
+      <w:rPr>
+        <w:rFonts w:ascii="Wingdings" w:hAnsi="Wingdings" w:hint="default"/>
+        <w:sz w:val="20"/>
+      </w:rPr>
+    </w:lvl>
+  </w:abstractNum>
   <w:num w:numId="1">
-    <w:abstractNumId w:val="1"/>
+    <w:abstractNumId w:val="5"/>
   </w:num>
   <w:num w:numId="2">
+    <w:abstractNumId w:val="19"/>
+  </w:num>
+  <w:num w:numId="3">
+    <w:abstractNumId w:val="14"/>
+  </w:num>
+  <w:num w:numId="4">
+    <w:abstractNumId w:val="38"/>
+  </w:num>
+  <w:num w:numId="5">
+    <w:abstractNumId w:val="45"/>
+  </w:num>
+  <w:num w:numId="6">
     <w:abstractNumId w:val="6"/>
   </w:num>
-  <w:num w:numId="3">
-    <w:abstractNumId w:val="5"/>
+  <w:num w:numId="7">
+    <w:abstractNumId w:val="40"/>
   </w:num>
-  <w:num w:numId="4">
+  <w:num w:numId="8">
+    <w:abstractNumId w:val="9"/>
+  </w:num>
+  <w:num w:numId="9">
     <w:abstractNumId w:val="10"/>
   </w:num>
-  <w:num w:numId="5">
-    <w:abstractNumId w:val="12"/>
-  </w:num>
-  <w:num w:numId="6">
-    <w:abstractNumId w:val="2"/>
-  </w:num>
-  <w:num w:numId="7">
-    <w:abstractNumId w:val="11"/>
-  </w:num>
-  <w:num w:numId="8">
-    <w:abstractNumId w:val="3"/>
-  </w:num>
-  <w:num w:numId="9">
-    <w:abstractNumId w:val="4"/>
-  </w:num>
   <w:num w:numId="10">
-    <w:abstractNumId w:val="8"/>
+    <w:abstractNumId w:val="31"/>
   </w:num>
   <w:num w:numId="11">
-    <w:abstractNumId w:val="13"/>
+    <w:abstractNumId w:val="46"/>
   </w:num>
   <w:num w:numId="12">
     <w:abstractNumId w:val="0"/>
   </w:num>
   <w:num w:numId="13">
+    <w:abstractNumId w:val="25"/>
+  </w:num>
+  <w:num w:numId="14">
+    <w:abstractNumId w:val="37"/>
+  </w:num>
+  <w:num w:numId="15">
+    <w:abstractNumId w:val="48"/>
+  </w:num>
+  <w:num w:numId="16">
+    <w:abstractNumId w:val="34"/>
+  </w:num>
+  <w:num w:numId="17">
+    <w:abstractNumId w:val="41"/>
+  </w:num>
+  <w:num w:numId="18">
+    <w:abstractNumId w:val="30"/>
+  </w:num>
+  <w:num w:numId="19">
+    <w:abstractNumId w:val="47"/>
+  </w:num>
+  <w:num w:numId="20">
+    <w:abstractNumId w:val="16"/>
+  </w:num>
+  <w:num w:numId="21">
+    <w:abstractNumId w:val="23"/>
+  </w:num>
+  <w:num w:numId="22">
+    <w:abstractNumId w:val="20"/>
+  </w:num>
+  <w:num w:numId="23">
+    <w:abstractNumId w:val="13"/>
+  </w:num>
+  <w:num w:numId="24">
+    <w:abstractNumId w:val="32"/>
+  </w:num>
+  <w:num w:numId="25">
+    <w:abstractNumId w:val="11"/>
+  </w:num>
+  <w:num w:numId="26">
+    <w:abstractNumId w:val="22"/>
+  </w:num>
+  <w:num w:numId="27">
+    <w:abstractNumId w:val="29"/>
+  </w:num>
+  <w:num w:numId="28">
+    <w:abstractNumId w:val="27"/>
+  </w:num>
+  <w:num w:numId="29">
+    <w:abstractNumId w:val="3"/>
+  </w:num>
+  <w:num w:numId="30">
+    <w:abstractNumId w:val="43"/>
+  </w:num>
+  <w:num w:numId="31">
+    <w:abstractNumId w:val="21"/>
+  </w:num>
+  <w:num w:numId="32">
+    <w:abstractNumId w:val="2"/>
+  </w:num>
+  <w:num w:numId="33">
+    <w:abstractNumId w:val="42"/>
+  </w:num>
+  <w:num w:numId="34">
+    <w:abstractNumId w:val="8"/>
+  </w:num>
+  <w:num w:numId="35">
+    <w:abstractNumId w:val="33"/>
+  </w:num>
+  <w:num w:numId="36">
+    <w:abstractNumId w:val="4"/>
+  </w:num>
+  <w:num w:numId="37">
+    <w:abstractNumId w:val="1"/>
+  </w:num>
+  <w:num w:numId="38">
+    <w:abstractNumId w:val="15"/>
+  </w:num>
+  <w:num w:numId="39">
     <w:abstractNumId w:val="7"/>
   </w:num>
-  <w:num w:numId="14">
-    <w:abstractNumId w:val="9"/>
+  <w:num w:numId="40">
+    <w:abstractNumId w:val="12"/>
+  </w:num>
+  <w:num w:numId="41">
+    <w:abstractNumId w:val="28"/>
+  </w:num>
+  <w:num w:numId="42">
+    <w:abstractNumId w:val="18"/>
+  </w:num>
+  <w:num w:numId="43">
+    <w:abstractNumId w:val="17"/>
+  </w:num>
+  <w:num w:numId="44">
+    <w:abstractNumId w:val="26"/>
+  </w:num>
+  <w:num w:numId="45">
+    <w:abstractNumId w:val="44"/>
+  </w:num>
+  <w:num w:numId="46">
+    <w:abstractNumId w:val="36"/>
+  </w:num>
+  <w:num w:numId="47">
+    <w:abstractNumId w:val="24"/>
+  </w:num>
+  <w:num w:numId="48">
+    <w:abstractNumId w:val="35"/>
+  </w:num>
+  <w:num w:numId="49">
+    <w:abstractNumId w:val="39"/>
   </w:num>
 </w:numbering>
 </file>
@@ -4277,6 +13062,18 @@
       <w:szCs w:val="24"/>
     </w:rPr>
   </w:style>
+  <w:style w:type="character" w:styleId="Hyperlink">
+    <w:name w:val="Hyperlink"/>
+    <w:basedOn w:val="DefaultParagraphFont"/>
+    <w:uiPriority w:val="99"/>
+    <w:semiHidden/>
+    <w:unhideWhenUsed/>
+    <w:rsid w:val="001E0B7F"/>
+    <w:rPr>
+      <w:color w:val="0000FF"/>
+      <w:u w:val="single"/>
+    </w:rPr>
+  </w:style>
 </w:styles>
 </file>
 
@@ -4492,7 +13289,7 @@
 </file>
 
 <file path=customXml/itemProps1.xml><?xml version="1.0" encoding="utf-8"?>
-<ds:datastoreItem xmlns:ds="http://schemas.openxmlformats.org/officeDocument/2006/customXml" ds:itemID="{57B2C598-705B-4A97-965B-8BF6F7AD0C3F}">
+<ds:datastoreItem xmlns:ds="http://schemas.openxmlformats.org/officeDocument/2006/customXml" ds:itemID="{DA927C95-47F8-4E90-8655-D33803796CCC}">
   <ds:schemaRefs>
     <ds:schemaRef ds:uri="http://schemas.openxmlformats.org/officeDocument/2006/bibliography"/>
   </ds:schemaRefs>

--- a/Membuat Website dengan Bantuan AI.docx
+++ b/Membuat Website dengan Bantuan AI.docx
@@ -109,7 +109,7 @@
         <w:pStyle w:val="ListParagraph"/>
         <w:numPr>
           <w:ilvl w:val="0"/>
-          <w:numId w:val="3"/>
+          <w:numId w:val="1"/>
         </w:numPr>
         <w:jc w:val="both"/>
       </w:pPr>
@@ -122,7 +122,7 @@
         <w:pStyle w:val="ListParagraph"/>
         <w:numPr>
           <w:ilvl w:val="0"/>
-          <w:numId w:val="3"/>
+          <w:numId w:val="1"/>
         </w:numPr>
         <w:jc w:val="both"/>
       </w:pPr>
@@ -135,7 +135,7 @@
         <w:pStyle w:val="ListParagraph"/>
         <w:numPr>
           <w:ilvl w:val="0"/>
-          <w:numId w:val="3"/>
+          <w:numId w:val="1"/>
         </w:numPr>
         <w:jc w:val="both"/>
       </w:pPr>
@@ -148,7 +148,7 @@
         <w:pStyle w:val="ListParagraph"/>
         <w:numPr>
           <w:ilvl w:val="0"/>
-          <w:numId w:val="3"/>
+          <w:numId w:val="1"/>
         </w:numPr>
         <w:jc w:val="both"/>
       </w:pPr>
@@ -161,7 +161,7 @@
         <w:pStyle w:val="ListParagraph"/>
         <w:numPr>
           <w:ilvl w:val="0"/>
-          <w:numId w:val="3"/>
+          <w:numId w:val="1"/>
         </w:numPr>
         <w:jc w:val="both"/>
       </w:pPr>
@@ -174,7 +174,7 @@
         <w:pStyle w:val="ListParagraph"/>
         <w:numPr>
           <w:ilvl w:val="0"/>
-          <w:numId w:val="3"/>
+          <w:numId w:val="1"/>
         </w:numPr>
         <w:jc w:val="both"/>
       </w:pPr>
@@ -187,7 +187,7 @@
         <w:pStyle w:val="ListParagraph"/>
         <w:numPr>
           <w:ilvl w:val="0"/>
-          <w:numId w:val="3"/>
+          <w:numId w:val="1"/>
         </w:numPr>
         <w:jc w:val="both"/>
       </w:pPr>
@@ -250,7 +250,7 @@
             <w:pPr>
               <w:numPr>
                 <w:ilvl w:val="0"/>
-                <w:numId w:val="5"/>
+                <w:numId w:val="2"/>
               </w:numPr>
               <w:jc w:val="both"/>
             </w:pPr>
@@ -262,7 +262,7 @@
             <w:pPr>
               <w:numPr>
                 <w:ilvl w:val="0"/>
-                <w:numId w:val="5"/>
+                <w:numId w:val="2"/>
               </w:numPr>
               <w:jc w:val="both"/>
             </w:pPr>
@@ -433,7 +433,7 @@
             <w:pPr>
               <w:numPr>
                 <w:ilvl w:val="0"/>
-                <w:numId w:val="6"/>
+                <w:numId w:val="3"/>
               </w:numPr>
               <w:jc w:val="both"/>
             </w:pPr>
@@ -445,7 +445,7 @@
             <w:pPr>
               <w:numPr>
                 <w:ilvl w:val="0"/>
-                <w:numId w:val="6"/>
+                <w:numId w:val="3"/>
               </w:numPr>
               <w:jc w:val="both"/>
             </w:pPr>
@@ -465,7 +465,7 @@
             <w:pPr>
               <w:numPr>
                 <w:ilvl w:val="0"/>
-                <w:numId w:val="7"/>
+                <w:numId w:val="4"/>
               </w:numPr>
               <w:jc w:val="both"/>
             </w:pPr>
@@ -589,7 +589,7 @@
             <w:pPr>
               <w:numPr>
                 <w:ilvl w:val="0"/>
-                <w:numId w:val="8"/>
+                <w:numId w:val="5"/>
               </w:numPr>
               <w:jc w:val="both"/>
             </w:pPr>
@@ -601,7 +601,7 @@
             <w:pPr>
               <w:numPr>
                 <w:ilvl w:val="0"/>
-                <w:numId w:val="8"/>
+                <w:numId w:val="5"/>
               </w:numPr>
               <w:jc w:val="both"/>
             </w:pPr>
@@ -621,7 +621,7 @@
             <w:pPr>
               <w:numPr>
                 <w:ilvl w:val="0"/>
-                <w:numId w:val="9"/>
+                <w:numId w:val="6"/>
               </w:numPr>
               <w:jc w:val="both"/>
             </w:pPr>
@@ -641,7 +641,7 @@
             <w:pPr>
               <w:numPr>
                 <w:ilvl w:val="0"/>
-                <w:numId w:val="10"/>
+                <w:numId w:val="7"/>
               </w:numPr>
               <w:jc w:val="both"/>
             </w:pPr>
@@ -778,7 +778,7 @@
             <w:pPr>
               <w:numPr>
                 <w:ilvl w:val="0"/>
-                <w:numId w:val="11"/>
+                <w:numId w:val="8"/>
               </w:numPr>
               <w:spacing w:before="100" w:beforeAutospacing="1" w:after="100" w:afterAutospacing="1"/>
               <w:rPr>
@@ -800,7 +800,7 @@
             <w:pPr>
               <w:numPr>
                 <w:ilvl w:val="0"/>
-                <w:numId w:val="11"/>
+                <w:numId w:val="8"/>
               </w:numPr>
               <w:spacing w:before="60" w:after="100" w:afterAutospacing="1"/>
               <w:rPr>
@@ -840,7 +840,7 @@
             <w:pPr>
               <w:numPr>
                 <w:ilvl w:val="0"/>
-                <w:numId w:val="12"/>
+                <w:numId w:val="9"/>
               </w:numPr>
               <w:spacing w:before="100" w:beforeAutospacing="1" w:after="100" w:afterAutospacing="1"/>
               <w:rPr>
@@ -881,7 +881,7 @@
             <w:pPr>
               <w:numPr>
                 <w:ilvl w:val="0"/>
-                <w:numId w:val="13"/>
+                <w:numId w:val="10"/>
               </w:numPr>
               <w:spacing w:before="100" w:beforeAutospacing="1" w:after="100" w:afterAutospacing="1"/>
               <w:rPr>
@@ -921,7 +921,7 @@
             <w:pPr>
               <w:numPr>
                 <w:ilvl w:val="0"/>
-                <w:numId w:val="14"/>
+                <w:numId w:val="11"/>
               </w:numPr>
               <w:spacing w:before="100" w:beforeAutospacing="1" w:after="100" w:afterAutospacing="1"/>
               <w:rPr>
@@ -943,7 +943,7 @@
             <w:pPr>
               <w:numPr>
                 <w:ilvl w:val="0"/>
-                <w:numId w:val="14"/>
+                <w:numId w:val="11"/>
               </w:numPr>
               <w:spacing w:before="60" w:after="100" w:afterAutospacing="1"/>
               <w:rPr>
@@ -965,7 +965,7 @@
             <w:pPr>
               <w:numPr>
                 <w:ilvl w:val="0"/>
-                <w:numId w:val="14"/>
+                <w:numId w:val="11"/>
               </w:numPr>
               <w:spacing w:before="60" w:after="100" w:afterAutospacing="1"/>
               <w:rPr>
@@ -987,7 +987,7 @@
             <w:pPr>
               <w:numPr>
                 <w:ilvl w:val="0"/>
-                <w:numId w:val="14"/>
+                <w:numId w:val="11"/>
               </w:numPr>
               <w:spacing w:before="60" w:after="100" w:afterAutospacing="1"/>
               <w:rPr>
@@ -1009,7 +1009,7 @@
             <w:pPr>
               <w:numPr>
                 <w:ilvl w:val="0"/>
-                <w:numId w:val="14"/>
+                <w:numId w:val="11"/>
               </w:numPr>
               <w:spacing w:before="60" w:after="100" w:afterAutospacing="1"/>
               <w:rPr>
@@ -1031,7 +1031,7 @@
             <w:pPr>
               <w:numPr>
                 <w:ilvl w:val="0"/>
-                <w:numId w:val="14"/>
+                <w:numId w:val="11"/>
               </w:numPr>
               <w:spacing w:before="60" w:after="100" w:afterAutospacing="1"/>
               <w:rPr>
@@ -1053,7 +1053,7 @@
             <w:pPr>
               <w:numPr>
                 <w:ilvl w:val="0"/>
-                <w:numId w:val="14"/>
+                <w:numId w:val="11"/>
               </w:numPr>
               <w:spacing w:before="60" w:after="100" w:afterAutospacing="1"/>
               <w:rPr>
@@ -1594,7 +1594,7 @@
             <w:pPr>
               <w:numPr>
                 <w:ilvl w:val="0"/>
-                <w:numId w:val="15"/>
+                <w:numId w:val="12"/>
               </w:numPr>
               <w:spacing w:before="100" w:beforeAutospacing="1" w:after="100" w:afterAutospacing="1"/>
               <w:rPr>
@@ -1617,8 +1617,150 @@
             <w:pPr>
               <w:numPr>
                 <w:ilvl w:val="0"/>
+                <w:numId w:val="12"/>
+              </w:numPr>
+              <w:spacing w:before="60" w:after="100" w:afterAutospacing="1"/>
+              <w:rPr>
+                <w:rFonts w:ascii="Segoe UI" w:eastAsia="Times New Roman" w:hAnsi="Segoe UI" w:cs="Segoe UI"/>
+                <w:sz w:val="24"/>
+                <w:szCs w:val="24"/>
+              </w:rPr>
+            </w:pPr>
+            <w:r>
+              <w:rPr>
+                <w:rFonts w:ascii="Segoe UI" w:eastAsia="Times New Roman" w:hAnsi="Segoe UI" w:cs="Segoe UI"/>
+                <w:sz w:val="24"/>
+                <w:szCs w:val="24"/>
+              </w:rPr>
+              <w:t>Selalu cek skill apa yang cocok dan otomatis install dengan: skills add [nama skillnya] -y</w:t>
+            </w:r>
+          </w:p>
+          <w:p>
+            <w:pPr>
+              <w:spacing w:after="240"/>
+              <w:rPr>
+                <w:rFonts w:ascii="Segoe UI" w:eastAsia="Times New Roman" w:hAnsi="Segoe UI" w:cs="Segoe UI"/>
+                <w:sz w:val="24"/>
+                <w:szCs w:val="24"/>
+              </w:rPr>
+            </w:pPr>
+            <w:r>
+              <w:rPr>
+                <w:rFonts w:ascii="Segoe UI" w:eastAsia="Times New Roman" w:hAnsi="Segoe UI" w:cs="Segoe UI"/>
+                <w:sz w:val="24"/>
+                <w:szCs w:val="24"/>
+              </w:rPr>
+              <w:t>TIMEZONE</w:t>
+            </w:r>
+          </w:p>
+          <w:p>
+            <w:pPr>
+              <w:numPr>
+                <w:ilvl w:val="0"/>
+                <w:numId w:val="13"/>
+              </w:numPr>
+              <w:spacing w:before="100" w:beforeAutospacing="1" w:after="100" w:afterAutospacing="1"/>
+              <w:rPr>
+                <w:rFonts w:ascii="Segoe UI" w:eastAsia="Times New Roman" w:hAnsi="Segoe UI" w:cs="Segoe UI"/>
+                <w:sz w:val="24"/>
+                <w:szCs w:val="24"/>
+              </w:rPr>
+            </w:pPr>
+            <w:r>
+              <w:rPr>
+                <w:rFonts w:ascii="Segoe UI" w:eastAsia="Times New Roman" w:hAnsi="Segoe UI" w:cs="Segoe UI"/>
+                <w:sz w:val="24"/>
+                <w:szCs w:val="24"/>
+              </w:rPr>
+              <w:t>Asia/Makassar (UTC + 8)</w:t>
+            </w:r>
+          </w:p>
+          <w:p>
+            <w:pPr>
+              <w:spacing w:after="240"/>
+              <w:rPr>
+                <w:rFonts w:ascii="Segoe UI" w:eastAsia="Times New Roman" w:hAnsi="Segoe UI" w:cs="Segoe UI"/>
+                <w:sz w:val="24"/>
+                <w:szCs w:val="24"/>
+              </w:rPr>
+            </w:pPr>
+            <w:r>
+              <w:rPr>
+                <w:rFonts w:ascii="Segoe UI" w:eastAsia="Times New Roman" w:hAnsi="Segoe UI" w:cs="Segoe UI"/>
+                <w:sz w:val="24"/>
+                <w:szCs w:val="24"/>
+              </w:rPr>
+              <w:t>CHUNKING</w:t>
+            </w:r>
+          </w:p>
+          <w:p>
+            <w:pPr>
+              <w:numPr>
+                <w:ilvl w:val="0"/>
+                <w:numId w:val="14"/>
+              </w:numPr>
+              <w:spacing w:before="100" w:beforeAutospacing="1" w:after="100" w:afterAutospacing="1"/>
+              <w:rPr>
+                <w:rFonts w:ascii="Segoe UI" w:eastAsia="Times New Roman" w:hAnsi="Segoe UI" w:cs="Segoe UI"/>
+                <w:sz w:val="24"/>
+                <w:szCs w:val="24"/>
+              </w:rPr>
+            </w:pPr>
+            <w:r>
+              <w:rPr>
+                <w:rFonts w:ascii="Segoe UI" w:eastAsia="Times New Roman" w:hAnsi="Segoe UI" w:cs="Segoe UI"/>
+                <w:sz w:val="24"/>
+                <w:szCs w:val="24"/>
+              </w:rPr>
+              <w:t>Baik di frontend maupun backend, pecah-pecah filenya supaya reusable dan mudah diolah AI</w:t>
+            </w:r>
+          </w:p>
+          <w:p>
+            <w:pPr>
+              <w:spacing w:after="240"/>
+              <w:rPr>
+                <w:rFonts w:ascii="Segoe UI" w:eastAsia="Times New Roman" w:hAnsi="Segoe UI" w:cs="Segoe UI"/>
+                <w:sz w:val="24"/>
+                <w:szCs w:val="24"/>
+              </w:rPr>
+            </w:pPr>
+            <w:r>
+              <w:rPr>
+                <w:rFonts w:ascii="Segoe UI" w:eastAsia="Times New Roman" w:hAnsi="Segoe UI" w:cs="Segoe UI"/>
+                <w:sz w:val="24"/>
+                <w:szCs w:val="24"/>
+              </w:rPr>
+              <w:t>FRONTEND</w:t>
+            </w:r>
+          </w:p>
+          <w:p>
+            <w:pPr>
+              <w:numPr>
+                <w:ilvl w:val="0"/>
                 <w:numId w:val="15"/>
               </w:numPr>
+              <w:spacing w:before="100" w:beforeAutospacing="1" w:after="100" w:afterAutospacing="1"/>
+              <w:rPr>
+                <w:rFonts w:ascii="Segoe UI" w:eastAsia="Times New Roman" w:hAnsi="Segoe UI" w:cs="Segoe UI"/>
+                <w:sz w:val="24"/>
+                <w:szCs w:val="24"/>
+              </w:rPr>
+            </w:pPr>
+            <w:r>
+              <w:rPr>
+                <w:rFonts w:ascii="Segoe UI" w:eastAsia="Times New Roman" w:hAnsi="Segoe UI" w:cs="Segoe UI"/>
+                <w:sz w:val="24"/>
+                <w:szCs w:val="24"/>
+              </w:rPr>
+              <w:t>Gunakan bahasa Indonesia</w:t>
+            </w:r>
+          </w:p>
+          <w:p>
+            <w:pPr>
+              <w:numPr>
+                <w:ilvl w:val="0"/>
+                <w:numId w:val="15"/>
+              </w:numPr>
               <w:spacing w:before="60" w:after="100" w:afterAutospacing="1"/>
               <w:rPr>
                 <w:rFonts w:ascii="Segoe UI" w:eastAsia="Times New Roman" w:hAnsi="Segoe UI" w:cs="Segoe UI"/>
@@ -1632,7 +1774,117 @@
                 <w:sz w:val="24"/>
                 <w:szCs w:val="24"/>
               </w:rPr>
-              <w:t>Selalu cek skill apa yang cocok dan otomatis install dengan: skills add [nama skillnya] -y</w:t>
+              <w:t>Menggunakan SvelteKit. Pakai Tailwind. Build dengan adapter static</w:t>
+            </w:r>
+          </w:p>
+          <w:p>
+            <w:pPr>
+              <w:numPr>
+                <w:ilvl w:val="0"/>
+                <w:numId w:val="15"/>
+              </w:numPr>
+              <w:spacing w:before="60" w:after="100" w:afterAutospacing="1"/>
+              <w:rPr>
+                <w:rFonts w:ascii="Segoe UI" w:eastAsia="Times New Roman" w:hAnsi="Segoe UI" w:cs="Segoe UI"/>
+                <w:sz w:val="24"/>
+                <w:szCs w:val="24"/>
+              </w:rPr>
+            </w:pPr>
+            <w:r>
+              <w:rPr>
+                <w:rFonts w:ascii="Segoe UI" w:eastAsia="Times New Roman" w:hAnsi="Segoe UI" w:cs="Segoe UI"/>
+                <w:sz w:val="24"/>
+                <w:szCs w:val="24"/>
+              </w:rPr>
+              <w:t>Tampilan hanya mobile. Ketika dibuka di desktop, max width 600px</w:t>
+            </w:r>
+          </w:p>
+          <w:p>
+            <w:pPr>
+              <w:numPr>
+                <w:ilvl w:val="0"/>
+                <w:numId w:val="15"/>
+              </w:numPr>
+              <w:spacing w:before="60" w:after="100" w:afterAutospacing="1"/>
+              <w:rPr>
+                <w:rFonts w:ascii="Segoe UI" w:eastAsia="Times New Roman" w:hAnsi="Segoe UI" w:cs="Segoe UI"/>
+                <w:sz w:val="24"/>
+                <w:szCs w:val="24"/>
+              </w:rPr>
+            </w:pPr>
+            <w:r>
+              <w:rPr>
+                <w:rFonts w:ascii="Segoe UI" w:eastAsia="Times New Roman" w:hAnsi="Segoe UI" w:cs="Segoe UI"/>
+                <w:sz w:val="24"/>
+                <w:szCs w:val="24"/>
+              </w:rPr>
+              <w:t>Untuk install dependencies, jangan gunakan npm. Hanya gunakan pnpm</w:t>
+            </w:r>
+          </w:p>
+          <w:p>
+            <w:pPr>
+              <w:numPr>
+                <w:ilvl w:val="0"/>
+                <w:numId w:val="15"/>
+              </w:numPr>
+              <w:spacing w:before="60" w:after="100" w:afterAutospacing="1"/>
+              <w:rPr>
+                <w:rFonts w:ascii="Segoe UI" w:eastAsia="Times New Roman" w:hAnsi="Segoe UI" w:cs="Segoe UI"/>
+                <w:sz w:val="24"/>
+                <w:szCs w:val="24"/>
+              </w:rPr>
+            </w:pPr>
+            <w:r>
+              <w:rPr>
+                <w:rFonts w:ascii="Segoe UI" w:eastAsia="Times New Roman" w:hAnsi="Segoe UI" w:cs="Segoe UI"/>
+                <w:sz w:val="24"/>
+                <w:szCs w:val="24"/>
+              </w:rPr>
+              <w:t>Setiap alert, ganti dengan toast</w:t>
+            </w:r>
+          </w:p>
+          <w:p>
+            <w:pPr>
+              <w:numPr>
+                <w:ilvl w:val="0"/>
+                <w:numId w:val="15"/>
+              </w:numPr>
+              <w:spacing w:before="60" w:after="100" w:afterAutospacing="1"/>
+              <w:rPr>
+                <w:rFonts w:ascii="Segoe UI" w:eastAsia="Times New Roman" w:hAnsi="Segoe UI" w:cs="Segoe UI"/>
+                <w:sz w:val="24"/>
+                <w:szCs w:val="24"/>
+              </w:rPr>
+            </w:pPr>
+            <w:r>
+              <w:rPr>
+                <w:rFonts w:ascii="Segoe UI" w:eastAsia="Times New Roman" w:hAnsi="Segoe UI" w:cs="Segoe UI"/>
+                <w:sz w:val="24"/>
+                <w:szCs w:val="24"/>
+              </w:rPr>
+              <w:t>Setiap interaksi, kasih bunyi beep yang cocok, supaya rame aja</w:t>
+            </w:r>
+          </w:p>
+          <w:p>
+            <w:pPr>
+              <w:numPr>
+                <w:ilvl w:val="0"/>
+                <w:numId w:val="15"/>
+              </w:numPr>
+              <w:spacing w:before="60" w:after="100" w:afterAutospacing="1"/>
+              <w:rPr>
+                <w:rFonts w:ascii="Segoe UI" w:eastAsia="Times New Roman" w:hAnsi="Segoe UI" w:cs="Segoe UI"/>
+                <w:sz w:val="24"/>
+                <w:szCs w:val="24"/>
+              </w:rPr>
+            </w:pPr>
+            <w:r>
+              <w:rPr>
+                <w:rFonts w:ascii="Segoe UI" w:eastAsia="Times New Roman" w:hAnsi="Segoe UI" w:cs="Segoe UI"/>
+                <w:sz w:val="24"/>
+                <w:szCs w:val="24"/>
+              </w:rPr>
+              <w:t>Untuk tampilan, gunakan file DESIGN.md</w:t>
             </w:r>
           </w:p>
           <w:p>
@@ -1650,7 +1902,7 @@
                 <w:sz w:val="24"/>
                 <w:szCs w:val="24"/>
               </w:rPr>
-              <w:t>TIMEZONE</w:t>
+              <w:t>BACKEND</w:t>
             </w:r>
           </w:p>
           <w:p>
@@ -1672,258 +1924,6 @@
                 <w:sz w:val="24"/>
                 <w:szCs w:val="24"/>
               </w:rPr>
-              <w:t>Asia/Makassar (UTC + 8)</w:t>
-            </w:r>
-          </w:p>
-          <w:p>
-            <w:pPr>
-              <w:spacing w:after="240"/>
-              <w:rPr>
-                <w:rFonts w:ascii="Segoe UI" w:eastAsia="Times New Roman" w:hAnsi="Segoe UI" w:cs="Segoe UI"/>
-                <w:sz w:val="24"/>
-                <w:szCs w:val="24"/>
-              </w:rPr>
-            </w:pPr>
-            <w:r>
-              <w:rPr>
-                <w:rFonts w:ascii="Segoe UI" w:eastAsia="Times New Roman" w:hAnsi="Segoe UI" w:cs="Segoe UI"/>
-                <w:sz w:val="24"/>
-                <w:szCs w:val="24"/>
-              </w:rPr>
-              <w:t>CHUNKING</w:t>
-            </w:r>
-          </w:p>
-          <w:p>
-            <w:pPr>
-              <w:numPr>
-                <w:ilvl w:val="0"/>
-                <w:numId w:val="17"/>
-              </w:numPr>
-              <w:spacing w:before="100" w:beforeAutospacing="1" w:after="100" w:afterAutospacing="1"/>
-              <w:rPr>
-                <w:rFonts w:ascii="Segoe UI" w:eastAsia="Times New Roman" w:hAnsi="Segoe UI" w:cs="Segoe UI"/>
-                <w:sz w:val="24"/>
-                <w:szCs w:val="24"/>
-              </w:rPr>
-            </w:pPr>
-            <w:r>
-              <w:rPr>
-                <w:rFonts w:ascii="Segoe UI" w:eastAsia="Times New Roman" w:hAnsi="Segoe UI" w:cs="Segoe UI"/>
-                <w:sz w:val="24"/>
-                <w:szCs w:val="24"/>
-              </w:rPr>
-              <w:t>Baik di frontend maupun backend, pecah-pecah filenya supaya reusable dan mudah diolah AI</w:t>
-            </w:r>
-          </w:p>
-          <w:p>
-            <w:pPr>
-              <w:spacing w:after="240"/>
-              <w:rPr>
-                <w:rFonts w:ascii="Segoe UI" w:eastAsia="Times New Roman" w:hAnsi="Segoe UI" w:cs="Segoe UI"/>
-                <w:sz w:val="24"/>
-                <w:szCs w:val="24"/>
-              </w:rPr>
-            </w:pPr>
-            <w:r>
-              <w:rPr>
-                <w:rFonts w:ascii="Segoe UI" w:eastAsia="Times New Roman" w:hAnsi="Segoe UI" w:cs="Segoe UI"/>
-                <w:sz w:val="24"/>
-                <w:szCs w:val="24"/>
-              </w:rPr>
-              <w:t>FRONTEND</w:t>
-            </w:r>
-          </w:p>
-          <w:p>
-            <w:pPr>
-              <w:numPr>
-                <w:ilvl w:val="0"/>
-                <w:numId w:val="18"/>
-              </w:numPr>
-              <w:spacing w:before="100" w:beforeAutospacing="1" w:after="100" w:afterAutospacing="1"/>
-              <w:rPr>
-                <w:rFonts w:ascii="Segoe UI" w:eastAsia="Times New Roman" w:hAnsi="Segoe UI" w:cs="Segoe UI"/>
-                <w:sz w:val="24"/>
-                <w:szCs w:val="24"/>
-              </w:rPr>
-            </w:pPr>
-            <w:r>
-              <w:rPr>
-                <w:rFonts w:ascii="Segoe UI" w:eastAsia="Times New Roman" w:hAnsi="Segoe UI" w:cs="Segoe UI"/>
-                <w:sz w:val="24"/>
-                <w:szCs w:val="24"/>
-              </w:rPr>
-              <w:t>Gunakan bahasa Indonesia</w:t>
-            </w:r>
-          </w:p>
-          <w:p>
-            <w:pPr>
-              <w:numPr>
-                <w:ilvl w:val="0"/>
-                <w:numId w:val="18"/>
-              </w:numPr>
-              <w:spacing w:before="60" w:after="100" w:afterAutospacing="1"/>
-              <w:rPr>
-                <w:rFonts w:ascii="Segoe UI" w:eastAsia="Times New Roman" w:hAnsi="Segoe UI" w:cs="Segoe UI"/>
-                <w:sz w:val="24"/>
-                <w:szCs w:val="24"/>
-              </w:rPr>
-            </w:pPr>
-            <w:r>
-              <w:rPr>
-                <w:rFonts w:ascii="Segoe UI" w:eastAsia="Times New Roman" w:hAnsi="Segoe UI" w:cs="Segoe UI"/>
-                <w:sz w:val="24"/>
-                <w:szCs w:val="24"/>
-              </w:rPr>
-              <w:t>Menggunakan SvelteKit. Pakai Tailwind. Build dengan adapter static</w:t>
-            </w:r>
-          </w:p>
-          <w:p>
-            <w:pPr>
-              <w:numPr>
-                <w:ilvl w:val="0"/>
-                <w:numId w:val="18"/>
-              </w:numPr>
-              <w:spacing w:before="60" w:after="100" w:afterAutospacing="1"/>
-              <w:rPr>
-                <w:rFonts w:ascii="Segoe UI" w:eastAsia="Times New Roman" w:hAnsi="Segoe UI" w:cs="Segoe UI"/>
-                <w:sz w:val="24"/>
-                <w:szCs w:val="24"/>
-              </w:rPr>
-            </w:pPr>
-            <w:r>
-              <w:rPr>
-                <w:rFonts w:ascii="Segoe UI" w:eastAsia="Times New Roman" w:hAnsi="Segoe UI" w:cs="Segoe UI"/>
-                <w:sz w:val="24"/>
-                <w:szCs w:val="24"/>
-              </w:rPr>
-              <w:t>Tampilan hanya mobile. Ketika dibuka di desktop, max width 600px</w:t>
-            </w:r>
-          </w:p>
-          <w:p>
-            <w:pPr>
-              <w:numPr>
-                <w:ilvl w:val="0"/>
-                <w:numId w:val="18"/>
-              </w:numPr>
-              <w:spacing w:before="60" w:after="100" w:afterAutospacing="1"/>
-              <w:rPr>
-                <w:rFonts w:ascii="Segoe UI" w:eastAsia="Times New Roman" w:hAnsi="Segoe UI" w:cs="Segoe UI"/>
-                <w:sz w:val="24"/>
-                <w:szCs w:val="24"/>
-              </w:rPr>
-            </w:pPr>
-            <w:r>
-              <w:rPr>
-                <w:rFonts w:ascii="Segoe UI" w:eastAsia="Times New Roman" w:hAnsi="Segoe UI" w:cs="Segoe UI"/>
-                <w:sz w:val="24"/>
-                <w:szCs w:val="24"/>
-              </w:rPr>
-              <w:t>Untuk install dependencies, jangan gunakan npm. Hanya gunakan pnpm</w:t>
-            </w:r>
-          </w:p>
-          <w:p>
-            <w:pPr>
-              <w:numPr>
-                <w:ilvl w:val="0"/>
-                <w:numId w:val="18"/>
-              </w:numPr>
-              <w:spacing w:before="60" w:after="100" w:afterAutospacing="1"/>
-              <w:rPr>
-                <w:rFonts w:ascii="Segoe UI" w:eastAsia="Times New Roman" w:hAnsi="Segoe UI" w:cs="Segoe UI"/>
-                <w:sz w:val="24"/>
-                <w:szCs w:val="24"/>
-              </w:rPr>
-            </w:pPr>
-            <w:r>
-              <w:rPr>
-                <w:rFonts w:ascii="Segoe UI" w:eastAsia="Times New Roman" w:hAnsi="Segoe UI" w:cs="Segoe UI"/>
-                <w:sz w:val="24"/>
-                <w:szCs w:val="24"/>
-              </w:rPr>
-              <w:t>Setiap alert, ganti dengan toast</w:t>
-            </w:r>
-          </w:p>
-          <w:p>
-            <w:pPr>
-              <w:numPr>
-                <w:ilvl w:val="0"/>
-                <w:numId w:val="18"/>
-              </w:numPr>
-              <w:spacing w:before="60" w:after="100" w:afterAutospacing="1"/>
-              <w:rPr>
-                <w:rFonts w:ascii="Segoe UI" w:eastAsia="Times New Roman" w:hAnsi="Segoe UI" w:cs="Segoe UI"/>
-                <w:sz w:val="24"/>
-                <w:szCs w:val="24"/>
-              </w:rPr>
-            </w:pPr>
-            <w:r>
-              <w:rPr>
-                <w:rFonts w:ascii="Segoe UI" w:eastAsia="Times New Roman" w:hAnsi="Segoe UI" w:cs="Segoe UI"/>
-                <w:sz w:val="24"/>
-                <w:szCs w:val="24"/>
-              </w:rPr>
-              <w:t>Setiap interaksi, kasih bunyi beep yang cocok, supaya rame aja</w:t>
-            </w:r>
-          </w:p>
-          <w:p>
-            <w:pPr>
-              <w:numPr>
-                <w:ilvl w:val="0"/>
-                <w:numId w:val="18"/>
-              </w:numPr>
-              <w:spacing w:before="60" w:after="100" w:afterAutospacing="1"/>
-              <w:rPr>
-                <w:rFonts w:ascii="Segoe UI" w:eastAsia="Times New Roman" w:hAnsi="Segoe UI" w:cs="Segoe UI"/>
-                <w:sz w:val="24"/>
-                <w:szCs w:val="24"/>
-              </w:rPr>
-            </w:pPr>
-            <w:r>
-              <w:rPr>
-                <w:rFonts w:ascii="Segoe UI" w:eastAsia="Times New Roman" w:hAnsi="Segoe UI" w:cs="Segoe UI"/>
-                <w:sz w:val="24"/>
-                <w:szCs w:val="24"/>
-              </w:rPr>
-              <w:t>Untuk tampilan, gunakan file DESIGN.md</w:t>
-            </w:r>
-          </w:p>
-          <w:p>
-            <w:pPr>
-              <w:spacing w:after="240"/>
-              <w:rPr>
-                <w:rFonts w:ascii="Segoe UI" w:eastAsia="Times New Roman" w:hAnsi="Segoe UI" w:cs="Segoe UI"/>
-                <w:sz w:val="24"/>
-                <w:szCs w:val="24"/>
-              </w:rPr>
-            </w:pPr>
-            <w:r>
-              <w:rPr>
-                <w:rFonts w:ascii="Segoe UI" w:eastAsia="Times New Roman" w:hAnsi="Segoe UI" w:cs="Segoe UI"/>
-                <w:sz w:val="24"/>
-                <w:szCs w:val="24"/>
-              </w:rPr>
-              <w:t>BACKEND</w:t>
-            </w:r>
-          </w:p>
-          <w:p>
-            <w:pPr>
-              <w:numPr>
-                <w:ilvl w:val="0"/>
-                <w:numId w:val="19"/>
-              </w:numPr>
-              <w:spacing w:before="100" w:beforeAutospacing="1" w:after="100" w:afterAutospacing="1"/>
-              <w:rPr>
-                <w:rFonts w:ascii="Segoe UI" w:eastAsia="Times New Roman" w:hAnsi="Segoe UI" w:cs="Segoe UI"/>
-                <w:sz w:val="24"/>
-                <w:szCs w:val="24"/>
-              </w:rPr>
-            </w:pPr>
-            <w:r>
-              <w:rPr>
-                <w:rFonts w:ascii="Segoe UI" w:eastAsia="Times New Roman" w:hAnsi="Segoe UI" w:cs="Segoe UI"/>
-                <w:sz w:val="24"/>
-                <w:szCs w:val="24"/>
-              </w:rPr>
               <w:t>Lokasi di folder static. Native PHP aja. Jangan main route pakai route.php. Jadi, betul-betul akses ke direct filenya</w:t>
             </w:r>
           </w:p>
@@ -1931,7 +1931,7 @@
             <w:pPr>
               <w:numPr>
                 <w:ilvl w:val="0"/>
-                <w:numId w:val="19"/>
+                <w:numId w:val="16"/>
               </w:numPr>
               <w:spacing w:before="60" w:after="100" w:afterAutospacing="1"/>
               <w:rPr>
@@ -1972,7 +1972,7 @@
             <w:pPr>
               <w:numPr>
                 <w:ilvl w:val="0"/>
-                <w:numId w:val="19"/>
+                <w:numId w:val="16"/>
               </w:numPr>
               <w:spacing w:before="60" w:after="100" w:afterAutospacing="1"/>
               <w:rPr>
@@ -2099,6 +2099,148 @@
             <w:pPr>
               <w:numPr>
                 <w:ilvl w:val="0"/>
+                <w:numId w:val="17"/>
+              </w:numPr>
+              <w:spacing w:before="100" w:beforeAutospacing="1" w:after="100" w:afterAutospacing="1"/>
+              <w:rPr>
+                <w:rFonts w:ascii="Segoe UI" w:eastAsia="Times New Roman" w:hAnsi="Segoe UI" w:cs="Segoe UI"/>
+                <w:sz w:val="24"/>
+                <w:szCs w:val="24"/>
+              </w:rPr>
+            </w:pPr>
+            <w:r>
+              <w:rPr>
+                <w:rFonts w:ascii="Segoe UI" w:eastAsia="Times New Roman" w:hAnsi="Segoe UI" w:cs="Segoe UI"/>
+                <w:sz w:val="24"/>
+                <w:szCs w:val="24"/>
+              </w:rPr>
+              <w:t>Selalu gunakan skill caveman</w:t>
+            </w:r>
+          </w:p>
+          <w:p>
+            <w:pPr>
+              <w:numPr>
+                <w:ilvl w:val="0"/>
+                <w:numId w:val="17"/>
+              </w:numPr>
+              <w:spacing w:before="60" w:after="100" w:afterAutospacing="1"/>
+              <w:rPr>
+                <w:rFonts w:ascii="Segoe UI" w:eastAsia="Times New Roman" w:hAnsi="Segoe UI" w:cs="Segoe UI"/>
+                <w:sz w:val="24"/>
+                <w:szCs w:val="24"/>
+              </w:rPr>
+            </w:pPr>
+            <w:r>
+              <w:rPr>
+                <w:rFonts w:ascii="Segoe UI" w:eastAsia="Times New Roman" w:hAnsi="Segoe UI" w:cs="Segoe UI"/>
+                <w:sz w:val="24"/>
+                <w:szCs w:val="24"/>
+              </w:rPr>
+              <w:t>Selalu cek skill apa yang cocok dan otomatis install dengan: skills add [nama skillnya] -y</w:t>
+            </w:r>
+          </w:p>
+          <w:p>
+            <w:pPr>
+              <w:spacing w:after="240"/>
+              <w:rPr>
+                <w:rFonts w:ascii="Segoe UI" w:eastAsia="Times New Roman" w:hAnsi="Segoe UI" w:cs="Segoe UI"/>
+                <w:sz w:val="24"/>
+                <w:szCs w:val="24"/>
+              </w:rPr>
+            </w:pPr>
+            <w:r>
+              <w:rPr>
+                <w:rFonts w:ascii="Segoe UI" w:eastAsia="Times New Roman" w:hAnsi="Segoe UI" w:cs="Segoe UI"/>
+                <w:sz w:val="24"/>
+                <w:szCs w:val="24"/>
+              </w:rPr>
+              <w:t>TIMEZONE</w:t>
+            </w:r>
+          </w:p>
+          <w:p>
+            <w:pPr>
+              <w:numPr>
+                <w:ilvl w:val="0"/>
+                <w:numId w:val="18"/>
+              </w:numPr>
+              <w:spacing w:before="100" w:beforeAutospacing="1" w:after="100" w:afterAutospacing="1"/>
+              <w:rPr>
+                <w:rFonts w:ascii="Segoe UI" w:eastAsia="Times New Roman" w:hAnsi="Segoe UI" w:cs="Segoe UI"/>
+                <w:sz w:val="24"/>
+                <w:szCs w:val="24"/>
+              </w:rPr>
+            </w:pPr>
+            <w:r>
+              <w:rPr>
+                <w:rFonts w:ascii="Segoe UI" w:eastAsia="Times New Roman" w:hAnsi="Segoe UI" w:cs="Segoe UI"/>
+                <w:sz w:val="24"/>
+                <w:szCs w:val="24"/>
+              </w:rPr>
+              <w:t>Asia/Makassar (UTC + 8)</w:t>
+            </w:r>
+          </w:p>
+          <w:p>
+            <w:pPr>
+              <w:spacing w:after="240"/>
+              <w:rPr>
+                <w:rFonts w:ascii="Segoe UI" w:eastAsia="Times New Roman" w:hAnsi="Segoe UI" w:cs="Segoe UI"/>
+                <w:sz w:val="24"/>
+                <w:szCs w:val="24"/>
+              </w:rPr>
+            </w:pPr>
+            <w:r>
+              <w:rPr>
+                <w:rFonts w:ascii="Segoe UI" w:eastAsia="Times New Roman" w:hAnsi="Segoe UI" w:cs="Segoe UI"/>
+                <w:sz w:val="24"/>
+                <w:szCs w:val="24"/>
+              </w:rPr>
+              <w:t>CHUNKING</w:t>
+            </w:r>
+          </w:p>
+          <w:p>
+            <w:pPr>
+              <w:numPr>
+                <w:ilvl w:val="0"/>
+                <w:numId w:val="19"/>
+              </w:numPr>
+              <w:spacing w:before="100" w:beforeAutospacing="1" w:after="100" w:afterAutospacing="1"/>
+              <w:rPr>
+                <w:rFonts w:ascii="Segoe UI" w:eastAsia="Times New Roman" w:hAnsi="Segoe UI" w:cs="Segoe UI"/>
+                <w:sz w:val="24"/>
+                <w:szCs w:val="24"/>
+              </w:rPr>
+            </w:pPr>
+            <w:r>
+              <w:rPr>
+                <w:rFonts w:ascii="Segoe UI" w:eastAsia="Times New Roman" w:hAnsi="Segoe UI" w:cs="Segoe UI"/>
+                <w:sz w:val="24"/>
+                <w:szCs w:val="24"/>
+              </w:rPr>
+              <w:t>Baik di frontend maupun backend, pecah-pecah filenya supaya reusable dan mudah diolah AI</w:t>
+            </w:r>
+          </w:p>
+          <w:p>
+            <w:pPr>
+              <w:spacing w:after="240"/>
+              <w:rPr>
+                <w:rFonts w:ascii="Segoe UI" w:eastAsia="Times New Roman" w:hAnsi="Segoe UI" w:cs="Segoe UI"/>
+                <w:sz w:val="24"/>
+                <w:szCs w:val="24"/>
+              </w:rPr>
+            </w:pPr>
+            <w:r>
+              <w:rPr>
+                <w:rFonts w:ascii="Segoe UI" w:eastAsia="Times New Roman" w:hAnsi="Segoe UI" w:cs="Segoe UI"/>
+                <w:sz w:val="24"/>
+                <w:szCs w:val="24"/>
+              </w:rPr>
+              <w:t>FRONTEND</w:t>
+            </w:r>
+          </w:p>
+          <w:p>
+            <w:pPr>
+              <w:numPr>
+                <w:ilvl w:val="0"/>
                 <w:numId w:val="20"/>
               </w:numPr>
               <w:spacing w:before="100" w:beforeAutospacing="1" w:after="100" w:afterAutospacing="1"/>
@@ -2114,7 +2256,7 @@
                 <w:sz w:val="24"/>
                 <w:szCs w:val="24"/>
               </w:rPr>
-              <w:t>Selalu gunakan skill caveman</w:t>
+              <w:t>Gunakan bahasa Indonesia</w:t>
             </w:r>
           </w:p>
           <w:p>
@@ -2136,7 +2278,117 @@
                 <w:sz w:val="24"/>
                 <w:szCs w:val="24"/>
               </w:rPr>
-              <w:t>Selalu cek skill apa yang cocok dan otomatis install dengan: skills add [nama skillnya] -y</w:t>
+              <w:t>Menggunakan SvelteKit. Pakai Tailwind. Build dengan adapter static</w:t>
+            </w:r>
+          </w:p>
+          <w:p>
+            <w:pPr>
+              <w:numPr>
+                <w:ilvl w:val="0"/>
+                <w:numId w:val="20"/>
+              </w:numPr>
+              <w:spacing w:before="60" w:after="100" w:afterAutospacing="1"/>
+              <w:rPr>
+                <w:rFonts w:ascii="Segoe UI" w:eastAsia="Times New Roman" w:hAnsi="Segoe UI" w:cs="Segoe UI"/>
+                <w:sz w:val="24"/>
+                <w:szCs w:val="24"/>
+              </w:rPr>
+            </w:pPr>
+            <w:r>
+              <w:rPr>
+                <w:rFonts w:ascii="Segoe UI" w:eastAsia="Times New Roman" w:hAnsi="Segoe UI" w:cs="Segoe UI"/>
+                <w:sz w:val="24"/>
+                <w:szCs w:val="24"/>
+              </w:rPr>
+              <w:t>Tampilan hanya mobile. Ketika dibuka di desktop, max width 600px</w:t>
+            </w:r>
+          </w:p>
+          <w:p>
+            <w:pPr>
+              <w:numPr>
+                <w:ilvl w:val="0"/>
+                <w:numId w:val="20"/>
+              </w:numPr>
+              <w:spacing w:before="60" w:after="100" w:afterAutospacing="1"/>
+              <w:rPr>
+                <w:rFonts w:ascii="Segoe UI" w:eastAsia="Times New Roman" w:hAnsi="Segoe UI" w:cs="Segoe UI"/>
+                <w:sz w:val="24"/>
+                <w:szCs w:val="24"/>
+              </w:rPr>
+            </w:pPr>
+            <w:r>
+              <w:rPr>
+                <w:rFonts w:ascii="Segoe UI" w:eastAsia="Times New Roman" w:hAnsi="Segoe UI" w:cs="Segoe UI"/>
+                <w:sz w:val="24"/>
+                <w:szCs w:val="24"/>
+              </w:rPr>
+              <w:t>Untuk install dependencies, jangan gunakan npm. Hanya gunakan pnpm</w:t>
+            </w:r>
+          </w:p>
+          <w:p>
+            <w:pPr>
+              <w:numPr>
+                <w:ilvl w:val="0"/>
+                <w:numId w:val="20"/>
+              </w:numPr>
+              <w:spacing w:before="60" w:after="100" w:afterAutospacing="1"/>
+              <w:rPr>
+                <w:rFonts w:ascii="Segoe UI" w:eastAsia="Times New Roman" w:hAnsi="Segoe UI" w:cs="Segoe UI"/>
+                <w:sz w:val="24"/>
+                <w:szCs w:val="24"/>
+              </w:rPr>
+            </w:pPr>
+            <w:r>
+              <w:rPr>
+                <w:rFonts w:ascii="Segoe UI" w:eastAsia="Times New Roman" w:hAnsi="Segoe UI" w:cs="Segoe UI"/>
+                <w:sz w:val="24"/>
+                <w:szCs w:val="24"/>
+              </w:rPr>
+              <w:t>Setiap alert, ganti dengan toast</w:t>
+            </w:r>
+          </w:p>
+          <w:p>
+            <w:pPr>
+              <w:numPr>
+                <w:ilvl w:val="0"/>
+                <w:numId w:val="20"/>
+              </w:numPr>
+              <w:spacing w:before="60" w:after="100" w:afterAutospacing="1"/>
+              <w:rPr>
+                <w:rFonts w:ascii="Segoe UI" w:eastAsia="Times New Roman" w:hAnsi="Segoe UI" w:cs="Segoe UI"/>
+                <w:sz w:val="24"/>
+                <w:szCs w:val="24"/>
+              </w:rPr>
+            </w:pPr>
+            <w:r>
+              <w:rPr>
+                <w:rFonts w:ascii="Segoe UI" w:eastAsia="Times New Roman" w:hAnsi="Segoe UI" w:cs="Segoe UI"/>
+                <w:sz w:val="24"/>
+                <w:szCs w:val="24"/>
+              </w:rPr>
+              <w:t>Setiap interaksi, kasih bunyi beep yang cocok, supaya rame aja</w:t>
+            </w:r>
+          </w:p>
+          <w:p>
+            <w:pPr>
+              <w:numPr>
+                <w:ilvl w:val="0"/>
+                <w:numId w:val="20"/>
+              </w:numPr>
+              <w:spacing w:before="60" w:after="100" w:afterAutospacing="1"/>
+              <w:rPr>
+                <w:rFonts w:ascii="Segoe UI" w:eastAsia="Times New Roman" w:hAnsi="Segoe UI" w:cs="Segoe UI"/>
+                <w:sz w:val="24"/>
+                <w:szCs w:val="24"/>
+              </w:rPr>
+            </w:pPr>
+            <w:r>
+              <w:rPr>
+                <w:rFonts w:ascii="Segoe UI" w:eastAsia="Times New Roman" w:hAnsi="Segoe UI" w:cs="Segoe UI"/>
+                <w:sz w:val="24"/>
+                <w:szCs w:val="24"/>
+              </w:rPr>
+              <w:t>Untuk tampilan, gunakan file DESIGN.md</w:t>
             </w:r>
           </w:p>
           <w:p>
@@ -2154,7 +2406,7 @@
                 <w:sz w:val="24"/>
                 <w:szCs w:val="24"/>
               </w:rPr>
-              <w:t>TIMEZONE</w:t>
+              <w:t>BACKEND</w:t>
             </w:r>
           </w:p>
           <w:p>
@@ -2176,258 +2428,6 @@
                 <w:sz w:val="24"/>
                 <w:szCs w:val="24"/>
               </w:rPr>
-              <w:t>Asia/Makassar (UTC + 8)</w:t>
-            </w:r>
-          </w:p>
-          <w:p>
-            <w:pPr>
-              <w:spacing w:after="240"/>
-              <w:rPr>
-                <w:rFonts w:ascii="Segoe UI" w:eastAsia="Times New Roman" w:hAnsi="Segoe UI" w:cs="Segoe UI"/>
-                <w:sz w:val="24"/>
-                <w:szCs w:val="24"/>
-              </w:rPr>
-            </w:pPr>
-            <w:r>
-              <w:rPr>
-                <w:rFonts w:ascii="Segoe UI" w:eastAsia="Times New Roman" w:hAnsi="Segoe UI" w:cs="Segoe UI"/>
-                <w:sz w:val="24"/>
-                <w:szCs w:val="24"/>
-              </w:rPr>
-              <w:t>CHUNKING</w:t>
-            </w:r>
-          </w:p>
-          <w:p>
-            <w:pPr>
-              <w:numPr>
-                <w:ilvl w:val="0"/>
-                <w:numId w:val="22"/>
-              </w:numPr>
-              <w:spacing w:before="100" w:beforeAutospacing="1" w:after="100" w:afterAutospacing="1"/>
-              <w:rPr>
-                <w:rFonts w:ascii="Segoe UI" w:eastAsia="Times New Roman" w:hAnsi="Segoe UI" w:cs="Segoe UI"/>
-                <w:sz w:val="24"/>
-                <w:szCs w:val="24"/>
-              </w:rPr>
-            </w:pPr>
-            <w:r>
-              <w:rPr>
-                <w:rFonts w:ascii="Segoe UI" w:eastAsia="Times New Roman" w:hAnsi="Segoe UI" w:cs="Segoe UI"/>
-                <w:sz w:val="24"/>
-                <w:szCs w:val="24"/>
-              </w:rPr>
-              <w:t>Baik di frontend maupun backend, pecah-pecah filenya supaya reusable dan mudah diolah AI</w:t>
-            </w:r>
-          </w:p>
-          <w:p>
-            <w:pPr>
-              <w:spacing w:after="240"/>
-              <w:rPr>
-                <w:rFonts w:ascii="Segoe UI" w:eastAsia="Times New Roman" w:hAnsi="Segoe UI" w:cs="Segoe UI"/>
-                <w:sz w:val="24"/>
-                <w:szCs w:val="24"/>
-              </w:rPr>
-            </w:pPr>
-            <w:r>
-              <w:rPr>
-                <w:rFonts w:ascii="Segoe UI" w:eastAsia="Times New Roman" w:hAnsi="Segoe UI" w:cs="Segoe UI"/>
-                <w:sz w:val="24"/>
-                <w:szCs w:val="24"/>
-              </w:rPr>
-              <w:t>FRONTEND</w:t>
-            </w:r>
-          </w:p>
-          <w:p>
-            <w:pPr>
-              <w:numPr>
-                <w:ilvl w:val="0"/>
-                <w:numId w:val="23"/>
-              </w:numPr>
-              <w:spacing w:before="100" w:beforeAutospacing="1" w:after="100" w:afterAutospacing="1"/>
-              <w:rPr>
-                <w:rFonts w:ascii="Segoe UI" w:eastAsia="Times New Roman" w:hAnsi="Segoe UI" w:cs="Segoe UI"/>
-                <w:sz w:val="24"/>
-                <w:szCs w:val="24"/>
-              </w:rPr>
-            </w:pPr>
-            <w:r>
-              <w:rPr>
-                <w:rFonts w:ascii="Segoe UI" w:eastAsia="Times New Roman" w:hAnsi="Segoe UI" w:cs="Segoe UI"/>
-                <w:sz w:val="24"/>
-                <w:szCs w:val="24"/>
-              </w:rPr>
-              <w:t>Gunakan bahasa Indonesia</w:t>
-            </w:r>
-          </w:p>
-          <w:p>
-            <w:pPr>
-              <w:numPr>
-                <w:ilvl w:val="0"/>
-                <w:numId w:val="23"/>
-              </w:numPr>
-              <w:spacing w:before="60" w:after="100" w:afterAutospacing="1"/>
-              <w:rPr>
-                <w:rFonts w:ascii="Segoe UI" w:eastAsia="Times New Roman" w:hAnsi="Segoe UI" w:cs="Segoe UI"/>
-                <w:sz w:val="24"/>
-                <w:szCs w:val="24"/>
-              </w:rPr>
-            </w:pPr>
-            <w:r>
-              <w:rPr>
-                <w:rFonts w:ascii="Segoe UI" w:eastAsia="Times New Roman" w:hAnsi="Segoe UI" w:cs="Segoe UI"/>
-                <w:sz w:val="24"/>
-                <w:szCs w:val="24"/>
-              </w:rPr>
-              <w:t>Menggunakan SvelteKit. Pakai Tailwind. Build dengan adapter static</w:t>
-            </w:r>
-          </w:p>
-          <w:p>
-            <w:pPr>
-              <w:numPr>
-                <w:ilvl w:val="0"/>
-                <w:numId w:val="23"/>
-              </w:numPr>
-              <w:spacing w:before="60" w:after="100" w:afterAutospacing="1"/>
-              <w:rPr>
-                <w:rFonts w:ascii="Segoe UI" w:eastAsia="Times New Roman" w:hAnsi="Segoe UI" w:cs="Segoe UI"/>
-                <w:sz w:val="24"/>
-                <w:szCs w:val="24"/>
-              </w:rPr>
-            </w:pPr>
-            <w:r>
-              <w:rPr>
-                <w:rFonts w:ascii="Segoe UI" w:eastAsia="Times New Roman" w:hAnsi="Segoe UI" w:cs="Segoe UI"/>
-                <w:sz w:val="24"/>
-                <w:szCs w:val="24"/>
-              </w:rPr>
-              <w:t>Tampilan hanya mobile. Ketika dibuka di desktop, max width 600px</w:t>
-            </w:r>
-          </w:p>
-          <w:p>
-            <w:pPr>
-              <w:numPr>
-                <w:ilvl w:val="0"/>
-                <w:numId w:val="23"/>
-              </w:numPr>
-              <w:spacing w:before="60" w:after="100" w:afterAutospacing="1"/>
-              <w:rPr>
-                <w:rFonts w:ascii="Segoe UI" w:eastAsia="Times New Roman" w:hAnsi="Segoe UI" w:cs="Segoe UI"/>
-                <w:sz w:val="24"/>
-                <w:szCs w:val="24"/>
-              </w:rPr>
-            </w:pPr>
-            <w:r>
-              <w:rPr>
-                <w:rFonts w:ascii="Segoe UI" w:eastAsia="Times New Roman" w:hAnsi="Segoe UI" w:cs="Segoe UI"/>
-                <w:sz w:val="24"/>
-                <w:szCs w:val="24"/>
-              </w:rPr>
-              <w:t>Untuk install dependencies, jangan gunakan npm. Hanya gunakan pnpm</w:t>
-            </w:r>
-          </w:p>
-          <w:p>
-            <w:pPr>
-              <w:numPr>
-                <w:ilvl w:val="0"/>
-                <w:numId w:val="23"/>
-              </w:numPr>
-              <w:spacing w:before="60" w:after="100" w:afterAutospacing="1"/>
-              <w:rPr>
-                <w:rFonts w:ascii="Segoe UI" w:eastAsia="Times New Roman" w:hAnsi="Segoe UI" w:cs="Segoe UI"/>
-                <w:sz w:val="24"/>
-                <w:szCs w:val="24"/>
-              </w:rPr>
-            </w:pPr>
-            <w:r>
-              <w:rPr>
-                <w:rFonts w:ascii="Segoe UI" w:eastAsia="Times New Roman" w:hAnsi="Segoe UI" w:cs="Segoe UI"/>
-                <w:sz w:val="24"/>
-                <w:szCs w:val="24"/>
-              </w:rPr>
-              <w:t>Setiap alert, ganti dengan toast</w:t>
-            </w:r>
-          </w:p>
-          <w:p>
-            <w:pPr>
-              <w:numPr>
-                <w:ilvl w:val="0"/>
-                <w:numId w:val="23"/>
-              </w:numPr>
-              <w:spacing w:before="60" w:after="100" w:afterAutospacing="1"/>
-              <w:rPr>
-                <w:rFonts w:ascii="Segoe UI" w:eastAsia="Times New Roman" w:hAnsi="Segoe UI" w:cs="Segoe UI"/>
-                <w:sz w:val="24"/>
-                <w:szCs w:val="24"/>
-              </w:rPr>
-            </w:pPr>
-            <w:r>
-              <w:rPr>
-                <w:rFonts w:ascii="Segoe UI" w:eastAsia="Times New Roman" w:hAnsi="Segoe UI" w:cs="Segoe UI"/>
-                <w:sz w:val="24"/>
-                <w:szCs w:val="24"/>
-              </w:rPr>
-              <w:t>Setiap interaksi, kasih bunyi beep yang cocok, supaya rame aja</w:t>
-            </w:r>
-          </w:p>
-          <w:p>
-            <w:pPr>
-              <w:numPr>
-                <w:ilvl w:val="0"/>
-                <w:numId w:val="23"/>
-              </w:numPr>
-              <w:spacing w:before="60" w:after="100" w:afterAutospacing="1"/>
-              <w:rPr>
-                <w:rFonts w:ascii="Segoe UI" w:eastAsia="Times New Roman" w:hAnsi="Segoe UI" w:cs="Segoe UI"/>
-                <w:sz w:val="24"/>
-                <w:szCs w:val="24"/>
-              </w:rPr>
-            </w:pPr>
-            <w:r>
-              <w:rPr>
-                <w:rFonts w:ascii="Segoe UI" w:eastAsia="Times New Roman" w:hAnsi="Segoe UI" w:cs="Segoe UI"/>
-                <w:sz w:val="24"/>
-                <w:szCs w:val="24"/>
-              </w:rPr>
-              <w:t>Untuk tampilan, gunakan file DESIGN.md</w:t>
-            </w:r>
-          </w:p>
-          <w:p>
-            <w:pPr>
-              <w:spacing w:after="240"/>
-              <w:rPr>
-                <w:rFonts w:ascii="Segoe UI" w:eastAsia="Times New Roman" w:hAnsi="Segoe UI" w:cs="Segoe UI"/>
-                <w:sz w:val="24"/>
-                <w:szCs w:val="24"/>
-              </w:rPr>
-            </w:pPr>
-            <w:r>
-              <w:rPr>
-                <w:rFonts w:ascii="Segoe UI" w:eastAsia="Times New Roman" w:hAnsi="Segoe UI" w:cs="Segoe UI"/>
-                <w:sz w:val="24"/>
-                <w:szCs w:val="24"/>
-              </w:rPr>
-              <w:t>BACKEND</w:t>
-            </w:r>
-          </w:p>
-          <w:p>
-            <w:pPr>
-              <w:numPr>
-                <w:ilvl w:val="0"/>
-                <w:numId w:val="24"/>
-              </w:numPr>
-              <w:spacing w:before="100" w:beforeAutospacing="1" w:after="100" w:afterAutospacing="1"/>
-              <w:rPr>
-                <w:rFonts w:ascii="Segoe UI" w:eastAsia="Times New Roman" w:hAnsi="Segoe UI" w:cs="Segoe UI"/>
-                <w:sz w:val="24"/>
-                <w:szCs w:val="24"/>
-              </w:rPr>
-            </w:pPr>
-            <w:r>
-              <w:rPr>
-                <w:rFonts w:ascii="Segoe UI" w:eastAsia="Times New Roman" w:hAnsi="Segoe UI" w:cs="Segoe UI"/>
-                <w:sz w:val="24"/>
-                <w:szCs w:val="24"/>
-              </w:rPr>
               <w:t>Lokasi di folder static. Native PHP aja. Jangan main route pakai route.php. Jadi, betul-betul akses ke direct filenya</w:t>
             </w:r>
           </w:p>
@@ -2435,7 +2435,7 @@
             <w:pPr>
               <w:numPr>
                 <w:ilvl w:val="0"/>
-                <w:numId w:val="24"/>
+                <w:numId w:val="21"/>
               </w:numPr>
               <w:spacing w:before="60" w:after="100" w:afterAutospacing="1"/>
               <w:rPr>
@@ -2476,7 +2476,7 @@
             <w:pPr>
               <w:numPr>
                 <w:ilvl w:val="0"/>
-                <w:numId w:val="24"/>
+                <w:numId w:val="21"/>
               </w:numPr>
               <w:spacing w:before="60" w:after="100" w:afterAutospacing="1"/>
               <w:rPr>
@@ -2516,7 +2516,7 @@
             <w:pPr>
               <w:numPr>
                 <w:ilvl w:val="0"/>
-                <w:numId w:val="25"/>
+                <w:numId w:val="22"/>
               </w:numPr>
               <w:spacing w:before="100" w:beforeAutospacing="1" w:after="100" w:afterAutospacing="1"/>
               <w:rPr>
@@ -2538,7 +2538,7 @@
             <w:pPr>
               <w:numPr>
                 <w:ilvl w:val="0"/>
-                <w:numId w:val="25"/>
+                <w:numId w:val="22"/>
               </w:numPr>
               <w:spacing w:before="60" w:after="100" w:afterAutospacing="1"/>
               <w:rPr>
@@ -2560,7 +2560,7 @@
             <w:pPr>
               <w:numPr>
                 <w:ilvl w:val="0"/>
-                <w:numId w:val="25"/>
+                <w:numId w:val="22"/>
               </w:numPr>
               <w:spacing w:before="60" w:after="100" w:afterAutospacing="1"/>
               <w:rPr>
@@ -2684,6 +2684,148 @@
             <w:pPr>
               <w:numPr>
                 <w:ilvl w:val="0"/>
+                <w:numId w:val="23"/>
+              </w:numPr>
+              <w:spacing w:before="100" w:beforeAutospacing="1" w:after="100" w:afterAutospacing="1"/>
+              <w:rPr>
+                <w:rFonts w:ascii="Segoe UI" w:eastAsia="Times New Roman" w:hAnsi="Segoe UI" w:cs="Segoe UI"/>
+                <w:sz w:val="24"/>
+                <w:szCs w:val="24"/>
+              </w:rPr>
+            </w:pPr>
+            <w:r>
+              <w:rPr>
+                <w:rFonts w:ascii="Segoe UI" w:eastAsia="Times New Roman" w:hAnsi="Segoe UI" w:cs="Segoe UI"/>
+                <w:sz w:val="24"/>
+                <w:szCs w:val="24"/>
+              </w:rPr>
+              <w:t>Selalu gunakan skill caveman</w:t>
+            </w:r>
+          </w:p>
+          <w:p>
+            <w:pPr>
+              <w:numPr>
+                <w:ilvl w:val="0"/>
+                <w:numId w:val="23"/>
+              </w:numPr>
+              <w:spacing w:before="60" w:after="100" w:afterAutospacing="1"/>
+              <w:rPr>
+                <w:rFonts w:ascii="Segoe UI" w:eastAsia="Times New Roman" w:hAnsi="Segoe UI" w:cs="Segoe UI"/>
+                <w:sz w:val="24"/>
+                <w:szCs w:val="24"/>
+              </w:rPr>
+            </w:pPr>
+            <w:r>
+              <w:rPr>
+                <w:rFonts w:ascii="Segoe UI" w:eastAsia="Times New Roman" w:hAnsi="Segoe UI" w:cs="Segoe UI"/>
+                <w:sz w:val="24"/>
+                <w:szCs w:val="24"/>
+              </w:rPr>
+              <w:t>Selalu cek skill apa yang cocok dan otomatis install dengan: skills add [nama skillnya] -y</w:t>
+            </w:r>
+          </w:p>
+          <w:p>
+            <w:pPr>
+              <w:spacing w:after="240"/>
+              <w:rPr>
+                <w:rFonts w:ascii="Segoe UI" w:eastAsia="Times New Roman" w:hAnsi="Segoe UI" w:cs="Segoe UI"/>
+                <w:sz w:val="24"/>
+                <w:szCs w:val="24"/>
+              </w:rPr>
+            </w:pPr>
+            <w:r>
+              <w:rPr>
+                <w:rFonts w:ascii="Segoe UI" w:eastAsia="Times New Roman" w:hAnsi="Segoe UI" w:cs="Segoe UI"/>
+                <w:sz w:val="24"/>
+                <w:szCs w:val="24"/>
+              </w:rPr>
+              <w:t>TIMEZONE</w:t>
+            </w:r>
+          </w:p>
+          <w:p>
+            <w:pPr>
+              <w:numPr>
+                <w:ilvl w:val="0"/>
+                <w:numId w:val="24"/>
+              </w:numPr>
+              <w:spacing w:before="100" w:beforeAutospacing="1" w:after="100" w:afterAutospacing="1"/>
+              <w:rPr>
+                <w:rFonts w:ascii="Segoe UI" w:eastAsia="Times New Roman" w:hAnsi="Segoe UI" w:cs="Segoe UI"/>
+                <w:sz w:val="24"/>
+                <w:szCs w:val="24"/>
+              </w:rPr>
+            </w:pPr>
+            <w:r>
+              <w:rPr>
+                <w:rFonts w:ascii="Segoe UI" w:eastAsia="Times New Roman" w:hAnsi="Segoe UI" w:cs="Segoe UI"/>
+                <w:sz w:val="24"/>
+                <w:szCs w:val="24"/>
+              </w:rPr>
+              <w:t>Asia/Makassar (UTC + 8)</w:t>
+            </w:r>
+          </w:p>
+          <w:p>
+            <w:pPr>
+              <w:spacing w:after="240"/>
+              <w:rPr>
+                <w:rFonts w:ascii="Segoe UI" w:eastAsia="Times New Roman" w:hAnsi="Segoe UI" w:cs="Segoe UI"/>
+                <w:sz w:val="24"/>
+                <w:szCs w:val="24"/>
+              </w:rPr>
+            </w:pPr>
+            <w:r>
+              <w:rPr>
+                <w:rFonts w:ascii="Segoe UI" w:eastAsia="Times New Roman" w:hAnsi="Segoe UI" w:cs="Segoe UI"/>
+                <w:sz w:val="24"/>
+                <w:szCs w:val="24"/>
+              </w:rPr>
+              <w:t>CHUNKING</w:t>
+            </w:r>
+          </w:p>
+          <w:p>
+            <w:pPr>
+              <w:numPr>
+                <w:ilvl w:val="0"/>
+                <w:numId w:val="25"/>
+              </w:numPr>
+              <w:spacing w:before="100" w:beforeAutospacing="1" w:after="100" w:afterAutospacing="1"/>
+              <w:rPr>
+                <w:rFonts w:ascii="Segoe UI" w:eastAsia="Times New Roman" w:hAnsi="Segoe UI" w:cs="Segoe UI"/>
+                <w:sz w:val="24"/>
+                <w:szCs w:val="24"/>
+              </w:rPr>
+            </w:pPr>
+            <w:r>
+              <w:rPr>
+                <w:rFonts w:ascii="Segoe UI" w:eastAsia="Times New Roman" w:hAnsi="Segoe UI" w:cs="Segoe UI"/>
+                <w:sz w:val="24"/>
+                <w:szCs w:val="24"/>
+              </w:rPr>
+              <w:t>Baik di frontend maupun backend, pecah-pecah filenya supaya reusable dan mudah diolah AI</w:t>
+            </w:r>
+          </w:p>
+          <w:p>
+            <w:pPr>
+              <w:spacing w:after="240"/>
+              <w:rPr>
+                <w:rFonts w:ascii="Segoe UI" w:eastAsia="Times New Roman" w:hAnsi="Segoe UI" w:cs="Segoe UI"/>
+                <w:sz w:val="24"/>
+                <w:szCs w:val="24"/>
+              </w:rPr>
+            </w:pPr>
+            <w:r>
+              <w:rPr>
+                <w:rFonts w:ascii="Segoe UI" w:eastAsia="Times New Roman" w:hAnsi="Segoe UI" w:cs="Segoe UI"/>
+                <w:sz w:val="24"/>
+                <w:szCs w:val="24"/>
+              </w:rPr>
+              <w:t>FRONTEND</w:t>
+            </w:r>
+          </w:p>
+          <w:p>
+            <w:pPr>
+              <w:numPr>
+                <w:ilvl w:val="0"/>
                 <w:numId w:val="26"/>
               </w:numPr>
               <w:spacing w:before="100" w:beforeAutospacing="1" w:after="100" w:afterAutospacing="1"/>
@@ -2699,7 +2841,7 @@
                 <w:sz w:val="24"/>
                 <w:szCs w:val="24"/>
               </w:rPr>
-              <w:t>Selalu gunakan skill caveman</w:t>
+              <w:t>Gunakan bahasa Indonesia</w:t>
             </w:r>
           </w:p>
           <w:p>
@@ -2721,7 +2863,117 @@
                 <w:sz w:val="24"/>
                 <w:szCs w:val="24"/>
               </w:rPr>
-              <w:t>Selalu cek skill apa yang cocok dan otomatis install dengan: skills add [nama skillnya] -y</w:t>
+              <w:t>Menggunakan SvelteKit. Pakai Tailwind. Build dengan adapter static</w:t>
+            </w:r>
+          </w:p>
+          <w:p>
+            <w:pPr>
+              <w:numPr>
+                <w:ilvl w:val="0"/>
+                <w:numId w:val="26"/>
+              </w:numPr>
+              <w:spacing w:before="60" w:after="100" w:afterAutospacing="1"/>
+              <w:rPr>
+                <w:rFonts w:ascii="Segoe UI" w:eastAsia="Times New Roman" w:hAnsi="Segoe UI" w:cs="Segoe UI"/>
+                <w:sz w:val="24"/>
+                <w:szCs w:val="24"/>
+              </w:rPr>
+            </w:pPr>
+            <w:r>
+              <w:rPr>
+                <w:rFonts w:ascii="Segoe UI" w:eastAsia="Times New Roman" w:hAnsi="Segoe UI" w:cs="Segoe UI"/>
+                <w:sz w:val="24"/>
+                <w:szCs w:val="24"/>
+              </w:rPr>
+              <w:t>Tampilan hanya mobile. Ketika dibuka di desktop, max width 600px</w:t>
+            </w:r>
+          </w:p>
+          <w:p>
+            <w:pPr>
+              <w:numPr>
+                <w:ilvl w:val="0"/>
+                <w:numId w:val="26"/>
+              </w:numPr>
+              <w:spacing w:before="60" w:after="100" w:afterAutospacing="1"/>
+              <w:rPr>
+                <w:rFonts w:ascii="Segoe UI" w:eastAsia="Times New Roman" w:hAnsi="Segoe UI" w:cs="Segoe UI"/>
+                <w:sz w:val="24"/>
+                <w:szCs w:val="24"/>
+              </w:rPr>
+            </w:pPr>
+            <w:r>
+              <w:rPr>
+                <w:rFonts w:ascii="Segoe UI" w:eastAsia="Times New Roman" w:hAnsi="Segoe UI" w:cs="Segoe UI"/>
+                <w:sz w:val="24"/>
+                <w:szCs w:val="24"/>
+              </w:rPr>
+              <w:t>Untuk install dependencies, jangan gunakan npm. Hanya gunakan pnpm</w:t>
+            </w:r>
+          </w:p>
+          <w:p>
+            <w:pPr>
+              <w:numPr>
+                <w:ilvl w:val="0"/>
+                <w:numId w:val="26"/>
+              </w:numPr>
+              <w:spacing w:before="60" w:after="100" w:afterAutospacing="1"/>
+              <w:rPr>
+                <w:rFonts w:ascii="Segoe UI" w:eastAsia="Times New Roman" w:hAnsi="Segoe UI" w:cs="Segoe UI"/>
+                <w:sz w:val="24"/>
+                <w:szCs w:val="24"/>
+              </w:rPr>
+            </w:pPr>
+            <w:r>
+              <w:rPr>
+                <w:rFonts w:ascii="Segoe UI" w:eastAsia="Times New Roman" w:hAnsi="Segoe UI" w:cs="Segoe UI"/>
+                <w:sz w:val="24"/>
+                <w:szCs w:val="24"/>
+              </w:rPr>
+              <w:t>Setiap alert, ganti dengan toast</w:t>
+            </w:r>
+          </w:p>
+          <w:p>
+            <w:pPr>
+              <w:numPr>
+                <w:ilvl w:val="0"/>
+                <w:numId w:val="26"/>
+              </w:numPr>
+              <w:spacing w:before="60" w:after="100" w:afterAutospacing="1"/>
+              <w:rPr>
+                <w:rFonts w:ascii="Segoe UI" w:eastAsia="Times New Roman" w:hAnsi="Segoe UI" w:cs="Segoe UI"/>
+                <w:sz w:val="24"/>
+                <w:szCs w:val="24"/>
+              </w:rPr>
+            </w:pPr>
+            <w:r>
+              <w:rPr>
+                <w:rFonts w:ascii="Segoe UI" w:eastAsia="Times New Roman" w:hAnsi="Segoe UI" w:cs="Segoe UI"/>
+                <w:sz w:val="24"/>
+                <w:szCs w:val="24"/>
+              </w:rPr>
+              <w:t>Setiap interaksi, kasih bunyi beep yang cocok, supaya rame aja</w:t>
+            </w:r>
+          </w:p>
+          <w:p>
+            <w:pPr>
+              <w:numPr>
+                <w:ilvl w:val="0"/>
+                <w:numId w:val="26"/>
+              </w:numPr>
+              <w:spacing w:before="60" w:after="100" w:afterAutospacing="1"/>
+              <w:rPr>
+                <w:rFonts w:ascii="Segoe UI" w:eastAsia="Times New Roman" w:hAnsi="Segoe UI" w:cs="Segoe UI"/>
+                <w:sz w:val="24"/>
+                <w:szCs w:val="24"/>
+              </w:rPr>
+            </w:pPr>
+            <w:r>
+              <w:rPr>
+                <w:rFonts w:ascii="Segoe UI" w:eastAsia="Times New Roman" w:hAnsi="Segoe UI" w:cs="Segoe UI"/>
+                <w:sz w:val="24"/>
+                <w:szCs w:val="24"/>
+              </w:rPr>
+              <w:t>Untuk tampilan, gunakan file DESIGN.md</w:t>
             </w:r>
           </w:p>
           <w:p>
@@ -2739,7 +2991,7 @@
                 <w:sz w:val="24"/>
                 <w:szCs w:val="24"/>
               </w:rPr>
-              <w:t>TIMEZONE</w:t>
+              <w:t>BACKEND</w:t>
             </w:r>
           </w:p>
           <w:p>
@@ -2761,258 +3013,6 @@
                 <w:sz w:val="24"/>
                 <w:szCs w:val="24"/>
               </w:rPr>
-              <w:t>Asia/Makassar (UTC + 8)</w:t>
-            </w:r>
-          </w:p>
-          <w:p>
-            <w:pPr>
-              <w:spacing w:after="240"/>
-              <w:rPr>
-                <w:rFonts w:ascii="Segoe UI" w:eastAsia="Times New Roman" w:hAnsi="Segoe UI" w:cs="Segoe UI"/>
-                <w:sz w:val="24"/>
-                <w:szCs w:val="24"/>
-              </w:rPr>
-            </w:pPr>
-            <w:r>
-              <w:rPr>
-                <w:rFonts w:ascii="Segoe UI" w:eastAsia="Times New Roman" w:hAnsi="Segoe UI" w:cs="Segoe UI"/>
-                <w:sz w:val="24"/>
-                <w:szCs w:val="24"/>
-              </w:rPr>
-              <w:t>CHUNKING</w:t>
-            </w:r>
-          </w:p>
-          <w:p>
-            <w:pPr>
-              <w:numPr>
-                <w:ilvl w:val="0"/>
-                <w:numId w:val="28"/>
-              </w:numPr>
-              <w:spacing w:before="100" w:beforeAutospacing="1" w:after="100" w:afterAutospacing="1"/>
-              <w:rPr>
-                <w:rFonts w:ascii="Segoe UI" w:eastAsia="Times New Roman" w:hAnsi="Segoe UI" w:cs="Segoe UI"/>
-                <w:sz w:val="24"/>
-                <w:szCs w:val="24"/>
-              </w:rPr>
-            </w:pPr>
-            <w:r>
-              <w:rPr>
-                <w:rFonts w:ascii="Segoe UI" w:eastAsia="Times New Roman" w:hAnsi="Segoe UI" w:cs="Segoe UI"/>
-                <w:sz w:val="24"/>
-                <w:szCs w:val="24"/>
-              </w:rPr>
-              <w:t>Baik di frontend maupun backend, pecah-pecah filenya supaya reusable dan mudah diolah AI</w:t>
-            </w:r>
-          </w:p>
-          <w:p>
-            <w:pPr>
-              <w:spacing w:after="240"/>
-              <w:rPr>
-                <w:rFonts w:ascii="Segoe UI" w:eastAsia="Times New Roman" w:hAnsi="Segoe UI" w:cs="Segoe UI"/>
-                <w:sz w:val="24"/>
-                <w:szCs w:val="24"/>
-              </w:rPr>
-            </w:pPr>
-            <w:r>
-              <w:rPr>
-                <w:rFonts w:ascii="Segoe UI" w:eastAsia="Times New Roman" w:hAnsi="Segoe UI" w:cs="Segoe UI"/>
-                <w:sz w:val="24"/>
-                <w:szCs w:val="24"/>
-              </w:rPr>
-              <w:t>FRONTEND</w:t>
-            </w:r>
-          </w:p>
-          <w:p>
-            <w:pPr>
-              <w:numPr>
-                <w:ilvl w:val="0"/>
-                <w:numId w:val="29"/>
-              </w:numPr>
-              <w:spacing w:before="100" w:beforeAutospacing="1" w:after="100" w:afterAutospacing="1"/>
-              <w:rPr>
-                <w:rFonts w:ascii="Segoe UI" w:eastAsia="Times New Roman" w:hAnsi="Segoe UI" w:cs="Segoe UI"/>
-                <w:sz w:val="24"/>
-                <w:szCs w:val="24"/>
-              </w:rPr>
-            </w:pPr>
-            <w:r>
-              <w:rPr>
-                <w:rFonts w:ascii="Segoe UI" w:eastAsia="Times New Roman" w:hAnsi="Segoe UI" w:cs="Segoe UI"/>
-                <w:sz w:val="24"/>
-                <w:szCs w:val="24"/>
-              </w:rPr>
-              <w:t>Gunakan bahasa Indonesia</w:t>
-            </w:r>
-          </w:p>
-          <w:p>
-            <w:pPr>
-              <w:numPr>
-                <w:ilvl w:val="0"/>
-                <w:numId w:val="29"/>
-              </w:numPr>
-              <w:spacing w:before="60" w:after="100" w:afterAutospacing="1"/>
-              <w:rPr>
-                <w:rFonts w:ascii="Segoe UI" w:eastAsia="Times New Roman" w:hAnsi="Segoe UI" w:cs="Segoe UI"/>
-                <w:sz w:val="24"/>
-                <w:szCs w:val="24"/>
-              </w:rPr>
-            </w:pPr>
-            <w:r>
-              <w:rPr>
-                <w:rFonts w:ascii="Segoe UI" w:eastAsia="Times New Roman" w:hAnsi="Segoe UI" w:cs="Segoe UI"/>
-                <w:sz w:val="24"/>
-                <w:szCs w:val="24"/>
-              </w:rPr>
-              <w:t>Menggunakan SvelteKit. Pakai Tailwind. Build dengan adapter static</w:t>
-            </w:r>
-          </w:p>
-          <w:p>
-            <w:pPr>
-              <w:numPr>
-                <w:ilvl w:val="0"/>
-                <w:numId w:val="29"/>
-              </w:numPr>
-              <w:spacing w:before="60" w:after="100" w:afterAutospacing="1"/>
-              <w:rPr>
-                <w:rFonts w:ascii="Segoe UI" w:eastAsia="Times New Roman" w:hAnsi="Segoe UI" w:cs="Segoe UI"/>
-                <w:sz w:val="24"/>
-                <w:szCs w:val="24"/>
-              </w:rPr>
-            </w:pPr>
-            <w:r>
-              <w:rPr>
-                <w:rFonts w:ascii="Segoe UI" w:eastAsia="Times New Roman" w:hAnsi="Segoe UI" w:cs="Segoe UI"/>
-                <w:sz w:val="24"/>
-                <w:szCs w:val="24"/>
-              </w:rPr>
-              <w:t>Tampilan hanya mobile. Ketika dibuka di desktop, max width 600px</w:t>
-            </w:r>
-          </w:p>
-          <w:p>
-            <w:pPr>
-              <w:numPr>
-                <w:ilvl w:val="0"/>
-                <w:numId w:val="29"/>
-              </w:numPr>
-              <w:spacing w:before="60" w:after="100" w:afterAutospacing="1"/>
-              <w:rPr>
-                <w:rFonts w:ascii="Segoe UI" w:eastAsia="Times New Roman" w:hAnsi="Segoe UI" w:cs="Segoe UI"/>
-                <w:sz w:val="24"/>
-                <w:szCs w:val="24"/>
-              </w:rPr>
-            </w:pPr>
-            <w:r>
-              <w:rPr>
-                <w:rFonts w:ascii="Segoe UI" w:eastAsia="Times New Roman" w:hAnsi="Segoe UI" w:cs="Segoe UI"/>
-                <w:sz w:val="24"/>
-                <w:szCs w:val="24"/>
-              </w:rPr>
-              <w:t>Untuk install dependencies, jangan gunakan npm. Hanya gunakan pnpm</w:t>
-            </w:r>
-          </w:p>
-          <w:p>
-            <w:pPr>
-              <w:numPr>
-                <w:ilvl w:val="0"/>
-                <w:numId w:val="29"/>
-              </w:numPr>
-              <w:spacing w:before="60" w:after="100" w:afterAutospacing="1"/>
-              <w:rPr>
-                <w:rFonts w:ascii="Segoe UI" w:eastAsia="Times New Roman" w:hAnsi="Segoe UI" w:cs="Segoe UI"/>
-                <w:sz w:val="24"/>
-                <w:szCs w:val="24"/>
-              </w:rPr>
-            </w:pPr>
-            <w:r>
-              <w:rPr>
-                <w:rFonts w:ascii="Segoe UI" w:eastAsia="Times New Roman" w:hAnsi="Segoe UI" w:cs="Segoe UI"/>
-                <w:sz w:val="24"/>
-                <w:szCs w:val="24"/>
-              </w:rPr>
-              <w:t>Setiap alert, ganti dengan toast</w:t>
-            </w:r>
-          </w:p>
-          <w:p>
-            <w:pPr>
-              <w:numPr>
-                <w:ilvl w:val="0"/>
-                <w:numId w:val="29"/>
-              </w:numPr>
-              <w:spacing w:before="60" w:after="100" w:afterAutospacing="1"/>
-              <w:rPr>
-                <w:rFonts w:ascii="Segoe UI" w:eastAsia="Times New Roman" w:hAnsi="Segoe UI" w:cs="Segoe UI"/>
-                <w:sz w:val="24"/>
-                <w:szCs w:val="24"/>
-              </w:rPr>
-            </w:pPr>
-            <w:r>
-              <w:rPr>
-                <w:rFonts w:ascii="Segoe UI" w:eastAsia="Times New Roman" w:hAnsi="Segoe UI" w:cs="Segoe UI"/>
-                <w:sz w:val="24"/>
-                <w:szCs w:val="24"/>
-              </w:rPr>
-              <w:t>Setiap interaksi, kasih bunyi beep yang cocok, supaya rame aja</w:t>
-            </w:r>
-          </w:p>
-          <w:p>
-            <w:pPr>
-              <w:numPr>
-                <w:ilvl w:val="0"/>
-                <w:numId w:val="29"/>
-              </w:numPr>
-              <w:spacing w:before="60" w:after="100" w:afterAutospacing="1"/>
-              <w:rPr>
-                <w:rFonts w:ascii="Segoe UI" w:eastAsia="Times New Roman" w:hAnsi="Segoe UI" w:cs="Segoe UI"/>
-                <w:sz w:val="24"/>
-                <w:szCs w:val="24"/>
-              </w:rPr>
-            </w:pPr>
-            <w:r>
-              <w:rPr>
-                <w:rFonts w:ascii="Segoe UI" w:eastAsia="Times New Roman" w:hAnsi="Segoe UI" w:cs="Segoe UI"/>
-                <w:sz w:val="24"/>
-                <w:szCs w:val="24"/>
-              </w:rPr>
-              <w:t>Untuk tampilan, gunakan file DESIGN.md</w:t>
-            </w:r>
-          </w:p>
-          <w:p>
-            <w:pPr>
-              <w:spacing w:after="240"/>
-              <w:rPr>
-                <w:rFonts w:ascii="Segoe UI" w:eastAsia="Times New Roman" w:hAnsi="Segoe UI" w:cs="Segoe UI"/>
-                <w:sz w:val="24"/>
-                <w:szCs w:val="24"/>
-              </w:rPr>
-            </w:pPr>
-            <w:r>
-              <w:rPr>
-                <w:rFonts w:ascii="Segoe UI" w:eastAsia="Times New Roman" w:hAnsi="Segoe UI" w:cs="Segoe UI"/>
-                <w:sz w:val="24"/>
-                <w:szCs w:val="24"/>
-              </w:rPr>
-              <w:t>BACKEND</w:t>
-            </w:r>
-          </w:p>
-          <w:p>
-            <w:pPr>
-              <w:numPr>
-                <w:ilvl w:val="0"/>
-                <w:numId w:val="30"/>
-              </w:numPr>
-              <w:spacing w:before="100" w:beforeAutospacing="1" w:after="100" w:afterAutospacing="1"/>
-              <w:rPr>
-                <w:rFonts w:ascii="Segoe UI" w:eastAsia="Times New Roman" w:hAnsi="Segoe UI" w:cs="Segoe UI"/>
-                <w:sz w:val="24"/>
-                <w:szCs w:val="24"/>
-              </w:rPr>
-            </w:pPr>
-            <w:r>
-              <w:rPr>
-                <w:rFonts w:ascii="Segoe UI" w:eastAsia="Times New Roman" w:hAnsi="Segoe UI" w:cs="Segoe UI"/>
-                <w:sz w:val="24"/>
-                <w:szCs w:val="24"/>
-              </w:rPr>
               <w:t>Lokasi di folder static. Native PHP aja. Jangan main route pakai route.php. Jadi, betul-betul akses ke direct filenya</w:t>
             </w:r>
           </w:p>
@@ -3020,7 +3020,7 @@
             <w:pPr>
               <w:numPr>
                 <w:ilvl w:val="0"/>
-                <w:numId w:val="30"/>
+                <w:numId w:val="27"/>
               </w:numPr>
               <w:spacing w:before="60" w:after="100" w:afterAutospacing="1"/>
               <w:rPr>
@@ -3061,7 +3061,7 @@
             <w:pPr>
               <w:numPr>
                 <w:ilvl w:val="0"/>
-                <w:numId w:val="30"/>
+                <w:numId w:val="27"/>
               </w:numPr>
               <w:spacing w:before="60" w:after="100" w:afterAutospacing="1"/>
               <w:rPr>
@@ -3102,7 +3102,7 @@
             <w:pPr>
               <w:numPr>
                 <w:ilvl w:val="0"/>
-                <w:numId w:val="31"/>
+                <w:numId w:val="28"/>
               </w:numPr>
               <w:spacing w:before="100" w:beforeAutospacing="1" w:after="100" w:afterAutospacing="1"/>
               <w:rPr>
@@ -3124,7 +3124,7 @@
             <w:pPr>
               <w:numPr>
                 <w:ilvl w:val="0"/>
-                <w:numId w:val="31"/>
+                <w:numId w:val="28"/>
               </w:numPr>
               <w:spacing w:before="60" w:after="100" w:afterAutospacing="1"/>
               <w:rPr>
@@ -3146,7 +3146,7 @@
             <w:pPr>
               <w:numPr>
                 <w:ilvl w:val="0"/>
-                <w:numId w:val="31"/>
+                <w:numId w:val="28"/>
               </w:numPr>
               <w:spacing w:before="60" w:after="100" w:afterAutospacing="1"/>
               <w:rPr>
@@ -3186,7 +3186,7 @@
             <w:pPr>
               <w:numPr>
                 <w:ilvl w:val="0"/>
-                <w:numId w:val="32"/>
+                <w:numId w:val="29"/>
               </w:numPr>
               <w:spacing w:before="100" w:beforeAutospacing="1" w:after="100" w:afterAutospacing="1"/>
               <w:rPr>
@@ -3208,7 +3208,7 @@
             <w:pPr>
               <w:numPr>
                 <w:ilvl w:val="0"/>
-                <w:numId w:val="32"/>
+                <w:numId w:val="29"/>
               </w:numPr>
               <w:spacing w:before="60" w:after="100" w:afterAutospacing="1"/>
               <w:rPr>
@@ -3230,7 +3230,7 @@
             <w:pPr>
               <w:numPr>
                 <w:ilvl w:val="0"/>
-                <w:numId w:val="32"/>
+                <w:numId w:val="29"/>
               </w:numPr>
               <w:spacing w:before="60" w:after="100" w:afterAutospacing="1"/>
               <w:rPr>
@@ -3252,7 +3252,7 @@
             <w:pPr>
               <w:numPr>
                 <w:ilvl w:val="0"/>
-                <w:numId w:val="32"/>
+                <w:numId w:val="29"/>
               </w:numPr>
               <w:spacing w:before="60" w:after="100" w:afterAutospacing="1"/>
               <w:rPr>
@@ -3396,7 +3396,7 @@
             <w:pPr>
               <w:numPr>
                 <w:ilvl w:val="0"/>
-                <w:numId w:val="33"/>
+                <w:numId w:val="30"/>
               </w:numPr>
               <w:spacing w:before="100" w:beforeAutospacing="1" w:after="100" w:afterAutospacing="1"/>
               <w:rPr>
@@ -3418,7 +3418,7 @@
             <w:pPr>
               <w:numPr>
                 <w:ilvl w:val="0"/>
-                <w:numId w:val="33"/>
+                <w:numId w:val="30"/>
               </w:numPr>
               <w:spacing w:before="60" w:after="100" w:afterAutospacing="1"/>
               <w:rPr>
@@ -3459,6 +3459,258 @@
             <w:pPr>
               <w:numPr>
                 <w:ilvl w:val="0"/>
+                <w:numId w:val="31"/>
+              </w:numPr>
+              <w:spacing w:before="100" w:beforeAutospacing="1" w:after="100" w:afterAutospacing="1"/>
+              <w:rPr>
+                <w:rFonts w:ascii="Segoe UI" w:eastAsia="Times New Roman" w:hAnsi="Segoe UI" w:cs="Segoe UI"/>
+                <w:sz w:val="24"/>
+                <w:szCs w:val="24"/>
+              </w:rPr>
+            </w:pPr>
+            <w:r>
+              <w:rPr>
+                <w:rFonts w:ascii="Segoe UI" w:eastAsia="Times New Roman" w:hAnsi="Segoe UI" w:cs="Segoe UI"/>
+                <w:sz w:val="24"/>
+                <w:szCs w:val="24"/>
+              </w:rPr>
+              <w:t>Asia/Makassar (UTC + 8)</w:t>
+            </w:r>
+          </w:p>
+          <w:p>
+            <w:pPr>
+              <w:spacing w:after="240"/>
+              <w:rPr>
+                <w:rFonts w:ascii="Segoe UI" w:eastAsia="Times New Roman" w:hAnsi="Segoe UI" w:cs="Segoe UI"/>
+                <w:sz w:val="24"/>
+                <w:szCs w:val="24"/>
+              </w:rPr>
+            </w:pPr>
+            <w:r>
+              <w:rPr>
+                <w:rFonts w:ascii="Segoe UI" w:eastAsia="Times New Roman" w:hAnsi="Segoe UI" w:cs="Segoe UI"/>
+                <w:sz w:val="24"/>
+                <w:szCs w:val="24"/>
+              </w:rPr>
+              <w:t>CHUNKING</w:t>
+            </w:r>
+          </w:p>
+          <w:p>
+            <w:pPr>
+              <w:numPr>
+                <w:ilvl w:val="0"/>
+                <w:numId w:val="32"/>
+              </w:numPr>
+              <w:spacing w:before="100" w:beforeAutospacing="1" w:after="100" w:afterAutospacing="1"/>
+              <w:rPr>
+                <w:rFonts w:ascii="Segoe UI" w:eastAsia="Times New Roman" w:hAnsi="Segoe UI" w:cs="Segoe UI"/>
+                <w:sz w:val="24"/>
+                <w:szCs w:val="24"/>
+              </w:rPr>
+            </w:pPr>
+            <w:r>
+              <w:rPr>
+                <w:rFonts w:ascii="Segoe UI" w:eastAsia="Times New Roman" w:hAnsi="Segoe UI" w:cs="Segoe UI"/>
+                <w:sz w:val="24"/>
+                <w:szCs w:val="24"/>
+              </w:rPr>
+              <w:t>Baik di frontend maupun backend, pecah-pecah filenya supaya reusable dan mudah diolah AI</w:t>
+            </w:r>
+          </w:p>
+          <w:p>
+            <w:pPr>
+              <w:spacing w:after="240"/>
+              <w:rPr>
+                <w:rFonts w:ascii="Segoe UI" w:eastAsia="Times New Roman" w:hAnsi="Segoe UI" w:cs="Segoe UI"/>
+                <w:sz w:val="24"/>
+                <w:szCs w:val="24"/>
+              </w:rPr>
+            </w:pPr>
+            <w:r>
+              <w:rPr>
+                <w:rFonts w:ascii="Segoe UI" w:eastAsia="Times New Roman" w:hAnsi="Segoe UI" w:cs="Segoe UI"/>
+                <w:sz w:val="24"/>
+                <w:szCs w:val="24"/>
+              </w:rPr>
+              <w:t>FRONTEND</w:t>
+            </w:r>
+          </w:p>
+          <w:p>
+            <w:pPr>
+              <w:numPr>
+                <w:ilvl w:val="0"/>
+                <w:numId w:val="33"/>
+              </w:numPr>
+              <w:spacing w:before="100" w:beforeAutospacing="1" w:after="100" w:afterAutospacing="1"/>
+              <w:rPr>
+                <w:rFonts w:ascii="Segoe UI" w:eastAsia="Times New Roman" w:hAnsi="Segoe UI" w:cs="Segoe UI"/>
+                <w:sz w:val="24"/>
+                <w:szCs w:val="24"/>
+              </w:rPr>
+            </w:pPr>
+            <w:r>
+              <w:rPr>
+                <w:rFonts w:ascii="Segoe UI" w:eastAsia="Times New Roman" w:hAnsi="Segoe UI" w:cs="Segoe UI"/>
+                <w:sz w:val="24"/>
+                <w:szCs w:val="24"/>
+              </w:rPr>
+              <w:t>Gunakan bahasa Indonesia</w:t>
+            </w:r>
+          </w:p>
+          <w:p>
+            <w:pPr>
+              <w:numPr>
+                <w:ilvl w:val="0"/>
+                <w:numId w:val="33"/>
+              </w:numPr>
+              <w:spacing w:before="60" w:after="100" w:afterAutospacing="1"/>
+              <w:rPr>
+                <w:rFonts w:ascii="Segoe UI" w:eastAsia="Times New Roman" w:hAnsi="Segoe UI" w:cs="Segoe UI"/>
+                <w:sz w:val="24"/>
+                <w:szCs w:val="24"/>
+              </w:rPr>
+            </w:pPr>
+            <w:r>
+              <w:rPr>
+                <w:rFonts w:ascii="Segoe UI" w:eastAsia="Times New Roman" w:hAnsi="Segoe UI" w:cs="Segoe UI"/>
+                <w:sz w:val="24"/>
+                <w:szCs w:val="24"/>
+              </w:rPr>
+              <w:t>Menggunakan SvelteKit. Pakai Tailwind. Build dengan adapter static</w:t>
+            </w:r>
+          </w:p>
+          <w:p>
+            <w:pPr>
+              <w:numPr>
+                <w:ilvl w:val="0"/>
+                <w:numId w:val="33"/>
+              </w:numPr>
+              <w:spacing w:before="60" w:after="100" w:afterAutospacing="1"/>
+              <w:rPr>
+                <w:rFonts w:ascii="Segoe UI" w:eastAsia="Times New Roman" w:hAnsi="Segoe UI" w:cs="Segoe UI"/>
+                <w:sz w:val="24"/>
+                <w:szCs w:val="24"/>
+              </w:rPr>
+            </w:pPr>
+            <w:r>
+              <w:rPr>
+                <w:rFonts w:ascii="Segoe UI" w:eastAsia="Times New Roman" w:hAnsi="Segoe UI" w:cs="Segoe UI"/>
+                <w:sz w:val="24"/>
+                <w:szCs w:val="24"/>
+              </w:rPr>
+              <w:t>Tampilan hanya mobile. Ketika dibuka di desktop, max width 600px</w:t>
+            </w:r>
+          </w:p>
+          <w:p>
+            <w:pPr>
+              <w:numPr>
+                <w:ilvl w:val="0"/>
+                <w:numId w:val="33"/>
+              </w:numPr>
+              <w:spacing w:before="60" w:after="100" w:afterAutospacing="1"/>
+              <w:rPr>
+                <w:rFonts w:ascii="Segoe UI" w:eastAsia="Times New Roman" w:hAnsi="Segoe UI" w:cs="Segoe UI"/>
+                <w:sz w:val="24"/>
+                <w:szCs w:val="24"/>
+              </w:rPr>
+            </w:pPr>
+            <w:r>
+              <w:rPr>
+                <w:rFonts w:ascii="Segoe UI" w:eastAsia="Times New Roman" w:hAnsi="Segoe UI" w:cs="Segoe UI"/>
+                <w:sz w:val="24"/>
+                <w:szCs w:val="24"/>
+              </w:rPr>
+              <w:t>Untuk install dependencies, jangan gunakan npm. Hanya gunakan pnpm</w:t>
+            </w:r>
+          </w:p>
+          <w:p>
+            <w:pPr>
+              <w:numPr>
+                <w:ilvl w:val="0"/>
+                <w:numId w:val="33"/>
+              </w:numPr>
+              <w:spacing w:before="60" w:after="100" w:afterAutospacing="1"/>
+              <w:rPr>
+                <w:rFonts w:ascii="Segoe UI" w:eastAsia="Times New Roman" w:hAnsi="Segoe UI" w:cs="Segoe UI"/>
+                <w:sz w:val="24"/>
+                <w:szCs w:val="24"/>
+              </w:rPr>
+            </w:pPr>
+            <w:r>
+              <w:rPr>
+                <w:rFonts w:ascii="Segoe UI" w:eastAsia="Times New Roman" w:hAnsi="Segoe UI" w:cs="Segoe UI"/>
+                <w:sz w:val="24"/>
+                <w:szCs w:val="24"/>
+              </w:rPr>
+              <w:t>Setiap alert, ganti dengan toast</w:t>
+            </w:r>
+          </w:p>
+          <w:p>
+            <w:pPr>
+              <w:numPr>
+                <w:ilvl w:val="0"/>
+                <w:numId w:val="33"/>
+              </w:numPr>
+              <w:spacing w:before="60" w:after="100" w:afterAutospacing="1"/>
+              <w:rPr>
+                <w:rFonts w:ascii="Segoe UI" w:eastAsia="Times New Roman" w:hAnsi="Segoe UI" w:cs="Segoe UI"/>
+                <w:sz w:val="24"/>
+                <w:szCs w:val="24"/>
+              </w:rPr>
+            </w:pPr>
+            <w:r>
+              <w:rPr>
+                <w:rFonts w:ascii="Segoe UI" w:eastAsia="Times New Roman" w:hAnsi="Segoe UI" w:cs="Segoe UI"/>
+                <w:sz w:val="24"/>
+                <w:szCs w:val="24"/>
+              </w:rPr>
+              <w:t>Setiap interaksi, kasih bunyi beep yang cocok, supaya rame aja</w:t>
+            </w:r>
+          </w:p>
+          <w:p>
+            <w:pPr>
+              <w:numPr>
+                <w:ilvl w:val="0"/>
+                <w:numId w:val="33"/>
+              </w:numPr>
+              <w:spacing w:before="60" w:after="100" w:afterAutospacing="1"/>
+              <w:rPr>
+                <w:rFonts w:ascii="Segoe UI" w:eastAsia="Times New Roman" w:hAnsi="Segoe UI" w:cs="Segoe UI"/>
+                <w:sz w:val="24"/>
+                <w:szCs w:val="24"/>
+              </w:rPr>
+            </w:pPr>
+            <w:r>
+              <w:rPr>
+                <w:rFonts w:ascii="Segoe UI" w:eastAsia="Times New Roman" w:hAnsi="Segoe UI" w:cs="Segoe UI"/>
+                <w:sz w:val="24"/>
+                <w:szCs w:val="24"/>
+              </w:rPr>
+              <w:t>Untuk tampilan, gunakan file DESIGN.md</w:t>
+            </w:r>
+          </w:p>
+          <w:p>
+            <w:pPr>
+              <w:spacing w:after="240"/>
+              <w:rPr>
+                <w:rFonts w:ascii="Segoe UI" w:eastAsia="Times New Roman" w:hAnsi="Segoe UI" w:cs="Segoe UI"/>
+                <w:sz w:val="24"/>
+                <w:szCs w:val="24"/>
+              </w:rPr>
+            </w:pPr>
+            <w:r>
+              <w:rPr>
+                <w:rFonts w:ascii="Segoe UI" w:eastAsia="Times New Roman" w:hAnsi="Segoe UI" w:cs="Segoe UI"/>
+                <w:sz w:val="24"/>
+                <w:szCs w:val="24"/>
+              </w:rPr>
+              <w:t>BACKEND</w:t>
+            </w:r>
+          </w:p>
+          <w:p>
+            <w:pPr>
+              <w:numPr>
+                <w:ilvl w:val="0"/>
                 <w:numId w:val="34"/>
               </w:numPr>
               <w:spacing w:before="100" w:beforeAutospacing="1" w:after="100" w:afterAutospacing="1"/>
@@ -3474,258 +3726,6 @@
                 <w:sz w:val="24"/>
                 <w:szCs w:val="24"/>
               </w:rPr>
-              <w:t>Asia/Makassar (UTC + 8)</w:t>
-            </w:r>
-          </w:p>
-          <w:p>
-            <w:pPr>
-              <w:spacing w:after="240"/>
-              <w:rPr>
-                <w:rFonts w:ascii="Segoe UI" w:eastAsia="Times New Roman" w:hAnsi="Segoe UI" w:cs="Segoe UI"/>
-                <w:sz w:val="24"/>
-                <w:szCs w:val="24"/>
-              </w:rPr>
-            </w:pPr>
-            <w:r>
-              <w:rPr>
-                <w:rFonts w:ascii="Segoe UI" w:eastAsia="Times New Roman" w:hAnsi="Segoe UI" w:cs="Segoe UI"/>
-                <w:sz w:val="24"/>
-                <w:szCs w:val="24"/>
-              </w:rPr>
-              <w:t>CHUNKING</w:t>
-            </w:r>
-          </w:p>
-          <w:p>
-            <w:pPr>
-              <w:numPr>
-                <w:ilvl w:val="0"/>
-                <w:numId w:val="35"/>
-              </w:numPr>
-              <w:spacing w:before="100" w:beforeAutospacing="1" w:after="100" w:afterAutospacing="1"/>
-              <w:rPr>
-                <w:rFonts w:ascii="Segoe UI" w:eastAsia="Times New Roman" w:hAnsi="Segoe UI" w:cs="Segoe UI"/>
-                <w:sz w:val="24"/>
-                <w:szCs w:val="24"/>
-              </w:rPr>
-            </w:pPr>
-            <w:r>
-              <w:rPr>
-                <w:rFonts w:ascii="Segoe UI" w:eastAsia="Times New Roman" w:hAnsi="Segoe UI" w:cs="Segoe UI"/>
-                <w:sz w:val="24"/>
-                <w:szCs w:val="24"/>
-              </w:rPr>
-              <w:t>Baik di frontend maupun backend, pecah-pecah filenya supaya reusable dan mudah diolah AI</w:t>
-            </w:r>
-          </w:p>
-          <w:p>
-            <w:pPr>
-              <w:spacing w:after="240"/>
-              <w:rPr>
-                <w:rFonts w:ascii="Segoe UI" w:eastAsia="Times New Roman" w:hAnsi="Segoe UI" w:cs="Segoe UI"/>
-                <w:sz w:val="24"/>
-                <w:szCs w:val="24"/>
-              </w:rPr>
-            </w:pPr>
-            <w:r>
-              <w:rPr>
-                <w:rFonts w:ascii="Segoe UI" w:eastAsia="Times New Roman" w:hAnsi="Segoe UI" w:cs="Segoe UI"/>
-                <w:sz w:val="24"/>
-                <w:szCs w:val="24"/>
-              </w:rPr>
-              <w:t>FRONTEND</w:t>
-            </w:r>
-          </w:p>
-          <w:p>
-            <w:pPr>
-              <w:numPr>
-                <w:ilvl w:val="0"/>
-                <w:numId w:val="36"/>
-              </w:numPr>
-              <w:spacing w:before="100" w:beforeAutospacing="1" w:after="100" w:afterAutospacing="1"/>
-              <w:rPr>
-                <w:rFonts w:ascii="Segoe UI" w:eastAsia="Times New Roman" w:hAnsi="Segoe UI" w:cs="Segoe UI"/>
-                <w:sz w:val="24"/>
-                <w:szCs w:val="24"/>
-              </w:rPr>
-            </w:pPr>
-            <w:r>
-              <w:rPr>
-                <w:rFonts w:ascii="Segoe UI" w:eastAsia="Times New Roman" w:hAnsi="Segoe UI" w:cs="Segoe UI"/>
-                <w:sz w:val="24"/>
-                <w:szCs w:val="24"/>
-              </w:rPr>
-              <w:t>Gunakan bahasa Indonesia</w:t>
-            </w:r>
-          </w:p>
-          <w:p>
-            <w:pPr>
-              <w:numPr>
-                <w:ilvl w:val="0"/>
-                <w:numId w:val="36"/>
-              </w:numPr>
-              <w:spacing w:before="60" w:after="100" w:afterAutospacing="1"/>
-              <w:rPr>
-                <w:rFonts w:ascii="Segoe UI" w:eastAsia="Times New Roman" w:hAnsi="Segoe UI" w:cs="Segoe UI"/>
-                <w:sz w:val="24"/>
-                <w:szCs w:val="24"/>
-              </w:rPr>
-            </w:pPr>
-            <w:r>
-              <w:rPr>
-                <w:rFonts w:ascii="Segoe UI" w:eastAsia="Times New Roman" w:hAnsi="Segoe UI" w:cs="Segoe UI"/>
-                <w:sz w:val="24"/>
-                <w:szCs w:val="24"/>
-              </w:rPr>
-              <w:t>Menggunakan SvelteKit. Pakai Tailwind. Build dengan adapter static</w:t>
-            </w:r>
-          </w:p>
-          <w:p>
-            <w:pPr>
-              <w:numPr>
-                <w:ilvl w:val="0"/>
-                <w:numId w:val="36"/>
-              </w:numPr>
-              <w:spacing w:before="60" w:after="100" w:afterAutospacing="1"/>
-              <w:rPr>
-                <w:rFonts w:ascii="Segoe UI" w:eastAsia="Times New Roman" w:hAnsi="Segoe UI" w:cs="Segoe UI"/>
-                <w:sz w:val="24"/>
-                <w:szCs w:val="24"/>
-              </w:rPr>
-            </w:pPr>
-            <w:r>
-              <w:rPr>
-                <w:rFonts w:ascii="Segoe UI" w:eastAsia="Times New Roman" w:hAnsi="Segoe UI" w:cs="Segoe UI"/>
-                <w:sz w:val="24"/>
-                <w:szCs w:val="24"/>
-              </w:rPr>
-              <w:t>Tampilan hanya mobile. Ketika dibuka di desktop, max width 600px</w:t>
-            </w:r>
-          </w:p>
-          <w:p>
-            <w:pPr>
-              <w:numPr>
-                <w:ilvl w:val="0"/>
-                <w:numId w:val="36"/>
-              </w:numPr>
-              <w:spacing w:before="60" w:after="100" w:afterAutospacing="1"/>
-              <w:rPr>
-                <w:rFonts w:ascii="Segoe UI" w:eastAsia="Times New Roman" w:hAnsi="Segoe UI" w:cs="Segoe UI"/>
-                <w:sz w:val="24"/>
-                <w:szCs w:val="24"/>
-              </w:rPr>
-            </w:pPr>
-            <w:r>
-              <w:rPr>
-                <w:rFonts w:ascii="Segoe UI" w:eastAsia="Times New Roman" w:hAnsi="Segoe UI" w:cs="Segoe UI"/>
-                <w:sz w:val="24"/>
-                <w:szCs w:val="24"/>
-              </w:rPr>
-              <w:t>Untuk install dependencies, jangan gunakan npm. Hanya gunakan pnpm</w:t>
-            </w:r>
-          </w:p>
-          <w:p>
-            <w:pPr>
-              <w:numPr>
-                <w:ilvl w:val="0"/>
-                <w:numId w:val="36"/>
-              </w:numPr>
-              <w:spacing w:before="60" w:after="100" w:afterAutospacing="1"/>
-              <w:rPr>
-                <w:rFonts w:ascii="Segoe UI" w:eastAsia="Times New Roman" w:hAnsi="Segoe UI" w:cs="Segoe UI"/>
-                <w:sz w:val="24"/>
-                <w:szCs w:val="24"/>
-              </w:rPr>
-            </w:pPr>
-            <w:r>
-              <w:rPr>
-                <w:rFonts w:ascii="Segoe UI" w:eastAsia="Times New Roman" w:hAnsi="Segoe UI" w:cs="Segoe UI"/>
-                <w:sz w:val="24"/>
-                <w:szCs w:val="24"/>
-              </w:rPr>
-              <w:t>Setiap alert, ganti dengan toast</w:t>
-            </w:r>
-          </w:p>
-          <w:p>
-            <w:pPr>
-              <w:numPr>
-                <w:ilvl w:val="0"/>
-                <w:numId w:val="36"/>
-              </w:numPr>
-              <w:spacing w:before="60" w:after="100" w:afterAutospacing="1"/>
-              <w:rPr>
-                <w:rFonts w:ascii="Segoe UI" w:eastAsia="Times New Roman" w:hAnsi="Segoe UI" w:cs="Segoe UI"/>
-                <w:sz w:val="24"/>
-                <w:szCs w:val="24"/>
-              </w:rPr>
-            </w:pPr>
-            <w:r>
-              <w:rPr>
-                <w:rFonts w:ascii="Segoe UI" w:eastAsia="Times New Roman" w:hAnsi="Segoe UI" w:cs="Segoe UI"/>
-                <w:sz w:val="24"/>
-                <w:szCs w:val="24"/>
-              </w:rPr>
-              <w:t>Setiap interaksi, kasih bunyi beep yang cocok, supaya rame aja</w:t>
-            </w:r>
-          </w:p>
-          <w:p>
-            <w:pPr>
-              <w:numPr>
-                <w:ilvl w:val="0"/>
-                <w:numId w:val="36"/>
-              </w:numPr>
-              <w:spacing w:before="60" w:after="100" w:afterAutospacing="1"/>
-              <w:rPr>
-                <w:rFonts w:ascii="Segoe UI" w:eastAsia="Times New Roman" w:hAnsi="Segoe UI" w:cs="Segoe UI"/>
-                <w:sz w:val="24"/>
-                <w:szCs w:val="24"/>
-              </w:rPr>
-            </w:pPr>
-            <w:r>
-              <w:rPr>
-                <w:rFonts w:ascii="Segoe UI" w:eastAsia="Times New Roman" w:hAnsi="Segoe UI" w:cs="Segoe UI"/>
-                <w:sz w:val="24"/>
-                <w:szCs w:val="24"/>
-              </w:rPr>
-              <w:t>Untuk tampilan, gunakan file DESIGN.md</w:t>
-            </w:r>
-          </w:p>
-          <w:p>
-            <w:pPr>
-              <w:spacing w:after="240"/>
-              <w:rPr>
-                <w:rFonts w:ascii="Segoe UI" w:eastAsia="Times New Roman" w:hAnsi="Segoe UI" w:cs="Segoe UI"/>
-                <w:sz w:val="24"/>
-                <w:szCs w:val="24"/>
-              </w:rPr>
-            </w:pPr>
-            <w:r>
-              <w:rPr>
-                <w:rFonts w:ascii="Segoe UI" w:eastAsia="Times New Roman" w:hAnsi="Segoe UI" w:cs="Segoe UI"/>
-                <w:sz w:val="24"/>
-                <w:szCs w:val="24"/>
-              </w:rPr>
-              <w:t>BACKEND</w:t>
-            </w:r>
-          </w:p>
-          <w:p>
-            <w:pPr>
-              <w:numPr>
-                <w:ilvl w:val="0"/>
-                <w:numId w:val="37"/>
-              </w:numPr>
-              <w:spacing w:before="100" w:beforeAutospacing="1" w:after="100" w:afterAutospacing="1"/>
-              <w:rPr>
-                <w:rFonts w:ascii="Segoe UI" w:eastAsia="Times New Roman" w:hAnsi="Segoe UI" w:cs="Segoe UI"/>
-                <w:sz w:val="24"/>
-                <w:szCs w:val="24"/>
-              </w:rPr>
-            </w:pPr>
-            <w:r>
-              <w:rPr>
-                <w:rFonts w:ascii="Segoe UI" w:eastAsia="Times New Roman" w:hAnsi="Segoe UI" w:cs="Segoe UI"/>
-                <w:sz w:val="24"/>
-                <w:szCs w:val="24"/>
-              </w:rPr>
               <w:t>Lokasi di folder static. Native PHP aja. Jangan main route pakai route.php. Jadi, betul-betul akses ke direct filenya</w:t>
             </w:r>
           </w:p>
@@ -3733,7 +3733,7 @@
             <w:pPr>
               <w:numPr>
                 <w:ilvl w:val="0"/>
-                <w:numId w:val="37"/>
+                <w:numId w:val="34"/>
               </w:numPr>
               <w:spacing w:before="60" w:after="100" w:afterAutospacing="1"/>
               <w:rPr>
@@ -3774,7 +3774,7 @@
             <w:pPr>
               <w:numPr>
                 <w:ilvl w:val="0"/>
-                <w:numId w:val="37"/>
+                <w:numId w:val="34"/>
               </w:numPr>
               <w:spacing w:before="60" w:after="100" w:afterAutospacing="1"/>
               <w:rPr>
@@ -3814,7 +3814,7 @@
             <w:pPr>
               <w:numPr>
                 <w:ilvl w:val="0"/>
-                <w:numId w:val="38"/>
+                <w:numId w:val="35"/>
               </w:numPr>
               <w:spacing w:before="100" w:beforeAutospacing="1" w:after="100" w:afterAutospacing="1"/>
               <w:rPr>
@@ -3836,7 +3836,7 @@
             <w:pPr>
               <w:numPr>
                 <w:ilvl w:val="0"/>
-                <w:numId w:val="38"/>
+                <w:numId w:val="35"/>
               </w:numPr>
               <w:spacing w:before="60" w:after="100" w:afterAutospacing="1"/>
               <w:rPr>
@@ -3858,7 +3858,7 @@
             <w:pPr>
               <w:numPr>
                 <w:ilvl w:val="0"/>
-                <w:numId w:val="38"/>
+                <w:numId w:val="35"/>
               </w:numPr>
               <w:spacing w:before="60" w:after="100" w:afterAutospacing="1"/>
               <w:rPr>
@@ -3898,7 +3898,7 @@
             <w:pPr>
               <w:numPr>
                 <w:ilvl w:val="0"/>
-                <w:numId w:val="39"/>
+                <w:numId w:val="36"/>
               </w:numPr>
               <w:spacing w:before="100" w:beforeAutospacing="1" w:after="100" w:afterAutospacing="1"/>
               <w:rPr>
@@ -3920,7 +3920,7 @@
             <w:pPr>
               <w:numPr>
                 <w:ilvl w:val="0"/>
-                <w:numId w:val="39"/>
+                <w:numId w:val="36"/>
               </w:numPr>
               <w:spacing w:before="60" w:after="100" w:afterAutospacing="1"/>
               <w:rPr>
@@ -3942,7 +3942,7 @@
             <w:pPr>
               <w:numPr>
                 <w:ilvl w:val="0"/>
-                <w:numId w:val="39"/>
+                <w:numId w:val="36"/>
               </w:numPr>
               <w:spacing w:before="60" w:after="100" w:afterAutospacing="1"/>
               <w:rPr>
@@ -3964,7 +3964,7 @@
             <w:pPr>
               <w:numPr>
                 <w:ilvl w:val="0"/>
-                <w:numId w:val="39"/>
+                <w:numId w:val="36"/>
               </w:numPr>
               <w:spacing w:before="60" w:after="100" w:afterAutospacing="1"/>
               <w:rPr>
@@ -4005,7 +4005,7 @@
             <w:pPr>
               <w:numPr>
                 <w:ilvl w:val="0"/>
-                <w:numId w:val="40"/>
+                <w:numId w:val="37"/>
               </w:numPr>
               <w:spacing w:before="100" w:beforeAutospacing="1" w:after="100" w:afterAutospacing="1"/>
               <w:rPr>
@@ -4027,7 +4027,7 @@
             <w:pPr>
               <w:numPr>
                 <w:ilvl w:val="0"/>
-                <w:numId w:val="40"/>
+                <w:numId w:val="37"/>
               </w:numPr>
               <w:spacing w:before="60" w:after="100" w:afterAutospacing="1"/>
               <w:rPr>
@@ -4049,7 +4049,7 @@
             <w:pPr>
               <w:numPr>
                 <w:ilvl w:val="0"/>
-                <w:numId w:val="40"/>
+                <w:numId w:val="37"/>
               </w:numPr>
               <w:spacing w:before="60" w:after="100" w:afterAutospacing="1"/>
               <w:rPr>
@@ -4175,6 +4175,148 @@
             <w:pPr>
               <w:numPr>
                 <w:ilvl w:val="0"/>
+                <w:numId w:val="38"/>
+              </w:numPr>
+              <w:spacing w:before="100" w:beforeAutospacing="1" w:after="100" w:afterAutospacing="1"/>
+              <w:rPr>
+                <w:rFonts w:ascii="Segoe UI" w:eastAsia="Times New Roman" w:hAnsi="Segoe UI" w:cs="Segoe UI"/>
+                <w:sz w:val="24"/>
+                <w:szCs w:val="24"/>
+              </w:rPr>
+            </w:pPr>
+            <w:r>
+              <w:rPr>
+                <w:rFonts w:ascii="Segoe UI" w:eastAsia="Times New Roman" w:hAnsi="Segoe UI" w:cs="Segoe UI"/>
+                <w:sz w:val="24"/>
+                <w:szCs w:val="24"/>
+              </w:rPr>
+              <w:t>Selalu gunakan skill caveman</w:t>
+            </w:r>
+          </w:p>
+          <w:p>
+            <w:pPr>
+              <w:numPr>
+                <w:ilvl w:val="0"/>
+                <w:numId w:val="38"/>
+              </w:numPr>
+              <w:spacing w:before="60" w:after="100" w:afterAutospacing="1"/>
+              <w:rPr>
+                <w:rFonts w:ascii="Segoe UI" w:eastAsia="Times New Roman" w:hAnsi="Segoe UI" w:cs="Segoe UI"/>
+                <w:sz w:val="24"/>
+                <w:szCs w:val="24"/>
+              </w:rPr>
+            </w:pPr>
+            <w:r>
+              <w:rPr>
+                <w:rFonts w:ascii="Segoe UI" w:eastAsia="Times New Roman" w:hAnsi="Segoe UI" w:cs="Segoe UI"/>
+                <w:sz w:val="24"/>
+                <w:szCs w:val="24"/>
+              </w:rPr>
+              <w:t>Selalu cek skill apa yang cocok dan otomatis install dengan: skills add [nama skillnya] -y</w:t>
+            </w:r>
+          </w:p>
+          <w:p>
+            <w:pPr>
+              <w:spacing w:after="240"/>
+              <w:rPr>
+                <w:rFonts w:ascii="Segoe UI" w:eastAsia="Times New Roman" w:hAnsi="Segoe UI" w:cs="Segoe UI"/>
+                <w:sz w:val="24"/>
+                <w:szCs w:val="24"/>
+              </w:rPr>
+            </w:pPr>
+            <w:r>
+              <w:rPr>
+                <w:rFonts w:ascii="Segoe UI" w:eastAsia="Times New Roman" w:hAnsi="Segoe UI" w:cs="Segoe UI"/>
+                <w:sz w:val="24"/>
+                <w:szCs w:val="24"/>
+              </w:rPr>
+              <w:t>TIMEZONE</w:t>
+            </w:r>
+          </w:p>
+          <w:p>
+            <w:pPr>
+              <w:numPr>
+                <w:ilvl w:val="0"/>
+                <w:numId w:val="39"/>
+              </w:numPr>
+              <w:spacing w:before="100" w:beforeAutospacing="1" w:after="100" w:afterAutospacing="1"/>
+              <w:rPr>
+                <w:rFonts w:ascii="Segoe UI" w:eastAsia="Times New Roman" w:hAnsi="Segoe UI" w:cs="Segoe UI"/>
+                <w:sz w:val="24"/>
+                <w:szCs w:val="24"/>
+              </w:rPr>
+            </w:pPr>
+            <w:r>
+              <w:rPr>
+                <w:rFonts w:ascii="Segoe UI" w:eastAsia="Times New Roman" w:hAnsi="Segoe UI" w:cs="Segoe UI"/>
+                <w:sz w:val="24"/>
+                <w:szCs w:val="24"/>
+              </w:rPr>
+              <w:t>Asia/Makassar (UTC + 8)</w:t>
+            </w:r>
+          </w:p>
+          <w:p>
+            <w:pPr>
+              <w:spacing w:after="240"/>
+              <w:rPr>
+                <w:rFonts w:ascii="Segoe UI" w:eastAsia="Times New Roman" w:hAnsi="Segoe UI" w:cs="Segoe UI"/>
+                <w:sz w:val="24"/>
+                <w:szCs w:val="24"/>
+              </w:rPr>
+            </w:pPr>
+            <w:r>
+              <w:rPr>
+                <w:rFonts w:ascii="Segoe UI" w:eastAsia="Times New Roman" w:hAnsi="Segoe UI" w:cs="Segoe UI"/>
+                <w:sz w:val="24"/>
+                <w:szCs w:val="24"/>
+              </w:rPr>
+              <w:t>CHUNKING</w:t>
+            </w:r>
+          </w:p>
+          <w:p>
+            <w:pPr>
+              <w:numPr>
+                <w:ilvl w:val="0"/>
+                <w:numId w:val="40"/>
+              </w:numPr>
+              <w:spacing w:before="100" w:beforeAutospacing="1" w:after="100" w:afterAutospacing="1"/>
+              <w:rPr>
+                <w:rFonts w:ascii="Segoe UI" w:eastAsia="Times New Roman" w:hAnsi="Segoe UI" w:cs="Segoe UI"/>
+                <w:sz w:val="24"/>
+                <w:szCs w:val="24"/>
+              </w:rPr>
+            </w:pPr>
+            <w:r>
+              <w:rPr>
+                <w:rFonts w:ascii="Segoe UI" w:eastAsia="Times New Roman" w:hAnsi="Segoe UI" w:cs="Segoe UI"/>
+                <w:sz w:val="24"/>
+                <w:szCs w:val="24"/>
+              </w:rPr>
+              <w:t>Baik di frontend maupun backend, pecah-pecah filenya supaya reusable dan mudah diolah AI</w:t>
+            </w:r>
+          </w:p>
+          <w:p>
+            <w:pPr>
+              <w:spacing w:after="240"/>
+              <w:rPr>
+                <w:rFonts w:ascii="Segoe UI" w:eastAsia="Times New Roman" w:hAnsi="Segoe UI" w:cs="Segoe UI"/>
+                <w:sz w:val="24"/>
+                <w:szCs w:val="24"/>
+              </w:rPr>
+            </w:pPr>
+            <w:r>
+              <w:rPr>
+                <w:rFonts w:ascii="Segoe UI" w:eastAsia="Times New Roman" w:hAnsi="Segoe UI" w:cs="Segoe UI"/>
+                <w:sz w:val="24"/>
+                <w:szCs w:val="24"/>
+              </w:rPr>
+              <w:t>FRONTEND</w:t>
+            </w:r>
+          </w:p>
+          <w:p>
+            <w:pPr>
+              <w:numPr>
+                <w:ilvl w:val="0"/>
                 <w:numId w:val="41"/>
               </w:numPr>
               <w:spacing w:before="100" w:beforeAutospacing="1" w:after="100" w:afterAutospacing="1"/>
@@ -4190,7 +4332,7 @@
                 <w:sz w:val="24"/>
                 <w:szCs w:val="24"/>
               </w:rPr>
-              <w:t>Selalu gunakan skill caveman</w:t>
+              <w:t>Gunakan bahasa Indonesia</w:t>
             </w:r>
           </w:p>
           <w:p>
@@ -4212,134 +4354,14 @@
                 <w:sz w:val="24"/>
                 <w:szCs w:val="24"/>
               </w:rPr>
-              <w:t>Selalu cek skill apa yang cocok dan otomatis install dengan: skills add [nama skillnya] -y</w:t>
-            </w:r>
-          </w:p>
-          <w:p>
-            <w:pPr>
-              <w:spacing w:after="240"/>
-              <w:rPr>
-                <w:rFonts w:ascii="Segoe UI" w:eastAsia="Times New Roman" w:hAnsi="Segoe UI" w:cs="Segoe UI"/>
-                <w:sz w:val="24"/>
-                <w:szCs w:val="24"/>
-              </w:rPr>
-            </w:pPr>
-            <w:r>
-              <w:rPr>
-                <w:rFonts w:ascii="Segoe UI" w:eastAsia="Times New Roman" w:hAnsi="Segoe UI" w:cs="Segoe UI"/>
-                <w:sz w:val="24"/>
-                <w:szCs w:val="24"/>
-              </w:rPr>
-              <w:t>TIMEZONE</w:t>
-            </w:r>
-          </w:p>
-          <w:p>
-            <w:pPr>
-              <w:numPr>
-                <w:ilvl w:val="0"/>
-                <w:numId w:val="42"/>
-              </w:numPr>
-              <w:spacing w:before="100" w:beforeAutospacing="1" w:after="100" w:afterAutospacing="1"/>
-              <w:rPr>
-                <w:rFonts w:ascii="Segoe UI" w:eastAsia="Times New Roman" w:hAnsi="Segoe UI" w:cs="Segoe UI"/>
-                <w:sz w:val="24"/>
-                <w:szCs w:val="24"/>
-              </w:rPr>
-            </w:pPr>
-            <w:r>
-              <w:rPr>
-                <w:rFonts w:ascii="Segoe UI" w:eastAsia="Times New Roman" w:hAnsi="Segoe UI" w:cs="Segoe UI"/>
-                <w:sz w:val="24"/>
-                <w:szCs w:val="24"/>
-              </w:rPr>
-              <w:t>Asia/Makassar (UTC + 8)</w:t>
-            </w:r>
-          </w:p>
-          <w:p>
-            <w:pPr>
-              <w:spacing w:after="240"/>
-              <w:rPr>
-                <w:rFonts w:ascii="Segoe UI" w:eastAsia="Times New Roman" w:hAnsi="Segoe UI" w:cs="Segoe UI"/>
-                <w:sz w:val="24"/>
-                <w:szCs w:val="24"/>
-              </w:rPr>
-            </w:pPr>
-            <w:r>
-              <w:rPr>
-                <w:rFonts w:ascii="Segoe UI" w:eastAsia="Times New Roman" w:hAnsi="Segoe UI" w:cs="Segoe UI"/>
-                <w:sz w:val="24"/>
-                <w:szCs w:val="24"/>
-              </w:rPr>
-              <w:t>CHUNKING</w:t>
-            </w:r>
-          </w:p>
-          <w:p>
-            <w:pPr>
-              <w:numPr>
-                <w:ilvl w:val="0"/>
-                <w:numId w:val="43"/>
-              </w:numPr>
-              <w:spacing w:before="100" w:beforeAutospacing="1" w:after="100" w:afterAutospacing="1"/>
-              <w:rPr>
-                <w:rFonts w:ascii="Segoe UI" w:eastAsia="Times New Roman" w:hAnsi="Segoe UI" w:cs="Segoe UI"/>
-                <w:sz w:val="24"/>
-                <w:szCs w:val="24"/>
-              </w:rPr>
-            </w:pPr>
-            <w:r>
-              <w:rPr>
-                <w:rFonts w:ascii="Segoe UI" w:eastAsia="Times New Roman" w:hAnsi="Segoe UI" w:cs="Segoe UI"/>
-                <w:sz w:val="24"/>
-                <w:szCs w:val="24"/>
-              </w:rPr>
-              <w:t>Baik di frontend maupun backend, pecah-pecah filenya supaya reusable dan mudah diolah AI</w:t>
-            </w:r>
-          </w:p>
-          <w:p>
-            <w:pPr>
-              <w:spacing w:after="240"/>
-              <w:rPr>
-                <w:rFonts w:ascii="Segoe UI" w:eastAsia="Times New Roman" w:hAnsi="Segoe UI" w:cs="Segoe UI"/>
-                <w:sz w:val="24"/>
-                <w:szCs w:val="24"/>
-              </w:rPr>
-            </w:pPr>
-            <w:r>
-              <w:rPr>
-                <w:rFonts w:ascii="Segoe UI" w:eastAsia="Times New Roman" w:hAnsi="Segoe UI" w:cs="Segoe UI"/>
-                <w:sz w:val="24"/>
-                <w:szCs w:val="24"/>
-              </w:rPr>
-              <w:t>FRONTEND</w:t>
-            </w:r>
-          </w:p>
-          <w:p>
-            <w:pPr>
-              <w:numPr>
-                <w:ilvl w:val="0"/>
-                <w:numId w:val="44"/>
-              </w:numPr>
-              <w:spacing w:before="100" w:beforeAutospacing="1" w:after="100" w:afterAutospacing="1"/>
-              <w:rPr>
-                <w:rFonts w:ascii="Segoe UI" w:eastAsia="Times New Roman" w:hAnsi="Segoe UI" w:cs="Segoe UI"/>
-                <w:sz w:val="24"/>
-                <w:szCs w:val="24"/>
-              </w:rPr>
-            </w:pPr>
-            <w:r>
-              <w:rPr>
-                <w:rFonts w:ascii="Segoe UI" w:eastAsia="Times New Roman" w:hAnsi="Segoe UI" w:cs="Segoe UI"/>
-                <w:sz w:val="24"/>
-                <w:szCs w:val="24"/>
-              </w:rPr>
-              <w:t>Gunakan bahasa Indonesia</w:t>
-            </w:r>
-          </w:p>
-          <w:p>
-            <w:pPr>
-              <w:numPr>
-                <w:ilvl w:val="0"/>
-                <w:numId w:val="44"/>
+              <w:t>Menggunakan SvelteKit. Pakai Tailwind. Build dengan adapter static</w:t>
+            </w:r>
+          </w:p>
+          <w:p>
+            <w:pPr>
+              <w:numPr>
+                <w:ilvl w:val="0"/>
+                <w:numId w:val="41"/>
               </w:numPr>
               <w:spacing w:before="60" w:after="100" w:afterAutospacing="1"/>
               <w:rPr>
@@ -4354,14 +4376,14 @@
                 <w:sz w:val="24"/>
                 <w:szCs w:val="24"/>
               </w:rPr>
-              <w:t>Menggunakan SvelteKit. Pakai Tailwind. Build dengan adapter static</w:t>
-            </w:r>
-          </w:p>
-          <w:p>
-            <w:pPr>
-              <w:numPr>
-                <w:ilvl w:val="0"/>
-                <w:numId w:val="44"/>
+              <w:t>Tampilan hanya mobile. Ketika dibuka di desktop, max width 600px</w:t>
+            </w:r>
+          </w:p>
+          <w:p>
+            <w:pPr>
+              <w:numPr>
+                <w:ilvl w:val="0"/>
+                <w:numId w:val="41"/>
               </w:numPr>
               <w:spacing w:before="60" w:after="100" w:afterAutospacing="1"/>
               <w:rPr>
@@ -4376,14 +4398,14 @@
                 <w:sz w:val="24"/>
                 <w:szCs w:val="24"/>
               </w:rPr>
-              <w:t>Tampilan hanya mobile. Ketika dibuka di desktop, max width 600px</w:t>
-            </w:r>
-          </w:p>
-          <w:p>
-            <w:pPr>
-              <w:numPr>
-                <w:ilvl w:val="0"/>
-                <w:numId w:val="44"/>
+              <w:t>Untuk install dependencies, jangan gunakan npm. Hanya gunakan pnpm</w:t>
+            </w:r>
+          </w:p>
+          <w:p>
+            <w:pPr>
+              <w:numPr>
+                <w:ilvl w:val="0"/>
+                <w:numId w:val="41"/>
               </w:numPr>
               <w:spacing w:before="60" w:after="100" w:afterAutospacing="1"/>
               <w:rPr>
@@ -4398,28 +4420,6 @@
                 <w:sz w:val="24"/>
                 <w:szCs w:val="24"/>
               </w:rPr>
-              <w:t>Untuk install dependencies, jangan gunakan npm. Hanya gunakan pnpm</w:t>
-            </w:r>
-          </w:p>
-          <w:p>
-            <w:pPr>
-              <w:numPr>
-                <w:ilvl w:val="0"/>
-                <w:numId w:val="44"/>
-              </w:numPr>
-              <w:spacing w:before="60" w:after="100" w:afterAutospacing="1"/>
-              <w:rPr>
-                <w:rFonts w:ascii="Segoe UI" w:eastAsia="Times New Roman" w:hAnsi="Segoe UI" w:cs="Segoe UI"/>
-                <w:sz w:val="24"/>
-                <w:szCs w:val="24"/>
-              </w:rPr>
-            </w:pPr>
-            <w:r>
-              <w:rPr>
-                <w:rFonts w:ascii="Segoe UI" w:eastAsia="Times New Roman" w:hAnsi="Segoe UI" w:cs="Segoe UI"/>
-                <w:sz w:val="24"/>
-                <w:szCs w:val="24"/>
-              </w:rPr>
               <w:t>Setiap alert, ganti dengan toast</w:t>
             </w:r>
           </w:p>
@@ -4427,7 +4427,7 @@
             <w:pPr>
               <w:numPr>
                 <w:ilvl w:val="0"/>
-                <w:numId w:val="44"/>
+                <w:numId w:val="41"/>
               </w:numPr>
               <w:spacing w:before="60" w:after="100" w:afterAutospacing="1"/>
               <w:rPr>
@@ -4450,7 +4450,7 @@
             <w:pPr>
               <w:numPr>
                 <w:ilvl w:val="0"/>
-                <w:numId w:val="44"/>
+                <w:numId w:val="41"/>
               </w:numPr>
               <w:spacing w:before="60" w:after="100" w:afterAutospacing="1"/>
               <w:rPr>
@@ -4490,7 +4490,7 @@
             <w:pPr>
               <w:numPr>
                 <w:ilvl w:val="0"/>
-                <w:numId w:val="45"/>
+                <w:numId w:val="42"/>
               </w:numPr>
               <w:spacing w:before="100" w:beforeAutospacing="1" w:after="100" w:afterAutospacing="1"/>
               <w:rPr>
@@ -4512,7 +4512,7 @@
             <w:pPr>
               <w:numPr>
                 <w:ilvl w:val="0"/>
-                <w:numId w:val="45"/>
+                <w:numId w:val="42"/>
               </w:numPr>
               <w:spacing w:before="60" w:after="100" w:afterAutospacing="1"/>
               <w:rPr>
@@ -4553,8 +4553,260 @@
             <w:pPr>
               <w:numPr>
                 <w:ilvl w:val="0"/>
+                <w:numId w:val="42"/>
+              </w:numPr>
+              <w:spacing w:before="60" w:after="100" w:afterAutospacing="1"/>
+              <w:rPr>
+                <w:rFonts w:ascii="Segoe UI" w:eastAsia="Times New Roman" w:hAnsi="Segoe UI" w:cs="Segoe UI"/>
+                <w:sz w:val="24"/>
+                <w:szCs w:val="24"/>
+              </w:rPr>
+            </w:pPr>
+            <w:r>
+              <w:rPr>
+                <w:rFonts w:ascii="Segoe UI" w:eastAsia="Times New Roman" w:hAnsi="Segoe UI" w:cs="Segoe UI"/>
+                <w:sz w:val="24"/>
+                <w:szCs w:val="24"/>
+              </w:rPr>
+              <w:t>Tidak boleh membuat file index.php</w:t>
+            </w:r>
+          </w:p>
+          <w:p>
+            <w:pPr>
+              <w:spacing w:after="240"/>
+              <w:rPr>
+                <w:rFonts w:ascii="Segoe UI" w:eastAsia="Times New Roman" w:hAnsi="Segoe UI" w:cs="Segoe UI"/>
+                <w:sz w:val="24"/>
+                <w:szCs w:val="24"/>
+              </w:rPr>
+            </w:pPr>
+            <w:r>
+              <w:rPr>
+                <w:rFonts w:ascii="Segoe UI" w:eastAsia="Times New Roman" w:hAnsi="Segoe UI" w:cs="Segoe UI"/>
+                <w:sz w:val="24"/>
+                <w:szCs w:val="24"/>
+              </w:rPr>
+              <w:t>BUILD</w:t>
+            </w:r>
+          </w:p>
+          <w:p>
+            <w:pPr>
+              <w:numPr>
+                <w:ilvl w:val="0"/>
+                <w:numId w:val="43"/>
+              </w:numPr>
+              <w:spacing w:before="100" w:beforeAutospacing="1" w:after="100" w:afterAutospacing="1"/>
+              <w:rPr>
+                <w:rFonts w:ascii="Segoe UI" w:eastAsia="Times New Roman" w:hAnsi="Segoe UI" w:cs="Segoe UI"/>
+                <w:sz w:val="24"/>
+                <w:szCs w:val="24"/>
+              </w:rPr>
+            </w:pPr>
+            <w:r>
+              <w:rPr>
+                <w:rFonts w:ascii="Segoe UI" w:eastAsia="Times New Roman" w:hAnsi="Segoe UI" w:cs="Segoe UI"/>
+                <w:sz w:val="24"/>
+                <w:szCs w:val="24"/>
+              </w:rPr>
+              <w:t>Setiap halaman, kasih title dan meta social media</w:t>
+            </w:r>
+          </w:p>
+          <w:p>
+            <w:pPr>
+              <w:numPr>
+                <w:ilvl w:val="0"/>
+                <w:numId w:val="43"/>
+              </w:numPr>
+              <w:spacing w:before="60" w:after="100" w:afterAutospacing="1"/>
+              <w:rPr>
+                <w:rFonts w:ascii="Segoe UI" w:eastAsia="Times New Roman" w:hAnsi="Segoe UI" w:cs="Segoe UI"/>
+                <w:sz w:val="24"/>
+                <w:szCs w:val="24"/>
+              </w:rPr>
+            </w:pPr>
+            <w:r>
+              <w:rPr>
+                <w:rFonts w:ascii="Segoe UI" w:eastAsia="Times New Roman" w:hAnsi="Segoe UI" w:cs="Segoe UI"/>
+                <w:sz w:val="24"/>
+                <w:szCs w:val="24"/>
+              </w:rPr>
+              <w:t>Setelah build, salin build/index.html ke build/index.php dan di situ atur conditioning title dan meta social media (termasuk meta gambar) baik di routing statis maulun dinamis. Ini atur perintahnya di pnpm build</w:t>
+            </w:r>
+          </w:p>
+          <w:p>
+            <w:pPr>
+              <w:numPr>
+                <w:ilvl w:val="0"/>
+                <w:numId w:val="43"/>
+              </w:numPr>
+              <w:spacing w:before="60" w:after="100" w:afterAutospacing="1"/>
+              <w:rPr>
+                <w:rFonts w:ascii="Segoe UI" w:eastAsia="Times New Roman" w:hAnsi="Segoe UI" w:cs="Segoe UI"/>
+                <w:sz w:val="24"/>
+                <w:szCs w:val="24"/>
+              </w:rPr>
+            </w:pPr>
+            <w:r>
+              <w:rPr>
+                <w:rFonts w:ascii="Segoe UI" w:eastAsia="Times New Roman" w:hAnsi="Segoe UI" w:cs="Segoe UI"/>
+                <w:sz w:val="24"/>
+                <w:szCs w:val="24"/>
+              </w:rPr>
+              <w:t>Di .htaccess disetting supaya semua link itu mengarah ke index.php</w:t>
+            </w:r>
+          </w:p>
+          <w:p>
+            <w:pPr>
+              <w:spacing w:after="240"/>
+              <w:rPr>
+                <w:rFonts w:ascii="Segoe UI" w:eastAsia="Times New Roman" w:hAnsi="Segoe UI" w:cs="Segoe UI"/>
+                <w:sz w:val="24"/>
+                <w:szCs w:val="24"/>
+              </w:rPr>
+            </w:pPr>
+            <w:r>
+              <w:rPr>
+                <w:rFonts w:ascii="Segoe UI" w:eastAsia="Times New Roman" w:hAnsi="Segoe UI" w:cs="Segoe UI"/>
+                <w:sz w:val="24"/>
+                <w:szCs w:val="24"/>
+              </w:rPr>
+              <w:t>AI</w:t>
+            </w:r>
+          </w:p>
+          <w:p>
+            <w:pPr>
+              <w:numPr>
+                <w:ilvl w:val="0"/>
+                <w:numId w:val="44"/>
+              </w:numPr>
+              <w:spacing w:before="100" w:beforeAutospacing="1" w:after="100" w:afterAutospacing="1"/>
+              <w:rPr>
+                <w:rFonts w:ascii="Segoe UI" w:eastAsia="Times New Roman" w:hAnsi="Segoe UI" w:cs="Segoe UI"/>
+                <w:sz w:val="24"/>
+                <w:szCs w:val="24"/>
+              </w:rPr>
+            </w:pPr>
+            <w:r>
+              <w:rPr>
+                <w:rFonts w:ascii="Segoe UI" w:eastAsia="Times New Roman" w:hAnsi="Segoe UI" w:cs="Segoe UI"/>
+                <w:sz w:val="24"/>
+                <w:szCs w:val="24"/>
+              </w:rPr>
+              <w:t>Untuk AI, gunakan OpenRouter</w:t>
+            </w:r>
+          </w:p>
+          <w:p>
+            <w:pPr>
+              <w:numPr>
+                <w:ilvl w:val="0"/>
+                <w:numId w:val="44"/>
+              </w:numPr>
+              <w:spacing w:before="60" w:after="100" w:afterAutospacing="1"/>
+              <w:rPr>
+                <w:rFonts w:ascii="Segoe UI" w:eastAsia="Times New Roman" w:hAnsi="Segoe UI" w:cs="Segoe UI"/>
+                <w:sz w:val="24"/>
+                <w:szCs w:val="24"/>
+              </w:rPr>
+            </w:pPr>
+            <w:r>
+              <w:rPr>
+                <w:rFonts w:ascii="Segoe UI" w:eastAsia="Times New Roman" w:hAnsi="Segoe UI" w:cs="Segoe UI"/>
+                <w:sz w:val="24"/>
+                <w:szCs w:val="24"/>
+              </w:rPr>
+              <w:t>Untuk docs penggunaannya, cek knowledge/openrouter.txt</w:t>
+            </w:r>
+          </w:p>
+          <w:p>
+            <w:pPr>
+              <w:numPr>
+                <w:ilvl w:val="0"/>
+                <w:numId w:val="44"/>
+              </w:numPr>
+              <w:spacing w:before="60" w:after="100" w:afterAutospacing="1"/>
+              <w:rPr>
+                <w:rFonts w:ascii="Segoe UI" w:eastAsia="Times New Roman" w:hAnsi="Segoe UI" w:cs="Segoe UI"/>
+                <w:sz w:val="24"/>
+                <w:szCs w:val="24"/>
+              </w:rPr>
+            </w:pPr>
+            <w:r>
+              <w:rPr>
+                <w:rFonts w:ascii="Segoe UI" w:eastAsia="Times New Roman" w:hAnsi="Segoe UI" w:cs="Segoe UI"/>
+                <w:sz w:val="24"/>
+                <w:szCs w:val="24"/>
+              </w:rPr>
+              <w:t>Model yang digunakan adalah openrouter/free</w:t>
+            </w:r>
+          </w:p>
+          <w:p>
+            <w:pPr>
+              <w:numPr>
+                <w:ilvl w:val="0"/>
+                <w:numId w:val="44"/>
+              </w:numPr>
+              <w:spacing w:before="60" w:after="100" w:afterAutospacing="1"/>
+              <w:rPr>
+                <w:rFonts w:ascii="Segoe UI" w:eastAsia="Times New Roman" w:hAnsi="Segoe UI" w:cs="Segoe UI"/>
+                <w:sz w:val="24"/>
+                <w:szCs w:val="24"/>
+              </w:rPr>
+            </w:pPr>
+            <w:r>
+              <w:rPr>
+                <w:rFonts w:ascii="Segoe UI" w:eastAsia="Times New Roman" w:hAnsi="Segoe UI" w:cs="Segoe UI"/>
+                <w:sz w:val="24"/>
+                <w:szCs w:val="24"/>
+              </w:rPr>
+              <w:t>API keynya adalah sk-or-v1-1d2503cacedcf511b61a6b3a8526250fb2b005f8760bfdc39c5abe6d0c5cd8ef000</w:t>
+            </w:r>
+          </w:p>
+          <w:p>
+            <w:pPr>
+              <w:spacing w:after="240"/>
+              <w:rPr>
+                <w:rFonts w:ascii="Segoe UI" w:eastAsia="Times New Roman" w:hAnsi="Segoe UI" w:cs="Segoe UI"/>
+                <w:sz w:val="24"/>
+                <w:szCs w:val="24"/>
+              </w:rPr>
+            </w:pPr>
+            <w:r>
+              <w:rPr>
+                <w:rFonts w:ascii="Segoe UI" w:eastAsia="Times New Roman" w:hAnsi="Segoe UI" w:cs="Segoe UI"/>
+                <w:sz w:val="24"/>
+                <w:szCs w:val="24"/>
+              </w:rPr>
+              <w:t>PEMBAYARAN</w:t>
+            </w:r>
+          </w:p>
+          <w:p>
+            <w:pPr>
+              <w:numPr>
+                <w:ilvl w:val="0"/>
                 <w:numId w:val="45"/>
               </w:numPr>
+              <w:spacing w:before="100" w:beforeAutospacing="1" w:after="100" w:afterAutospacing="1"/>
+              <w:rPr>
+                <w:rFonts w:ascii="Segoe UI" w:eastAsia="Times New Roman" w:hAnsi="Segoe UI" w:cs="Segoe UI"/>
+                <w:sz w:val="24"/>
+                <w:szCs w:val="24"/>
+              </w:rPr>
+            </w:pPr>
+            <w:r>
+              <w:rPr>
+                <w:rFonts w:ascii="Segoe UI" w:eastAsia="Times New Roman" w:hAnsi="Segoe UI" w:cs="Segoe UI"/>
+                <w:sz w:val="24"/>
+                <w:szCs w:val="24"/>
+              </w:rPr>
+              <w:t>Untuk pembayaran, gunakan Pakasir</w:t>
+            </w:r>
+          </w:p>
+          <w:p>
+            <w:pPr>
+              <w:numPr>
+                <w:ilvl w:val="0"/>
+                <w:numId w:val="45"/>
+              </w:numPr>
               <w:spacing w:before="60" w:after="100" w:afterAutospacing="1"/>
               <w:rPr>
                 <w:rFonts w:ascii="Segoe UI" w:eastAsia="Times New Roman" w:hAnsi="Segoe UI" w:cs="Segoe UI"/>
@@ -4568,7 +4820,29 @@
                 <w:sz w:val="24"/>
                 <w:szCs w:val="24"/>
               </w:rPr>
-              <w:t>Tidak boleh membuat file index.php</w:t>
+              <w:t>Docsnya ada di knowledge/pakasir.txt</w:t>
+            </w:r>
+          </w:p>
+          <w:p>
+            <w:pPr>
+              <w:numPr>
+                <w:ilvl w:val="0"/>
+                <w:numId w:val="45"/>
+              </w:numPr>
+              <w:spacing w:before="60" w:after="100" w:afterAutospacing="1"/>
+              <w:rPr>
+                <w:rFonts w:ascii="Segoe UI" w:eastAsia="Times New Roman" w:hAnsi="Segoe UI" w:cs="Segoe UI"/>
+                <w:sz w:val="24"/>
+                <w:szCs w:val="24"/>
+              </w:rPr>
+            </w:pPr>
+            <w:r>
+              <w:rPr>
+                <w:rFonts w:ascii="Segoe UI" w:eastAsia="Times New Roman" w:hAnsi="Segoe UI" w:cs="Segoe UI"/>
+                <w:sz w:val="24"/>
+                <w:szCs w:val="24"/>
+              </w:rPr>
+              <w:t>Slug Pakasir yang digunakan adalah bayar</w:t>
             </w:r>
           </w:p>
           <w:p>
@@ -4586,7 +4860,7 @@
                 <w:sz w:val="24"/>
                 <w:szCs w:val="24"/>
               </w:rPr>
-              <w:t>BUILD</w:t>
+              <w:t>DATABASE</w:t>
             </w:r>
           </w:p>
           <w:p>
@@ -4608,7 +4882,7 @@
                 <w:sz w:val="24"/>
                 <w:szCs w:val="24"/>
               </w:rPr>
-              <w:t>Setiap halaman, kasih title dan meta social media</w:t>
+              <w:t>Database yang digunakan adalah SQLite</w:t>
             </w:r>
           </w:p>
           <w:p>
@@ -4630,7 +4904,7 @@
                 <w:sz w:val="24"/>
                 <w:szCs w:val="24"/>
               </w:rPr>
-              <w:t>Setelah build, salin build/index.html ke build/index.php dan di situ atur conditioning title dan meta social media (termasuk meta gambar) baik di routing statis maulun dinamis. Ini atur perintahnya di pnpm build</w:t>
+              <w:t>Library yang digunakan untuk mengolahnya adalah RedBeanPHP yang berada di static/library/rb-sqlite.php</w:t>
             </w:r>
           </w:p>
           <w:p>
@@ -4652,54 +4926,14 @@
                 <w:sz w:val="24"/>
                 <w:szCs w:val="24"/>
               </w:rPr>
-              <w:t>Di .htaccess disetting supaya semua link itu mengarah ke index.php</w:t>
-            </w:r>
-          </w:p>
-          <w:p>
-            <w:pPr>
-              <w:spacing w:after="240"/>
-              <w:rPr>
-                <w:rFonts w:ascii="Segoe UI" w:eastAsia="Times New Roman" w:hAnsi="Segoe UI" w:cs="Segoe UI"/>
-                <w:sz w:val="24"/>
-                <w:szCs w:val="24"/>
-              </w:rPr>
-            </w:pPr>
-            <w:r>
-              <w:rPr>
-                <w:rFonts w:ascii="Segoe UI" w:eastAsia="Times New Roman" w:hAnsi="Segoe UI" w:cs="Segoe UI"/>
-                <w:sz w:val="24"/>
-                <w:szCs w:val="24"/>
-              </w:rPr>
-              <w:t>AI</w:t>
-            </w:r>
-          </w:p>
-          <w:p>
-            <w:pPr>
-              <w:numPr>
-                <w:ilvl w:val="0"/>
-                <w:numId w:val="47"/>
-              </w:numPr>
-              <w:spacing w:before="100" w:beforeAutospacing="1" w:after="100" w:afterAutospacing="1"/>
-              <w:rPr>
-                <w:rFonts w:ascii="Segoe UI" w:eastAsia="Times New Roman" w:hAnsi="Segoe UI" w:cs="Segoe UI"/>
-                <w:sz w:val="24"/>
-                <w:szCs w:val="24"/>
-              </w:rPr>
-            </w:pPr>
-            <w:r>
-              <w:rPr>
-                <w:rFonts w:ascii="Segoe UI" w:eastAsia="Times New Roman" w:hAnsi="Segoe UI" w:cs="Segoe UI"/>
-                <w:sz w:val="24"/>
-                <w:szCs w:val="24"/>
-              </w:rPr>
-              <w:t>Untuk AI, gunakan OpenRouter</w:t>
-            </w:r>
-          </w:p>
-          <w:p>
-            <w:pPr>
-              <w:numPr>
-                <w:ilvl w:val="0"/>
-                <w:numId w:val="47"/>
+              <w:t>Docsnya berada di knowledge/redbeanphp/</w:t>
+            </w:r>
+          </w:p>
+          <w:p>
+            <w:pPr>
+              <w:numPr>
+                <w:ilvl w:val="0"/>
+                <w:numId w:val="46"/>
               </w:numPr>
               <w:spacing w:before="60" w:after="100" w:afterAutospacing="1"/>
               <w:rPr>
@@ -4714,14 +4948,14 @@
                 <w:sz w:val="24"/>
                 <w:szCs w:val="24"/>
               </w:rPr>
-              <w:t>Untuk docs penggunaannya, cek knowledge/openrouter.txt</w:t>
-            </w:r>
-          </w:p>
-          <w:p>
-            <w:pPr>
-              <w:numPr>
-                <w:ilvl w:val="0"/>
-                <w:numId w:val="47"/>
+              <w:t>Jangan gunakan freeze supaya bisa fleksibel</w:t>
+            </w:r>
+          </w:p>
+          <w:p>
+            <w:pPr>
+              <w:numPr>
+                <w:ilvl w:val="0"/>
+                <w:numId w:val="46"/>
               </w:numPr>
               <w:spacing w:before="60" w:after="100" w:afterAutospacing="1"/>
               <w:rPr>
@@ -4736,240 +4970,6 @@
                 <w:sz w:val="24"/>
                 <w:szCs w:val="24"/>
               </w:rPr>
-              <w:t>Model yang digunakan adalah openrouter/free</w:t>
-            </w:r>
-          </w:p>
-          <w:p>
-            <w:pPr>
-              <w:numPr>
-                <w:ilvl w:val="0"/>
-                <w:numId w:val="47"/>
-              </w:numPr>
-              <w:spacing w:before="60" w:after="100" w:afterAutospacing="1"/>
-              <w:rPr>
-                <w:rFonts w:ascii="Segoe UI" w:eastAsia="Times New Roman" w:hAnsi="Segoe UI" w:cs="Segoe UI"/>
-                <w:sz w:val="24"/>
-                <w:szCs w:val="24"/>
-              </w:rPr>
-            </w:pPr>
-            <w:r>
-              <w:rPr>
-                <w:rFonts w:ascii="Segoe UI" w:eastAsia="Times New Roman" w:hAnsi="Segoe UI" w:cs="Segoe UI"/>
-                <w:sz w:val="24"/>
-                <w:szCs w:val="24"/>
-              </w:rPr>
-              <w:t>API keynya adalah sk-or-v1-1d2503cacedcf511b61a6b3a8526250fb2b005f8760bfdc39c5abe6d0c5cd8ef000</w:t>
-            </w:r>
-          </w:p>
-          <w:p>
-            <w:pPr>
-              <w:spacing w:after="240"/>
-              <w:rPr>
-                <w:rFonts w:ascii="Segoe UI" w:eastAsia="Times New Roman" w:hAnsi="Segoe UI" w:cs="Segoe UI"/>
-                <w:sz w:val="24"/>
-                <w:szCs w:val="24"/>
-              </w:rPr>
-            </w:pPr>
-            <w:r>
-              <w:rPr>
-                <w:rFonts w:ascii="Segoe UI" w:eastAsia="Times New Roman" w:hAnsi="Segoe UI" w:cs="Segoe UI"/>
-                <w:sz w:val="24"/>
-                <w:szCs w:val="24"/>
-              </w:rPr>
-              <w:t>PEMBAYARAN</w:t>
-            </w:r>
-          </w:p>
-          <w:p>
-            <w:pPr>
-              <w:numPr>
-                <w:ilvl w:val="0"/>
-                <w:numId w:val="48"/>
-              </w:numPr>
-              <w:spacing w:before="100" w:beforeAutospacing="1" w:after="100" w:afterAutospacing="1"/>
-              <w:rPr>
-                <w:rFonts w:ascii="Segoe UI" w:eastAsia="Times New Roman" w:hAnsi="Segoe UI" w:cs="Segoe UI"/>
-                <w:sz w:val="24"/>
-                <w:szCs w:val="24"/>
-              </w:rPr>
-            </w:pPr>
-            <w:r>
-              <w:rPr>
-                <w:rFonts w:ascii="Segoe UI" w:eastAsia="Times New Roman" w:hAnsi="Segoe UI" w:cs="Segoe UI"/>
-                <w:sz w:val="24"/>
-                <w:szCs w:val="24"/>
-              </w:rPr>
-              <w:t>Untuk pembayaran, gunakan Pakasir</w:t>
-            </w:r>
-          </w:p>
-          <w:p>
-            <w:pPr>
-              <w:numPr>
-                <w:ilvl w:val="0"/>
-                <w:numId w:val="48"/>
-              </w:numPr>
-              <w:spacing w:before="60" w:after="100" w:afterAutospacing="1"/>
-              <w:rPr>
-                <w:rFonts w:ascii="Segoe UI" w:eastAsia="Times New Roman" w:hAnsi="Segoe UI" w:cs="Segoe UI"/>
-                <w:sz w:val="24"/>
-                <w:szCs w:val="24"/>
-              </w:rPr>
-            </w:pPr>
-            <w:r>
-              <w:rPr>
-                <w:rFonts w:ascii="Segoe UI" w:eastAsia="Times New Roman" w:hAnsi="Segoe UI" w:cs="Segoe UI"/>
-                <w:sz w:val="24"/>
-                <w:szCs w:val="24"/>
-              </w:rPr>
-              <w:t>Docsnya ada di knowledge/pakasir.txt</w:t>
-            </w:r>
-          </w:p>
-          <w:p>
-            <w:pPr>
-              <w:numPr>
-                <w:ilvl w:val="0"/>
-                <w:numId w:val="48"/>
-              </w:numPr>
-              <w:spacing w:before="60" w:after="100" w:afterAutospacing="1"/>
-              <w:rPr>
-                <w:rFonts w:ascii="Segoe UI" w:eastAsia="Times New Roman" w:hAnsi="Segoe UI" w:cs="Segoe UI"/>
-                <w:sz w:val="24"/>
-                <w:szCs w:val="24"/>
-              </w:rPr>
-            </w:pPr>
-            <w:r>
-              <w:rPr>
-                <w:rFonts w:ascii="Segoe UI" w:eastAsia="Times New Roman" w:hAnsi="Segoe UI" w:cs="Segoe UI"/>
-                <w:sz w:val="24"/>
-                <w:szCs w:val="24"/>
-              </w:rPr>
-              <w:t>Slug Pakasir yang digunakan adalah bayar</w:t>
-            </w:r>
-          </w:p>
-          <w:p>
-            <w:pPr>
-              <w:spacing w:after="240"/>
-              <w:rPr>
-                <w:rFonts w:ascii="Segoe UI" w:eastAsia="Times New Roman" w:hAnsi="Segoe UI" w:cs="Segoe UI"/>
-                <w:sz w:val="24"/>
-                <w:szCs w:val="24"/>
-              </w:rPr>
-            </w:pPr>
-            <w:r>
-              <w:rPr>
-                <w:rFonts w:ascii="Segoe UI" w:eastAsia="Times New Roman" w:hAnsi="Segoe UI" w:cs="Segoe UI"/>
-                <w:sz w:val="24"/>
-                <w:szCs w:val="24"/>
-              </w:rPr>
-              <w:t>DATABASE</w:t>
-            </w:r>
-          </w:p>
-          <w:p>
-            <w:pPr>
-              <w:numPr>
-                <w:ilvl w:val="0"/>
-                <w:numId w:val="49"/>
-              </w:numPr>
-              <w:spacing w:before="100" w:beforeAutospacing="1" w:after="100" w:afterAutospacing="1"/>
-              <w:rPr>
-                <w:rFonts w:ascii="Segoe UI" w:eastAsia="Times New Roman" w:hAnsi="Segoe UI" w:cs="Segoe UI"/>
-                <w:sz w:val="24"/>
-                <w:szCs w:val="24"/>
-              </w:rPr>
-            </w:pPr>
-            <w:r>
-              <w:rPr>
-                <w:rFonts w:ascii="Segoe UI" w:eastAsia="Times New Roman" w:hAnsi="Segoe UI" w:cs="Segoe UI"/>
-                <w:sz w:val="24"/>
-                <w:szCs w:val="24"/>
-              </w:rPr>
-              <w:t>Database yang digunakan adalah SQLite</w:t>
-            </w:r>
-          </w:p>
-          <w:p>
-            <w:pPr>
-              <w:numPr>
-                <w:ilvl w:val="0"/>
-                <w:numId w:val="49"/>
-              </w:numPr>
-              <w:spacing w:before="60" w:after="100" w:afterAutospacing="1"/>
-              <w:rPr>
-                <w:rFonts w:ascii="Segoe UI" w:eastAsia="Times New Roman" w:hAnsi="Segoe UI" w:cs="Segoe UI"/>
-                <w:sz w:val="24"/>
-                <w:szCs w:val="24"/>
-              </w:rPr>
-            </w:pPr>
-            <w:r>
-              <w:rPr>
-                <w:rFonts w:ascii="Segoe UI" w:eastAsia="Times New Roman" w:hAnsi="Segoe UI" w:cs="Segoe UI"/>
-                <w:sz w:val="24"/>
-                <w:szCs w:val="24"/>
-              </w:rPr>
-              <w:t>Library yang digunakan untuk mengolahnya adalah RedBeanPHP yang berada di static/library/rb-sqlite.php</w:t>
-            </w:r>
-          </w:p>
-          <w:p>
-            <w:pPr>
-              <w:numPr>
-                <w:ilvl w:val="0"/>
-                <w:numId w:val="49"/>
-              </w:numPr>
-              <w:spacing w:before="60" w:after="100" w:afterAutospacing="1"/>
-              <w:rPr>
-                <w:rFonts w:ascii="Segoe UI" w:eastAsia="Times New Roman" w:hAnsi="Segoe UI" w:cs="Segoe UI"/>
-                <w:sz w:val="24"/>
-                <w:szCs w:val="24"/>
-              </w:rPr>
-            </w:pPr>
-            <w:r>
-              <w:rPr>
-                <w:rFonts w:ascii="Segoe UI" w:eastAsia="Times New Roman" w:hAnsi="Segoe UI" w:cs="Segoe UI"/>
-                <w:sz w:val="24"/>
-                <w:szCs w:val="24"/>
-              </w:rPr>
-              <w:t>Docsnya berada di knowledge/redbeanphp/</w:t>
-            </w:r>
-          </w:p>
-          <w:p>
-            <w:pPr>
-              <w:numPr>
-                <w:ilvl w:val="0"/>
-                <w:numId w:val="49"/>
-              </w:numPr>
-              <w:spacing w:before="60" w:after="100" w:afterAutospacing="1"/>
-              <w:rPr>
-                <w:rFonts w:ascii="Segoe UI" w:eastAsia="Times New Roman" w:hAnsi="Segoe UI" w:cs="Segoe UI"/>
-                <w:sz w:val="24"/>
-                <w:szCs w:val="24"/>
-              </w:rPr>
-            </w:pPr>
-            <w:r>
-              <w:rPr>
-                <w:rFonts w:ascii="Segoe UI" w:eastAsia="Times New Roman" w:hAnsi="Segoe UI" w:cs="Segoe UI"/>
-                <w:sz w:val="24"/>
-                <w:szCs w:val="24"/>
-              </w:rPr>
-              <w:t>Jangan gunakan freeze supaya bisa fleksibel</w:t>
-            </w:r>
-          </w:p>
-          <w:p>
-            <w:pPr>
-              <w:numPr>
-                <w:ilvl w:val="0"/>
-                <w:numId w:val="49"/>
-              </w:numPr>
-              <w:spacing w:before="60" w:after="100" w:afterAutospacing="1"/>
-              <w:rPr>
-                <w:rFonts w:ascii="Segoe UI" w:eastAsia="Times New Roman" w:hAnsi="Segoe UI" w:cs="Segoe UI"/>
-                <w:sz w:val="24"/>
-                <w:szCs w:val="24"/>
-              </w:rPr>
-            </w:pPr>
-            <w:r>
-              <w:rPr>
-                <w:rFonts w:ascii="Segoe UI" w:eastAsia="Times New Roman" w:hAnsi="Segoe UI" w:cs="Segoe UI"/>
-                <w:sz w:val="24"/>
-                <w:szCs w:val="24"/>
-              </w:rPr>
               <w:t>Untuk setiap insert data, gunakan Indempotency key</w:t>
             </w:r>
           </w:p>
@@ -4977,7 +4977,7 @@
             <w:pPr>
               <w:numPr>
                 <w:ilvl w:val="0"/>
-                <w:numId w:val="49"/>
+                <w:numId w:val="46"/>
               </w:numPr>
               <w:spacing w:before="60" w:after="100" w:afterAutospacing="1"/>
               <w:rPr>
@@ -5000,7 +5000,7 @@
             <w:pPr>
               <w:numPr>
                 <w:ilvl w:val="0"/>
-                <w:numId w:val="49"/>
+                <w:numId w:val="46"/>
               </w:numPr>
               <w:spacing w:before="60" w:after="100" w:afterAutospacing="1"/>
               <w:rPr>
@@ -5041,11 +5041,920 @@
       <w:r>
         <w:t>Indempotency key itu adalah teknik supaya tidak ada data duplikat setiap membuat data baru. Jadi, setiap membuat data baru itu juga disertakan kode unik. Sehingga ketika tidak sengaja pencet kirim dua kali, maka pengiriman kedua akan gagal karena data unik yang dibawa sudah ada di database</w:t>
       </w:r>
+    </w:p>
+    <w:p>
+      <w:pPr>
+        <w:jc w:val="both"/>
+      </w:pPr>
+      <w:r>
+        <w:t>Untuk library RedBeanPHP bisa didapatkan di github.com/mzaini30/template-2026</w:t>
+      </w:r>
+    </w:p>
+    <w:p>
+      <w:pPr>
+        <w:jc w:val="both"/>
+        <w:rPr>
+          <w:b/>
+          <w:bCs/>
+        </w:rPr>
+      </w:pPr>
+      <w:r>
+        <w:rPr>
+          <w:b/>
+          <w:bCs/>
+        </w:rPr>
+        <w:t>Latihan 9</w:t>
+      </w:r>
+    </w:p>
+    <w:p>
+      <w:pPr>
+        <w:jc w:val="both"/>
+      </w:pPr>
+      <w:r>
+        <w:t>Buatkan website data santri secara lengkap</w:t>
+      </w:r>
+    </w:p>
+    <w:p>
+      <w:pPr>
+        <w:jc w:val="center"/>
+        <w:rPr>
+          <w:b/>
+          <w:bCs/>
+        </w:rPr>
+      </w:pPr>
+      <w:r>
+        <w:rPr>
+          <w:b/>
+          <w:bCs/>
+        </w:rPr>
+        <w:t>WHATSAPP</w:t>
+      </w:r>
+    </w:p>
+    <w:p>
+      <w:pPr>
+        <w:jc w:val="both"/>
+      </w:pPr>
+      <w:r>
+        <w:t>Masukkan ini di GEMINI.md</w:t>
+      </w:r>
+    </w:p>
+    <w:tbl>
+      <w:tblPr>
+        <w:tblStyle w:val="TableGrid"/>
+        <w:tblW w:w="0" w:type="auto"/>
+        <w:tblLook w:val="04A0" w:firstRow="1" w:lastRow="0" w:firstColumn="1" w:lastColumn="0" w:noHBand="0" w:noVBand="1"/>
+      </w:tblPr>
+      <w:tblGrid>
+        <w:gridCol w:w="9016"/>
+      </w:tblGrid>
+      <w:tr>
+        <w:tc>
+          <w:tcPr>
+            <w:tcW w:w="9016" w:type="dxa"/>
+          </w:tcPr>
+          <w:p>
+            <w:pPr>
+              <w:jc w:val="both"/>
+            </w:pPr>
+          </w:p>
+          <w:p>
+            <w:pPr>
+              <w:pStyle w:val="NormalWeb"/>
+              <w:spacing w:after="240" w:afterAutospacing="0"/>
+              <w:rPr>
+                <w:rFonts w:ascii="Segoe UI" w:hAnsi="Segoe UI" w:cs="Segoe UI"/>
+              </w:rPr>
+            </w:pPr>
+            <w:r>
+              <w:rPr>
+                <w:rFonts w:ascii="Segoe UI" w:hAnsi="Segoe UI" w:cs="Segoe UI"/>
+              </w:rPr>
+              <w:t>SKILLS</w:t>
+            </w:r>
+          </w:p>
+          <w:p>
+            <w:pPr>
+              <w:numPr>
+                <w:ilvl w:val="0"/>
+                <w:numId w:val="47"/>
+              </w:numPr>
+              <w:spacing w:before="100" w:beforeAutospacing="1" w:after="100" w:afterAutospacing="1"/>
+              <w:rPr>
+                <w:rFonts w:ascii="Segoe UI" w:hAnsi="Segoe UI" w:cs="Segoe UI"/>
+              </w:rPr>
+            </w:pPr>
+            <w:r>
+              <w:rPr>
+                <w:rFonts w:ascii="Segoe UI" w:hAnsi="Segoe UI" w:cs="Segoe UI"/>
+              </w:rPr>
+              <w:t>Selalu gunakan skill caveman</w:t>
+            </w:r>
+          </w:p>
+          <w:p>
+            <w:pPr>
+              <w:numPr>
+                <w:ilvl w:val="0"/>
+                <w:numId w:val="47"/>
+              </w:numPr>
+              <w:spacing w:before="60" w:after="100" w:afterAutospacing="1"/>
+              <w:rPr>
+                <w:rFonts w:ascii="Segoe UI" w:hAnsi="Segoe UI" w:cs="Segoe UI"/>
+              </w:rPr>
+            </w:pPr>
+            <w:r>
+              <w:rPr>
+                <w:rFonts w:ascii="Segoe UI" w:hAnsi="Segoe UI" w:cs="Segoe UI"/>
+              </w:rPr>
+              <w:t>Selalu cek skill apa yang cocok dan otomatis install dengan: skills add [nama skillnya] -y</w:t>
+            </w:r>
+          </w:p>
+          <w:p>
+            <w:pPr>
+              <w:pStyle w:val="NormalWeb"/>
+              <w:spacing w:before="0" w:beforeAutospacing="0" w:after="240" w:afterAutospacing="0"/>
+              <w:rPr>
+                <w:rFonts w:ascii="Segoe UI" w:hAnsi="Segoe UI" w:cs="Segoe UI"/>
+              </w:rPr>
+            </w:pPr>
+            <w:r>
+              <w:rPr>
+                <w:rFonts w:ascii="Segoe UI" w:hAnsi="Segoe UI" w:cs="Segoe UI"/>
+              </w:rPr>
+              <w:t>TIMEZONE</w:t>
+            </w:r>
+          </w:p>
+          <w:p>
+            <w:pPr>
+              <w:numPr>
+                <w:ilvl w:val="0"/>
+                <w:numId w:val="48"/>
+              </w:numPr>
+              <w:spacing w:before="100" w:beforeAutospacing="1" w:after="100" w:afterAutospacing="1"/>
+              <w:rPr>
+                <w:rFonts w:ascii="Segoe UI" w:hAnsi="Segoe UI" w:cs="Segoe UI"/>
+              </w:rPr>
+            </w:pPr>
+            <w:r>
+              <w:rPr>
+                <w:rFonts w:ascii="Segoe UI" w:hAnsi="Segoe UI" w:cs="Segoe UI"/>
+              </w:rPr>
+              <w:t>Asia/Makassar (UTC + 8)</w:t>
+            </w:r>
+          </w:p>
+          <w:p>
+            <w:pPr>
+              <w:pStyle w:val="NormalWeb"/>
+              <w:spacing w:before="0" w:beforeAutospacing="0" w:after="240" w:afterAutospacing="0"/>
+              <w:rPr>
+                <w:rFonts w:ascii="Segoe UI" w:hAnsi="Segoe UI" w:cs="Segoe UI"/>
+              </w:rPr>
+            </w:pPr>
+            <w:r>
+              <w:rPr>
+                <w:rFonts w:ascii="Segoe UI" w:hAnsi="Segoe UI" w:cs="Segoe UI"/>
+              </w:rPr>
+              <w:t>CHUNKING</w:t>
+            </w:r>
+          </w:p>
+          <w:p>
+            <w:pPr>
+              <w:numPr>
+                <w:ilvl w:val="0"/>
+                <w:numId w:val="49"/>
+              </w:numPr>
+              <w:spacing w:before="100" w:beforeAutospacing="1" w:after="100" w:afterAutospacing="1"/>
+              <w:rPr>
+                <w:rFonts w:ascii="Segoe UI" w:hAnsi="Segoe UI" w:cs="Segoe UI"/>
+              </w:rPr>
+            </w:pPr>
+            <w:r>
+              <w:rPr>
+                <w:rFonts w:ascii="Segoe UI" w:hAnsi="Segoe UI" w:cs="Segoe UI"/>
+              </w:rPr>
+              <w:t>Baik di frontend maupun backend, pecah-pecah filenya supaya reusable dan mudah diolah AI</w:t>
+            </w:r>
+          </w:p>
+          <w:p>
+            <w:pPr>
+              <w:pStyle w:val="NormalWeb"/>
+              <w:spacing w:before="0" w:beforeAutospacing="0" w:after="240" w:afterAutospacing="0"/>
+              <w:rPr>
+                <w:rFonts w:ascii="Segoe UI" w:hAnsi="Segoe UI" w:cs="Segoe UI"/>
+              </w:rPr>
+            </w:pPr>
+            <w:r>
+              <w:rPr>
+                <w:rFonts w:ascii="Segoe UI" w:hAnsi="Segoe UI" w:cs="Segoe UI"/>
+              </w:rPr>
+              <w:t>FRONTEND</w:t>
+            </w:r>
+          </w:p>
+          <w:p>
+            <w:pPr>
+              <w:numPr>
+                <w:ilvl w:val="0"/>
+                <w:numId w:val="50"/>
+              </w:numPr>
+              <w:spacing w:before="100" w:beforeAutospacing="1" w:after="100" w:afterAutospacing="1"/>
+              <w:rPr>
+                <w:rFonts w:ascii="Segoe UI" w:hAnsi="Segoe UI" w:cs="Segoe UI"/>
+              </w:rPr>
+            </w:pPr>
+            <w:r>
+              <w:rPr>
+                <w:rFonts w:ascii="Segoe UI" w:hAnsi="Segoe UI" w:cs="Segoe UI"/>
+              </w:rPr>
+              <w:t>Gunakan bahasa Indonesia</w:t>
+            </w:r>
+          </w:p>
+          <w:p>
+            <w:pPr>
+              <w:numPr>
+                <w:ilvl w:val="0"/>
+                <w:numId w:val="50"/>
+              </w:numPr>
+              <w:spacing w:before="60" w:after="100" w:afterAutospacing="1"/>
+              <w:rPr>
+                <w:rFonts w:ascii="Segoe UI" w:hAnsi="Segoe UI" w:cs="Segoe UI"/>
+              </w:rPr>
+            </w:pPr>
+            <w:r>
+              <w:rPr>
+                <w:rFonts w:ascii="Segoe UI" w:hAnsi="Segoe UI" w:cs="Segoe UI"/>
+              </w:rPr>
+              <w:t>Menggunakan SvelteKit. Pakai Tailwind. Build dengan adapter static</w:t>
+            </w:r>
+          </w:p>
+          <w:p>
+            <w:pPr>
+              <w:numPr>
+                <w:ilvl w:val="0"/>
+                <w:numId w:val="50"/>
+              </w:numPr>
+              <w:spacing w:before="60" w:after="100" w:afterAutospacing="1"/>
+              <w:rPr>
+                <w:rFonts w:ascii="Segoe UI" w:hAnsi="Segoe UI" w:cs="Segoe UI"/>
+              </w:rPr>
+            </w:pPr>
+            <w:r>
+              <w:rPr>
+                <w:rFonts w:ascii="Segoe UI" w:hAnsi="Segoe UI" w:cs="Segoe UI"/>
+              </w:rPr>
+              <w:t>Tampilan hanya mobile. Ketika dibuka di desktop, max width 600px</w:t>
+            </w:r>
+          </w:p>
+          <w:p>
+            <w:pPr>
+              <w:numPr>
+                <w:ilvl w:val="0"/>
+                <w:numId w:val="50"/>
+              </w:numPr>
+              <w:spacing w:before="60" w:after="100" w:afterAutospacing="1"/>
+              <w:rPr>
+                <w:rFonts w:ascii="Segoe UI" w:hAnsi="Segoe UI" w:cs="Segoe UI"/>
+              </w:rPr>
+            </w:pPr>
+            <w:r>
+              <w:rPr>
+                <w:rFonts w:ascii="Segoe UI" w:hAnsi="Segoe UI" w:cs="Segoe UI"/>
+              </w:rPr>
+              <w:t>Untuk install dependencies, jangan gunakan npm. Hanya gunakan pnpm</w:t>
+            </w:r>
+          </w:p>
+          <w:p>
+            <w:pPr>
+              <w:numPr>
+                <w:ilvl w:val="0"/>
+                <w:numId w:val="50"/>
+              </w:numPr>
+              <w:spacing w:before="60" w:after="100" w:afterAutospacing="1"/>
+              <w:rPr>
+                <w:rFonts w:ascii="Segoe UI" w:hAnsi="Segoe UI" w:cs="Segoe UI"/>
+              </w:rPr>
+            </w:pPr>
+            <w:r>
+              <w:rPr>
+                <w:rFonts w:ascii="Segoe UI" w:hAnsi="Segoe UI" w:cs="Segoe UI"/>
+              </w:rPr>
+              <w:lastRenderedPageBreak/>
+              <w:t>Setiap alert, ganti dengan toast</w:t>
+            </w:r>
+          </w:p>
+          <w:p>
+            <w:pPr>
+              <w:numPr>
+                <w:ilvl w:val="0"/>
+                <w:numId w:val="50"/>
+              </w:numPr>
+              <w:spacing w:before="60" w:after="100" w:afterAutospacing="1"/>
+              <w:rPr>
+                <w:rFonts w:ascii="Segoe UI" w:hAnsi="Segoe UI" w:cs="Segoe UI"/>
+              </w:rPr>
+            </w:pPr>
+            <w:r>
+              <w:rPr>
+                <w:rFonts w:ascii="Segoe UI" w:hAnsi="Segoe UI" w:cs="Segoe UI"/>
+              </w:rPr>
+              <w:t>Setiap interaksi, kasih bunyi beep yang cocok, supaya rame aja</w:t>
+            </w:r>
+          </w:p>
+          <w:p>
+            <w:pPr>
+              <w:numPr>
+                <w:ilvl w:val="0"/>
+                <w:numId w:val="50"/>
+              </w:numPr>
+              <w:spacing w:before="60" w:after="100" w:afterAutospacing="1"/>
+              <w:rPr>
+                <w:rFonts w:ascii="Segoe UI" w:hAnsi="Segoe UI" w:cs="Segoe UI"/>
+              </w:rPr>
+            </w:pPr>
+            <w:r>
+              <w:rPr>
+                <w:rFonts w:ascii="Segoe UI" w:hAnsi="Segoe UI" w:cs="Segoe UI"/>
+              </w:rPr>
+              <w:t>Untuk tampilan, gunakan file DESIGN.md</w:t>
+            </w:r>
+          </w:p>
+          <w:p>
+            <w:pPr>
+              <w:pStyle w:val="NormalWeb"/>
+              <w:spacing w:before="0" w:beforeAutospacing="0" w:after="240" w:afterAutospacing="0"/>
+              <w:rPr>
+                <w:rFonts w:ascii="Segoe UI" w:hAnsi="Segoe UI" w:cs="Segoe UI"/>
+              </w:rPr>
+            </w:pPr>
+            <w:r>
+              <w:rPr>
+                <w:rFonts w:ascii="Segoe UI" w:hAnsi="Segoe UI" w:cs="Segoe UI"/>
+              </w:rPr>
+              <w:t>BACKEND</w:t>
+            </w:r>
+          </w:p>
+          <w:p>
+            <w:pPr>
+              <w:numPr>
+                <w:ilvl w:val="0"/>
+                <w:numId w:val="51"/>
+              </w:numPr>
+              <w:spacing w:before="100" w:beforeAutospacing="1" w:after="100" w:afterAutospacing="1"/>
+              <w:rPr>
+                <w:rFonts w:ascii="Segoe UI" w:hAnsi="Segoe UI" w:cs="Segoe UI"/>
+              </w:rPr>
+            </w:pPr>
+            <w:r>
+              <w:rPr>
+                <w:rFonts w:ascii="Segoe UI" w:hAnsi="Segoe UI" w:cs="Segoe UI"/>
+              </w:rPr>
+              <w:t>Lokasi di folder static. Native PHP aja. Jangan main route pakai route.php. Jadi, betul-betul akses ke direct filenya</w:t>
+            </w:r>
+          </w:p>
+          <w:p>
+            <w:pPr>
+              <w:numPr>
+                <w:ilvl w:val="0"/>
+                <w:numId w:val="51"/>
+              </w:numPr>
+              <w:spacing w:before="60" w:after="100" w:afterAutospacing="1"/>
+              <w:rPr>
+                <w:rFonts w:ascii="Segoe UI" w:hAnsi="Segoe UI" w:cs="Segoe UI"/>
+              </w:rPr>
+            </w:pPr>
+            <w:r>
+              <w:rPr>
+                <w:rFonts w:ascii="Segoe UI" w:hAnsi="Segoe UI" w:cs="Segoe UI"/>
+              </w:rPr>
+              <w:t>Ketika mode dev, akses dengan </w:t>
+            </w:r>
+            <w:hyperlink r:id="rId14" w:history="1">
+              <w:r>
+                <w:rPr>
+                  <w:rStyle w:val="Hyperlink"/>
+                  <w:rFonts w:ascii="Segoe UI" w:hAnsi="Segoe UI" w:cs="Segoe UI"/>
+                  <w:color w:val="auto"/>
+                </w:rPr>
+                <w:t>http://localhost:8080</w:t>
+              </w:r>
+            </w:hyperlink>
+            <w:r>
+              <w:rPr>
+                <w:rFonts w:ascii="Segoe UI" w:hAnsi="Segoe UI" w:cs="Segoe UI"/>
+              </w:rPr>
+              <w:t>. Ketika mode production, akses dengan /. Jadi, atur di Node environment</w:t>
+            </w:r>
+          </w:p>
+          <w:p>
+            <w:pPr>
+              <w:numPr>
+                <w:ilvl w:val="0"/>
+                <w:numId w:val="51"/>
+              </w:numPr>
+              <w:spacing w:before="60" w:after="100" w:afterAutospacing="1"/>
+              <w:rPr>
+                <w:rFonts w:ascii="Segoe UI" w:hAnsi="Segoe UI" w:cs="Segoe UI"/>
+              </w:rPr>
+            </w:pPr>
+            <w:r>
+              <w:rPr>
+                <w:rFonts w:ascii="Segoe UI" w:hAnsi="Segoe UI" w:cs="Segoe UI"/>
+              </w:rPr>
+              <w:t>Tidak boleh membuat file index.php</w:t>
+            </w:r>
+          </w:p>
+          <w:p>
+            <w:pPr>
+              <w:pStyle w:val="NormalWeb"/>
+              <w:spacing w:before="0" w:beforeAutospacing="0" w:after="240" w:afterAutospacing="0"/>
+              <w:rPr>
+                <w:rFonts w:ascii="Segoe UI" w:hAnsi="Segoe UI" w:cs="Segoe UI"/>
+              </w:rPr>
+            </w:pPr>
+            <w:r>
+              <w:rPr>
+                <w:rFonts w:ascii="Segoe UI" w:hAnsi="Segoe UI" w:cs="Segoe UI"/>
+              </w:rPr>
+              <w:t>BUILD</w:t>
+            </w:r>
+          </w:p>
+          <w:p>
+            <w:pPr>
+              <w:numPr>
+                <w:ilvl w:val="0"/>
+                <w:numId w:val="52"/>
+              </w:numPr>
+              <w:spacing w:before="100" w:beforeAutospacing="1" w:after="100" w:afterAutospacing="1"/>
+              <w:rPr>
+                <w:rFonts w:ascii="Segoe UI" w:hAnsi="Segoe UI" w:cs="Segoe UI"/>
+              </w:rPr>
+            </w:pPr>
+            <w:r>
+              <w:rPr>
+                <w:rFonts w:ascii="Segoe UI" w:hAnsi="Segoe UI" w:cs="Segoe UI"/>
+              </w:rPr>
+              <w:t>Setiap halaman, kasih title dan meta social media</w:t>
+            </w:r>
+          </w:p>
+          <w:p>
+            <w:pPr>
+              <w:numPr>
+                <w:ilvl w:val="0"/>
+                <w:numId w:val="52"/>
+              </w:numPr>
+              <w:spacing w:before="60" w:after="100" w:afterAutospacing="1"/>
+              <w:rPr>
+                <w:rFonts w:ascii="Segoe UI" w:hAnsi="Segoe UI" w:cs="Segoe UI"/>
+              </w:rPr>
+            </w:pPr>
+            <w:r>
+              <w:rPr>
+                <w:rFonts w:ascii="Segoe UI" w:hAnsi="Segoe UI" w:cs="Segoe UI"/>
+              </w:rPr>
+              <w:t>Setelah build, salin build/index.html ke build/index.php dan di situ atur conditioning title dan meta social media (termasuk meta gambar) baik di routing statis maulun dinamis. Ini atur perintahnya di pnpm build</w:t>
+            </w:r>
+          </w:p>
+          <w:p>
+            <w:pPr>
+              <w:numPr>
+                <w:ilvl w:val="0"/>
+                <w:numId w:val="52"/>
+              </w:numPr>
+              <w:spacing w:before="60" w:after="100" w:afterAutospacing="1"/>
+              <w:rPr>
+                <w:rFonts w:ascii="Segoe UI" w:hAnsi="Segoe UI" w:cs="Segoe UI"/>
+              </w:rPr>
+            </w:pPr>
+            <w:r>
+              <w:rPr>
+                <w:rFonts w:ascii="Segoe UI" w:hAnsi="Segoe UI" w:cs="Segoe UI"/>
+              </w:rPr>
+              <w:t>Di .htaccess disetting supaya semua link itu mengarah ke index.php</w:t>
+            </w:r>
+          </w:p>
+          <w:p>
+            <w:pPr>
+              <w:pStyle w:val="NormalWeb"/>
+              <w:spacing w:before="0" w:beforeAutospacing="0" w:after="240" w:afterAutospacing="0"/>
+              <w:rPr>
+                <w:rFonts w:ascii="Segoe UI" w:hAnsi="Segoe UI" w:cs="Segoe UI"/>
+              </w:rPr>
+            </w:pPr>
+            <w:r>
+              <w:rPr>
+                <w:rFonts w:ascii="Segoe UI" w:hAnsi="Segoe UI" w:cs="Segoe UI"/>
+              </w:rPr>
+              <w:t>AI</w:t>
+            </w:r>
+          </w:p>
+          <w:p>
+            <w:pPr>
+              <w:numPr>
+                <w:ilvl w:val="0"/>
+                <w:numId w:val="53"/>
+              </w:numPr>
+              <w:spacing w:before="100" w:beforeAutospacing="1" w:after="100" w:afterAutospacing="1"/>
+              <w:rPr>
+                <w:rFonts w:ascii="Segoe UI" w:hAnsi="Segoe UI" w:cs="Segoe UI"/>
+              </w:rPr>
+            </w:pPr>
+            <w:r>
+              <w:rPr>
+                <w:rFonts w:ascii="Segoe UI" w:hAnsi="Segoe UI" w:cs="Segoe UI"/>
+              </w:rPr>
+              <w:t>Untuk AI, gunakan OpenRouter</w:t>
+            </w:r>
+          </w:p>
+          <w:p>
+            <w:pPr>
+              <w:numPr>
+                <w:ilvl w:val="0"/>
+                <w:numId w:val="53"/>
+              </w:numPr>
+              <w:spacing w:before="60" w:after="100" w:afterAutospacing="1"/>
+              <w:rPr>
+                <w:rFonts w:ascii="Segoe UI" w:hAnsi="Segoe UI" w:cs="Segoe UI"/>
+              </w:rPr>
+            </w:pPr>
+            <w:r>
+              <w:rPr>
+                <w:rFonts w:ascii="Segoe UI" w:hAnsi="Segoe UI" w:cs="Segoe UI"/>
+              </w:rPr>
+              <w:t>Untuk docs penggunaannya, cek knowledge/openrouter.txt</w:t>
+            </w:r>
+          </w:p>
+          <w:p>
+            <w:pPr>
+              <w:numPr>
+                <w:ilvl w:val="0"/>
+                <w:numId w:val="53"/>
+              </w:numPr>
+              <w:spacing w:before="60" w:after="100" w:afterAutospacing="1"/>
+              <w:rPr>
+                <w:rFonts w:ascii="Segoe UI" w:hAnsi="Segoe UI" w:cs="Segoe UI"/>
+              </w:rPr>
+            </w:pPr>
+            <w:r>
+              <w:rPr>
+                <w:rFonts w:ascii="Segoe UI" w:hAnsi="Segoe UI" w:cs="Segoe UI"/>
+              </w:rPr>
+              <w:t>Model yang digunakan adalah openrouter/free</w:t>
+            </w:r>
+          </w:p>
+          <w:p>
+            <w:pPr>
+              <w:numPr>
+                <w:ilvl w:val="0"/>
+                <w:numId w:val="53"/>
+              </w:numPr>
+              <w:spacing w:before="60" w:after="100" w:afterAutospacing="1"/>
+              <w:rPr>
+                <w:rFonts w:ascii="Segoe UI" w:hAnsi="Segoe UI" w:cs="Segoe UI"/>
+              </w:rPr>
+            </w:pPr>
+            <w:r>
+              <w:rPr>
+                <w:rFonts w:ascii="Segoe UI" w:hAnsi="Segoe UI" w:cs="Segoe UI"/>
+              </w:rPr>
+              <w:t>API keynya adalah 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</w:t>
+            </w:r>
+          </w:p>
+          <w:p>
+            <w:pPr>
+              <w:pStyle w:val="NormalWeb"/>
+              <w:spacing w:before="0" w:beforeAutospacing="0" w:after="240" w:afterAutospacing="0"/>
+              <w:rPr>
+                <w:rFonts w:ascii="Segoe UI" w:hAnsi="Segoe UI" w:cs="Segoe UI"/>
+              </w:rPr>
+            </w:pPr>
+            <w:r>
+              <w:rPr>
+                <w:rFonts w:ascii="Segoe UI" w:hAnsi="Segoe UI" w:cs="Segoe UI"/>
+              </w:rPr>
+              <w:t>PEMBAYARAN</w:t>
+            </w:r>
+          </w:p>
+          <w:p>
+            <w:pPr>
+              <w:numPr>
+                <w:ilvl w:val="0"/>
+                <w:numId w:val="54"/>
+              </w:numPr>
+              <w:spacing w:before="100" w:beforeAutospacing="1" w:after="100" w:afterAutospacing="1"/>
+              <w:rPr>
+                <w:rFonts w:ascii="Segoe UI" w:hAnsi="Segoe UI" w:cs="Segoe UI"/>
+              </w:rPr>
+            </w:pPr>
+            <w:r>
+              <w:rPr>
+                <w:rFonts w:ascii="Segoe UI" w:hAnsi="Segoe UI" w:cs="Segoe UI"/>
+              </w:rPr>
+              <w:t>Untuk pembayaran, gunakan Pakasir</w:t>
+            </w:r>
+          </w:p>
+          <w:p>
+            <w:pPr>
+              <w:numPr>
+                <w:ilvl w:val="0"/>
+                <w:numId w:val="54"/>
+              </w:numPr>
+              <w:spacing w:before="60" w:after="100" w:afterAutospacing="1"/>
+              <w:rPr>
+                <w:rFonts w:ascii="Segoe UI" w:hAnsi="Segoe UI" w:cs="Segoe UI"/>
+              </w:rPr>
+            </w:pPr>
+            <w:r>
+              <w:rPr>
+                <w:rFonts w:ascii="Segoe UI" w:hAnsi="Segoe UI" w:cs="Segoe UI"/>
+              </w:rPr>
+              <w:t>Docsnya ada di knowledge/pakasir.txt</w:t>
+            </w:r>
+          </w:p>
+          <w:p>
+            <w:pPr>
+              <w:numPr>
+                <w:ilvl w:val="0"/>
+                <w:numId w:val="54"/>
+              </w:numPr>
+              <w:spacing w:before="60" w:after="100" w:afterAutospacing="1"/>
+              <w:rPr>
+                <w:rFonts w:ascii="Segoe UI" w:hAnsi="Segoe UI" w:cs="Segoe UI"/>
+              </w:rPr>
+            </w:pPr>
+            <w:r>
+              <w:rPr>
+                <w:rFonts w:ascii="Segoe UI" w:hAnsi="Segoe UI" w:cs="Segoe UI"/>
+              </w:rPr>
+              <w:t>Slug Pakasir yang digunakan adalah bayar</w:t>
+            </w:r>
+          </w:p>
+          <w:p>
+            <w:pPr>
+              <w:pStyle w:val="NormalWeb"/>
+              <w:spacing w:before="0" w:beforeAutospacing="0" w:after="240" w:afterAutospacing="0"/>
+              <w:rPr>
+                <w:rFonts w:ascii="Segoe UI" w:hAnsi="Segoe UI" w:cs="Segoe UI"/>
+              </w:rPr>
+            </w:pPr>
+            <w:r>
+              <w:rPr>
+                <w:rFonts w:ascii="Segoe UI" w:hAnsi="Segoe UI" w:cs="Segoe UI"/>
+              </w:rPr>
+              <w:t>DATABASE</w:t>
+            </w:r>
+          </w:p>
+          <w:p>
+            <w:pPr>
+              <w:numPr>
+                <w:ilvl w:val="0"/>
+                <w:numId w:val="55"/>
+              </w:numPr>
+              <w:spacing w:before="100" w:beforeAutospacing="1" w:after="100" w:afterAutospacing="1"/>
+              <w:rPr>
+                <w:rFonts w:ascii="Segoe UI" w:hAnsi="Segoe UI" w:cs="Segoe UI"/>
+              </w:rPr>
+            </w:pPr>
+            <w:r>
+              <w:rPr>
+                <w:rFonts w:ascii="Segoe UI" w:hAnsi="Segoe UI" w:cs="Segoe UI"/>
+              </w:rPr>
+              <w:t>Database yang digunakan adalah SQLite</w:t>
+            </w:r>
+          </w:p>
+          <w:p>
+            <w:pPr>
+              <w:numPr>
+                <w:ilvl w:val="0"/>
+                <w:numId w:val="55"/>
+              </w:numPr>
+              <w:spacing w:before="60" w:after="100" w:afterAutospacing="1"/>
+              <w:rPr>
+                <w:rFonts w:ascii="Segoe UI" w:hAnsi="Segoe UI" w:cs="Segoe UI"/>
+              </w:rPr>
+            </w:pPr>
+            <w:r>
+              <w:rPr>
+                <w:rFonts w:ascii="Segoe UI" w:hAnsi="Segoe UI" w:cs="Segoe UI"/>
+              </w:rPr>
+              <w:t>Library yang digunakan untuk mengolahnya adalah RedBeanPHP yang berada di static/library/rb-sqlite.php</w:t>
+            </w:r>
+          </w:p>
+          <w:p>
+            <w:pPr>
+              <w:numPr>
+                <w:ilvl w:val="0"/>
+                <w:numId w:val="55"/>
+              </w:numPr>
+              <w:spacing w:before="60" w:after="100" w:afterAutospacing="1"/>
+              <w:rPr>
+                <w:rFonts w:ascii="Segoe UI" w:hAnsi="Segoe UI" w:cs="Segoe UI"/>
+              </w:rPr>
+            </w:pPr>
+            <w:r>
+              <w:rPr>
+                <w:rFonts w:ascii="Segoe UI" w:hAnsi="Segoe UI" w:cs="Segoe UI"/>
+              </w:rPr>
+              <w:t>Docsnya berada di knowledge/redbeanphp/</w:t>
+            </w:r>
+          </w:p>
+          <w:p>
+            <w:pPr>
+              <w:numPr>
+                <w:ilvl w:val="0"/>
+                <w:numId w:val="55"/>
+              </w:numPr>
+              <w:spacing w:before="60" w:after="100" w:afterAutospacing="1"/>
+              <w:rPr>
+                <w:rFonts w:ascii="Segoe UI" w:hAnsi="Segoe UI" w:cs="Segoe UI"/>
+              </w:rPr>
+            </w:pPr>
+            <w:r>
+              <w:rPr>
+                <w:rFonts w:ascii="Segoe UI" w:hAnsi="Segoe UI" w:cs="Segoe UI"/>
+              </w:rPr>
+              <w:t>Jangan gunakan freeze supaya bisa fleksibel</w:t>
+            </w:r>
+          </w:p>
+          <w:p>
+            <w:pPr>
+              <w:numPr>
+                <w:ilvl w:val="0"/>
+                <w:numId w:val="55"/>
+              </w:numPr>
+              <w:spacing w:before="60" w:after="100" w:afterAutospacing="1"/>
+              <w:rPr>
+                <w:rFonts w:ascii="Segoe UI" w:hAnsi="Segoe UI" w:cs="Segoe UI"/>
+              </w:rPr>
+            </w:pPr>
+            <w:r>
+              <w:rPr>
+                <w:rFonts w:ascii="Segoe UI" w:hAnsi="Segoe UI" w:cs="Segoe UI"/>
+              </w:rPr>
+              <w:t>Untuk setiap insert data, gunakan Indempotency key</w:t>
+            </w:r>
+          </w:p>
+          <w:p>
+            <w:pPr>
+              <w:numPr>
+                <w:ilvl w:val="0"/>
+                <w:numId w:val="55"/>
+              </w:numPr>
+              <w:spacing w:before="60" w:after="100" w:afterAutospacing="1"/>
+              <w:rPr>
+                <w:rFonts w:ascii="Segoe UI" w:hAnsi="Segoe UI" w:cs="Segoe UI"/>
+              </w:rPr>
+            </w:pPr>
+            <w:r>
+              <w:rPr>
+                <w:rFonts w:ascii="Segoe UI" w:hAnsi="Segoe UI" w:cs="Segoe UI"/>
+              </w:rPr>
+              <w:t>Lokasi database di static/database.db</w:t>
+            </w:r>
+          </w:p>
+          <w:p>
+            <w:pPr>
+              <w:numPr>
+                <w:ilvl w:val="0"/>
+                <w:numId w:val="55"/>
+              </w:numPr>
+              <w:spacing w:before="60" w:after="100" w:afterAutospacing="1"/>
+              <w:rPr>
+                <w:rFonts w:ascii="Segoe UI" w:hAnsi="Segoe UI" w:cs="Segoe UI"/>
+              </w:rPr>
+            </w:pPr>
+            <w:r>
+              <w:rPr>
+                <w:rFonts w:ascii="Segoe UI" w:hAnsi="Segoe UI" w:cs="Segoe UI"/>
+              </w:rPr>
+              <w:lastRenderedPageBreak/>
+              <w:t>Kecualikan file database dari akses langsung melalui browser menggunakan aturan di static/.htaccess</w:t>
+            </w:r>
+          </w:p>
+          <w:p>
+            <w:pPr>
+              <w:pStyle w:val="NormalWeb"/>
+              <w:spacing w:before="0" w:beforeAutospacing="0" w:after="240" w:afterAutospacing="0"/>
+              <w:rPr>
+                <w:rFonts w:ascii="Segoe UI" w:hAnsi="Segoe UI" w:cs="Segoe UI"/>
+              </w:rPr>
+            </w:pPr>
+            <w:r>
+              <w:rPr>
+                <w:rFonts w:ascii="Segoe UI" w:hAnsi="Segoe UI" w:cs="Segoe UI"/>
+              </w:rPr>
+              <w:t>WHATSAPP</w:t>
+            </w:r>
+          </w:p>
+          <w:p>
+            <w:pPr>
+              <w:numPr>
+                <w:ilvl w:val="0"/>
+                <w:numId w:val="56"/>
+              </w:numPr>
+              <w:spacing w:before="100" w:beforeAutospacing="1" w:after="100" w:afterAutospacing="1"/>
+              <w:rPr>
+                <w:rFonts w:ascii="Segoe UI" w:hAnsi="Segoe UI" w:cs="Segoe UI"/>
+              </w:rPr>
+            </w:pPr>
+            <w:r>
+              <w:rPr>
+                <w:rFonts w:ascii="Segoe UI" w:hAnsi="Segoe UI" w:cs="Segoe UI"/>
+              </w:rPr>
+              <w:t>Untuk komunikasi dengan WhatsApp menggunakan Sidobe yang docsnya berada di knowledge/sidobe.txt</w:t>
+            </w:r>
+          </w:p>
+          <w:p>
+            <w:pPr>
+              <w:numPr>
+                <w:ilvl w:val="0"/>
+                <w:numId w:val="56"/>
+              </w:numPr>
+              <w:spacing w:before="60" w:after="100" w:afterAutospacing="1"/>
+              <w:rPr>
+                <w:rFonts w:ascii="Segoe UI" w:hAnsi="Segoe UI" w:cs="Segoe UI"/>
+              </w:rPr>
+            </w:pPr>
+            <w:r>
+              <w:rPr>
+                <w:rFonts w:ascii="Segoe UI" w:hAnsi="Segoe UI" w:cs="Segoe UI"/>
+              </w:rPr>
+              <w:t>API keynya adalah VcJqLUgSbgLBKvafcqWEErqRxhRjFEYiryEpHfhlrQZKQuOTSr</w:t>
+            </w:r>
+          </w:p>
+          <w:p>
+            <w:pPr>
+              <w:numPr>
+                <w:ilvl w:val="0"/>
+                <w:numId w:val="56"/>
+              </w:numPr>
+              <w:spacing w:before="60" w:after="100" w:afterAutospacing="1"/>
+              <w:rPr>
+                <w:rFonts w:ascii="Segoe UI" w:hAnsi="Segoe UI" w:cs="Segoe UI"/>
+              </w:rPr>
+            </w:pPr>
+            <w:r>
+              <w:rPr>
+                <w:rFonts w:ascii="Segoe UI" w:hAnsi="Segoe UI" w:cs="Segoe UI"/>
+              </w:rPr>
+              <w:t>Untuk nomor WhatsApp berformat 081234567890 akan secara otomatis diubah menjadi format +6281545143654</w:t>
+            </w:r>
+          </w:p>
+        </w:tc>
+      </w:tr>
+    </w:tbl>
+    <w:p>
+      <w:pPr>
+        <w:jc w:val="both"/>
+      </w:pPr>
+    </w:p>
+    <w:p>
+      <w:pPr>
+        <w:jc w:val="both"/>
+        <w:rPr>
+          <w:b/>
+          <w:bCs/>
+        </w:rPr>
+      </w:pPr>
+      <w:r>
+        <w:rPr>
+          <w:b/>
+          <w:bCs/>
+        </w:rPr>
+        <w:t>Latihan 10</w:t>
+      </w:r>
+    </w:p>
+    <w:p>
+      <w:pPr>
+        <w:jc w:val="both"/>
+      </w:pPr>
+      <w:r>
+        <w:t>Buatkan website nasehat harian yang nantinya akan dikirimkan ke WhatsApp</w:t>
+      </w:r>
+    </w:p>
+    <w:p>
+      <w:pPr>
+        <w:jc w:val="center"/>
+      </w:pPr>
+      <w:r>
+        <w:t>_</w:t>
+      </w:r>
+      <w:r>
+        <w:t>o0o</w:t>
+      </w:r>
+      <w:r>
+        <w:t>_</w:t>
+      </w:r>
       <w:bookmarkStart w:id="0" w:name="_GoBack"/>
       <w:bookmarkEnd w:id="0"/>
     </w:p>
+    <w:p>
+      <w:pPr>
+        <w:jc w:val="center"/>
+      </w:pPr>
+      <w:r>
+        <w:t>Jika masih ada waktu, gunakan dengan memperbanyak latihan</w:t>
+      </w:r>
+    </w:p>
     <w:sectPr>
-      <w:footerReference w:type="default" r:id="rId14"/>
+      <w:footerReference w:type="default" r:id="rId15"/>
       <w:pgSz w:w="11906" w:h="16838" w:code="9"/>
       <w:pgMar w:top="1440" w:right="1440" w:bottom="1440" w:left="1440" w:header="720" w:footer="720" w:gutter="0"/>
       <w:cols w:space="720"/>
@@ -5757,6 +6666,155 @@
     </w:lvl>
   </w:abstractNum>
   <w:abstractNum w:abstractNumId="4" w15:restartNumberingAfterBreak="0">
+    <w:nsid w:val="08677E27"/>
+    <w:multiLevelType w:val="multilevel"/>
+    <w:tmpl w:val="E65A9B30"/>
+    <w:lvl w:ilvl="0">
+      <w:start w:val="1"/>
+      <w:numFmt w:val="bullet"/>
+      <w:lvlText w:val=""/>
+      <w:lvlJc w:val="left"/>
+      <w:pPr>
+        <w:tabs>
+          <w:tab w:val="num" w:pos="720"/>
+        </w:tabs>
+        <w:ind w:left="720" w:hanging="360"/>
+      </w:pPr>
+      <w:rPr>
+        <w:rFonts w:ascii="Symbol" w:hAnsi="Symbol" w:hint="default"/>
+        <w:sz w:val="20"/>
+      </w:rPr>
+    </w:lvl>
+    <w:lvl w:ilvl="1" w:tentative="1">
+      <w:start w:val="1"/>
+      <w:numFmt w:val="bullet"/>
+      <w:lvlText w:val="o"/>
+      <w:lvlJc w:val="left"/>
+      <w:pPr>
+        <w:tabs>
+          <w:tab w:val="num" w:pos="1440"/>
+        </w:tabs>
+        <w:ind w:left="1440" w:hanging="360"/>
+      </w:pPr>
+      <w:rPr>
+        <w:rFonts w:ascii="Courier New" w:hAnsi="Courier New" w:hint="default"/>
+        <w:sz w:val="20"/>
+      </w:rPr>
+    </w:lvl>
+    <w:lvl w:ilvl="2" w:tentative="1">
+      <w:start w:val="1"/>
+      <w:numFmt w:val="bullet"/>
+      <w:lvlText w:val=""/>
+      <w:lvlJc w:val="left"/>
+      <w:pPr>
+        <w:tabs>
+          <w:tab w:val="num" w:pos="2160"/>
+        </w:tabs>
+        <w:ind w:left="2160" w:hanging="360"/>
+      </w:pPr>
+      <w:rPr>
+        <w:rFonts w:ascii="Wingdings" w:hAnsi="Wingdings" w:hint="default"/>
+        <w:sz w:val="20"/>
+      </w:rPr>
+    </w:lvl>
+    <w:lvl w:ilvl="3" w:tentative="1">
+      <w:start w:val="1"/>
+      <w:numFmt w:val="bullet"/>
+      <w:lvlText w:val=""/>
+      <w:lvlJc w:val="left"/>
+      <w:pPr>
+        <w:tabs>
+          <w:tab w:val="num" w:pos="2880"/>
+        </w:tabs>
+        <w:ind w:left="2880" w:hanging="360"/>
+      </w:pPr>
+      <w:rPr>
+        <w:rFonts w:ascii="Wingdings" w:hAnsi="Wingdings" w:hint="default"/>
+        <w:sz w:val="20"/>
+      </w:rPr>
+    </w:lvl>
+    <w:lvl w:ilvl="4" w:tentative="1">
+      <w:start w:val="1"/>
+      <w:numFmt w:val="bullet"/>
+      <w:lvlText w:val=""/>
+      <w:lvlJc w:val="left"/>
+      <w:pPr>
+        <w:tabs>
+          <w:tab w:val="num" w:pos="3600"/>
+        </w:tabs>
+        <w:ind w:left="3600" w:hanging="360"/>
+      </w:pPr>
+      <w:rPr>
+        <w:rFonts w:ascii="Wingdings" w:hAnsi="Wingdings" w:hint="default"/>
+        <w:sz w:val="20"/>
+      </w:rPr>
+    </w:lvl>
+    <w:lvl w:ilvl="5" w:tentative="1">
+      <w:start w:val="1"/>
+      <w:numFmt w:val="bullet"/>
+      <w:lvlText w:val=""/>
+      <w:lvlJc w:val="left"/>
+      <w:pPr>
+        <w:tabs>
+          <w:tab w:val="num" w:pos="4320"/>
+        </w:tabs>
+        <w:ind w:left="4320" w:hanging="360"/>
+      </w:pPr>
+      <w:rPr>
+        <w:rFonts w:ascii="Wingdings" w:hAnsi="Wingdings" w:hint="default"/>
+        <w:sz w:val="20"/>
+      </w:rPr>
+    </w:lvl>
+    <w:lvl w:ilvl="6" w:tentative="1">
+      <w:start w:val="1"/>
+      <w:numFmt w:val="bullet"/>
+      <w:lvlText w:val=""/>
+      <w:lvlJc w:val="left"/>
+      <w:pPr>
+        <w:tabs>
+          <w:tab w:val="num" w:pos="5040"/>
+        </w:tabs>
+        <w:ind w:left="5040" w:hanging="360"/>
+      </w:pPr>
+      <w:rPr>
+        <w:rFonts w:ascii="Wingdings" w:hAnsi="Wingdings" w:hint="default"/>
+        <w:sz w:val="20"/>
+      </w:rPr>
+    </w:lvl>
+    <w:lvl w:ilvl="7" w:tentative="1">
+      <w:start w:val="1"/>
+      <w:numFmt w:val="bullet"/>
+      <w:lvlText w:val=""/>
+      <w:lvlJc w:val="left"/>
+      <w:pPr>
+        <w:tabs>
+          <w:tab w:val="num" w:pos="5760"/>
+        </w:tabs>
+        <w:ind w:left="5760" w:hanging="360"/>
+      </w:pPr>
+      <w:rPr>
+        <w:rFonts w:ascii="Wingdings" w:hAnsi="Wingdings" w:hint="default"/>
+        <w:sz w:val="20"/>
+      </w:rPr>
+    </w:lvl>
+    <w:lvl w:ilvl="8" w:tentative="1">
+      <w:start w:val="1"/>
+      <w:numFmt w:val="bullet"/>
+      <w:lvlText w:val=""/>
+      <w:lvlJc w:val="left"/>
+      <w:pPr>
+        <w:tabs>
+          <w:tab w:val="num" w:pos="6480"/>
+        </w:tabs>
+        <w:ind w:left="6480" w:hanging="360"/>
+      </w:pPr>
+      <w:rPr>
+        <w:rFonts w:ascii="Wingdings" w:hAnsi="Wingdings" w:hint="default"/>
+        <w:sz w:val="20"/>
+      </w:rPr>
+    </w:lvl>
+  </w:abstractNum>
+  <w:abstractNum w:abstractNumId="5" w15:restartNumberingAfterBreak="0">
     <w:nsid w:val="0BD46F83"/>
     <w:multiLevelType w:val="multilevel"/>
     <w:tmpl w:val="80000292"/>
@@ -5902,118 +6960,6 @@
       <w:rPr>
         <w:rFonts w:ascii="Wingdings" w:hAnsi="Wingdings" w:hint="default"/>
         <w:sz w:val="20"/>
-      </w:rPr>
-    </w:lvl>
-  </w:abstractNum>
-  <w:abstractNum w:abstractNumId="5" w15:restartNumberingAfterBreak="0">
-    <w:nsid w:val="0F264748"/>
-    <w:multiLevelType w:val="hybridMultilevel"/>
-    <w:tmpl w:val="8210319A"/>
-    <w:lvl w:ilvl="0" w:tplc="981C0044">
-      <w:numFmt w:val="bullet"/>
-      <w:lvlText w:val="-"/>
-      <w:lvlJc w:val="left"/>
-      <w:pPr>
-        <w:ind w:left="720" w:hanging="360"/>
-      </w:pPr>
-      <w:rPr>
-        <w:rFonts w:ascii="Arial" w:eastAsiaTheme="minorHAnsi" w:hAnsi="Arial" w:cs="Arial" w:hint="default"/>
-      </w:rPr>
-    </w:lvl>
-    <w:lvl w:ilvl="1" w:tplc="04090003" w:tentative="1">
-      <w:start w:val="1"/>
-      <w:numFmt w:val="bullet"/>
-      <w:lvlText w:val="o"/>
-      <w:lvlJc w:val="left"/>
-      <w:pPr>
-        <w:ind w:left="1440" w:hanging="360"/>
-      </w:pPr>
-      <w:rPr>
-        <w:rFonts w:ascii="Courier New" w:hAnsi="Courier New" w:cs="Courier New" w:hint="default"/>
-      </w:rPr>
-    </w:lvl>
-    <w:lvl w:ilvl="2" w:tplc="04090005" w:tentative="1">
-      <w:start w:val="1"/>
-      <w:numFmt w:val="bullet"/>
-      <w:lvlText w:val=""/>
-      <w:lvlJc w:val="left"/>
-      <w:pPr>
-        <w:ind w:left="2160" w:hanging="360"/>
-      </w:pPr>
-      <w:rPr>
-        <w:rFonts w:ascii="Wingdings" w:hAnsi="Wingdings" w:hint="default"/>
-      </w:rPr>
-    </w:lvl>
-    <w:lvl w:ilvl="3" w:tplc="04090001" w:tentative="1">
-      <w:start w:val="1"/>
-      <w:numFmt w:val="bullet"/>
-      <w:lvlText w:val=""/>
-      <w:lvlJc w:val="left"/>
-      <w:pPr>
-        <w:ind w:left="2880" w:hanging="360"/>
-      </w:pPr>
-      <w:rPr>
-        <w:rFonts w:ascii="Symbol" w:hAnsi="Symbol" w:hint="default"/>
-      </w:rPr>
-    </w:lvl>
-    <w:lvl w:ilvl="4" w:tplc="04090003" w:tentative="1">
-      <w:start w:val="1"/>
-      <w:numFmt w:val="bullet"/>
-      <w:lvlText w:val="o"/>
-      <w:lvlJc w:val="left"/>
-      <w:pPr>
-        <w:ind w:left="3600" w:hanging="360"/>
-      </w:pPr>
-      <w:rPr>
-        <w:rFonts w:ascii="Courier New" w:hAnsi="Courier New" w:cs="Courier New" w:hint="default"/>
-      </w:rPr>
-    </w:lvl>
-    <w:lvl w:ilvl="5" w:tplc="04090005" w:tentative="1">
-      <w:start w:val="1"/>
-      <w:numFmt w:val="bullet"/>
-      <w:lvlText w:val=""/>
-      <w:lvlJc w:val="left"/>
-      <w:pPr>
-        <w:ind w:left="4320" w:hanging="360"/>
-      </w:pPr>
-      <w:rPr>
-        <w:rFonts w:ascii="Wingdings" w:hAnsi="Wingdings" w:hint="default"/>
-      </w:rPr>
-    </w:lvl>
-    <w:lvl w:ilvl="6" w:tplc="04090001" w:tentative="1">
-      <w:start w:val="1"/>
-      <w:numFmt w:val="bullet"/>
-      <w:lvlText w:val=""/>
-      <w:lvlJc w:val="left"/>
-      <w:pPr>
-        <w:ind w:left="5040" w:hanging="360"/>
-      </w:pPr>
-      <w:rPr>
-        <w:rFonts w:ascii="Symbol" w:hAnsi="Symbol" w:hint="default"/>
-      </w:rPr>
-    </w:lvl>
-    <w:lvl w:ilvl="7" w:tplc="04090003" w:tentative="1">
-      <w:start w:val="1"/>
-      <w:numFmt w:val="bullet"/>
-      <w:lvlText w:val="o"/>
-      <w:lvlJc w:val="left"/>
-      <w:pPr>
-        <w:ind w:left="5760" w:hanging="360"/>
-      </w:pPr>
-      <w:rPr>
-        <w:rFonts w:ascii="Courier New" w:hAnsi="Courier New" w:cs="Courier New" w:hint="default"/>
-      </w:rPr>
-    </w:lvl>
-    <w:lvl w:ilvl="8" w:tplc="04090005" w:tentative="1">
-      <w:start w:val="1"/>
-      <w:numFmt w:val="bullet"/>
-      <w:lvlText w:val=""/>
-      <w:lvlJc w:val="left"/>
-      <w:pPr>
-        <w:ind w:left="6480" w:hanging="360"/>
-      </w:pPr>
-      <w:rPr>
-        <w:rFonts w:ascii="Wingdings" w:hAnsi="Wingdings" w:hint="default"/>
       </w:rPr>
     </w:lvl>
   </w:abstractNum>
@@ -7061,6 +8007,304 @@
     </w:lvl>
   </w:abstractNum>
   <w:abstractNum w:abstractNumId="13" w15:restartNumberingAfterBreak="0">
+    <w:nsid w:val="1C594155"/>
+    <w:multiLevelType w:val="multilevel"/>
+    <w:tmpl w:val="1BE20218"/>
+    <w:lvl w:ilvl="0">
+      <w:start w:val="1"/>
+      <w:numFmt w:val="bullet"/>
+      <w:lvlText w:val=""/>
+      <w:lvlJc w:val="left"/>
+      <w:pPr>
+        <w:tabs>
+          <w:tab w:val="num" w:pos="720"/>
+        </w:tabs>
+        <w:ind w:left="720" w:hanging="360"/>
+      </w:pPr>
+      <w:rPr>
+        <w:rFonts w:ascii="Symbol" w:hAnsi="Symbol" w:hint="default"/>
+        <w:sz w:val="20"/>
+      </w:rPr>
+    </w:lvl>
+    <w:lvl w:ilvl="1" w:tentative="1">
+      <w:start w:val="1"/>
+      <w:numFmt w:val="bullet"/>
+      <w:lvlText w:val="o"/>
+      <w:lvlJc w:val="left"/>
+      <w:pPr>
+        <w:tabs>
+          <w:tab w:val="num" w:pos="1440"/>
+        </w:tabs>
+        <w:ind w:left="1440" w:hanging="360"/>
+      </w:pPr>
+      <w:rPr>
+        <w:rFonts w:ascii="Courier New" w:hAnsi="Courier New" w:hint="default"/>
+        <w:sz w:val="20"/>
+      </w:rPr>
+    </w:lvl>
+    <w:lvl w:ilvl="2" w:tentative="1">
+      <w:start w:val="1"/>
+      <w:numFmt w:val="bullet"/>
+      <w:lvlText w:val=""/>
+      <w:lvlJc w:val="left"/>
+      <w:pPr>
+        <w:tabs>
+          <w:tab w:val="num" w:pos="2160"/>
+        </w:tabs>
+        <w:ind w:left="2160" w:hanging="360"/>
+      </w:pPr>
+      <w:rPr>
+        <w:rFonts w:ascii="Wingdings" w:hAnsi="Wingdings" w:hint="default"/>
+        <w:sz w:val="20"/>
+      </w:rPr>
+    </w:lvl>
+    <w:lvl w:ilvl="3" w:tentative="1">
+      <w:start w:val="1"/>
+      <w:numFmt w:val="bullet"/>
+      <w:lvlText w:val=""/>
+      <w:lvlJc w:val="left"/>
+      <w:pPr>
+        <w:tabs>
+          <w:tab w:val="num" w:pos="2880"/>
+        </w:tabs>
+        <w:ind w:left="2880" w:hanging="360"/>
+      </w:pPr>
+      <w:rPr>
+        <w:rFonts w:ascii="Wingdings" w:hAnsi="Wingdings" w:hint="default"/>
+        <w:sz w:val="20"/>
+      </w:rPr>
+    </w:lvl>
+    <w:lvl w:ilvl="4" w:tentative="1">
+      <w:start w:val="1"/>
+      <w:numFmt w:val="bullet"/>
+      <w:lvlText w:val=""/>
+      <w:lvlJc w:val="left"/>
+      <w:pPr>
+        <w:tabs>
+          <w:tab w:val="num" w:pos="3600"/>
+        </w:tabs>
+        <w:ind w:left="3600" w:hanging="360"/>
+      </w:pPr>
+      <w:rPr>
+        <w:rFonts w:ascii="Wingdings" w:hAnsi="Wingdings" w:hint="default"/>
+        <w:sz w:val="20"/>
+      </w:rPr>
+    </w:lvl>
+    <w:lvl w:ilvl="5" w:tentative="1">
+      <w:start w:val="1"/>
+      <w:numFmt w:val="bullet"/>
+      <w:lvlText w:val=""/>
+      <w:lvlJc w:val="left"/>
+      <w:pPr>
+        <w:tabs>
+          <w:tab w:val="num" w:pos="4320"/>
+        </w:tabs>
+        <w:ind w:left="4320" w:hanging="360"/>
+      </w:pPr>
+      <w:rPr>
+        <w:rFonts w:ascii="Wingdings" w:hAnsi="Wingdings" w:hint="default"/>
+        <w:sz w:val="20"/>
+      </w:rPr>
+    </w:lvl>
+    <w:lvl w:ilvl="6" w:tentative="1">
+      <w:start w:val="1"/>
+      <w:numFmt w:val="bullet"/>
+      <w:lvlText w:val=""/>
+      <w:lvlJc w:val="left"/>
+      <w:pPr>
+        <w:tabs>
+          <w:tab w:val="num" w:pos="5040"/>
+        </w:tabs>
+        <w:ind w:left="5040" w:hanging="360"/>
+      </w:pPr>
+      <w:rPr>
+        <w:rFonts w:ascii="Wingdings" w:hAnsi="Wingdings" w:hint="default"/>
+        <w:sz w:val="20"/>
+      </w:rPr>
+    </w:lvl>
+    <w:lvl w:ilvl="7" w:tentative="1">
+      <w:start w:val="1"/>
+      <w:numFmt w:val="bullet"/>
+      <w:lvlText w:val=""/>
+      <w:lvlJc w:val="left"/>
+      <w:pPr>
+        <w:tabs>
+          <w:tab w:val="num" w:pos="5760"/>
+        </w:tabs>
+        <w:ind w:left="5760" w:hanging="360"/>
+      </w:pPr>
+      <w:rPr>
+        <w:rFonts w:ascii="Wingdings" w:hAnsi="Wingdings" w:hint="default"/>
+        <w:sz w:val="20"/>
+      </w:rPr>
+    </w:lvl>
+    <w:lvl w:ilvl="8" w:tentative="1">
+      <w:start w:val="1"/>
+      <w:numFmt w:val="bullet"/>
+      <w:lvlText w:val=""/>
+      <w:lvlJc w:val="left"/>
+      <w:pPr>
+        <w:tabs>
+          <w:tab w:val="num" w:pos="6480"/>
+        </w:tabs>
+        <w:ind w:left="6480" w:hanging="360"/>
+      </w:pPr>
+      <w:rPr>
+        <w:rFonts w:ascii="Wingdings" w:hAnsi="Wingdings" w:hint="default"/>
+        <w:sz w:val="20"/>
+      </w:rPr>
+    </w:lvl>
+  </w:abstractNum>
+  <w:abstractNum w:abstractNumId="14" w15:restartNumberingAfterBreak="0">
+    <w:nsid w:val="1DCF53A2"/>
+    <w:multiLevelType w:val="multilevel"/>
+    <w:tmpl w:val="78E66B96"/>
+    <w:lvl w:ilvl="0">
+      <w:start w:val="1"/>
+      <w:numFmt w:val="bullet"/>
+      <w:lvlText w:val=""/>
+      <w:lvlJc w:val="left"/>
+      <w:pPr>
+        <w:tabs>
+          <w:tab w:val="num" w:pos="720"/>
+        </w:tabs>
+        <w:ind w:left="720" w:hanging="360"/>
+      </w:pPr>
+      <w:rPr>
+        <w:rFonts w:ascii="Symbol" w:hAnsi="Symbol" w:hint="default"/>
+        <w:sz w:val="20"/>
+      </w:rPr>
+    </w:lvl>
+    <w:lvl w:ilvl="1" w:tentative="1">
+      <w:start w:val="1"/>
+      <w:numFmt w:val="bullet"/>
+      <w:lvlText w:val="o"/>
+      <w:lvlJc w:val="left"/>
+      <w:pPr>
+        <w:tabs>
+          <w:tab w:val="num" w:pos="1440"/>
+        </w:tabs>
+        <w:ind w:left="1440" w:hanging="360"/>
+      </w:pPr>
+      <w:rPr>
+        <w:rFonts w:ascii="Courier New" w:hAnsi="Courier New" w:hint="default"/>
+        <w:sz w:val="20"/>
+      </w:rPr>
+    </w:lvl>
+    <w:lvl w:ilvl="2" w:tentative="1">
+      <w:start w:val="1"/>
+      <w:numFmt w:val="bullet"/>
+      <w:lvlText w:val=""/>
+      <w:lvlJc w:val="left"/>
+      <w:pPr>
+        <w:tabs>
+          <w:tab w:val="num" w:pos="2160"/>
+        </w:tabs>
+        <w:ind w:left="2160" w:hanging="360"/>
+      </w:pPr>
+      <w:rPr>
+        <w:rFonts w:ascii="Wingdings" w:hAnsi="Wingdings" w:hint="default"/>
+        <w:sz w:val="20"/>
+      </w:rPr>
+    </w:lvl>
+    <w:lvl w:ilvl="3" w:tentative="1">
+      <w:start w:val="1"/>
+      <w:numFmt w:val="bullet"/>
+      <w:lvlText w:val=""/>
+      <w:lvlJc w:val="left"/>
+      <w:pPr>
+        <w:tabs>
+          <w:tab w:val="num" w:pos="2880"/>
+        </w:tabs>
+        <w:ind w:left="2880" w:hanging="360"/>
+      </w:pPr>
+      <w:rPr>
+        <w:rFonts w:ascii="Wingdings" w:hAnsi="Wingdings" w:hint="default"/>
+        <w:sz w:val="20"/>
+      </w:rPr>
+    </w:lvl>
+    <w:lvl w:ilvl="4" w:tentative="1">
+      <w:start w:val="1"/>
+      <w:numFmt w:val="bullet"/>
+      <w:lvlText w:val=""/>
+      <w:lvlJc w:val="left"/>
+      <w:pPr>
+        <w:tabs>
+          <w:tab w:val="num" w:pos="3600"/>
+        </w:tabs>
+        <w:ind w:left="3600" w:hanging="360"/>
+      </w:pPr>
+      <w:rPr>
+        <w:rFonts w:ascii="Wingdings" w:hAnsi="Wingdings" w:hint="default"/>
+        <w:sz w:val="20"/>
+      </w:rPr>
+    </w:lvl>
+    <w:lvl w:ilvl="5" w:tentative="1">
+      <w:start w:val="1"/>
+      <w:numFmt w:val="bullet"/>
+      <w:lvlText w:val=""/>
+      <w:lvlJc w:val="left"/>
+      <w:pPr>
+        <w:tabs>
+          <w:tab w:val="num" w:pos="4320"/>
+        </w:tabs>
+        <w:ind w:left="4320" w:hanging="360"/>
+      </w:pPr>
+      <w:rPr>
+        <w:rFonts w:ascii="Wingdings" w:hAnsi="Wingdings" w:hint="default"/>
+        <w:sz w:val="20"/>
+      </w:rPr>
+    </w:lvl>
+    <w:lvl w:ilvl="6" w:tentative="1">
+      <w:start w:val="1"/>
+      <w:numFmt w:val="bullet"/>
+      <w:lvlText w:val=""/>
+      <w:lvlJc w:val="left"/>
+      <w:pPr>
+        <w:tabs>
+          <w:tab w:val="num" w:pos="5040"/>
+        </w:tabs>
+        <w:ind w:left="5040" w:hanging="360"/>
+      </w:pPr>
+      <w:rPr>
+        <w:rFonts w:ascii="Wingdings" w:hAnsi="Wingdings" w:hint="default"/>
+        <w:sz w:val="20"/>
+      </w:rPr>
+    </w:lvl>
+    <w:lvl w:ilvl="7" w:tentative="1">
+      <w:start w:val="1"/>
+      <w:numFmt w:val="bullet"/>
+      <w:lvlText w:val=""/>
+      <w:lvlJc w:val="left"/>
+      <w:pPr>
+        <w:tabs>
+          <w:tab w:val="num" w:pos="5760"/>
+        </w:tabs>
+        <w:ind w:left="5760" w:hanging="360"/>
+      </w:pPr>
+      <w:rPr>
+        <w:rFonts w:ascii="Wingdings" w:hAnsi="Wingdings" w:hint="default"/>
+        <w:sz w:val="20"/>
+      </w:rPr>
+    </w:lvl>
+    <w:lvl w:ilvl="8" w:tentative="1">
+      <w:start w:val="1"/>
+      <w:numFmt w:val="bullet"/>
+      <w:lvlText w:val=""/>
+      <w:lvlJc w:val="left"/>
+      <w:pPr>
+        <w:tabs>
+          <w:tab w:val="num" w:pos="6480"/>
+        </w:tabs>
+        <w:ind w:left="6480" w:hanging="360"/>
+      </w:pPr>
+      <w:rPr>
+        <w:rFonts w:ascii="Wingdings" w:hAnsi="Wingdings" w:hint="default"/>
+        <w:sz w:val="20"/>
+      </w:rPr>
+    </w:lvl>
+  </w:abstractNum>
+  <w:abstractNum w:abstractNumId="15" w15:restartNumberingAfterBreak="0">
     <w:nsid w:val="1E9F0197"/>
     <w:multiLevelType w:val="multilevel"/>
     <w:tmpl w:val="6B12F6DA"/>
@@ -7209,7 +8453,7 @@
       </w:rPr>
     </w:lvl>
   </w:abstractNum>
-  <w:abstractNum w:abstractNumId="14" w15:restartNumberingAfterBreak="0">
+  <w:abstractNum w:abstractNumId="16" w15:restartNumberingAfterBreak="0">
     <w:nsid w:val="1EB52C8C"/>
     <w:multiLevelType w:val="hybridMultilevel"/>
     <w:tmpl w:val="5CEE9920"/>
@@ -7321,7 +8565,7 @@
       </w:rPr>
     </w:lvl>
   </w:abstractNum>
-  <w:abstractNum w:abstractNumId="15" w15:restartNumberingAfterBreak="0">
+  <w:abstractNum w:abstractNumId="17" w15:restartNumberingAfterBreak="0">
     <w:nsid w:val="1EBD6EE1"/>
     <w:multiLevelType w:val="multilevel"/>
     <w:tmpl w:val="DFDC8B80"/>
@@ -7470,7 +8714,7 @@
       </w:rPr>
     </w:lvl>
   </w:abstractNum>
-  <w:abstractNum w:abstractNumId="16" w15:restartNumberingAfterBreak="0">
+  <w:abstractNum w:abstractNumId="18" w15:restartNumberingAfterBreak="0">
     <w:nsid w:val="2130589D"/>
     <w:multiLevelType w:val="multilevel"/>
     <w:tmpl w:val="8E9A2512"/>
@@ -7619,7 +8863,7 @@
       </w:rPr>
     </w:lvl>
   </w:abstractNum>
-  <w:abstractNum w:abstractNumId="17" w15:restartNumberingAfterBreak="0">
+  <w:abstractNum w:abstractNumId="19" w15:restartNumberingAfterBreak="0">
     <w:nsid w:val="258F1BFE"/>
     <w:multiLevelType w:val="multilevel"/>
     <w:tmpl w:val="32FEB182"/>
@@ -7768,7 +9012,7 @@
       </w:rPr>
     </w:lvl>
   </w:abstractNum>
-  <w:abstractNum w:abstractNumId="18" w15:restartNumberingAfterBreak="0">
+  <w:abstractNum w:abstractNumId="20" w15:restartNumberingAfterBreak="0">
     <w:nsid w:val="261E7C30"/>
     <w:multiLevelType w:val="multilevel"/>
     <w:tmpl w:val="0D98C1A4"/>
@@ -7917,156 +9161,7 @@
       </w:rPr>
     </w:lvl>
   </w:abstractNum>
-  <w:abstractNum w:abstractNumId="19" w15:restartNumberingAfterBreak="0">
-    <w:nsid w:val="2647272D"/>
-    <w:multiLevelType w:val="multilevel"/>
-    <w:tmpl w:val="2662EE38"/>
-    <w:lvl w:ilvl="0">
-      <w:start w:val="1"/>
-      <w:numFmt w:val="bullet"/>
-      <w:lvlText w:val=""/>
-      <w:lvlJc w:val="left"/>
-      <w:pPr>
-        <w:tabs>
-          <w:tab w:val="num" w:pos="720"/>
-        </w:tabs>
-        <w:ind w:left="720" w:hanging="360"/>
-      </w:pPr>
-      <w:rPr>
-        <w:rFonts w:ascii="Symbol" w:hAnsi="Symbol" w:hint="default"/>
-        <w:sz w:val="20"/>
-      </w:rPr>
-    </w:lvl>
-    <w:lvl w:ilvl="1" w:tentative="1">
-      <w:start w:val="1"/>
-      <w:numFmt w:val="bullet"/>
-      <w:lvlText w:val="o"/>
-      <w:lvlJc w:val="left"/>
-      <w:pPr>
-        <w:tabs>
-          <w:tab w:val="num" w:pos="1440"/>
-        </w:tabs>
-        <w:ind w:left="1440" w:hanging="360"/>
-      </w:pPr>
-      <w:rPr>
-        <w:rFonts w:ascii="Courier New" w:hAnsi="Courier New" w:hint="default"/>
-        <w:sz w:val="20"/>
-      </w:rPr>
-    </w:lvl>
-    <w:lvl w:ilvl="2" w:tentative="1">
-      <w:start w:val="1"/>
-      <w:numFmt w:val="bullet"/>
-      <w:lvlText w:val=""/>
-      <w:lvlJc w:val="left"/>
-      <w:pPr>
-        <w:tabs>
-          <w:tab w:val="num" w:pos="2160"/>
-        </w:tabs>
-        <w:ind w:left="2160" w:hanging="360"/>
-      </w:pPr>
-      <w:rPr>
-        <w:rFonts w:ascii="Wingdings" w:hAnsi="Wingdings" w:hint="default"/>
-        <w:sz w:val="20"/>
-      </w:rPr>
-    </w:lvl>
-    <w:lvl w:ilvl="3" w:tentative="1">
-      <w:start w:val="1"/>
-      <w:numFmt w:val="bullet"/>
-      <w:lvlText w:val=""/>
-      <w:lvlJc w:val="left"/>
-      <w:pPr>
-        <w:tabs>
-          <w:tab w:val="num" w:pos="2880"/>
-        </w:tabs>
-        <w:ind w:left="2880" w:hanging="360"/>
-      </w:pPr>
-      <w:rPr>
-        <w:rFonts w:ascii="Wingdings" w:hAnsi="Wingdings" w:hint="default"/>
-        <w:sz w:val="20"/>
-      </w:rPr>
-    </w:lvl>
-    <w:lvl w:ilvl="4" w:tentative="1">
-      <w:start w:val="1"/>
-      <w:numFmt w:val="bullet"/>
-      <w:lvlText w:val=""/>
-      <w:lvlJc w:val="left"/>
-      <w:pPr>
-        <w:tabs>
-          <w:tab w:val="num" w:pos="3600"/>
-        </w:tabs>
-        <w:ind w:left="3600" w:hanging="360"/>
-      </w:pPr>
-      <w:rPr>
-        <w:rFonts w:ascii="Wingdings" w:hAnsi="Wingdings" w:hint="default"/>
-        <w:sz w:val="20"/>
-      </w:rPr>
-    </w:lvl>
-    <w:lvl w:ilvl="5" w:tentative="1">
-      <w:start w:val="1"/>
-      <w:numFmt w:val="bullet"/>
-      <w:lvlText w:val=""/>
-      <w:lvlJc w:val="left"/>
-      <w:pPr>
-        <w:tabs>
-          <w:tab w:val="num" w:pos="4320"/>
-        </w:tabs>
-        <w:ind w:left="4320" w:hanging="360"/>
-      </w:pPr>
-      <w:rPr>
-        <w:rFonts w:ascii="Wingdings" w:hAnsi="Wingdings" w:hint="default"/>
-        <w:sz w:val="20"/>
-      </w:rPr>
-    </w:lvl>
-    <w:lvl w:ilvl="6" w:tentative="1">
-      <w:start w:val="1"/>
-      <w:numFmt w:val="bullet"/>
-      <w:lvlText w:val=""/>
-      <w:lvlJc w:val="left"/>
-      <w:pPr>
-        <w:tabs>
-          <w:tab w:val="num" w:pos="5040"/>
-        </w:tabs>
-        <w:ind w:left="5040" w:hanging="360"/>
-      </w:pPr>
-      <w:rPr>
-        <w:rFonts w:ascii="Wingdings" w:hAnsi="Wingdings" w:hint="default"/>
-        <w:sz w:val="20"/>
-      </w:rPr>
-    </w:lvl>
-    <w:lvl w:ilvl="7" w:tentative="1">
-      <w:start w:val="1"/>
-      <w:numFmt w:val="bullet"/>
-      <w:lvlText w:val=""/>
-      <w:lvlJc w:val="left"/>
-      <w:pPr>
-        <w:tabs>
-          <w:tab w:val="num" w:pos="5760"/>
-        </w:tabs>
-        <w:ind w:left="5760" w:hanging="360"/>
-      </w:pPr>
-      <w:rPr>
-        <w:rFonts w:ascii="Wingdings" w:hAnsi="Wingdings" w:hint="default"/>
-        <w:sz w:val="20"/>
-      </w:rPr>
-    </w:lvl>
-    <w:lvl w:ilvl="8" w:tentative="1">
-      <w:start w:val="1"/>
-      <w:numFmt w:val="bullet"/>
-      <w:lvlText w:val=""/>
-      <w:lvlJc w:val="left"/>
-      <w:pPr>
-        <w:tabs>
-          <w:tab w:val="num" w:pos="6480"/>
-        </w:tabs>
-        <w:ind w:left="6480" w:hanging="360"/>
-      </w:pPr>
-      <w:rPr>
-        <w:rFonts w:ascii="Wingdings" w:hAnsi="Wingdings" w:hint="default"/>
-        <w:sz w:val="20"/>
-      </w:rPr>
-    </w:lvl>
-  </w:abstractNum>
-  <w:abstractNum w:abstractNumId="20" w15:restartNumberingAfterBreak="0">
+  <w:abstractNum w:abstractNumId="21" w15:restartNumberingAfterBreak="0">
     <w:nsid w:val="271920E4"/>
     <w:multiLevelType w:val="multilevel"/>
     <w:tmpl w:val="FCB8A876"/>
@@ -8215,7 +9310,7 @@
       </w:rPr>
     </w:lvl>
   </w:abstractNum>
-  <w:abstractNum w:abstractNumId="21" w15:restartNumberingAfterBreak="0">
+  <w:abstractNum w:abstractNumId="22" w15:restartNumberingAfterBreak="0">
     <w:nsid w:val="315130A3"/>
     <w:multiLevelType w:val="multilevel"/>
     <w:tmpl w:val="54722D3E"/>
@@ -8364,7 +9459,7 @@
       </w:rPr>
     </w:lvl>
   </w:abstractNum>
-  <w:abstractNum w:abstractNumId="22" w15:restartNumberingAfterBreak="0">
+  <w:abstractNum w:abstractNumId="23" w15:restartNumberingAfterBreak="0">
     <w:nsid w:val="331A1983"/>
     <w:multiLevelType w:val="multilevel"/>
     <w:tmpl w:val="EFA4215E"/>
@@ -8513,7 +9608,7 @@
       </w:rPr>
     </w:lvl>
   </w:abstractNum>
-  <w:abstractNum w:abstractNumId="23" w15:restartNumberingAfterBreak="0">
+  <w:abstractNum w:abstractNumId="24" w15:restartNumberingAfterBreak="0">
     <w:nsid w:val="331F78A0"/>
     <w:multiLevelType w:val="multilevel"/>
     <w:tmpl w:val="D624DE86"/>
@@ -8662,7 +9757,7 @@
       </w:rPr>
     </w:lvl>
   </w:abstractNum>
-  <w:abstractNum w:abstractNumId="24" w15:restartNumberingAfterBreak="0">
+  <w:abstractNum w:abstractNumId="25" w15:restartNumberingAfterBreak="0">
     <w:nsid w:val="346E2CE2"/>
     <w:multiLevelType w:val="multilevel"/>
     <w:tmpl w:val="477E4190"/>
@@ -8811,7 +9906,7 @@
       </w:rPr>
     </w:lvl>
   </w:abstractNum>
-  <w:abstractNum w:abstractNumId="25" w15:restartNumberingAfterBreak="0">
+  <w:abstractNum w:abstractNumId="26" w15:restartNumberingAfterBreak="0">
     <w:nsid w:val="348920FE"/>
     <w:multiLevelType w:val="multilevel"/>
     <w:tmpl w:val="D13C9410"/>
@@ -8960,7 +10055,156 @@
       </w:rPr>
     </w:lvl>
   </w:abstractNum>
-  <w:abstractNum w:abstractNumId="26" w15:restartNumberingAfterBreak="0">
+  <w:abstractNum w:abstractNumId="27" w15:restartNumberingAfterBreak="0">
+    <w:nsid w:val="38111646"/>
+    <w:multiLevelType w:val="multilevel"/>
+    <w:tmpl w:val="734226D2"/>
+    <w:lvl w:ilvl="0">
+      <w:start w:val="1"/>
+      <w:numFmt w:val="bullet"/>
+      <w:lvlText w:val=""/>
+      <w:lvlJc w:val="left"/>
+      <w:pPr>
+        <w:tabs>
+          <w:tab w:val="num" w:pos="720"/>
+        </w:tabs>
+        <w:ind w:left="720" w:hanging="360"/>
+      </w:pPr>
+      <w:rPr>
+        <w:rFonts w:ascii="Symbol" w:hAnsi="Symbol" w:hint="default"/>
+        <w:sz w:val="20"/>
+      </w:rPr>
+    </w:lvl>
+    <w:lvl w:ilvl="1" w:tentative="1">
+      <w:start w:val="1"/>
+      <w:numFmt w:val="bullet"/>
+      <w:lvlText w:val="o"/>
+      <w:lvlJc w:val="left"/>
+      <w:pPr>
+        <w:tabs>
+          <w:tab w:val="num" w:pos="1440"/>
+        </w:tabs>
+        <w:ind w:left="1440" w:hanging="360"/>
+      </w:pPr>
+      <w:rPr>
+        <w:rFonts w:ascii="Courier New" w:hAnsi="Courier New" w:hint="default"/>
+        <w:sz w:val="20"/>
+      </w:rPr>
+    </w:lvl>
+    <w:lvl w:ilvl="2" w:tentative="1">
+      <w:start w:val="1"/>
+      <w:numFmt w:val="bullet"/>
+      <w:lvlText w:val=""/>
+      <w:lvlJc w:val="left"/>
+      <w:pPr>
+        <w:tabs>
+          <w:tab w:val="num" w:pos="2160"/>
+        </w:tabs>
+        <w:ind w:left="2160" w:hanging="360"/>
+      </w:pPr>
+      <w:rPr>
+        <w:rFonts w:ascii="Wingdings" w:hAnsi="Wingdings" w:hint="default"/>
+        <w:sz w:val="20"/>
+      </w:rPr>
+    </w:lvl>
+    <w:lvl w:ilvl="3" w:tentative="1">
+      <w:start w:val="1"/>
+      <w:numFmt w:val="bullet"/>
+      <w:lvlText w:val=""/>
+      <w:lvlJc w:val="left"/>
+      <w:pPr>
+        <w:tabs>
+          <w:tab w:val="num" w:pos="2880"/>
+        </w:tabs>
+        <w:ind w:left="2880" w:hanging="360"/>
+      </w:pPr>
+      <w:rPr>
+        <w:rFonts w:ascii="Wingdings" w:hAnsi="Wingdings" w:hint="default"/>
+        <w:sz w:val="20"/>
+      </w:rPr>
+    </w:lvl>
+    <w:lvl w:ilvl="4" w:tentative="1">
+      <w:start w:val="1"/>
+      <w:numFmt w:val="bullet"/>
+      <w:lvlText w:val=""/>
+      <w:lvlJc w:val="left"/>
+      <w:pPr>
+        <w:tabs>
+          <w:tab w:val="num" w:pos="3600"/>
+        </w:tabs>
+        <w:ind w:left="3600" w:hanging="360"/>
+      </w:pPr>
+      <w:rPr>
+        <w:rFonts w:ascii="Wingdings" w:hAnsi="Wingdings" w:hint="default"/>
+        <w:sz w:val="20"/>
+      </w:rPr>
+    </w:lvl>
+    <w:lvl w:ilvl="5" w:tentative="1">
+      <w:start w:val="1"/>
+      <w:numFmt w:val="bullet"/>
+      <w:lvlText w:val=""/>
+      <w:lvlJc w:val="left"/>
+      <w:pPr>
+        <w:tabs>
+          <w:tab w:val="num" w:pos="4320"/>
+        </w:tabs>
+        <w:ind w:left="4320" w:hanging="360"/>
+      </w:pPr>
+      <w:rPr>
+        <w:rFonts w:ascii="Wingdings" w:hAnsi="Wingdings" w:hint="default"/>
+        <w:sz w:val="20"/>
+      </w:rPr>
+    </w:lvl>
+    <w:lvl w:ilvl="6" w:tentative="1">
+      <w:start w:val="1"/>
+      <w:numFmt w:val="bullet"/>
+      <w:lvlText w:val=""/>
+      <w:lvlJc w:val="left"/>
+      <w:pPr>
+        <w:tabs>
+          <w:tab w:val="num" w:pos="5040"/>
+        </w:tabs>
+        <w:ind w:left="5040" w:hanging="360"/>
+      </w:pPr>
+      <w:rPr>
+        <w:rFonts w:ascii="Wingdings" w:hAnsi="Wingdings" w:hint="default"/>
+        <w:sz w:val="20"/>
+      </w:rPr>
+    </w:lvl>
+    <w:lvl w:ilvl="7" w:tentative="1">
+      <w:start w:val="1"/>
+      <w:numFmt w:val="bullet"/>
+      <w:lvlText w:val=""/>
+      <w:lvlJc w:val="left"/>
+      <w:pPr>
+        <w:tabs>
+          <w:tab w:val="num" w:pos="5760"/>
+        </w:tabs>
+        <w:ind w:left="5760" w:hanging="360"/>
+      </w:pPr>
+      <w:rPr>
+        <w:rFonts w:ascii="Wingdings" w:hAnsi="Wingdings" w:hint="default"/>
+        <w:sz w:val="20"/>
+      </w:rPr>
+    </w:lvl>
+    <w:lvl w:ilvl="8" w:tentative="1">
+      <w:start w:val="1"/>
+      <w:numFmt w:val="bullet"/>
+      <w:lvlText w:val=""/>
+      <w:lvlJc w:val="left"/>
+      <w:pPr>
+        <w:tabs>
+          <w:tab w:val="num" w:pos="6480"/>
+        </w:tabs>
+        <w:ind w:left="6480" w:hanging="360"/>
+      </w:pPr>
+      <w:rPr>
+        <w:rFonts w:ascii="Wingdings" w:hAnsi="Wingdings" w:hint="default"/>
+        <w:sz w:val="20"/>
+      </w:rPr>
+    </w:lvl>
+  </w:abstractNum>
+  <w:abstractNum w:abstractNumId="28" w15:restartNumberingAfterBreak="0">
     <w:nsid w:val="3BC419B6"/>
     <w:multiLevelType w:val="multilevel"/>
     <w:tmpl w:val="3678072E"/>
@@ -9109,7 +10353,7 @@
       </w:rPr>
     </w:lvl>
   </w:abstractNum>
-  <w:abstractNum w:abstractNumId="27" w15:restartNumberingAfterBreak="0">
+  <w:abstractNum w:abstractNumId="29" w15:restartNumberingAfterBreak="0">
     <w:nsid w:val="3FAE4A07"/>
     <w:multiLevelType w:val="multilevel"/>
     <w:tmpl w:val="59300932"/>
@@ -9258,7 +10502,7 @@
       </w:rPr>
     </w:lvl>
   </w:abstractNum>
-  <w:abstractNum w:abstractNumId="28" w15:restartNumberingAfterBreak="0">
+  <w:abstractNum w:abstractNumId="30" w15:restartNumberingAfterBreak="0">
     <w:nsid w:val="48AE0377"/>
     <w:multiLevelType w:val="multilevel"/>
     <w:tmpl w:val="46546BC2"/>
@@ -9407,7 +10651,7 @@
       </w:rPr>
     </w:lvl>
   </w:abstractNum>
-  <w:abstractNum w:abstractNumId="29" w15:restartNumberingAfterBreak="0">
+  <w:abstractNum w:abstractNumId="31" w15:restartNumberingAfterBreak="0">
     <w:nsid w:val="4AF85F13"/>
     <w:multiLevelType w:val="multilevel"/>
     <w:tmpl w:val="725A3FE4"/>
@@ -9556,7 +10800,7 @@
       </w:rPr>
     </w:lvl>
   </w:abstractNum>
-  <w:abstractNum w:abstractNumId="30" w15:restartNumberingAfterBreak="0">
+  <w:abstractNum w:abstractNumId="32" w15:restartNumberingAfterBreak="0">
     <w:nsid w:val="4C4D712B"/>
     <w:multiLevelType w:val="multilevel"/>
     <w:tmpl w:val="A7B8ABC4"/>
@@ -9705,7 +10949,7 @@
       </w:rPr>
     </w:lvl>
   </w:abstractNum>
-  <w:abstractNum w:abstractNumId="31" w15:restartNumberingAfterBreak="0">
+  <w:abstractNum w:abstractNumId="33" w15:restartNumberingAfterBreak="0">
     <w:nsid w:val="4C60472D"/>
     <w:multiLevelType w:val="multilevel"/>
     <w:tmpl w:val="89C8649E"/>
@@ -9854,7 +11098,305 @@
       </w:rPr>
     </w:lvl>
   </w:abstractNum>
-  <w:abstractNum w:abstractNumId="32" w15:restartNumberingAfterBreak="0">
+  <w:abstractNum w:abstractNumId="34" w15:restartNumberingAfterBreak="0">
+    <w:nsid w:val="4DCD0A15"/>
+    <w:multiLevelType w:val="multilevel"/>
+    <w:tmpl w:val="D2D25032"/>
+    <w:lvl w:ilvl="0">
+      <w:start w:val="1"/>
+      <w:numFmt w:val="bullet"/>
+      <w:lvlText w:val=""/>
+      <w:lvlJc w:val="left"/>
+      <w:pPr>
+        <w:tabs>
+          <w:tab w:val="num" w:pos="720"/>
+        </w:tabs>
+        <w:ind w:left="720" w:hanging="360"/>
+      </w:pPr>
+      <w:rPr>
+        <w:rFonts w:ascii="Symbol" w:hAnsi="Symbol" w:hint="default"/>
+        <w:sz w:val="20"/>
+      </w:rPr>
+    </w:lvl>
+    <w:lvl w:ilvl="1" w:tentative="1">
+      <w:start w:val="1"/>
+      <w:numFmt w:val="bullet"/>
+      <w:lvlText w:val="o"/>
+      <w:lvlJc w:val="left"/>
+      <w:pPr>
+        <w:tabs>
+          <w:tab w:val="num" w:pos="1440"/>
+        </w:tabs>
+        <w:ind w:left="1440" w:hanging="360"/>
+      </w:pPr>
+      <w:rPr>
+        <w:rFonts w:ascii="Courier New" w:hAnsi="Courier New" w:hint="default"/>
+        <w:sz w:val="20"/>
+      </w:rPr>
+    </w:lvl>
+    <w:lvl w:ilvl="2" w:tentative="1">
+      <w:start w:val="1"/>
+      <w:numFmt w:val="bullet"/>
+      <w:lvlText w:val=""/>
+      <w:lvlJc w:val="left"/>
+      <w:pPr>
+        <w:tabs>
+          <w:tab w:val="num" w:pos="2160"/>
+        </w:tabs>
+        <w:ind w:left="2160" w:hanging="360"/>
+      </w:pPr>
+      <w:rPr>
+        <w:rFonts w:ascii="Wingdings" w:hAnsi="Wingdings" w:hint="default"/>
+        <w:sz w:val="20"/>
+      </w:rPr>
+    </w:lvl>
+    <w:lvl w:ilvl="3" w:tentative="1">
+      <w:start w:val="1"/>
+      <w:numFmt w:val="bullet"/>
+      <w:lvlText w:val=""/>
+      <w:lvlJc w:val="left"/>
+      <w:pPr>
+        <w:tabs>
+          <w:tab w:val="num" w:pos="2880"/>
+        </w:tabs>
+        <w:ind w:left="2880" w:hanging="360"/>
+      </w:pPr>
+      <w:rPr>
+        <w:rFonts w:ascii="Wingdings" w:hAnsi="Wingdings" w:hint="default"/>
+        <w:sz w:val="20"/>
+      </w:rPr>
+    </w:lvl>
+    <w:lvl w:ilvl="4" w:tentative="1">
+      <w:start w:val="1"/>
+      <w:numFmt w:val="bullet"/>
+      <w:lvlText w:val=""/>
+      <w:lvlJc w:val="left"/>
+      <w:pPr>
+        <w:tabs>
+          <w:tab w:val="num" w:pos="3600"/>
+        </w:tabs>
+        <w:ind w:left="3600" w:hanging="360"/>
+      </w:pPr>
+      <w:rPr>
+        <w:rFonts w:ascii="Wingdings" w:hAnsi="Wingdings" w:hint="default"/>
+        <w:sz w:val="20"/>
+      </w:rPr>
+    </w:lvl>
+    <w:lvl w:ilvl="5" w:tentative="1">
+      <w:start w:val="1"/>
+      <w:numFmt w:val="bullet"/>
+      <w:lvlText w:val=""/>
+      <w:lvlJc w:val="left"/>
+      <w:pPr>
+        <w:tabs>
+          <w:tab w:val="num" w:pos="4320"/>
+        </w:tabs>
+        <w:ind w:left="4320" w:hanging="360"/>
+      </w:pPr>
+      <w:rPr>
+        <w:rFonts w:ascii="Wingdings" w:hAnsi="Wingdings" w:hint="default"/>
+        <w:sz w:val="20"/>
+      </w:rPr>
+    </w:lvl>
+    <w:lvl w:ilvl="6" w:tentative="1">
+      <w:start w:val="1"/>
+      <w:numFmt w:val="bullet"/>
+      <w:lvlText w:val=""/>
+      <w:lvlJc w:val="left"/>
+      <w:pPr>
+        <w:tabs>
+          <w:tab w:val="num" w:pos="5040"/>
+        </w:tabs>
+        <w:ind w:left="5040" w:hanging="360"/>
+      </w:pPr>
+      <w:rPr>
+        <w:rFonts w:ascii="Wingdings" w:hAnsi="Wingdings" w:hint="default"/>
+        <w:sz w:val="20"/>
+      </w:rPr>
+    </w:lvl>
+    <w:lvl w:ilvl="7" w:tentative="1">
+      <w:start w:val="1"/>
+      <w:numFmt w:val="bullet"/>
+      <w:lvlText w:val=""/>
+      <w:lvlJc w:val="left"/>
+      <w:pPr>
+        <w:tabs>
+          <w:tab w:val="num" w:pos="5760"/>
+        </w:tabs>
+        <w:ind w:left="5760" w:hanging="360"/>
+      </w:pPr>
+      <w:rPr>
+        <w:rFonts w:ascii="Wingdings" w:hAnsi="Wingdings" w:hint="default"/>
+        <w:sz w:val="20"/>
+      </w:rPr>
+    </w:lvl>
+    <w:lvl w:ilvl="8" w:tentative="1">
+      <w:start w:val="1"/>
+      <w:numFmt w:val="bullet"/>
+      <w:lvlText w:val=""/>
+      <w:lvlJc w:val="left"/>
+      <w:pPr>
+        <w:tabs>
+          <w:tab w:val="num" w:pos="6480"/>
+        </w:tabs>
+        <w:ind w:left="6480" w:hanging="360"/>
+      </w:pPr>
+      <w:rPr>
+        <w:rFonts w:ascii="Wingdings" w:hAnsi="Wingdings" w:hint="default"/>
+        <w:sz w:val="20"/>
+      </w:rPr>
+    </w:lvl>
+  </w:abstractNum>
+  <w:abstractNum w:abstractNumId="35" w15:restartNumberingAfterBreak="0">
+    <w:nsid w:val="4E0A14BB"/>
+    <w:multiLevelType w:val="multilevel"/>
+    <w:tmpl w:val="1514E4D2"/>
+    <w:lvl w:ilvl="0">
+      <w:start w:val="1"/>
+      <w:numFmt w:val="bullet"/>
+      <w:lvlText w:val=""/>
+      <w:lvlJc w:val="left"/>
+      <w:pPr>
+        <w:tabs>
+          <w:tab w:val="num" w:pos="720"/>
+        </w:tabs>
+        <w:ind w:left="720" w:hanging="360"/>
+      </w:pPr>
+      <w:rPr>
+        <w:rFonts w:ascii="Symbol" w:hAnsi="Symbol" w:hint="default"/>
+        <w:sz w:val="20"/>
+      </w:rPr>
+    </w:lvl>
+    <w:lvl w:ilvl="1" w:tentative="1">
+      <w:start w:val="1"/>
+      <w:numFmt w:val="bullet"/>
+      <w:lvlText w:val="o"/>
+      <w:lvlJc w:val="left"/>
+      <w:pPr>
+        <w:tabs>
+          <w:tab w:val="num" w:pos="1440"/>
+        </w:tabs>
+        <w:ind w:left="1440" w:hanging="360"/>
+      </w:pPr>
+      <w:rPr>
+        <w:rFonts w:ascii="Courier New" w:hAnsi="Courier New" w:hint="default"/>
+        <w:sz w:val="20"/>
+      </w:rPr>
+    </w:lvl>
+    <w:lvl w:ilvl="2" w:tentative="1">
+      <w:start w:val="1"/>
+      <w:numFmt w:val="bullet"/>
+      <w:lvlText w:val=""/>
+      <w:lvlJc w:val="left"/>
+      <w:pPr>
+        <w:tabs>
+          <w:tab w:val="num" w:pos="2160"/>
+        </w:tabs>
+        <w:ind w:left="2160" w:hanging="360"/>
+      </w:pPr>
+      <w:rPr>
+        <w:rFonts w:ascii="Wingdings" w:hAnsi="Wingdings" w:hint="default"/>
+        <w:sz w:val="20"/>
+      </w:rPr>
+    </w:lvl>
+    <w:lvl w:ilvl="3" w:tentative="1">
+      <w:start w:val="1"/>
+      <w:numFmt w:val="bullet"/>
+      <w:lvlText w:val=""/>
+      <w:lvlJc w:val="left"/>
+      <w:pPr>
+        <w:tabs>
+          <w:tab w:val="num" w:pos="2880"/>
+        </w:tabs>
+        <w:ind w:left="2880" w:hanging="360"/>
+      </w:pPr>
+      <w:rPr>
+        <w:rFonts w:ascii="Wingdings" w:hAnsi="Wingdings" w:hint="default"/>
+        <w:sz w:val="20"/>
+      </w:rPr>
+    </w:lvl>
+    <w:lvl w:ilvl="4" w:tentative="1">
+      <w:start w:val="1"/>
+      <w:numFmt w:val="bullet"/>
+      <w:lvlText w:val=""/>
+      <w:lvlJc w:val="left"/>
+      <w:pPr>
+        <w:tabs>
+          <w:tab w:val="num" w:pos="3600"/>
+        </w:tabs>
+        <w:ind w:left="3600" w:hanging="360"/>
+      </w:pPr>
+      <w:rPr>
+        <w:rFonts w:ascii="Wingdings" w:hAnsi="Wingdings" w:hint="default"/>
+        <w:sz w:val="20"/>
+      </w:rPr>
+    </w:lvl>
+    <w:lvl w:ilvl="5" w:tentative="1">
+      <w:start w:val="1"/>
+      <w:numFmt w:val="bullet"/>
+      <w:lvlText w:val=""/>
+      <w:lvlJc w:val="left"/>
+      <w:pPr>
+        <w:tabs>
+          <w:tab w:val="num" w:pos="4320"/>
+        </w:tabs>
+        <w:ind w:left="4320" w:hanging="360"/>
+      </w:pPr>
+      <w:rPr>
+        <w:rFonts w:ascii="Wingdings" w:hAnsi="Wingdings" w:hint="default"/>
+        <w:sz w:val="20"/>
+      </w:rPr>
+    </w:lvl>
+    <w:lvl w:ilvl="6" w:tentative="1">
+      <w:start w:val="1"/>
+      <w:numFmt w:val="bullet"/>
+      <w:lvlText w:val=""/>
+      <w:lvlJc w:val="left"/>
+      <w:pPr>
+        <w:tabs>
+          <w:tab w:val="num" w:pos="5040"/>
+        </w:tabs>
+        <w:ind w:left="5040" w:hanging="360"/>
+      </w:pPr>
+      <w:rPr>
+        <w:rFonts w:ascii="Wingdings" w:hAnsi="Wingdings" w:hint="default"/>
+        <w:sz w:val="20"/>
+      </w:rPr>
+    </w:lvl>
+    <w:lvl w:ilvl="7" w:tentative="1">
+      <w:start w:val="1"/>
+      <w:numFmt w:val="bullet"/>
+      <w:lvlText w:val=""/>
+      <w:lvlJc w:val="left"/>
+      <w:pPr>
+        <w:tabs>
+          <w:tab w:val="num" w:pos="5760"/>
+        </w:tabs>
+        <w:ind w:left="5760" w:hanging="360"/>
+      </w:pPr>
+      <w:rPr>
+        <w:rFonts w:ascii="Wingdings" w:hAnsi="Wingdings" w:hint="default"/>
+        <w:sz w:val="20"/>
+      </w:rPr>
+    </w:lvl>
+    <w:lvl w:ilvl="8" w:tentative="1">
+      <w:start w:val="1"/>
+      <w:numFmt w:val="bullet"/>
+      <w:lvlText w:val=""/>
+      <w:lvlJc w:val="left"/>
+      <w:pPr>
+        <w:tabs>
+          <w:tab w:val="num" w:pos="6480"/>
+        </w:tabs>
+        <w:ind w:left="6480" w:hanging="360"/>
+      </w:pPr>
+      <w:rPr>
+        <w:rFonts w:ascii="Wingdings" w:hAnsi="Wingdings" w:hint="default"/>
+        <w:sz w:val="20"/>
+      </w:rPr>
+    </w:lvl>
+  </w:abstractNum>
+  <w:abstractNum w:abstractNumId="36" w15:restartNumberingAfterBreak="0">
     <w:nsid w:val="4EDE6E06"/>
     <w:multiLevelType w:val="multilevel"/>
     <w:tmpl w:val="57C81F76"/>
@@ -10003,7 +11545,7 @@
       </w:rPr>
     </w:lvl>
   </w:abstractNum>
-  <w:abstractNum w:abstractNumId="33" w15:restartNumberingAfterBreak="0">
+  <w:abstractNum w:abstractNumId="37" w15:restartNumberingAfterBreak="0">
     <w:nsid w:val="4F007CAB"/>
     <w:multiLevelType w:val="multilevel"/>
     <w:tmpl w:val="13224686"/>
@@ -10152,7 +11694,7 @@
       </w:rPr>
     </w:lvl>
   </w:abstractNum>
-  <w:abstractNum w:abstractNumId="34" w15:restartNumberingAfterBreak="0">
+  <w:abstractNum w:abstractNumId="38" w15:restartNumberingAfterBreak="0">
     <w:nsid w:val="521419C5"/>
     <w:multiLevelType w:val="multilevel"/>
     <w:tmpl w:val="AA58654E"/>
@@ -10301,7 +11843,156 @@
       </w:rPr>
     </w:lvl>
   </w:abstractNum>
-  <w:abstractNum w:abstractNumId="35" w15:restartNumberingAfterBreak="0">
+  <w:abstractNum w:abstractNumId="39" w15:restartNumberingAfterBreak="0">
+    <w:nsid w:val="56FD6865"/>
+    <w:multiLevelType w:val="multilevel"/>
+    <w:tmpl w:val="7D489680"/>
+    <w:lvl w:ilvl="0">
+      <w:start w:val="1"/>
+      <w:numFmt w:val="bullet"/>
+      <w:lvlText w:val=""/>
+      <w:lvlJc w:val="left"/>
+      <w:pPr>
+        <w:tabs>
+          <w:tab w:val="num" w:pos="720"/>
+        </w:tabs>
+        <w:ind w:left="720" w:hanging="360"/>
+      </w:pPr>
+      <w:rPr>
+        <w:rFonts w:ascii="Symbol" w:hAnsi="Symbol" w:hint="default"/>
+        <w:sz w:val="20"/>
+      </w:rPr>
+    </w:lvl>
+    <w:lvl w:ilvl="1" w:tentative="1">
+      <w:start w:val="1"/>
+      <w:numFmt w:val="bullet"/>
+      <w:lvlText w:val="o"/>
+      <w:lvlJc w:val="left"/>
+      <w:pPr>
+        <w:tabs>
+          <w:tab w:val="num" w:pos="1440"/>
+        </w:tabs>
+        <w:ind w:left="1440" w:hanging="360"/>
+      </w:pPr>
+      <w:rPr>
+        <w:rFonts w:ascii="Courier New" w:hAnsi="Courier New" w:hint="default"/>
+        <w:sz w:val="20"/>
+      </w:rPr>
+    </w:lvl>
+    <w:lvl w:ilvl="2" w:tentative="1">
+      <w:start w:val="1"/>
+      <w:numFmt w:val="bullet"/>
+      <w:lvlText w:val=""/>
+      <w:lvlJc w:val="left"/>
+      <w:pPr>
+        <w:tabs>
+          <w:tab w:val="num" w:pos="2160"/>
+        </w:tabs>
+        <w:ind w:left="2160" w:hanging="360"/>
+      </w:pPr>
+      <w:rPr>
+        <w:rFonts w:ascii="Wingdings" w:hAnsi="Wingdings" w:hint="default"/>
+        <w:sz w:val="20"/>
+      </w:rPr>
+    </w:lvl>
+    <w:lvl w:ilvl="3" w:tentative="1">
+      <w:start w:val="1"/>
+      <w:numFmt w:val="bullet"/>
+      <w:lvlText w:val=""/>
+      <w:lvlJc w:val="left"/>
+      <w:pPr>
+        <w:tabs>
+          <w:tab w:val="num" w:pos="2880"/>
+        </w:tabs>
+        <w:ind w:left="2880" w:hanging="360"/>
+      </w:pPr>
+      <w:rPr>
+        <w:rFonts w:ascii="Wingdings" w:hAnsi="Wingdings" w:hint="default"/>
+        <w:sz w:val="20"/>
+      </w:rPr>
+    </w:lvl>
+    <w:lvl w:ilvl="4" w:tentative="1">
+      <w:start w:val="1"/>
+      <w:numFmt w:val="bullet"/>
+      <w:lvlText w:val=""/>
+      <w:lvlJc w:val="left"/>
+      <w:pPr>
+        <w:tabs>
+          <w:tab w:val="num" w:pos="3600"/>
+        </w:tabs>
+        <w:ind w:left="3600" w:hanging="360"/>
+      </w:pPr>
+      <w:rPr>
+        <w:rFonts w:ascii="Wingdings" w:hAnsi="Wingdings" w:hint="default"/>
+        <w:sz w:val="20"/>
+      </w:rPr>
+    </w:lvl>
+    <w:lvl w:ilvl="5" w:tentative="1">
+      <w:start w:val="1"/>
+      <w:numFmt w:val="bullet"/>
+      <w:lvlText w:val=""/>
+      <w:lvlJc w:val="left"/>
+      <w:pPr>
+        <w:tabs>
+          <w:tab w:val="num" w:pos="4320"/>
+        </w:tabs>
+        <w:ind w:left="4320" w:hanging="360"/>
+      </w:pPr>
+      <w:rPr>
+        <w:rFonts w:ascii="Wingdings" w:hAnsi="Wingdings" w:hint="default"/>
+        <w:sz w:val="20"/>
+      </w:rPr>
+    </w:lvl>
+    <w:lvl w:ilvl="6" w:tentative="1">
+      <w:start w:val="1"/>
+      <w:numFmt w:val="bullet"/>
+      <w:lvlText w:val=""/>
+      <w:lvlJc w:val="left"/>
+      <w:pPr>
+        <w:tabs>
+          <w:tab w:val="num" w:pos="5040"/>
+        </w:tabs>
+        <w:ind w:left="5040" w:hanging="360"/>
+      </w:pPr>
+      <w:rPr>
+        <w:rFonts w:ascii="Wingdings" w:hAnsi="Wingdings" w:hint="default"/>
+        <w:sz w:val="20"/>
+      </w:rPr>
+    </w:lvl>
+    <w:lvl w:ilvl="7" w:tentative="1">
+      <w:start w:val="1"/>
+      <w:numFmt w:val="bullet"/>
+      <w:lvlText w:val=""/>
+      <w:lvlJc w:val="left"/>
+      <w:pPr>
+        <w:tabs>
+          <w:tab w:val="num" w:pos="5760"/>
+        </w:tabs>
+        <w:ind w:left="5760" w:hanging="360"/>
+      </w:pPr>
+      <w:rPr>
+        <w:rFonts w:ascii="Wingdings" w:hAnsi="Wingdings" w:hint="default"/>
+        <w:sz w:val="20"/>
+      </w:rPr>
+    </w:lvl>
+    <w:lvl w:ilvl="8" w:tentative="1">
+      <w:start w:val="1"/>
+      <w:numFmt w:val="bullet"/>
+      <w:lvlText w:val=""/>
+      <w:lvlJc w:val="left"/>
+      <w:pPr>
+        <w:tabs>
+          <w:tab w:val="num" w:pos="6480"/>
+        </w:tabs>
+        <w:ind w:left="6480" w:hanging="360"/>
+      </w:pPr>
+      <w:rPr>
+        <w:rFonts w:ascii="Wingdings" w:hAnsi="Wingdings" w:hint="default"/>
+        <w:sz w:val="20"/>
+      </w:rPr>
+    </w:lvl>
+  </w:abstractNum>
+  <w:abstractNum w:abstractNumId="40" w15:restartNumberingAfterBreak="0">
     <w:nsid w:val="57982AB9"/>
     <w:multiLevelType w:val="multilevel"/>
     <w:tmpl w:val="640C8ACA"/>
@@ -10450,7 +12141,156 @@
       </w:rPr>
     </w:lvl>
   </w:abstractNum>
-  <w:abstractNum w:abstractNumId="36" w15:restartNumberingAfterBreak="0">
+  <w:abstractNum w:abstractNumId="41" w15:restartNumberingAfterBreak="0">
+    <w:nsid w:val="585163E3"/>
+    <w:multiLevelType w:val="multilevel"/>
+    <w:tmpl w:val="970E8C8C"/>
+    <w:lvl w:ilvl="0">
+      <w:start w:val="1"/>
+      <w:numFmt w:val="bullet"/>
+      <w:lvlText w:val=""/>
+      <w:lvlJc w:val="left"/>
+      <w:pPr>
+        <w:tabs>
+          <w:tab w:val="num" w:pos="720"/>
+        </w:tabs>
+        <w:ind w:left="720" w:hanging="360"/>
+      </w:pPr>
+      <w:rPr>
+        <w:rFonts w:ascii="Symbol" w:hAnsi="Symbol" w:hint="default"/>
+        <w:sz w:val="20"/>
+      </w:rPr>
+    </w:lvl>
+    <w:lvl w:ilvl="1" w:tentative="1">
+      <w:start w:val="1"/>
+      <w:numFmt w:val="bullet"/>
+      <w:lvlText w:val="o"/>
+      <w:lvlJc w:val="left"/>
+      <w:pPr>
+        <w:tabs>
+          <w:tab w:val="num" w:pos="1440"/>
+        </w:tabs>
+        <w:ind w:left="1440" w:hanging="360"/>
+      </w:pPr>
+      <w:rPr>
+        <w:rFonts w:ascii="Courier New" w:hAnsi="Courier New" w:hint="default"/>
+        <w:sz w:val="20"/>
+      </w:rPr>
+    </w:lvl>
+    <w:lvl w:ilvl="2" w:tentative="1">
+      <w:start w:val="1"/>
+      <w:numFmt w:val="bullet"/>
+      <w:lvlText w:val=""/>
+      <w:lvlJc w:val="left"/>
+      <w:pPr>
+        <w:tabs>
+          <w:tab w:val="num" w:pos="2160"/>
+        </w:tabs>
+        <w:ind w:left="2160" w:hanging="360"/>
+      </w:pPr>
+      <w:rPr>
+        <w:rFonts w:ascii="Wingdings" w:hAnsi="Wingdings" w:hint="default"/>
+        <w:sz w:val="20"/>
+      </w:rPr>
+    </w:lvl>
+    <w:lvl w:ilvl="3" w:tentative="1">
+      <w:start w:val="1"/>
+      <w:numFmt w:val="bullet"/>
+      <w:lvlText w:val=""/>
+      <w:lvlJc w:val="left"/>
+      <w:pPr>
+        <w:tabs>
+          <w:tab w:val="num" w:pos="2880"/>
+        </w:tabs>
+        <w:ind w:left="2880" w:hanging="360"/>
+      </w:pPr>
+      <w:rPr>
+        <w:rFonts w:ascii="Wingdings" w:hAnsi="Wingdings" w:hint="default"/>
+        <w:sz w:val="20"/>
+      </w:rPr>
+    </w:lvl>
+    <w:lvl w:ilvl="4" w:tentative="1">
+      <w:start w:val="1"/>
+      <w:numFmt w:val="bullet"/>
+      <w:lvlText w:val=""/>
+      <w:lvlJc w:val="left"/>
+      <w:pPr>
+        <w:tabs>
+          <w:tab w:val="num" w:pos="3600"/>
+        </w:tabs>
+        <w:ind w:left="3600" w:hanging="360"/>
+      </w:pPr>
+      <w:rPr>
+        <w:rFonts w:ascii="Wingdings" w:hAnsi="Wingdings" w:hint="default"/>
+        <w:sz w:val="20"/>
+      </w:rPr>
+    </w:lvl>
+    <w:lvl w:ilvl="5" w:tentative="1">
+      <w:start w:val="1"/>
+      <w:numFmt w:val="bullet"/>
+      <w:lvlText w:val=""/>
+      <w:lvlJc w:val="left"/>
+      <w:pPr>
+        <w:tabs>
+          <w:tab w:val="num" w:pos="4320"/>
+        </w:tabs>
+        <w:ind w:left="4320" w:hanging="360"/>
+      </w:pPr>
+      <w:rPr>
+        <w:rFonts w:ascii="Wingdings" w:hAnsi="Wingdings" w:hint="default"/>
+        <w:sz w:val="20"/>
+      </w:rPr>
+    </w:lvl>
+    <w:lvl w:ilvl="6" w:tentative="1">
+      <w:start w:val="1"/>
+      <w:numFmt w:val="bullet"/>
+      <w:lvlText w:val=""/>
+      <w:lvlJc w:val="left"/>
+      <w:pPr>
+        <w:tabs>
+          <w:tab w:val="num" w:pos="5040"/>
+        </w:tabs>
+        <w:ind w:left="5040" w:hanging="360"/>
+      </w:pPr>
+      <w:rPr>
+        <w:rFonts w:ascii="Wingdings" w:hAnsi="Wingdings" w:hint="default"/>
+        <w:sz w:val="20"/>
+      </w:rPr>
+    </w:lvl>
+    <w:lvl w:ilvl="7" w:tentative="1">
+      <w:start w:val="1"/>
+      <w:numFmt w:val="bullet"/>
+      <w:lvlText w:val=""/>
+      <w:lvlJc w:val="left"/>
+      <w:pPr>
+        <w:tabs>
+          <w:tab w:val="num" w:pos="5760"/>
+        </w:tabs>
+        <w:ind w:left="5760" w:hanging="360"/>
+      </w:pPr>
+      <w:rPr>
+        <w:rFonts w:ascii="Wingdings" w:hAnsi="Wingdings" w:hint="default"/>
+        <w:sz w:val="20"/>
+      </w:rPr>
+    </w:lvl>
+    <w:lvl w:ilvl="8" w:tentative="1">
+      <w:start w:val="1"/>
+      <w:numFmt w:val="bullet"/>
+      <w:lvlText w:val=""/>
+      <w:lvlJc w:val="left"/>
+      <w:pPr>
+        <w:tabs>
+          <w:tab w:val="num" w:pos="6480"/>
+        </w:tabs>
+        <w:ind w:left="6480" w:hanging="360"/>
+      </w:pPr>
+      <w:rPr>
+        <w:rFonts w:ascii="Wingdings" w:hAnsi="Wingdings" w:hint="default"/>
+        <w:sz w:val="20"/>
+      </w:rPr>
+    </w:lvl>
+  </w:abstractNum>
+  <w:abstractNum w:abstractNumId="42" w15:restartNumberingAfterBreak="0">
     <w:nsid w:val="5DB82E53"/>
     <w:multiLevelType w:val="multilevel"/>
     <w:tmpl w:val="B5DC685E"/>
@@ -10599,7 +12439,7 @@
       </w:rPr>
     </w:lvl>
   </w:abstractNum>
-  <w:abstractNum w:abstractNumId="37" w15:restartNumberingAfterBreak="0">
+  <w:abstractNum w:abstractNumId="43" w15:restartNumberingAfterBreak="0">
     <w:nsid w:val="612D54C8"/>
     <w:multiLevelType w:val="multilevel"/>
     <w:tmpl w:val="A3A6853E"/>
@@ -10748,10 +12588,10 @@
       </w:rPr>
     </w:lvl>
   </w:abstractNum>
-  <w:abstractNum w:abstractNumId="38" w15:restartNumberingAfterBreak="0">
-    <w:nsid w:val="63AC08FC"/>
+  <w:abstractNum w:abstractNumId="44" w15:restartNumberingAfterBreak="0">
+    <w:nsid w:val="65647DCF"/>
     <w:multiLevelType w:val="multilevel"/>
-    <w:tmpl w:val="B5704140"/>
+    <w:tmpl w:val="734E0EF6"/>
     <w:lvl w:ilvl="0">
       <w:start w:val="1"/>
       <w:numFmt w:val="bullet"/>
@@ -10897,7 +12737,7 @@
       </w:rPr>
     </w:lvl>
   </w:abstractNum>
-  <w:abstractNum w:abstractNumId="39" w15:restartNumberingAfterBreak="0">
+  <w:abstractNum w:abstractNumId="45" w15:restartNumberingAfterBreak="0">
     <w:nsid w:val="690D6ADF"/>
     <w:multiLevelType w:val="multilevel"/>
     <w:tmpl w:val="540EFE9A"/>
@@ -11046,7 +12886,7 @@
       </w:rPr>
     </w:lvl>
   </w:abstractNum>
-  <w:abstractNum w:abstractNumId="40" w15:restartNumberingAfterBreak="0">
+  <w:abstractNum w:abstractNumId="46" w15:restartNumberingAfterBreak="0">
     <w:nsid w:val="6DF80EC0"/>
     <w:multiLevelType w:val="multilevel"/>
     <w:tmpl w:val="FB301302"/>
@@ -11195,7 +13035,7 @@
       </w:rPr>
     </w:lvl>
   </w:abstractNum>
-  <w:abstractNum w:abstractNumId="41" w15:restartNumberingAfterBreak="0">
+  <w:abstractNum w:abstractNumId="47" w15:restartNumberingAfterBreak="0">
     <w:nsid w:val="6E0D40D5"/>
     <w:multiLevelType w:val="multilevel"/>
     <w:tmpl w:val="E0B2A800"/>
@@ -11344,7 +13184,7 @@
       </w:rPr>
     </w:lvl>
   </w:abstractNum>
-  <w:abstractNum w:abstractNumId="42" w15:restartNumberingAfterBreak="0">
+  <w:abstractNum w:abstractNumId="48" w15:restartNumberingAfterBreak="0">
     <w:nsid w:val="6E1D0C25"/>
     <w:multiLevelType w:val="multilevel"/>
     <w:tmpl w:val="0D80471A"/>
@@ -11493,7 +13333,7 @@
       </w:rPr>
     </w:lvl>
   </w:abstractNum>
-  <w:abstractNum w:abstractNumId="43" w15:restartNumberingAfterBreak="0">
+  <w:abstractNum w:abstractNumId="49" w15:restartNumberingAfterBreak="0">
     <w:nsid w:val="6F793631"/>
     <w:multiLevelType w:val="multilevel"/>
     <w:tmpl w:val="6AC2F03A"/>
@@ -11642,7 +13482,7 @@
       </w:rPr>
     </w:lvl>
   </w:abstractNum>
-  <w:abstractNum w:abstractNumId="44" w15:restartNumberingAfterBreak="0">
+  <w:abstractNum w:abstractNumId="50" w15:restartNumberingAfterBreak="0">
     <w:nsid w:val="70717DCF"/>
     <w:multiLevelType w:val="multilevel"/>
     <w:tmpl w:val="810C1520"/>
@@ -11791,7 +13631,7 @@
       </w:rPr>
     </w:lvl>
   </w:abstractNum>
-  <w:abstractNum w:abstractNumId="45" w15:restartNumberingAfterBreak="0">
+  <w:abstractNum w:abstractNumId="51" w15:restartNumberingAfterBreak="0">
     <w:nsid w:val="70967CF6"/>
     <w:multiLevelType w:val="multilevel"/>
     <w:tmpl w:val="5658C498"/>
@@ -11940,7 +13780,7 @@
       </w:rPr>
     </w:lvl>
   </w:abstractNum>
-  <w:abstractNum w:abstractNumId="46" w15:restartNumberingAfterBreak="0">
+  <w:abstractNum w:abstractNumId="52" w15:restartNumberingAfterBreak="0">
     <w:nsid w:val="71370911"/>
     <w:multiLevelType w:val="multilevel"/>
     <w:tmpl w:val="EB1C1CE6"/>
@@ -12089,7 +13929,7 @@
       </w:rPr>
     </w:lvl>
   </w:abstractNum>
-  <w:abstractNum w:abstractNumId="47" w15:restartNumberingAfterBreak="0">
+  <w:abstractNum w:abstractNumId="53" w15:restartNumberingAfterBreak="0">
     <w:nsid w:val="74471A7F"/>
     <w:multiLevelType w:val="multilevel"/>
     <w:tmpl w:val="52D4E778"/>
@@ -12238,7 +14078,7 @@
       </w:rPr>
     </w:lvl>
   </w:abstractNum>
-  <w:abstractNum w:abstractNumId="48" w15:restartNumberingAfterBreak="0">
+  <w:abstractNum w:abstractNumId="54" w15:restartNumberingAfterBreak="0">
     <w:nsid w:val="76A73D32"/>
     <w:multiLevelType w:val="multilevel"/>
     <w:tmpl w:val="BD90B5A8"/>
@@ -12387,153 +14227,324 @@
       </w:rPr>
     </w:lvl>
   </w:abstractNum>
+  <w:abstractNum w:abstractNumId="55" w15:restartNumberingAfterBreak="0">
+    <w:nsid w:val="778B708E"/>
+    <w:multiLevelType w:val="multilevel"/>
+    <w:tmpl w:val="95322FF2"/>
+    <w:lvl w:ilvl="0">
+      <w:start w:val="1"/>
+      <w:numFmt w:val="bullet"/>
+      <w:lvlText w:val=""/>
+      <w:lvlJc w:val="left"/>
+      <w:pPr>
+        <w:tabs>
+          <w:tab w:val="num" w:pos="720"/>
+        </w:tabs>
+        <w:ind w:left="720" w:hanging="360"/>
+      </w:pPr>
+      <w:rPr>
+        <w:rFonts w:ascii="Symbol" w:hAnsi="Symbol" w:hint="default"/>
+        <w:sz w:val="20"/>
+      </w:rPr>
+    </w:lvl>
+    <w:lvl w:ilvl="1" w:tentative="1">
+      <w:start w:val="1"/>
+      <w:numFmt w:val="bullet"/>
+      <w:lvlText w:val="o"/>
+      <w:lvlJc w:val="left"/>
+      <w:pPr>
+        <w:tabs>
+          <w:tab w:val="num" w:pos="1440"/>
+        </w:tabs>
+        <w:ind w:left="1440" w:hanging="360"/>
+      </w:pPr>
+      <w:rPr>
+        <w:rFonts w:ascii="Courier New" w:hAnsi="Courier New" w:hint="default"/>
+        <w:sz w:val="20"/>
+      </w:rPr>
+    </w:lvl>
+    <w:lvl w:ilvl="2" w:tentative="1">
+      <w:start w:val="1"/>
+      <w:numFmt w:val="bullet"/>
+      <w:lvlText w:val=""/>
+      <w:lvlJc w:val="left"/>
+      <w:pPr>
+        <w:tabs>
+          <w:tab w:val="num" w:pos="2160"/>
+        </w:tabs>
+        <w:ind w:left="2160" w:hanging="360"/>
+      </w:pPr>
+      <w:rPr>
+        <w:rFonts w:ascii="Wingdings" w:hAnsi="Wingdings" w:hint="default"/>
+        <w:sz w:val="20"/>
+      </w:rPr>
+    </w:lvl>
+    <w:lvl w:ilvl="3" w:tentative="1">
+      <w:start w:val="1"/>
+      <w:numFmt w:val="bullet"/>
+      <w:lvlText w:val=""/>
+      <w:lvlJc w:val="left"/>
+      <w:pPr>
+        <w:tabs>
+          <w:tab w:val="num" w:pos="2880"/>
+        </w:tabs>
+        <w:ind w:left="2880" w:hanging="360"/>
+      </w:pPr>
+      <w:rPr>
+        <w:rFonts w:ascii="Wingdings" w:hAnsi="Wingdings" w:hint="default"/>
+        <w:sz w:val="20"/>
+      </w:rPr>
+    </w:lvl>
+    <w:lvl w:ilvl="4" w:tentative="1">
+      <w:start w:val="1"/>
+      <w:numFmt w:val="bullet"/>
+      <w:lvlText w:val=""/>
+      <w:lvlJc w:val="left"/>
+      <w:pPr>
+        <w:tabs>
+          <w:tab w:val="num" w:pos="3600"/>
+        </w:tabs>
+        <w:ind w:left="3600" w:hanging="360"/>
+      </w:pPr>
+      <w:rPr>
+        <w:rFonts w:ascii="Wingdings" w:hAnsi="Wingdings" w:hint="default"/>
+        <w:sz w:val="20"/>
+      </w:rPr>
+    </w:lvl>
+    <w:lvl w:ilvl="5" w:tentative="1">
+      <w:start w:val="1"/>
+      <w:numFmt w:val="bullet"/>
+      <w:lvlText w:val=""/>
+      <w:lvlJc w:val="left"/>
+      <w:pPr>
+        <w:tabs>
+          <w:tab w:val="num" w:pos="4320"/>
+        </w:tabs>
+        <w:ind w:left="4320" w:hanging="360"/>
+      </w:pPr>
+      <w:rPr>
+        <w:rFonts w:ascii="Wingdings" w:hAnsi="Wingdings" w:hint="default"/>
+        <w:sz w:val="20"/>
+      </w:rPr>
+    </w:lvl>
+    <w:lvl w:ilvl="6" w:tentative="1">
+      <w:start w:val="1"/>
+      <w:numFmt w:val="bullet"/>
+      <w:lvlText w:val=""/>
+      <w:lvlJc w:val="left"/>
+      <w:pPr>
+        <w:tabs>
+          <w:tab w:val="num" w:pos="5040"/>
+        </w:tabs>
+        <w:ind w:left="5040" w:hanging="360"/>
+      </w:pPr>
+      <w:rPr>
+        <w:rFonts w:ascii="Wingdings" w:hAnsi="Wingdings" w:hint="default"/>
+        <w:sz w:val="20"/>
+      </w:rPr>
+    </w:lvl>
+    <w:lvl w:ilvl="7" w:tentative="1">
+      <w:start w:val="1"/>
+      <w:numFmt w:val="bullet"/>
+      <w:lvlText w:val=""/>
+      <w:lvlJc w:val="left"/>
+      <w:pPr>
+        <w:tabs>
+          <w:tab w:val="num" w:pos="5760"/>
+        </w:tabs>
+        <w:ind w:left="5760" w:hanging="360"/>
+      </w:pPr>
+      <w:rPr>
+        <w:rFonts w:ascii="Wingdings" w:hAnsi="Wingdings" w:hint="default"/>
+        <w:sz w:val="20"/>
+      </w:rPr>
+    </w:lvl>
+    <w:lvl w:ilvl="8" w:tentative="1">
+      <w:start w:val="1"/>
+      <w:numFmt w:val="bullet"/>
+      <w:lvlText w:val=""/>
+      <w:lvlJc w:val="left"/>
+      <w:pPr>
+        <w:tabs>
+          <w:tab w:val="num" w:pos="6480"/>
+        </w:tabs>
+        <w:ind w:left="6480" w:hanging="360"/>
+      </w:pPr>
+      <w:rPr>
+        <w:rFonts w:ascii="Wingdings" w:hAnsi="Wingdings" w:hint="default"/>
+        <w:sz w:val="20"/>
+      </w:rPr>
+    </w:lvl>
+  </w:abstractNum>
   <w:num w:numId="1">
+    <w:abstractNumId w:val="16"/>
+  </w:num>
+  <w:num w:numId="2">
+    <w:abstractNumId w:val="51"/>
+  </w:num>
+  <w:num w:numId="3">
+    <w:abstractNumId w:val="6"/>
+  </w:num>
+  <w:num w:numId="4">
+    <w:abstractNumId w:val="46"/>
+  </w:num>
+  <w:num w:numId="5">
+    <w:abstractNumId w:val="9"/>
+  </w:num>
+  <w:num w:numId="6">
+    <w:abstractNumId w:val="10"/>
+  </w:num>
+  <w:num w:numId="7">
+    <w:abstractNumId w:val="33"/>
+  </w:num>
+  <w:num w:numId="8">
+    <w:abstractNumId w:val="52"/>
+  </w:num>
+  <w:num w:numId="9">
+    <w:abstractNumId w:val="0"/>
+  </w:num>
+  <w:num w:numId="10">
+    <w:abstractNumId w:val="26"/>
+  </w:num>
+  <w:num w:numId="11">
+    <w:abstractNumId w:val="43"/>
+  </w:num>
+  <w:num w:numId="12">
+    <w:abstractNumId w:val="54"/>
+  </w:num>
+  <w:num w:numId="13">
+    <w:abstractNumId w:val="38"/>
+  </w:num>
+  <w:num w:numId="14">
+    <w:abstractNumId w:val="47"/>
+  </w:num>
+  <w:num w:numId="15">
+    <w:abstractNumId w:val="32"/>
+  </w:num>
+  <w:num w:numId="16">
+    <w:abstractNumId w:val="53"/>
+  </w:num>
+  <w:num w:numId="17">
+    <w:abstractNumId w:val="18"/>
+  </w:num>
+  <w:num w:numId="18">
+    <w:abstractNumId w:val="24"/>
+  </w:num>
+  <w:num w:numId="19">
+    <w:abstractNumId w:val="21"/>
+  </w:num>
+  <w:num w:numId="20">
+    <w:abstractNumId w:val="15"/>
+  </w:num>
+  <w:num w:numId="21">
+    <w:abstractNumId w:val="36"/>
+  </w:num>
+  <w:num w:numId="22">
+    <w:abstractNumId w:val="11"/>
+  </w:num>
+  <w:num w:numId="23">
+    <w:abstractNumId w:val="23"/>
+  </w:num>
+  <w:num w:numId="24">
+    <w:abstractNumId w:val="31"/>
+  </w:num>
+  <w:num w:numId="25">
+    <w:abstractNumId w:val="29"/>
+  </w:num>
+  <w:num w:numId="26">
+    <w:abstractNumId w:val="3"/>
+  </w:num>
+  <w:num w:numId="27">
+    <w:abstractNumId w:val="49"/>
+  </w:num>
+  <w:num w:numId="28">
+    <w:abstractNumId w:val="22"/>
+  </w:num>
+  <w:num w:numId="29">
+    <w:abstractNumId w:val="2"/>
+  </w:num>
+  <w:num w:numId="30">
+    <w:abstractNumId w:val="48"/>
+  </w:num>
+  <w:num w:numId="31">
+    <w:abstractNumId w:val="8"/>
+  </w:num>
+  <w:num w:numId="32">
+    <w:abstractNumId w:val="37"/>
+  </w:num>
+  <w:num w:numId="33">
     <w:abstractNumId w:val="5"/>
   </w:num>
-  <w:num w:numId="2">
-    <w:abstractNumId w:val="19"/>
+  <w:num w:numId="34">
+    <w:abstractNumId w:val="1"/>
   </w:num>
-  <w:num w:numId="3">
-    <w:abstractNumId w:val="14"/>
+  <w:num w:numId="35">
+    <w:abstractNumId w:val="17"/>
   </w:num>
-  <w:num w:numId="4">
-    <w:abstractNumId w:val="38"/>
+  <w:num w:numId="36">
+    <w:abstractNumId w:val="7"/>
   </w:num>
-  <w:num w:numId="5">
-    <w:abstractNumId w:val="45"/>
+  <w:num w:numId="37">
+    <w:abstractNumId w:val="12"/>
   </w:num>
-  <w:num w:numId="6">
-    <w:abstractNumId w:val="6"/>
-  </w:num>
-  <w:num w:numId="7">
-    <w:abstractNumId w:val="40"/>
-  </w:num>
-  <w:num w:numId="8">
-    <w:abstractNumId w:val="9"/>
-  </w:num>
-  <w:num w:numId="9">
-    <w:abstractNumId w:val="10"/>
-  </w:num>
-  <w:num w:numId="10">
-    <w:abstractNumId w:val="31"/>
-  </w:num>
-  <w:num w:numId="11">
-    <w:abstractNumId w:val="46"/>
-  </w:num>
-  <w:num w:numId="12">
-    <w:abstractNumId w:val="0"/>
-  </w:num>
-  <w:num w:numId="13">
-    <w:abstractNumId w:val="25"/>
-  </w:num>
-  <w:num w:numId="14">
-    <w:abstractNumId w:val="37"/>
-  </w:num>
-  <w:num w:numId="15">
-    <w:abstractNumId w:val="48"/>
-  </w:num>
-  <w:num w:numId="16">
-    <w:abstractNumId w:val="34"/>
-  </w:num>
-  <w:num w:numId="17">
-    <w:abstractNumId w:val="41"/>
-  </w:num>
-  <w:num w:numId="18">
+  <w:num w:numId="38">
     <w:abstractNumId w:val="30"/>
   </w:num>
-  <w:num w:numId="19">
-    <w:abstractNumId w:val="47"/>
-  </w:num>
-  <w:num w:numId="20">
-    <w:abstractNumId w:val="16"/>
-  </w:num>
-  <w:num w:numId="21">
-    <w:abstractNumId w:val="23"/>
-  </w:num>
-  <w:num w:numId="22">
+  <w:num w:numId="39">
     <w:abstractNumId w:val="20"/>
   </w:num>
-  <w:num w:numId="23">
-    <w:abstractNumId w:val="13"/>
-  </w:num>
-  <w:num w:numId="24">
-    <w:abstractNumId w:val="32"/>
-  </w:num>
-  <w:num w:numId="25">
-    <w:abstractNumId w:val="11"/>
-  </w:num>
-  <w:num w:numId="26">
-    <w:abstractNumId w:val="22"/>
-  </w:num>
-  <w:num w:numId="27">
-    <w:abstractNumId w:val="29"/>
-  </w:num>
-  <w:num w:numId="28">
-    <w:abstractNumId w:val="27"/>
-  </w:num>
-  <w:num w:numId="29">
-    <w:abstractNumId w:val="3"/>
-  </w:num>
-  <w:num w:numId="30">
-    <w:abstractNumId w:val="43"/>
-  </w:num>
-  <w:num w:numId="31">
-    <w:abstractNumId w:val="21"/>
-  </w:num>
-  <w:num w:numId="32">
-    <w:abstractNumId w:val="2"/>
-  </w:num>
-  <w:num w:numId="33">
-    <w:abstractNumId w:val="42"/>
-  </w:num>
-  <w:num w:numId="34">
-    <w:abstractNumId w:val="8"/>
-  </w:num>
-  <w:num w:numId="35">
-    <w:abstractNumId w:val="33"/>
-  </w:num>
-  <w:num w:numId="36">
-    <w:abstractNumId w:val="4"/>
-  </w:num>
-  <w:num w:numId="37">
-    <w:abstractNumId w:val="1"/>
-  </w:num>
-  <w:num w:numId="38">
-    <w:abstractNumId w:val="15"/>
-  </w:num>
-  <w:num w:numId="39">
-    <w:abstractNumId w:val="7"/>
-  </w:num>
   <w:num w:numId="40">
-    <w:abstractNumId w:val="12"/>
+    <w:abstractNumId w:val="19"/>
   </w:num>
   <w:num w:numId="41">
     <w:abstractNumId w:val="28"/>
   </w:num>
   <w:num w:numId="42">
-    <w:abstractNumId w:val="18"/>
+    <w:abstractNumId w:val="50"/>
   </w:num>
   <w:num w:numId="43">
-    <w:abstractNumId w:val="17"/>
+    <w:abstractNumId w:val="42"/>
   </w:num>
   <w:num w:numId="44">
-    <w:abstractNumId w:val="26"/>
+    <w:abstractNumId w:val="25"/>
   </w:num>
   <w:num w:numId="45">
+    <w:abstractNumId w:val="40"/>
+  </w:num>
+  <w:num w:numId="46">
+    <w:abstractNumId w:val="45"/>
+  </w:num>
+  <w:num w:numId="47">
+    <w:abstractNumId w:val="39"/>
+  </w:num>
+  <w:num w:numId="48">
+    <w:abstractNumId w:val="13"/>
+  </w:num>
+  <w:num w:numId="49">
+    <w:abstractNumId w:val="34"/>
+  </w:num>
+  <w:num w:numId="50">
+    <w:abstractNumId w:val="4"/>
+  </w:num>
+  <w:num w:numId="51">
+    <w:abstractNumId w:val="55"/>
+  </w:num>
+  <w:num w:numId="52">
+    <w:abstractNumId w:val="41"/>
+  </w:num>
+  <w:num w:numId="53">
+    <w:abstractNumId w:val="27"/>
+  </w:num>
+  <w:num w:numId="54">
+    <w:abstractNumId w:val="35"/>
+  </w:num>
+  <w:num w:numId="55">
     <w:abstractNumId w:val="44"/>
   </w:num>
-  <w:num w:numId="46">
-    <w:abstractNumId w:val="36"/>
+  <w:num w:numId="56">
+    <w:abstractNumId w:val="14"/>
   </w:num>
-  <w:num w:numId="47">
-    <w:abstractNumId w:val="24"/>
-  </w:num>
-  <w:num w:numId="48">
-    <w:abstractNumId w:val="35"/>
-  </w:num>
-  <w:num w:numId="49">
-    <w:abstractNumId w:val="39"/>
-  </w:num>
+  <w:numIdMacAtCleanup w:val="56"/>
 </w:numbering>
 </file>
 
@@ -13289,7 +15300,7 @@
 </file>
 
 <file path=customXml/itemProps1.xml><?xml version="1.0" encoding="utf-8"?>
-<ds:datastoreItem xmlns:ds="http://schemas.openxmlformats.org/officeDocument/2006/customXml" ds:itemID="{DA927C95-47F8-4E90-8655-D33803796CCC}">
+<ds:datastoreItem xmlns:ds="http://schemas.openxmlformats.org/officeDocument/2006/customXml" ds:itemID="{FD8B625B-3F0E-425A-976E-796D76B840A5}">
   <ds:schemaRefs>
     <ds:schemaRef ds:uri="http://schemas.openxmlformats.org/officeDocument/2006/bibliography"/>
   </ds:schemaRefs>

--- a/Membuat Website dengan Bantuan AI.docx
+++ b/Membuat Website dengan Bantuan AI.docx
@@ -1,6 +1,6 @@
 
 <file path=word/document.xml><?xml version="1.0" encoding="utf-8"?>
-<w:document xmlns:wpc="http://schemas.microsoft.com/office/word/2010/wordprocessingCanvas" xmlns:cx="http://schemas.microsoft.com/office/drawing/2014/chartex" xmlns:cx1="http://schemas.microsoft.com/office/drawing/2015/9/8/chartex" xmlns:cx2="http://schemas.microsoft.com/office/drawing/2015/10/21/chartex" xmlns:cx3="http://schemas.microsoft.com/office/drawing/2016/5/9/chartex" xmlns:cx4="http://schemas.microsoft.com/office/drawing/2016/5/10/chartex" xmlns:cx5="http://schemas.microsoft.com/office/drawing/2016/5/11/chartex" xmlns:cx6="http://schemas.microsoft.com/office/drawing/2016/5/12/chartex" xmlns:cx7="http://schemas.microsoft.com/office/drawing/2016/5/13/chartex" xmlns:cx8="http://schemas.microsoft.com/office/drawing/2016/5/14/chartex" xmlns:mc="http://schemas.openxmlformats.org/markup-compatibility/2006" xmlns:aink="http://schemas.microsoft.com/office/drawing/2016/ink" xmlns:am3d="http://schemas.microsoft.com/office/drawing/2017/model3d" xmlns:o="urn:schemas-microsoft-com:office:office" xmlns:r="http://schemas.openxmlformats.org/officeDocument/2006/relationships" xmlns:m="http://schemas.openxmlformats.org/officeDocument/2006/math" xmlns:v="urn:schemas-microsoft-com:vml" xmlns:wp14="http://schemas.microsoft.com/office/word/2010/wordprocessingDrawing" xmlns:wp="http://schemas.openxmlformats.org/drawingml/2006/wordprocessingDrawing" xmlns:w10="urn:schemas-microsoft-com:office:word" xmlns:w="http://schemas.openxmlformats.org/wordprocessingml/2006/main" xmlns:w14="http://schemas.microsoft.com/office/word/2010/wordml" xmlns:w15="http://schemas.microsoft.com/office/word/2012/wordml" xmlns:w16cex="http://schemas.microsoft.com/office/word/2018/wordml/cex" xmlns:w16cid="http://schemas.microsoft.com/office/word/2016/wordml/cid" xmlns:w16="http://schemas.microsoft.com/office/word/2018/wordml" xmlns:w16se="http://schemas.microsoft.com/office/word/2015/wordml/symex" xmlns:wpg="http://schemas.microsoft.com/office/word/2010/wordprocessingGroup" xmlns:wpi="http://schemas.microsoft.com/office/word/2010/wordprocessingInk" xmlns:wne="http://schemas.microsoft.com/office/word/2006/wordml" xmlns:wps="http://schemas.microsoft.com/office/word/2010/wordprocessingShape" mc:Ignorable="w14 w15 w16se w16cid w16 w16cex wp14">
+<w:document xmlns:wpc="http://schemas.microsoft.com/office/word/2010/wordprocessingCanvas" xmlns:cx="http://schemas.microsoft.com/office/drawing/2014/chartex" xmlns:cx1="http://schemas.microsoft.com/office/drawing/2015/9/8/chartex" xmlns:cx2="http://schemas.microsoft.com/office/drawing/2015/10/21/chartex" xmlns:cx3="http://schemas.microsoft.com/office/drawing/2016/5/9/chartex" xmlns:cx4="http://schemas.microsoft.com/office/drawing/2016/5/10/chartex" xmlns:cx5="http://schemas.microsoft.com/office/drawing/2016/5/11/chartex" xmlns:cx6="http://schemas.microsoft.com/office/drawing/2016/5/12/chartex" xmlns:cx7="http://schemas.microsoft.com/office/drawing/2016/5/13/chartex" xmlns:cx8="http://schemas.microsoft.com/office/drawing/2016/5/14/chartex" xmlns:mc="http://schemas.openxmlformats.org/markup-compatibility/2006" xmlns:aink="http://schemas.microsoft.com/office/drawing/2016/ink" xmlns:am3d="http://schemas.microsoft.com/office/drawing/2017/model3d" xmlns:o="urn:schemas-microsoft-com:office:office" xmlns:oel="http://schemas.microsoft.com/office/2019/extlst" xmlns:r="http://schemas.openxmlformats.org/officeDocument/2006/relationships" xmlns:m="http://schemas.openxmlformats.org/officeDocument/2006/math" xmlns:v="urn:schemas-microsoft-com:vml" xmlns:wp14="http://schemas.microsoft.com/office/word/2010/wordprocessingDrawing" xmlns:wp="http://schemas.openxmlformats.org/drawingml/2006/wordprocessingDrawing" xmlns:w10="urn:schemas-microsoft-com:office:word" xmlns:w="http://schemas.openxmlformats.org/wordprocessingml/2006/main" xmlns:w14="http://schemas.microsoft.com/office/word/2010/wordml" xmlns:w15="http://schemas.microsoft.com/office/word/2012/wordml" xmlns:w16cex="http://schemas.microsoft.com/office/word/2018/wordml/cex" xmlns:w16cid="http://schemas.microsoft.com/office/word/2016/wordml/cid" xmlns:w16="http://schemas.microsoft.com/office/word/2018/wordml" xmlns:w16du="http://schemas.microsoft.com/office/word/2023/wordml/word16du" xmlns:w16sdtdh="http://schemas.microsoft.com/office/word/2020/wordml/sdtdatahash" xmlns:w16sdtfl="http://schemas.microsoft.com/office/word/2024/wordml/sdtformatlock" xmlns:w16se="http://schemas.microsoft.com/office/word/2015/wordml/symex" xmlns:wpg="http://schemas.microsoft.com/office/word/2010/wordprocessingGroup" xmlns:wpi="http://schemas.microsoft.com/office/word/2010/wordprocessingInk" xmlns:wne="http://schemas.microsoft.com/office/word/2006/wordml" xmlns:wps="http://schemas.microsoft.com/office/word/2010/wordprocessingShape" mc:Ignorable="w14 w15 w16se w16cid w16 w16cex w16sdtdh w16sdtfl w16du wp14">
   <w:body>
     <w:p>
       <w:pPr>
@@ -305,7 +305,13 @@
         <w:jc w:val="both"/>
       </w:pPr>
       <w:r>
-        <w:t>Install skills: pnpm I -g skills</w:t>
+        <w:t xml:space="preserve">Install skills: pnpm </w:t>
+      </w:r>
+      <w:r>
+        <w:t>i</w:t>
+      </w:r>
+      <w:r>
+        <w:t xml:space="preserve"> -g skills</w:t>
       </w:r>
     </w:p>
     <w:p>
@@ -1433,7 +1439,7 @@
               <w:jc w:val="both"/>
             </w:pPr>
             <w:r>
-              <w:t xml:space="preserve">  background-color: #000;</w:t>
+              <w:t xml:space="preserve">  background-color: #;</w:t>
             </w:r>
           </w:p>
           <w:p>
@@ -4107,7 +4113,7 @@
         <w:t>Buatkan website jasa titip antrian mandi yang pakai sistem pembayaran</w:t>
       </w:r>
       <w:r>
-        <w:t>. Kasih harga jasa 2.000 rupiah sekali titip antrian</w:t>
+        <w:t>. Kasih harga jasa 2. rupiah sekali titip antrian</w:t>
       </w:r>
     </w:p>
     <w:p>
@@ -4758,7 +4764,7 @@
                 <w:sz w:val="24"/>
                 <w:szCs w:val="24"/>
               </w:rPr>
-              <w:t>API keynya adalah sk-or-v1-1d2503cacedcf511b61a6b3a8526250fb2b005f8760bfdc39c5abe6d0c5cd8ef000</w:t>
+              <w:t>API keynya adalah 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</w:t>
             </w:r>
           </w:p>
           <w:p>
@@ -5942,15 +5948,19 @@
       <w:r>
         <w:t>_</w:t>
       </w:r>
-      <w:bookmarkStart w:id="0" w:name="_GoBack"/>
-      <w:bookmarkEnd w:id="0"/>
     </w:p>
     <w:p>
       <w:pPr>
         <w:jc w:val="center"/>
       </w:pPr>
       <w:r>
-        <w:t>Jika masih ada waktu, gunakan dengan memperbanyak latihan</w:t>
+        <w:t xml:space="preserve">Jika masih ada waktu, gunakan </w:t>
+      </w:r>
+      <w:r>
+        <w:t>untuk</w:t>
+      </w:r>
+      <w:r>
+        <w:t xml:space="preserve"> memperbanyak latihan</w:t>
       </w:r>
     </w:p>
     <w:sectPr>
@@ -5965,7 +5975,7 @@
 </file>
 
 <file path=word/endnotes.xml><?xml version="1.0" encoding="utf-8"?>
-<w:endnotes xmlns:wpc="http://schemas.microsoft.com/office/word/2010/wordprocessingCanvas" xmlns:cx="http://schemas.microsoft.com/office/drawing/2014/chartex" xmlns:cx1="http://schemas.microsoft.com/office/drawing/2015/9/8/chartex" xmlns:cx2="http://schemas.microsoft.com/office/drawing/2015/10/21/chartex" xmlns:cx3="http://schemas.microsoft.com/office/drawing/2016/5/9/chartex" xmlns:cx4="http://schemas.microsoft.com/office/drawing/2016/5/10/chartex" xmlns:cx5="http://schemas.microsoft.com/office/drawing/2016/5/11/chartex" xmlns:cx6="http://schemas.microsoft.com/office/drawing/2016/5/12/chartex" xmlns:cx7="http://schemas.microsoft.com/office/drawing/2016/5/13/chartex" xmlns:cx8="http://schemas.microsoft.com/office/drawing/2016/5/14/chartex" xmlns:mc="http://schemas.openxmlformats.org/markup-compatibility/2006" xmlns:aink="http://schemas.microsoft.com/office/drawing/2016/ink" xmlns:am3d="http://schemas.microsoft.com/office/drawing/2017/model3d" xmlns:o="urn:schemas-microsoft-com:office:office" xmlns:r="http://schemas.openxmlformats.org/officeDocument/2006/relationships" xmlns:m="http://schemas.openxmlformats.org/officeDocument/2006/math" xmlns:v="urn:schemas-microsoft-com:vml" xmlns:wp14="http://schemas.microsoft.com/office/word/2010/wordprocessingDrawing" xmlns:wp="http://schemas.openxmlformats.org/drawingml/2006/wordprocessingDrawing" xmlns:w10="urn:schemas-microsoft-com:office:word" xmlns:w="http://schemas.openxmlformats.org/wordprocessingml/2006/main" xmlns:w14="http://schemas.microsoft.com/office/word/2010/wordml" xmlns:w15="http://schemas.microsoft.com/office/word/2012/wordml" xmlns:w16cex="http://schemas.microsoft.com/office/word/2018/wordml/cex" xmlns:w16cid="http://schemas.microsoft.com/office/word/2016/wordml/cid" xmlns:w16="http://schemas.microsoft.com/office/word/2018/wordml" xmlns:w16se="http://schemas.microsoft.com/office/word/2015/wordml/symex" xmlns:wpg="http://schemas.microsoft.com/office/word/2010/wordprocessingGroup" xmlns:wpi="http://schemas.microsoft.com/office/word/2010/wordprocessingInk" xmlns:wne="http://schemas.microsoft.com/office/word/2006/wordml" xmlns:wps="http://schemas.microsoft.com/office/word/2010/wordprocessingShape" mc:Ignorable="w14 w15 w16se w16cid w16 w16cex wp14">
+<w:endnotes xmlns:wpc="http://schemas.microsoft.com/office/word/2010/wordprocessingCanvas" xmlns:cx="http://schemas.microsoft.com/office/drawing/2014/chartex" xmlns:cx1="http://schemas.microsoft.com/office/drawing/2015/9/8/chartex" xmlns:cx2="http://schemas.microsoft.com/office/drawing/2015/10/21/chartex" xmlns:cx3="http://schemas.microsoft.com/office/drawing/2016/5/9/chartex" xmlns:cx4="http://schemas.microsoft.com/office/drawing/2016/5/10/chartex" xmlns:cx5="http://schemas.microsoft.com/office/drawing/2016/5/11/chartex" xmlns:cx6="http://schemas.microsoft.com/office/drawing/2016/5/12/chartex" xmlns:cx7="http://schemas.microsoft.com/office/drawing/2016/5/13/chartex" xmlns:cx8="http://schemas.microsoft.com/office/drawing/2016/5/14/chartex" xmlns:mc="http://schemas.openxmlformats.org/markup-compatibility/2006" xmlns:aink="http://schemas.microsoft.com/office/drawing/2016/ink" xmlns:am3d="http://schemas.microsoft.com/office/drawing/2017/model3d" xmlns:o="urn:schemas-microsoft-com:office:office" xmlns:oel="http://schemas.microsoft.com/office/2019/extlst" xmlns:r="http://schemas.openxmlformats.org/officeDocument/2006/relationships" xmlns:m="http://schemas.openxmlformats.org/officeDocument/2006/math" xmlns:v="urn:schemas-microsoft-com:vml" xmlns:wp14="http://schemas.microsoft.com/office/word/2010/wordprocessingDrawing" xmlns:wp="http://schemas.openxmlformats.org/drawingml/2006/wordprocessingDrawing" xmlns:w10="urn:schemas-microsoft-com:office:word" xmlns:w="http://schemas.openxmlformats.org/wordprocessingml/2006/main" xmlns:w14="http://schemas.microsoft.com/office/word/2010/wordml" xmlns:w15="http://schemas.microsoft.com/office/word/2012/wordml" xmlns:w16cex="http://schemas.microsoft.com/office/word/2018/wordml/cex" xmlns:w16cid="http://schemas.microsoft.com/office/word/2016/wordml/cid" xmlns:w16="http://schemas.microsoft.com/office/word/2018/wordml" xmlns:w16du="http://schemas.microsoft.com/office/word/2023/wordml/word16du" xmlns:w16sdtdh="http://schemas.microsoft.com/office/word/2020/wordml/sdtdatahash" xmlns:w16sdtfl="http://schemas.microsoft.com/office/word/2024/wordml/sdtformatlock" xmlns:w16se="http://schemas.microsoft.com/office/word/2015/wordml/symex" xmlns:wpg="http://schemas.microsoft.com/office/word/2010/wordprocessingGroup" xmlns:wpi="http://schemas.microsoft.com/office/word/2010/wordprocessingInk" xmlns:wne="http://schemas.microsoft.com/office/word/2006/wordml" xmlns:wps="http://schemas.microsoft.com/office/word/2010/wordprocessingShape" mc:Ignorable="w14 w15 w16se w16cid w16 w16cex w16sdtdh w16sdtfl w16du wp14">
   <w:endnote w:type="separator" w:id="-1">
     <w:p>
       <w:pPr>
@@ -5990,7 +6000,7 @@
 </file>
 
 <file path=word/footer1.xml><?xml version="1.0" encoding="utf-8"?>
-<w:ftr xmlns:wpc="http://schemas.microsoft.com/office/word/2010/wordprocessingCanvas" xmlns:cx="http://schemas.microsoft.com/office/drawing/2014/chartex" xmlns:cx1="http://schemas.microsoft.com/office/drawing/2015/9/8/chartex" xmlns:cx2="http://schemas.microsoft.com/office/drawing/2015/10/21/chartex" xmlns:cx3="http://schemas.microsoft.com/office/drawing/2016/5/9/chartex" xmlns:cx4="http://schemas.microsoft.com/office/drawing/2016/5/10/chartex" xmlns:cx5="http://schemas.microsoft.com/office/drawing/2016/5/11/chartex" xmlns:cx6="http://schemas.microsoft.com/office/drawing/2016/5/12/chartex" xmlns:cx7="http://schemas.microsoft.com/office/drawing/2016/5/13/chartex" xmlns:cx8="http://schemas.microsoft.com/office/drawing/2016/5/14/chartex" xmlns:mc="http://schemas.openxmlformats.org/markup-compatibility/2006" xmlns:aink="http://schemas.microsoft.com/office/drawing/2016/ink" xmlns:am3d="http://schemas.microsoft.com/office/drawing/2017/model3d" xmlns:o="urn:schemas-microsoft-com:office:office" xmlns:r="http://schemas.openxmlformats.org/officeDocument/2006/relationships" xmlns:m="http://schemas.openxmlformats.org/officeDocument/2006/math" xmlns:v="urn:schemas-microsoft-com:vml" xmlns:wp14="http://schemas.microsoft.com/office/word/2010/wordprocessingDrawing" xmlns:wp="http://schemas.openxmlformats.org/drawingml/2006/wordprocessingDrawing" xmlns:w10="urn:schemas-microsoft-com:office:word" xmlns:w="http://schemas.openxmlformats.org/wordprocessingml/2006/main" xmlns:w14="http://schemas.microsoft.com/office/word/2010/wordml" xmlns:w15="http://schemas.microsoft.com/office/word/2012/wordml" xmlns:w16cex="http://schemas.microsoft.com/office/word/2018/wordml/cex" xmlns:w16cid="http://schemas.microsoft.com/office/word/2016/wordml/cid" xmlns:w16="http://schemas.microsoft.com/office/word/2018/wordml" xmlns:w16se="http://schemas.microsoft.com/office/word/2015/wordml/symex" xmlns:wpg="http://schemas.microsoft.com/office/word/2010/wordprocessingGroup" xmlns:wpi="http://schemas.microsoft.com/office/word/2010/wordprocessingInk" xmlns:wne="http://schemas.microsoft.com/office/word/2006/wordml" xmlns:wps="http://schemas.microsoft.com/office/word/2010/wordprocessingShape" mc:Ignorable="w14 w15 w16se w16cid w16 w16cex wp14">
+<w:ftr xmlns:wpc="http://schemas.microsoft.com/office/word/2010/wordprocessingCanvas" xmlns:cx="http://schemas.microsoft.com/office/drawing/2014/chartex" xmlns:cx1="http://schemas.microsoft.com/office/drawing/2015/9/8/chartex" xmlns:cx2="http://schemas.microsoft.com/office/drawing/2015/10/21/chartex" xmlns:cx3="http://schemas.microsoft.com/office/drawing/2016/5/9/chartex" xmlns:cx4="http://schemas.microsoft.com/office/drawing/2016/5/10/chartex" xmlns:cx5="http://schemas.microsoft.com/office/drawing/2016/5/11/chartex" xmlns:cx6="http://schemas.microsoft.com/office/drawing/2016/5/12/chartex" xmlns:cx7="http://schemas.microsoft.com/office/drawing/2016/5/13/chartex" xmlns:cx8="http://schemas.microsoft.com/office/drawing/2016/5/14/chartex" xmlns:mc="http://schemas.openxmlformats.org/markup-compatibility/2006" xmlns:aink="http://schemas.microsoft.com/office/drawing/2016/ink" xmlns:am3d="http://schemas.microsoft.com/office/drawing/2017/model3d" xmlns:o="urn:schemas-microsoft-com:office:office" xmlns:oel="http://schemas.microsoft.com/office/2019/extlst" xmlns:r="http://schemas.openxmlformats.org/officeDocument/2006/relationships" xmlns:m="http://schemas.openxmlformats.org/officeDocument/2006/math" xmlns:v="urn:schemas-microsoft-com:vml" xmlns:wp14="http://schemas.microsoft.com/office/word/2010/wordprocessingDrawing" xmlns:wp="http://schemas.openxmlformats.org/drawingml/2006/wordprocessingDrawing" xmlns:w10="urn:schemas-microsoft-com:office:word" xmlns:w="http://schemas.openxmlformats.org/wordprocessingml/2006/main" xmlns:w14="http://schemas.microsoft.com/office/word/2010/wordml" xmlns:w15="http://schemas.microsoft.com/office/word/2012/wordml" xmlns:w16cex="http://schemas.microsoft.com/office/word/2018/wordml/cex" xmlns:w16cid="http://schemas.microsoft.com/office/word/2016/wordml/cid" xmlns:w16="http://schemas.microsoft.com/office/word/2018/wordml" xmlns:w16du="http://schemas.microsoft.com/office/word/2023/wordml/word16du" xmlns:w16sdtdh="http://schemas.microsoft.com/office/word/2020/wordml/sdtdatahash" xmlns:w16sdtfl="http://schemas.microsoft.com/office/word/2024/wordml/sdtformatlock" xmlns:w16se="http://schemas.microsoft.com/office/word/2015/wordml/symex" xmlns:wpg="http://schemas.microsoft.com/office/word/2010/wordprocessingGroup" xmlns:wpi="http://schemas.microsoft.com/office/word/2010/wordprocessingInk" xmlns:wne="http://schemas.microsoft.com/office/word/2006/wordml" xmlns:wps="http://schemas.microsoft.com/office/word/2010/wordprocessingShape" mc:Ignorable="w14 w15 w16se w16cid w16 w16cex w16sdtdh w16sdtfl w16du wp14">
   <w:sdt>
     <w:sdtPr>
       <w:id w:val="141542371"/>
@@ -6043,7 +6053,7 @@
 </file>
 
 <file path=word/footnotes.xml><?xml version="1.0" encoding="utf-8"?>
-<w:footnotes xmlns:wpc="http://schemas.microsoft.com/office/word/2010/wordprocessingCanvas" xmlns:cx="http://schemas.microsoft.com/office/drawing/2014/chartex" xmlns:cx1="http://schemas.microsoft.com/office/drawing/2015/9/8/chartex" xmlns:cx2="http://schemas.microsoft.com/office/drawing/2015/10/21/chartex" xmlns:cx3="http://schemas.microsoft.com/office/drawing/2016/5/9/chartex" xmlns:cx4="http://schemas.microsoft.com/office/drawing/2016/5/10/chartex" xmlns:cx5="http://schemas.microsoft.com/office/drawing/2016/5/11/chartex" xmlns:cx6="http://schemas.microsoft.com/office/drawing/2016/5/12/chartex" xmlns:cx7="http://schemas.microsoft.com/office/drawing/2016/5/13/chartex" xmlns:cx8="http://schemas.microsoft.com/office/drawing/2016/5/14/chartex" xmlns:mc="http://schemas.openxmlformats.org/markup-compatibility/2006" xmlns:aink="http://schemas.microsoft.com/office/drawing/2016/ink" xmlns:am3d="http://schemas.microsoft.com/office/drawing/2017/model3d" xmlns:o="urn:schemas-microsoft-com:office:office" xmlns:r="http://schemas.openxmlformats.org/officeDocument/2006/relationships" xmlns:m="http://schemas.openxmlformats.org/officeDocument/2006/math" xmlns:v="urn:schemas-microsoft-com:vml" xmlns:wp14="http://schemas.microsoft.com/office/word/2010/wordprocessingDrawing" xmlns:wp="http://schemas.openxmlformats.org/drawingml/2006/wordprocessingDrawing" xmlns:w10="urn:schemas-microsoft-com:office:word" xmlns:w="http://schemas.openxmlformats.org/wordprocessingml/2006/main" xmlns:w14="http://schemas.microsoft.com/office/word/2010/wordml" xmlns:w15="http://schemas.microsoft.com/office/word/2012/wordml" xmlns:w16cex="http://schemas.microsoft.com/office/word/2018/wordml/cex" xmlns:w16cid="http://schemas.microsoft.com/office/word/2016/wordml/cid" xmlns:w16="http://schemas.microsoft.com/office/word/2018/wordml" xmlns:w16se="http://schemas.microsoft.com/office/word/2015/wordml/symex" xmlns:wpg="http://schemas.microsoft.com/office/word/2010/wordprocessingGroup" xmlns:wpi="http://schemas.microsoft.com/office/word/2010/wordprocessingInk" xmlns:wne="http://schemas.microsoft.com/office/word/2006/wordml" xmlns:wps="http://schemas.microsoft.com/office/word/2010/wordprocessingShape" mc:Ignorable="w14 w15 w16se w16cid w16 w16cex wp14">
+<w:footnotes xmlns:wpc="http://schemas.microsoft.com/office/word/2010/wordprocessingCanvas" xmlns:cx="http://schemas.microsoft.com/office/drawing/2014/chartex" xmlns:cx1="http://schemas.microsoft.com/office/drawing/2015/9/8/chartex" xmlns:cx2="http://schemas.microsoft.com/office/drawing/2015/10/21/chartex" xmlns:cx3="http://schemas.microsoft.com/office/drawing/2016/5/9/chartex" xmlns:cx4="http://schemas.microsoft.com/office/drawing/2016/5/10/chartex" xmlns:cx5="http://schemas.microsoft.com/office/drawing/2016/5/11/chartex" xmlns:cx6="http://schemas.microsoft.com/office/drawing/2016/5/12/chartex" xmlns:cx7="http://schemas.microsoft.com/office/drawing/2016/5/13/chartex" xmlns:cx8="http://schemas.microsoft.com/office/drawing/2016/5/14/chartex" xmlns:mc="http://schemas.openxmlformats.org/markup-compatibility/2006" xmlns:aink="http://schemas.microsoft.com/office/drawing/2016/ink" xmlns:am3d="http://schemas.microsoft.com/office/drawing/2017/model3d" xmlns:o="urn:schemas-microsoft-com:office:office" xmlns:oel="http://schemas.microsoft.com/office/2019/extlst" xmlns:r="http://schemas.openxmlformats.org/officeDocument/2006/relationships" xmlns:m="http://schemas.openxmlformats.org/officeDocument/2006/math" xmlns:v="urn:schemas-microsoft-com:vml" xmlns:wp14="http://schemas.microsoft.com/office/word/2010/wordprocessingDrawing" xmlns:wp="http://schemas.openxmlformats.org/drawingml/2006/wordprocessingDrawing" xmlns:w10="urn:schemas-microsoft-com:office:word" xmlns:w="http://schemas.openxmlformats.org/wordprocessingml/2006/main" xmlns:w14="http://schemas.microsoft.com/office/word/2010/wordml" xmlns:w15="http://schemas.microsoft.com/office/word/2012/wordml" xmlns:w16cex="http://schemas.microsoft.com/office/word/2018/wordml/cex" xmlns:w16cid="http://schemas.microsoft.com/office/word/2016/wordml/cid" xmlns:w16="http://schemas.microsoft.com/office/word/2018/wordml" xmlns:w16du="http://schemas.microsoft.com/office/word/2023/wordml/word16du" xmlns:w16sdtdh="http://schemas.microsoft.com/office/word/2020/wordml/sdtdatahash" xmlns:w16sdtfl="http://schemas.microsoft.com/office/word/2024/wordml/sdtformatlock" xmlns:w16se="http://schemas.microsoft.com/office/word/2015/wordml/symex" xmlns:wpg="http://schemas.microsoft.com/office/word/2010/wordprocessingGroup" xmlns:wpi="http://schemas.microsoft.com/office/word/2010/wordprocessingInk" xmlns:wne="http://schemas.microsoft.com/office/word/2006/wordml" xmlns:wps="http://schemas.microsoft.com/office/word/2010/wordprocessingShape" mc:Ignorable="w14 w15 w16se w16cid w16 w16cex w16sdtdh w16sdtfl w16du wp14">
   <w:footnote w:type="separator" w:id="-1">
     <w:p>
       <w:pPr>
@@ -6068,7 +6078,7 @@
 </file>
 
 <file path=word/numbering.xml><?xml version="1.0" encoding="utf-8"?>
-<w:numbering xmlns:wpc="http://schemas.microsoft.com/office/word/2010/wordprocessingCanvas" xmlns:cx="http://schemas.microsoft.com/office/drawing/2014/chartex" xmlns:cx1="http://schemas.microsoft.com/office/drawing/2015/9/8/chartex" xmlns:cx2="http://schemas.microsoft.com/office/drawing/2015/10/21/chartex" xmlns:cx3="http://schemas.microsoft.com/office/drawing/2016/5/9/chartex" xmlns:cx4="http://schemas.microsoft.com/office/drawing/2016/5/10/chartex" xmlns:cx5="http://schemas.microsoft.com/office/drawing/2016/5/11/chartex" xmlns:cx6="http://schemas.microsoft.com/office/drawing/2016/5/12/chartex" xmlns:cx7="http://schemas.microsoft.com/office/drawing/2016/5/13/chartex" xmlns:cx8="http://schemas.microsoft.com/office/drawing/2016/5/14/chartex" xmlns:mc="http://schemas.openxmlformats.org/markup-compatibility/2006" xmlns:aink="http://schemas.microsoft.com/office/drawing/2016/ink" xmlns:am3d="http://schemas.microsoft.com/office/drawing/2017/model3d" xmlns:o="urn:schemas-microsoft-com:office:office" xmlns:r="http://schemas.openxmlformats.org/officeDocument/2006/relationships" xmlns:m="http://schemas.openxmlformats.org/officeDocument/2006/math" xmlns:v="urn:schemas-microsoft-com:vml" xmlns:wp14="http://schemas.microsoft.com/office/word/2010/wordprocessingDrawing" xmlns:wp="http://schemas.openxmlformats.org/drawingml/2006/wordprocessingDrawing" xmlns:w10="urn:schemas-microsoft-com:office:word" xmlns:w="http://schemas.openxmlformats.org/wordprocessingml/2006/main" xmlns:w14="http://schemas.microsoft.com/office/word/2010/wordml" xmlns:w15="http://schemas.microsoft.com/office/word/2012/wordml" xmlns:w16cex="http://schemas.microsoft.com/office/word/2018/wordml/cex" xmlns:w16cid="http://schemas.microsoft.com/office/word/2016/wordml/cid" xmlns:w16="http://schemas.microsoft.com/office/word/2018/wordml" xmlns:w16se="http://schemas.microsoft.com/office/word/2015/wordml/symex" xmlns:wpg="http://schemas.microsoft.com/office/word/2010/wordprocessingGroup" xmlns:wpi="http://schemas.microsoft.com/office/word/2010/wordprocessingInk" xmlns:wne="http://schemas.microsoft.com/office/word/2006/wordml" xmlns:wps="http://schemas.microsoft.com/office/word/2010/wordprocessingShape" mc:Ignorable="w14 w15 w16se w16cid w16 w16cex wp14">
+<w:numbering xmlns:wpc="http://schemas.microsoft.com/office/word/2010/wordprocessingCanvas" xmlns:cx="http://schemas.microsoft.com/office/drawing/2014/chartex" xmlns:cx1="http://schemas.microsoft.com/office/drawing/2015/9/8/chartex" xmlns:cx2="http://schemas.microsoft.com/office/drawing/2015/10/21/chartex" xmlns:cx3="http://schemas.microsoft.com/office/drawing/2016/5/9/chartex" xmlns:cx4="http://schemas.microsoft.com/office/drawing/2016/5/10/chartex" xmlns:cx5="http://schemas.microsoft.com/office/drawing/2016/5/11/chartex" xmlns:cx6="http://schemas.microsoft.com/office/drawing/2016/5/12/chartex" xmlns:cx7="http://schemas.microsoft.com/office/drawing/2016/5/13/chartex" xmlns:cx8="http://schemas.microsoft.com/office/drawing/2016/5/14/chartex" xmlns:mc="http://schemas.openxmlformats.org/markup-compatibility/2006" xmlns:aink="http://schemas.microsoft.com/office/drawing/2016/ink" xmlns:am3d="http://schemas.microsoft.com/office/drawing/2017/model3d" xmlns:o="urn:schemas-microsoft-com:office:office" xmlns:oel="http://schemas.microsoft.com/office/2019/extlst" xmlns:r="http://schemas.openxmlformats.org/officeDocument/2006/relationships" xmlns:m="http://schemas.openxmlformats.org/officeDocument/2006/math" xmlns:v="urn:schemas-microsoft-com:vml" xmlns:wp14="http://schemas.microsoft.com/office/word/2010/wordprocessingDrawing" xmlns:wp="http://schemas.openxmlformats.org/drawingml/2006/wordprocessingDrawing" xmlns:w10="urn:schemas-microsoft-com:office:word" xmlns:w="http://schemas.openxmlformats.org/wordprocessingml/2006/main" xmlns:w14="http://schemas.microsoft.com/office/word/2010/wordml" xmlns:w15="http://schemas.microsoft.com/office/word/2012/wordml" xmlns:w16cex="http://schemas.microsoft.com/office/word/2018/wordml/cex" xmlns:w16cid="http://schemas.microsoft.com/office/word/2016/wordml/cid" xmlns:w16="http://schemas.microsoft.com/office/word/2018/wordml" xmlns:w16du="http://schemas.microsoft.com/office/word/2023/wordml/word16du" xmlns:w16sdtdh="http://schemas.microsoft.com/office/word/2020/wordml/sdtdatahash" xmlns:w16sdtfl="http://schemas.microsoft.com/office/word/2024/wordml/sdtformatlock" xmlns:w16se="http://schemas.microsoft.com/office/word/2015/wordml/symex" xmlns:wpg="http://schemas.microsoft.com/office/word/2010/wordprocessingGroup" xmlns:wpi="http://schemas.microsoft.com/office/word/2010/wordprocessingInk" xmlns:wne="http://schemas.microsoft.com/office/word/2006/wordml" xmlns:wps="http://schemas.microsoft.com/office/word/2010/wordprocessingShape" mc:Ignorable="w14 w15 w16se w16cid w16 w16cex w16sdtdh w16sdtfl w16du wp14">
   <w:abstractNum w:abstractNumId="0" w15:restartNumberingAfterBreak="0">
     <w:nsid w:val="00626F16"/>
     <w:multiLevelType w:val="multilevel"/>
@@ -14376,172 +14386,172 @@
       </w:rPr>
     </w:lvl>
   </w:abstractNum>
-  <w:num w:numId="1">
+  <w:num w:numId="1" w16cid:durableId="1795516730">
     <w:abstractNumId w:val="16"/>
   </w:num>
-  <w:num w:numId="2">
+  <w:num w:numId="2" w16cid:durableId="1095053495">
     <w:abstractNumId w:val="51"/>
   </w:num>
-  <w:num w:numId="3">
+  <w:num w:numId="3" w16cid:durableId="1093085950">
     <w:abstractNumId w:val="6"/>
   </w:num>
-  <w:num w:numId="4">
+  <w:num w:numId="4" w16cid:durableId="1536311502">
     <w:abstractNumId w:val="46"/>
   </w:num>
-  <w:num w:numId="5">
+  <w:num w:numId="5" w16cid:durableId="567037195">
     <w:abstractNumId w:val="9"/>
   </w:num>
-  <w:num w:numId="6">
+  <w:num w:numId="6" w16cid:durableId="888808763">
     <w:abstractNumId w:val="10"/>
   </w:num>
-  <w:num w:numId="7">
+  <w:num w:numId="7" w16cid:durableId="1076433766">
     <w:abstractNumId w:val="33"/>
   </w:num>
-  <w:num w:numId="8">
+  <w:num w:numId="8" w16cid:durableId="1265068310">
     <w:abstractNumId w:val="52"/>
   </w:num>
-  <w:num w:numId="9">
+  <w:num w:numId="9" w16cid:durableId="1062408639">
     <w:abstractNumId w:val="0"/>
   </w:num>
-  <w:num w:numId="10">
+  <w:num w:numId="10" w16cid:durableId="217202866">
     <w:abstractNumId w:val="26"/>
   </w:num>
-  <w:num w:numId="11">
+  <w:num w:numId="11" w16cid:durableId="1503466777">
     <w:abstractNumId w:val="43"/>
   </w:num>
-  <w:num w:numId="12">
+  <w:num w:numId="12" w16cid:durableId="422842946">
     <w:abstractNumId w:val="54"/>
   </w:num>
-  <w:num w:numId="13">
+  <w:num w:numId="13" w16cid:durableId="87891486">
     <w:abstractNumId w:val="38"/>
   </w:num>
-  <w:num w:numId="14">
+  <w:num w:numId="14" w16cid:durableId="147135800">
     <w:abstractNumId w:val="47"/>
   </w:num>
-  <w:num w:numId="15">
+  <w:num w:numId="15" w16cid:durableId="580288129">
     <w:abstractNumId w:val="32"/>
   </w:num>
-  <w:num w:numId="16">
+  <w:num w:numId="16" w16cid:durableId="1575385968">
     <w:abstractNumId w:val="53"/>
   </w:num>
-  <w:num w:numId="17">
+  <w:num w:numId="17" w16cid:durableId="1765833666">
     <w:abstractNumId w:val="18"/>
   </w:num>
-  <w:num w:numId="18">
+  <w:num w:numId="18" w16cid:durableId="1702703021">
     <w:abstractNumId w:val="24"/>
   </w:num>
-  <w:num w:numId="19">
+  <w:num w:numId="19" w16cid:durableId="732854236">
     <w:abstractNumId w:val="21"/>
   </w:num>
-  <w:num w:numId="20">
+  <w:num w:numId="20" w16cid:durableId="348025540">
     <w:abstractNumId w:val="15"/>
   </w:num>
-  <w:num w:numId="21">
+  <w:num w:numId="21" w16cid:durableId="1330253395">
     <w:abstractNumId w:val="36"/>
   </w:num>
-  <w:num w:numId="22">
+  <w:num w:numId="22" w16cid:durableId="724183041">
     <w:abstractNumId w:val="11"/>
   </w:num>
-  <w:num w:numId="23">
+  <w:num w:numId="23" w16cid:durableId="1239510976">
     <w:abstractNumId w:val="23"/>
   </w:num>
-  <w:num w:numId="24">
+  <w:num w:numId="24" w16cid:durableId="1955751200">
     <w:abstractNumId w:val="31"/>
   </w:num>
-  <w:num w:numId="25">
+  <w:num w:numId="25" w16cid:durableId="1397781038">
     <w:abstractNumId w:val="29"/>
   </w:num>
-  <w:num w:numId="26">
+  <w:num w:numId="26" w16cid:durableId="644429583">
     <w:abstractNumId w:val="3"/>
   </w:num>
-  <w:num w:numId="27">
+  <w:num w:numId="27" w16cid:durableId="1139037638">
     <w:abstractNumId w:val="49"/>
   </w:num>
-  <w:num w:numId="28">
+  <w:num w:numId="28" w16cid:durableId="1071004374">
     <w:abstractNumId w:val="22"/>
   </w:num>
-  <w:num w:numId="29">
+  <w:num w:numId="29" w16cid:durableId="332806319">
     <w:abstractNumId w:val="2"/>
   </w:num>
-  <w:num w:numId="30">
+  <w:num w:numId="30" w16cid:durableId="1056318145">
     <w:abstractNumId w:val="48"/>
   </w:num>
-  <w:num w:numId="31">
+  <w:num w:numId="31" w16cid:durableId="308242307">
     <w:abstractNumId w:val="8"/>
   </w:num>
-  <w:num w:numId="32">
+  <w:num w:numId="32" w16cid:durableId="796606221">
     <w:abstractNumId w:val="37"/>
   </w:num>
-  <w:num w:numId="33">
+  <w:num w:numId="33" w16cid:durableId="676233001">
     <w:abstractNumId w:val="5"/>
   </w:num>
-  <w:num w:numId="34">
+  <w:num w:numId="34" w16cid:durableId="1603606743">
     <w:abstractNumId w:val="1"/>
   </w:num>
-  <w:num w:numId="35">
+  <w:num w:numId="35" w16cid:durableId="1015574112">
     <w:abstractNumId w:val="17"/>
   </w:num>
-  <w:num w:numId="36">
+  <w:num w:numId="36" w16cid:durableId="855197495">
     <w:abstractNumId w:val="7"/>
   </w:num>
-  <w:num w:numId="37">
+  <w:num w:numId="37" w16cid:durableId="425615674">
     <w:abstractNumId w:val="12"/>
   </w:num>
-  <w:num w:numId="38">
+  <w:num w:numId="38" w16cid:durableId="657995601">
     <w:abstractNumId w:val="30"/>
   </w:num>
-  <w:num w:numId="39">
+  <w:num w:numId="39" w16cid:durableId="1932198554">
     <w:abstractNumId w:val="20"/>
   </w:num>
-  <w:num w:numId="40">
+  <w:num w:numId="40" w16cid:durableId="1806118914">
     <w:abstractNumId w:val="19"/>
   </w:num>
-  <w:num w:numId="41">
+  <w:num w:numId="41" w16cid:durableId="1921671147">
     <w:abstractNumId w:val="28"/>
   </w:num>
-  <w:num w:numId="42">
+  <w:num w:numId="42" w16cid:durableId="12416232">
     <w:abstractNumId w:val="50"/>
   </w:num>
-  <w:num w:numId="43">
+  <w:num w:numId="43" w16cid:durableId="2088795644">
     <w:abstractNumId w:val="42"/>
   </w:num>
-  <w:num w:numId="44">
+  <w:num w:numId="44" w16cid:durableId="1614363251">
     <w:abstractNumId w:val="25"/>
   </w:num>
-  <w:num w:numId="45">
+  <w:num w:numId="45" w16cid:durableId="43792631">
     <w:abstractNumId w:val="40"/>
   </w:num>
-  <w:num w:numId="46">
+  <w:num w:numId="46" w16cid:durableId="1818107458">
     <w:abstractNumId w:val="45"/>
   </w:num>
-  <w:num w:numId="47">
+  <w:num w:numId="47" w16cid:durableId="129635778">
     <w:abstractNumId w:val="39"/>
   </w:num>
-  <w:num w:numId="48">
+  <w:num w:numId="48" w16cid:durableId="1558398413">
     <w:abstractNumId w:val="13"/>
   </w:num>
-  <w:num w:numId="49">
+  <w:num w:numId="49" w16cid:durableId="938827765">
     <w:abstractNumId w:val="34"/>
   </w:num>
-  <w:num w:numId="50">
+  <w:num w:numId="50" w16cid:durableId="1838382042">
     <w:abstractNumId w:val="4"/>
   </w:num>
-  <w:num w:numId="51">
+  <w:num w:numId="51" w16cid:durableId="860782098">
     <w:abstractNumId w:val="55"/>
   </w:num>
-  <w:num w:numId="52">
+  <w:num w:numId="52" w16cid:durableId="318115241">
     <w:abstractNumId w:val="41"/>
   </w:num>
-  <w:num w:numId="53">
+  <w:num w:numId="53" w16cid:durableId="797646158">
     <w:abstractNumId w:val="27"/>
   </w:num>
-  <w:num w:numId="54">
+  <w:num w:numId="54" w16cid:durableId="759982529">
     <w:abstractNumId w:val="35"/>
   </w:num>
-  <w:num w:numId="55">
+  <w:num w:numId="55" w16cid:durableId="246502968">
     <w:abstractNumId w:val="44"/>
   </w:num>
-  <w:num w:numId="56">
+  <w:num w:numId="56" w16cid:durableId="2062943118">
     <w:abstractNumId w:val="14"/>
   </w:num>
   <w:numIdMacAtCleanup w:val="56"/>
@@ -14549,7 +14559,7 @@
 </file>
 
 <file path=word/styles.xml><?xml version="1.0" encoding="utf-8"?>
-<w:styles xmlns:mc="http://schemas.openxmlformats.org/markup-compatibility/2006" xmlns:r="http://schemas.openxmlformats.org/officeDocument/2006/relationships" xmlns:w="http://schemas.openxmlformats.org/wordprocessingml/2006/main" xmlns:w14="http://schemas.microsoft.com/office/word/2010/wordml" xmlns:w15="http://schemas.microsoft.com/office/word/2012/wordml" xmlns:w16cex="http://schemas.microsoft.com/office/word/2018/wordml/cex" xmlns:w16cid="http://schemas.microsoft.com/office/word/2016/wordml/cid" xmlns:w16="http://schemas.microsoft.com/office/word/2018/wordml" xmlns:w16se="http://schemas.microsoft.com/office/word/2015/wordml/symex" mc:Ignorable="w14 w15 w16se w16cid w16 w16cex">
+<w:styles xmlns:mc="http://schemas.openxmlformats.org/markup-compatibility/2006" xmlns:r="http://schemas.openxmlformats.org/officeDocument/2006/relationships" xmlns:w="http://schemas.openxmlformats.org/wordprocessingml/2006/main" xmlns:w14="http://schemas.microsoft.com/office/word/2010/wordml" xmlns:w15="http://schemas.microsoft.com/office/word/2012/wordml" xmlns:w16cex="http://schemas.microsoft.com/office/word/2018/wordml/cex" xmlns:w16cid="http://schemas.microsoft.com/office/word/2016/wordml/cid" xmlns:w16="http://schemas.microsoft.com/office/word/2018/wordml" xmlns:w16du="http://schemas.microsoft.com/office/word/2023/wordml/word16du" xmlns:w16sdtdh="http://schemas.microsoft.com/office/word/2020/wordml/sdtdatahash" xmlns:w16sdtfl="http://schemas.microsoft.com/office/word/2024/wordml/sdtformatlock" xmlns:w16se="http://schemas.microsoft.com/office/word/2015/wordml/symex" mc:Ignorable="w14 w15 w16se w16cid w16 w16cex w16sdtdh w16sdtfl w16du">
   <w:docDefaults>
     <w:rPrDefault>
       <w:rPr>
